--- a/data/outputs/v2/Physics/SS1.3_Temperature_and_Thermal_Expansion/Physics_Temperature_and_Thermal_Expansion_CBE_LessonSequence.docx
+++ b/data/outputs/v2/Physics/SS1.3_Temperature_and_Thermal_Expansion/Physics_Temperature_and_Thermal_Expansion_CBE_LessonSequence.docx
@@ -3266,7 +3266,7 @@
             <w:pPr>
               <w:spacing w:after="20" w:before="0"/>
             </w:pPr>
-            <w:hyperlink w:history="1" r:id="rIdqywtbai10pfqhdtvxv4ug">
+            <w:hyperlink w:history="1" r:id="rIdvlxcqla1mjgwisctbrk4h">
               <w:r>
                 <w:rPr>
                   <w:rFonts w:ascii="Arial" w:cs="Arial" w:eastAsia="Arial" w:hAnsi="Arial"/>
@@ -3275,7 +3275,7 @@
                   <w:szCs w:val="16"/>
                   <w:u w:val="single" w:color="2E75B6"/>
                 </w:rPr>
-                <w:t xml:space="preserve">Physical and chemical changes</w:t>
+                <w:t xml:space="preserve">Video: States of Matter</w:t>
               </w:r>
             </w:hyperlink>
           </w:p>
@@ -3291,7 +3291,7 @@
                 <w:sz w:val="14"/>
                 <w:szCs w:val="14"/>
               </w:rPr>
-              <w:t xml:space="preserve">Source: Khan Academy (English - US curriculum)</w:t>
+              <w:t xml:space="preserve">Source: PhET Interactive Simulations (English)</w:t>
             </w:r>
           </w:p>
           <w:p>
@@ -3299,7 +3299,7 @@
               <w:spacing w:after="10" w:before="0"/>
               <w:ind w:left="120"/>
             </w:pPr>
-            <w:hyperlink w:history="1" r:id="rId4ub_marpyos2j2wdoho1a">
+            <w:hyperlink w:history="1" r:id="rIdseo4eotccfzdujbbfui3t">
               <w:r>
                 <w:rPr>
                   <w:rFonts w:ascii="Arial" w:cs="Arial" w:eastAsia="Arial" w:hAnsi="Arial"/>
@@ -3344,7 +3344,7 @@
             <w:pPr>
               <w:spacing w:after="20" w:before="0"/>
             </w:pPr>
-            <w:hyperlink w:history="1" r:id="rId8dzknjsdfrtffnz7ndknr">
+            <w:hyperlink w:history="1" r:id="rIdkzlobkivs-hxmcqiuo7ql">
               <w:r>
                 <w:rPr>
                   <w:rFonts w:ascii="Arial" w:cs="Arial" w:eastAsia="Arial" w:hAnsi="Arial"/>
@@ -3353,7 +3353,7 @@
                   <w:szCs w:val="16"/>
                   <w:u w:val="single" w:color="2E75B6"/>
                 </w:rPr>
-                <w:t xml:space="preserve">Thermal Energy (Flexbook)</w:t>
+                <w:t xml:space="preserve">States of Matter (Flexbook)</w:t>
               </w:r>
             </w:hyperlink>
           </w:p>
@@ -3377,7 +3377,7 @@
               <w:spacing w:after="10" w:before="0"/>
               <w:ind w:left="120"/>
             </w:pPr>
-            <w:hyperlink w:history="1" r:id="rIdw-pamivr9bpm6uxf3zv-r">
+            <w:hyperlink w:history="1" r:id="rIdirlx2ufco9wpmq88z3zix">
               <w:r>
                 <w:rPr>
                   <w:rFonts w:ascii="Arial" w:cs="Arial" w:eastAsia="Arial" w:hAnsi="Arial"/>
@@ -3724,7 +3724,7 @@
             <w:pPr>
               <w:spacing w:after="20" w:before="0"/>
             </w:pPr>
-            <w:hyperlink w:history="1" r:id="rIdtmfnheorzin0jmiormmxd">
+            <w:hyperlink w:history="1" r:id="rIdd8ytubrlu_jglz3ubbcyp">
               <w:r>
                 <w:rPr>
                   <w:rFonts w:ascii="Arial" w:cs="Arial" w:eastAsia="Arial" w:hAnsi="Arial"/>
@@ -3733,7 +3733,7 @@
                   <w:szCs w:val="16"/>
                   <w:u w:val="single" w:color="2E75B6"/>
                 </w:rPr>
-                <w:t xml:space="preserve">Physical and chemical changes</w:t>
+                <w:t xml:space="preserve">Video: States of Matter: Basics</w:t>
               </w:r>
             </w:hyperlink>
           </w:p>
@@ -3749,7 +3749,7 @@
                 <w:sz w:val="14"/>
                 <w:szCs w:val="14"/>
               </w:rPr>
-              <w:t xml:space="preserve">Source: Khan Academy (English - US curriculum)</w:t>
+              <w:t xml:space="preserve">Source: PhET Interactive Simulations (English)</w:t>
             </w:r>
           </w:p>
           <w:p>
@@ -3757,7 +3757,7 @@
               <w:spacing w:after="10" w:before="0"/>
               <w:ind w:left="120"/>
             </w:pPr>
-            <w:hyperlink w:history="1" r:id="rIdjc6q8zg9urk11bkripayq">
+            <w:hyperlink w:history="1" r:id="rId7tqegsqnpocktt23duzie">
               <w:r>
                 <w:rPr>
                   <w:rFonts w:ascii="Arial" w:cs="Arial" w:eastAsia="Arial" w:hAnsi="Arial"/>
@@ -3795,14 +3795,14 @@
                 <w:sz w:val="16"/>
                 <w:szCs w:val="16"/>
               </w:rPr>
-              <w:t xml:space="preserve">📖 HTML:</w:t>
+              <w:t xml:space="preserve">📖 EXERCISE:</w:t>
             </w:r>
           </w:p>
           <w:p>
             <w:pPr>
               <w:spacing w:after="20" w:before="0"/>
             </w:pPr>
-            <w:hyperlink w:history="1" r:id="rIdi0x52mj1q-iie2ezcxj63">
+            <w:hyperlink w:history="1" r:id="rId2wz20c3cpejm-jyms6yky">
               <w:r>
                 <w:rPr>
                   <w:rFonts w:ascii="Arial" w:cs="Arial" w:eastAsia="Arial" w:hAnsi="Arial"/>
@@ -3811,7 +3811,7 @@
                   <w:szCs w:val="16"/>
                   <w:u w:val="single" w:color="2E75B6"/>
                 </w:rPr>
-                <w:t xml:space="preserve">Thermal Energy (Flexbook)</w:t>
+                <w:t xml:space="preserve">States of Matter Practice</w:t>
               </w:r>
             </w:hyperlink>
           </w:p>
@@ -3835,7 +3835,7 @@
               <w:spacing w:after="10" w:before="0"/>
               <w:ind w:left="120"/>
             </w:pPr>
-            <w:hyperlink w:history="1" r:id="rIdjv1ysnt2_4xszw8w-98ww">
+            <w:hyperlink w:history="1" r:id="rIdilthkwxf1mpvcwa6_q3nz">
               <w:r>
                 <w:rPr>
                   <w:rFonts w:ascii="Arial" w:cs="Arial" w:eastAsia="Arial" w:hAnsi="Arial"/>
@@ -4144,7 +4144,7 @@
             <w:pPr>
               <w:spacing w:after="20" w:before="0"/>
             </w:pPr>
-            <w:hyperlink w:history="1" r:id="rIdor_thzodpufwd-kvikljz">
+            <w:hyperlink w:history="1" r:id="rIdzawas_c8jnvlfxqtvmahu">
               <w:r>
                 <w:rPr>
                   <w:rFonts w:ascii="Arial" w:cs="Arial" w:eastAsia="Arial" w:hAnsi="Arial"/>
@@ -4153,7 +4153,7 @@
                   <w:szCs w:val="16"/>
                   <w:u w:val="single" w:color="2E75B6"/>
                 </w:rPr>
-                <w:t xml:space="preserve">Physical and chemical changes</w:t>
+                <w:t xml:space="preserve">States of matter</w:t>
               </w:r>
             </w:hyperlink>
           </w:p>
@@ -4177,7 +4177,7 @@
               <w:spacing w:after="10" w:before="0"/>
               <w:ind w:left="120"/>
             </w:pPr>
-            <w:hyperlink w:history="1" r:id="rId8z4bv4rxfbxykvqjkheoo">
+            <w:hyperlink w:history="1" r:id="rIdiwcjsxrxx0jc4kprcnt-y">
               <w:r>
                 <w:rPr>
                   <w:rFonts w:ascii="Arial" w:cs="Arial" w:eastAsia="Arial" w:hAnsi="Arial"/>
@@ -4215,14 +4215,14 @@
                 <w:sz w:val="16"/>
                 <w:szCs w:val="16"/>
               </w:rPr>
-              <w:t xml:space="preserve">📖 HTML:</w:t>
+              <w:t xml:space="preserve">📖 EXERCISE:</w:t>
             </w:r>
           </w:p>
           <w:p>
             <w:pPr>
               <w:spacing w:after="20" w:before="0"/>
             </w:pPr>
-            <w:hyperlink w:history="1" r:id="rIdj1chflkr4bhezjnqx2--u">
+            <w:hyperlink w:history="1" r:id="rIdxusbz1izh_gdkb6sbbkpp">
               <w:r>
                 <w:rPr>
                   <w:rFonts w:ascii="Arial" w:cs="Arial" w:eastAsia="Arial" w:hAnsi="Arial"/>
@@ -4231,7 +4231,7 @@
                   <w:szCs w:val="16"/>
                   <w:u w:val="single" w:color="2E75B6"/>
                 </w:rPr>
-                <w:t xml:space="preserve">Thermal Energy (Flexbook)</w:t>
+                <w:t xml:space="preserve">States of Matter in Biological Systems Practice</w:t>
               </w:r>
             </w:hyperlink>
           </w:p>
@@ -4255,7 +4255,7 @@
               <w:spacing w:after="10" w:before="0"/>
               <w:ind w:left="120"/>
             </w:pPr>
-            <w:hyperlink w:history="1" r:id="rIdy186-qk5fvbvs2ory0pvi">
+            <w:hyperlink w:history="1" r:id="rIdvqorri6bktjskgwfcjmpd">
               <w:r>
                 <w:rPr>
                   <w:rFonts w:ascii="Arial" w:cs="Arial" w:eastAsia="Arial" w:hAnsi="Arial"/>
@@ -4564,7 +4564,7 @@
             <w:pPr>
               <w:spacing w:after="20" w:before="0"/>
             </w:pPr>
-            <w:hyperlink w:history="1" r:id="rId3v_4f1yrlw4hhaxxxclr6">
+            <w:hyperlink w:history="1" r:id="rIdg9ga-z2t1zreht-av9xym">
               <w:r>
                 <w:rPr>
                   <w:rFonts w:ascii="Arial" w:cs="Arial" w:eastAsia="Arial" w:hAnsi="Arial"/>
@@ -4573,7 +4573,7 @@
                   <w:szCs w:val="16"/>
                   <w:u w:val="single" w:color="2E75B6"/>
                 </w:rPr>
-                <w:t xml:space="preserve">Physical and chemical changes</w:t>
+                <w:t xml:space="preserve">Real gases: Deviations from ideal behavior</w:t>
               </w:r>
             </w:hyperlink>
           </w:p>
@@ -4597,7 +4597,7 @@
               <w:spacing w:after="10" w:before="0"/>
               <w:ind w:left="120"/>
             </w:pPr>
-            <w:hyperlink w:history="1" r:id="rIdzb9ednm9ntemhpvkhgt60">
+            <w:hyperlink w:history="1" r:id="rIddpeettm4h3kiizmeolrkm">
               <w:r>
                 <w:rPr>
                   <w:rFonts w:ascii="Arial" w:cs="Arial" w:eastAsia="Arial" w:hAnsi="Arial"/>
@@ -4642,7 +4642,7 @@
             <w:pPr>
               <w:spacing w:after="20" w:before="0"/>
             </w:pPr>
-            <w:hyperlink w:history="1" r:id="rIda46p9ycauwsmop8avyokz">
+            <w:hyperlink w:history="1" r:id="rIdyi1-i6yjrllj-mdxnklcg">
               <w:r>
                 <w:rPr>
                   <w:rFonts w:ascii="Arial" w:cs="Arial" w:eastAsia="Arial" w:hAnsi="Arial"/>
@@ -4651,7 +4651,7 @@
                   <w:szCs w:val="16"/>
                   <w:u w:val="single" w:color="2E75B6"/>
                 </w:rPr>
-                <w:t xml:space="preserve">Thermal Energy (Flexbook)</w:t>
+                <w:t xml:space="preserve">States of Matter in Biological Systems - Advanced (Flexbook)</w:t>
               </w:r>
             </w:hyperlink>
           </w:p>
@@ -4675,7 +4675,7 @@
               <w:spacing w:after="10" w:before="0"/>
               <w:ind w:left="120"/>
             </w:pPr>
-            <w:hyperlink w:history="1" r:id="rIdrlewiwsjekpencng-uiax">
+            <w:hyperlink w:history="1" r:id="rIdroedk8twkctepfuozlj43">
               <w:r>
                 <w:rPr>
                   <w:rFonts w:ascii="Arial" w:cs="Arial" w:eastAsia="Arial" w:hAnsi="Arial"/>
@@ -4984,7 +4984,7 @@
             <w:pPr>
               <w:spacing w:after="20" w:before="0"/>
             </w:pPr>
-            <w:hyperlink w:history="1" r:id="rIdd2u6xcij9kqwloozr5iem">
+            <w:hyperlink w:history="1" r:id="rIdkqrstddnkzoifw_vfpywi">
               <w:r>
                 <w:rPr>
                   <w:rFonts w:ascii="Arial" w:cs="Arial" w:eastAsia="Arial" w:hAnsi="Arial"/>
@@ -4993,7 +4993,7 @@
                   <w:szCs w:val="16"/>
                   <w:u w:val="single" w:color="2E75B6"/>
                 </w:rPr>
-                <w:t xml:space="preserve">Physical and chemical changes</w:t>
+                <w:t xml:space="preserve">States of matter -dubbed(KY)</w:t>
               </w:r>
             </w:hyperlink>
           </w:p>
@@ -5009,7 +5009,7 @@
                 <w:sz w:val="14"/>
                 <w:szCs w:val="14"/>
               </w:rPr>
-              <w:t xml:space="preserve">Source: Khan Academy (English - US curriculum)</w:t>
+              <w:t xml:space="preserve">Source: Khan Academy (Kiswahili)</w:t>
             </w:r>
           </w:p>
           <w:p>
@@ -5017,7 +5017,7 @@
               <w:spacing w:after="10" w:before="0"/>
               <w:ind w:left="120"/>
             </w:pPr>
-            <w:hyperlink w:history="1" r:id="rIdymm58voywk1zpp_ce8crn">
+            <w:hyperlink w:history="1" r:id="rIdhman6_y86nuxhrrchw9qs">
               <w:r>
                 <w:rPr>
                   <w:rFonts w:ascii="Arial" w:cs="Arial" w:eastAsia="Arial" w:hAnsi="Arial"/>
@@ -5062,7 +5062,7 @@
             <w:pPr>
               <w:spacing w:after="20" w:before="0"/>
             </w:pPr>
-            <w:hyperlink w:history="1" r:id="rIdipjtpkg6zccpnjstchjao">
+            <w:hyperlink w:history="1" r:id="rIdu3tab1es6lfu44f7ekhd9">
               <w:r>
                 <w:rPr>
                   <w:rFonts w:ascii="Arial" w:cs="Arial" w:eastAsia="Arial" w:hAnsi="Arial"/>
@@ -5071,7 +5071,7 @@
                   <w:szCs w:val="16"/>
                   <w:u w:val="single" w:color="2E75B6"/>
                 </w:rPr>
-                <w:t xml:space="preserve">Thermal Energy (Flexbook)</w:t>
+                <w:t xml:space="preserve">Pressure versus Temperature (PLIX)</w:t>
               </w:r>
             </w:hyperlink>
           </w:p>
@@ -5095,7 +5095,7 @@
               <w:spacing w:after="10" w:before="0"/>
               <w:ind w:left="120"/>
             </w:pPr>
-            <w:hyperlink w:history="1" r:id="rIdk1mrw7g4payvenvnmhtth">
+            <w:hyperlink w:history="1" r:id="rIdl6jrv1qwe8xw6p6cg-nlg">
               <w:r>
                 <w:rPr>
                   <w:rFonts w:ascii="Arial" w:cs="Arial" w:eastAsia="Arial" w:hAnsi="Arial"/>
@@ -6658,7 +6658,7 @@
             <w:pPr>
               <w:spacing w:after="20" w:before="0"/>
             </w:pPr>
-            <w:hyperlink w:history="1" r:id="rId2ailjej-r0lijlz1blrhi">
+            <w:hyperlink w:history="1" r:id="rIdh8uhneizjyklprsosvfu9">
               <w:r>
                 <w:rPr>
                   <w:rFonts w:ascii="Arial" w:cs="Arial" w:eastAsia="Arial" w:hAnsi="Arial"/>
@@ -6667,7 +6667,7 @@
                   <w:szCs w:val="16"/>
                   <w:u w:val="single" w:color="2E75B6"/>
                 </w:rPr>
-                <w:t xml:space="preserve">Video: States of Matter</w:t>
+                <w:t xml:space="preserve">Comparing Celsius and Fahrenheit temperature scales</w:t>
               </w:r>
             </w:hyperlink>
           </w:p>
@@ -6683,7 +6683,7 @@
                 <w:sz w:val="14"/>
                 <w:szCs w:val="14"/>
               </w:rPr>
-              <w:t xml:space="preserve">Source: PhET Interactive Simulations (English)</w:t>
+              <w:t xml:space="preserve">Source: Khan Academy (English - US curriculum)</w:t>
             </w:r>
           </w:p>
           <w:p>
@@ -6691,7 +6691,7 @@
               <w:spacing w:after="10" w:before="0"/>
               <w:ind w:left="120"/>
             </w:pPr>
-            <w:hyperlink w:history="1" r:id="rIdwgk570lgoabwyoh1mo9nk">
+            <w:hyperlink w:history="1" r:id="rIdpafp22izewl3lfttn6uvv">
               <w:r>
                 <w:rPr>
                   <w:rFonts w:ascii="Arial" w:cs="Arial" w:eastAsia="Arial" w:hAnsi="Arial"/>
@@ -6736,7 +6736,7 @@
             <w:pPr>
               <w:spacing w:after="20" w:before="0"/>
             </w:pPr>
-            <w:hyperlink w:history="1" r:id="rIdiiarfwszw1aaue4p9f-3o">
+            <w:hyperlink w:history="1" r:id="rIdz0q_2-gi-7l8o-fabvyqs">
               <w:r>
                 <w:rPr>
                   <w:rFonts w:ascii="Arial" w:cs="Arial" w:eastAsia="Arial" w:hAnsi="Arial"/>
@@ -6745,7 +6745,7 @@
                   <w:szCs w:val="16"/>
                   <w:u w:val="single" w:color="2E75B6"/>
                 </w:rPr>
-                <w:t xml:space="preserve">Pressure versus Temperature (PLIX)</w:t>
+                <w:t xml:space="preserve">Temperature and Temperature Scales (Flexbook)</w:t>
               </w:r>
             </w:hyperlink>
           </w:p>
@@ -6769,7 +6769,7 @@
               <w:spacing w:after="10" w:before="0"/>
               <w:ind w:left="120"/>
             </w:pPr>
-            <w:hyperlink w:history="1" r:id="rIdfgeydkcg0srtbnl1hbrot">
+            <w:hyperlink w:history="1" r:id="rIdj8rksq0xbdaphbmfxes70">
               <w:r>
                 <w:rPr>
                   <w:rFonts w:ascii="Arial" w:cs="Arial" w:eastAsia="Arial" w:hAnsi="Arial"/>
@@ -6964,7 +6964,7 @@
             <w:pPr>
               <w:spacing w:after="20" w:before="0"/>
             </w:pPr>
-            <w:hyperlink w:history="1" r:id="rIdqf8-riiw0dlxfzukzfnhy">
+            <w:hyperlink w:history="1" r:id="rIdjgfydf1qyditebmw4yzkf">
               <w:r>
                 <w:rPr>
                   <w:rFonts w:ascii="Arial" w:cs="Arial" w:eastAsia="Arial" w:hAnsi="Arial"/>
@@ -6973,7 +6973,7 @@
                   <w:szCs w:val="16"/>
                   <w:u w:val="single" w:color="2E75B6"/>
                 </w:rPr>
-                <w:t xml:space="preserve">Video: States of Matter</w:t>
+                <w:t xml:space="preserve">Thermodynamics part 3: Kelvin scale and Ideal gas law example</w:t>
               </w:r>
             </w:hyperlink>
           </w:p>
@@ -6989,7 +6989,7 @@
                 <w:sz w:val="14"/>
                 <w:szCs w:val="14"/>
               </w:rPr>
-              <w:t xml:space="preserve">Source: PhET Interactive Simulations (English)</w:t>
+              <w:t xml:space="preserve">Source: Khan Academy (English - US curriculum)</w:t>
             </w:r>
           </w:p>
           <w:p>
@@ -6997,7 +6997,7 @@
               <w:spacing w:after="10" w:before="0"/>
               <w:ind w:left="120"/>
             </w:pPr>
-            <w:hyperlink w:history="1" r:id="rIdvqsyvhjq_ksokiixmhn7e">
+            <w:hyperlink w:history="1" r:id="rId9kjydtqwz--ic_xff7swf">
               <w:r>
                 <w:rPr>
                   <w:rFonts w:ascii="Arial" w:cs="Arial" w:eastAsia="Arial" w:hAnsi="Arial"/>
@@ -7035,14 +7035,14 @@
                 <w:sz w:val="16"/>
                 <w:szCs w:val="16"/>
               </w:rPr>
-              <w:t xml:space="preserve">📖 HTML:</w:t>
+              <w:t xml:space="preserve">📖 EXERCISE:</w:t>
             </w:r>
           </w:p>
           <w:p>
             <w:pPr>
               <w:spacing w:after="20" w:before="0"/>
             </w:pPr>
-            <w:hyperlink w:history="1" r:id="rIdfh_wvdyqxayymifxpuute">
+            <w:hyperlink w:history="1" r:id="rIdhcuyg3jbemwd6tk0s-rop">
               <w:r>
                 <w:rPr>
                   <w:rFonts w:ascii="Arial" w:cs="Arial" w:eastAsia="Arial" w:hAnsi="Arial"/>
@@ -7051,7 +7051,7 @@
                   <w:szCs w:val="16"/>
                   <w:u w:val="single" w:color="2E75B6"/>
                 </w:rPr>
-                <w:t xml:space="preserve">Pressure versus Temperature (PLIX)</w:t>
+                <w:t xml:space="preserve">Temperature and Temperature Scales Practice</w:t>
               </w:r>
             </w:hyperlink>
           </w:p>
@@ -7075,7 +7075,7 @@
               <w:spacing w:after="10" w:before="0"/>
               <w:ind w:left="120"/>
             </w:pPr>
-            <w:hyperlink w:history="1" r:id="rIdsouzh7mics7xhxjlcov1d">
+            <w:hyperlink w:history="1" r:id="rIddmipje8wsscei5yhe6bkh">
               <w:r>
                 <w:rPr>
                   <w:rFonts w:ascii="Arial" w:cs="Arial" w:eastAsia="Arial" w:hAnsi="Arial"/>
@@ -7270,7 +7270,7 @@
             <w:pPr>
               <w:spacing w:after="20" w:before="0"/>
             </w:pPr>
-            <w:hyperlink w:history="1" r:id="rIdfblm3djk-du7tfgael845">
+            <w:hyperlink w:history="1" r:id="rIdj5fdzxfdzuzaqach0vonq">
               <w:r>
                 <w:rPr>
                   <w:rFonts w:ascii="Arial" w:cs="Arial" w:eastAsia="Arial" w:hAnsi="Arial"/>
@@ -7279,7 +7279,7 @@
                   <w:szCs w:val="16"/>
                   <w:u w:val="single" w:color="2E75B6"/>
                 </w:rPr>
-                <w:t xml:space="preserve">Video: States of Matter</w:t>
+                <w:t xml:space="preserve">Comparing Celsius and Fahrenheit temperature scales -dubbed(KY)</w:t>
               </w:r>
             </w:hyperlink>
           </w:p>
@@ -7295,7 +7295,7 @@
                 <w:sz w:val="14"/>
                 <w:szCs w:val="14"/>
               </w:rPr>
-              <w:t xml:space="preserve">Source: PhET Interactive Simulations (English)</w:t>
+              <w:t xml:space="preserve">Source: Khan Academy (Kiswahili)</w:t>
             </w:r>
           </w:p>
           <w:p>
@@ -7303,7 +7303,7 @@
               <w:spacing w:after="10" w:before="0"/>
               <w:ind w:left="120"/>
             </w:pPr>
-            <w:hyperlink w:history="1" r:id="rId3zldrjljypg7fmkrg2ltl">
+            <w:hyperlink w:history="1" r:id="rIdedncdurfyf7drh9aflbma">
               <w:r>
                 <w:rPr>
                   <w:rFonts w:ascii="Arial" w:cs="Arial" w:eastAsia="Arial" w:hAnsi="Arial"/>
@@ -7348,7 +7348,7 @@
             <w:pPr>
               <w:spacing w:after="20" w:before="0"/>
             </w:pPr>
-            <w:hyperlink w:history="1" r:id="rIde-q2plcec1ca-o66e7pvb">
+            <w:hyperlink w:history="1" r:id="rIdkbf9j0g-mf9rbntkia6nz">
               <w:r>
                 <w:rPr>
                   <w:rFonts w:ascii="Arial" w:cs="Arial" w:eastAsia="Arial" w:hAnsi="Arial"/>
@@ -7357,7 +7357,7 @@
                   <w:szCs w:val="16"/>
                   <w:u w:val="single" w:color="2E75B6"/>
                 </w:rPr>
-                <w:t xml:space="preserve">Pressure versus Temperature (PLIX)</w:t>
+                <w:t xml:space="preserve">Temperature and Temperature Scales (PLIX)</w:t>
               </w:r>
             </w:hyperlink>
           </w:p>
@@ -7381,7 +7381,7 @@
               <w:spacing w:after="10" w:before="0"/>
               <w:ind w:left="120"/>
             </w:pPr>
-            <w:hyperlink w:history="1" r:id="rIdc8xxvigwf0ptkzgisje-k">
+            <w:hyperlink w:history="1" r:id="rIdbrkdgm8tdz7b0irqxqsxs">
               <w:r>
                 <w:rPr>
                   <w:rFonts w:ascii="Arial" w:cs="Arial" w:eastAsia="Arial" w:hAnsi="Arial"/>
@@ -7576,7 +7576,7 @@
             <w:pPr>
               <w:spacing w:after="20" w:before="0"/>
             </w:pPr>
-            <w:hyperlink w:history="1" r:id="rIda-axkxiiyayzrj55a53ui">
+            <w:hyperlink w:history="1" r:id="rIdlq2g5u8ursnzo6deukllx">
               <w:r>
                 <w:rPr>
                   <w:rFonts w:ascii="Arial" w:cs="Arial" w:eastAsia="Arial" w:hAnsi="Arial"/>
@@ -7585,7 +7585,7 @@
                   <w:szCs w:val="16"/>
                   <w:u w:val="single" w:color="2E75B6"/>
                 </w:rPr>
-                <w:t xml:space="preserve">Video: States of Matter</w:t>
+                <w:t xml:space="preserve">Thermodynamics part 3: Kelvin scale and Ideal gas law example -dubbed(KY)</w:t>
               </w:r>
             </w:hyperlink>
           </w:p>
@@ -7601,7 +7601,7 @@
                 <w:sz w:val="14"/>
                 <w:szCs w:val="14"/>
               </w:rPr>
-              <w:t xml:space="preserve">Source: PhET Interactive Simulations (English)</w:t>
+              <w:t xml:space="preserve">Source: Khan Academy (Kiswahili)</w:t>
             </w:r>
           </w:p>
           <w:p>
@@ -7609,7 +7609,7 @@
               <w:spacing w:after="10" w:before="0"/>
               <w:ind w:left="120"/>
             </w:pPr>
-            <w:hyperlink w:history="1" r:id="rIdtgoeyzcn7gm2zql_x4c9y">
+            <w:hyperlink w:history="1" r:id="rIdxd3spg4eccjwdchns_b9z">
               <w:r>
                 <w:rPr>
                   <w:rFonts w:ascii="Arial" w:cs="Arial" w:eastAsia="Arial" w:hAnsi="Arial"/>
@@ -7654,7 +7654,7 @@
             <w:pPr>
               <w:spacing w:after="20" w:before="0"/>
             </w:pPr>
-            <w:hyperlink w:history="1" r:id="rIdfcac-g-736i-y44dgk2ci">
+            <w:hyperlink w:history="1" r:id="rIdj6nrpz2uh_kn1dermxspa">
               <w:r>
                 <w:rPr>
                   <w:rFonts w:ascii="Arial" w:cs="Arial" w:eastAsia="Arial" w:hAnsi="Arial"/>
@@ -7663,7 +7663,7 @@
                   <w:szCs w:val="16"/>
                   <w:u w:val="single" w:color="2E75B6"/>
                 </w:rPr>
-                <w:t xml:space="preserve">Pressure versus Temperature (PLIX)</w:t>
+                <w:t xml:space="preserve">Temperature and Temperature Scales (Flexbook)</w:t>
               </w:r>
             </w:hyperlink>
           </w:p>
@@ -7687,7 +7687,7 @@
               <w:spacing w:after="10" w:before="0"/>
               <w:ind w:left="120"/>
             </w:pPr>
-            <w:hyperlink w:history="1" r:id="rId7wskzq_uls4vhzizpq26d">
+            <w:hyperlink w:history="1" r:id="rIdxbo0ojwnlhwv9xgw5nyx5">
               <w:r>
                 <w:rPr>
                   <w:rFonts w:ascii="Arial" w:cs="Arial" w:eastAsia="Arial" w:hAnsi="Arial"/>
@@ -7882,7 +7882,7 @@
             <w:pPr>
               <w:spacing w:after="20" w:before="0"/>
             </w:pPr>
-            <w:hyperlink w:history="1" r:id="rIdpsnzrsptkymwbdocuzuwn">
+            <w:hyperlink w:history="1" r:id="rIdrfxlbihmvd_ubhbr557ic">
               <w:r>
                 <w:rPr>
                   <w:rFonts w:ascii="Arial" w:cs="Arial" w:eastAsia="Arial" w:hAnsi="Arial"/>
@@ -7891,7 +7891,7 @@
                   <w:szCs w:val="16"/>
                   <w:u w:val="single" w:color="2E75B6"/>
                 </w:rPr>
-                <w:t xml:space="preserve">Video: States of Matter</w:t>
+                <w:t xml:space="preserve">Comparing Celsius and Fahrenheit temperature scales</w:t>
               </w:r>
             </w:hyperlink>
           </w:p>
@@ -7907,7 +7907,7 @@
                 <w:sz w:val="14"/>
                 <w:szCs w:val="14"/>
               </w:rPr>
-              <w:t xml:space="preserve">Source: PhET Interactive Simulations (English)</w:t>
+              <w:t xml:space="preserve">Source: Khan Academy (English - US curriculum)</w:t>
             </w:r>
           </w:p>
           <w:p>
@@ -7915,7 +7915,7 @@
               <w:spacing w:after="10" w:before="0"/>
               <w:ind w:left="120"/>
             </w:pPr>
-            <w:hyperlink w:history="1" r:id="rId590vrd2-fggmmyi2sy_np">
+            <w:hyperlink w:history="1" r:id="rIdm6ialtklmxd733q3nw6wy">
               <w:r>
                 <w:rPr>
                   <w:rFonts w:ascii="Arial" w:cs="Arial" w:eastAsia="Arial" w:hAnsi="Arial"/>
@@ -7960,7 +7960,7 @@
             <w:pPr>
               <w:spacing w:after="20" w:before="0"/>
             </w:pPr>
-            <w:hyperlink w:history="1" r:id="rIdmptfce_fptvbd1hxtks-y">
+            <w:hyperlink w:history="1" r:id="rIdxiox7tet_vfsocgjelteo">
               <w:r>
                 <w:rPr>
                   <w:rFonts w:ascii="Arial" w:cs="Arial" w:eastAsia="Arial" w:hAnsi="Arial"/>
@@ -7969,7 +7969,7 @@
                   <w:szCs w:val="16"/>
                   <w:u w:val="single" w:color="2E75B6"/>
                 </w:rPr>
-                <w:t xml:space="preserve">Pressure versus Temperature (PLIX)</w:t>
+                <w:t xml:space="preserve">Temperature and Temperature Scales (Flexbook)</w:t>
               </w:r>
             </w:hyperlink>
           </w:p>
@@ -7993,7 +7993,7 @@
               <w:spacing w:after="10" w:before="0"/>
               <w:ind w:left="120"/>
             </w:pPr>
-            <w:hyperlink w:history="1" r:id="rIdcgbirusvibrnstnt1ixz0">
+            <w:hyperlink w:history="1" r:id="rIdk1zwyk2jxfxgnd0skl5z7">
               <w:r>
                 <w:rPr>
                   <w:rFonts w:ascii="Arial" w:cs="Arial" w:eastAsia="Arial" w:hAnsi="Arial"/>
@@ -9480,7 +9480,7 @@
             <w:pPr>
               <w:spacing w:after="20" w:before="0"/>
             </w:pPr>
-            <w:hyperlink w:history="1" r:id="rId-js25t1kgaytolyes-jbw">
+            <w:hyperlink w:history="1" r:id="rIdmmt1vuhrvhtwqwxz87tbf">
               <w:r>
                 <w:rPr>
                   <w:rFonts w:ascii="Arial" w:cs="Arial" w:eastAsia="Arial" w:hAnsi="Arial"/>
@@ -9489,7 +9489,7 @@
                   <w:szCs w:val="16"/>
                   <w:u w:val="single" w:color="2E75B6"/>
                 </w:rPr>
-                <w:t xml:space="preserve">WATCH: Railroads and the Industrial Revolution</w:t>
+                <w:t xml:space="preserve">Intro to partial fraction expansion</w:t>
               </w:r>
             </w:hyperlink>
           </w:p>
@@ -9513,7 +9513,7 @@
               <w:spacing w:after="10" w:before="0"/>
               <w:ind w:left="120"/>
             </w:pPr>
-            <w:hyperlink w:history="1" r:id="rIdpopwe5vgemgk1whxhmtyh">
+            <w:hyperlink w:history="1" r:id="rIdnq4uc3gctccyyh08gbd1m">
               <w:r>
                 <w:rPr>
                   <w:rFonts w:ascii="Arial" w:cs="Arial" w:eastAsia="Arial" w:hAnsi="Arial"/>
@@ -9558,7 +9558,7 @@
             <w:pPr>
               <w:spacing w:after="20" w:before="0"/>
             </w:pPr>
-            <w:hyperlink w:history="1" r:id="rIdu0ooshfyovmvsqclz1ety">
+            <w:hyperlink w:history="1" r:id="rId-lnsgxtvwjivzgi7h33wg">
               <w:r>
                 <w:rPr>
                   <w:rFonts w:ascii="Arial" w:cs="Arial" w:eastAsia="Arial" w:hAnsi="Arial"/>
@@ -9567,7 +9567,7 @@
                   <w:szCs w:val="16"/>
                   <w:u w:val="single" w:color="2E75B6"/>
                 </w:rPr>
-                <w:t xml:space="preserve">Thermal Energy (Flexbook)</w:t>
+                <w:t xml:space="preserve">States of Matter</w:t>
               </w:r>
             </w:hyperlink>
           </w:p>
@@ -9583,7 +9583,7 @@
                 <w:sz w:val="14"/>
                 <w:szCs w:val="14"/>
               </w:rPr>
-              <w:t xml:space="preserve">Source: CK-12</w:t>
+              <w:t xml:space="preserve">Source: PhET Interactive Simulations (English)</w:t>
             </w:r>
           </w:p>
           <w:p>
@@ -9591,7 +9591,7 @@
               <w:spacing w:after="10" w:before="0"/>
               <w:ind w:left="120"/>
             </w:pPr>
-            <w:hyperlink w:history="1" r:id="rIdjzir6ts_xx2_lj-0unpg_">
+            <w:hyperlink w:history="1" r:id="rIdcro63vffx_gj1bxzob6gz">
               <w:r>
                 <w:rPr>
                   <w:rFonts w:ascii="Arial" w:cs="Arial" w:eastAsia="Arial" w:hAnsi="Arial"/>
@@ -9786,7 +9786,7 @@
             <w:pPr>
               <w:spacing w:after="20" w:before="0"/>
             </w:pPr>
-            <w:hyperlink w:history="1" r:id="rIdi7veabbfgyqrl_cfjcnht">
+            <w:hyperlink w:history="1" r:id="rIdz0acstdsjel1wde-rdfic">
               <w:r>
                 <w:rPr>
                   <w:rFonts w:ascii="Arial" w:cs="Arial" w:eastAsia="Arial" w:hAnsi="Arial"/>
@@ -9795,7 +9795,7 @@
                   <w:szCs w:val="16"/>
                   <w:u w:val="single" w:color="2E75B6"/>
                 </w:rPr>
-                <w:t xml:space="preserve">WATCH: Railroads and the Industrial Revolution</w:t>
+                <w:t xml:space="preserve">Intro to partial fraction expansion</w:t>
               </w:r>
             </w:hyperlink>
           </w:p>
@@ -9819,7 +9819,7 @@
               <w:spacing w:after="10" w:before="0"/>
               <w:ind w:left="120"/>
             </w:pPr>
-            <w:hyperlink w:history="1" r:id="rIddog1hd9nn5joea5m4kmwq">
+            <w:hyperlink w:history="1" r:id="rId4rxrabctkyneoqueubzbf">
               <w:r>
                 <w:rPr>
                   <w:rFonts w:ascii="Arial" w:cs="Arial" w:eastAsia="Arial" w:hAnsi="Arial"/>
@@ -9864,7 +9864,7 @@
             <w:pPr>
               <w:spacing w:after="20" w:before="0"/>
             </w:pPr>
-            <w:hyperlink w:history="1" r:id="rIdicw1kkbtw0liul6eaxs8r">
+            <w:hyperlink w:history="1" r:id="rIdgqzqamvdzaw8ovbb5ovai">
               <w:r>
                 <w:rPr>
                   <w:rFonts w:ascii="Arial" w:cs="Arial" w:eastAsia="Arial" w:hAnsi="Arial"/>
@@ -9873,7 +9873,7 @@
                   <w:szCs w:val="16"/>
                   <w:u w:val="single" w:color="2E75B6"/>
                 </w:rPr>
-                <w:t xml:space="preserve">Thermal Energy (Flexbook)</w:t>
+                <w:t xml:space="preserve">States of Matter</w:t>
               </w:r>
             </w:hyperlink>
           </w:p>
@@ -9889,7 +9889,7 @@
                 <w:sz w:val="14"/>
                 <w:szCs w:val="14"/>
               </w:rPr>
-              <w:t xml:space="preserve">Source: CK-12</w:t>
+              <w:t xml:space="preserve">Source: PhET Interactive Simulations (English)</w:t>
             </w:r>
           </w:p>
           <w:p>
@@ -9897,7 +9897,7 @@
               <w:spacing w:after="10" w:before="0"/>
               <w:ind w:left="120"/>
             </w:pPr>
-            <w:hyperlink w:history="1" r:id="rIdzcbxb6xsuh9wvk6sqr6xe">
+            <w:hyperlink w:history="1" r:id="rId7zg4piqhuit4gynuren47">
               <w:r>
                 <w:rPr>
                   <w:rFonts w:ascii="Arial" w:cs="Arial" w:eastAsia="Arial" w:hAnsi="Arial"/>
@@ -10092,7 +10092,7 @@
             <w:pPr>
               <w:spacing w:after="20" w:before="0"/>
             </w:pPr>
-            <w:hyperlink w:history="1" r:id="rIdlppjt_daf1zws1no70x0q">
+            <w:hyperlink w:history="1" r:id="rId1ofgtdq-wlbsfjy0gxoqi">
               <w:r>
                 <w:rPr>
                   <w:rFonts w:ascii="Arial" w:cs="Arial" w:eastAsia="Arial" w:hAnsi="Arial"/>
@@ -10101,7 +10101,7 @@
                   <w:szCs w:val="16"/>
                   <w:u w:val="single" w:color="2E75B6"/>
                 </w:rPr>
-                <w:t xml:space="preserve">WATCH: Railroads and the Industrial Revolution</w:t>
+                <w:t xml:space="preserve">Intro to partial fraction expansion</w:t>
               </w:r>
             </w:hyperlink>
           </w:p>
@@ -10125,7 +10125,7 @@
               <w:spacing w:after="10" w:before="0"/>
               <w:ind w:left="120"/>
             </w:pPr>
-            <w:hyperlink w:history="1" r:id="rIdw0nqfmtrs0qlnxuhmgbmb">
+            <w:hyperlink w:history="1" r:id="rIdvp4ocfqfdaugnhi9ghtbv">
               <w:r>
                 <w:rPr>
                   <w:rFonts w:ascii="Arial" w:cs="Arial" w:eastAsia="Arial" w:hAnsi="Arial"/>
@@ -10170,7 +10170,7 @@
             <w:pPr>
               <w:spacing w:after="20" w:before="0"/>
             </w:pPr>
-            <w:hyperlink w:history="1" r:id="rIdnol3b0nb5lbec6aj-eky4">
+            <w:hyperlink w:history="1" r:id="rIdhrchzrzd47zberhr_lmky">
               <w:r>
                 <w:rPr>
                   <w:rFonts w:ascii="Arial" w:cs="Arial" w:eastAsia="Arial" w:hAnsi="Arial"/>
@@ -10179,7 +10179,7 @@
                   <w:szCs w:val="16"/>
                   <w:u w:val="single" w:color="2E75B6"/>
                 </w:rPr>
-                <w:t xml:space="preserve">Thermal Energy (Flexbook)</w:t>
+                <w:t xml:space="preserve">States of Matter</w:t>
               </w:r>
             </w:hyperlink>
           </w:p>
@@ -10195,7 +10195,7 @@
                 <w:sz w:val="14"/>
                 <w:szCs w:val="14"/>
               </w:rPr>
-              <w:t xml:space="preserve">Source: CK-12</w:t>
+              <w:t xml:space="preserve">Source: PhET Interactive Simulations (English)</w:t>
             </w:r>
           </w:p>
           <w:p>
@@ -10203,7 +10203,7 @@
               <w:spacing w:after="10" w:before="0"/>
               <w:ind w:left="120"/>
             </w:pPr>
-            <w:hyperlink w:history="1" r:id="rIdapx4lscl2nvppr6t9osxi">
+            <w:hyperlink w:history="1" r:id="rIdrg9hcyjghtxdurcgz4u3b">
               <w:r>
                 <w:rPr>
                   <w:rFonts w:ascii="Arial" w:cs="Arial" w:eastAsia="Arial" w:hAnsi="Arial"/>
@@ -10398,7 +10398,7 @@
             <w:pPr>
               <w:spacing w:after="20" w:before="0"/>
             </w:pPr>
-            <w:hyperlink w:history="1" r:id="rIdubk6exe1hg5ut8e2x-img">
+            <w:hyperlink w:history="1" r:id="rIdt9omzpnnv5zzrrkrjfd_c">
               <w:r>
                 <w:rPr>
                   <w:rFonts w:ascii="Arial" w:cs="Arial" w:eastAsia="Arial" w:hAnsi="Arial"/>
@@ -10407,7 +10407,7 @@
                   <w:szCs w:val="16"/>
                   <w:u w:val="single" w:color="2E75B6"/>
                 </w:rPr>
-                <w:t xml:space="preserve">WATCH: Railroads and the Industrial Revolution</w:t>
+                <w:t xml:space="preserve">Intro to partial fraction expansion</w:t>
               </w:r>
             </w:hyperlink>
           </w:p>
@@ -10431,7 +10431,7 @@
               <w:spacing w:after="10" w:before="0"/>
               <w:ind w:left="120"/>
             </w:pPr>
-            <w:hyperlink w:history="1" r:id="rIdposb21eeezunooqkqytrs">
+            <w:hyperlink w:history="1" r:id="rIdzli05etuvctydgax-5jjp">
               <w:r>
                 <w:rPr>
                   <w:rFonts w:ascii="Arial" w:cs="Arial" w:eastAsia="Arial" w:hAnsi="Arial"/>
@@ -10476,7 +10476,7 @@
             <w:pPr>
               <w:spacing w:after="20" w:before="0"/>
             </w:pPr>
-            <w:hyperlink w:history="1" r:id="rIdkuc__otmb1t5rbhih4pxy">
+            <w:hyperlink w:history="1" r:id="rIda1oypszj5r_ykov9xpx_w">
               <w:r>
                 <w:rPr>
                   <w:rFonts w:ascii="Arial" w:cs="Arial" w:eastAsia="Arial" w:hAnsi="Arial"/>
@@ -10485,7 +10485,7 @@
                   <w:szCs w:val="16"/>
                   <w:u w:val="single" w:color="2E75B6"/>
                 </w:rPr>
-                <w:t xml:space="preserve">Thermal Energy (Flexbook)</w:t>
+                <w:t xml:space="preserve">States of Matter</w:t>
               </w:r>
             </w:hyperlink>
           </w:p>
@@ -10501,7 +10501,7 @@
                 <w:sz w:val="14"/>
                 <w:szCs w:val="14"/>
               </w:rPr>
-              <w:t xml:space="preserve">Source: CK-12</w:t>
+              <w:t xml:space="preserve">Source: PhET Interactive Simulations (English)</w:t>
             </w:r>
           </w:p>
           <w:p>
@@ -10509,7 +10509,7 @@
               <w:spacing w:after="10" w:before="0"/>
               <w:ind w:left="120"/>
             </w:pPr>
-            <w:hyperlink w:history="1" r:id="rIdpi4qc7vd68cv_xq061xyz">
+            <w:hyperlink w:history="1" r:id="rIdfyzpnpfpdd8nc_osyk2lm">
               <w:r>
                 <w:rPr>
                   <w:rFonts w:ascii="Arial" w:cs="Arial" w:eastAsia="Arial" w:hAnsi="Arial"/>
@@ -10704,7 +10704,7 @@
             <w:pPr>
               <w:spacing w:after="20" w:before="0"/>
             </w:pPr>
-            <w:hyperlink w:history="1" r:id="rIdh-zab6_ihfraklmtmmbb7">
+            <w:hyperlink w:history="1" r:id="rIdfjbkvge-dziv006r7qw5k">
               <w:r>
                 <w:rPr>
                   <w:rFonts w:ascii="Arial" w:cs="Arial" w:eastAsia="Arial" w:hAnsi="Arial"/>
@@ -10713,7 +10713,7 @@
                   <w:szCs w:val="16"/>
                   <w:u w:val="single" w:color="2E75B6"/>
                 </w:rPr>
-                <w:t xml:space="preserve">WATCH: Railroads and the Industrial Revolution</w:t>
+                <w:t xml:space="preserve">Intro to partial fraction expansion</w:t>
               </w:r>
             </w:hyperlink>
           </w:p>
@@ -10737,7 +10737,7 @@
               <w:spacing w:after="10" w:before="0"/>
               <w:ind w:left="120"/>
             </w:pPr>
-            <w:hyperlink w:history="1" r:id="rIdpog4n5ravbs2f9o4daitb">
+            <w:hyperlink w:history="1" r:id="rIdco2qrizgkhuplpxvz1bey">
               <w:r>
                 <w:rPr>
                   <w:rFonts w:ascii="Arial" w:cs="Arial" w:eastAsia="Arial" w:hAnsi="Arial"/>
@@ -10782,7 +10782,7 @@
             <w:pPr>
               <w:spacing w:after="20" w:before="0"/>
             </w:pPr>
-            <w:hyperlink w:history="1" r:id="rIdphzlw_ojajqjcxxpqik5v">
+            <w:hyperlink w:history="1" r:id="rIdoied5o3qd9bfmfbxrzvop">
               <w:r>
                 <w:rPr>
                   <w:rFonts w:ascii="Arial" w:cs="Arial" w:eastAsia="Arial" w:hAnsi="Arial"/>
@@ -10791,7 +10791,7 @@
                   <w:szCs w:val="16"/>
                   <w:u w:val="single" w:color="2E75B6"/>
                 </w:rPr>
-                <w:t xml:space="preserve">Thermal Energy (Flexbook)</w:t>
+                <w:t xml:space="preserve">States of Matter</w:t>
               </w:r>
             </w:hyperlink>
           </w:p>
@@ -10807,7 +10807,7 @@
                 <w:sz w:val="14"/>
                 <w:szCs w:val="14"/>
               </w:rPr>
-              <w:t xml:space="preserve">Source: CK-12</w:t>
+              <w:t xml:space="preserve">Source: PhET Interactive Simulations (English)</w:t>
             </w:r>
           </w:p>
           <w:p>
@@ -10815,7 +10815,7 @@
               <w:spacing w:after="10" w:before="0"/>
               <w:ind w:left="120"/>
             </w:pPr>
-            <w:hyperlink w:history="1" r:id="rId3fjsijcksfozqi3ypliuu">
+            <w:hyperlink w:history="1" r:id="rIdagwkrfpolzermjxx70loj">
               <w:r>
                 <w:rPr>
                   <w:rFonts w:ascii="Arial" w:cs="Arial" w:eastAsia="Arial" w:hAnsi="Arial"/>
@@ -12416,7 +12416,7 @@
             <w:pPr>
               <w:spacing w:after="20" w:before="0"/>
             </w:pPr>
-            <w:hyperlink w:history="1" r:id="rIdr5qe1yolwx2zh4lnopu1p">
+            <w:hyperlink w:history="1" r:id="rIdjphwmbbpdbabxiqy0kimh">
               <w:r>
                 <w:rPr>
                   <w:rFonts w:ascii="Arial" w:cs="Arial" w:eastAsia="Arial" w:hAnsi="Arial"/>
@@ -12425,7 +12425,7 @@
                   <w:szCs w:val="16"/>
                   <w:u w:val="single" w:color="2E75B6"/>
                 </w:rPr>
-                <w:t xml:space="preserve">Linear Perspective: Brunelleschi's Experiment</w:t>
+                <w:t xml:space="preserve">Evaluating expressions with variables: temperature</w:t>
               </w:r>
             </w:hyperlink>
           </w:p>
@@ -12449,7 +12449,7 @@
               <w:spacing w:after="10" w:before="0"/>
               <w:ind w:left="120"/>
             </w:pPr>
-            <w:hyperlink w:history="1" r:id="rIdlttiskxwglvwsqdzbkdlt">
+            <w:hyperlink w:history="1" r:id="rIdtpkiqgam4_yuariw-zpfv">
               <w:r>
                 <w:rPr>
                   <w:rFonts w:ascii="Arial" w:cs="Arial" w:eastAsia="Arial" w:hAnsi="Arial"/>
@@ -12487,14 +12487,14 @@
                 <w:sz w:val="16"/>
                 <w:szCs w:val="16"/>
               </w:rPr>
-              <w:t xml:space="preserve">📖 HTML:</w:t>
+              <w:t xml:space="preserve">📖 EXERCISE:</w:t>
             </w:r>
           </w:p>
           <w:p>
             <w:pPr>
               <w:spacing w:after="20" w:before="0"/>
             </w:pPr>
-            <w:hyperlink w:history="1" r:id="rIdp86hmlmm1waxib7ppl32-">
+            <w:hyperlink w:history="1" r:id="rIdjdr3jsd2b49gy2gcwwged">
               <w:r>
                 <w:rPr>
                   <w:rFonts w:ascii="Arial" w:cs="Arial" w:eastAsia="Arial" w:hAnsi="Arial"/>
@@ -12503,7 +12503,7 @@
                   <w:szCs w:val="16"/>
                   <w:u w:val="single" w:color="2E75B6"/>
                 </w:rPr>
-                <w:t xml:space="preserve">Thermal Energy (Flexbook)</w:t>
+                <w:t xml:space="preserve">Calculations using the ideal gas equation</w:t>
               </w:r>
             </w:hyperlink>
           </w:p>
@@ -12519,7 +12519,7 @@
                 <w:sz w:val="14"/>
                 <w:szCs w:val="14"/>
               </w:rPr>
-              <w:t xml:space="preserve">Source: CK-12</w:t>
+              <w:t xml:space="preserve">Source: Khan Academy (English - US curriculum)</w:t>
             </w:r>
           </w:p>
           <w:p>
@@ -12527,7 +12527,7 @@
               <w:spacing w:after="10" w:before="0"/>
               <w:ind w:left="120"/>
             </w:pPr>
-            <w:hyperlink w:history="1" r:id="rIds0oyn0wf17ek6mez0uqlt">
+            <w:hyperlink w:history="1" r:id="rIdb44aqpkjcxz2evvbe3myf">
               <w:r>
                 <w:rPr>
                   <w:rFonts w:ascii="Arial" w:cs="Arial" w:eastAsia="Arial" w:hAnsi="Arial"/>
@@ -12722,7 +12722,7 @@
             <w:pPr>
               <w:spacing w:after="20" w:before="0"/>
             </w:pPr>
-            <w:hyperlink w:history="1" r:id="rId43n5zwinupqmr3i0_rgah">
+            <w:hyperlink w:history="1" r:id="rIdxyn0tdui5y9qg-eql4och">
               <w:r>
                 <w:rPr>
                   <w:rFonts w:ascii="Arial" w:cs="Arial" w:eastAsia="Arial" w:hAnsi="Arial"/>
@@ -12731,7 +12731,7 @@
                   <w:szCs w:val="16"/>
                   <w:u w:val="single" w:color="2E75B6"/>
                 </w:rPr>
-                <w:t xml:space="preserve">Linear Perspective: Brunelleschi's Experiment</w:t>
+                <w:t xml:space="preserve">Evaluating expressions with variables: temperature</w:t>
               </w:r>
             </w:hyperlink>
           </w:p>
@@ -12755,7 +12755,7 @@
               <w:spacing w:after="10" w:before="0"/>
               <w:ind w:left="120"/>
             </w:pPr>
-            <w:hyperlink w:history="1" r:id="rIddprplqezyntutaxxrefqc">
+            <w:hyperlink w:history="1" r:id="rId6lgew0hchhlo1mixw7pua">
               <w:r>
                 <w:rPr>
                   <w:rFonts w:ascii="Arial" w:cs="Arial" w:eastAsia="Arial" w:hAnsi="Arial"/>
@@ -12800,7 +12800,7 @@
             <w:pPr>
               <w:spacing w:after="20" w:before="0"/>
             </w:pPr>
-            <w:hyperlink w:history="1" r:id="rIdpaev3bp1gomgwemxrkoud">
+            <w:hyperlink w:history="1" r:id="rIdvkfhntb6viwur_1udmln2">
               <w:r>
                 <w:rPr>
                   <w:rFonts w:ascii="Arial" w:cs="Arial" w:eastAsia="Arial" w:hAnsi="Arial"/>
@@ -12809,7 +12809,7 @@
                   <w:szCs w:val="16"/>
                   <w:u w:val="single" w:color="2E75B6"/>
                 </w:rPr>
-                <w:t xml:space="preserve">Thermal Energy (Flexbook)</w:t>
+                <w:t xml:space="preserve">States of Matter</w:t>
               </w:r>
             </w:hyperlink>
           </w:p>
@@ -12825,7 +12825,7 @@
                 <w:sz w:val="14"/>
                 <w:szCs w:val="14"/>
               </w:rPr>
-              <w:t xml:space="preserve">Source: CK-12</w:t>
+              <w:t xml:space="preserve">Source: PhET Interactive Simulations (English)</w:t>
             </w:r>
           </w:p>
           <w:p>
@@ -12833,7 +12833,7 @@
               <w:spacing w:after="10" w:before="0"/>
               <w:ind w:left="120"/>
             </w:pPr>
-            <w:hyperlink w:history="1" r:id="rIdfjs3aelzcszyb_zu113gp">
+            <w:hyperlink w:history="1" r:id="rIdv6uihsificmv62n43wggw">
               <w:r>
                 <w:rPr>
                   <w:rFonts w:ascii="Arial" w:cs="Arial" w:eastAsia="Arial" w:hAnsi="Arial"/>
@@ -13028,7 +13028,7 @@
             <w:pPr>
               <w:spacing w:after="20" w:before="0"/>
             </w:pPr>
-            <w:hyperlink w:history="1" r:id="rIdhvvgycqcrcr3er4p2w_jw">
+            <w:hyperlink w:history="1" r:id="rIdhjpwetegj85nvn9h4ezx2">
               <w:r>
                 <w:rPr>
                   <w:rFonts w:ascii="Arial" w:cs="Arial" w:eastAsia="Arial" w:hAnsi="Arial"/>
@@ -13037,7 +13037,7 @@
                   <w:szCs w:val="16"/>
                   <w:u w:val="single" w:color="2E75B6"/>
                 </w:rPr>
-                <w:t xml:space="preserve">Linear Perspective: Brunelleschi's Experiment</w:t>
+                <w:t xml:space="preserve">Evaluating expressions with variables: temperature</w:t>
               </w:r>
             </w:hyperlink>
           </w:p>
@@ -13061,7 +13061,7 @@
               <w:spacing w:after="10" w:before="0"/>
               <w:ind w:left="120"/>
             </w:pPr>
-            <w:hyperlink w:history="1" r:id="rIdsmmkb3lx8xcrmteqqvn4b">
+            <w:hyperlink w:history="1" r:id="rIdds_jcrosb1ok_kbnogjiy">
               <w:r>
                 <w:rPr>
                   <w:rFonts w:ascii="Arial" w:cs="Arial" w:eastAsia="Arial" w:hAnsi="Arial"/>
@@ -13106,7 +13106,7 @@
             <w:pPr>
               <w:spacing w:after="20" w:before="0"/>
             </w:pPr>
-            <w:hyperlink w:history="1" r:id="rId45gfblmwr8pqxmbcecapm">
+            <w:hyperlink w:history="1" r:id="rIdla5jrujkz5k0uebdac96r">
               <w:r>
                 <w:rPr>
                   <w:rFonts w:ascii="Arial" w:cs="Arial" w:eastAsia="Arial" w:hAnsi="Arial"/>
@@ -13115,7 +13115,7 @@
                   <w:szCs w:val="16"/>
                   <w:u w:val="single" w:color="2E75B6"/>
                 </w:rPr>
-                <w:t xml:space="preserve">Thermal Energy (Flexbook)</w:t>
+                <w:t xml:space="preserve">Gas Properties</w:t>
               </w:r>
             </w:hyperlink>
           </w:p>
@@ -13131,7 +13131,7 @@
                 <w:sz w:val="14"/>
                 <w:szCs w:val="14"/>
               </w:rPr>
-              <w:t xml:space="preserve">Source: CK-12</w:t>
+              <w:t xml:space="preserve">Source: PhET Interactive Simulations (English)</w:t>
             </w:r>
           </w:p>
           <w:p>
@@ -13139,7 +13139,7 @@
               <w:spacing w:after="10" w:before="0"/>
               <w:ind w:left="120"/>
             </w:pPr>
-            <w:hyperlink w:history="1" r:id="rIdayhkg0ognqfkqpgvloa6_">
+            <w:hyperlink w:history="1" r:id="rIdlsg0y3tvr0rcdvkuvo_v8">
               <w:r>
                 <w:rPr>
                   <w:rFonts w:ascii="Arial" w:cs="Arial" w:eastAsia="Arial" w:hAnsi="Arial"/>
@@ -13334,7 +13334,7 @@
             <w:pPr>
               <w:spacing w:after="20" w:before="0"/>
             </w:pPr>
-            <w:hyperlink w:history="1" r:id="rIdnqq8wvjqedqs9pkdi41_6">
+            <w:hyperlink w:history="1" r:id="rIdf_tzs2wrzktmzsp8kb4pe">
               <w:r>
                 <w:rPr>
                   <w:rFonts w:ascii="Arial" w:cs="Arial" w:eastAsia="Arial" w:hAnsi="Arial"/>
@@ -13343,7 +13343,7 @@
                   <w:szCs w:val="16"/>
                   <w:u w:val="single" w:color="2E75B6"/>
                 </w:rPr>
-                <w:t xml:space="preserve">Linear Perspective: Brunelleschi's Experiment</w:t>
+                <w:t xml:space="preserve">Evaluating expressions with variables: temperature</w:t>
               </w:r>
             </w:hyperlink>
           </w:p>
@@ -13367,7 +13367,7 @@
               <w:spacing w:after="10" w:before="0"/>
               <w:ind w:left="120"/>
             </w:pPr>
-            <w:hyperlink w:history="1" r:id="rId68zsbfytrjbmffslnd-bb">
+            <w:hyperlink w:history="1" r:id="rIdd5yfolrhtui3ecmuybnzj">
               <w:r>
                 <w:rPr>
                   <w:rFonts w:ascii="Arial" w:cs="Arial" w:eastAsia="Arial" w:hAnsi="Arial"/>
@@ -13412,7 +13412,7 @@
             <w:pPr>
               <w:spacing w:after="20" w:before="0"/>
             </w:pPr>
-            <w:hyperlink w:history="1" r:id="rIduntryfkcc2c1ala51yk3h">
+            <w:hyperlink w:history="1" r:id="rIdvfmm1x6muahlbeuj4o-uk">
               <w:r>
                 <w:rPr>
                   <w:rFonts w:ascii="Arial" w:cs="Arial" w:eastAsia="Arial" w:hAnsi="Arial"/>
@@ -13421,7 +13421,7 @@
                   <w:szCs w:val="16"/>
                   <w:u w:val="single" w:color="2E75B6"/>
                 </w:rPr>
-                <w:t xml:space="preserve">Thermal Energy (Flexbook)</w:t>
+                <w:t xml:space="preserve">Gases Intro</w:t>
               </w:r>
             </w:hyperlink>
           </w:p>
@@ -13437,7 +13437,7 @@
                 <w:sz w:val="14"/>
                 <w:szCs w:val="14"/>
               </w:rPr>
-              <w:t xml:space="preserve">Source: CK-12</w:t>
+              <w:t xml:space="preserve">Source: PhET Interactive Simulations (English)</w:t>
             </w:r>
           </w:p>
           <w:p>
@@ -13445,7 +13445,7 @@
               <w:spacing w:after="10" w:before="0"/>
               <w:ind w:left="120"/>
             </w:pPr>
-            <w:hyperlink w:history="1" r:id="rIdunjg0ytfwb-lqb2tazwzk">
+            <w:hyperlink w:history="1" r:id="rIdxndqinnzuc1rlf8jbghdq">
               <w:r>
                 <w:rPr>
                   <w:rFonts w:ascii="Arial" w:cs="Arial" w:eastAsia="Arial" w:hAnsi="Arial"/>
@@ -13640,7 +13640,7 @@
             <w:pPr>
               <w:spacing w:after="20" w:before="0"/>
             </w:pPr>
-            <w:hyperlink w:history="1" r:id="rIdfcoab81jlzgnstlzijxoa">
+            <w:hyperlink w:history="1" r:id="rId5ulalox6ljzb0nyi2a1lw">
               <w:r>
                 <w:rPr>
                   <w:rFonts w:ascii="Arial" w:cs="Arial" w:eastAsia="Arial" w:hAnsi="Arial"/>
@@ -13649,7 +13649,7 @@
                   <w:szCs w:val="16"/>
                   <w:u w:val="single" w:color="2E75B6"/>
                 </w:rPr>
-                <w:t xml:space="preserve">Linear Perspective: Brunelleschi's Experiment</w:t>
+                <w:t xml:space="preserve">Evaluating expressions with variables: temperature</w:t>
               </w:r>
             </w:hyperlink>
           </w:p>
@@ -13673,7 +13673,7 @@
               <w:spacing w:after="10" w:before="0"/>
               <w:ind w:left="120"/>
             </w:pPr>
-            <w:hyperlink w:history="1" r:id="rIdr81umngvgy2rirazfptue">
+            <w:hyperlink w:history="1" r:id="rId8dmzh6f7mz3r1cpfudnlg">
               <w:r>
                 <w:rPr>
                   <w:rFonts w:ascii="Arial" w:cs="Arial" w:eastAsia="Arial" w:hAnsi="Arial"/>
@@ -13711,14 +13711,14 @@
                 <w:sz w:val="16"/>
                 <w:szCs w:val="16"/>
               </w:rPr>
-              <w:t xml:space="preserve">📖 HTML:</w:t>
+              <w:t xml:space="preserve">📖 EXERCISE:</w:t>
             </w:r>
           </w:p>
           <w:p>
             <w:pPr>
               <w:spacing w:after="20" w:before="0"/>
             </w:pPr>
-            <w:hyperlink w:history="1" r:id="rId_2uy7goyowugcl4dinmck">
+            <w:hyperlink w:history="1" r:id="rIdy-ova3rsip5as4zb_nhsb">
               <w:r>
                 <w:rPr>
                   <w:rFonts w:ascii="Arial" w:cs="Arial" w:eastAsia="Arial" w:hAnsi="Arial"/>
@@ -13727,7 +13727,7 @@
                   <w:szCs w:val="16"/>
                   <w:u w:val="single" w:color="2E75B6"/>
                 </w:rPr>
-                <w:t xml:space="preserve">Thermal Energy (Flexbook)</w:t>
+                <w:t xml:space="preserve">Calculations using the ideal gas equation</w:t>
               </w:r>
             </w:hyperlink>
           </w:p>
@@ -13743,7 +13743,7 @@
                 <w:sz w:val="14"/>
                 <w:szCs w:val="14"/>
               </w:rPr>
-              <w:t xml:space="preserve">Source: CK-12</w:t>
+              <w:t xml:space="preserve">Source: Khan Academy (English - US curriculum)</w:t>
             </w:r>
           </w:p>
           <w:p>
@@ -13751,7 +13751,7 @@
               <w:spacing w:after="10" w:before="0"/>
               <w:ind w:left="120"/>
             </w:pPr>
-            <w:hyperlink w:history="1" r:id="rIdfnwksnl_bmwfsh2ocz2kl">
+            <w:hyperlink w:history="1" r:id="rIdi4qjnneywkksjf7kdypnd">
               <w:r>
                 <w:rPr>
                   <w:rFonts w:ascii="Arial" w:cs="Arial" w:eastAsia="Arial" w:hAnsi="Arial"/>
@@ -15238,7 +15238,7 @@
             <w:pPr>
               <w:spacing w:after="20" w:before="0"/>
             </w:pPr>
-            <w:hyperlink w:history="1" r:id="rIdkqptca19smm_xyfb8qlsb">
+            <w:hyperlink w:history="1" r:id="rId9ahss-vcvf3j2unji8cgy">
               <w:r>
                 <w:rPr>
                   <w:rFonts w:ascii="Arial" w:cs="Arial" w:eastAsia="Arial" w:hAnsi="Arial"/>
@@ -15247,7 +15247,7 @@
                   <w:szCs w:val="16"/>
                   <w:u w:val="single" w:color="2E75B6"/>
                 </w:rPr>
-                <w:t xml:space="preserve">The history of atomic chemistry</w:t>
+                <w:t xml:space="preserve">Factors affecting reaction rates</w:t>
               </w:r>
             </w:hyperlink>
           </w:p>
@@ -15271,7 +15271,7 @@
               <w:spacing w:after="10" w:before="0"/>
               <w:ind w:left="120"/>
             </w:pPr>
-            <w:hyperlink w:history="1" r:id="rId7vp35x9w79cbsbxnae6oa">
+            <w:hyperlink w:history="1" r:id="rIdy_dolvxp3r-rk0ps3byfq">
               <w:r>
                 <w:rPr>
                   <w:rFonts w:ascii="Arial" w:cs="Arial" w:eastAsia="Arial" w:hAnsi="Arial"/>
@@ -15309,14 +15309,241 @@
                 <w:sz w:val="16"/>
                 <w:szCs w:val="16"/>
               </w:rPr>
-              <w:t xml:space="preserve">📖 HTML:</w:t>
+              <w:t xml:space="preserve">📖 READING:</w:t>
             </w:r>
           </w:p>
           <w:p>
             <w:pPr>
               <w:spacing w:after="20" w:before="0"/>
             </w:pPr>
-            <w:hyperlink w:history="1" r:id="rId0ntlaseb5wsi7tqe5sfiv">
+            <w:r>
+              <w:rPr>
+                <w:rFonts w:ascii="Arial" w:cs="Arial" w:eastAsia="Arial" w:hAnsi="Arial"/>
+                <w:i/>
+                <w:iCs/>
+                <w:color w:val="595959"/>
+                <w:sz w:val="16"/>
+                <w:szCs w:val="16"/>
+              </w:rPr>
+              <w:t xml:space="preserve">No closely matching reading in the ARES library for this activity.</w:t>
+            </w:r>
+          </w:p>
+          <w:p>
+            <w:pPr>
+              <w:spacing w:after="10" w:before="0"/>
+              <w:ind w:left="120"/>
+            </w:pPr>
+            <w:hyperlink w:history="1" r:id="rIdisqn7aijvdz18xwm2jy7p">
+              <w:r>
+                <w:rPr>
+                  <w:rFonts w:ascii="Arial" w:cs="Arial" w:eastAsia="Arial" w:hAnsi="Arial"/>
+                  <w:color w:val="595959"/>
+                  <w:sz w:val="14"/>
+                  <w:szCs w:val="14"/>
+                  <w:u w:val="single" w:color="595959"/>
+                </w:rPr>
+                <w:t xml:space="preserve">🔍 Search ARES for readings</w:t>
+              </w:r>
+            </w:hyperlink>
+          </w:p>
+          <w:p>
+            <w:pPr>
+              <w:spacing w:after="10" w:before="0"/>
+              <w:ind w:left="120"/>
+            </w:pPr>
+            <w:r>
+              <w:rPr>
+                <w:rFonts w:ascii="Arial" w:cs="Arial" w:eastAsia="Arial" w:hAnsi="Arial"/>
+                <w:color w:val="595959"/>
+                <w:sz w:val="14"/>
+                <w:szCs w:val="14"/>
+              </w:rPr>
+              <w:t xml:space="preserve">Search terms: temperature thermal expansion linear</w:t>
+            </w:r>
+          </w:p>
+        </w:tc>
+        <w:tc>
+          <w:tcPr>
+            <w:tcW w:type="dxa" w:w="3040"/>
+            <w:shd w:fill="FFFFFF" w:color="auto" w:val="clear"/>
+            <w:tcMar>
+              <w:top w:type="dxa" w:w="60"/>
+              <w:left w:type="dxa" w:w="120"/>
+              <w:bottom w:type="dxa" w:w="60"/>
+              <w:right w:type="dxa" w:w="120"/>
+            </w:tcMar>
+            <w:vAlign w:val="top"/>
+          </w:tcPr>
+          <w:p>
+            <w:pPr>
+              <w:spacing w:after="40" w:before="0"/>
+              <w:jc w:val="left"/>
+            </w:pPr>
+            <w:r>
+              <w:rPr>
+                <w:rFonts w:ascii="Arial" w:cs="Arial" w:eastAsia="Arial" w:hAnsi="Arial"/>
+                <w:b w:val="false"/>
+                <w:bCs w:val="false"/>
+                <w:i w:val="false"/>
+                <w:iCs w:val="false"/>
+                <w:color w:val="000000"/>
+                <w:sz w:val="18"/>
+                <w:szCs w:val="18"/>
+              </w:rPr>
+              <w:t xml:space="preserve">Learners re-examine the projected image of the cracked frozen bottle from Lesson 1. The teacher poses the question: the bottle cracked because water expanded and engineers could not control it — but what if an engineer knew in advance that a material would expand? What would they do to stop cracking or breaking? Learners individually write a one-sentence prediction in their notebooks: how might an engineer use the expansion formula to prevent damage to a long steel structure? They share predictions with a shoulder partner before the teacher takes two or three oral responses.</w:t>
+            </w:r>
+          </w:p>
+        </w:tc>
+        <w:tc>
+          <w:tcPr>
+            <w:tcW w:type="dxa" w:w="3040"/>
+            <w:shd w:fill="F2F2F2" w:color="auto" w:val="clear"/>
+            <w:tcMar>
+              <w:top w:type="dxa" w:w="60"/>
+              <w:left w:type="dxa" w:w="120"/>
+              <w:bottom w:type="dxa" w:w="60"/>
+              <w:right w:type="dxa" w:w="120"/>
+            </w:tcMar>
+            <w:vAlign w:val="top"/>
+          </w:tcPr>
+          <w:p>
+            <w:pPr>
+              <w:spacing w:after="40" w:before="0"/>
+              <w:jc w:val="left"/>
+            </w:pPr>
+            <w:r>
+              <w:rPr>
+                <w:rFonts w:ascii="Arial" w:cs="Arial" w:eastAsia="Arial" w:hAnsi="Arial"/>
+                <w:b w:val="false"/>
+                <w:bCs w:val="false"/>
+                <w:i w:val="false"/>
+                <w:iCs w:val="false"/>
+                <w:color w:val="000000"/>
+                <w:sz w:val="18"/>
+                <w:szCs w:val="18"/>
+              </w:rPr>
+              <w:t xml:space="preserve">Display the cracked bottle image and say: We have spent four lessons understanding why this bottle cracked. Today we flip the question — if you were designing a steel bridge in Kisumu and you knew the metal would expand every hot season, what would you actually build into the design to stop the bridge from cracking like this bottle? Give learners 60 seconds of silent writing time, then say: Share your idea with your partner. You have 30 seconds each. After paired sharing, cold-call two learners and record their key words on the board — likely words will include gap, space, joint, or room to expand. Do not evaluate — say: Let us test these ideas against what engineers actually do.</w:t>
+            </w:r>
+          </w:p>
+        </w:tc>
+        <w:tc>
+          <w:tcPr>
+            <w:tcW w:type="dxa" w:w="3040"/>
+            <w:shd w:fill="FFFFFF" w:color="auto" w:val="clear"/>
+            <w:tcMar>
+              <w:top w:type="dxa" w:w="60"/>
+              <w:left w:type="dxa" w:w="120"/>
+              <w:bottom w:type="dxa" w:w="60"/>
+              <w:right w:type="dxa" w:w="120"/>
+            </w:tcMar>
+            <w:vAlign w:val="top"/>
+          </w:tcPr>
+          <w:p>
+            <w:pPr>
+              <w:spacing w:after="40" w:before="0"/>
+              <w:jc w:val="left"/>
+            </w:pPr>
+            <w:r>
+              <w:rPr>
+                <w:rFonts w:ascii="Arial" w:cs="Arial" w:eastAsia="Arial" w:hAnsi="Arial"/>
+                <w:b w:val="false"/>
+                <w:bCs w:val="false"/>
+                <w:i w:val="false"/>
+                <w:iCs w:val="false"/>
+                <w:color w:val="000000"/>
+                <w:sz w:val="18"/>
+                <w:szCs w:val="18"/>
+              </w:rPr>
+              <w:t xml:space="preserve">Anchoring phenomenon re-connection: the cracked bottle is used as a negative engineering outcome that motivates the search for positive design solutions. Learners are positioned as engineers rather than just observers, activating prior knowledge of deltaL = alphaL0deltaT in a design frame.</w:t>
+            </w:r>
+          </w:p>
+        </w:tc>
+        <w:tc>
+          <w:tcPr>
+            <w:tcW w:type="dxa" w:w="3040"/>
+            <w:shd w:fill="F2F2F2" w:color="auto" w:val="clear"/>
+            <w:tcMar>
+              <w:top w:type="dxa" w:w="60"/>
+              <w:left w:type="dxa" w:w="120"/>
+              <w:bottom w:type="dxa" w:w="60"/>
+              <w:right w:type="dxa" w:w="120"/>
+            </w:tcMar>
+            <w:vAlign w:val="top"/>
+          </w:tcPr>
+          <w:p>
+            <w:pPr>
+              <w:spacing w:after="40" w:before="0"/>
+              <w:jc w:val="left"/>
+            </w:pPr>
+            <w:r>
+              <w:rPr>
+                <w:rFonts w:ascii="Arial" w:cs="Arial" w:eastAsia="Arial" w:hAnsi="Arial"/>
+                <w:b w:val="false"/>
+                <w:bCs w:val="false"/>
+                <w:i w:val="false"/>
+                <w:iCs w:val="false"/>
+                <w:color w:val="000000"/>
+                <w:sz w:val="18"/>
+                <w:szCs w:val="18"/>
+              </w:rPr>
+              <w:t xml:space="preserve">Listen for whether learners spontaneously reference the expansion formula or expansion coefficient from Lesson 3. If no learner mentions the formula, ask: which formula from last lesson could an engineer use to calculate exactly how much space to leave? This diagnostic reveals whether formula knowledge is transferable to new contexts.</w:t>
+            </w:r>
+          </w:p>
+        </w:tc>
+      </w:tr>
+      <w:tr>
+        <w:tc>
+          <w:tcPr>
+            <w:tcW w:type="dxa" w:w="1520"/>
+            <w:shd w:fill="D9EEF1" w:color="auto" w:val="clear"/>
+            <w:tcMar>
+              <w:top w:type="dxa" w:w="60"/>
+              <w:left w:type="dxa" w:w="120"/>
+              <w:bottom w:type="dxa" w:w="60"/>
+              <w:right w:type="dxa" w:w="120"/>
+            </w:tcMar>
+            <w:vAlign w:val="top"/>
+          </w:tcPr>
+          <w:p>
+            <w:pPr>
+              <w:spacing w:after="40" w:before="0"/>
+              <w:jc w:val="left"/>
+            </w:pPr>
+            <w:r>
+              <w:rPr>
+                <w:rFonts w:ascii="Arial" w:cs="Arial" w:eastAsia="Arial" w:hAnsi="Arial"/>
+                <w:b/>
+                <w:bCs/>
+                <w:i w:val="false"/>
+                <w:iCs w:val="false"/>
+                <w:color w:val="000000"/>
+                <w:sz w:val="18"/>
+                <w:szCs w:val="18"/>
+              </w:rPr>
+              <w:t xml:space="preserve">Observe Phase</w:t>
+            </w:r>
+          </w:p>
+          <w:p>
+            <w:pPr>
+              <w:spacing w:after="20" w:before="0"/>
+            </w:pPr>
+            <w:r>
+              <w:rPr>
+                <w:rFonts w:ascii="Arial" w:cs="Arial" w:eastAsia="Arial" w:hAnsi="Arial"/>
+                <w:b/>
+                <w:bCs/>
+                <w:color w:val="1F3864"/>
+                <w:sz w:val="16"/>
+                <w:szCs w:val="16"/>
+              </w:rPr>
+              <w:t xml:space="preserve">📹 VIDEO:</w:t>
+            </w:r>
+          </w:p>
+          <w:p>
+            <w:pPr>
+              <w:spacing w:after="20" w:before="0"/>
+            </w:pPr>
+            <w:hyperlink w:history="1" r:id="rIdguxngzroiwwc6vy-8gw9h">
               <w:r>
                 <w:rPr>
                   <w:rFonts w:ascii="Arial" w:cs="Arial" w:eastAsia="Arial" w:hAnsi="Arial"/>
@@ -15325,7 +15552,7 @@
                   <w:szCs w:val="16"/>
                   <w:u w:val="single" w:color="2E75B6"/>
                 </w:rPr>
-                <w:t xml:space="preserve">Thermal Energy (Flexbook)</w:t>
+                <w:t xml:space="preserve">Factors affecting reaction rates</w:t>
               </w:r>
             </w:hyperlink>
           </w:p>
@@ -15341,7 +15568,7 @@
                 <w:sz w:val="14"/>
                 <w:szCs w:val="14"/>
               </w:rPr>
-              <w:t xml:space="preserve">Source: CK-12</w:t>
+              <w:t xml:space="preserve">Source: Khan Academy (English - US curriculum)</w:t>
             </w:r>
           </w:p>
           <w:p>
@@ -15349,235 +15576,7 @@
               <w:spacing w:after="10" w:before="0"/>
               <w:ind w:left="120"/>
             </w:pPr>
-            <w:hyperlink w:history="1" r:id="rIdfhyv1yqyewabty5u47crb">
-              <w:r>
-                <w:rPr>
-                  <w:rFonts w:ascii="Arial" w:cs="Arial" w:eastAsia="Arial" w:hAnsi="Arial"/>
-                  <w:color w:val="595959"/>
-                  <w:sz w:val="14"/>
-                  <w:szCs w:val="14"/>
-                  <w:u w:val="single" w:color="595959"/>
-                </w:rPr>
-                <w:t xml:space="preserve">🔍 Search ARES for similar readings</w:t>
-              </w:r>
-            </w:hyperlink>
-          </w:p>
-        </w:tc>
-        <w:tc>
-          <w:tcPr>
-            <w:tcW w:type="dxa" w:w="3040"/>
-            <w:shd w:fill="FFFFFF" w:color="auto" w:val="clear"/>
-            <w:tcMar>
-              <w:top w:type="dxa" w:w="60"/>
-              <w:left w:type="dxa" w:w="120"/>
-              <w:bottom w:type="dxa" w:w="60"/>
-              <w:right w:type="dxa" w:w="120"/>
-            </w:tcMar>
-            <w:vAlign w:val="top"/>
-          </w:tcPr>
-          <w:p>
-            <w:pPr>
-              <w:spacing w:after="40" w:before="0"/>
-              <w:jc w:val="left"/>
-            </w:pPr>
-            <w:r>
-              <w:rPr>
-                <w:rFonts w:ascii="Arial" w:cs="Arial" w:eastAsia="Arial" w:hAnsi="Arial"/>
-                <w:b w:val="false"/>
-                <w:bCs w:val="false"/>
-                <w:i w:val="false"/>
-                <w:iCs w:val="false"/>
-                <w:color w:val="000000"/>
-                <w:sz w:val="18"/>
-                <w:szCs w:val="18"/>
-              </w:rPr>
-              <w:t xml:space="preserve">Learners re-examine the projected image of the cracked frozen bottle from Lesson 1. The teacher poses the question: the bottle cracked because water expanded and engineers could not control it — but what if an engineer knew in advance that a material would expand? What would they do to stop cracking or breaking? Learners individually write a one-sentence prediction in their notebooks: how might an engineer use the expansion formula to prevent damage to a long steel structure? They share predictions with a shoulder partner before the teacher takes two or three oral responses.</w:t>
-            </w:r>
-          </w:p>
-        </w:tc>
-        <w:tc>
-          <w:tcPr>
-            <w:tcW w:type="dxa" w:w="3040"/>
-            <w:shd w:fill="F2F2F2" w:color="auto" w:val="clear"/>
-            <w:tcMar>
-              <w:top w:type="dxa" w:w="60"/>
-              <w:left w:type="dxa" w:w="120"/>
-              <w:bottom w:type="dxa" w:w="60"/>
-              <w:right w:type="dxa" w:w="120"/>
-            </w:tcMar>
-            <w:vAlign w:val="top"/>
-          </w:tcPr>
-          <w:p>
-            <w:pPr>
-              <w:spacing w:after="40" w:before="0"/>
-              <w:jc w:val="left"/>
-            </w:pPr>
-            <w:r>
-              <w:rPr>
-                <w:rFonts w:ascii="Arial" w:cs="Arial" w:eastAsia="Arial" w:hAnsi="Arial"/>
-                <w:b w:val="false"/>
-                <w:bCs w:val="false"/>
-                <w:i w:val="false"/>
-                <w:iCs w:val="false"/>
-                <w:color w:val="000000"/>
-                <w:sz w:val="18"/>
-                <w:szCs w:val="18"/>
-              </w:rPr>
-              <w:t xml:space="preserve">Display the cracked bottle image and say: We have spent four lessons understanding why this bottle cracked. Today we flip the question — if you were designing a steel bridge in Kisumu and you knew the metal would expand every hot season, what would you actually build into the design to stop the bridge from cracking like this bottle? Give learners 60 seconds of silent writing time, then say: Share your idea with your partner. You have 30 seconds each. After paired sharing, cold-call two learners and record their key words on the board — likely words will include gap, space, joint, or room to expand. Do not evaluate — say: Let us test these ideas against what engineers actually do.</w:t>
-            </w:r>
-          </w:p>
-        </w:tc>
-        <w:tc>
-          <w:tcPr>
-            <w:tcW w:type="dxa" w:w="3040"/>
-            <w:shd w:fill="FFFFFF" w:color="auto" w:val="clear"/>
-            <w:tcMar>
-              <w:top w:type="dxa" w:w="60"/>
-              <w:left w:type="dxa" w:w="120"/>
-              <w:bottom w:type="dxa" w:w="60"/>
-              <w:right w:type="dxa" w:w="120"/>
-            </w:tcMar>
-            <w:vAlign w:val="top"/>
-          </w:tcPr>
-          <w:p>
-            <w:pPr>
-              <w:spacing w:after="40" w:before="0"/>
-              <w:jc w:val="left"/>
-            </w:pPr>
-            <w:r>
-              <w:rPr>
-                <w:rFonts w:ascii="Arial" w:cs="Arial" w:eastAsia="Arial" w:hAnsi="Arial"/>
-                <w:b w:val="false"/>
-                <w:bCs w:val="false"/>
-                <w:i w:val="false"/>
-                <w:iCs w:val="false"/>
-                <w:color w:val="000000"/>
-                <w:sz w:val="18"/>
-                <w:szCs w:val="18"/>
-              </w:rPr>
-              <w:t xml:space="preserve">Anchoring phenomenon re-connection: the cracked bottle is used as a negative engineering outcome that motivates the search for positive design solutions. Learners are positioned as engineers rather than just observers, activating prior knowledge of deltaL = alphaL0deltaT in a design frame.</w:t>
-            </w:r>
-          </w:p>
-        </w:tc>
-        <w:tc>
-          <w:tcPr>
-            <w:tcW w:type="dxa" w:w="3040"/>
-            <w:shd w:fill="F2F2F2" w:color="auto" w:val="clear"/>
-            <w:tcMar>
-              <w:top w:type="dxa" w:w="60"/>
-              <w:left w:type="dxa" w:w="120"/>
-              <w:bottom w:type="dxa" w:w="60"/>
-              <w:right w:type="dxa" w:w="120"/>
-            </w:tcMar>
-            <w:vAlign w:val="top"/>
-          </w:tcPr>
-          <w:p>
-            <w:pPr>
-              <w:spacing w:after="40" w:before="0"/>
-              <w:jc w:val="left"/>
-            </w:pPr>
-            <w:r>
-              <w:rPr>
-                <w:rFonts w:ascii="Arial" w:cs="Arial" w:eastAsia="Arial" w:hAnsi="Arial"/>
-                <w:b w:val="false"/>
-                <w:bCs w:val="false"/>
-                <w:i w:val="false"/>
-                <w:iCs w:val="false"/>
-                <w:color w:val="000000"/>
-                <w:sz w:val="18"/>
-                <w:szCs w:val="18"/>
-              </w:rPr>
-              <w:t xml:space="preserve">Listen for whether learners spontaneously reference the expansion formula or expansion coefficient from Lesson 3. If no learner mentions the formula, ask: which formula from last lesson could an engineer use to calculate exactly how much space to leave? This diagnostic reveals whether formula knowledge is transferable to new contexts.</w:t>
-            </w:r>
-          </w:p>
-        </w:tc>
-      </w:tr>
-      <w:tr>
-        <w:tc>
-          <w:tcPr>
-            <w:tcW w:type="dxa" w:w="1520"/>
-            <w:shd w:fill="D9EEF1" w:color="auto" w:val="clear"/>
-            <w:tcMar>
-              <w:top w:type="dxa" w:w="60"/>
-              <w:left w:type="dxa" w:w="120"/>
-              <w:bottom w:type="dxa" w:w="60"/>
-              <w:right w:type="dxa" w:w="120"/>
-            </w:tcMar>
-            <w:vAlign w:val="top"/>
-          </w:tcPr>
-          <w:p>
-            <w:pPr>
-              <w:spacing w:after="40" w:before="0"/>
-              <w:jc w:val="left"/>
-            </w:pPr>
-            <w:r>
-              <w:rPr>
-                <w:rFonts w:ascii="Arial" w:cs="Arial" w:eastAsia="Arial" w:hAnsi="Arial"/>
-                <w:b/>
-                <w:bCs/>
-                <w:i w:val="false"/>
-                <w:iCs w:val="false"/>
-                <w:color w:val="000000"/>
-                <w:sz w:val="18"/>
-                <w:szCs w:val="18"/>
-              </w:rPr>
-              <w:t xml:space="preserve">Observe Phase</w:t>
-            </w:r>
-          </w:p>
-          <w:p>
-            <w:pPr>
-              <w:spacing w:after="20" w:before="0"/>
-            </w:pPr>
-            <w:r>
-              <w:rPr>
-                <w:rFonts w:ascii="Arial" w:cs="Arial" w:eastAsia="Arial" w:hAnsi="Arial"/>
-                <w:b/>
-                <w:bCs/>
-                <w:color w:val="1F3864"/>
-                <w:sz w:val="16"/>
-                <w:szCs w:val="16"/>
-              </w:rPr>
-              <w:t xml:space="preserve">📹 VIDEO:</w:t>
-            </w:r>
-          </w:p>
-          <w:p>
-            <w:pPr>
-              <w:spacing w:after="20" w:before="0"/>
-            </w:pPr>
-            <w:hyperlink w:history="1" r:id="rIdmsilbwvwf4orqpx9umuny">
-              <w:r>
-                <w:rPr>
-                  <w:rFonts w:ascii="Arial" w:cs="Arial" w:eastAsia="Arial" w:hAnsi="Arial"/>
-                  <w:color w:val="2E75B6"/>
-                  <w:sz w:val="16"/>
-                  <w:szCs w:val="16"/>
-                  <w:u w:val="single" w:color="2E75B6"/>
-                </w:rPr>
-                <w:t xml:space="preserve">The history of atomic chemistry</w:t>
-              </w:r>
-            </w:hyperlink>
-          </w:p>
-          <w:p>
-            <w:pPr>
-              <w:spacing w:after="10" w:before="0"/>
-              <w:ind w:left="120"/>
-            </w:pPr>
-            <w:r>
-              <w:rPr>
-                <w:rFonts w:ascii="Arial" w:cs="Arial" w:eastAsia="Arial" w:hAnsi="Arial"/>
-                <w:color w:val="595959"/>
-                <w:sz w:val="14"/>
-                <w:szCs w:val="14"/>
-              </w:rPr>
-              <w:t xml:space="preserve">Source: Khan Academy (English - US curriculum)</w:t>
-            </w:r>
-          </w:p>
-          <w:p>
-            <w:pPr>
-              <w:spacing w:after="10" w:before="0"/>
-              <w:ind w:left="120"/>
-            </w:pPr>
-            <w:hyperlink w:history="1" r:id="rIdifw3quwqnptnk5byvhe5a">
+            <w:hyperlink w:history="1" r:id="rIdrpo7qeqet5ybpawx4mvcn">
               <w:r>
                 <w:rPr>
                   <w:rFonts w:ascii="Arial" w:cs="Arial" w:eastAsia="Arial" w:hAnsi="Arial"/>
@@ -15615,14 +15614,241 @@
                 <w:sz w:val="16"/>
                 <w:szCs w:val="16"/>
               </w:rPr>
-              <w:t xml:space="preserve">📖 HTML:</w:t>
+              <w:t xml:space="preserve">📖 READING:</w:t>
             </w:r>
           </w:p>
           <w:p>
             <w:pPr>
               <w:spacing w:after="20" w:before="0"/>
             </w:pPr>
-            <w:hyperlink w:history="1" r:id="rId6lirun21xgmifki0txy_s">
+            <w:r>
+              <w:rPr>
+                <w:rFonts w:ascii="Arial" w:cs="Arial" w:eastAsia="Arial" w:hAnsi="Arial"/>
+                <w:i/>
+                <w:iCs/>
+                <w:color w:val="595959"/>
+                <w:sz w:val="16"/>
+                <w:szCs w:val="16"/>
+              </w:rPr>
+              <w:t xml:space="preserve">No closely matching reading in the ARES library for this activity.</w:t>
+            </w:r>
+          </w:p>
+          <w:p>
+            <w:pPr>
+              <w:spacing w:after="10" w:before="0"/>
+              <w:ind w:left="120"/>
+            </w:pPr>
+            <w:hyperlink w:history="1" r:id="rIdv7tfmyqg-yave3zmvyhhm">
+              <w:r>
+                <w:rPr>
+                  <w:rFonts w:ascii="Arial" w:cs="Arial" w:eastAsia="Arial" w:hAnsi="Arial"/>
+                  <w:color w:val="595959"/>
+                  <w:sz w:val="14"/>
+                  <w:szCs w:val="14"/>
+                  <w:u w:val="single" w:color="595959"/>
+                </w:rPr>
+                <w:t xml:space="preserve">🔍 Search ARES for readings</w:t>
+              </w:r>
+            </w:hyperlink>
+          </w:p>
+          <w:p>
+            <w:pPr>
+              <w:spacing w:after="10" w:before="0"/>
+              <w:ind w:left="120"/>
+            </w:pPr>
+            <w:r>
+              <w:rPr>
+                <w:rFonts w:ascii="Arial" w:cs="Arial" w:eastAsia="Arial" w:hAnsi="Arial"/>
+                <w:color w:val="595959"/>
+                <w:sz w:val="14"/>
+                <w:szCs w:val="14"/>
+              </w:rPr>
+              <w:t xml:space="preserve">Search terms: temperature thermal expansion linear</w:t>
+            </w:r>
+          </w:p>
+        </w:tc>
+        <w:tc>
+          <w:tcPr>
+            <w:tcW w:type="dxa" w:w="3040"/>
+            <w:shd w:fill="FFFFFF" w:color="auto" w:val="clear"/>
+            <w:tcMar>
+              <w:top w:type="dxa" w:w="60"/>
+              <w:left w:type="dxa" w:w="120"/>
+              <w:bottom w:type="dxa" w:w="60"/>
+              <w:right w:type="dxa" w:w="120"/>
+            </w:tcMar>
+            <w:vAlign w:val="top"/>
+          </w:tcPr>
+          <w:p>
+            <w:pPr>
+              <w:spacing w:after="40" w:before="0"/>
+              <w:jc w:val="left"/>
+            </w:pPr>
+            <w:r>
+              <w:rPr>
+                <w:rFonts w:ascii="Arial" w:cs="Arial" w:eastAsia="Arial" w:hAnsi="Arial"/>
+                <w:b w:val="false"/>
+                <w:bCs w:val="false"/>
+                <w:i w:val="false"/>
+                <w:iCs w:val="false"/>
+                <w:color w:val="000000"/>
+                <w:sz w:val="18"/>
+                <w:szCs w:val="18"/>
+              </w:rPr>
+              <w:t xml:space="preserve">Groups of four receive one Application Card each. The four cards are: Card A — Expansion Joints on the Thika Superhighway: photographs and a short text describing the rubber-filled gaps cut into the concrete road surface every 6 m, explaining that concrete has a linear expansivity of approximately 10 x 10 to the power of minus 6 per degree C and Nairobi temperatures range from 10 degrees C to 30 degrees C. Card B — Bimetallic Strip Thermostat in an Electric Iron: a labelled diagram showing a strip of brass bonded to a strip of invar steel, with brass having a higher expansivity so the strip bends toward the invar side on heating, breaking an electrical circuit and switching the iron off. Card C — Fitting a Metal Tyre onto a Wooden Cart Wheel in Rural Kenya: a description of blacksmiths heating a slightly undersized iron tyre until it expands enough to slip over the wooden wheel, then cooling it with water so it contracts and grips tightly. Card D — Riveting Corrugated Metal Roofing Sheets: a description of how roofers in Kenyan construction leave small gaps between adjacent sheets and use dome-headed rivets that allow slight movement, preventing buckling during afternoon heat. Each group reads their card, identifies the specific type of expansion (linear, superficial, or volumetric), names the engineering principle being exploited (accommodate, exploit, or prevent expansion), and prepares a two-minute verbal explanation with one key diagram sketch.</w:t>
+            </w:r>
+          </w:p>
+        </w:tc>
+        <w:tc>
+          <w:tcPr>
+            <w:tcW w:type="dxa" w:w="3040"/>
+            <w:shd w:fill="F2F2F2" w:color="auto" w:val="clear"/>
+            <w:tcMar>
+              <w:top w:type="dxa" w:w="60"/>
+              <w:left w:type="dxa" w:w="120"/>
+              <w:bottom w:type="dxa" w:w="60"/>
+              <w:right w:type="dxa" w:w="120"/>
+            </w:tcMar>
+            <w:vAlign w:val="top"/>
+          </w:tcPr>
+          <w:p>
+            <w:pPr>
+              <w:spacing w:after="40" w:before="0"/>
+              <w:jc w:val="left"/>
+            </w:pPr>
+            <w:r>
+              <w:rPr>
+                <w:rFonts w:ascii="Arial" w:cs="Arial" w:eastAsia="Arial" w:hAnsi="Arial"/>
+                <w:b w:val="false"/>
+                <w:bCs w:val="false"/>
+                <w:i w:val="false"/>
+                <w:iCs w:val="false"/>
+                <w:color w:val="000000"/>
+                <w:sz w:val="18"/>
+                <w:szCs w:val="18"/>
+              </w:rPr>
+              <w:t xml:space="preserve">Distribute cards and say: You have 8 minutes. Your group must answer three questions about your application: one — what type of expansion is involved? Two — is the engineer accommodating expansion, exploiting it, or preventing it? Three — how does this connect to the cracked bottle? Circulate to each group. For Card B groups struggling with the bimetallic strip, hold up a physical bimetallic strip (or a diagram) and say: Look — two metals are bonded together. Brass expands more than invar for the same temperature rise. What will the strip do when heated? Wait 10 seconds. For Card C groups, ask: Why does the tyre grip tighter when it cools rather than when it is hot? Wait 10 seconds before offering: think about what happens to the diameter of the tyre as it cools. At the 8-minute mark, bring the class together for group presentations. After each presentation say: Does anyone want to add or challenge anything in that explanation? Allow 30 seconds of open response.</w:t>
+            </w:r>
+          </w:p>
+        </w:tc>
+        <w:tc>
+          <w:tcPr>
+            <w:tcW w:type="dxa" w:w="3040"/>
+            <w:shd w:fill="FFFFFF" w:color="auto" w:val="clear"/>
+            <w:tcMar>
+              <w:top w:type="dxa" w:w="60"/>
+              <w:left w:type="dxa" w:w="120"/>
+              <w:bottom w:type="dxa" w:w="60"/>
+              <w:right w:type="dxa" w:w="120"/>
+            </w:tcMar>
+            <w:vAlign w:val="top"/>
+          </w:tcPr>
+          <w:p>
+            <w:pPr>
+              <w:spacing w:after="40" w:before="0"/>
+              <w:jc w:val="left"/>
+            </w:pPr>
+            <w:r>
+              <w:rPr>
+                <w:rFonts w:ascii="Arial" w:cs="Arial" w:eastAsia="Arial" w:hAnsi="Arial"/>
+                <w:b w:val="false"/>
+                <w:bCs w:val="false"/>
+                <w:i w:val="false"/>
+                <w:iCs w:val="false"/>
+                <w:color w:val="000000"/>
+                <w:sz w:val="18"/>
+                <w:szCs w:val="18"/>
+              </w:rPr>
+              <w:t xml:space="preserve">Jigsaw-style card analysis ensures every learner encounters all four applications through peer teaching. The three-question scaffold (type of expansion, engineering approach, connection to phenomenon) structures observation toward scientific reasoning rather than surface description. The physical or diagrammatic bimetallic strip provides a concrete referent for an otherwise abstract device.</w:t>
+            </w:r>
+          </w:p>
+        </w:tc>
+        <w:tc>
+          <w:tcPr>
+            <w:tcW w:type="dxa" w:w="3040"/>
+            <w:shd w:fill="F2F2F2" w:color="auto" w:val="clear"/>
+            <w:tcMar>
+              <w:top w:type="dxa" w:w="60"/>
+              <w:left w:type="dxa" w:w="120"/>
+              <w:bottom w:type="dxa" w:w="60"/>
+              <w:right w:type="dxa" w:w="120"/>
+            </w:tcMar>
+            <w:vAlign w:val="top"/>
+          </w:tcPr>
+          <w:p>
+            <w:pPr>
+              <w:spacing w:after="40" w:before="0"/>
+              <w:jc w:val="left"/>
+            </w:pPr>
+            <w:r>
+              <w:rPr>
+                <w:rFonts w:ascii="Arial" w:cs="Arial" w:eastAsia="Arial" w:hAnsi="Arial"/>
+                <w:b w:val="false"/>
+                <w:bCs w:val="false"/>
+                <w:i w:val="false"/>
+                <w:iCs w:val="false"/>
+                <w:color w:val="000000"/>
+                <w:sz w:val="18"/>
+                <w:szCs w:val="18"/>
+              </w:rPr>
+              <w:t xml:space="preserve">During circulations, listen for correct identification of expansion type and for unprompted use of the terms linear expansivity or expansion coefficient. After each group presentation, use the question: how does this connect to the cracked bottle? as a probe — learners who can articulate that both involve volumetric or linear expansion of a solid under temperature change demonstrate conceptual transfer. Note any group that conflates thermal contraction with cooling-only scenarios.</w:t>
+            </w:r>
+          </w:p>
+        </w:tc>
+      </w:tr>
+      <w:tr>
+        <w:tc>
+          <w:tcPr>
+            <w:tcW w:type="dxa" w:w="1520"/>
+            <w:shd w:fill="E2EFDA" w:color="auto" w:val="clear"/>
+            <w:tcMar>
+              <w:top w:type="dxa" w:w="60"/>
+              <w:left w:type="dxa" w:w="120"/>
+              <w:bottom w:type="dxa" w:w="60"/>
+              <w:right w:type="dxa" w:w="120"/>
+            </w:tcMar>
+            <w:vAlign w:val="top"/>
+          </w:tcPr>
+          <w:p>
+            <w:pPr>
+              <w:spacing w:after="40" w:before="0"/>
+              <w:jc w:val="left"/>
+            </w:pPr>
+            <w:r>
+              <w:rPr>
+                <w:rFonts w:ascii="Arial" w:cs="Arial" w:eastAsia="Arial" w:hAnsi="Arial"/>
+                <w:b/>
+                <w:bCs/>
+                <w:i w:val="false"/>
+                <w:iCs w:val="false"/>
+                <w:color w:val="000000"/>
+                <w:sz w:val="18"/>
+                <w:szCs w:val="18"/>
+              </w:rPr>
+              <w:t xml:space="preserve">Explain Phase</w:t>
+            </w:r>
+          </w:p>
+          <w:p>
+            <w:pPr>
+              <w:spacing w:after="20" w:before="0"/>
+            </w:pPr>
+            <w:r>
+              <w:rPr>
+                <w:rFonts w:ascii="Arial" w:cs="Arial" w:eastAsia="Arial" w:hAnsi="Arial"/>
+                <w:b/>
+                <w:bCs/>
+                <w:color w:val="1F3864"/>
+                <w:sz w:val="16"/>
+                <w:szCs w:val="16"/>
+              </w:rPr>
+              <w:t xml:space="preserve">📹 VIDEO:</w:t>
+            </w:r>
+          </w:p>
+          <w:p>
+            <w:pPr>
+              <w:spacing w:after="20" w:before="0"/>
+            </w:pPr>
+            <w:hyperlink w:history="1" r:id="rIdmhq_xhzbcfmfphnwank2c">
               <w:r>
                 <w:rPr>
                   <w:rFonts w:ascii="Arial" w:cs="Arial" w:eastAsia="Arial" w:hAnsi="Arial"/>
@@ -15631,7 +15857,7 @@
                   <w:szCs w:val="16"/>
                   <w:u w:val="single" w:color="2E75B6"/>
                 </w:rPr>
-                <w:t xml:space="preserve">Thermal Energy (Flexbook)</w:t>
+                <w:t xml:space="preserve">Factors affecting reaction rates</w:t>
               </w:r>
             </w:hyperlink>
           </w:p>
@@ -15647,7 +15873,7 @@
                 <w:sz w:val="14"/>
                 <w:szCs w:val="14"/>
               </w:rPr>
-              <w:t xml:space="preserve">Source: CK-12</w:t>
+              <w:t xml:space="preserve">Source: Khan Academy (English - US curriculum)</w:t>
             </w:r>
           </w:p>
           <w:p>
@@ -15655,235 +15881,7 @@
               <w:spacing w:after="10" w:before="0"/>
               <w:ind w:left="120"/>
             </w:pPr>
-            <w:hyperlink w:history="1" r:id="rIdtnjwjerfyxdzst5tv5n6e">
-              <w:r>
-                <w:rPr>
-                  <w:rFonts w:ascii="Arial" w:cs="Arial" w:eastAsia="Arial" w:hAnsi="Arial"/>
-                  <w:color w:val="595959"/>
-                  <w:sz w:val="14"/>
-                  <w:szCs w:val="14"/>
-                  <w:u w:val="single" w:color="595959"/>
-                </w:rPr>
-                <w:t xml:space="preserve">🔍 Search ARES for similar readings</w:t>
-              </w:r>
-            </w:hyperlink>
-          </w:p>
-        </w:tc>
-        <w:tc>
-          <w:tcPr>
-            <w:tcW w:type="dxa" w:w="3040"/>
-            <w:shd w:fill="FFFFFF" w:color="auto" w:val="clear"/>
-            <w:tcMar>
-              <w:top w:type="dxa" w:w="60"/>
-              <w:left w:type="dxa" w:w="120"/>
-              <w:bottom w:type="dxa" w:w="60"/>
-              <w:right w:type="dxa" w:w="120"/>
-            </w:tcMar>
-            <w:vAlign w:val="top"/>
-          </w:tcPr>
-          <w:p>
-            <w:pPr>
-              <w:spacing w:after="40" w:before="0"/>
-              <w:jc w:val="left"/>
-            </w:pPr>
-            <w:r>
-              <w:rPr>
-                <w:rFonts w:ascii="Arial" w:cs="Arial" w:eastAsia="Arial" w:hAnsi="Arial"/>
-                <w:b w:val="false"/>
-                <w:bCs w:val="false"/>
-                <w:i w:val="false"/>
-                <w:iCs w:val="false"/>
-                <w:color w:val="000000"/>
-                <w:sz w:val="18"/>
-                <w:szCs w:val="18"/>
-              </w:rPr>
-              <w:t xml:space="preserve">Groups of four receive one Application Card each. The four cards are: Card A — Expansion Joints on the Thika Superhighway: photographs and a short text describing the rubber-filled gaps cut into the concrete road surface every 6 m, explaining that concrete has a linear expansivity of approximately 10 x 10 to the power of minus 6 per degree C and Nairobi temperatures range from 10 degrees C to 30 degrees C. Card B — Bimetallic Strip Thermostat in an Electric Iron: a labelled diagram showing a strip of brass bonded to a strip of invar steel, with brass having a higher expansivity so the strip bends toward the invar side on heating, breaking an electrical circuit and switching the iron off. Card C — Fitting a Metal Tyre onto a Wooden Cart Wheel in Rural Kenya: a description of blacksmiths heating a slightly undersized iron tyre until it expands enough to slip over the wooden wheel, then cooling it with water so it contracts and grips tightly. Card D — Riveting Corrugated Metal Roofing Sheets: a description of how roofers in Kenyan construction leave small gaps between adjacent sheets and use dome-headed rivets that allow slight movement, preventing buckling during afternoon heat. Each group reads their card, identifies the specific type of expansion (linear, superficial, or volumetric), names the engineering principle being exploited (accommodate, exploit, or prevent expansion), and prepares a two-minute verbal explanation with one key diagram sketch.</w:t>
-            </w:r>
-          </w:p>
-        </w:tc>
-        <w:tc>
-          <w:tcPr>
-            <w:tcW w:type="dxa" w:w="3040"/>
-            <w:shd w:fill="F2F2F2" w:color="auto" w:val="clear"/>
-            <w:tcMar>
-              <w:top w:type="dxa" w:w="60"/>
-              <w:left w:type="dxa" w:w="120"/>
-              <w:bottom w:type="dxa" w:w="60"/>
-              <w:right w:type="dxa" w:w="120"/>
-            </w:tcMar>
-            <w:vAlign w:val="top"/>
-          </w:tcPr>
-          <w:p>
-            <w:pPr>
-              <w:spacing w:after="40" w:before="0"/>
-              <w:jc w:val="left"/>
-            </w:pPr>
-            <w:r>
-              <w:rPr>
-                <w:rFonts w:ascii="Arial" w:cs="Arial" w:eastAsia="Arial" w:hAnsi="Arial"/>
-                <w:b w:val="false"/>
-                <w:bCs w:val="false"/>
-                <w:i w:val="false"/>
-                <w:iCs w:val="false"/>
-                <w:color w:val="000000"/>
-                <w:sz w:val="18"/>
-                <w:szCs w:val="18"/>
-              </w:rPr>
-              <w:t xml:space="preserve">Distribute cards and say: You have 8 minutes. Your group must answer three questions about your application: one — what type of expansion is involved? Two — is the engineer accommodating expansion, exploiting it, or preventing it? Three — how does this connect to the cracked bottle? Circulate to each group. For Card B groups struggling with the bimetallic strip, hold up a physical bimetallic strip (or a diagram) and say: Look — two metals are bonded together. Brass expands more than invar for the same temperature rise. What will the strip do when heated? Wait 10 seconds. For Card C groups, ask: Why does the tyre grip tighter when it cools rather than when it is hot? Wait 10 seconds before offering: think about what happens to the diameter of the tyre as it cools. At the 8-minute mark, bring the class together for group presentations. After each presentation say: Does anyone want to add or challenge anything in that explanation? Allow 30 seconds of open response.</w:t>
-            </w:r>
-          </w:p>
-        </w:tc>
-        <w:tc>
-          <w:tcPr>
-            <w:tcW w:type="dxa" w:w="3040"/>
-            <w:shd w:fill="FFFFFF" w:color="auto" w:val="clear"/>
-            <w:tcMar>
-              <w:top w:type="dxa" w:w="60"/>
-              <w:left w:type="dxa" w:w="120"/>
-              <w:bottom w:type="dxa" w:w="60"/>
-              <w:right w:type="dxa" w:w="120"/>
-            </w:tcMar>
-            <w:vAlign w:val="top"/>
-          </w:tcPr>
-          <w:p>
-            <w:pPr>
-              <w:spacing w:after="40" w:before="0"/>
-              <w:jc w:val="left"/>
-            </w:pPr>
-            <w:r>
-              <w:rPr>
-                <w:rFonts w:ascii="Arial" w:cs="Arial" w:eastAsia="Arial" w:hAnsi="Arial"/>
-                <w:b w:val="false"/>
-                <w:bCs w:val="false"/>
-                <w:i w:val="false"/>
-                <w:iCs w:val="false"/>
-                <w:color w:val="000000"/>
-                <w:sz w:val="18"/>
-                <w:szCs w:val="18"/>
-              </w:rPr>
-              <w:t xml:space="preserve">Jigsaw-style card analysis ensures every learner encounters all four applications through peer teaching. The three-question scaffold (type of expansion, engineering approach, connection to phenomenon) structures observation toward scientific reasoning rather than surface description. The physical or diagrammatic bimetallic strip provides a concrete referent for an otherwise abstract device.</w:t>
-            </w:r>
-          </w:p>
-        </w:tc>
-        <w:tc>
-          <w:tcPr>
-            <w:tcW w:type="dxa" w:w="3040"/>
-            <w:shd w:fill="F2F2F2" w:color="auto" w:val="clear"/>
-            <w:tcMar>
-              <w:top w:type="dxa" w:w="60"/>
-              <w:left w:type="dxa" w:w="120"/>
-              <w:bottom w:type="dxa" w:w="60"/>
-              <w:right w:type="dxa" w:w="120"/>
-            </w:tcMar>
-            <w:vAlign w:val="top"/>
-          </w:tcPr>
-          <w:p>
-            <w:pPr>
-              <w:spacing w:after="40" w:before="0"/>
-              <w:jc w:val="left"/>
-            </w:pPr>
-            <w:r>
-              <w:rPr>
-                <w:rFonts w:ascii="Arial" w:cs="Arial" w:eastAsia="Arial" w:hAnsi="Arial"/>
-                <w:b w:val="false"/>
-                <w:bCs w:val="false"/>
-                <w:i w:val="false"/>
-                <w:iCs w:val="false"/>
-                <w:color w:val="000000"/>
-                <w:sz w:val="18"/>
-                <w:szCs w:val="18"/>
-              </w:rPr>
-              <w:t xml:space="preserve">During circulations, listen for correct identification of expansion type and for unprompted use of the terms linear expansivity or expansion coefficient. After each group presentation, use the question: how does this connect to the cracked bottle? as a probe — learners who can articulate that both involve volumetric or linear expansion of a solid under temperature change demonstrate conceptual transfer. Note any group that conflates thermal contraction with cooling-only scenarios.</w:t>
-            </w:r>
-          </w:p>
-        </w:tc>
-      </w:tr>
-      <w:tr>
-        <w:tc>
-          <w:tcPr>
-            <w:tcW w:type="dxa" w:w="1520"/>
-            <w:shd w:fill="E2EFDA" w:color="auto" w:val="clear"/>
-            <w:tcMar>
-              <w:top w:type="dxa" w:w="60"/>
-              <w:left w:type="dxa" w:w="120"/>
-              <w:bottom w:type="dxa" w:w="60"/>
-              <w:right w:type="dxa" w:w="120"/>
-            </w:tcMar>
-            <w:vAlign w:val="top"/>
-          </w:tcPr>
-          <w:p>
-            <w:pPr>
-              <w:spacing w:after="40" w:before="0"/>
-              <w:jc w:val="left"/>
-            </w:pPr>
-            <w:r>
-              <w:rPr>
-                <w:rFonts w:ascii="Arial" w:cs="Arial" w:eastAsia="Arial" w:hAnsi="Arial"/>
-                <w:b/>
-                <w:bCs/>
-                <w:i w:val="false"/>
-                <w:iCs w:val="false"/>
-                <w:color w:val="000000"/>
-                <w:sz w:val="18"/>
-                <w:szCs w:val="18"/>
-              </w:rPr>
-              <w:t xml:space="preserve">Explain Phase</w:t>
-            </w:r>
-          </w:p>
-          <w:p>
-            <w:pPr>
-              <w:spacing w:after="20" w:before="0"/>
-            </w:pPr>
-            <w:r>
-              <w:rPr>
-                <w:rFonts w:ascii="Arial" w:cs="Arial" w:eastAsia="Arial" w:hAnsi="Arial"/>
-                <w:b/>
-                <w:bCs/>
-                <w:color w:val="1F3864"/>
-                <w:sz w:val="16"/>
-                <w:szCs w:val="16"/>
-              </w:rPr>
-              <w:t xml:space="preserve">📹 VIDEO:</w:t>
-            </w:r>
-          </w:p>
-          <w:p>
-            <w:pPr>
-              <w:spacing w:after="20" w:before="0"/>
-            </w:pPr>
-            <w:hyperlink w:history="1" r:id="rIdmtl7-s5hnibsb2g5n6lcx">
-              <w:r>
-                <w:rPr>
-                  <w:rFonts w:ascii="Arial" w:cs="Arial" w:eastAsia="Arial" w:hAnsi="Arial"/>
-                  <w:color w:val="2E75B6"/>
-                  <w:sz w:val="16"/>
-                  <w:szCs w:val="16"/>
-                  <w:u w:val="single" w:color="2E75B6"/>
-                </w:rPr>
-                <w:t xml:space="preserve">The history of atomic chemistry</w:t>
-              </w:r>
-            </w:hyperlink>
-          </w:p>
-          <w:p>
-            <w:pPr>
-              <w:spacing w:after="10" w:before="0"/>
-              <w:ind w:left="120"/>
-            </w:pPr>
-            <w:r>
-              <w:rPr>
-                <w:rFonts w:ascii="Arial" w:cs="Arial" w:eastAsia="Arial" w:hAnsi="Arial"/>
-                <w:color w:val="595959"/>
-                <w:sz w:val="14"/>
-                <w:szCs w:val="14"/>
-              </w:rPr>
-              <w:t xml:space="preserve">Source: Khan Academy (English - US curriculum)</w:t>
-            </w:r>
-          </w:p>
-          <w:p>
-            <w:pPr>
-              <w:spacing w:after="10" w:before="0"/>
-              <w:ind w:left="120"/>
-            </w:pPr>
-            <w:hyperlink w:history="1" r:id="rIdofmk4wk4zjfj6shz7bt1s">
+            <w:hyperlink w:history="1" r:id="rIdubdvktcto_7im5pr1ksbw">
               <w:r>
                 <w:rPr>
                   <w:rFonts w:ascii="Arial" w:cs="Arial" w:eastAsia="Arial" w:hAnsi="Arial"/>
@@ -15921,14 +15919,241 @@
                 <w:sz w:val="16"/>
                 <w:szCs w:val="16"/>
               </w:rPr>
-              <w:t xml:space="preserve">📖 HTML:</w:t>
+              <w:t xml:space="preserve">📖 READING:</w:t>
             </w:r>
           </w:p>
           <w:p>
             <w:pPr>
               <w:spacing w:after="20" w:before="0"/>
             </w:pPr>
-            <w:hyperlink w:history="1" r:id="rIddemebgfxttf_ocrdhshx5">
+            <w:r>
+              <w:rPr>
+                <w:rFonts w:ascii="Arial" w:cs="Arial" w:eastAsia="Arial" w:hAnsi="Arial"/>
+                <w:i/>
+                <w:iCs/>
+                <w:color w:val="595959"/>
+                <w:sz w:val="16"/>
+                <w:szCs w:val="16"/>
+              </w:rPr>
+              <w:t xml:space="preserve">No closely matching reading in the ARES library for this activity.</w:t>
+            </w:r>
+          </w:p>
+          <w:p>
+            <w:pPr>
+              <w:spacing w:after="10" w:before="0"/>
+              <w:ind w:left="120"/>
+            </w:pPr>
+            <w:hyperlink w:history="1" r:id="rIdl239_fxxlklmbcdnm2xhf">
+              <w:r>
+                <w:rPr>
+                  <w:rFonts w:ascii="Arial" w:cs="Arial" w:eastAsia="Arial" w:hAnsi="Arial"/>
+                  <w:color w:val="595959"/>
+                  <w:sz w:val="14"/>
+                  <w:szCs w:val="14"/>
+                  <w:u w:val="single" w:color="595959"/>
+                </w:rPr>
+                <w:t xml:space="preserve">🔍 Search ARES for readings</w:t>
+              </w:r>
+            </w:hyperlink>
+          </w:p>
+          <w:p>
+            <w:pPr>
+              <w:spacing w:after="10" w:before="0"/>
+              <w:ind w:left="120"/>
+            </w:pPr>
+            <w:r>
+              <w:rPr>
+                <w:rFonts w:ascii="Arial" w:cs="Arial" w:eastAsia="Arial" w:hAnsi="Arial"/>
+                <w:color w:val="595959"/>
+                <w:sz w:val="14"/>
+                <w:szCs w:val="14"/>
+              </w:rPr>
+              <w:t xml:space="preserve">Search terms: temperature thermal expansion linear</w:t>
+            </w:r>
+          </w:p>
+        </w:tc>
+        <w:tc>
+          <w:tcPr>
+            <w:tcW w:type="dxa" w:w="3040"/>
+            <w:shd w:fill="FFFFFF" w:color="auto" w:val="clear"/>
+            <w:tcMar>
+              <w:top w:type="dxa" w:w="60"/>
+              <w:left w:type="dxa" w:w="120"/>
+              <w:bottom w:type="dxa" w:w="60"/>
+              <w:right w:type="dxa" w:w="120"/>
+            </w:tcMar>
+            <w:vAlign w:val="top"/>
+          </w:tcPr>
+          <w:p>
+            <w:pPr>
+              <w:spacing w:after="40" w:before="0"/>
+              <w:jc w:val="left"/>
+            </w:pPr>
+            <w:r>
+              <w:rPr>
+                <w:rFonts w:ascii="Arial" w:cs="Arial" w:eastAsia="Arial" w:hAnsi="Arial"/>
+                <w:b w:val="false"/>
+                <w:bCs w:val="false"/>
+                <w:i w:val="false"/>
+                <w:iCs w:val="false"/>
+                <w:color w:val="000000"/>
+                <w:sz w:val="18"/>
+                <w:szCs w:val="18"/>
+              </w:rPr>
+              <w:t xml:space="preserve">The teacher leads a whole-class worked example on the board. Problem: A steel bridge beam in Kisumu is 10 m long at an installation temperature of 20 degrees C. The seasonal temperature in Kisumu ranges from 18 degrees C to 35 degrees C, giving a maximum temperature rise of 15 degrees C. The linear expansivity of steel is 12 x 10 to the power of minus 6 per degree C. What minimum expansion gap must the engineer leave at each end of the beam? Learners copy the problem into their notebooks and attempt the calculation individually for 3 minutes before the teacher works through it step by step on the board: deltaL = alphaL0deltaT = (12 x 10 to the power of minus 6) x 10 x 15 = 1.8 x 10 to the power of minus 3 m = 1.8 mm. The teacher then connects: the engineer must leave at least 1.8 mm at each end, so a total of 3.6 mm across the full beam, otherwise the beam pushes against its supports with the same kind of force that cracked the glass bottle. Learners then independently solve a parallel problem: A Kenya Power overhead copper conductor cable is 200 m long at 15 degrees C. The temperature rises to 40 degrees C on a hot Nairobi afternoon. The linear expansivity of copper is 17 x 10 to the power of minus 6 per degree C. Calculate the increase in length and explain why engineers design the cable to sag rather than stretch taut between pylons. After 5 minutes of independent work, learners compare answers with a partner. The expected answer is deltaL = 17 x 10 to the power of minus 6 x 200 x 25 = 0.085 m = 8.5 cm.</w:t>
+            </w:r>
+          </w:p>
+        </w:tc>
+        <w:tc>
+          <w:tcPr>
+            <w:tcW w:type="dxa" w:w="3040"/>
+            <w:shd w:fill="F2F2F2" w:color="auto" w:val="clear"/>
+            <w:tcMar>
+              <w:top w:type="dxa" w:w="60"/>
+              <w:left w:type="dxa" w:w="120"/>
+              <w:bottom w:type="dxa" w:w="60"/>
+              <w:right w:type="dxa" w:w="120"/>
+            </w:tcMar>
+            <w:vAlign w:val="top"/>
+          </w:tcPr>
+          <w:p>
+            <w:pPr>
+              <w:spacing w:after="40" w:before="0"/>
+              <w:jc w:val="left"/>
+            </w:pPr>
+            <w:r>
+              <w:rPr>
+                <w:rFonts w:ascii="Arial" w:cs="Arial" w:eastAsia="Arial" w:hAnsi="Arial"/>
+                <w:b w:val="false"/>
+                <w:bCs w:val="false"/>
+                <w:i w:val="false"/>
+                <w:iCs w:val="false"/>
+                <w:color w:val="000000"/>
+                <w:sz w:val="18"/>
+                <w:szCs w:val="18"/>
+              </w:rPr>
+              <w:t xml:space="preserve">Before writing the bridge problem, say: Before I give you the numbers, tell me — what formula will we use and what does each symbol mean? Cold-call one learner. Then write the problem on the board and say: Work this out alone in silence for 3 minutes. I want to see your formula written out, your substitution, and your answer with units. Start now. After 3 minutes say: Keep your book open to your attempt. Watch how I do it and put a tick where you got it right or an arrow where your working differed. Work through the solution narrating each step aloud. After reaching the answer say: 1.8 mm might sound tiny — but what happened to the glass bottle when the ice had nowhere to go? Pause for 5 seconds of wait time. Take one response, then say: Exactly — even small expansions generate enormous forces when contained. That is the engineering lesson from our cracked bottle. For the independent copper cable problem, say: This time you are the engineer. After solving, write one sentence explaining why the cable sags. After partner comparison, ask: Who got 8.5 cm? Show of hands. If fewer than two-thirds raise hands, rework the substitution step on the board.</w:t>
+            </w:r>
+          </w:p>
+        </w:tc>
+        <w:tc>
+          <w:tcPr>
+            <w:tcW w:type="dxa" w:w="3040"/>
+            <w:shd w:fill="FFFFFF" w:color="auto" w:val="clear"/>
+            <w:tcMar>
+              <w:top w:type="dxa" w:w="60"/>
+              <w:left w:type="dxa" w:w="120"/>
+              <w:bottom w:type="dxa" w:w="60"/>
+              <w:right w:type="dxa" w:w="120"/>
+            </w:tcMar>
+            <w:vAlign w:val="top"/>
+          </w:tcPr>
+          <w:p>
+            <w:pPr>
+              <w:spacing w:after="40" w:before="0"/>
+              <w:jc w:val="left"/>
+            </w:pPr>
+            <w:r>
+              <w:rPr>
+                <w:rFonts w:ascii="Arial" w:cs="Arial" w:eastAsia="Arial" w:hAnsi="Arial"/>
+                <w:b w:val="false"/>
+                <w:bCs w:val="false"/>
+                <w:i w:val="false"/>
+                <w:iCs w:val="false"/>
+                <w:color w:val="000000"/>
+                <w:sz w:val="18"/>
+                <w:szCs w:val="18"/>
+              </w:rPr>
+              <w:t xml:space="preserve">The worked example uses gradual release: learners attempt first, observe teacher model second, then self-assess against the model. The parallel independent problem immediately transfers the skill to a different material and context. Explicit connection back to the cracked bottle at the explanation stage maintains the anchoring phenomenon as the explanatory touchstone throughout. Narrating each step of the formula aloud models scientific communication.</w:t>
+            </w:r>
+          </w:p>
+        </w:tc>
+        <w:tc>
+          <w:tcPr>
+            <w:tcW w:type="dxa" w:w="3040"/>
+            <w:shd w:fill="F2F2F2" w:color="auto" w:val="clear"/>
+            <w:tcMar>
+              <w:top w:type="dxa" w:w="60"/>
+              <w:left w:type="dxa" w:w="120"/>
+              <w:bottom w:type="dxa" w:w="60"/>
+              <w:right w:type="dxa" w:w="120"/>
+            </w:tcMar>
+            <w:vAlign w:val="top"/>
+          </w:tcPr>
+          <w:p>
+            <w:pPr>
+              <w:spacing w:after="40" w:before="0"/>
+              <w:jc w:val="left"/>
+            </w:pPr>
+            <w:r>
+              <w:rPr>
+                <w:rFonts w:ascii="Arial" w:cs="Arial" w:eastAsia="Arial" w:hAnsi="Arial"/>
+                <w:b w:val="false"/>
+                <w:bCs w:val="false"/>
+                <w:i w:val="false"/>
+                <w:iCs w:val="false"/>
+                <w:color w:val="000000"/>
+                <w:sz w:val="18"/>
+                <w:szCs w:val="18"/>
+              </w:rPr>
+              <w:t xml:space="preserve">Circulate during the 5-minute independent problem and look at three specific checkpoints in learner books: (1) Is the formula written symbolically before numbers are substituted? (2) Is deltaT calculated correctly as 40 minus 15 = 25 degrees C and not confused with the final temperature? (3) Does the final sentence demonstrate causal reasoning — that the cable sags to allow room for thermal expansion? Record the names of learners who make the deltaT error for targeted support in Lesson 6.</w:t>
+            </w:r>
+          </w:p>
+        </w:tc>
+      </w:tr>
+      <w:tr>
+        <w:tc>
+          <w:tcPr>
+            <w:tcW w:type="dxa" w:w="1520"/>
+            <w:shd w:fill="FCE4D6" w:color="auto" w:val="clear"/>
+            <w:tcMar>
+              <w:top w:type="dxa" w:w="60"/>
+              <w:left w:type="dxa" w:w="120"/>
+              <w:bottom w:type="dxa" w:w="60"/>
+              <w:right w:type="dxa" w:w="120"/>
+            </w:tcMar>
+            <w:vAlign w:val="top"/>
+          </w:tcPr>
+          <w:p>
+            <w:pPr>
+              <w:spacing w:after="40" w:before="0"/>
+              <w:jc w:val="left"/>
+            </w:pPr>
+            <w:r>
+              <w:rPr>
+                <w:rFonts w:ascii="Arial" w:cs="Arial" w:eastAsia="Arial" w:hAnsi="Arial"/>
+                <w:b/>
+                <w:bCs/>
+                <w:i w:val="false"/>
+                <w:iCs w:val="false"/>
+                <w:color w:val="000000"/>
+                <w:sz w:val="18"/>
+                <w:szCs w:val="18"/>
+              </w:rPr>
+              <w:t xml:space="preserve">Driving Question Board (DQB) Creation</w:t>
+            </w:r>
+          </w:p>
+          <w:p>
+            <w:pPr>
+              <w:spacing w:after="20" w:before="0"/>
+            </w:pPr>
+            <w:r>
+              <w:rPr>
+                <w:rFonts w:ascii="Arial" w:cs="Arial" w:eastAsia="Arial" w:hAnsi="Arial"/>
+                <w:b/>
+                <w:bCs/>
+                <w:color w:val="1F3864"/>
+                <w:sz w:val="16"/>
+                <w:szCs w:val="16"/>
+              </w:rPr>
+              <w:t xml:space="preserve">📹 VIDEO:</w:t>
+            </w:r>
+          </w:p>
+          <w:p>
+            <w:pPr>
+              <w:spacing w:after="20" w:before="0"/>
+            </w:pPr>
+            <w:hyperlink w:history="1" r:id="rIdyejs4djh1duzbkb4jt2i9">
               <w:r>
                 <w:rPr>
                   <w:rFonts w:ascii="Arial" w:cs="Arial" w:eastAsia="Arial" w:hAnsi="Arial"/>
@@ -15937,7 +16162,7 @@
                   <w:szCs w:val="16"/>
                   <w:u w:val="single" w:color="2E75B6"/>
                 </w:rPr>
-                <w:t xml:space="preserve">Thermal Energy (Flexbook)</w:t>
+                <w:t xml:space="preserve">Factors affecting reaction rates</w:t>
               </w:r>
             </w:hyperlink>
           </w:p>
@@ -15953,7 +16178,7 @@
                 <w:sz w:val="14"/>
                 <w:szCs w:val="14"/>
               </w:rPr>
-              <w:t xml:space="preserve">Source: CK-12</w:t>
+              <w:t xml:space="preserve">Source: Khan Academy (English - US curriculum)</w:t>
             </w:r>
           </w:p>
           <w:p>
@@ -15961,235 +16186,7 @@
               <w:spacing w:after="10" w:before="0"/>
               <w:ind w:left="120"/>
             </w:pPr>
-            <w:hyperlink w:history="1" r:id="rIdwrcfbvvkjiutw3ddsh1l6">
-              <w:r>
-                <w:rPr>
-                  <w:rFonts w:ascii="Arial" w:cs="Arial" w:eastAsia="Arial" w:hAnsi="Arial"/>
-                  <w:color w:val="595959"/>
-                  <w:sz w:val="14"/>
-                  <w:szCs w:val="14"/>
-                  <w:u w:val="single" w:color="595959"/>
-                </w:rPr>
-                <w:t xml:space="preserve">🔍 Search ARES for similar readings</w:t>
-              </w:r>
-            </w:hyperlink>
-          </w:p>
-        </w:tc>
-        <w:tc>
-          <w:tcPr>
-            <w:tcW w:type="dxa" w:w="3040"/>
-            <w:shd w:fill="FFFFFF" w:color="auto" w:val="clear"/>
-            <w:tcMar>
-              <w:top w:type="dxa" w:w="60"/>
-              <w:left w:type="dxa" w:w="120"/>
-              <w:bottom w:type="dxa" w:w="60"/>
-              <w:right w:type="dxa" w:w="120"/>
-            </w:tcMar>
-            <w:vAlign w:val="top"/>
-          </w:tcPr>
-          <w:p>
-            <w:pPr>
-              <w:spacing w:after="40" w:before="0"/>
-              <w:jc w:val="left"/>
-            </w:pPr>
-            <w:r>
-              <w:rPr>
-                <w:rFonts w:ascii="Arial" w:cs="Arial" w:eastAsia="Arial" w:hAnsi="Arial"/>
-                <w:b w:val="false"/>
-                <w:bCs w:val="false"/>
-                <w:i w:val="false"/>
-                <w:iCs w:val="false"/>
-                <w:color w:val="000000"/>
-                <w:sz w:val="18"/>
-                <w:szCs w:val="18"/>
-              </w:rPr>
-              <w:t xml:space="preserve">The teacher leads a whole-class worked example on the board. Problem: A steel bridge beam in Kisumu is 10 m long at an installation temperature of 20 degrees C. The seasonal temperature in Kisumu ranges from 18 degrees C to 35 degrees C, giving a maximum temperature rise of 15 degrees C. The linear expansivity of steel is 12 x 10 to the power of minus 6 per degree C. What minimum expansion gap must the engineer leave at each end of the beam? Learners copy the problem into their notebooks and attempt the calculation individually for 3 minutes before the teacher works through it step by step on the board: deltaL = alphaL0deltaT = (12 x 10 to the power of minus 6) x 10 x 15 = 1.8 x 10 to the power of minus 3 m = 1.8 mm. The teacher then connects: the engineer must leave at least 1.8 mm at each end, so a total of 3.6 mm across the full beam, otherwise the beam pushes against its supports with the same kind of force that cracked the glass bottle. Learners then independently solve a parallel problem: A Kenya Power overhead copper conductor cable is 200 m long at 15 degrees C. The temperature rises to 40 degrees C on a hot Nairobi afternoon. The linear expansivity of copper is 17 x 10 to the power of minus 6 per degree C. Calculate the increase in length and explain why engineers design the cable to sag rather than stretch taut between pylons. After 5 minutes of independent work, learners compare answers with a partner. The expected answer is deltaL = 17 x 10 to the power of minus 6 x 200 x 25 = 0.085 m = 8.5 cm.</w:t>
-            </w:r>
-          </w:p>
-        </w:tc>
-        <w:tc>
-          <w:tcPr>
-            <w:tcW w:type="dxa" w:w="3040"/>
-            <w:shd w:fill="F2F2F2" w:color="auto" w:val="clear"/>
-            <w:tcMar>
-              <w:top w:type="dxa" w:w="60"/>
-              <w:left w:type="dxa" w:w="120"/>
-              <w:bottom w:type="dxa" w:w="60"/>
-              <w:right w:type="dxa" w:w="120"/>
-            </w:tcMar>
-            <w:vAlign w:val="top"/>
-          </w:tcPr>
-          <w:p>
-            <w:pPr>
-              <w:spacing w:after="40" w:before="0"/>
-              <w:jc w:val="left"/>
-            </w:pPr>
-            <w:r>
-              <w:rPr>
-                <w:rFonts w:ascii="Arial" w:cs="Arial" w:eastAsia="Arial" w:hAnsi="Arial"/>
-                <w:b w:val="false"/>
-                <w:bCs w:val="false"/>
-                <w:i w:val="false"/>
-                <w:iCs w:val="false"/>
-                <w:color w:val="000000"/>
-                <w:sz w:val="18"/>
-                <w:szCs w:val="18"/>
-              </w:rPr>
-              <w:t xml:space="preserve">Before writing the bridge problem, say: Before I give you the numbers, tell me — what formula will we use and what does each symbol mean? Cold-call one learner. Then write the problem on the board and say: Work this out alone in silence for 3 minutes. I want to see your formula written out, your substitution, and your answer with units. Start now. After 3 minutes say: Keep your book open to your attempt. Watch how I do it and put a tick where you got it right or an arrow where your working differed. Work through the solution narrating each step aloud. After reaching the answer say: 1.8 mm might sound tiny — but what happened to the glass bottle when the ice had nowhere to go? Pause for 5 seconds of wait time. Take one response, then say: Exactly — even small expansions generate enormous forces when contained. That is the engineering lesson from our cracked bottle. For the independent copper cable problem, say: This time you are the engineer. After solving, write one sentence explaining why the cable sags. After partner comparison, ask: Who got 8.5 cm? Show of hands. If fewer than two-thirds raise hands, rework the substitution step on the board.</w:t>
-            </w:r>
-          </w:p>
-        </w:tc>
-        <w:tc>
-          <w:tcPr>
-            <w:tcW w:type="dxa" w:w="3040"/>
-            <w:shd w:fill="FFFFFF" w:color="auto" w:val="clear"/>
-            <w:tcMar>
-              <w:top w:type="dxa" w:w="60"/>
-              <w:left w:type="dxa" w:w="120"/>
-              <w:bottom w:type="dxa" w:w="60"/>
-              <w:right w:type="dxa" w:w="120"/>
-            </w:tcMar>
-            <w:vAlign w:val="top"/>
-          </w:tcPr>
-          <w:p>
-            <w:pPr>
-              <w:spacing w:after="40" w:before="0"/>
-              <w:jc w:val="left"/>
-            </w:pPr>
-            <w:r>
-              <w:rPr>
-                <w:rFonts w:ascii="Arial" w:cs="Arial" w:eastAsia="Arial" w:hAnsi="Arial"/>
-                <w:b w:val="false"/>
-                <w:bCs w:val="false"/>
-                <w:i w:val="false"/>
-                <w:iCs w:val="false"/>
-                <w:color w:val="000000"/>
-                <w:sz w:val="18"/>
-                <w:szCs w:val="18"/>
-              </w:rPr>
-              <w:t xml:space="preserve">The worked example uses gradual release: learners attempt first, observe teacher model second, then self-assess against the model. The parallel independent problem immediately transfers the skill to a different material and context. Explicit connection back to the cracked bottle at the explanation stage maintains the anchoring phenomenon as the explanatory touchstone throughout. Narrating each step of the formula aloud models scientific communication.</w:t>
-            </w:r>
-          </w:p>
-        </w:tc>
-        <w:tc>
-          <w:tcPr>
-            <w:tcW w:type="dxa" w:w="3040"/>
-            <w:shd w:fill="F2F2F2" w:color="auto" w:val="clear"/>
-            <w:tcMar>
-              <w:top w:type="dxa" w:w="60"/>
-              <w:left w:type="dxa" w:w="120"/>
-              <w:bottom w:type="dxa" w:w="60"/>
-              <w:right w:type="dxa" w:w="120"/>
-            </w:tcMar>
-            <w:vAlign w:val="top"/>
-          </w:tcPr>
-          <w:p>
-            <w:pPr>
-              <w:spacing w:after="40" w:before="0"/>
-              <w:jc w:val="left"/>
-            </w:pPr>
-            <w:r>
-              <w:rPr>
-                <w:rFonts w:ascii="Arial" w:cs="Arial" w:eastAsia="Arial" w:hAnsi="Arial"/>
-                <w:b w:val="false"/>
-                <w:bCs w:val="false"/>
-                <w:i w:val="false"/>
-                <w:iCs w:val="false"/>
-                <w:color w:val="000000"/>
-                <w:sz w:val="18"/>
-                <w:szCs w:val="18"/>
-              </w:rPr>
-              <w:t xml:space="preserve">Circulate during the 5-minute independent problem and look at three specific checkpoints in learner books: (1) Is the formula written symbolically before numbers are substituted? (2) Is deltaT calculated correctly as 40 minus 15 = 25 degrees C and not confused with the final temperature? (3) Does the final sentence demonstrate causal reasoning — that the cable sags to allow room for thermal expansion? Record the names of learners who make the deltaT error for targeted support in Lesson 6.</w:t>
-            </w:r>
-          </w:p>
-        </w:tc>
-      </w:tr>
-      <w:tr>
-        <w:tc>
-          <w:tcPr>
-            <w:tcW w:type="dxa" w:w="1520"/>
-            <w:shd w:fill="FCE4D6" w:color="auto" w:val="clear"/>
-            <w:tcMar>
-              <w:top w:type="dxa" w:w="60"/>
-              <w:left w:type="dxa" w:w="120"/>
-              <w:bottom w:type="dxa" w:w="60"/>
-              <w:right w:type="dxa" w:w="120"/>
-            </w:tcMar>
-            <w:vAlign w:val="top"/>
-          </w:tcPr>
-          <w:p>
-            <w:pPr>
-              <w:spacing w:after="40" w:before="0"/>
-              <w:jc w:val="left"/>
-            </w:pPr>
-            <w:r>
-              <w:rPr>
-                <w:rFonts w:ascii="Arial" w:cs="Arial" w:eastAsia="Arial" w:hAnsi="Arial"/>
-                <w:b/>
-                <w:bCs/>
-                <w:i w:val="false"/>
-                <w:iCs w:val="false"/>
-                <w:color w:val="000000"/>
-                <w:sz w:val="18"/>
-                <w:szCs w:val="18"/>
-              </w:rPr>
-              <w:t xml:space="preserve">Driving Question Board (DQB) Creation</w:t>
-            </w:r>
-          </w:p>
-          <w:p>
-            <w:pPr>
-              <w:spacing w:after="20" w:before="0"/>
-            </w:pPr>
-            <w:r>
-              <w:rPr>
-                <w:rFonts w:ascii="Arial" w:cs="Arial" w:eastAsia="Arial" w:hAnsi="Arial"/>
-                <w:b/>
-                <w:bCs/>
-                <w:color w:val="1F3864"/>
-                <w:sz w:val="16"/>
-                <w:szCs w:val="16"/>
-              </w:rPr>
-              <w:t xml:space="preserve">📹 VIDEO:</w:t>
-            </w:r>
-          </w:p>
-          <w:p>
-            <w:pPr>
-              <w:spacing w:after="20" w:before="0"/>
-            </w:pPr>
-            <w:hyperlink w:history="1" r:id="rIdt_c-geoujl6-auidxfktg">
-              <w:r>
-                <w:rPr>
-                  <w:rFonts w:ascii="Arial" w:cs="Arial" w:eastAsia="Arial" w:hAnsi="Arial"/>
-                  <w:color w:val="2E75B6"/>
-                  <w:sz w:val="16"/>
-                  <w:szCs w:val="16"/>
-                  <w:u w:val="single" w:color="2E75B6"/>
-                </w:rPr>
-                <w:t xml:space="preserve">The history of atomic chemistry</w:t>
-              </w:r>
-            </w:hyperlink>
-          </w:p>
-          <w:p>
-            <w:pPr>
-              <w:spacing w:after="10" w:before="0"/>
-              <w:ind w:left="120"/>
-            </w:pPr>
-            <w:r>
-              <w:rPr>
-                <w:rFonts w:ascii="Arial" w:cs="Arial" w:eastAsia="Arial" w:hAnsi="Arial"/>
-                <w:color w:val="595959"/>
-                <w:sz w:val="14"/>
-                <w:szCs w:val="14"/>
-              </w:rPr>
-              <w:t xml:space="preserve">Source: Khan Academy (English - US curriculum)</w:t>
-            </w:r>
-          </w:p>
-          <w:p>
-            <w:pPr>
-              <w:spacing w:after="10" w:before="0"/>
-              <w:ind w:left="120"/>
-            </w:pPr>
-            <w:hyperlink w:history="1" r:id="rId2buctiixkrxdkqyt9atgj">
+            <w:hyperlink w:history="1" r:id="rIdiy8ohxo5-bhxbgxdzq5cz">
               <w:r>
                 <w:rPr>
                   <w:rFonts w:ascii="Arial" w:cs="Arial" w:eastAsia="Arial" w:hAnsi="Arial"/>
@@ -16227,14 +16224,241 @@
                 <w:sz w:val="16"/>
                 <w:szCs w:val="16"/>
               </w:rPr>
-              <w:t xml:space="preserve">📖 HTML:</w:t>
+              <w:t xml:space="preserve">📖 READING:</w:t>
             </w:r>
           </w:p>
           <w:p>
             <w:pPr>
               <w:spacing w:after="20" w:before="0"/>
             </w:pPr>
-            <w:hyperlink w:history="1" r:id="rIdrhqzphn1brgum6leurfkf">
+            <w:r>
+              <w:rPr>
+                <w:rFonts w:ascii="Arial" w:cs="Arial" w:eastAsia="Arial" w:hAnsi="Arial"/>
+                <w:i/>
+                <w:iCs/>
+                <w:color w:val="595959"/>
+                <w:sz w:val="16"/>
+                <w:szCs w:val="16"/>
+              </w:rPr>
+              <w:t xml:space="preserve">No closely matching reading in the ARES library for this activity.</w:t>
+            </w:r>
+          </w:p>
+          <w:p>
+            <w:pPr>
+              <w:spacing w:after="10" w:before="0"/>
+              <w:ind w:left="120"/>
+            </w:pPr>
+            <w:hyperlink w:history="1" r:id="rIds6_3pouqbuvbjun1h3osg">
+              <w:r>
+                <w:rPr>
+                  <w:rFonts w:ascii="Arial" w:cs="Arial" w:eastAsia="Arial" w:hAnsi="Arial"/>
+                  <w:color w:val="595959"/>
+                  <w:sz w:val="14"/>
+                  <w:szCs w:val="14"/>
+                  <w:u w:val="single" w:color="595959"/>
+                </w:rPr>
+                <w:t xml:space="preserve">🔍 Search ARES for readings</w:t>
+              </w:r>
+            </w:hyperlink>
+          </w:p>
+          <w:p>
+            <w:pPr>
+              <w:spacing w:after="10" w:before="0"/>
+              <w:ind w:left="120"/>
+            </w:pPr>
+            <w:r>
+              <w:rPr>
+                <w:rFonts w:ascii="Arial" w:cs="Arial" w:eastAsia="Arial" w:hAnsi="Arial"/>
+                <w:color w:val="595959"/>
+                <w:sz w:val="14"/>
+                <w:szCs w:val="14"/>
+              </w:rPr>
+              <w:t xml:space="preserve">Search terms: temperature thermal expansion linear</w:t>
+            </w:r>
+          </w:p>
+        </w:tc>
+        <w:tc>
+          <w:tcPr>
+            <w:tcW w:type="dxa" w:w="3040"/>
+            <w:shd w:fill="FFFFFF" w:color="auto" w:val="clear"/>
+            <w:tcMar>
+              <w:top w:type="dxa" w:w="60"/>
+              <w:left w:type="dxa" w:w="120"/>
+              <w:bottom w:type="dxa" w:w="60"/>
+              <w:right w:type="dxa" w:w="120"/>
+            </w:tcMar>
+            <w:vAlign w:val="top"/>
+          </w:tcPr>
+          <w:p>
+            <w:pPr>
+              <w:spacing w:after="40" w:before="0"/>
+              <w:jc w:val="left"/>
+            </w:pPr>
+            <w:r>
+              <w:rPr>
+                <w:rFonts w:ascii="Arial" w:cs="Arial" w:eastAsia="Arial" w:hAnsi="Arial"/>
+                <w:b w:val="false"/>
+                <w:bCs w:val="false"/>
+                <w:i w:val="false"/>
+                <w:iCs w:val="false"/>
+                <w:color w:val="000000"/>
+                <w:sz w:val="18"/>
+                <w:szCs w:val="18"/>
+              </w:rPr>
+              <w:t xml:space="preserve">Learners return to the class Driving Question Board established in Lesson 1. The teacher reads aloud two outstanding questions from the board that this lesson addresses: How do engineers stop structures from expanding and cracking like the bottle? and Are there times when expansion is useful rather than destructive? Learners write one new sticky note each. The note must complete the sentence stem: Engineers use the expansion formula to ___. Sample learner responses include: leave gaps in bridges so beams do not push and crack, make bimetallic strips bend and switch off irons, and shrink metal tyres onto wheels. Learners post their notes on the DQB under a new column labelled Engineering Solutions. The teacher adds one teacher note reading: The same force that cracked the bottle is harnessed in thermostats, tyre fitting, and road joints — expansion is not always the enemy.</w:t>
+            </w:r>
+          </w:p>
+        </w:tc>
+        <w:tc>
+          <w:tcPr>
+            <w:tcW w:type="dxa" w:w="3040"/>
+            <w:shd w:fill="F2F2F2" w:color="auto" w:val="clear"/>
+            <w:tcMar>
+              <w:top w:type="dxa" w:w="60"/>
+              <w:left w:type="dxa" w:w="120"/>
+              <w:bottom w:type="dxa" w:w="60"/>
+              <w:right w:type="dxa" w:w="120"/>
+            </w:tcMar>
+            <w:vAlign w:val="top"/>
+          </w:tcPr>
+          <w:p>
+            <w:pPr>
+              <w:spacing w:after="40" w:before="0"/>
+              <w:jc w:val="left"/>
+            </w:pPr>
+            <w:r>
+              <w:rPr>
+                <w:rFonts w:ascii="Arial" w:cs="Arial" w:eastAsia="Arial" w:hAnsi="Arial"/>
+                <w:b w:val="false"/>
+                <w:bCs w:val="false"/>
+                <w:i w:val="false"/>
+                <w:iCs w:val="false"/>
+                <w:color w:val="000000"/>
+                <w:sz w:val="18"/>
+                <w:szCs w:val="18"/>
+              </w:rPr>
+              <w:t xml:space="preserve">Point to the DQB and say: In Lesson 1 you asked whether expansion could be useful. Look at what we have discovered today — point to the application card examples still displayed. Now write a sticky note that begins with the words: Engineers use the expansion formula to ___. You have 2 minutes. While learners write, prepare a fresh column on the DQB labelled Engineering Solutions. After posting, read two or three notes aloud and say: Notice something — every one of these notes uses the same formula we first met in Lesson 3 when we heated a metal rod over a Bunsen burner. That formula connects the cracked bottle, the bridge in Kisumu, and the iron in your home. Ask: Is there any question left on our board that we still have not answered? Allow 30 seconds of silent reading of the board. Take one or two nominations and say: We will return to those in our final lesson when we build our complete explanation.</w:t>
+            </w:r>
+          </w:p>
+        </w:tc>
+        <w:tc>
+          <w:tcPr>
+            <w:tcW w:type="dxa" w:w="3040"/>
+            <w:shd w:fill="FFFFFF" w:color="auto" w:val="clear"/>
+            <w:tcMar>
+              <w:top w:type="dxa" w:w="60"/>
+              <w:left w:type="dxa" w:w="120"/>
+              <w:bottom w:type="dxa" w:w="60"/>
+              <w:right w:type="dxa" w:w="120"/>
+            </w:tcMar>
+            <w:vAlign w:val="top"/>
+          </w:tcPr>
+          <w:p>
+            <w:pPr>
+              <w:spacing w:after="40" w:before="0"/>
+              <w:jc w:val="left"/>
+            </w:pPr>
+            <w:r>
+              <w:rPr>
+                <w:rFonts w:ascii="Arial" w:cs="Arial" w:eastAsia="Arial" w:hAnsi="Arial"/>
+                <w:b w:val="false"/>
+                <w:bCs w:val="false"/>
+                <w:i w:val="false"/>
+                <w:iCs w:val="false"/>
+                <w:color w:val="000000"/>
+                <w:sz w:val="18"/>
+                <w:szCs w:val="18"/>
+              </w:rPr>
+              <w:t xml:space="preserve">The DQB update makes the progression of the learning sequence visible to learners — they can physically see Lesson 1 questions being resolved by Lesson 5 evidence. The sentence stem scaffolds abstract formula knowledge into applied declarative language. The teacher note models the big-picture synthesis move that learners will need to make independently in Lesson 6.</w:t>
+            </w:r>
+          </w:p>
+        </w:tc>
+        <w:tc>
+          <w:tcPr>
+            <w:tcW w:type="dxa" w:w="3040"/>
+            <w:shd w:fill="F2F2F2" w:color="auto" w:val="clear"/>
+            <w:tcMar>
+              <w:top w:type="dxa" w:w="60"/>
+              <w:left w:type="dxa" w:w="120"/>
+              <w:bottom w:type="dxa" w:w="60"/>
+              <w:right w:type="dxa" w:w="120"/>
+            </w:tcMar>
+            <w:vAlign w:val="top"/>
+          </w:tcPr>
+          <w:p>
+            <w:pPr>
+              <w:spacing w:after="40" w:before="0"/>
+              <w:jc w:val="left"/>
+            </w:pPr>
+            <w:r>
+              <w:rPr>
+                <w:rFonts w:ascii="Arial" w:cs="Arial" w:eastAsia="Arial" w:hAnsi="Arial"/>
+                <w:b w:val="false"/>
+                <w:bCs w:val="false"/>
+                <w:i w:val="false"/>
+                <w:iCs w:val="false"/>
+                <w:color w:val="000000"/>
+                <w:sz w:val="18"/>
+                <w:szCs w:val="18"/>
+              </w:rPr>
+              <w:t xml:space="preserve">Read all posted sticky notes during or after the lesson. Flag any note that only names an application without connecting it to the formula or to the phenomenon — these learners need additional scaffolding in Lesson 6 when producing their explanation poster. Look specifically for learners who can articulate directionality: that expansion without accommodation produces destructive force, whereas designed gaps or exploited bending convert that force into function.</w:t>
+            </w:r>
+          </w:p>
+        </w:tc>
+      </w:tr>
+      <w:tr>
+        <w:tc>
+          <w:tcPr>
+            <w:tcW w:type="dxa" w:w="1520"/>
+            <w:shd w:fill="D5E8F0" w:color="auto" w:val="clear"/>
+            <w:tcMar>
+              <w:top w:type="dxa" w:w="60"/>
+              <w:left w:type="dxa" w:w="120"/>
+              <w:bottom w:type="dxa" w:w="60"/>
+              <w:right w:type="dxa" w:w="120"/>
+            </w:tcMar>
+            <w:vAlign w:val="top"/>
+          </w:tcPr>
+          <w:p>
+            <w:pPr>
+              <w:spacing w:after="40" w:before="0"/>
+              <w:jc w:val="left"/>
+            </w:pPr>
+            <w:r>
+              <w:rPr>
+                <w:rFonts w:ascii="Arial" w:cs="Arial" w:eastAsia="Arial" w:hAnsi="Arial"/>
+                <w:b/>
+                <w:bCs/>
+                <w:i w:val="false"/>
+                <w:iCs w:val="false"/>
+                <w:color w:val="000000"/>
+                <w:sz w:val="18"/>
+                <w:szCs w:val="18"/>
+              </w:rPr>
+              <w:t xml:space="preserve">Model Building Phase</w:t>
+            </w:r>
+          </w:p>
+          <w:p>
+            <w:pPr>
+              <w:spacing w:after="20" w:before="0"/>
+            </w:pPr>
+            <w:r>
+              <w:rPr>
+                <w:rFonts w:ascii="Arial" w:cs="Arial" w:eastAsia="Arial" w:hAnsi="Arial"/>
+                <w:b/>
+                <w:bCs/>
+                <w:color w:val="1F3864"/>
+                <w:sz w:val="16"/>
+                <w:szCs w:val="16"/>
+              </w:rPr>
+              <w:t xml:space="preserve">📹 VIDEO:</w:t>
+            </w:r>
+          </w:p>
+          <w:p>
+            <w:pPr>
+              <w:spacing w:after="20" w:before="0"/>
+            </w:pPr>
+            <w:hyperlink w:history="1" r:id="rIdkx8dtpigomb5ff8yvj0lz">
               <w:r>
                 <w:rPr>
                   <w:rFonts w:ascii="Arial" w:cs="Arial" w:eastAsia="Arial" w:hAnsi="Arial"/>
@@ -16243,7 +16467,7 @@
                   <w:szCs w:val="16"/>
                   <w:u w:val="single" w:color="2E75B6"/>
                 </w:rPr>
-                <w:t xml:space="preserve">Thermal Energy (Flexbook)</w:t>
+                <w:t xml:space="preserve">Factors affecting reaction rates</w:t>
               </w:r>
             </w:hyperlink>
           </w:p>
@@ -16259,7 +16483,7 @@
                 <w:sz w:val="14"/>
                 <w:szCs w:val="14"/>
               </w:rPr>
-              <w:t xml:space="preserve">Source: CK-12</w:t>
+              <w:t xml:space="preserve">Source: Khan Academy (English - US curriculum)</w:t>
             </w:r>
           </w:p>
           <w:p>
@@ -16267,235 +16491,7 @@
               <w:spacing w:after="10" w:before="0"/>
               <w:ind w:left="120"/>
             </w:pPr>
-            <w:hyperlink w:history="1" r:id="rId6fogpeb1l-s5upgwkpn2b">
-              <w:r>
-                <w:rPr>
-                  <w:rFonts w:ascii="Arial" w:cs="Arial" w:eastAsia="Arial" w:hAnsi="Arial"/>
-                  <w:color w:val="595959"/>
-                  <w:sz w:val="14"/>
-                  <w:szCs w:val="14"/>
-                  <w:u w:val="single" w:color="595959"/>
-                </w:rPr>
-                <w:t xml:space="preserve">🔍 Search ARES for similar readings</w:t>
-              </w:r>
-            </w:hyperlink>
-          </w:p>
-        </w:tc>
-        <w:tc>
-          <w:tcPr>
-            <w:tcW w:type="dxa" w:w="3040"/>
-            <w:shd w:fill="FFFFFF" w:color="auto" w:val="clear"/>
-            <w:tcMar>
-              <w:top w:type="dxa" w:w="60"/>
-              <w:left w:type="dxa" w:w="120"/>
-              <w:bottom w:type="dxa" w:w="60"/>
-              <w:right w:type="dxa" w:w="120"/>
-            </w:tcMar>
-            <w:vAlign w:val="top"/>
-          </w:tcPr>
-          <w:p>
-            <w:pPr>
-              <w:spacing w:after="40" w:before="0"/>
-              <w:jc w:val="left"/>
-            </w:pPr>
-            <w:r>
-              <w:rPr>
-                <w:rFonts w:ascii="Arial" w:cs="Arial" w:eastAsia="Arial" w:hAnsi="Arial"/>
-                <w:b w:val="false"/>
-                <w:bCs w:val="false"/>
-                <w:i w:val="false"/>
-                <w:iCs w:val="false"/>
-                <w:color w:val="000000"/>
-                <w:sz w:val="18"/>
-                <w:szCs w:val="18"/>
-              </w:rPr>
-              <w:t xml:space="preserve">Learners return to the class Driving Question Board established in Lesson 1. The teacher reads aloud two outstanding questions from the board that this lesson addresses: How do engineers stop structures from expanding and cracking like the bottle? and Are there times when expansion is useful rather than destructive? Learners write one new sticky note each. The note must complete the sentence stem: Engineers use the expansion formula to ___. Sample learner responses include: leave gaps in bridges so beams do not push and crack, make bimetallic strips bend and switch off irons, and shrink metal tyres onto wheels. Learners post their notes on the DQB under a new column labelled Engineering Solutions. The teacher adds one teacher note reading: The same force that cracked the bottle is harnessed in thermostats, tyre fitting, and road joints — expansion is not always the enemy.</w:t>
-            </w:r>
-          </w:p>
-        </w:tc>
-        <w:tc>
-          <w:tcPr>
-            <w:tcW w:type="dxa" w:w="3040"/>
-            <w:shd w:fill="F2F2F2" w:color="auto" w:val="clear"/>
-            <w:tcMar>
-              <w:top w:type="dxa" w:w="60"/>
-              <w:left w:type="dxa" w:w="120"/>
-              <w:bottom w:type="dxa" w:w="60"/>
-              <w:right w:type="dxa" w:w="120"/>
-            </w:tcMar>
-            <w:vAlign w:val="top"/>
-          </w:tcPr>
-          <w:p>
-            <w:pPr>
-              <w:spacing w:after="40" w:before="0"/>
-              <w:jc w:val="left"/>
-            </w:pPr>
-            <w:r>
-              <w:rPr>
-                <w:rFonts w:ascii="Arial" w:cs="Arial" w:eastAsia="Arial" w:hAnsi="Arial"/>
-                <w:b w:val="false"/>
-                <w:bCs w:val="false"/>
-                <w:i w:val="false"/>
-                <w:iCs w:val="false"/>
-                <w:color w:val="000000"/>
-                <w:sz w:val="18"/>
-                <w:szCs w:val="18"/>
-              </w:rPr>
-              <w:t xml:space="preserve">Point to the DQB and say: In Lesson 1 you asked whether expansion could be useful. Look at what we have discovered today — point to the application card examples still displayed. Now write a sticky note that begins with the words: Engineers use the expansion formula to ___. You have 2 minutes. While learners write, prepare a fresh column on the DQB labelled Engineering Solutions. After posting, read two or three notes aloud and say: Notice something — every one of these notes uses the same formula we first met in Lesson 3 when we heated a metal rod over a Bunsen burner. That formula connects the cracked bottle, the bridge in Kisumu, and the iron in your home. Ask: Is there any question left on our board that we still have not answered? Allow 30 seconds of silent reading of the board. Take one or two nominations and say: We will return to those in our final lesson when we build our complete explanation.</w:t>
-            </w:r>
-          </w:p>
-        </w:tc>
-        <w:tc>
-          <w:tcPr>
-            <w:tcW w:type="dxa" w:w="3040"/>
-            <w:shd w:fill="FFFFFF" w:color="auto" w:val="clear"/>
-            <w:tcMar>
-              <w:top w:type="dxa" w:w="60"/>
-              <w:left w:type="dxa" w:w="120"/>
-              <w:bottom w:type="dxa" w:w="60"/>
-              <w:right w:type="dxa" w:w="120"/>
-            </w:tcMar>
-            <w:vAlign w:val="top"/>
-          </w:tcPr>
-          <w:p>
-            <w:pPr>
-              <w:spacing w:after="40" w:before="0"/>
-              <w:jc w:val="left"/>
-            </w:pPr>
-            <w:r>
-              <w:rPr>
-                <w:rFonts w:ascii="Arial" w:cs="Arial" w:eastAsia="Arial" w:hAnsi="Arial"/>
-                <w:b w:val="false"/>
-                <w:bCs w:val="false"/>
-                <w:i w:val="false"/>
-                <w:iCs w:val="false"/>
-                <w:color w:val="000000"/>
-                <w:sz w:val="18"/>
-                <w:szCs w:val="18"/>
-              </w:rPr>
-              <w:t xml:space="preserve">The DQB update makes the progression of the learning sequence visible to learners — they can physically see Lesson 1 questions being resolved by Lesson 5 evidence. The sentence stem scaffolds abstract formula knowledge into applied declarative language. The teacher note models the big-picture synthesis move that learners will need to make independently in Lesson 6.</w:t>
-            </w:r>
-          </w:p>
-        </w:tc>
-        <w:tc>
-          <w:tcPr>
-            <w:tcW w:type="dxa" w:w="3040"/>
-            <w:shd w:fill="F2F2F2" w:color="auto" w:val="clear"/>
-            <w:tcMar>
-              <w:top w:type="dxa" w:w="60"/>
-              <w:left w:type="dxa" w:w="120"/>
-              <w:bottom w:type="dxa" w:w="60"/>
-              <w:right w:type="dxa" w:w="120"/>
-            </w:tcMar>
-            <w:vAlign w:val="top"/>
-          </w:tcPr>
-          <w:p>
-            <w:pPr>
-              <w:spacing w:after="40" w:before="0"/>
-              <w:jc w:val="left"/>
-            </w:pPr>
-            <w:r>
-              <w:rPr>
-                <w:rFonts w:ascii="Arial" w:cs="Arial" w:eastAsia="Arial" w:hAnsi="Arial"/>
-                <w:b w:val="false"/>
-                <w:bCs w:val="false"/>
-                <w:i w:val="false"/>
-                <w:iCs w:val="false"/>
-                <w:color w:val="000000"/>
-                <w:sz w:val="18"/>
-                <w:szCs w:val="18"/>
-              </w:rPr>
-              <w:t xml:space="preserve">Read all posted sticky notes during or after the lesson. Flag any note that only names an application without connecting it to the formula or to the phenomenon — these learners need additional scaffolding in Lesson 6 when producing their explanation poster. Look specifically for learners who can articulate directionality: that expansion without accommodation produces destructive force, whereas designed gaps or exploited bending convert that force into function.</w:t>
-            </w:r>
-          </w:p>
-        </w:tc>
-      </w:tr>
-      <w:tr>
-        <w:tc>
-          <w:tcPr>
-            <w:tcW w:type="dxa" w:w="1520"/>
-            <w:shd w:fill="D5E8F0" w:color="auto" w:val="clear"/>
-            <w:tcMar>
-              <w:top w:type="dxa" w:w="60"/>
-              <w:left w:type="dxa" w:w="120"/>
-              <w:bottom w:type="dxa" w:w="60"/>
-              <w:right w:type="dxa" w:w="120"/>
-            </w:tcMar>
-            <w:vAlign w:val="top"/>
-          </w:tcPr>
-          <w:p>
-            <w:pPr>
-              <w:spacing w:after="40" w:before="0"/>
-              <w:jc w:val="left"/>
-            </w:pPr>
-            <w:r>
-              <w:rPr>
-                <w:rFonts w:ascii="Arial" w:cs="Arial" w:eastAsia="Arial" w:hAnsi="Arial"/>
-                <w:b/>
-                <w:bCs/>
-                <w:i w:val="false"/>
-                <w:iCs w:val="false"/>
-                <w:color w:val="000000"/>
-                <w:sz w:val="18"/>
-                <w:szCs w:val="18"/>
-              </w:rPr>
-              <w:t xml:space="preserve">Model Building Phase</w:t>
-            </w:r>
-          </w:p>
-          <w:p>
-            <w:pPr>
-              <w:spacing w:after="20" w:before="0"/>
-            </w:pPr>
-            <w:r>
-              <w:rPr>
-                <w:rFonts w:ascii="Arial" w:cs="Arial" w:eastAsia="Arial" w:hAnsi="Arial"/>
-                <w:b/>
-                <w:bCs/>
-                <w:color w:val="1F3864"/>
-                <w:sz w:val="16"/>
-                <w:szCs w:val="16"/>
-              </w:rPr>
-              <w:t xml:space="preserve">📹 VIDEO:</w:t>
-            </w:r>
-          </w:p>
-          <w:p>
-            <w:pPr>
-              <w:spacing w:after="20" w:before="0"/>
-            </w:pPr>
-            <w:hyperlink w:history="1" r:id="rIdqxik1gyqyzgmnuxp9fhud">
-              <w:r>
-                <w:rPr>
-                  <w:rFonts w:ascii="Arial" w:cs="Arial" w:eastAsia="Arial" w:hAnsi="Arial"/>
-                  <w:color w:val="2E75B6"/>
-                  <w:sz w:val="16"/>
-                  <w:szCs w:val="16"/>
-                  <w:u w:val="single" w:color="2E75B6"/>
-                </w:rPr>
-                <w:t xml:space="preserve">The history of atomic chemistry</w:t>
-              </w:r>
-            </w:hyperlink>
-          </w:p>
-          <w:p>
-            <w:pPr>
-              <w:spacing w:after="10" w:before="0"/>
-              <w:ind w:left="120"/>
-            </w:pPr>
-            <w:r>
-              <w:rPr>
-                <w:rFonts w:ascii="Arial" w:cs="Arial" w:eastAsia="Arial" w:hAnsi="Arial"/>
-                <w:color w:val="595959"/>
-                <w:sz w:val="14"/>
-                <w:szCs w:val="14"/>
-              </w:rPr>
-              <w:t xml:space="preserve">Source: Khan Academy (English - US curriculum)</w:t>
-            </w:r>
-          </w:p>
-          <w:p>
-            <w:pPr>
-              <w:spacing w:after="10" w:before="0"/>
-              <w:ind w:left="120"/>
-            </w:pPr>
-            <w:hyperlink w:history="1" r:id="rIdtcenj2wcb-lyj7jwuzmhg">
+            <w:hyperlink w:history="1" r:id="rIdz-ps2sedbvnckxatvi06p">
               <w:r>
                 <w:rPr>
                   <w:rFonts w:ascii="Arial" w:cs="Arial" w:eastAsia="Arial" w:hAnsi="Arial"/>
@@ -16533,47 +16529,31 @@
                 <w:sz w:val="16"/>
                 <w:szCs w:val="16"/>
               </w:rPr>
-              <w:t xml:space="preserve">📖 HTML:</w:t>
+              <w:t xml:space="preserve">📖 READING:</w:t>
             </w:r>
           </w:p>
           <w:p>
             <w:pPr>
               <w:spacing w:after="20" w:before="0"/>
             </w:pPr>
-            <w:hyperlink w:history="1" r:id="rIdjugmlrfiieuqklymylt0x">
-              <w:r>
-                <w:rPr>
-                  <w:rFonts w:ascii="Arial" w:cs="Arial" w:eastAsia="Arial" w:hAnsi="Arial"/>
-                  <w:color w:val="2E75B6"/>
-                  <w:sz w:val="16"/>
-                  <w:szCs w:val="16"/>
-                  <w:u w:val="single" w:color="2E75B6"/>
-                </w:rPr>
-                <w:t xml:space="preserve">Thermal Energy (Flexbook)</w:t>
-              </w:r>
-            </w:hyperlink>
+            <w:r>
+              <w:rPr>
+                <w:rFonts w:ascii="Arial" w:cs="Arial" w:eastAsia="Arial" w:hAnsi="Arial"/>
+                <w:i/>
+                <w:iCs/>
+                <w:color w:val="595959"/>
+                <w:sz w:val="16"/>
+                <w:szCs w:val="16"/>
+              </w:rPr>
+              <w:t xml:space="preserve">No closely matching reading in the ARES library for this activity.</w:t>
+            </w:r>
           </w:p>
           <w:p>
             <w:pPr>
               <w:spacing w:after="10" w:before="0"/>
               <w:ind w:left="120"/>
             </w:pPr>
-            <w:r>
-              <w:rPr>
-                <w:rFonts w:ascii="Arial" w:cs="Arial" w:eastAsia="Arial" w:hAnsi="Arial"/>
-                <w:color w:val="595959"/>
-                <w:sz w:val="14"/>
-                <w:szCs w:val="14"/>
-              </w:rPr>
-              <w:t xml:space="preserve">Source: CK-12</w:t>
-            </w:r>
-          </w:p>
-          <w:p>
-            <w:pPr>
-              <w:spacing w:after="10" w:before="0"/>
-              <w:ind w:left="120"/>
-            </w:pPr>
-            <w:hyperlink w:history="1" r:id="rIdzqkscpbmsdfb4hee-v--i">
+            <w:hyperlink w:history="1" r:id="rId9uab2l76wdf9cvlb1fmm9">
               <w:r>
                 <w:rPr>
                   <w:rFonts w:ascii="Arial" w:cs="Arial" w:eastAsia="Arial" w:hAnsi="Arial"/>
@@ -16582,9 +16562,24 @@
                   <w:szCs w:val="14"/>
                   <w:u w:val="single" w:color="595959"/>
                 </w:rPr>
-                <w:t xml:space="preserve">🔍 Search ARES for similar readings</w:t>
+                <w:t xml:space="preserve">🔍 Search ARES for readings</w:t>
               </w:r>
             </w:hyperlink>
+          </w:p>
+          <w:p>
+            <w:pPr>
+              <w:spacing w:after="10" w:before="0"/>
+              <w:ind w:left="120"/>
+            </w:pPr>
+            <w:r>
+              <w:rPr>
+                <w:rFonts w:ascii="Arial" w:cs="Arial" w:eastAsia="Arial" w:hAnsi="Arial"/>
+                <w:color w:val="595959"/>
+                <w:sz w:val="14"/>
+                <w:szCs w:val="14"/>
+              </w:rPr>
+              <w:t xml:space="preserve">Search terms: temperature thermal expansion linear</w:t>
+            </w:r>
           </w:p>
         </w:tc>
         <w:tc>
@@ -18060,7 +18055,7 @@
             <w:pPr>
               <w:spacing w:after="20" w:before="0"/>
             </w:pPr>
-            <w:hyperlink w:history="1" r:id="rIdqudpimcyqagnet03d1ea_">
+            <w:hyperlink w:history="1" r:id="rIdvfb9lpppgbbzqni5kodif">
               <w:r>
                 <w:rPr>
                   <w:rFonts w:ascii="Arial" w:cs="Arial" w:eastAsia="Arial" w:hAnsi="Arial"/>
@@ -18069,7 +18064,7 @@
                   <w:szCs w:val="16"/>
                   <w:u w:val="single" w:color="2E75B6"/>
                 </w:rPr>
-                <w:t xml:space="preserve">Linear Perspective: Brunelleschi's Experiment</w:t>
+                <w:t xml:space="preserve">Comparing Celsius and Fahrenheit temperature scales</w:t>
               </w:r>
             </w:hyperlink>
           </w:p>
@@ -18093,7 +18088,7 @@
               <w:spacing w:after="10" w:before="0"/>
               <w:ind w:left="120"/>
             </w:pPr>
-            <w:hyperlink w:history="1" r:id="rIduh2az7uwumfyd5aqgeaqt">
+            <w:hyperlink w:history="1" r:id="rIdilg51wjs0b-klfrdbjwos">
               <w:r>
                 <w:rPr>
                   <w:rFonts w:ascii="Arial" w:cs="Arial" w:eastAsia="Arial" w:hAnsi="Arial"/>
@@ -18138,7 +18133,7 @@
             <w:pPr>
               <w:spacing w:after="20" w:before="0"/>
             </w:pPr>
-            <w:hyperlink w:history="1" r:id="rIdbbuwq9nd38s9y-m0odpqy">
+            <w:hyperlink w:history="1" r:id="rIdnjvakqhihwpvjlgi9rryn">
               <w:r>
                 <w:rPr>
                   <w:rFonts w:ascii="Arial" w:cs="Arial" w:eastAsia="Arial" w:hAnsi="Arial"/>
@@ -18147,7 +18142,7 @@
                   <w:szCs w:val="16"/>
                   <w:u w:val="single" w:color="2E75B6"/>
                 </w:rPr>
-                <w:t xml:space="preserve">Thermal Energy (Flexbook)</w:t>
+                <w:t xml:space="preserve">Temperature and Temperature Scales (Flexbook)</w:t>
               </w:r>
             </w:hyperlink>
           </w:p>
@@ -18171,7 +18166,7 @@
               <w:spacing w:after="10" w:before="0"/>
               <w:ind w:left="120"/>
             </w:pPr>
-            <w:hyperlink w:history="1" r:id="rIdbn4tuvoguoynpjuowmhrk">
+            <w:hyperlink w:history="1" r:id="rIdmlx_tjtm0vg5yzsjyamwq">
               <w:r>
                 <w:rPr>
                   <w:rFonts w:ascii="Arial" w:cs="Arial" w:eastAsia="Arial" w:hAnsi="Arial"/>
@@ -18366,7 +18361,7 @@
             <w:pPr>
               <w:spacing w:after="20" w:before="0"/>
             </w:pPr>
-            <w:hyperlink w:history="1" r:id="rIdnm5vv0apnbisz2e9lsvn5">
+            <w:hyperlink w:history="1" r:id="rIdo9yvle1lttq7tje6waj0m">
               <w:r>
                 <w:rPr>
                   <w:rFonts w:ascii="Arial" w:cs="Arial" w:eastAsia="Arial" w:hAnsi="Arial"/>
@@ -18375,7 +18370,7 @@
                   <w:szCs w:val="16"/>
                   <w:u w:val="single" w:color="2E75B6"/>
                 </w:rPr>
-                <w:t xml:space="preserve">Linear Perspective: Brunelleschi's Experiment</w:t>
+                <w:t xml:space="preserve">Comparing Celsius and Fahrenheit temperature scales -dubbed(KY)</w:t>
               </w:r>
             </w:hyperlink>
           </w:p>
@@ -18391,7 +18386,7 @@
                 <w:sz w:val="14"/>
                 <w:szCs w:val="14"/>
               </w:rPr>
-              <w:t xml:space="preserve">Source: Khan Academy (English - US curriculum)</w:t>
+              <w:t xml:space="preserve">Source: Khan Academy (Kiswahili)</w:t>
             </w:r>
           </w:p>
           <w:p>
@@ -18399,7 +18394,7 @@
               <w:spacing w:after="10" w:before="0"/>
               <w:ind w:left="120"/>
             </w:pPr>
-            <w:hyperlink w:history="1" r:id="rIdbyzmxzvbqekqx2qpf9ljs">
+            <w:hyperlink w:history="1" r:id="rIdn07wibmomi20ss6hilz_5">
               <w:r>
                 <w:rPr>
                   <w:rFonts w:ascii="Arial" w:cs="Arial" w:eastAsia="Arial" w:hAnsi="Arial"/>
@@ -18437,14 +18432,14 @@
                 <w:sz w:val="16"/>
                 <w:szCs w:val="16"/>
               </w:rPr>
-              <w:t xml:space="preserve">📖 HTML:</w:t>
+              <w:t xml:space="preserve">📖 EXERCISE:</w:t>
             </w:r>
           </w:p>
           <w:p>
             <w:pPr>
               <w:spacing w:after="20" w:before="0"/>
             </w:pPr>
-            <w:hyperlink w:history="1" r:id="rIdb_ykfhyuesbwaqeghlt7e">
+            <w:hyperlink w:history="1" r:id="rIdw3smvz_noujhput68wbcw">
               <w:r>
                 <w:rPr>
                   <w:rFonts w:ascii="Arial" w:cs="Arial" w:eastAsia="Arial" w:hAnsi="Arial"/>
@@ -18453,7 +18448,7 @@
                   <w:szCs w:val="16"/>
                   <w:u w:val="single" w:color="2E75B6"/>
                 </w:rPr>
-                <w:t xml:space="preserve">Thermal Energy (Flexbook)</w:t>
+                <w:t xml:space="preserve">Temperature and Temperature Scales Practice</w:t>
               </w:r>
             </w:hyperlink>
           </w:p>
@@ -18477,7 +18472,7 @@
               <w:spacing w:after="10" w:before="0"/>
               <w:ind w:left="120"/>
             </w:pPr>
-            <w:hyperlink w:history="1" r:id="rIdnyg8bdt6gaukj_jwqr0ff">
+            <w:hyperlink w:history="1" r:id="rIdpljyszw_hy6txsdkqyueu">
               <w:r>
                 <w:rPr>
                   <w:rFonts w:ascii="Arial" w:cs="Arial" w:eastAsia="Arial" w:hAnsi="Arial"/>
@@ -18672,7 +18667,7 @@
             <w:pPr>
               <w:spacing w:after="20" w:before="0"/>
             </w:pPr>
-            <w:hyperlink w:history="1" r:id="rIdu5xf1eimj5yt5dj77ktm9">
+            <w:hyperlink w:history="1" r:id="rIdmdjzpmf_pzbs-q4fnnbkp">
               <w:r>
                 <w:rPr>
                   <w:rFonts w:ascii="Arial" w:cs="Arial" w:eastAsia="Arial" w:hAnsi="Arial"/>
@@ -18681,7 +18676,7 @@
                   <w:szCs w:val="16"/>
                   <w:u w:val="single" w:color="2E75B6"/>
                 </w:rPr>
-                <w:t xml:space="preserve">Linear Perspective: Brunelleschi's Experiment</w:t>
+                <w:t xml:space="preserve">Comparing Celsius and Fahrenheit temperature scales</w:t>
               </w:r>
             </w:hyperlink>
           </w:p>
@@ -18705,7 +18700,7 @@
               <w:spacing w:after="10" w:before="0"/>
               <w:ind w:left="120"/>
             </w:pPr>
-            <w:hyperlink w:history="1" r:id="rId51jflk60wqzhkyp0svy5v">
+            <w:hyperlink w:history="1" r:id="rIdhfowl6mkngsmuttcuxvhe">
               <w:r>
                 <w:rPr>
                   <w:rFonts w:ascii="Arial" w:cs="Arial" w:eastAsia="Arial" w:hAnsi="Arial"/>
@@ -18750,7 +18745,7 @@
             <w:pPr>
               <w:spacing w:after="20" w:before="0"/>
             </w:pPr>
-            <w:hyperlink w:history="1" r:id="rIdz_hqwdqppfmwlme9dkvrh">
+            <w:hyperlink w:history="1" r:id="rIdyxopbmdvhnxp4b7bbtw_-">
               <w:r>
                 <w:rPr>
                   <w:rFonts w:ascii="Arial" w:cs="Arial" w:eastAsia="Arial" w:hAnsi="Arial"/>
@@ -18759,7 +18754,7 @@
                   <w:szCs w:val="16"/>
                   <w:u w:val="single" w:color="2E75B6"/>
                 </w:rPr>
-                <w:t xml:space="preserve">Thermal Energy (Flexbook)</w:t>
+                <w:t xml:space="preserve">Temperature and Temperature Scales (PLIX)</w:t>
               </w:r>
             </w:hyperlink>
           </w:p>
@@ -18783,7 +18778,7 @@
               <w:spacing w:after="10" w:before="0"/>
               <w:ind w:left="120"/>
             </w:pPr>
-            <w:hyperlink w:history="1" r:id="rIdhk3uw_33b7mirvn6bpr-t">
+            <w:hyperlink w:history="1" r:id="rIdeh6g0sisucpuqh8ndcl_5">
               <w:r>
                 <w:rPr>
                   <w:rFonts w:ascii="Arial" w:cs="Arial" w:eastAsia="Arial" w:hAnsi="Arial"/>
@@ -18978,7 +18973,7 @@
             <w:pPr>
               <w:spacing w:after="20" w:before="0"/>
             </w:pPr>
-            <w:hyperlink w:history="1" r:id="rIdfnzui10pomkrv4fmf5tnv">
+            <w:hyperlink w:history="1" r:id="rIdvtg9kxknnazj8g3ybmgag">
               <w:r>
                 <w:rPr>
                   <w:rFonts w:ascii="Arial" w:cs="Arial" w:eastAsia="Arial" w:hAnsi="Arial"/>
@@ -18987,7 +18982,7 @@
                   <w:szCs w:val="16"/>
                   <w:u w:val="single" w:color="2E75B6"/>
                 </w:rPr>
-                <w:t xml:space="preserve">Linear Perspective: Brunelleschi's Experiment</w:t>
+                <w:t xml:space="preserve">Comparing Celsius and Fahrenheit temperature scales</w:t>
               </w:r>
             </w:hyperlink>
           </w:p>
@@ -19011,7 +19006,7 @@
               <w:spacing w:after="10" w:before="0"/>
               <w:ind w:left="120"/>
             </w:pPr>
-            <w:hyperlink w:history="1" r:id="rId3h4fuiozluj81vyakrim8">
+            <w:hyperlink w:history="1" r:id="rId2njn1uy8u77fve9c5naz2">
               <w:r>
                 <w:rPr>
                   <w:rFonts w:ascii="Arial" w:cs="Arial" w:eastAsia="Arial" w:hAnsi="Arial"/>
@@ -19056,7 +19051,7 @@
             <w:pPr>
               <w:spacing w:after="20" w:before="0"/>
             </w:pPr>
-            <w:hyperlink w:history="1" r:id="rIdhjrymyfo9w2u-fw4lgksx">
+            <w:hyperlink w:history="1" r:id="rId_ap7p2hgwgyfgrcxdxxq9">
               <w:r>
                 <w:rPr>
                   <w:rFonts w:ascii="Arial" w:cs="Arial" w:eastAsia="Arial" w:hAnsi="Arial"/>
@@ -19065,7 +19060,7 @@
                   <w:szCs w:val="16"/>
                   <w:u w:val="single" w:color="2E75B6"/>
                 </w:rPr>
-                <w:t xml:space="preserve">Thermal Energy (Flexbook)</w:t>
+                <w:t xml:space="preserve">Temperature and Temperature Scales (Flexbook)</w:t>
               </w:r>
             </w:hyperlink>
           </w:p>
@@ -19089,7 +19084,7 @@
               <w:spacing w:after="10" w:before="0"/>
               <w:ind w:left="120"/>
             </w:pPr>
-            <w:hyperlink w:history="1" r:id="rIdpqsn9hjync3jfqj8qmxgx">
+            <w:hyperlink w:history="1" r:id="rIdccstduzigerhwfwlzw_nh">
               <w:r>
                 <w:rPr>
                   <w:rFonts w:ascii="Arial" w:cs="Arial" w:eastAsia="Arial" w:hAnsi="Arial"/>
@@ -19284,7 +19279,7 @@
             <w:pPr>
               <w:spacing w:after="20" w:before="0"/>
             </w:pPr>
-            <w:hyperlink w:history="1" r:id="rIdf0ohl-6jolgv9mmts34sr">
+            <w:hyperlink w:history="1" r:id="rIdb3ltqyanlwbgrna9a2lpy">
               <w:r>
                 <w:rPr>
                   <w:rFonts w:ascii="Arial" w:cs="Arial" w:eastAsia="Arial" w:hAnsi="Arial"/>
@@ -19293,7 +19288,7 @@
                   <w:szCs w:val="16"/>
                   <w:u w:val="single" w:color="2E75B6"/>
                 </w:rPr>
-                <w:t xml:space="preserve">Linear Perspective: Brunelleschi's Experiment</w:t>
+                <w:t xml:space="preserve">Comparing Celsius and Fahrenheit temperature scales</w:t>
               </w:r>
             </w:hyperlink>
           </w:p>
@@ -19317,7 +19312,7 @@
               <w:spacing w:after="10" w:before="0"/>
               <w:ind w:left="120"/>
             </w:pPr>
-            <w:hyperlink w:history="1" r:id="rIdgj91pdg31ig__y1v0fj-l">
+            <w:hyperlink w:history="1" r:id="rIdwk7vxenbgavjruq8jb1tf">
               <w:r>
                 <w:rPr>
                   <w:rFonts w:ascii="Arial" w:cs="Arial" w:eastAsia="Arial" w:hAnsi="Arial"/>
@@ -19362,7 +19357,7 @@
             <w:pPr>
               <w:spacing w:after="20" w:before="0"/>
             </w:pPr>
-            <w:hyperlink w:history="1" r:id="rIdkrtmxkkgvaq9qvdt5hqrl">
+            <w:hyperlink w:history="1" r:id="rIdpmx99qklqiszcpajfmt4r">
               <w:r>
                 <w:rPr>
                   <w:rFonts w:ascii="Arial" w:cs="Arial" w:eastAsia="Arial" w:hAnsi="Arial"/>
@@ -19371,7 +19366,7 @@
                   <w:szCs w:val="16"/>
                   <w:u w:val="single" w:color="2E75B6"/>
                 </w:rPr>
-                <w:t xml:space="preserve">Thermal Energy (Flexbook)</w:t>
+                <w:t xml:space="preserve">Temperature and Temperature Scales (Flexbook)</w:t>
               </w:r>
             </w:hyperlink>
           </w:p>
@@ -19395,7 +19390,7 @@
               <w:spacing w:after="10" w:before="0"/>
               <w:ind w:left="120"/>
             </w:pPr>
-            <w:hyperlink w:history="1" r:id="rIdwp-7xtntrbyykpzw9mr6z">
+            <w:hyperlink w:history="1" r:id="rIdeppyjk_uuahgn0nmk-0nw">
               <w:r>
                 <w:rPr>
                   <w:rFonts w:ascii="Arial" w:cs="Arial" w:eastAsia="Arial" w:hAnsi="Arial"/>

--- a/data/outputs/v2/Physics/SS1.3_Temperature_and_Thermal_Expansion/Physics_Temperature_and_Thermal_Expansion_CBE_LessonSequence.docx
+++ b/data/outputs/v2/Physics/SS1.3_Temperature_and_Thermal_Expansion/Physics_Temperature_and_Thermal_Expansion_CBE_LessonSequence.docx
@@ -3266,7 +3266,7 @@
             <w:pPr>
               <w:spacing w:after="20" w:before="0"/>
             </w:pPr>
-            <w:hyperlink w:history="1" r:id="rIdvlxcqla1mjgwisctbrk4h">
+            <w:hyperlink w:history="1" r:id="rId4u3gbrtdrvajyeih8dikk">
               <w:r>
                 <w:rPr>
                   <w:rFonts w:ascii="Arial" w:cs="Arial" w:eastAsia="Arial" w:hAnsi="Arial"/>
@@ -3299,7 +3299,7 @@
               <w:spacing w:after="10" w:before="0"/>
               <w:ind w:left="120"/>
             </w:pPr>
-            <w:hyperlink w:history="1" r:id="rIdseo4eotccfzdujbbfui3t">
+            <w:hyperlink w:history="1" r:id="rId4yqdz789spx95esw3woxd">
               <w:r>
                 <w:rPr>
                   <w:rFonts w:ascii="Arial" w:cs="Arial" w:eastAsia="Arial" w:hAnsi="Arial"/>
@@ -3344,7 +3344,465 @@
             <w:pPr>
               <w:spacing w:after="20" w:before="0"/>
             </w:pPr>
-            <w:hyperlink w:history="1" r:id="rIdkzlobkivs-hxmcqiuo7ql">
+            <w:hyperlink w:history="1" r:id="rIds4rqlswfu3ojd48k7k822">
+              <w:r>
+                <w:rPr>
+                  <w:rFonts w:ascii="Arial" w:cs="Arial" w:eastAsia="Arial" w:hAnsi="Arial"/>
+                  <w:color w:val="2E75B6"/>
+                  <w:sz w:val="16"/>
+                  <w:szCs w:val="16"/>
+                  <w:u w:val="single" w:color="2E75B6"/>
+                </w:rPr>
+                <w:t xml:space="preserve">States of Matter</w:t>
+              </w:r>
+            </w:hyperlink>
+          </w:p>
+          <w:p>
+            <w:pPr>
+              <w:spacing w:after="10" w:before="0"/>
+              <w:ind w:left="120"/>
+            </w:pPr>
+            <w:r>
+              <w:rPr>
+                <w:rFonts w:ascii="Arial" w:cs="Arial" w:eastAsia="Arial" w:hAnsi="Arial"/>
+                <w:color w:val="595959"/>
+                <w:sz w:val="14"/>
+                <w:szCs w:val="14"/>
+              </w:rPr>
+              <w:t xml:space="preserve">Source: PhET Interactive Simulations (English)</w:t>
+            </w:r>
+          </w:p>
+          <w:p>
+            <w:pPr>
+              <w:spacing w:after="10" w:before="0"/>
+              <w:ind w:left="120"/>
+            </w:pPr>
+            <w:hyperlink w:history="1" r:id="rId0fr-pfldofm5ae15brmav">
+              <w:r>
+                <w:rPr>
+                  <w:rFonts w:ascii="Arial" w:cs="Arial" w:eastAsia="Arial" w:hAnsi="Arial"/>
+                  <w:color w:val="595959"/>
+                  <w:sz w:val="14"/>
+                  <w:szCs w:val="14"/>
+                  <w:u w:val="single" w:color="595959"/>
+                </w:rPr>
+                <w:t xml:space="preserve">🔍 Search ARES for similar readings</w:t>
+              </w:r>
+            </w:hyperlink>
+          </w:p>
+        </w:tc>
+        <w:tc>
+          <w:tcPr>
+            <w:tcW w:type="dxa" w:w="3040"/>
+            <w:shd w:fill="FFFFFF" w:color="auto" w:val="clear"/>
+            <w:tcMar>
+              <w:top w:type="dxa" w:w="60"/>
+              <w:left w:type="dxa" w:w="120"/>
+              <w:bottom w:type="dxa" w:w="60"/>
+              <w:right w:type="dxa" w:w="120"/>
+            </w:tcMar>
+            <w:vAlign w:val="top"/>
+          </w:tcPr>
+          <w:p>
+            <w:pPr>
+              <w:spacing w:after="40" w:before="0"/>
+              <w:jc w:val="left"/>
+            </w:pPr>
+            <w:r>
+              <w:rPr>
+                <w:rFonts w:ascii="Arial" w:cs="Arial" w:eastAsia="Arial" w:hAnsi="Arial"/>
+                <w:b w:val="false"/>
+                <w:bCs w:val="false"/>
+                <w:i w:val="false"/>
+                <w:iCs w:val="false"/>
+                <w:color w:val="000000"/>
+                <w:sz w:val="18"/>
+                <w:szCs w:val="18"/>
+              </w:rPr>
+              <w:t xml:space="preserve">Learners enter to find the pre-prepared cracked frozen bottle (inside a clear plastic tray) displayed at the front of the room alongside a labelled A3 cross-section diagram showing: (1) liquid water molecules before freezing, (2) hexagonal ice crystal lattice after freezing with greater intermolecular spacing, (3) the direction of outward pressure on the glass walls, and (4) the resulting crack pattern. Working in silence for 5 minutes, each learner individually completes a printed 'Predict' card with three sentence stems: (a) 'I think the bottle cracked because…', (b) 'When things get cold, I think they generally… because…', (c) 'I predict that if we tested a plastic bottle instead of glass, the result would be… because…'. Learners then share with a partner (Think-Pair) for 3 minutes before the teacher opens a whole-class cold-call share-out.</w:t>
+            </w:r>
+          </w:p>
+        </w:tc>
+        <w:tc>
+          <w:tcPr>
+            <w:tcW w:type="dxa" w:w="3040"/>
+            <w:shd w:fill="F2F2F2" w:color="auto" w:val="clear"/>
+            <w:tcMar>
+              <w:top w:type="dxa" w:w="60"/>
+              <w:left w:type="dxa" w:w="120"/>
+              <w:bottom w:type="dxa" w:w="60"/>
+              <w:right w:type="dxa" w:w="120"/>
+            </w:tcMar>
+            <w:vAlign w:val="top"/>
+          </w:tcPr>
+          <w:p>
+            <w:pPr>
+              <w:spacing w:after="40" w:before="0"/>
+              <w:jc w:val="left"/>
+            </w:pPr>
+            <w:r>
+              <w:rPr>
+                <w:rFonts w:ascii="Arial" w:cs="Arial" w:eastAsia="Arial" w:hAnsi="Arial"/>
+                <w:b w:val="false"/>
+                <w:bCs w:val="false"/>
+                <w:i w:val="false"/>
+                <w:iCs w:val="false"/>
+                <w:color w:val="000000"/>
+                <w:sz w:val="18"/>
+                <w:szCs w:val="18"/>
+              </w:rPr>
+              <w:t xml:space="preserve">BEFORE CLASS: Prepare the cracked bottle specimen at least one day in advance by filling a 500 ml glass bottle to the brim, sealing it with a metal cap, and freezing it overnight. Place the specimen in a clear plastic tray at the front bench. Print one A3 labelled diagram per pair and one 'Predict' card per learner.</w:t>
+            </w:r>
+          </w:p>
+          <w:p>
+            <w:pPr>
+              <w:spacing w:after="40" w:before="0"/>
+              <w:jc w:val="left"/>
+            </w:pPr>
+            <w:r>
+              <w:rPr>
+                <w:rFonts w:ascii="Arial" w:cs="Arial" w:eastAsia="Arial" w:hAnsi="Arial"/>
+                <w:b w:val="false"/>
+                <w:bCs w:val="false"/>
+                <w:i w:val="false"/>
+                <w:iCs w:val="false"/>
+                <w:color w:val="000000"/>
+                <w:sz w:val="18"/>
+                <w:szCs w:val="18"/>
+              </w:rPr>
+              <w:t xml:space="preserve"/>
+            </w:r>
+          </w:p>
+          <w:p>
+            <w:pPr>
+              <w:spacing w:after="40" w:before="0"/>
+              <w:jc w:val="left"/>
+            </w:pPr>
+            <w:r>
+              <w:rPr>
+                <w:rFonts w:ascii="Arial" w:cs="Arial" w:eastAsia="Arial" w:hAnsi="Arial"/>
+                <w:b w:val="false"/>
+                <w:bCs w:val="false"/>
+                <w:i w:val="false"/>
+                <w:iCs w:val="false"/>
+                <w:color w:val="000000"/>
+                <w:sz w:val="18"/>
+                <w:szCs w:val="18"/>
+              </w:rPr>
+              <w:t xml:space="preserve">OPENING (0–2 min): Stand beside the specimen without speaking. Allow learners to notice it. After 30 seconds say: 'Take a close look at what is on the bench. Do not touch it yet. In your exercise book, write down three words that describe what you see.' WAIT 60 seconds.</w:t>
+            </w:r>
+          </w:p>
+          <w:p>
+            <w:pPr>
+              <w:spacing w:after="40" w:before="0"/>
+              <w:jc w:val="left"/>
+            </w:pPr>
+            <w:r>
+              <w:rPr>
+                <w:rFonts w:ascii="Arial" w:cs="Arial" w:eastAsia="Arial" w:hAnsi="Arial"/>
+                <w:b w:val="false"/>
+                <w:bCs w:val="false"/>
+                <w:i w:val="false"/>
+                <w:iCs w:val="false"/>
+                <w:color w:val="000000"/>
+                <w:sz w:val="18"/>
+                <w:szCs w:val="18"/>
+              </w:rPr>
+              <w:t xml:space="preserve"/>
+            </w:r>
+          </w:p>
+          <w:p>
+            <w:pPr>
+              <w:spacing w:after="40" w:before="0"/>
+              <w:jc w:val="left"/>
+            </w:pPr>
+            <w:r>
+              <w:rPr>
+                <w:rFonts w:ascii="Arial" w:cs="Arial" w:eastAsia="Arial" w:hAnsi="Arial"/>
+                <w:b w:val="false"/>
+                <w:bCs w:val="false"/>
+                <w:i w:val="false"/>
+                <w:iCs w:val="false"/>
+                <w:color w:val="000000"/>
+                <w:sz w:val="18"/>
+                <w:szCs w:val="18"/>
+              </w:rPr>
+              <w:t xml:space="preserve">PREDICT CARD LAUNCH (2–7 min): Distribute Predict cards. Say: 'Read the three sentence stems. Answer each one in your own words — there are no wrong answers right now. This is your thinking before we investigate. You have 5 minutes. Work in silence.' Set a visible timer.</w:t>
+            </w:r>
+          </w:p>
+          <w:p>
+            <w:pPr>
+              <w:spacing w:after="40" w:before="0"/>
+              <w:jc w:val="left"/>
+            </w:pPr>
+            <w:r>
+              <w:rPr>
+                <w:rFonts w:ascii="Arial" w:cs="Arial" w:eastAsia="Arial" w:hAnsi="Arial"/>
+                <w:b w:val="false"/>
+                <w:bCs w:val="false"/>
+                <w:i w:val="false"/>
+                <w:iCs w:val="false"/>
+                <w:color w:val="000000"/>
+                <w:sz w:val="18"/>
+                <w:szCs w:val="18"/>
+              </w:rPr>
+              <w:t xml:space="preserve"/>
+            </w:r>
+          </w:p>
+          <w:p>
+            <w:pPr>
+              <w:spacing w:after="40" w:before="0"/>
+              <w:jc w:val="left"/>
+            </w:pPr>
+            <w:r>
+              <w:rPr>
+                <w:rFonts w:ascii="Arial" w:cs="Arial" w:eastAsia="Arial" w:hAnsi="Arial"/>
+                <w:b w:val="false"/>
+                <w:bCs w:val="false"/>
+                <w:i w:val="false"/>
+                <w:iCs w:val="false"/>
+                <w:color w:val="000000"/>
+                <w:sz w:val="18"/>
+                <w:szCs w:val="18"/>
+              </w:rPr>
+              <w:t xml:space="preserve">THINK-PAIR (7–10 min): 'Turn to your partner. Share your three predictions. Listen carefully — you will need to report your partner's idea, not your own.' WAIT 3 minutes.</w:t>
+            </w:r>
+          </w:p>
+          <w:p>
+            <w:pPr>
+              <w:spacing w:after="40" w:before="0"/>
+              <w:jc w:val="left"/>
+            </w:pPr>
+            <w:r>
+              <w:rPr>
+                <w:rFonts w:ascii="Arial" w:cs="Arial" w:eastAsia="Arial" w:hAnsi="Arial"/>
+                <w:b w:val="false"/>
+                <w:bCs w:val="false"/>
+                <w:i w:val="false"/>
+                <w:iCs w:val="false"/>
+                <w:color w:val="000000"/>
+                <w:sz w:val="18"/>
+                <w:szCs w:val="18"/>
+              </w:rPr>
+              <w:t xml:space="preserve"/>
+            </w:r>
+          </w:p>
+          <w:p>
+            <w:pPr>
+              <w:spacing w:after="40" w:before="0"/>
+              <w:jc w:val="left"/>
+            </w:pPr>
+            <w:r>
+              <w:rPr>
+                <w:rFonts w:ascii="Arial" w:cs="Arial" w:eastAsia="Arial" w:hAnsi="Arial"/>
+                <w:b w:val="false"/>
+                <w:bCs w:val="false"/>
+                <w:i w:val="false"/>
+                <w:iCs w:val="false"/>
+                <w:color w:val="000000"/>
+                <w:sz w:val="18"/>
+                <w:szCs w:val="18"/>
+              </w:rPr>
+              <w:t xml:space="preserve">COLD-CALL SHARE-OUT (10–18 min): Cold-call exactly 6 pairs (12 learners). For each pair say: 'Tell me your partner's prediction for stem (a).' Record every unique idea verbatim on the board under a T-chart headed: SHRINKS WHEN COLD | EXPANDS WHEN COLD | UNSURE / DEPENDS. After each response ask: 'Does anyone have a different prediction? What is your reasoning?' WAIT TIME: 10 seconds after each question before accepting responses. Avoid affirming or correcting — say: 'Interesting. Let's hold that idea.' If a learner says 'water is weird' or 'water is different', mark it with a star and say: 'That word — different — is going to matter a lot in this unit. Keep it in mind.'</w:t>
+            </w:r>
+          </w:p>
+        </w:tc>
+        <w:tc>
+          <w:tcPr>
+            <w:tcW w:type="dxa" w:w="3040"/>
+            <w:shd w:fill="FFFFFF" w:color="auto" w:val="clear"/>
+            <w:tcMar>
+              <w:top w:type="dxa" w:w="60"/>
+              <w:left w:type="dxa" w:w="120"/>
+              <w:bottom w:type="dxa" w:w="60"/>
+              <w:right w:type="dxa" w:w="120"/>
+            </w:tcMar>
+            <w:vAlign w:val="top"/>
+          </w:tcPr>
+          <w:p>
+            <w:pPr>
+              <w:spacing w:after="40" w:before="0"/>
+              <w:jc w:val="left"/>
+            </w:pPr>
+            <w:r>
+              <w:rPr>
+                <w:rFonts w:ascii="Arial" w:cs="Arial" w:eastAsia="Arial" w:hAnsi="Arial"/>
+                <w:b w:val="false"/>
+                <w:bCs w:val="false"/>
+                <w:i w:val="false"/>
+                <w:iCs w:val="false"/>
+                <w:color w:val="000000"/>
+                <w:sz w:val="18"/>
+                <w:szCs w:val="18"/>
+              </w:rPr>
+              <w:t xml:space="preserve">STRATEGY: Think-Pair-Cold-Call with a T-Chart Prediction Wall. This strategy externalises learners' prior mental models before any instruction occurs, creating a public record of naive conceptions (e.g., 'everything shrinks when cold') that later lessons will directly confront and revise. Recording predictions on a T-chart makes the range of views visible to the whole class, normalises disagreement, and gives the teacher immediate diagnostic information about which misconceptions are most prevalent — especially the dominant misconception that cooling always causes contraction.</w:t>
+            </w:r>
+          </w:p>
+        </w:tc>
+        <w:tc>
+          <w:tcPr>
+            <w:tcW w:type="dxa" w:w="3040"/>
+            <w:shd w:fill="F2F2F2" w:color="auto" w:val="clear"/>
+            <w:tcMar>
+              <w:top w:type="dxa" w:w="60"/>
+              <w:left w:type="dxa" w:w="120"/>
+              <w:bottom w:type="dxa" w:w="60"/>
+              <w:right w:type="dxa" w:w="120"/>
+            </w:tcMar>
+            <w:vAlign w:val="top"/>
+          </w:tcPr>
+          <w:p>
+            <w:pPr>
+              <w:spacing w:after="40" w:before="0"/>
+              <w:jc w:val="left"/>
+            </w:pPr>
+            <w:r>
+              <w:rPr>
+                <w:rFonts w:ascii="Arial" w:cs="Arial" w:eastAsia="Arial" w:hAnsi="Arial"/>
+                <w:b w:val="false"/>
+                <w:bCs w:val="false"/>
+                <w:i w:val="false"/>
+                <w:iCs w:val="false"/>
+                <w:color w:val="000000"/>
+                <w:sz w:val="18"/>
+                <w:szCs w:val="18"/>
+              </w:rPr>
+              <w:t xml:space="preserve">OBSERVABLE INDICATOR: Every learner has three written sentences on their Predict card by the end of the 5-minute individual work period. Teacher circulates and visually scans cards — look specifically for learners who leave stem (b) blank or write 'I don't know', as these learners may lack the particle model prerequisite knowledge and will need additional scaffolding in Phase 3. DIAGNOSTIC QUESTION to ask quietly to those learners: 'What do you think happens to the spaces between water molecules when the water gets very cold?'</w:t>
+            </w:r>
+          </w:p>
+        </w:tc>
+      </w:tr>
+      <w:tr>
+        <w:tc>
+          <w:tcPr>
+            <w:tcW w:type="dxa" w:w="1520"/>
+            <w:shd w:fill="D9EEF1" w:color="auto" w:val="clear"/>
+            <w:tcMar>
+              <w:top w:type="dxa" w:w="60"/>
+              <w:left w:type="dxa" w:w="120"/>
+              <w:bottom w:type="dxa" w:w="60"/>
+              <w:right w:type="dxa" w:w="120"/>
+            </w:tcMar>
+            <w:vAlign w:val="top"/>
+          </w:tcPr>
+          <w:p>
+            <w:pPr>
+              <w:spacing w:after="40" w:before="0"/>
+              <w:jc w:val="left"/>
+            </w:pPr>
+            <w:r>
+              <w:rPr>
+                <w:rFonts w:ascii="Arial" w:cs="Arial" w:eastAsia="Arial" w:hAnsi="Arial"/>
+                <w:b/>
+                <w:bCs/>
+                <w:i w:val="false"/>
+                <w:iCs w:val="false"/>
+                <w:color w:val="000000"/>
+                <w:sz w:val="18"/>
+                <w:szCs w:val="18"/>
+              </w:rPr>
+              <w:t xml:space="preserve">Observe Phase</w:t>
+            </w:r>
+          </w:p>
+          <w:p>
+            <w:pPr>
+              <w:spacing w:after="20" w:before="0"/>
+            </w:pPr>
+            <w:r>
+              <w:rPr>
+                <w:rFonts w:ascii="Arial" w:cs="Arial" w:eastAsia="Arial" w:hAnsi="Arial"/>
+                <w:b/>
+                <w:bCs/>
+                <w:color w:val="1F3864"/>
+                <w:sz w:val="16"/>
+                <w:szCs w:val="16"/>
+              </w:rPr>
+              <w:t xml:space="preserve">📹 VIDEO:</w:t>
+            </w:r>
+          </w:p>
+          <w:p>
+            <w:pPr>
+              <w:spacing w:after="20" w:before="0"/>
+            </w:pPr>
+            <w:hyperlink w:history="1" r:id="rIdg7r4ukk0cpkedrd-q3okl">
+              <w:r>
+                <w:rPr>
+                  <w:rFonts w:ascii="Arial" w:cs="Arial" w:eastAsia="Arial" w:hAnsi="Arial"/>
+                  <w:color w:val="2E75B6"/>
+                  <w:sz w:val="16"/>
+                  <w:szCs w:val="16"/>
+                  <w:u w:val="single" w:color="2E75B6"/>
+                </w:rPr>
+                <w:t xml:space="preserve">Video: States of Matter: Basics</w:t>
+              </w:r>
+            </w:hyperlink>
+          </w:p>
+          <w:p>
+            <w:pPr>
+              <w:spacing w:after="10" w:before="0"/>
+              <w:ind w:left="120"/>
+            </w:pPr>
+            <w:r>
+              <w:rPr>
+                <w:rFonts w:ascii="Arial" w:cs="Arial" w:eastAsia="Arial" w:hAnsi="Arial"/>
+                <w:color w:val="595959"/>
+                <w:sz w:val="14"/>
+                <w:szCs w:val="14"/>
+              </w:rPr>
+              <w:t xml:space="preserve">Source: PhET Interactive Simulations (English)</w:t>
+            </w:r>
+          </w:p>
+          <w:p>
+            <w:pPr>
+              <w:spacing w:after="10" w:before="0"/>
+              <w:ind w:left="120"/>
+            </w:pPr>
+            <w:hyperlink w:history="1" r:id="rIdf1fba2xvd8gplcw01jqsc">
+              <w:r>
+                <w:rPr>
+                  <w:rFonts w:ascii="Arial" w:cs="Arial" w:eastAsia="Arial" w:hAnsi="Arial"/>
+                  <w:color w:val="595959"/>
+                  <w:sz w:val="14"/>
+                  <w:szCs w:val="14"/>
+                  <w:u w:val="single" w:color="595959"/>
+                </w:rPr>
+                <w:t xml:space="preserve">🔍 Search ARES for similar videos</w:t>
+              </w:r>
+            </w:hyperlink>
+          </w:p>
+          <w:p>
+            <w:pPr>
+              <w:spacing w:after="40" w:before="0"/>
+            </w:pPr>
+            <w:r>
+              <w:rPr>
+                <w:sz w:val="14"/>
+                <w:szCs w:val="14"/>
+              </w:rPr>
+              <w:t xml:space="preserve"/>
+            </w:r>
+          </w:p>
+          <w:p>
+            <w:pPr>
+              <w:spacing w:after="20" w:before="0"/>
+            </w:pPr>
+            <w:r>
+              <w:rPr>
+                <w:rFonts w:ascii="Arial" w:cs="Arial" w:eastAsia="Arial" w:hAnsi="Arial"/>
+                <w:b/>
+                <w:bCs/>
+                <w:color w:val="1F3864"/>
+                <w:sz w:val="16"/>
+                <w:szCs w:val="16"/>
+              </w:rPr>
+              <w:t xml:space="preserve">📖 HTML:</w:t>
+            </w:r>
+          </w:p>
+          <w:p>
+            <w:pPr>
+              <w:spacing w:after="20" w:before="0"/>
+            </w:pPr>
+            <w:hyperlink w:history="1" r:id="rIdd6px7pw8uefb1uvs57mjb">
               <w:r>
                 <w:rPr>
                   <w:rFonts w:ascii="Arial" w:cs="Arial" w:eastAsia="Arial" w:hAnsi="Arial"/>
@@ -3377,7 +3835,7 @@
               <w:spacing w:after="10" w:before="0"/>
               <w:ind w:left="120"/>
             </w:pPr>
-            <w:hyperlink w:history="1" r:id="rIdirlx2ufco9wpmq88z3zix">
+            <w:hyperlink w:history="1" r:id="rId5nghwta9wioeu8a2phjbg">
               <w:r>
                 <w:rPr>
                   <w:rFonts w:ascii="Arial" w:cs="Arial" w:eastAsia="Arial" w:hAnsi="Arial"/>
@@ -3419,7 +3877,7 @@
                 <w:sz w:val="18"/>
                 <w:szCs w:val="18"/>
               </w:rPr>
-              <w:t xml:space="preserve">Learners enter to find the pre-prepared cracked frozen bottle (inside a clear plastic tray) displayed at the front of the room alongside a labelled A3 cross-section diagram showing: (1) liquid water molecules before freezing, (2) hexagonal ice crystal lattice after freezing with greater intermolecular spacing, (3) the direction of outward pressure on the glass walls, and (4) the resulting crack pattern. Working in silence for 5 minutes, each learner individually completes a printed 'Predict' card with three sentence stems: (a) 'I think the bottle cracked because…', (b) 'When things get cold, I think they generally… because…', (c) 'I predict that if we tested a plastic bottle instead of glass, the result would be… because…'. Learners then share with a partner (Think-Pair) for 3 minutes before the teacher opens a whole-class cold-call share-out.</w:t>
+              <w:t xml:space="preserve">Pairs receive the labelled A3 cross-section diagram and a structured 'Observation Record' sheet with four sections: (1) Describe the crack pattern — where did the glass break first?, (2) Describe the ice plug — what does its shape tell you about the direction of expansion?, (3) Study the molecular diagrams — what differences do you notice between the liquid water arrangement and the ice crystal arrangement?, (4) Record one thing you see that surprises you. Pairs spend 10 minutes completing the Observation Record in silence, then the teacher guides a whole-class gallery-walk style debrief. The teacher also reads aloud a short contextual passage (120 words) describing how Kenyan households in Nairobi and Eldoret have found cracked clay water pots and metal jerricans during unusually cold highland nights — connecting the phenomenon to learners' lived experience.</w:t>
             </w:r>
           </w:p>
         </w:tc>
@@ -3451,7 +3909,7 @@
                 <w:sz w:val="18"/>
                 <w:szCs w:val="18"/>
               </w:rPr>
-              <w:t xml:space="preserve">BEFORE CLASS: Prepare the cracked bottle specimen at least one day in advance by filling a 500 ml glass bottle to the brim, sealing it with a metal cap, and freezing it overnight. Place the specimen in a clear plastic tray at the front bench. Print one A3 labelled diagram per pair and one 'Predict' card per learner.</w:t>
+              <w:t xml:space="preserve">DISTRIBUTE DIAGRAM AND RECORD SHEET (18–20 min): 'You now have the labelled diagram and the Observation Record sheet. Your job is to be a detective — use only what you can see in the diagram and on the specimen tray to fill in the four sections. Do not use your phone or textbook yet. Evidence only.' WAIT 10 minutes with timer visible.</w:t>
             </w:r>
           </w:p>
           <w:p>
@@ -3489,7 +3947,7 @@
                 <w:sz w:val="18"/>
                 <w:szCs w:val="18"/>
               </w:rPr>
-              <w:t xml:space="preserve">OPENING (0–2 min): Stand beside the specimen without speaking. Allow learners to notice it. After 30 seconds say: 'Take a close look at what is on the bench. Do not touch it yet. In your exercise book, write down three words that describe what you see.' WAIT 60 seconds.</w:t>
+              <w:t xml:space="preserve">CIRCULATION PROTOCOL (20–28 min): Move to every pair at least once. Ask targeted questions — do NOT give answers: 'What direction are the arrows pointing in panel 3?' | 'How does the spacing between molecules in the ice diagram compare to the liquid water diagram?' | 'If the molecules moved further apart, what would happen to the total volume?' WAIT 10 seconds after each question.</w:t>
             </w:r>
           </w:p>
           <w:p>
@@ -3527,7 +3985,7 @@
                 <w:sz w:val="18"/>
                 <w:szCs w:val="18"/>
               </w:rPr>
-              <w:t xml:space="preserve">PREDICT CARD LAUNCH (2–7 min): Distribute Predict cards. Say: 'Read the three sentence stems. Answer each one in your own words — there are no wrong answers right now. This is your thinking before we investigate. You have 5 minutes. Work in silence.' Set a visible timer.</w:t>
+              <w:t xml:space="preserve">KENYAN CONTEXT BRIDGE (28–30 min): Read aloud: 'In Eldoret and Kericho, where highland temperatures can drop below 4°C in July, some families have found their sealed clay water pots cracked by morning. Drivers in the Aberdare highlands have found water-filled radiator pipes split overnight. This is the same phenomenon you are looking at right now.' Ask the class: 'Has anyone here, or in their family, seen something crack or burst because of cold? Put your hand up.' Cold-call 3 learners who raise their hands. Record their examples on the board. WAIT 10 seconds between each example.</w:t>
             </w:r>
           </w:p>
           <w:p>
@@ -3565,45 +4023,7 @@
                 <w:sz w:val="18"/>
                 <w:szCs w:val="18"/>
               </w:rPr>
-              <w:t xml:space="preserve">THINK-PAIR (7–10 min): 'Turn to your partner. Share your three predictions. Listen carefully — you will need to report your partner's idea, not your own.' WAIT 3 minutes.</w:t>
-            </w:r>
-          </w:p>
-          <w:p>
-            <w:pPr>
-              <w:spacing w:after="40" w:before="0"/>
-              <w:jc w:val="left"/>
-            </w:pPr>
-            <w:r>
-              <w:rPr>
-                <w:rFonts w:ascii="Arial" w:cs="Arial" w:eastAsia="Arial" w:hAnsi="Arial"/>
-                <w:b w:val="false"/>
-                <w:bCs w:val="false"/>
-                <w:i w:val="false"/>
-                <w:iCs w:val="false"/>
-                <w:color w:val="000000"/>
-                <w:sz w:val="18"/>
-                <w:szCs w:val="18"/>
-              </w:rPr>
-              <w:t xml:space="preserve"/>
-            </w:r>
-          </w:p>
-          <w:p>
-            <w:pPr>
-              <w:spacing w:after="40" w:before="0"/>
-              <w:jc w:val="left"/>
-            </w:pPr>
-            <w:r>
-              <w:rPr>
-                <w:rFonts w:ascii="Arial" w:cs="Arial" w:eastAsia="Arial" w:hAnsi="Arial"/>
-                <w:b w:val="false"/>
-                <w:bCs w:val="false"/>
-                <w:i w:val="false"/>
-                <w:iCs w:val="false"/>
-                <w:color w:val="000000"/>
-                <w:sz w:val="18"/>
-                <w:szCs w:val="18"/>
-              </w:rPr>
-              <w:t xml:space="preserve">COLD-CALL SHARE-OUT (10–18 min): Cold-call exactly 6 pairs (12 learners). For each pair say: 'Tell me your partner's prediction for stem (a).' Record every unique idea verbatim on the board under a T-chart headed: SHRINKS WHEN COLD | EXPANDS WHEN COLD | UNSURE / DEPENDS. After each response ask: 'Does anyone have a different prediction? What is your reasoning?' WAIT TIME: 10 seconds after each question before accepting responses. Avoid affirming or correcting — say: 'Interesting. Let's hold that idea.' If a learner says 'water is weird' or 'water is different', mark it with a star and say: 'That word — different — is going to matter a lot in this unit. Keep it in mind.'</w:t>
+              <w:t xml:space="preserve">COLD-CALL DEBRIEF — 4 questions, 4 different learners each time (30–35 min): Q1: 'Learner A, describe the crack pattern — where did the glass break first and why might that be?' Q2: 'Learner B, what does the shape of the ice plug tell us about which direction the water pushed?' Q3: 'Learner C, how many sides does the ice crystal structure in panel 2 have, and what do you notice about the spaces inside it compared to panel 1?' Q4: 'Learner D, what is the one thing on your sheet that surprised you most?' After Q3, say: 'Hold that observation — the spaces inside the ice crystal are going to be the key to everything we learn this unit.'</w:t>
             </w:r>
           </w:p>
         </w:tc>
@@ -3635,7 +4055,7 @@
                 <w:sz w:val="18"/>
                 <w:szCs w:val="18"/>
               </w:rPr>
-              <w:t xml:space="preserve">STRATEGY: Think-Pair-Cold-Call with a T-Chart Prediction Wall. This strategy externalises learners' prior mental models before any instruction occurs, creating a public record of naive conceptions (e.g., 'everything shrinks when cold') that later lessons will directly confront and revise. Recording predictions on a T-chart makes the range of views visible to the whole class, normalises disagreement, and gives the teacher immediate diagnostic information about which misconceptions are most prevalent — especially the dominant misconception that cooling always causes contraction.</w:t>
+              <w:t xml:space="preserve">STRATEGY: Structured Observation with a Labelled Diagram + Kenyan Context Bridge. By providing a pre-labelled cross-section diagram rather than a blank one, the teacher ensures all learners — regardless of prior art or drawing ability — can access the molecular-level evidence. The four-section Observation Record scaffolds noticing from macroscopic (crack lines, ice plug shape) to microscopic (molecular spacing), training the NGSS practice of Analysing and Interpreting Data. The Kenyan context bridge (Eldoret clay pots, Aberdare radiator pipes) activates cultural prior knowledge and signals that the phenomenon is not a laboratory curiosity but an everyday reality in highland Kenya.</w:t>
             </w:r>
           </w:p>
         </w:tc>
@@ -3667,7 +4087,7 @@
                 <w:sz w:val="18"/>
                 <w:szCs w:val="18"/>
               </w:rPr>
-              <w:t xml:space="preserve">OBSERVABLE INDICATOR: Every learner has three written sentences on their Predict card by the end of the 5-minute individual work period. Teacher circulates and visually scans cards — look specifically for learners who leave stem (b) blank or write 'I don't know', as these learners may lack the particle model prerequisite knowledge and will need additional scaffolding in Phase 3. DIAGNOSTIC QUESTION to ask quietly to those learners: 'What do you think happens to the spaces between water molecules when the water gets very cold?'</w:t>
+              <w:t xml:space="preserve">OBSERVABLE INDICATOR: In section (3) of the Observation Record, every learner should have written that ice molecules are spaced further apart / have larger gaps than liquid water molecules. If fewer than 70% of pairs have this correct observation during circulation, the teacher pauses the class and directs all learners to look at panel 1 vs panel 2 of the diagram again, asking: 'Count the number of molecules in the same-sized box in panel 1 and panel 2. Which panel has fewer molecules in the same space?' This re-focuses attention on the key evidence without telling learners the explanation.</w:t>
             </w:r>
           </w:p>
         </w:tc>
@@ -3676,32 +4096,32 @@
         <w:tc>
           <w:tcPr>
             <w:tcW w:type="dxa" w:w="1520"/>
-            <w:shd w:fill="D9EEF1" w:color="auto" w:val="clear"/>
-            <w:tcMar>
-              <w:top w:type="dxa" w:w="60"/>
-              <w:left w:type="dxa" w:w="120"/>
-              <w:bottom w:type="dxa" w:w="60"/>
-              <w:right w:type="dxa" w:w="120"/>
-            </w:tcMar>
-            <w:vAlign w:val="top"/>
-          </w:tcPr>
-          <w:p>
-            <w:pPr>
-              <w:spacing w:after="40" w:before="0"/>
-              <w:jc w:val="left"/>
-            </w:pPr>
-            <w:r>
-              <w:rPr>
-                <w:rFonts w:ascii="Arial" w:cs="Arial" w:eastAsia="Arial" w:hAnsi="Arial"/>
-                <w:b/>
-                <w:bCs/>
-                <w:i w:val="false"/>
-                <w:iCs w:val="false"/>
-                <w:color w:val="000000"/>
-                <w:sz w:val="18"/>
-                <w:szCs w:val="18"/>
-              </w:rPr>
-              <w:t xml:space="preserve">Observe Phase</w:t>
+            <w:shd w:fill="E2EFDA" w:color="auto" w:val="clear"/>
+            <w:tcMar>
+              <w:top w:type="dxa" w:w="60"/>
+              <w:left w:type="dxa" w:w="120"/>
+              <w:bottom w:type="dxa" w:w="60"/>
+              <w:right w:type="dxa" w:w="120"/>
+            </w:tcMar>
+            <w:vAlign w:val="top"/>
+          </w:tcPr>
+          <w:p>
+            <w:pPr>
+              <w:spacing w:after="40" w:before="0"/>
+              <w:jc w:val="left"/>
+            </w:pPr>
+            <w:r>
+              <w:rPr>
+                <w:rFonts w:ascii="Arial" w:cs="Arial" w:eastAsia="Arial" w:hAnsi="Arial"/>
+                <w:b/>
+                <w:bCs/>
+                <w:i w:val="false"/>
+                <w:iCs w:val="false"/>
+                <w:color w:val="000000"/>
+                <w:sz w:val="18"/>
+                <w:szCs w:val="18"/>
+              </w:rPr>
+              <w:t xml:space="preserve">Explain Phase</w:t>
             </w:r>
           </w:p>
           <w:p>
@@ -3724,7 +4144,7 @@
             <w:pPr>
               <w:spacing w:after="20" w:before="0"/>
             </w:pPr>
-            <w:hyperlink w:history="1" r:id="rIdd8ytubrlu_jglz3ubbcyp">
+            <w:hyperlink w:history="1" r:id="rIdnuhdbesbtbxdkfid8xtfz">
               <w:r>
                 <w:rPr>
                   <w:rFonts w:ascii="Arial" w:cs="Arial" w:eastAsia="Arial" w:hAnsi="Arial"/>
@@ -3733,7 +4153,7 @@
                   <w:szCs w:val="16"/>
                   <w:u w:val="single" w:color="2E75B6"/>
                 </w:rPr>
-                <w:t xml:space="preserve">Video: States of Matter: Basics</w:t>
+                <w:t xml:space="preserve">States of matter</w:t>
               </w:r>
             </w:hyperlink>
           </w:p>
@@ -3749,7 +4169,7 @@
                 <w:sz w:val="14"/>
                 <w:szCs w:val="14"/>
               </w:rPr>
-              <w:t xml:space="preserve">Source: PhET Interactive Simulations (English)</w:t>
+              <w:t xml:space="preserve">Source: Khan Academy (English - US curriculum)</w:t>
             </w:r>
           </w:p>
           <w:p>
@@ -3757,7 +4177,7 @@
               <w:spacing w:after="10" w:before="0"/>
               <w:ind w:left="120"/>
             </w:pPr>
-            <w:hyperlink w:history="1" r:id="rId7tqegsqnpocktt23duzie">
+            <w:hyperlink w:history="1" r:id="rIdzjfun6idnymdwzj7vasp2">
               <w:r>
                 <w:rPr>
                   <w:rFonts w:ascii="Arial" w:cs="Arial" w:eastAsia="Arial" w:hAnsi="Arial"/>
@@ -3802,7 +4222,7 @@
             <w:pPr>
               <w:spacing w:after="20" w:before="0"/>
             </w:pPr>
-            <w:hyperlink w:history="1" r:id="rId2wz20c3cpejm-jyms6yky">
+            <w:hyperlink w:history="1" r:id="rIdpu6zuv-klefkod59kelzs">
               <w:r>
                 <w:rPr>
                   <w:rFonts w:ascii="Arial" w:cs="Arial" w:eastAsia="Arial" w:hAnsi="Arial"/>
@@ -3835,7 +4255,7 @@
               <w:spacing w:after="10" w:before="0"/>
               <w:ind w:left="120"/>
             </w:pPr>
-            <w:hyperlink w:history="1" r:id="rIdilthkwxf1mpvcwa6_q3nz">
+            <w:hyperlink w:history="1" r:id="rIdq65rg0fwfhgizh-yukp5r">
               <w:r>
                 <w:rPr>
                   <w:rFonts w:ascii="Arial" w:cs="Arial" w:eastAsia="Arial" w:hAnsi="Arial"/>
@@ -3877,7 +4297,7 @@
                 <w:sz w:val="18"/>
                 <w:szCs w:val="18"/>
               </w:rPr>
-              <w:t xml:space="preserve">Pairs receive the labelled A3 cross-section diagram and a structured 'Observation Record' sheet with four sections: (1) Describe the crack pattern — where did the glass break first?, (2) Describe the ice plug — what does its shape tell you about the direction of expansion?, (3) Study the molecular diagrams — what differences do you notice between the liquid water arrangement and the ice crystal arrangement?, (4) Record one thing you see that surprises you. Pairs spend 10 minutes completing the Observation Record in silence, then the teacher guides a whole-class gallery-walk style debrief. The teacher also reads aloud a short contextual passage (120 words) describing how Kenyan households in Nairobi and Eldoret have found cracked clay water pots and metal jerricans during unusually cold highland nights — connecting the phenomenon to learners' lived experience.</w:t>
+              <w:t xml:space="preserve">The teacher introduces the particle model of matter using a brief guided note-taking frame (half-page template with three labelled boxes: SOLID / LIQUID / GAS). Learners complete the frame as the teacher narrates, drawing particle arrangements and labelling intermolecular spacing and particle motion for each state. Learners then apply the model immediately: they sketch their own version of what happens to water particles as temperature drops from 25°C to 0°C and below, annotating the sketch with arrows showing direction of expansion. Pairs compare sketches and identify one similarity and one difference between their diagrams. The teacher closes the Explain phase by introducing the vocabulary term 'anomalous expansion of water' and asking learners to connect it back to the cracked bottle.</w:t>
             </w:r>
           </w:p>
         </w:tc>
@@ -3909,7 +4329,7 @@
                 <w:sz w:val="18"/>
                 <w:szCs w:val="18"/>
               </w:rPr>
-              <w:t xml:space="preserve">DISTRIBUTE DIAGRAM AND RECORD SHEET (18–20 min): 'You now have the labelled diagram and the Observation Record sheet. Your job is to be a detective — use only what you can see in the diagram and on the specimen tray to fill in the four sections. Do not use your phone or textbook yet. Evidence only.' WAIT 10 minutes with timer visible.</w:t>
+              <w:t xml:space="preserve">GUIDED NOTE-TAKING FRAME (35–45 min): Distribute the half-page template. Say: 'We are going to build a model — a scientific explanation tool. Fill in each box as I narrate. Draw particles as small circles. Use arrows to show how fast they are moving.' Narrate slowly, pausing after each state: 'In a solid, particles are tightly packed in fixed positions — they vibrate but do not move past each other. Draw 9 circles in a neat grid, with small vibration arrows…' Continue for liquid and gas. WAIT 20 seconds after each state for learners to draw. Do NOT draw on the board — let learners construct their own diagrams from verbal description (NGSS: Developing and Using Models).</w:t>
             </w:r>
           </w:p>
           <w:p>
@@ -3947,7 +4367,7 @@
                 <w:sz w:val="18"/>
                 <w:szCs w:val="18"/>
               </w:rPr>
-              <w:t xml:space="preserve">CIRCULATION PROTOCOL (20–28 min): Move to every pair at least once. Ask targeted questions — do NOT give answers: 'What direction are the arrows pointing in panel 3?' | 'How does the spacing between molecules in the ice diagram compare to the liquid water diagram?' | 'If the molecules moved further apart, what would happen to the total volume?' WAIT 10 seconds after each question.</w:t>
+              <w:t xml:space="preserve">APPLICATION SKETCH (45–52 min): 'Now close your notes. On the back of the template, sketch what you think happens to water particles as the temperature drops from 25°C to 0°C and then below 0°C. Show the direction the particles move. Annotate with at least three labels.' WAIT 7 minutes. Circulate — look for learners who draw particles getting closer together all the way to 0°C and below (expected — and correct for most substances). Do not correct yet.</w:t>
             </w:r>
           </w:p>
           <w:p>
@@ -3985,7 +4405,7 @@
                 <w:sz w:val="18"/>
                 <w:szCs w:val="18"/>
               </w:rPr>
-              <w:t xml:space="preserve">KENYAN CONTEXT BRIDGE (28–30 min): Read aloud: 'In Eldoret and Kericho, where highland temperatures can drop below 4°C in July, some families have found their sealed clay water pots cracked by morning. Drivers in the Aberdare highlands have found water-filled radiator pipes split overnight. This is the same phenomenon you are looking at right now.' Ask the class: 'Has anyone here, or in their family, seen something crack or burst because of cold? Put your hand up.' Cold-call 3 learners who raise their hands. Record their examples on the board. WAIT 10 seconds between each example.</w:t>
+              <w:t xml:space="preserve">PAIR COMPARISON (52–55 min): 'Compare your sketch with your partner. Find one thing that is the same and one thing that is different. Write both on a sticky note.' Collect sticky notes — these feed directly into the DQB.</w:t>
             </w:r>
           </w:p>
           <w:p>
@@ -4023,7 +4443,7 @@
                 <w:sz w:val="18"/>
                 <w:szCs w:val="18"/>
               </w:rPr>
-              <w:t xml:space="preserve">COLD-CALL DEBRIEF — 4 questions, 4 different learners each time (30–35 min): Q1: 'Learner A, describe the crack pattern — where did the glass break first and why might that be?' Q2: 'Learner B, what does the shape of the ice plug tell us about which direction the water pushed?' Q3: 'Learner C, how many sides does the ice crystal structure in panel 2 have, and what do you notice about the spaces inside it compared to panel 1?' Q4: 'Learner D, what is the one thing on your sheet that surprised you most?' After Q3, say: 'Hold that observation — the spaces inside the ice crystal are going to be the key to everything we learn this unit.'</w:t>
+              <w:t xml:space="preserve">CONNECT TO PHENOMENON (55–58 min): Cold-call 1 learner: 'Using the vocabulary term anomalous expansion of water, explain in one sentence why the bottle cracked.' WAIT 15 seconds. After response say: 'We have named the behaviour. Now we need to explain it fully — and that is what the next four lessons will do.' Write 'ANOMALOUS EXPANSION OF WATER' on the DQB anchor strip.</w:t>
             </w:r>
           </w:p>
         </w:tc>
@@ -4055,7 +4475,7 @@
                 <w:sz w:val="18"/>
                 <w:szCs w:val="18"/>
               </w:rPr>
-              <w:t xml:space="preserve">STRATEGY: Structured Observation with a Labelled Diagram + Kenyan Context Bridge. By providing a pre-labelled cross-section diagram rather than a blank one, the teacher ensures all learners — regardless of prior art or drawing ability — can access the molecular-level evidence. The four-section Observation Record scaffolds noticing from macroscopic (crack lines, ice plug shape) to microscopic (molecular spacing), training the NGSS practice of Analysing and Interpreting Data. The Kenyan context bridge (Eldoret clay pots, Aberdare radiator pipes) activates cultural prior knowledge and signals that the phenomenon is not a laboratory curiosity but an everyday reality in highland Kenya.</w:t>
+              <w:t xml:space="preserve">STRATEGY: Verbal Guided Modelling + Immediate Application Sketch. By narrating the particle model without drawing it on the board, the teacher requires every learner to actively construct the model rather than copy it, engaging the NGSS practice of Developing and Using Models. The immediate application sketch forces learners to extend the model to the phenomenon before they have been given the 'correct' answer — this reveals the precise point at which their mental model breaks down (most will draw water particles converging all the way through freezing, which is what most substances do, but is wrong for water). This productive failure creates the conceptual need for the concept of anomalous expansion, which the teacher then names — but does not yet fully explain — at the end of the phase.</w:t>
             </w:r>
           </w:p>
         </w:tc>
@@ -4087,7 +4507,7 @@
                 <w:sz w:val="18"/>
                 <w:szCs w:val="18"/>
               </w:rPr>
-              <w:t xml:space="preserve">OBSERVABLE INDICATOR: In section (3) of the Observation Record, every learner should have written that ice molecules are spaced further apart / have larger gaps than liquid water molecules. If fewer than 70% of pairs have this correct observation during circulation, the teacher pauses the class and directs all learners to look at panel 1 vs panel 2 of the diagram again, asking: 'Count the number of molecules in the same-sized box in panel 1 and panel 2. Which panel has fewer molecules in the same space?' This re-focuses attention on the key evidence without telling learners the explanation.</w:t>
+              <w:t xml:space="preserve">OBSERVABLE INDICATOR: During the application sketch, the teacher looks for two categories: (A) learners who draw particles converging monotonically through freezing — this is the most common response and represents the key misconception to be addressed in Lesson 2; (B) learners who draw particles diverging below 4°C — this indicates stronger prior knowledge. The teacher uses the sticky-note pair comparison to tally the proportion of Category A vs B sketches. If more than 80% are Category A, the teacher notes this for Lesson 2 planning and says to the class: 'Most of you drew the particles getting closer all the way down — that is exactly what happens in almost every substance. Water is the exception. We will find out why next lesson.'</w:t>
             </w:r>
           </w:p>
         </w:tc>
@@ -4096,32 +4516,32 @@
         <w:tc>
           <w:tcPr>
             <w:tcW w:type="dxa" w:w="1520"/>
-            <w:shd w:fill="E2EFDA" w:color="auto" w:val="clear"/>
-            <w:tcMar>
-              <w:top w:type="dxa" w:w="60"/>
-              <w:left w:type="dxa" w:w="120"/>
-              <w:bottom w:type="dxa" w:w="60"/>
-              <w:right w:type="dxa" w:w="120"/>
-            </w:tcMar>
-            <w:vAlign w:val="top"/>
-          </w:tcPr>
-          <w:p>
-            <w:pPr>
-              <w:spacing w:after="40" w:before="0"/>
-              <w:jc w:val="left"/>
-            </w:pPr>
-            <w:r>
-              <w:rPr>
-                <w:rFonts w:ascii="Arial" w:cs="Arial" w:eastAsia="Arial" w:hAnsi="Arial"/>
-                <w:b/>
-                <w:bCs/>
-                <w:i w:val="false"/>
-                <w:iCs w:val="false"/>
-                <w:color w:val="000000"/>
-                <w:sz w:val="18"/>
-                <w:szCs w:val="18"/>
-              </w:rPr>
-              <w:t xml:space="preserve">Explain Phase</w:t>
+            <w:shd w:fill="FCE4D6" w:color="auto" w:val="clear"/>
+            <w:tcMar>
+              <w:top w:type="dxa" w:w="60"/>
+              <w:left w:type="dxa" w:w="120"/>
+              <w:bottom w:type="dxa" w:w="60"/>
+              <w:right w:type="dxa" w:w="120"/>
+            </w:tcMar>
+            <w:vAlign w:val="top"/>
+          </w:tcPr>
+          <w:p>
+            <w:pPr>
+              <w:spacing w:after="40" w:before="0"/>
+              <w:jc w:val="left"/>
+            </w:pPr>
+            <w:r>
+              <w:rPr>
+                <w:rFonts w:ascii="Arial" w:cs="Arial" w:eastAsia="Arial" w:hAnsi="Arial"/>
+                <w:b/>
+                <w:bCs/>
+                <w:i w:val="false"/>
+                <w:iCs w:val="false"/>
+                <w:color w:val="000000"/>
+                <w:sz w:val="18"/>
+                <w:szCs w:val="18"/>
+              </w:rPr>
+              <w:t xml:space="preserve">Driving Question Board (DQB) Creation</w:t>
             </w:r>
           </w:p>
           <w:p>
@@ -4144,7 +4564,7 @@
             <w:pPr>
               <w:spacing w:after="20" w:before="0"/>
             </w:pPr>
-            <w:hyperlink w:history="1" r:id="rIdzawas_c8jnvlfxqtvmahu">
+            <w:hyperlink w:history="1" r:id="rIdw_y0lovocmnq0mhdvntxe">
               <w:r>
                 <w:rPr>
                   <w:rFonts w:ascii="Arial" w:cs="Arial" w:eastAsia="Arial" w:hAnsi="Arial"/>
@@ -4153,7 +4573,7 @@
                   <w:szCs w:val="16"/>
                   <w:u w:val="single" w:color="2E75B6"/>
                 </w:rPr>
-                <w:t xml:space="preserve">States of matter</w:t>
+                <w:t xml:space="preserve">Real gases: Deviations from ideal behavior</w:t>
               </w:r>
             </w:hyperlink>
           </w:p>
@@ -4177,7 +4597,7 @@
               <w:spacing w:after="10" w:before="0"/>
               <w:ind w:left="120"/>
             </w:pPr>
-            <w:hyperlink w:history="1" r:id="rIdiwcjsxrxx0jc4kprcnt-y">
+            <w:hyperlink w:history="1" r:id="rIdtzcgbsixibsgtze_nbwq2">
               <w:r>
                 <w:rPr>
                   <w:rFonts w:ascii="Arial" w:cs="Arial" w:eastAsia="Arial" w:hAnsi="Arial"/>
@@ -4215,6 +4635,426 @@
                 <w:sz w:val="16"/>
                 <w:szCs w:val="16"/>
               </w:rPr>
+              <w:t xml:space="preserve">📖 HTML:</w:t>
+            </w:r>
+          </w:p>
+          <w:p>
+            <w:pPr>
+              <w:spacing w:after="20" w:before="0"/>
+            </w:pPr>
+            <w:hyperlink w:history="1" r:id="rId18ojhbqqvaadt6grc7v-z">
+              <w:r>
+                <w:rPr>
+                  <w:rFonts w:ascii="Arial" w:cs="Arial" w:eastAsia="Arial" w:hAnsi="Arial"/>
+                  <w:color w:val="2E75B6"/>
+                  <w:sz w:val="16"/>
+                  <w:szCs w:val="16"/>
+                  <w:u w:val="single" w:color="2E75B6"/>
+                </w:rPr>
+                <w:t xml:space="preserve">Pressure versus Temperature (PLIX)</w:t>
+              </w:r>
+            </w:hyperlink>
+          </w:p>
+          <w:p>
+            <w:pPr>
+              <w:spacing w:after="10" w:before="0"/>
+              <w:ind w:left="120"/>
+            </w:pPr>
+            <w:r>
+              <w:rPr>
+                <w:rFonts w:ascii="Arial" w:cs="Arial" w:eastAsia="Arial" w:hAnsi="Arial"/>
+                <w:color w:val="595959"/>
+                <w:sz w:val="14"/>
+                <w:szCs w:val="14"/>
+              </w:rPr>
+              <w:t xml:space="preserve">Source: CK-12</w:t>
+            </w:r>
+          </w:p>
+          <w:p>
+            <w:pPr>
+              <w:spacing w:after="10" w:before="0"/>
+              <w:ind w:left="120"/>
+            </w:pPr>
+            <w:hyperlink w:history="1" r:id="rId-ptsw9hju6zvjqwfadkrw">
+              <w:r>
+                <w:rPr>
+                  <w:rFonts w:ascii="Arial" w:cs="Arial" w:eastAsia="Arial" w:hAnsi="Arial"/>
+                  <w:color w:val="595959"/>
+                  <w:sz w:val="14"/>
+                  <w:szCs w:val="14"/>
+                  <w:u w:val="single" w:color="595959"/>
+                </w:rPr>
+                <w:t xml:space="preserve">🔍 Search ARES for similar readings</w:t>
+              </w:r>
+            </w:hyperlink>
+          </w:p>
+        </w:tc>
+        <w:tc>
+          <w:tcPr>
+            <w:tcW w:type="dxa" w:w="3040"/>
+            <w:shd w:fill="FFFFFF" w:color="auto" w:val="clear"/>
+            <w:tcMar>
+              <w:top w:type="dxa" w:w="60"/>
+              <w:left w:type="dxa" w:w="120"/>
+              <w:bottom w:type="dxa" w:w="60"/>
+              <w:right w:type="dxa" w:w="120"/>
+            </w:tcMar>
+            <w:vAlign w:val="top"/>
+          </w:tcPr>
+          <w:p>
+            <w:pPr>
+              <w:spacing w:after="40" w:before="0"/>
+              <w:jc w:val="left"/>
+            </w:pPr>
+            <w:r>
+              <w:rPr>
+                <w:rFonts w:ascii="Arial" w:cs="Arial" w:eastAsia="Arial" w:hAnsi="Arial"/>
+                <w:b w:val="false"/>
+                <w:bCs w:val="false"/>
+                <w:i w:val="false"/>
+                <w:iCs w:val="false"/>
+                <w:color w:val="000000"/>
+                <w:sz w:val="18"/>
+                <w:szCs w:val="18"/>
+              </w:rPr>
+              <w:t xml:space="preserve">Each learner writes two questions on separate sticky notes — one question about the cracked bottle phenomenon, one question about any aspect of temperature and matter they are now curious about. Sticky notes are posted on a large class DQB chart (poster paper or whiteboard section) under three column headings: WHAT? (observation questions) | WHY? (mechanism questions) | SO WHAT? (application questions). The teacher facilitates a 5-minute whole-class clustering exercise where learners group similar questions together. The teacher reads out the driving question of the unit and the class votes on which of their sticky-note questions are most closely connected to it. These are circled in red and labelled 'Priority Questions'. The teacher photographs the DQB for the ARES platform record.</w:t>
+            </w:r>
+          </w:p>
+        </w:tc>
+        <w:tc>
+          <w:tcPr>
+            <w:tcW w:type="dxa" w:w="3040"/>
+            <w:shd w:fill="F2F2F2" w:color="auto" w:val="clear"/>
+            <w:tcMar>
+              <w:top w:type="dxa" w:w="60"/>
+              <w:left w:type="dxa" w:w="120"/>
+              <w:bottom w:type="dxa" w:w="60"/>
+              <w:right w:type="dxa" w:w="120"/>
+            </w:tcMar>
+            <w:vAlign w:val="top"/>
+          </w:tcPr>
+          <w:p>
+            <w:pPr>
+              <w:spacing w:after="40" w:before="0"/>
+              <w:jc w:val="left"/>
+            </w:pPr>
+            <w:r>
+              <w:rPr>
+                <w:rFonts w:ascii="Arial" w:cs="Arial" w:eastAsia="Arial" w:hAnsi="Arial"/>
+                <w:b w:val="false"/>
+                <w:bCs w:val="false"/>
+                <w:i w:val="false"/>
+                <w:iCs w:val="false"/>
+                <w:color w:val="000000"/>
+                <w:sz w:val="18"/>
+                <w:szCs w:val="18"/>
+              </w:rPr>
+              <w:t xml:space="preserve">STICKY-NOTE LAUNCH (58–63 min): Distribute two sticky notes per learner (different colours: yellow = WHAT/WHY, pink = SO WHAT application). Say: 'Write one question per note. Question 1: something you are genuinely confused or curious about after seeing the cracked bottle. Question 2: a question about where temperature and expansion matter in real Kenyan life — think about cooking ugali, storing petrol, building roads, metal bridges at Likoni Ferry.' WAIT 5 minutes. Circulate and prompt quiet learners: 'What surprised you most? Turn that surprise into a question.'</w:t>
+            </w:r>
+          </w:p>
+          <w:p>
+            <w:pPr>
+              <w:spacing w:after="40" w:before="0"/>
+              <w:jc w:val="left"/>
+            </w:pPr>
+            <w:r>
+              <w:rPr>
+                <w:rFonts w:ascii="Arial" w:cs="Arial" w:eastAsia="Arial" w:hAnsi="Arial"/>
+                <w:b w:val="false"/>
+                <w:bCs w:val="false"/>
+                <w:i w:val="false"/>
+                <w:iCs w:val="false"/>
+                <w:color w:val="000000"/>
+                <w:sz w:val="18"/>
+                <w:szCs w:val="18"/>
+              </w:rPr>
+              <w:t xml:space="preserve"/>
+            </w:r>
+          </w:p>
+          <w:p>
+            <w:pPr>
+              <w:spacing w:after="40" w:before="0"/>
+              <w:jc w:val="left"/>
+            </w:pPr>
+            <w:r>
+              <w:rPr>
+                <w:rFonts w:ascii="Arial" w:cs="Arial" w:eastAsia="Arial" w:hAnsi="Arial"/>
+                <w:b w:val="false"/>
+                <w:bCs w:val="false"/>
+                <w:i w:val="false"/>
+                <w:iCs w:val="false"/>
+                <w:color w:val="000000"/>
+                <w:sz w:val="18"/>
+                <w:szCs w:val="18"/>
+              </w:rPr>
+              <w:t xml:space="preserve">POSTING AND CLUSTERING (63–68 min): Invite learners row by row to post their notes on the DQB. While they post, say: 'If your question is similar to one already up there, post it right next to it — we are building clusters.' After all notes are posted, point to the largest cluster: 'This cluster has the most questions — what big idea do they all share?' Cold-call 2 learners. WAIT 10 seconds each.</w:t>
+            </w:r>
+          </w:p>
+          <w:p>
+            <w:pPr>
+              <w:spacing w:after="40" w:before="0"/>
+              <w:jc w:val="left"/>
+            </w:pPr>
+            <w:r>
+              <w:rPr>
+                <w:rFonts w:ascii="Arial" w:cs="Arial" w:eastAsia="Arial" w:hAnsi="Arial"/>
+                <w:b w:val="false"/>
+                <w:bCs w:val="false"/>
+                <w:i w:val="false"/>
+                <w:iCs w:val="false"/>
+                <w:color w:val="000000"/>
+                <w:sz w:val="18"/>
+                <w:szCs w:val="18"/>
+              </w:rPr>
+              <w:t xml:space="preserve"/>
+            </w:r>
+          </w:p>
+          <w:p>
+            <w:pPr>
+              <w:spacing w:after="40" w:before="0"/>
+              <w:jc w:val="left"/>
+            </w:pPr>
+            <w:r>
+              <w:rPr>
+                <w:rFonts w:ascii="Arial" w:cs="Arial" w:eastAsia="Arial" w:hAnsi="Arial"/>
+                <w:b w:val="false"/>
+                <w:bCs w:val="false"/>
+                <w:i w:val="false"/>
+                <w:iCs w:val="false"/>
+                <w:color w:val="000000"/>
+                <w:sz w:val="18"/>
+                <w:szCs w:val="18"/>
+              </w:rPr>
+              <w:t xml:space="preserve">DRIVING QUESTION ANCHOR (68–72 min): Read the driving question aloud twice: 'Why did the sealed water bottle crack in the freezer — and what does this reveal about how all matter responds to changes in temperature?' Ask: 'Which cluster of your questions is most directly answered by this driving question? Point to it.' Walk to that cluster and circle it in red marker. Say: 'These are our Priority Questions. Every lesson in this unit will answer at least one of them. We will return to this board at the end of every lesson and tick off what we now understand.'</w:t>
+            </w:r>
+          </w:p>
+          <w:p>
+            <w:pPr>
+              <w:spacing w:after="40" w:before="0"/>
+              <w:jc w:val="left"/>
+            </w:pPr>
+            <w:r>
+              <w:rPr>
+                <w:rFonts w:ascii="Arial" w:cs="Arial" w:eastAsia="Arial" w:hAnsi="Arial"/>
+                <w:b w:val="false"/>
+                <w:bCs w:val="false"/>
+                <w:i w:val="false"/>
+                <w:iCs w:val="false"/>
+                <w:color w:val="000000"/>
+                <w:sz w:val="18"/>
+                <w:szCs w:val="18"/>
+              </w:rPr>
+              <w:t xml:space="preserve"/>
+            </w:r>
+          </w:p>
+          <w:p>
+            <w:pPr>
+              <w:spacing w:after="40" w:before="0"/>
+              <w:jc w:val="left"/>
+            </w:pPr>
+            <w:r>
+              <w:rPr>
+                <w:rFonts w:ascii="Arial" w:cs="Arial" w:eastAsia="Arial" w:hAnsi="Arial"/>
+                <w:b w:val="false"/>
+                <w:bCs w:val="false"/>
+                <w:i w:val="false"/>
+                <w:iCs w:val="false"/>
+                <w:color w:val="000000"/>
+                <w:sz w:val="18"/>
+                <w:szCs w:val="18"/>
+              </w:rPr>
+              <w:t xml:space="preserve">PHOTOGRAPH (72–73 min): Photograph the DQB and announce: 'This photo goes on our ARES platform page. You can add questions digitally between lessons if new ones come to you tonight.'</w:t>
+            </w:r>
+          </w:p>
+        </w:tc>
+        <w:tc>
+          <w:tcPr>
+            <w:tcW w:type="dxa" w:w="3040"/>
+            <w:shd w:fill="FFFFFF" w:color="auto" w:val="clear"/>
+            <w:tcMar>
+              <w:top w:type="dxa" w:w="60"/>
+              <w:left w:type="dxa" w:w="120"/>
+              <w:bottom w:type="dxa" w:w="60"/>
+              <w:right w:type="dxa" w:w="120"/>
+            </w:tcMar>
+            <w:vAlign w:val="top"/>
+          </w:tcPr>
+          <w:p>
+            <w:pPr>
+              <w:spacing w:after="40" w:before="0"/>
+              <w:jc w:val="left"/>
+            </w:pPr>
+            <w:r>
+              <w:rPr>
+                <w:rFonts w:ascii="Arial" w:cs="Arial" w:eastAsia="Arial" w:hAnsi="Arial"/>
+                <w:b w:val="false"/>
+                <w:bCs w:val="false"/>
+                <w:i w:val="false"/>
+                <w:iCs w:val="false"/>
+                <w:color w:val="000000"/>
+                <w:sz w:val="18"/>
+                <w:szCs w:val="18"/>
+              </w:rPr>
+              <w:t xml:space="preserve">STRATEGY: Collaborative DQB Construction with Priority Voting. The DQB is not a display — it is a cognitive tracking tool. The three-column structure (WHAT / WHY / SO WHAT) scaffolds learners into distinguishing between observational, mechanistic, and application-level questions, which maps directly onto NGSS practices of Asking Questions and Constructing Explanations. The priority-voting step gives learners agency and ensures the driving question feels co-owned rather than teacher-imposed. Returning to the DQB at the close of every lesson and ticking answered questions provides visible evidence of growing understanding, which research shows increases learner motivation and metacognitive awareness.</w:t>
+            </w:r>
+          </w:p>
+        </w:tc>
+        <w:tc>
+          <w:tcPr>
+            <w:tcW w:type="dxa" w:w="3040"/>
+            <w:shd w:fill="F2F2F2" w:color="auto" w:val="clear"/>
+            <w:tcMar>
+              <w:top w:type="dxa" w:w="60"/>
+              <w:left w:type="dxa" w:w="120"/>
+              <w:bottom w:type="dxa" w:w="60"/>
+              <w:right w:type="dxa" w:w="120"/>
+            </w:tcMar>
+            <w:vAlign w:val="top"/>
+          </w:tcPr>
+          <w:p>
+            <w:pPr>
+              <w:spacing w:after="40" w:before="0"/>
+              <w:jc w:val="left"/>
+            </w:pPr>
+            <w:r>
+              <w:rPr>
+                <w:rFonts w:ascii="Arial" w:cs="Arial" w:eastAsia="Arial" w:hAnsi="Arial"/>
+                <w:b w:val="false"/>
+                <w:bCs w:val="false"/>
+                <w:i w:val="false"/>
+                <w:iCs w:val="false"/>
+                <w:color w:val="000000"/>
+                <w:sz w:val="18"/>
+                <w:szCs w:val="18"/>
+              </w:rPr>
+              <w:t xml:space="preserve">OBSERVABLE INDICATOR: Every learner has posted two sticky notes. The teacher scans for question quality — specifically, look for learners whose questions are purely factual recall ('What is temperature?') and who have not yet connected to the phenomenon. These learners may lack enough observational grounding. During the clustering activity, the teacher notes whether at least one question in the Priority cluster is about the molecular / particle-level mechanism (e.g., 'Why do water molecules take up more space as ice?'). If no such question appears, the teacher adds one as a 'teacher question' card in a contrasting colour, saying: 'I am adding a question that I think will be important for us — you can decide later whether you agree.'</w:t>
+            </w:r>
+          </w:p>
+        </w:tc>
+      </w:tr>
+      <w:tr>
+        <w:tc>
+          <w:tcPr>
+            <w:tcW w:type="dxa" w:w="1520"/>
+            <w:shd w:fill="D5E8F0" w:color="auto" w:val="clear"/>
+            <w:tcMar>
+              <w:top w:type="dxa" w:w="60"/>
+              <w:left w:type="dxa" w:w="120"/>
+              <w:bottom w:type="dxa" w:w="60"/>
+              <w:right w:type="dxa" w:w="120"/>
+            </w:tcMar>
+            <w:vAlign w:val="top"/>
+          </w:tcPr>
+          <w:p>
+            <w:pPr>
+              <w:spacing w:after="40" w:before="0"/>
+              <w:jc w:val="left"/>
+            </w:pPr>
+            <w:r>
+              <w:rPr>
+                <w:rFonts w:ascii="Arial" w:cs="Arial" w:eastAsia="Arial" w:hAnsi="Arial"/>
+                <w:b/>
+                <w:bCs/>
+                <w:i w:val="false"/>
+                <w:iCs w:val="false"/>
+                <w:color w:val="000000"/>
+                <w:sz w:val="18"/>
+                <w:szCs w:val="18"/>
+              </w:rPr>
+              <w:t xml:space="preserve">Model Building Phase</w:t>
+            </w:r>
+          </w:p>
+          <w:p>
+            <w:pPr>
+              <w:spacing w:after="20" w:before="0"/>
+            </w:pPr>
+            <w:r>
+              <w:rPr>
+                <w:rFonts w:ascii="Arial" w:cs="Arial" w:eastAsia="Arial" w:hAnsi="Arial"/>
+                <w:b/>
+                <w:bCs/>
+                <w:color w:val="1F3864"/>
+                <w:sz w:val="16"/>
+                <w:szCs w:val="16"/>
+              </w:rPr>
+              <w:t xml:space="preserve">📹 VIDEO:</w:t>
+            </w:r>
+          </w:p>
+          <w:p>
+            <w:pPr>
+              <w:spacing w:after="20" w:before="0"/>
+            </w:pPr>
+            <w:hyperlink w:history="1" r:id="rIdqsvvhyz3eswju8tgwwm4o">
+              <w:r>
+                <w:rPr>
+                  <w:rFonts w:ascii="Arial" w:cs="Arial" w:eastAsia="Arial" w:hAnsi="Arial"/>
+                  <w:color w:val="2E75B6"/>
+                  <w:sz w:val="16"/>
+                  <w:szCs w:val="16"/>
+                  <w:u w:val="single" w:color="2E75B6"/>
+                </w:rPr>
+                <w:t xml:space="preserve">States of matter -dubbed(KY)</w:t>
+              </w:r>
+            </w:hyperlink>
+          </w:p>
+          <w:p>
+            <w:pPr>
+              <w:spacing w:after="10" w:before="0"/>
+              <w:ind w:left="120"/>
+            </w:pPr>
+            <w:r>
+              <w:rPr>
+                <w:rFonts w:ascii="Arial" w:cs="Arial" w:eastAsia="Arial" w:hAnsi="Arial"/>
+                <w:color w:val="595959"/>
+                <w:sz w:val="14"/>
+                <w:szCs w:val="14"/>
+              </w:rPr>
+              <w:t xml:space="preserve">Source: Khan Academy (Kiswahili)</w:t>
+            </w:r>
+          </w:p>
+          <w:p>
+            <w:pPr>
+              <w:spacing w:after="10" w:before="0"/>
+              <w:ind w:left="120"/>
+            </w:pPr>
+            <w:hyperlink w:history="1" r:id="rIdv3yktbdh86gna6asjdbpy">
+              <w:r>
+                <w:rPr>
+                  <w:rFonts w:ascii="Arial" w:cs="Arial" w:eastAsia="Arial" w:hAnsi="Arial"/>
+                  <w:color w:val="595959"/>
+                  <w:sz w:val="14"/>
+                  <w:szCs w:val="14"/>
+                  <w:u w:val="single" w:color="595959"/>
+                </w:rPr>
+                <w:t xml:space="preserve">🔍 Search ARES for similar videos</w:t>
+              </w:r>
+            </w:hyperlink>
+          </w:p>
+          <w:p>
+            <w:pPr>
+              <w:spacing w:after="40" w:before="0"/>
+            </w:pPr>
+            <w:r>
+              <w:rPr>
+                <w:sz w:val="14"/>
+                <w:szCs w:val="14"/>
+              </w:rPr>
+              <w:t xml:space="preserve"/>
+            </w:r>
+          </w:p>
+          <w:p>
+            <w:pPr>
+              <w:spacing w:after="20" w:before="0"/>
+            </w:pPr>
+            <w:r>
+              <w:rPr>
+                <w:rFonts w:ascii="Arial" w:cs="Arial" w:eastAsia="Arial" w:hAnsi="Arial"/>
+                <w:b/>
+                <w:bCs/>
+                <w:color w:val="1F3864"/>
+                <w:sz w:val="16"/>
+                <w:szCs w:val="16"/>
+              </w:rPr>
               <w:t xml:space="preserve">📖 EXERCISE:</w:t>
             </w:r>
           </w:p>
@@ -4222,7 +5062,7 @@
             <w:pPr>
               <w:spacing w:after="20" w:before="0"/>
             </w:pPr>
-            <w:hyperlink w:history="1" r:id="rIdxusbz1izh_gdkb6sbbkpp">
+            <w:hyperlink w:history="1" r:id="rIdozi_klq1fmgse06eyhcke">
               <w:r>
                 <w:rPr>
                   <w:rFonts w:ascii="Arial" w:cs="Arial" w:eastAsia="Arial" w:hAnsi="Arial"/>
@@ -4255,847 +5095,7 @@
               <w:spacing w:after="10" w:before="0"/>
               <w:ind w:left="120"/>
             </w:pPr>
-            <w:hyperlink w:history="1" r:id="rIdvqorri6bktjskgwfcjmpd">
-              <w:r>
-                <w:rPr>
-                  <w:rFonts w:ascii="Arial" w:cs="Arial" w:eastAsia="Arial" w:hAnsi="Arial"/>
-                  <w:color w:val="595959"/>
-                  <w:sz w:val="14"/>
-                  <w:szCs w:val="14"/>
-                  <w:u w:val="single" w:color="595959"/>
-                </w:rPr>
-                <w:t xml:space="preserve">🔍 Search ARES for similar readings</w:t>
-              </w:r>
-            </w:hyperlink>
-          </w:p>
-        </w:tc>
-        <w:tc>
-          <w:tcPr>
-            <w:tcW w:type="dxa" w:w="3040"/>
-            <w:shd w:fill="FFFFFF" w:color="auto" w:val="clear"/>
-            <w:tcMar>
-              <w:top w:type="dxa" w:w="60"/>
-              <w:left w:type="dxa" w:w="120"/>
-              <w:bottom w:type="dxa" w:w="60"/>
-              <w:right w:type="dxa" w:w="120"/>
-            </w:tcMar>
-            <w:vAlign w:val="top"/>
-          </w:tcPr>
-          <w:p>
-            <w:pPr>
-              <w:spacing w:after="40" w:before="0"/>
-              <w:jc w:val="left"/>
-            </w:pPr>
-            <w:r>
-              <w:rPr>
-                <w:rFonts w:ascii="Arial" w:cs="Arial" w:eastAsia="Arial" w:hAnsi="Arial"/>
-                <w:b w:val="false"/>
-                <w:bCs w:val="false"/>
-                <w:i w:val="false"/>
-                <w:iCs w:val="false"/>
-                <w:color w:val="000000"/>
-                <w:sz w:val="18"/>
-                <w:szCs w:val="18"/>
-              </w:rPr>
-              <w:t xml:space="preserve">The teacher introduces the particle model of matter using a brief guided note-taking frame (half-page template with three labelled boxes: SOLID / LIQUID / GAS). Learners complete the frame as the teacher narrates, drawing particle arrangements and labelling intermolecular spacing and particle motion for each state. Learners then apply the model immediately: they sketch their own version of what happens to water particles as temperature drops from 25°C to 0°C and below, annotating the sketch with arrows showing direction of expansion. Pairs compare sketches and identify one similarity and one difference between their diagrams. The teacher closes the Explain phase by introducing the vocabulary term 'anomalous expansion of water' and asking learners to connect it back to the cracked bottle.</w:t>
-            </w:r>
-          </w:p>
-        </w:tc>
-        <w:tc>
-          <w:tcPr>
-            <w:tcW w:type="dxa" w:w="3040"/>
-            <w:shd w:fill="F2F2F2" w:color="auto" w:val="clear"/>
-            <w:tcMar>
-              <w:top w:type="dxa" w:w="60"/>
-              <w:left w:type="dxa" w:w="120"/>
-              <w:bottom w:type="dxa" w:w="60"/>
-              <w:right w:type="dxa" w:w="120"/>
-            </w:tcMar>
-            <w:vAlign w:val="top"/>
-          </w:tcPr>
-          <w:p>
-            <w:pPr>
-              <w:spacing w:after="40" w:before="0"/>
-              <w:jc w:val="left"/>
-            </w:pPr>
-            <w:r>
-              <w:rPr>
-                <w:rFonts w:ascii="Arial" w:cs="Arial" w:eastAsia="Arial" w:hAnsi="Arial"/>
-                <w:b w:val="false"/>
-                <w:bCs w:val="false"/>
-                <w:i w:val="false"/>
-                <w:iCs w:val="false"/>
-                <w:color w:val="000000"/>
-                <w:sz w:val="18"/>
-                <w:szCs w:val="18"/>
-              </w:rPr>
-              <w:t xml:space="preserve">GUIDED NOTE-TAKING FRAME (35–45 min): Distribute the half-page template. Say: 'We are going to build a model — a scientific explanation tool. Fill in each box as I narrate. Draw particles as small circles. Use arrows to show how fast they are moving.' Narrate slowly, pausing after each state: 'In a solid, particles are tightly packed in fixed positions — they vibrate but do not move past each other. Draw 9 circles in a neat grid, with small vibration arrows…' Continue for liquid and gas. WAIT 20 seconds after each state for learners to draw. Do NOT draw on the board — let learners construct their own diagrams from verbal description (NGSS: Developing and Using Models).</w:t>
-            </w:r>
-          </w:p>
-          <w:p>
-            <w:pPr>
-              <w:spacing w:after="40" w:before="0"/>
-              <w:jc w:val="left"/>
-            </w:pPr>
-            <w:r>
-              <w:rPr>
-                <w:rFonts w:ascii="Arial" w:cs="Arial" w:eastAsia="Arial" w:hAnsi="Arial"/>
-                <w:b w:val="false"/>
-                <w:bCs w:val="false"/>
-                <w:i w:val="false"/>
-                <w:iCs w:val="false"/>
-                <w:color w:val="000000"/>
-                <w:sz w:val="18"/>
-                <w:szCs w:val="18"/>
-              </w:rPr>
-              <w:t xml:space="preserve"/>
-            </w:r>
-          </w:p>
-          <w:p>
-            <w:pPr>
-              <w:spacing w:after="40" w:before="0"/>
-              <w:jc w:val="left"/>
-            </w:pPr>
-            <w:r>
-              <w:rPr>
-                <w:rFonts w:ascii="Arial" w:cs="Arial" w:eastAsia="Arial" w:hAnsi="Arial"/>
-                <w:b w:val="false"/>
-                <w:bCs w:val="false"/>
-                <w:i w:val="false"/>
-                <w:iCs w:val="false"/>
-                <w:color w:val="000000"/>
-                <w:sz w:val="18"/>
-                <w:szCs w:val="18"/>
-              </w:rPr>
-              <w:t xml:space="preserve">APPLICATION SKETCH (45–52 min): 'Now close your notes. On the back of the template, sketch what you think happens to water particles as the temperature drops from 25°C to 0°C and then below 0°C. Show the direction the particles move. Annotate with at least three labels.' WAIT 7 minutes. Circulate — look for learners who draw particles getting closer together all the way to 0°C and below (expected — and correct for most substances). Do not correct yet.</w:t>
-            </w:r>
-          </w:p>
-          <w:p>
-            <w:pPr>
-              <w:spacing w:after="40" w:before="0"/>
-              <w:jc w:val="left"/>
-            </w:pPr>
-            <w:r>
-              <w:rPr>
-                <w:rFonts w:ascii="Arial" w:cs="Arial" w:eastAsia="Arial" w:hAnsi="Arial"/>
-                <w:b w:val="false"/>
-                <w:bCs w:val="false"/>
-                <w:i w:val="false"/>
-                <w:iCs w:val="false"/>
-                <w:color w:val="000000"/>
-                <w:sz w:val="18"/>
-                <w:szCs w:val="18"/>
-              </w:rPr>
-              <w:t xml:space="preserve"/>
-            </w:r>
-          </w:p>
-          <w:p>
-            <w:pPr>
-              <w:spacing w:after="40" w:before="0"/>
-              <w:jc w:val="left"/>
-            </w:pPr>
-            <w:r>
-              <w:rPr>
-                <w:rFonts w:ascii="Arial" w:cs="Arial" w:eastAsia="Arial" w:hAnsi="Arial"/>
-                <w:b w:val="false"/>
-                <w:bCs w:val="false"/>
-                <w:i w:val="false"/>
-                <w:iCs w:val="false"/>
-                <w:color w:val="000000"/>
-                <w:sz w:val="18"/>
-                <w:szCs w:val="18"/>
-              </w:rPr>
-              <w:t xml:space="preserve">PAIR COMPARISON (52–55 min): 'Compare your sketch with your partner. Find one thing that is the same and one thing that is different. Write both on a sticky note.' Collect sticky notes — these feed directly into the DQB.</w:t>
-            </w:r>
-          </w:p>
-          <w:p>
-            <w:pPr>
-              <w:spacing w:after="40" w:before="0"/>
-              <w:jc w:val="left"/>
-            </w:pPr>
-            <w:r>
-              <w:rPr>
-                <w:rFonts w:ascii="Arial" w:cs="Arial" w:eastAsia="Arial" w:hAnsi="Arial"/>
-                <w:b w:val="false"/>
-                <w:bCs w:val="false"/>
-                <w:i w:val="false"/>
-                <w:iCs w:val="false"/>
-                <w:color w:val="000000"/>
-                <w:sz w:val="18"/>
-                <w:szCs w:val="18"/>
-              </w:rPr>
-              <w:t xml:space="preserve"/>
-            </w:r>
-          </w:p>
-          <w:p>
-            <w:pPr>
-              <w:spacing w:after="40" w:before="0"/>
-              <w:jc w:val="left"/>
-            </w:pPr>
-            <w:r>
-              <w:rPr>
-                <w:rFonts w:ascii="Arial" w:cs="Arial" w:eastAsia="Arial" w:hAnsi="Arial"/>
-                <w:b w:val="false"/>
-                <w:bCs w:val="false"/>
-                <w:i w:val="false"/>
-                <w:iCs w:val="false"/>
-                <w:color w:val="000000"/>
-                <w:sz w:val="18"/>
-                <w:szCs w:val="18"/>
-              </w:rPr>
-              <w:t xml:space="preserve">CONNECT TO PHENOMENON (55–58 min): Cold-call 1 learner: 'Using the vocabulary term anomalous expansion of water, explain in one sentence why the bottle cracked.' WAIT 15 seconds. After response say: 'We have named the behaviour. Now we need to explain it fully — and that is what the next four lessons will do.' Write 'ANOMALOUS EXPANSION OF WATER' on the DQB anchor strip.</w:t>
-            </w:r>
-          </w:p>
-        </w:tc>
-        <w:tc>
-          <w:tcPr>
-            <w:tcW w:type="dxa" w:w="3040"/>
-            <w:shd w:fill="FFFFFF" w:color="auto" w:val="clear"/>
-            <w:tcMar>
-              <w:top w:type="dxa" w:w="60"/>
-              <w:left w:type="dxa" w:w="120"/>
-              <w:bottom w:type="dxa" w:w="60"/>
-              <w:right w:type="dxa" w:w="120"/>
-            </w:tcMar>
-            <w:vAlign w:val="top"/>
-          </w:tcPr>
-          <w:p>
-            <w:pPr>
-              <w:spacing w:after="40" w:before="0"/>
-              <w:jc w:val="left"/>
-            </w:pPr>
-            <w:r>
-              <w:rPr>
-                <w:rFonts w:ascii="Arial" w:cs="Arial" w:eastAsia="Arial" w:hAnsi="Arial"/>
-                <w:b w:val="false"/>
-                <w:bCs w:val="false"/>
-                <w:i w:val="false"/>
-                <w:iCs w:val="false"/>
-                <w:color w:val="000000"/>
-                <w:sz w:val="18"/>
-                <w:szCs w:val="18"/>
-              </w:rPr>
-              <w:t xml:space="preserve">STRATEGY: Verbal Guided Modelling + Immediate Application Sketch. By narrating the particle model without drawing it on the board, the teacher requires every learner to actively construct the model rather than copy it, engaging the NGSS practice of Developing and Using Models. The immediate application sketch forces learners to extend the model to the phenomenon before they have been given the 'correct' answer — this reveals the precise point at which their mental model breaks down (most will draw water particles converging all the way through freezing, which is what most substances do, but is wrong for water). This productive failure creates the conceptual need for the concept of anomalous expansion, which the teacher then names — but does not yet fully explain — at the end of the phase.</w:t>
-            </w:r>
-          </w:p>
-        </w:tc>
-        <w:tc>
-          <w:tcPr>
-            <w:tcW w:type="dxa" w:w="3040"/>
-            <w:shd w:fill="F2F2F2" w:color="auto" w:val="clear"/>
-            <w:tcMar>
-              <w:top w:type="dxa" w:w="60"/>
-              <w:left w:type="dxa" w:w="120"/>
-              <w:bottom w:type="dxa" w:w="60"/>
-              <w:right w:type="dxa" w:w="120"/>
-            </w:tcMar>
-            <w:vAlign w:val="top"/>
-          </w:tcPr>
-          <w:p>
-            <w:pPr>
-              <w:spacing w:after="40" w:before="0"/>
-              <w:jc w:val="left"/>
-            </w:pPr>
-            <w:r>
-              <w:rPr>
-                <w:rFonts w:ascii="Arial" w:cs="Arial" w:eastAsia="Arial" w:hAnsi="Arial"/>
-                <w:b w:val="false"/>
-                <w:bCs w:val="false"/>
-                <w:i w:val="false"/>
-                <w:iCs w:val="false"/>
-                <w:color w:val="000000"/>
-                <w:sz w:val="18"/>
-                <w:szCs w:val="18"/>
-              </w:rPr>
-              <w:t xml:space="preserve">OBSERVABLE INDICATOR: During the application sketch, the teacher looks for two categories: (A) learners who draw particles converging monotonically through freezing — this is the most common response and represents the key misconception to be addressed in Lesson 2; (B) learners who draw particles diverging below 4°C — this indicates stronger prior knowledge. The teacher uses the sticky-note pair comparison to tally the proportion of Category A vs B sketches. If more than 80% are Category A, the teacher notes this for Lesson 2 planning and says to the class: 'Most of you drew the particles getting closer all the way down — that is exactly what happens in almost every substance. Water is the exception. We will find out why next lesson.'</w:t>
-            </w:r>
-          </w:p>
-        </w:tc>
-      </w:tr>
-      <w:tr>
-        <w:tc>
-          <w:tcPr>
-            <w:tcW w:type="dxa" w:w="1520"/>
-            <w:shd w:fill="FCE4D6" w:color="auto" w:val="clear"/>
-            <w:tcMar>
-              <w:top w:type="dxa" w:w="60"/>
-              <w:left w:type="dxa" w:w="120"/>
-              <w:bottom w:type="dxa" w:w="60"/>
-              <w:right w:type="dxa" w:w="120"/>
-            </w:tcMar>
-            <w:vAlign w:val="top"/>
-          </w:tcPr>
-          <w:p>
-            <w:pPr>
-              <w:spacing w:after="40" w:before="0"/>
-              <w:jc w:val="left"/>
-            </w:pPr>
-            <w:r>
-              <w:rPr>
-                <w:rFonts w:ascii="Arial" w:cs="Arial" w:eastAsia="Arial" w:hAnsi="Arial"/>
-                <w:b/>
-                <w:bCs/>
-                <w:i w:val="false"/>
-                <w:iCs w:val="false"/>
-                <w:color w:val="000000"/>
-                <w:sz w:val="18"/>
-                <w:szCs w:val="18"/>
-              </w:rPr>
-              <w:t xml:space="preserve">Driving Question Board (DQB) Creation</w:t>
-            </w:r>
-          </w:p>
-          <w:p>
-            <w:pPr>
-              <w:spacing w:after="20" w:before="0"/>
-            </w:pPr>
-            <w:r>
-              <w:rPr>
-                <w:rFonts w:ascii="Arial" w:cs="Arial" w:eastAsia="Arial" w:hAnsi="Arial"/>
-                <w:b/>
-                <w:bCs/>
-                <w:color w:val="1F3864"/>
-                <w:sz w:val="16"/>
-                <w:szCs w:val="16"/>
-              </w:rPr>
-              <w:t xml:space="preserve">📹 VIDEO:</w:t>
-            </w:r>
-          </w:p>
-          <w:p>
-            <w:pPr>
-              <w:spacing w:after="20" w:before="0"/>
-            </w:pPr>
-            <w:hyperlink w:history="1" r:id="rIdg9ga-z2t1zreht-av9xym">
-              <w:r>
-                <w:rPr>
-                  <w:rFonts w:ascii="Arial" w:cs="Arial" w:eastAsia="Arial" w:hAnsi="Arial"/>
-                  <w:color w:val="2E75B6"/>
-                  <w:sz w:val="16"/>
-                  <w:szCs w:val="16"/>
-                  <w:u w:val="single" w:color="2E75B6"/>
-                </w:rPr>
-                <w:t xml:space="preserve">Real gases: Deviations from ideal behavior</w:t>
-              </w:r>
-            </w:hyperlink>
-          </w:p>
-          <w:p>
-            <w:pPr>
-              <w:spacing w:after="10" w:before="0"/>
-              <w:ind w:left="120"/>
-            </w:pPr>
-            <w:r>
-              <w:rPr>
-                <w:rFonts w:ascii="Arial" w:cs="Arial" w:eastAsia="Arial" w:hAnsi="Arial"/>
-                <w:color w:val="595959"/>
-                <w:sz w:val="14"/>
-                <w:szCs w:val="14"/>
-              </w:rPr>
-              <w:t xml:space="preserve">Source: Khan Academy (English - US curriculum)</w:t>
-            </w:r>
-          </w:p>
-          <w:p>
-            <w:pPr>
-              <w:spacing w:after="10" w:before="0"/>
-              <w:ind w:left="120"/>
-            </w:pPr>
-            <w:hyperlink w:history="1" r:id="rIddpeettm4h3kiizmeolrkm">
-              <w:r>
-                <w:rPr>
-                  <w:rFonts w:ascii="Arial" w:cs="Arial" w:eastAsia="Arial" w:hAnsi="Arial"/>
-                  <w:color w:val="595959"/>
-                  <w:sz w:val="14"/>
-                  <w:szCs w:val="14"/>
-                  <w:u w:val="single" w:color="595959"/>
-                </w:rPr>
-                <w:t xml:space="preserve">🔍 Search ARES for similar videos</w:t>
-              </w:r>
-            </w:hyperlink>
-          </w:p>
-          <w:p>
-            <w:pPr>
-              <w:spacing w:after="40" w:before="0"/>
-            </w:pPr>
-            <w:r>
-              <w:rPr>
-                <w:sz w:val="14"/>
-                <w:szCs w:val="14"/>
-              </w:rPr>
-              <w:t xml:space="preserve"/>
-            </w:r>
-          </w:p>
-          <w:p>
-            <w:pPr>
-              <w:spacing w:after="20" w:before="0"/>
-            </w:pPr>
-            <w:r>
-              <w:rPr>
-                <w:rFonts w:ascii="Arial" w:cs="Arial" w:eastAsia="Arial" w:hAnsi="Arial"/>
-                <w:b/>
-                <w:bCs/>
-                <w:color w:val="1F3864"/>
-                <w:sz w:val="16"/>
-                <w:szCs w:val="16"/>
-              </w:rPr>
-              <w:t xml:space="preserve">📖 HTML:</w:t>
-            </w:r>
-          </w:p>
-          <w:p>
-            <w:pPr>
-              <w:spacing w:after="20" w:before="0"/>
-            </w:pPr>
-            <w:hyperlink w:history="1" r:id="rIdyi1-i6yjrllj-mdxnklcg">
-              <w:r>
-                <w:rPr>
-                  <w:rFonts w:ascii="Arial" w:cs="Arial" w:eastAsia="Arial" w:hAnsi="Arial"/>
-                  <w:color w:val="2E75B6"/>
-                  <w:sz w:val="16"/>
-                  <w:szCs w:val="16"/>
-                  <w:u w:val="single" w:color="2E75B6"/>
-                </w:rPr>
-                <w:t xml:space="preserve">States of Matter in Biological Systems - Advanced (Flexbook)</w:t>
-              </w:r>
-            </w:hyperlink>
-          </w:p>
-          <w:p>
-            <w:pPr>
-              <w:spacing w:after="10" w:before="0"/>
-              <w:ind w:left="120"/>
-            </w:pPr>
-            <w:r>
-              <w:rPr>
-                <w:rFonts w:ascii="Arial" w:cs="Arial" w:eastAsia="Arial" w:hAnsi="Arial"/>
-                <w:color w:val="595959"/>
-                <w:sz w:val="14"/>
-                <w:szCs w:val="14"/>
-              </w:rPr>
-              <w:t xml:space="preserve">Source: CK-12</w:t>
-            </w:r>
-          </w:p>
-          <w:p>
-            <w:pPr>
-              <w:spacing w:after="10" w:before="0"/>
-              <w:ind w:left="120"/>
-            </w:pPr>
-            <w:hyperlink w:history="1" r:id="rIdroedk8twkctepfuozlj43">
-              <w:r>
-                <w:rPr>
-                  <w:rFonts w:ascii="Arial" w:cs="Arial" w:eastAsia="Arial" w:hAnsi="Arial"/>
-                  <w:color w:val="595959"/>
-                  <w:sz w:val="14"/>
-                  <w:szCs w:val="14"/>
-                  <w:u w:val="single" w:color="595959"/>
-                </w:rPr>
-                <w:t xml:space="preserve">🔍 Search ARES for similar readings</w:t>
-              </w:r>
-            </w:hyperlink>
-          </w:p>
-        </w:tc>
-        <w:tc>
-          <w:tcPr>
-            <w:tcW w:type="dxa" w:w="3040"/>
-            <w:shd w:fill="FFFFFF" w:color="auto" w:val="clear"/>
-            <w:tcMar>
-              <w:top w:type="dxa" w:w="60"/>
-              <w:left w:type="dxa" w:w="120"/>
-              <w:bottom w:type="dxa" w:w="60"/>
-              <w:right w:type="dxa" w:w="120"/>
-            </w:tcMar>
-            <w:vAlign w:val="top"/>
-          </w:tcPr>
-          <w:p>
-            <w:pPr>
-              <w:spacing w:after="40" w:before="0"/>
-              <w:jc w:val="left"/>
-            </w:pPr>
-            <w:r>
-              <w:rPr>
-                <w:rFonts w:ascii="Arial" w:cs="Arial" w:eastAsia="Arial" w:hAnsi="Arial"/>
-                <w:b w:val="false"/>
-                <w:bCs w:val="false"/>
-                <w:i w:val="false"/>
-                <w:iCs w:val="false"/>
-                <w:color w:val="000000"/>
-                <w:sz w:val="18"/>
-                <w:szCs w:val="18"/>
-              </w:rPr>
-              <w:t xml:space="preserve">Each learner writes two questions on separate sticky notes — one question about the cracked bottle phenomenon, one question about any aspect of temperature and matter they are now curious about. Sticky notes are posted on a large class DQB chart (poster paper or whiteboard section) under three column headings: WHAT? (observation questions) | WHY? (mechanism questions) | SO WHAT? (application questions). The teacher facilitates a 5-minute whole-class clustering exercise where learners group similar questions together. The teacher reads out the driving question of the unit and the class votes on which of their sticky-note questions are most closely connected to it. These are circled in red and labelled 'Priority Questions'. The teacher photographs the DQB for the ARES platform record.</w:t>
-            </w:r>
-          </w:p>
-        </w:tc>
-        <w:tc>
-          <w:tcPr>
-            <w:tcW w:type="dxa" w:w="3040"/>
-            <w:shd w:fill="F2F2F2" w:color="auto" w:val="clear"/>
-            <w:tcMar>
-              <w:top w:type="dxa" w:w="60"/>
-              <w:left w:type="dxa" w:w="120"/>
-              <w:bottom w:type="dxa" w:w="60"/>
-              <w:right w:type="dxa" w:w="120"/>
-            </w:tcMar>
-            <w:vAlign w:val="top"/>
-          </w:tcPr>
-          <w:p>
-            <w:pPr>
-              <w:spacing w:after="40" w:before="0"/>
-              <w:jc w:val="left"/>
-            </w:pPr>
-            <w:r>
-              <w:rPr>
-                <w:rFonts w:ascii="Arial" w:cs="Arial" w:eastAsia="Arial" w:hAnsi="Arial"/>
-                <w:b w:val="false"/>
-                <w:bCs w:val="false"/>
-                <w:i w:val="false"/>
-                <w:iCs w:val="false"/>
-                <w:color w:val="000000"/>
-                <w:sz w:val="18"/>
-                <w:szCs w:val="18"/>
-              </w:rPr>
-              <w:t xml:space="preserve">STICKY-NOTE LAUNCH (58–63 min): Distribute two sticky notes per learner (different colours: yellow = WHAT/WHY, pink = SO WHAT application). Say: 'Write one question per note. Question 1: something you are genuinely confused or curious about after seeing the cracked bottle. Question 2: a question about where temperature and expansion matter in real Kenyan life — think about cooking ugali, storing petrol, building roads, metal bridges at Likoni Ferry.' WAIT 5 minutes. Circulate and prompt quiet learners: 'What surprised you most? Turn that surprise into a question.'</w:t>
-            </w:r>
-          </w:p>
-          <w:p>
-            <w:pPr>
-              <w:spacing w:after="40" w:before="0"/>
-              <w:jc w:val="left"/>
-            </w:pPr>
-            <w:r>
-              <w:rPr>
-                <w:rFonts w:ascii="Arial" w:cs="Arial" w:eastAsia="Arial" w:hAnsi="Arial"/>
-                <w:b w:val="false"/>
-                <w:bCs w:val="false"/>
-                <w:i w:val="false"/>
-                <w:iCs w:val="false"/>
-                <w:color w:val="000000"/>
-                <w:sz w:val="18"/>
-                <w:szCs w:val="18"/>
-              </w:rPr>
-              <w:t xml:space="preserve"/>
-            </w:r>
-          </w:p>
-          <w:p>
-            <w:pPr>
-              <w:spacing w:after="40" w:before="0"/>
-              <w:jc w:val="left"/>
-            </w:pPr>
-            <w:r>
-              <w:rPr>
-                <w:rFonts w:ascii="Arial" w:cs="Arial" w:eastAsia="Arial" w:hAnsi="Arial"/>
-                <w:b w:val="false"/>
-                <w:bCs w:val="false"/>
-                <w:i w:val="false"/>
-                <w:iCs w:val="false"/>
-                <w:color w:val="000000"/>
-                <w:sz w:val="18"/>
-                <w:szCs w:val="18"/>
-              </w:rPr>
-              <w:t xml:space="preserve">POSTING AND CLUSTERING (63–68 min): Invite learners row by row to post their notes on the DQB. While they post, say: 'If your question is similar to one already up there, post it right next to it — we are building clusters.' After all notes are posted, point to the largest cluster: 'This cluster has the most questions — what big idea do they all share?' Cold-call 2 learners. WAIT 10 seconds each.</w:t>
-            </w:r>
-          </w:p>
-          <w:p>
-            <w:pPr>
-              <w:spacing w:after="40" w:before="0"/>
-              <w:jc w:val="left"/>
-            </w:pPr>
-            <w:r>
-              <w:rPr>
-                <w:rFonts w:ascii="Arial" w:cs="Arial" w:eastAsia="Arial" w:hAnsi="Arial"/>
-                <w:b w:val="false"/>
-                <w:bCs w:val="false"/>
-                <w:i w:val="false"/>
-                <w:iCs w:val="false"/>
-                <w:color w:val="000000"/>
-                <w:sz w:val="18"/>
-                <w:szCs w:val="18"/>
-              </w:rPr>
-              <w:t xml:space="preserve"/>
-            </w:r>
-          </w:p>
-          <w:p>
-            <w:pPr>
-              <w:spacing w:after="40" w:before="0"/>
-              <w:jc w:val="left"/>
-            </w:pPr>
-            <w:r>
-              <w:rPr>
-                <w:rFonts w:ascii="Arial" w:cs="Arial" w:eastAsia="Arial" w:hAnsi="Arial"/>
-                <w:b w:val="false"/>
-                <w:bCs w:val="false"/>
-                <w:i w:val="false"/>
-                <w:iCs w:val="false"/>
-                <w:color w:val="000000"/>
-                <w:sz w:val="18"/>
-                <w:szCs w:val="18"/>
-              </w:rPr>
-              <w:t xml:space="preserve">DRIVING QUESTION ANCHOR (68–72 min): Read the driving question aloud twice: 'Why did the sealed water bottle crack in the freezer — and what does this reveal about how all matter responds to changes in temperature?' Ask: 'Which cluster of your questions is most directly answered by this driving question? Point to it.' Walk to that cluster and circle it in red marker. Say: 'These are our Priority Questions. Every lesson in this unit will answer at least one of them. We will return to this board at the end of every lesson and tick off what we now understand.'</w:t>
-            </w:r>
-          </w:p>
-          <w:p>
-            <w:pPr>
-              <w:spacing w:after="40" w:before="0"/>
-              <w:jc w:val="left"/>
-            </w:pPr>
-            <w:r>
-              <w:rPr>
-                <w:rFonts w:ascii="Arial" w:cs="Arial" w:eastAsia="Arial" w:hAnsi="Arial"/>
-                <w:b w:val="false"/>
-                <w:bCs w:val="false"/>
-                <w:i w:val="false"/>
-                <w:iCs w:val="false"/>
-                <w:color w:val="000000"/>
-                <w:sz w:val="18"/>
-                <w:szCs w:val="18"/>
-              </w:rPr>
-              <w:t xml:space="preserve"/>
-            </w:r>
-          </w:p>
-          <w:p>
-            <w:pPr>
-              <w:spacing w:after="40" w:before="0"/>
-              <w:jc w:val="left"/>
-            </w:pPr>
-            <w:r>
-              <w:rPr>
-                <w:rFonts w:ascii="Arial" w:cs="Arial" w:eastAsia="Arial" w:hAnsi="Arial"/>
-                <w:b w:val="false"/>
-                <w:bCs w:val="false"/>
-                <w:i w:val="false"/>
-                <w:iCs w:val="false"/>
-                <w:color w:val="000000"/>
-                <w:sz w:val="18"/>
-                <w:szCs w:val="18"/>
-              </w:rPr>
-              <w:t xml:space="preserve">PHOTOGRAPH (72–73 min): Photograph the DQB and announce: 'This photo goes on our ARES platform page. You can add questions digitally between lessons if new ones come to you tonight.'</w:t>
-            </w:r>
-          </w:p>
-        </w:tc>
-        <w:tc>
-          <w:tcPr>
-            <w:tcW w:type="dxa" w:w="3040"/>
-            <w:shd w:fill="FFFFFF" w:color="auto" w:val="clear"/>
-            <w:tcMar>
-              <w:top w:type="dxa" w:w="60"/>
-              <w:left w:type="dxa" w:w="120"/>
-              <w:bottom w:type="dxa" w:w="60"/>
-              <w:right w:type="dxa" w:w="120"/>
-            </w:tcMar>
-            <w:vAlign w:val="top"/>
-          </w:tcPr>
-          <w:p>
-            <w:pPr>
-              <w:spacing w:after="40" w:before="0"/>
-              <w:jc w:val="left"/>
-            </w:pPr>
-            <w:r>
-              <w:rPr>
-                <w:rFonts w:ascii="Arial" w:cs="Arial" w:eastAsia="Arial" w:hAnsi="Arial"/>
-                <w:b w:val="false"/>
-                <w:bCs w:val="false"/>
-                <w:i w:val="false"/>
-                <w:iCs w:val="false"/>
-                <w:color w:val="000000"/>
-                <w:sz w:val="18"/>
-                <w:szCs w:val="18"/>
-              </w:rPr>
-              <w:t xml:space="preserve">STRATEGY: Collaborative DQB Construction with Priority Voting. The DQB is not a display — it is a cognitive tracking tool. The three-column structure (WHAT / WHY / SO WHAT) scaffolds learners into distinguishing between observational, mechanistic, and application-level questions, which maps directly onto NGSS practices of Asking Questions and Constructing Explanations. The priority-voting step gives learners agency and ensures the driving question feels co-owned rather than teacher-imposed. Returning to the DQB at the close of every lesson and ticking answered questions provides visible evidence of growing understanding, which research shows increases learner motivation and metacognitive awareness.</w:t>
-            </w:r>
-          </w:p>
-        </w:tc>
-        <w:tc>
-          <w:tcPr>
-            <w:tcW w:type="dxa" w:w="3040"/>
-            <w:shd w:fill="F2F2F2" w:color="auto" w:val="clear"/>
-            <w:tcMar>
-              <w:top w:type="dxa" w:w="60"/>
-              <w:left w:type="dxa" w:w="120"/>
-              <w:bottom w:type="dxa" w:w="60"/>
-              <w:right w:type="dxa" w:w="120"/>
-            </w:tcMar>
-            <w:vAlign w:val="top"/>
-          </w:tcPr>
-          <w:p>
-            <w:pPr>
-              <w:spacing w:after="40" w:before="0"/>
-              <w:jc w:val="left"/>
-            </w:pPr>
-            <w:r>
-              <w:rPr>
-                <w:rFonts w:ascii="Arial" w:cs="Arial" w:eastAsia="Arial" w:hAnsi="Arial"/>
-                <w:b w:val="false"/>
-                <w:bCs w:val="false"/>
-                <w:i w:val="false"/>
-                <w:iCs w:val="false"/>
-                <w:color w:val="000000"/>
-                <w:sz w:val="18"/>
-                <w:szCs w:val="18"/>
-              </w:rPr>
-              <w:t xml:space="preserve">OBSERVABLE INDICATOR: Every learner has posted two sticky notes. The teacher scans for question quality — specifically, look for learners whose questions are purely factual recall ('What is temperature?') and who have not yet connected to the phenomenon. These learners may lack enough observational grounding. During the clustering activity, the teacher notes whether at least one question in the Priority cluster is about the molecular / particle-level mechanism (e.g., 'Why do water molecules take up more space as ice?'). If no such question appears, the teacher adds one as a 'teacher question' card in a contrasting colour, saying: 'I am adding a question that I think will be important for us — you can decide later whether you agree.'</w:t>
-            </w:r>
-          </w:p>
-        </w:tc>
-      </w:tr>
-      <w:tr>
-        <w:tc>
-          <w:tcPr>
-            <w:tcW w:type="dxa" w:w="1520"/>
-            <w:shd w:fill="D5E8F0" w:color="auto" w:val="clear"/>
-            <w:tcMar>
-              <w:top w:type="dxa" w:w="60"/>
-              <w:left w:type="dxa" w:w="120"/>
-              <w:bottom w:type="dxa" w:w="60"/>
-              <w:right w:type="dxa" w:w="120"/>
-            </w:tcMar>
-            <w:vAlign w:val="top"/>
-          </w:tcPr>
-          <w:p>
-            <w:pPr>
-              <w:spacing w:after="40" w:before="0"/>
-              <w:jc w:val="left"/>
-            </w:pPr>
-            <w:r>
-              <w:rPr>
-                <w:rFonts w:ascii="Arial" w:cs="Arial" w:eastAsia="Arial" w:hAnsi="Arial"/>
-                <w:b/>
-                <w:bCs/>
-                <w:i w:val="false"/>
-                <w:iCs w:val="false"/>
-                <w:color w:val="000000"/>
-                <w:sz w:val="18"/>
-                <w:szCs w:val="18"/>
-              </w:rPr>
-              <w:t xml:space="preserve">Model Building Phase</w:t>
-            </w:r>
-          </w:p>
-          <w:p>
-            <w:pPr>
-              <w:spacing w:after="20" w:before="0"/>
-            </w:pPr>
-            <w:r>
-              <w:rPr>
-                <w:rFonts w:ascii="Arial" w:cs="Arial" w:eastAsia="Arial" w:hAnsi="Arial"/>
-                <w:b/>
-                <w:bCs/>
-                <w:color w:val="1F3864"/>
-                <w:sz w:val="16"/>
-                <w:szCs w:val="16"/>
-              </w:rPr>
-              <w:t xml:space="preserve">📹 VIDEO:</w:t>
-            </w:r>
-          </w:p>
-          <w:p>
-            <w:pPr>
-              <w:spacing w:after="20" w:before="0"/>
-            </w:pPr>
-            <w:hyperlink w:history="1" r:id="rIdkqrstddnkzoifw_vfpywi">
-              <w:r>
-                <w:rPr>
-                  <w:rFonts w:ascii="Arial" w:cs="Arial" w:eastAsia="Arial" w:hAnsi="Arial"/>
-                  <w:color w:val="2E75B6"/>
-                  <w:sz w:val="16"/>
-                  <w:szCs w:val="16"/>
-                  <w:u w:val="single" w:color="2E75B6"/>
-                </w:rPr>
-                <w:t xml:space="preserve">States of matter -dubbed(KY)</w:t>
-              </w:r>
-            </w:hyperlink>
-          </w:p>
-          <w:p>
-            <w:pPr>
-              <w:spacing w:after="10" w:before="0"/>
-              <w:ind w:left="120"/>
-            </w:pPr>
-            <w:r>
-              <w:rPr>
-                <w:rFonts w:ascii="Arial" w:cs="Arial" w:eastAsia="Arial" w:hAnsi="Arial"/>
-                <w:color w:val="595959"/>
-                <w:sz w:val="14"/>
-                <w:szCs w:val="14"/>
-              </w:rPr>
-              <w:t xml:space="preserve">Source: Khan Academy (Kiswahili)</w:t>
-            </w:r>
-          </w:p>
-          <w:p>
-            <w:pPr>
-              <w:spacing w:after="10" w:before="0"/>
-              <w:ind w:left="120"/>
-            </w:pPr>
-            <w:hyperlink w:history="1" r:id="rIdhman6_y86nuxhrrchw9qs">
-              <w:r>
-                <w:rPr>
-                  <w:rFonts w:ascii="Arial" w:cs="Arial" w:eastAsia="Arial" w:hAnsi="Arial"/>
-                  <w:color w:val="595959"/>
-                  <w:sz w:val="14"/>
-                  <w:szCs w:val="14"/>
-                  <w:u w:val="single" w:color="595959"/>
-                </w:rPr>
-                <w:t xml:space="preserve">🔍 Search ARES for similar videos</w:t>
-              </w:r>
-            </w:hyperlink>
-          </w:p>
-          <w:p>
-            <w:pPr>
-              <w:spacing w:after="40" w:before="0"/>
-            </w:pPr>
-            <w:r>
-              <w:rPr>
-                <w:sz w:val="14"/>
-                <w:szCs w:val="14"/>
-              </w:rPr>
-              <w:t xml:space="preserve"/>
-            </w:r>
-          </w:p>
-          <w:p>
-            <w:pPr>
-              <w:spacing w:after="20" w:before="0"/>
-            </w:pPr>
-            <w:r>
-              <w:rPr>
-                <w:rFonts w:ascii="Arial" w:cs="Arial" w:eastAsia="Arial" w:hAnsi="Arial"/>
-                <w:b/>
-                <w:bCs/>
-                <w:color w:val="1F3864"/>
-                <w:sz w:val="16"/>
-                <w:szCs w:val="16"/>
-              </w:rPr>
-              <w:t xml:space="preserve">📖 HTML:</w:t>
-            </w:r>
-          </w:p>
-          <w:p>
-            <w:pPr>
-              <w:spacing w:after="20" w:before="0"/>
-            </w:pPr>
-            <w:hyperlink w:history="1" r:id="rIdu3tab1es6lfu44f7ekhd9">
-              <w:r>
-                <w:rPr>
-                  <w:rFonts w:ascii="Arial" w:cs="Arial" w:eastAsia="Arial" w:hAnsi="Arial"/>
-                  <w:color w:val="2E75B6"/>
-                  <w:sz w:val="16"/>
-                  <w:szCs w:val="16"/>
-                  <w:u w:val="single" w:color="2E75B6"/>
-                </w:rPr>
-                <w:t xml:space="preserve">Pressure versus Temperature (PLIX)</w:t>
-              </w:r>
-            </w:hyperlink>
-          </w:p>
-          <w:p>
-            <w:pPr>
-              <w:spacing w:after="10" w:before="0"/>
-              <w:ind w:left="120"/>
-            </w:pPr>
-            <w:r>
-              <w:rPr>
-                <w:rFonts w:ascii="Arial" w:cs="Arial" w:eastAsia="Arial" w:hAnsi="Arial"/>
-                <w:color w:val="595959"/>
-                <w:sz w:val="14"/>
-                <w:szCs w:val="14"/>
-              </w:rPr>
-              <w:t xml:space="preserve">Source: CK-12</w:t>
-            </w:r>
-          </w:p>
-          <w:p>
-            <w:pPr>
-              <w:spacing w:after="10" w:before="0"/>
-              <w:ind w:left="120"/>
-            </w:pPr>
-            <w:hyperlink w:history="1" r:id="rIdl6jrv1qwe8xw6p6cg-nlg">
+            <w:hyperlink w:history="1" r:id="rIdo6hc82rjeh22vjb9pqxqt">
               <w:r>
                 <w:rPr>
                   <w:rFonts w:ascii="Arial" w:cs="Arial" w:eastAsia="Arial" w:hAnsi="Arial"/>
@@ -6658,7 +6658,7 @@
             <w:pPr>
               <w:spacing w:after="20" w:before="0"/>
             </w:pPr>
-            <w:hyperlink w:history="1" r:id="rIdh8uhneizjyklprsosvfu9">
+            <w:hyperlink w:history="1" r:id="rIddnfhowwdb5ptyuz0tvu9v">
               <w:r>
                 <w:rPr>
                   <w:rFonts w:ascii="Arial" w:cs="Arial" w:eastAsia="Arial" w:hAnsi="Arial"/>
@@ -6691,7 +6691,7 @@
               <w:spacing w:after="10" w:before="0"/>
               <w:ind w:left="120"/>
             </w:pPr>
-            <w:hyperlink w:history="1" r:id="rIdpafp22izewl3lfttn6uvv">
+            <w:hyperlink w:history="1" r:id="rIdz6vj9mjdb0bni5ooe2vtz">
               <w:r>
                 <w:rPr>
                   <w:rFonts w:ascii="Arial" w:cs="Arial" w:eastAsia="Arial" w:hAnsi="Arial"/>
@@ -6736,7 +6736,7 @@
             <w:pPr>
               <w:spacing w:after="20" w:before="0"/>
             </w:pPr>
-            <w:hyperlink w:history="1" r:id="rIdz0q_2-gi-7l8o-fabvyqs">
+            <w:hyperlink w:history="1" r:id="rId0wsvoqkbhq9nhnqtz15yb">
               <w:r>
                 <w:rPr>
                   <w:rFonts w:ascii="Arial" w:cs="Arial" w:eastAsia="Arial" w:hAnsi="Arial"/>
@@ -6769,7 +6769,7 @@
               <w:spacing w:after="10" w:before="0"/>
               <w:ind w:left="120"/>
             </w:pPr>
-            <w:hyperlink w:history="1" r:id="rIdj8rksq0xbdaphbmfxes70">
+            <w:hyperlink w:history="1" r:id="rIdxazs-eopm6nlv4_7ot9zw">
               <w:r>
                 <w:rPr>
                   <w:rFonts w:ascii="Arial" w:cs="Arial" w:eastAsia="Arial" w:hAnsi="Arial"/>
@@ -6964,7 +6964,313 @@
             <w:pPr>
               <w:spacing w:after="20" w:before="0"/>
             </w:pPr>
-            <w:hyperlink w:history="1" r:id="rIdjgfydf1qyditebmw4yzkf">
+            <w:hyperlink w:history="1" r:id="rIdaetixxby1mpwxdfcpddn8">
+              <w:r>
+                <w:rPr>
+                  <w:rFonts w:ascii="Arial" w:cs="Arial" w:eastAsia="Arial" w:hAnsi="Arial"/>
+                  <w:color w:val="2E75B6"/>
+                  <w:sz w:val="16"/>
+                  <w:szCs w:val="16"/>
+                  <w:u w:val="single" w:color="2E75B6"/>
+                </w:rPr>
+                <w:t xml:space="preserve">Comparing Celsius and Fahrenheit temperature scales -dubbed(KY)</w:t>
+              </w:r>
+            </w:hyperlink>
+          </w:p>
+          <w:p>
+            <w:pPr>
+              <w:spacing w:after="10" w:before="0"/>
+              <w:ind w:left="120"/>
+            </w:pPr>
+            <w:r>
+              <w:rPr>
+                <w:rFonts w:ascii="Arial" w:cs="Arial" w:eastAsia="Arial" w:hAnsi="Arial"/>
+                <w:color w:val="595959"/>
+                <w:sz w:val="14"/>
+                <w:szCs w:val="14"/>
+              </w:rPr>
+              <w:t xml:space="preserve">Source: Khan Academy (Kiswahili)</w:t>
+            </w:r>
+          </w:p>
+          <w:p>
+            <w:pPr>
+              <w:spacing w:after="10" w:before="0"/>
+              <w:ind w:left="120"/>
+            </w:pPr>
+            <w:hyperlink w:history="1" r:id="rIdhivmukji9deimyf6plwy8">
+              <w:r>
+                <w:rPr>
+                  <w:rFonts w:ascii="Arial" w:cs="Arial" w:eastAsia="Arial" w:hAnsi="Arial"/>
+                  <w:color w:val="595959"/>
+                  <w:sz w:val="14"/>
+                  <w:szCs w:val="14"/>
+                  <w:u w:val="single" w:color="595959"/>
+                </w:rPr>
+                <w:t xml:space="preserve">🔍 Search ARES for similar videos</w:t>
+              </w:r>
+            </w:hyperlink>
+          </w:p>
+          <w:p>
+            <w:pPr>
+              <w:spacing w:after="40" w:before="0"/>
+            </w:pPr>
+            <w:r>
+              <w:rPr>
+                <w:sz w:val="14"/>
+                <w:szCs w:val="14"/>
+              </w:rPr>
+              <w:t xml:space="preserve"/>
+            </w:r>
+          </w:p>
+          <w:p>
+            <w:pPr>
+              <w:spacing w:after="20" w:before="0"/>
+            </w:pPr>
+            <w:r>
+              <w:rPr>
+                <w:rFonts w:ascii="Arial" w:cs="Arial" w:eastAsia="Arial" w:hAnsi="Arial"/>
+                <w:b/>
+                <w:bCs/>
+                <w:color w:val="1F3864"/>
+                <w:sz w:val="16"/>
+                <w:szCs w:val="16"/>
+              </w:rPr>
+              <w:t xml:space="preserve">📖 EXERCISE:</w:t>
+            </w:r>
+          </w:p>
+          <w:p>
+            <w:pPr>
+              <w:spacing w:after="20" w:before="0"/>
+            </w:pPr>
+            <w:hyperlink w:history="1" r:id="rId8edc9w0srb_y0ri7tgggu">
+              <w:r>
+                <w:rPr>
+                  <w:rFonts w:ascii="Arial" w:cs="Arial" w:eastAsia="Arial" w:hAnsi="Arial"/>
+                  <w:color w:val="2E75B6"/>
+                  <w:sz w:val="16"/>
+                  <w:szCs w:val="16"/>
+                  <w:u w:val="single" w:color="2E75B6"/>
+                </w:rPr>
+                <w:t xml:space="preserve">Temperature and Temperature Scales Practice</w:t>
+              </w:r>
+            </w:hyperlink>
+          </w:p>
+          <w:p>
+            <w:pPr>
+              <w:spacing w:after="10" w:before="0"/>
+              <w:ind w:left="120"/>
+            </w:pPr>
+            <w:r>
+              <w:rPr>
+                <w:rFonts w:ascii="Arial" w:cs="Arial" w:eastAsia="Arial" w:hAnsi="Arial"/>
+                <w:color w:val="595959"/>
+                <w:sz w:val="14"/>
+                <w:szCs w:val="14"/>
+              </w:rPr>
+              <w:t xml:space="preserve">Source: CK-12</w:t>
+            </w:r>
+          </w:p>
+          <w:p>
+            <w:pPr>
+              <w:spacing w:after="10" w:before="0"/>
+              <w:ind w:left="120"/>
+            </w:pPr>
+            <w:hyperlink w:history="1" r:id="rId6kvlxv-4tp8vme8tqhcx_">
+              <w:r>
+                <w:rPr>
+                  <w:rFonts w:ascii="Arial" w:cs="Arial" w:eastAsia="Arial" w:hAnsi="Arial"/>
+                  <w:color w:val="595959"/>
+                  <w:sz w:val="14"/>
+                  <w:szCs w:val="14"/>
+                  <w:u w:val="single" w:color="595959"/>
+                </w:rPr>
+                <w:t xml:space="preserve">🔍 Search ARES for similar readings</w:t>
+              </w:r>
+            </w:hyperlink>
+          </w:p>
+        </w:tc>
+        <w:tc>
+          <w:tcPr>
+            <w:tcW w:type="dxa" w:w="3040"/>
+            <w:shd w:fill="FFFFFF" w:color="auto" w:val="clear"/>
+            <w:tcMar>
+              <w:top w:type="dxa" w:w="60"/>
+              <w:left w:type="dxa" w:w="120"/>
+              <w:bottom w:type="dxa" w:w="60"/>
+              <w:right w:type="dxa" w:w="120"/>
+            </w:tcMar>
+            <w:vAlign w:val="top"/>
+          </w:tcPr>
+          <w:p>
+            <w:pPr>
+              <w:spacing w:after="40" w:before="0"/>
+              <w:jc w:val="left"/>
+            </w:pPr>
+            <w:r>
+              <w:rPr>
+                <w:rFonts w:ascii="Arial" w:cs="Arial" w:eastAsia="Arial" w:hAnsi="Arial"/>
+                <w:b w:val="false"/>
+                <w:bCs w:val="false"/>
+                <w:i w:val="false"/>
+                <w:iCs w:val="false"/>
+                <w:color w:val="000000"/>
+                <w:sz w:val="18"/>
+                <w:szCs w:val="18"/>
+              </w:rPr>
+              <w:t xml:space="preserve">Learners rotate through three stations in groups of four, spending approximately 7 minutes at each station. Station A (Liquid-in-Glass Thermometer): Groups measure and record the temperature of (i) a cup of room-temperature water, (ii) a cup of cold water with ice, and (iii) their own palm. They sketch the thermometer and label: bulb, capillary tube, scale, and alcohol column. Station B (Clinical Thermometer): Groups examine a clinical thermometer, identify the constriction (kink), record the resting reading, and discuss why the constriction is a design feature. They record: 'What stops the mercury/alcohol column from falling back before a nurse reads it?' Station C (Bimetallic Strip — Teacher-Supervised Demo): Teacher heats one end of a bimetallic strip with a candle or spirit lamp; learners observe and record the direction of bending. They match the bending direction to the metal with higher thermal expansion (copper side bends toward, brass side bends away) and sketch before/after diagrams. All observations are recorded in a structured three-column table: Thermometer Type | Thermometric Property | Range/Limitation.</w:t>
+            </w:r>
+          </w:p>
+        </w:tc>
+        <w:tc>
+          <w:tcPr>
+            <w:tcW w:type="dxa" w:w="3040"/>
+            <w:shd w:fill="F2F2F2" w:color="auto" w:val="clear"/>
+            <w:tcMar>
+              <w:top w:type="dxa" w:w="60"/>
+              <w:left w:type="dxa" w:w="120"/>
+              <w:bottom w:type="dxa" w:w="60"/>
+              <w:right w:type="dxa" w:w="120"/>
+            </w:tcMar>
+            <w:vAlign w:val="top"/>
+          </w:tcPr>
+          <w:p>
+            <w:pPr>
+              <w:spacing w:after="40" w:before="0"/>
+              <w:jc w:val="left"/>
+            </w:pPr>
+            <w:r>
+              <w:rPr>
+                <w:rFonts w:ascii="Arial" w:cs="Arial" w:eastAsia="Arial" w:hAnsi="Arial"/>
+                <w:b w:val="false"/>
+                <w:bCs w:val="false"/>
+                <w:i w:val="false"/>
+                <w:iCs w:val="false"/>
+                <w:color w:val="000000"/>
+                <w:sz w:val="18"/>
+                <w:szCs w:val="18"/>
+              </w:rPr>
+              <w:t xml:space="preserve">Teacher sets up stations before class and posts a laminated instruction card at each. At the start: 'You have exactly 7 minutes at each station — I will call time. Your job is to observe, record, and ask questions — not to reach conclusions yet. Fill in every cell of your observation table before you rotate.' During Station C, teacher narrates the demo: 'Watch the strip carefully — I am heating the copper-brass junction now. [WAIT 10 seconds after heating begins.] What do you notice? Call it out.' [Accept 3 verbal responses.] Teacher then asks: 'Which metal do you think is expanding more — the copper or the brass? Write your answer before I tell you anything.' [WAIT 15 seconds.] After all rotations, teacher cold-calls THREE groups — one per station — to share one surprising observation: 'Group two, what was the one thing at Station B that you did not expect?' Teacher records all observations on the board without editorialising. Teacher connects to phenomenon: 'We now have three different instruments, three different thermometric properties. The question is — which one of these properties let us measure minus 18 degrees Celsius reliably enough to understand what happened to our bottle?'</w:t>
+            </w:r>
+          </w:p>
+        </w:tc>
+        <w:tc>
+          <w:tcPr>
+            <w:tcW w:type="dxa" w:w="3040"/>
+            <w:shd w:fill="FFFFFF" w:color="auto" w:val="clear"/>
+            <w:tcMar>
+              <w:top w:type="dxa" w:w="60"/>
+              <w:left w:type="dxa" w:w="120"/>
+              <w:bottom w:type="dxa" w:w="60"/>
+              <w:right w:type="dxa" w:w="120"/>
+            </w:tcMar>
+            <w:vAlign w:val="top"/>
+          </w:tcPr>
+          <w:p>
+            <w:pPr>
+              <w:spacing w:after="40" w:before="0"/>
+              <w:jc w:val="left"/>
+            </w:pPr>
+            <w:r>
+              <w:rPr>
+                <w:rFonts w:ascii="Arial" w:cs="Arial" w:eastAsia="Arial" w:hAnsi="Arial"/>
+                <w:b w:val="false"/>
+                <w:bCs w:val="false"/>
+                <w:i w:val="false"/>
+                <w:iCs w:val="false"/>
+                <w:color w:val="000000"/>
+                <w:sz w:val="18"/>
+                <w:szCs w:val="18"/>
+              </w:rPr>
+              <w:t xml:space="preserve">Structured Observation with a Comparison Table: The three-column table (Thermometer Type | Thermometric Property | Range/Limitation) is a disciplinary literacy tool that mirrors how scientists categorise instruments. Requiring learners to name the thermometric property — not just describe what they see — bridges observation and scientific vocabulary. The teacher's deliberate withholding of answers during the demo (asking learners to commit before being told) sustains inquiry momentum.</w:t>
+            </w:r>
+          </w:p>
+        </w:tc>
+        <w:tc>
+          <w:tcPr>
+            <w:tcW w:type="dxa" w:w="3040"/>
+            <w:shd w:fill="F2F2F2" w:color="auto" w:val="clear"/>
+            <w:tcMar>
+              <w:top w:type="dxa" w:w="60"/>
+              <w:left w:type="dxa" w:w="120"/>
+              <w:bottom w:type="dxa" w:w="60"/>
+              <w:right w:type="dxa" w:w="120"/>
+            </w:tcMar>
+            <w:vAlign w:val="top"/>
+          </w:tcPr>
+          <w:p>
+            <w:pPr>
+              <w:spacing w:after="40" w:before="0"/>
+              <w:jc w:val="left"/>
+            </w:pPr>
+            <w:r>
+              <w:rPr>
+                <w:rFonts w:ascii="Arial" w:cs="Arial" w:eastAsia="Arial" w:hAnsi="Arial"/>
+                <w:b w:val="false"/>
+                <w:bCs w:val="false"/>
+                <w:i w:val="false"/>
+                <w:iCs w:val="false"/>
+                <w:color w:val="000000"/>
+                <w:sz w:val="18"/>
+                <w:szCs w:val="18"/>
+              </w:rPr>
+              <w:t xml:space="preserve">Teacher checks observation tables during rotation transitions. Observable indicators: (1) learner correctly identifies a distinct thermometric property for each thermometer (e.g., 'liquid expands,' 'strip bends,' 'constriction holds reading'); (2) learner records at least one limitation (e.g., clinical thermometer cannot read below 35 °C; bimetallic strip gives relative not absolute reading); (3) learner's Station C sketch shows the correct direction of bending with a label. Groups whose tables are incomplete are directed: 'You are missing the limitation column — go back and add it before we move on.'</w:t>
+            </w:r>
+          </w:p>
+        </w:tc>
+      </w:tr>
+      <w:tr>
+        <w:tc>
+          <w:tcPr>
+            <w:tcW w:type="dxa" w:w="1520"/>
+            <w:shd w:fill="E2EFDA" w:color="auto" w:val="clear"/>
+            <w:tcMar>
+              <w:top w:type="dxa" w:w="60"/>
+              <w:left w:type="dxa" w:w="120"/>
+              <w:bottom w:type="dxa" w:w="60"/>
+              <w:right w:type="dxa" w:w="120"/>
+            </w:tcMar>
+            <w:vAlign w:val="top"/>
+          </w:tcPr>
+          <w:p>
+            <w:pPr>
+              <w:spacing w:after="40" w:before="0"/>
+              <w:jc w:val="left"/>
+            </w:pPr>
+            <w:r>
+              <w:rPr>
+                <w:rFonts w:ascii="Arial" w:cs="Arial" w:eastAsia="Arial" w:hAnsi="Arial"/>
+                <w:b/>
+                <w:bCs/>
+                <w:i w:val="false"/>
+                <w:iCs w:val="false"/>
+                <w:color w:val="000000"/>
+                <w:sz w:val="18"/>
+                <w:szCs w:val="18"/>
+              </w:rPr>
+              <w:t xml:space="preserve">Explain Phase</w:t>
+            </w:r>
+          </w:p>
+          <w:p>
+            <w:pPr>
+              <w:spacing w:after="20" w:before="0"/>
+            </w:pPr>
+            <w:r>
+              <w:rPr>
+                <w:rFonts w:ascii="Arial" w:cs="Arial" w:eastAsia="Arial" w:hAnsi="Arial"/>
+                <w:b/>
+                <w:bCs/>
+                <w:color w:val="1F3864"/>
+                <w:sz w:val="16"/>
+                <w:szCs w:val="16"/>
+              </w:rPr>
+              <w:t xml:space="preserve">📹 VIDEO:</w:t>
+            </w:r>
+          </w:p>
+          <w:p>
+            <w:pPr>
+              <w:spacing w:after="20" w:before="0"/>
+            </w:pPr>
+            <w:hyperlink w:history="1" r:id="rId1re5kjy6ldyt55pepta_c">
               <w:r>
                 <w:rPr>
                   <w:rFonts w:ascii="Arial" w:cs="Arial" w:eastAsia="Arial" w:hAnsi="Arial"/>
@@ -6997,7 +7303,7 @@
               <w:spacing w:after="10" w:before="0"/>
               <w:ind w:left="120"/>
             </w:pPr>
-            <w:hyperlink w:history="1" r:id="rId9kjydtqwz--ic_xff7swf">
+            <w:hyperlink w:history="1" r:id="rId1767qvzlbfmehzeqsberb">
               <w:r>
                 <w:rPr>
                   <w:rFonts w:ascii="Arial" w:cs="Arial" w:eastAsia="Arial" w:hAnsi="Arial"/>
@@ -7035,14 +7341,14 @@
                 <w:sz w:val="16"/>
                 <w:szCs w:val="16"/>
               </w:rPr>
-              <w:t xml:space="preserve">📖 EXERCISE:</w:t>
+              <w:t xml:space="preserve">📖 HTML:</w:t>
             </w:r>
           </w:p>
           <w:p>
             <w:pPr>
               <w:spacing w:after="20" w:before="0"/>
             </w:pPr>
-            <w:hyperlink w:history="1" r:id="rIdhcuyg3jbemwd6tk0s-rop">
+            <w:hyperlink w:history="1" r:id="rIdatxnl9sz_kpo5zaig3lb8">
               <w:r>
                 <w:rPr>
                   <w:rFonts w:ascii="Arial" w:cs="Arial" w:eastAsia="Arial" w:hAnsi="Arial"/>
@@ -7051,7 +7357,7 @@
                   <w:szCs w:val="16"/>
                   <w:u w:val="single" w:color="2E75B6"/>
                 </w:rPr>
-                <w:t xml:space="preserve">Temperature and Temperature Scales Practice</w:t>
+                <w:t xml:space="preserve">Temperature and Temperature Scales (PLIX)</w:t>
               </w:r>
             </w:hyperlink>
           </w:p>
@@ -7075,7 +7381,7 @@
               <w:spacing w:after="10" w:before="0"/>
               <w:ind w:left="120"/>
             </w:pPr>
-            <w:hyperlink w:history="1" r:id="rIddmipje8wsscei5yhe6bkh">
+            <w:hyperlink w:history="1" r:id="rIdxwnpvajjb6bskjg5x2888">
               <w:r>
                 <w:rPr>
                   <w:rFonts w:ascii="Arial" w:cs="Arial" w:eastAsia="Arial" w:hAnsi="Arial"/>
@@ -7117,7 +7423,7 @@
                 <w:sz w:val="18"/>
                 <w:szCs w:val="18"/>
               </w:rPr>
-              <w:t xml:space="preserve">Learners rotate through three stations in groups of four, spending approximately 7 minutes at each station. Station A (Liquid-in-Glass Thermometer): Groups measure and record the temperature of (i) a cup of room-temperature water, (ii) a cup of cold water with ice, and (iii) their own palm. They sketch the thermometer and label: bulb, capillary tube, scale, and alcohol column. Station B (Clinical Thermometer): Groups examine a clinical thermometer, identify the constriction (kink), record the resting reading, and discuss why the constriction is a design feature. They record: 'What stops the mercury/alcohol column from falling back before a nurse reads it?' Station C (Bimetallic Strip — Teacher-Supervised Demo): Teacher heats one end of a bimetallic strip with a candle or spirit lamp; learners observe and record the direction of bending. They match the bending direction to the metal with higher thermal expansion (copper side bends toward, brass side bends away) and sketch before/after diagrams. All observations are recorded in a structured three-column table: Thermometer Type | Thermometric Property | Range/Limitation.</w:t>
+              <w:t xml:space="preserve">Learners first consolidate their station observations in a whole-class gallery debrief. Teacher then introduces the concept of thermometric property formally, and learners annotate their notes. The second part of the Explain phase introduces temperature scales. Learners receive a data card showing real Kenyan weather readings: Nairobi (daily average: 18 °C), Marsabit (peak afternoon: 38 °C), Kericho (early morning: 9 °C), and a standard freezer (−18 °C). Working in pairs, learners convert all four readings to Kelvin using T(K) = T(°C) + 273, then answer three analysis questions: (Q1) Which location's temperature, in Kelvin, is closest to absolute zero? (Q2) What does it mean that the freezer reads 255 K — is that 'close' to absolute zero on the Kelvin scale? (Q3) If absolute zero (0 K) means particles have minimum kinetic energy, what does the difference between Nairobi (291 K) and the freezer (255 K) tell us about the water molecules in the bottle before and after freezing? Pairs then share Q3 answers with a neighbouring pair before a whole-class discussion anchored to the phenomenon.</w:t>
             </w:r>
           </w:p>
         </w:tc>
@@ -7149,7 +7455,7 @@
                 <w:sz w:val="18"/>
                 <w:szCs w:val="18"/>
               </w:rPr>
-              <w:t xml:space="preserve">Teacher sets up stations before class and posts a laminated instruction card at each. At the start: 'You have exactly 7 minutes at each station — I will call time. Your job is to observe, record, and ask questions — not to reach conclusions yet. Fill in every cell of your observation table before you rotate.' During Station C, teacher narrates the demo: 'Watch the strip carefully — I am heating the copper-brass junction now. [WAIT 10 seconds after heating begins.] What do you notice? Call it out.' [Accept 3 verbal responses.] Teacher then asks: 'Which metal do you think is expanding more — the copper or the brass? Write your answer before I tell you anything.' [WAIT 15 seconds.] After all rotations, teacher cold-calls THREE groups — one per station — to share one surprising observation: 'Group two, what was the one thing at Station B that you did not expect?' Teacher records all observations on the board without editorialising. Teacher connects to phenomenon: 'We now have three different instruments, three different thermometric properties. The question is — which one of these properties let us measure minus 18 degrees Celsius reliably enough to understand what happened to our bottle?'</w:t>
+              <w:t xml:space="preserve">Teacher opens the Explain phase: 'Let us pull your observations together. I heard three different properties — liquid expansion, metal bending, and a constriction mechanism. Scientists call any physical property that changes predictably and measurably with temperature a THERMOMETRIC PROPERTY. Write that definition now.' [WAIT 20 seconds for writing.] Teacher writes on the board: THERMOMETRIC PROPERTY — a physical property that varies continuously, noticeably, and reproducibly with temperature. Teacher then transitions: 'We now have a measurement problem. Our thermometers give us numbers — but on which scale? And why does it matter for our bottle story?' Teacher distributes the Kenyan weather data cards and says: 'Work with your partner. Convert all four temperatures to Kelvin. You have 5 minutes.' [WAIT 5 minutes, circulate, look for arithmetic errors — especially with negative Celsius values.] Teacher then cold-calls FIVE pairs on Q3, specifically seeking the particle-level language: 'I want to hear the word KINETIC ENERGY in your answer — if it is not there yet, add it.' Teacher narrates the connection: 'At 291 Kelvin in Nairobi, water molecules are moving fast and far apart enough to stay liquid. At 255 Kelvin in the freezer, they slow down so much that they lock into a hexagonal crystal lattice — and that lattice takes up MORE space. That is why the bottle cracked.' Teacher draws a quick particle diagram on the board: liquid water molecules (close, disordered, fast arrows) vs. ice lattice (spaced, ordered, slow arrows), referencing the cross-section diagram from Lesson 1.</w:t>
             </w:r>
           </w:p>
         </w:tc>
@@ -7181,7 +7487,7 @@
                 <w:sz w:val="18"/>
                 <w:szCs w:val="18"/>
               </w:rPr>
-              <w:t xml:space="preserve">Structured Observation with a Comparison Table: The three-column table (Thermometer Type | Thermometric Property | Range/Limitation) is a disciplinary literacy tool that mirrors how scientists categorise instruments. Requiring learners to name the thermometric property — not just describe what they see — bridges observation and scientific vocabulary. The teacher's deliberate withholding of answers during the demo (asking learners to commit before being told) sustains inquiry momentum.</w:t>
+              <w:t xml:space="preserve">Data Analysis with Contextualised Conversion (Anchored Instruction): Using real Kenyan weather data makes the Celsius–Kelvin conversion meaningful rather than procedural. Pairing the arithmetic with Q3's particle-level question forces learners to connect the abstract Kelvin scale to molecular kinetic energy — the conceptual bridge between temperature measurement and thermal expansion. The teacher's insistence on 'kinetic energy' language in answers scaffolds disciplinary vocabulary without simply lecturing.</w:t>
             </w:r>
           </w:p>
         </w:tc>
@@ -7213,7 +7519,7 @@
                 <w:sz w:val="18"/>
                 <w:szCs w:val="18"/>
               </w:rPr>
-              <w:t xml:space="preserve">Teacher checks observation tables during rotation transitions. Observable indicators: (1) learner correctly identifies a distinct thermometric property for each thermometer (e.g., 'liquid expands,' 'strip bends,' 'constriction holds reading'); (2) learner records at least one limitation (e.g., clinical thermometer cannot read below 35 °C; bimetallic strip gives relative not absolute reading); (3) learner's Station C sketch shows the correct direction of bending with a label. Groups whose tables are incomplete are directed: 'You are missing the limitation column — go back and add it before we move on.'</w:t>
+              <w:t xml:space="preserve">Teacher collects one paired worksheet per group at the end of the Explain phase. Observable indicators: (1) all four Celsius-to-Kelvin conversions are correct, including the negative value (−18 °C = 255 K); (2) Q3 answer includes reference to particle motion or kinetic energy, not just 'cold water'; (3) learner can articulate why 0 K is a meaningful lower bound in a way that connects to the phenomenon. Common error to flag: learners who write 273 − 18 = 255 correctly but state '255 K is very close to absolute zero' — these learners need a sense-of-scale intervention (0 K vs. 255 K is still a large difference on the absolute scale).</w:t>
             </w:r>
           </w:p>
         </w:tc>
@@ -7222,32 +7528,32 @@
         <w:tc>
           <w:tcPr>
             <w:tcW w:type="dxa" w:w="1520"/>
-            <w:shd w:fill="E2EFDA" w:color="auto" w:val="clear"/>
-            <w:tcMar>
-              <w:top w:type="dxa" w:w="60"/>
-              <w:left w:type="dxa" w:w="120"/>
-              <w:bottom w:type="dxa" w:w="60"/>
-              <w:right w:type="dxa" w:w="120"/>
-            </w:tcMar>
-            <w:vAlign w:val="top"/>
-          </w:tcPr>
-          <w:p>
-            <w:pPr>
-              <w:spacing w:after="40" w:before="0"/>
-              <w:jc w:val="left"/>
-            </w:pPr>
-            <w:r>
-              <w:rPr>
-                <w:rFonts w:ascii="Arial" w:cs="Arial" w:eastAsia="Arial" w:hAnsi="Arial"/>
-                <w:b/>
-                <w:bCs/>
-                <w:i w:val="false"/>
-                <w:iCs w:val="false"/>
-                <w:color w:val="000000"/>
-                <w:sz w:val="18"/>
-                <w:szCs w:val="18"/>
-              </w:rPr>
-              <w:t xml:space="preserve">Explain Phase</w:t>
+            <w:shd w:fill="FCE4D6" w:color="auto" w:val="clear"/>
+            <w:tcMar>
+              <w:top w:type="dxa" w:w="60"/>
+              <w:left w:type="dxa" w:w="120"/>
+              <w:bottom w:type="dxa" w:w="60"/>
+              <w:right w:type="dxa" w:w="120"/>
+            </w:tcMar>
+            <w:vAlign w:val="top"/>
+          </w:tcPr>
+          <w:p>
+            <w:pPr>
+              <w:spacing w:after="40" w:before="0"/>
+              <w:jc w:val="left"/>
+            </w:pPr>
+            <w:r>
+              <w:rPr>
+                <w:rFonts w:ascii="Arial" w:cs="Arial" w:eastAsia="Arial" w:hAnsi="Arial"/>
+                <w:b/>
+                <w:bCs/>
+                <w:i w:val="false"/>
+                <w:iCs w:val="false"/>
+                <w:color w:val="000000"/>
+                <w:sz w:val="18"/>
+                <w:szCs w:val="18"/>
+              </w:rPr>
+              <w:t xml:space="preserve">Driving Question Board (DQB) Creation</w:t>
             </w:r>
           </w:p>
           <w:p>
@@ -7270,7 +7576,7 @@
             <w:pPr>
               <w:spacing w:after="20" w:before="0"/>
             </w:pPr>
-            <w:hyperlink w:history="1" r:id="rIdj5fdzxfdzuzaqach0vonq">
+            <w:hyperlink w:history="1" r:id="rIdyq7lotxxz7ebnw1ndjbal">
               <w:r>
                 <w:rPr>
                   <w:rFonts w:ascii="Arial" w:cs="Arial" w:eastAsia="Arial" w:hAnsi="Arial"/>
@@ -7279,7 +7585,7 @@
                   <w:szCs w:val="16"/>
                   <w:u w:val="single" w:color="2E75B6"/>
                 </w:rPr>
-                <w:t xml:space="preserve">Comparing Celsius and Fahrenheit temperature scales -dubbed(KY)</w:t>
+                <w:t xml:space="preserve">Thermodynamics part 3: Kelvin scale and Ideal gas law example -dubbed(KY)</w:t>
               </w:r>
             </w:hyperlink>
           </w:p>
@@ -7303,7 +7609,7 @@
               <w:spacing w:after="10" w:before="0"/>
               <w:ind w:left="120"/>
             </w:pPr>
-            <w:hyperlink w:history="1" r:id="rIdedncdurfyf7drh9aflbma">
+            <w:hyperlink w:history="1" r:id="rIdsti3u8kodqd26hjpwkl_e">
               <w:r>
                 <w:rPr>
                   <w:rFonts w:ascii="Arial" w:cs="Arial" w:eastAsia="Arial" w:hAnsi="Arial"/>
@@ -7348,7 +7654,7 @@
             <w:pPr>
               <w:spacing w:after="20" w:before="0"/>
             </w:pPr>
-            <w:hyperlink w:history="1" r:id="rIdkbf9j0g-mf9rbntkia6nz">
+            <w:hyperlink w:history="1" r:id="rIdkxvtlnjmd_cm4ac76vyag">
               <w:r>
                 <w:rPr>
                   <w:rFonts w:ascii="Arial" w:cs="Arial" w:eastAsia="Arial" w:hAnsi="Arial"/>
@@ -7357,7 +7663,7 @@
                   <w:szCs w:val="16"/>
                   <w:u w:val="single" w:color="2E75B6"/>
                 </w:rPr>
-                <w:t xml:space="preserve">Temperature and Temperature Scales (PLIX)</w:t>
+                <w:t xml:space="preserve">Determining the Equation of a Line: Temperature Conversion Challenge (PLIX)</w:t>
               </w:r>
             </w:hyperlink>
           </w:p>
@@ -7381,7 +7687,7 @@
               <w:spacing w:after="10" w:before="0"/>
               <w:ind w:left="120"/>
             </w:pPr>
-            <w:hyperlink w:history="1" r:id="rIdbrkdgm8tdz7b0irqxqsxs">
+            <w:hyperlink w:history="1" r:id="rIddurmq1j2zj5m7hrtdaco7">
               <w:r>
                 <w:rPr>
                   <w:rFonts w:ascii="Arial" w:cs="Arial" w:eastAsia="Arial" w:hAnsi="Arial"/>
@@ -7423,7 +7729,7 @@
                 <w:sz w:val="18"/>
                 <w:szCs w:val="18"/>
               </w:rPr>
-              <w:t xml:space="preserve">Learners first consolidate their station observations in a whole-class gallery debrief. Teacher then introduces the concept of thermometric property formally, and learners annotate their notes. The second part of the Explain phase introduces temperature scales. Learners receive a data card showing real Kenyan weather readings: Nairobi (daily average: 18 °C), Marsabit (peak afternoon: 38 °C), Kericho (early morning: 9 °C), and a standard freezer (−18 °C). Working in pairs, learners convert all four readings to Kelvin using T(K) = T(°C) + 273, then answer three analysis questions: (Q1) Which location's temperature, in Kelvin, is closest to absolute zero? (Q2) What does it mean that the freezer reads 255 K — is that 'close' to absolute zero on the Kelvin scale? (Q3) If absolute zero (0 K) means particles have minimum kinetic energy, what does the difference between Nairobi (291 K) and the freezer (255 K) tell us about the water molecules in the bottle before and after freezing? Pairs then share Q3 answers with a neighbouring pair before a whole-class discussion anchored to the phenomenon.</w:t>
+              <w:t xml:space="preserve">Each learner writes one new question and one new 'I now understand…' statement on separate sticky notes and adds them to the class DQB. New questions are clustered under the emerging theme: 'Temperature at the particle level.' Sample learner-generated questions anticipated: 'If particles slow down when cold, why do water particles arrange into a structure that takes MORE space?', 'Does absolute zero actually exist — has any scientist ever reached it?', 'Would the bottle have cracked at exactly 0 °C (273 K) or only below that?' Learners also revisit the question added in Lesson 1 ('What exactly is temperature measuring at the particle level?') and vote with a dot sticker on whether they can now partially answer it, fully answer it, or still need more evidence.</w:t>
             </w:r>
           </w:p>
         </w:tc>
@@ -7455,7 +7761,7 @@
                 <w:sz w:val="18"/>
                 <w:szCs w:val="18"/>
               </w:rPr>
-              <w:t xml:space="preserve">Teacher opens the Explain phase: 'Let us pull your observations together. I heard three different properties — liquid expansion, metal bending, and a constriction mechanism. Scientists call any physical property that changes predictably and measurably with temperature a THERMOMETRIC PROPERTY. Write that definition now.' [WAIT 20 seconds for writing.] Teacher writes on the board: THERMOMETRIC PROPERTY — a physical property that varies continuously, noticeably, and reproducibly with temperature. Teacher then transitions: 'We now have a measurement problem. Our thermometers give us numbers — but on which scale? And why does it matter for our bottle story?' Teacher distributes the Kenyan weather data cards and says: 'Work with your partner. Convert all four temperatures to Kelvin. You have 5 minutes.' [WAIT 5 minutes, circulate, look for arithmetic errors — especially with negative Celsius values.] Teacher then cold-calls FIVE pairs on Q3, specifically seeking the particle-level language: 'I want to hear the word KINETIC ENERGY in your answer — if it is not there yet, add it.' Teacher narrates the connection: 'At 291 Kelvin in Nairobi, water molecules are moving fast and far apart enough to stay liquid. At 255 Kelvin in the freezer, they slow down so much that they lock into a hexagonal crystal lattice — and that lattice takes up MORE space. That is why the bottle cracked.' Teacher draws a quick particle diagram on the board: liquid water molecules (close, disordered, fast arrows) vs. ice lattice (spaced, ordered, slow arrows), referencing the cross-section diagram from Lesson 1.</w:t>
+              <w:t xml:space="preserve">Teacher distributes two sticky notes (different colours: one for questions, one for 'I now understand') to each learner. 'You have 3 minutes — write one genuine question the lesson raised for you and one thing you can now explain that you could not explain at the start of today.' [WAIT 3 minutes.] Teacher invites learners to place notes on the DQB. Teacher reads aloud THREE new questions chosen for their scientific depth — specifically ones that anticipate upcoming lessons (anomalous expansion of water, particle kinetic energy theory): 'This question — why does the ice lattice take more space — is exactly what Lesson 3 will investigate. Keep it visible.' Teacher draws a red arrow on the DQB connecting today's new questions to the anchoring phenomenon image (the cracked bottle photo). Teacher then facilitates the dot-sticker vote on the Lesson 1 question about particle-level temperature, narrating: 'Six of you think you can now partially answer this. Let us hear one of those partial answers.' [Cold-call ONE learner, affirm particle/kinetic energy language, note gaps for Lesson 3.]</w:t>
             </w:r>
           </w:p>
         </w:tc>
@@ -7487,7 +7793,7 @@
                 <w:sz w:val="18"/>
                 <w:szCs w:val="18"/>
               </w:rPr>
-              <w:t xml:space="preserve">Data Analysis with Contextualised Conversion (Anchored Instruction): Using real Kenyan weather data makes the Celsius–Kelvin conversion meaningful rather than procedural. Pairing the arithmetic with Q3's particle-level question forces learners to connect the abstract Kelvin scale to molecular kinetic energy — the conceptual bridge between temperature measurement and thermal expansion. The teacher's insistence on 'kinetic energy' language in answers scaffolds disciplinary vocabulary without simply lecturing.</w:t>
+              <w:t xml:space="preserve">Driving Question Board — Question Clustering and Dot Voting: The DQB functions as a public, cumulative knowledge-tracking tool. Clustering new questions by theme (particle-level temperature) makes the conceptual progression of the unit visible to learners. Dot voting on Lesson 1's question provides metacognitive data — learners assess their own understanding growth — and signals to the teacher which concepts need revisiting.</w:t>
             </w:r>
           </w:p>
         </w:tc>
@@ -7519,7 +7825,7 @@
                 <w:sz w:val="18"/>
                 <w:szCs w:val="18"/>
               </w:rPr>
-              <w:t xml:space="preserve">Teacher collects one paired worksheet per group at the end of the Explain phase. Observable indicators: (1) all four Celsius-to-Kelvin conversions are correct, including the negative value (−18 °C = 255 K); (2) Q3 answer includes reference to particle motion or kinetic energy, not just 'cold water'; (3) learner can articulate why 0 K is a meaningful lower bound in a way that connects to the phenomenon. Common error to flag: learners who write 273 − 18 = 255 correctly but state '255 K is very close to absolute zero' — these learners need a sense-of-scale intervention (0 K vs. 255 K is still a large difference on the absolute scale).</w:t>
+              <w:t xml:space="preserve">Teacher reads all sticky notes after class. Observable indicators of quality: (1) 'I now understand' notes reference specific content (e.g., 'I now understand that the Kelvin scale starts at absolute zero and cannot go negative') rather than vague statements ('I understand temperature'); (2) new questions are scientifically generative — they point forward toward particle theory or anomalous expansion; (3) dot votes show that at least 60% of learners claim partial or full understanding of the Lesson 1 DQB question about particle-level temperature.</w:t>
             </w:r>
           </w:p>
         </w:tc>
@@ -7528,32 +7834,32 @@
         <w:tc>
           <w:tcPr>
             <w:tcW w:type="dxa" w:w="1520"/>
-            <w:shd w:fill="FCE4D6" w:color="auto" w:val="clear"/>
-            <w:tcMar>
-              <w:top w:type="dxa" w:w="60"/>
-              <w:left w:type="dxa" w:w="120"/>
-              <w:bottom w:type="dxa" w:w="60"/>
-              <w:right w:type="dxa" w:w="120"/>
-            </w:tcMar>
-            <w:vAlign w:val="top"/>
-          </w:tcPr>
-          <w:p>
-            <w:pPr>
-              <w:spacing w:after="40" w:before="0"/>
-              <w:jc w:val="left"/>
-            </w:pPr>
-            <w:r>
-              <w:rPr>
-                <w:rFonts w:ascii="Arial" w:cs="Arial" w:eastAsia="Arial" w:hAnsi="Arial"/>
-                <w:b/>
-                <w:bCs/>
-                <w:i w:val="false"/>
-                <w:iCs w:val="false"/>
-                <w:color w:val="000000"/>
-                <w:sz w:val="18"/>
-                <w:szCs w:val="18"/>
-              </w:rPr>
-              <w:t xml:space="preserve">Driving Question Board (DQB) Creation</w:t>
+            <w:shd w:fill="D5E8F0" w:color="auto" w:val="clear"/>
+            <w:tcMar>
+              <w:top w:type="dxa" w:w="60"/>
+              <w:left w:type="dxa" w:w="120"/>
+              <w:bottom w:type="dxa" w:w="60"/>
+              <w:right w:type="dxa" w:w="120"/>
+            </w:tcMar>
+            <w:vAlign w:val="top"/>
+          </w:tcPr>
+          <w:p>
+            <w:pPr>
+              <w:spacing w:after="40" w:before="0"/>
+              <w:jc w:val="left"/>
+            </w:pPr>
+            <w:r>
+              <w:rPr>
+                <w:rFonts w:ascii="Arial" w:cs="Arial" w:eastAsia="Arial" w:hAnsi="Arial"/>
+                <w:b/>
+                <w:bCs/>
+                <w:i w:val="false"/>
+                <w:iCs w:val="false"/>
+                <w:color w:val="000000"/>
+                <w:sz w:val="18"/>
+                <w:szCs w:val="18"/>
+              </w:rPr>
+              <w:t xml:space="preserve">Model Building Phase</w:t>
             </w:r>
           </w:p>
           <w:p>
@@ -7576,7 +7882,7 @@
             <w:pPr>
               <w:spacing w:after="20" w:before="0"/>
             </w:pPr>
-            <w:hyperlink w:history="1" r:id="rIdlq2g5u8ursnzo6deukllx">
+            <w:hyperlink w:history="1" r:id="rIdcbi-g0jtqfyae5zdxtbxb">
               <w:r>
                 <w:rPr>
                   <w:rFonts w:ascii="Arial" w:cs="Arial" w:eastAsia="Arial" w:hAnsi="Arial"/>
@@ -7585,7 +7891,7 @@
                   <w:szCs w:val="16"/>
                   <w:u w:val="single" w:color="2E75B6"/>
                 </w:rPr>
-                <w:t xml:space="preserve">Thermodynamics part 3: Kelvin scale and Ideal gas law example -dubbed(KY)</w:t>
+                <w:t xml:space="preserve">Comparing Celsius and Fahrenheit temperature scales</w:t>
               </w:r>
             </w:hyperlink>
           </w:p>
@@ -7601,7 +7907,7 @@
                 <w:sz w:val="14"/>
                 <w:szCs w:val="14"/>
               </w:rPr>
-              <w:t xml:space="preserve">Source: Khan Academy (Kiswahili)</w:t>
+              <w:t xml:space="preserve">Source: Khan Academy (English - US curriculum)</w:t>
             </w:r>
           </w:p>
           <w:p>
@@ -7609,7 +7915,7 @@
               <w:spacing w:after="10" w:before="0"/>
               <w:ind w:left="120"/>
             </w:pPr>
-            <w:hyperlink w:history="1" r:id="rIdxd3spg4eccjwdchns_b9z">
+            <w:hyperlink w:history="1" r:id="rId17z_abmld-hpcexolj-ex">
               <w:r>
                 <w:rPr>
                   <w:rFonts w:ascii="Arial" w:cs="Arial" w:eastAsia="Arial" w:hAnsi="Arial"/>
@@ -7654,7 +7960,7 @@
             <w:pPr>
               <w:spacing w:after="20" w:before="0"/>
             </w:pPr>
-            <w:hyperlink w:history="1" r:id="rIdj6nrpz2uh_kn1dermxspa">
+            <w:hyperlink w:history="1" r:id="rId-ovqp-enynd8ediwufy4q">
               <w:r>
                 <w:rPr>
                   <w:rFonts w:ascii="Arial" w:cs="Arial" w:eastAsia="Arial" w:hAnsi="Arial"/>
@@ -7687,313 +7993,7 @@
               <w:spacing w:after="10" w:before="0"/>
               <w:ind w:left="120"/>
             </w:pPr>
-            <w:hyperlink w:history="1" r:id="rIdxbo0ojwnlhwv9xgw5nyx5">
-              <w:r>
-                <w:rPr>
-                  <w:rFonts w:ascii="Arial" w:cs="Arial" w:eastAsia="Arial" w:hAnsi="Arial"/>
-                  <w:color w:val="595959"/>
-                  <w:sz w:val="14"/>
-                  <w:szCs w:val="14"/>
-                  <w:u w:val="single" w:color="595959"/>
-                </w:rPr>
-                <w:t xml:space="preserve">🔍 Search ARES for similar readings</w:t>
-              </w:r>
-            </w:hyperlink>
-          </w:p>
-        </w:tc>
-        <w:tc>
-          <w:tcPr>
-            <w:tcW w:type="dxa" w:w="3040"/>
-            <w:shd w:fill="FFFFFF" w:color="auto" w:val="clear"/>
-            <w:tcMar>
-              <w:top w:type="dxa" w:w="60"/>
-              <w:left w:type="dxa" w:w="120"/>
-              <w:bottom w:type="dxa" w:w="60"/>
-              <w:right w:type="dxa" w:w="120"/>
-            </w:tcMar>
-            <w:vAlign w:val="top"/>
-          </w:tcPr>
-          <w:p>
-            <w:pPr>
-              <w:spacing w:after="40" w:before="0"/>
-              <w:jc w:val="left"/>
-            </w:pPr>
-            <w:r>
-              <w:rPr>
-                <w:rFonts w:ascii="Arial" w:cs="Arial" w:eastAsia="Arial" w:hAnsi="Arial"/>
-                <w:b w:val="false"/>
-                <w:bCs w:val="false"/>
-                <w:i w:val="false"/>
-                <w:iCs w:val="false"/>
-                <w:color w:val="000000"/>
-                <w:sz w:val="18"/>
-                <w:szCs w:val="18"/>
-              </w:rPr>
-              <w:t xml:space="preserve">Each learner writes one new question and one new 'I now understand…' statement on separate sticky notes and adds them to the class DQB. New questions are clustered under the emerging theme: 'Temperature at the particle level.' Sample learner-generated questions anticipated: 'If particles slow down when cold, why do water particles arrange into a structure that takes MORE space?', 'Does absolute zero actually exist — has any scientist ever reached it?', 'Would the bottle have cracked at exactly 0 °C (273 K) or only below that?' Learners also revisit the question added in Lesson 1 ('What exactly is temperature measuring at the particle level?') and vote with a dot sticker on whether they can now partially answer it, fully answer it, or still need more evidence.</w:t>
-            </w:r>
-          </w:p>
-        </w:tc>
-        <w:tc>
-          <w:tcPr>
-            <w:tcW w:type="dxa" w:w="3040"/>
-            <w:shd w:fill="F2F2F2" w:color="auto" w:val="clear"/>
-            <w:tcMar>
-              <w:top w:type="dxa" w:w="60"/>
-              <w:left w:type="dxa" w:w="120"/>
-              <w:bottom w:type="dxa" w:w="60"/>
-              <w:right w:type="dxa" w:w="120"/>
-            </w:tcMar>
-            <w:vAlign w:val="top"/>
-          </w:tcPr>
-          <w:p>
-            <w:pPr>
-              <w:spacing w:after="40" w:before="0"/>
-              <w:jc w:val="left"/>
-            </w:pPr>
-            <w:r>
-              <w:rPr>
-                <w:rFonts w:ascii="Arial" w:cs="Arial" w:eastAsia="Arial" w:hAnsi="Arial"/>
-                <w:b w:val="false"/>
-                <w:bCs w:val="false"/>
-                <w:i w:val="false"/>
-                <w:iCs w:val="false"/>
-                <w:color w:val="000000"/>
-                <w:sz w:val="18"/>
-                <w:szCs w:val="18"/>
-              </w:rPr>
-              <w:t xml:space="preserve">Teacher distributes two sticky notes (different colours: one for questions, one for 'I now understand') to each learner. 'You have 3 minutes — write one genuine question the lesson raised for you and one thing you can now explain that you could not explain at the start of today.' [WAIT 3 minutes.] Teacher invites learners to place notes on the DQB. Teacher reads aloud THREE new questions chosen for their scientific depth — specifically ones that anticipate upcoming lessons (anomalous expansion of water, particle kinetic energy theory): 'This question — why does the ice lattice take more space — is exactly what Lesson 3 will investigate. Keep it visible.' Teacher draws a red arrow on the DQB connecting today's new questions to the anchoring phenomenon image (the cracked bottle photo). Teacher then facilitates the dot-sticker vote on the Lesson 1 question about particle-level temperature, narrating: 'Six of you think you can now partially answer this. Let us hear one of those partial answers.' [Cold-call ONE learner, affirm particle/kinetic energy language, note gaps for Lesson 3.]</w:t>
-            </w:r>
-          </w:p>
-        </w:tc>
-        <w:tc>
-          <w:tcPr>
-            <w:tcW w:type="dxa" w:w="3040"/>
-            <w:shd w:fill="FFFFFF" w:color="auto" w:val="clear"/>
-            <w:tcMar>
-              <w:top w:type="dxa" w:w="60"/>
-              <w:left w:type="dxa" w:w="120"/>
-              <w:bottom w:type="dxa" w:w="60"/>
-              <w:right w:type="dxa" w:w="120"/>
-            </w:tcMar>
-            <w:vAlign w:val="top"/>
-          </w:tcPr>
-          <w:p>
-            <w:pPr>
-              <w:spacing w:after="40" w:before="0"/>
-              <w:jc w:val="left"/>
-            </w:pPr>
-            <w:r>
-              <w:rPr>
-                <w:rFonts w:ascii="Arial" w:cs="Arial" w:eastAsia="Arial" w:hAnsi="Arial"/>
-                <w:b w:val="false"/>
-                <w:bCs w:val="false"/>
-                <w:i w:val="false"/>
-                <w:iCs w:val="false"/>
-                <w:color w:val="000000"/>
-                <w:sz w:val="18"/>
-                <w:szCs w:val="18"/>
-              </w:rPr>
-              <w:t xml:space="preserve">Driving Question Board — Question Clustering and Dot Voting: The DQB functions as a public, cumulative knowledge-tracking tool. Clustering new questions by theme (particle-level temperature) makes the conceptual progression of the unit visible to learners. Dot voting on Lesson 1's question provides metacognitive data — learners assess their own understanding growth — and signals to the teacher which concepts need revisiting.</w:t>
-            </w:r>
-          </w:p>
-        </w:tc>
-        <w:tc>
-          <w:tcPr>
-            <w:tcW w:type="dxa" w:w="3040"/>
-            <w:shd w:fill="F2F2F2" w:color="auto" w:val="clear"/>
-            <w:tcMar>
-              <w:top w:type="dxa" w:w="60"/>
-              <w:left w:type="dxa" w:w="120"/>
-              <w:bottom w:type="dxa" w:w="60"/>
-              <w:right w:type="dxa" w:w="120"/>
-            </w:tcMar>
-            <w:vAlign w:val="top"/>
-          </w:tcPr>
-          <w:p>
-            <w:pPr>
-              <w:spacing w:after="40" w:before="0"/>
-              <w:jc w:val="left"/>
-            </w:pPr>
-            <w:r>
-              <w:rPr>
-                <w:rFonts w:ascii="Arial" w:cs="Arial" w:eastAsia="Arial" w:hAnsi="Arial"/>
-                <w:b w:val="false"/>
-                <w:bCs w:val="false"/>
-                <w:i w:val="false"/>
-                <w:iCs w:val="false"/>
-                <w:color w:val="000000"/>
-                <w:sz w:val="18"/>
-                <w:szCs w:val="18"/>
-              </w:rPr>
-              <w:t xml:space="preserve">Teacher reads all sticky notes after class. Observable indicators of quality: (1) 'I now understand' notes reference specific content (e.g., 'I now understand that the Kelvin scale starts at absolute zero and cannot go negative') rather than vague statements ('I understand temperature'); (2) new questions are scientifically generative — they point forward toward particle theory or anomalous expansion; (3) dot votes show that at least 60% of learners claim partial or full understanding of the Lesson 1 DQB question about particle-level temperature.</w:t>
-            </w:r>
-          </w:p>
-        </w:tc>
-      </w:tr>
-      <w:tr>
-        <w:tc>
-          <w:tcPr>
-            <w:tcW w:type="dxa" w:w="1520"/>
-            <w:shd w:fill="D5E8F0" w:color="auto" w:val="clear"/>
-            <w:tcMar>
-              <w:top w:type="dxa" w:w="60"/>
-              <w:left w:type="dxa" w:w="120"/>
-              <w:bottom w:type="dxa" w:w="60"/>
-              <w:right w:type="dxa" w:w="120"/>
-            </w:tcMar>
-            <w:vAlign w:val="top"/>
-          </w:tcPr>
-          <w:p>
-            <w:pPr>
-              <w:spacing w:after="40" w:before="0"/>
-              <w:jc w:val="left"/>
-            </w:pPr>
-            <w:r>
-              <w:rPr>
-                <w:rFonts w:ascii="Arial" w:cs="Arial" w:eastAsia="Arial" w:hAnsi="Arial"/>
-                <w:b/>
-                <w:bCs/>
-                <w:i w:val="false"/>
-                <w:iCs w:val="false"/>
-                <w:color w:val="000000"/>
-                <w:sz w:val="18"/>
-                <w:szCs w:val="18"/>
-              </w:rPr>
-              <w:t xml:space="preserve">Model Building Phase</w:t>
-            </w:r>
-          </w:p>
-          <w:p>
-            <w:pPr>
-              <w:spacing w:after="20" w:before="0"/>
-            </w:pPr>
-            <w:r>
-              <w:rPr>
-                <w:rFonts w:ascii="Arial" w:cs="Arial" w:eastAsia="Arial" w:hAnsi="Arial"/>
-                <w:b/>
-                <w:bCs/>
-                <w:color w:val="1F3864"/>
-                <w:sz w:val="16"/>
-                <w:szCs w:val="16"/>
-              </w:rPr>
-              <w:t xml:space="preserve">📹 VIDEO:</w:t>
-            </w:r>
-          </w:p>
-          <w:p>
-            <w:pPr>
-              <w:spacing w:after="20" w:before="0"/>
-            </w:pPr>
-            <w:hyperlink w:history="1" r:id="rIdrfxlbihmvd_ubhbr557ic">
-              <w:r>
-                <w:rPr>
-                  <w:rFonts w:ascii="Arial" w:cs="Arial" w:eastAsia="Arial" w:hAnsi="Arial"/>
-                  <w:color w:val="2E75B6"/>
-                  <w:sz w:val="16"/>
-                  <w:szCs w:val="16"/>
-                  <w:u w:val="single" w:color="2E75B6"/>
-                </w:rPr>
-                <w:t xml:space="preserve">Comparing Celsius and Fahrenheit temperature scales</w:t>
-              </w:r>
-            </w:hyperlink>
-          </w:p>
-          <w:p>
-            <w:pPr>
-              <w:spacing w:after="10" w:before="0"/>
-              <w:ind w:left="120"/>
-            </w:pPr>
-            <w:r>
-              <w:rPr>
-                <w:rFonts w:ascii="Arial" w:cs="Arial" w:eastAsia="Arial" w:hAnsi="Arial"/>
-                <w:color w:val="595959"/>
-                <w:sz w:val="14"/>
-                <w:szCs w:val="14"/>
-              </w:rPr>
-              <w:t xml:space="preserve">Source: Khan Academy (English - US curriculum)</w:t>
-            </w:r>
-          </w:p>
-          <w:p>
-            <w:pPr>
-              <w:spacing w:after="10" w:before="0"/>
-              <w:ind w:left="120"/>
-            </w:pPr>
-            <w:hyperlink w:history="1" r:id="rIdm6ialtklmxd733q3nw6wy">
-              <w:r>
-                <w:rPr>
-                  <w:rFonts w:ascii="Arial" w:cs="Arial" w:eastAsia="Arial" w:hAnsi="Arial"/>
-                  <w:color w:val="595959"/>
-                  <w:sz w:val="14"/>
-                  <w:szCs w:val="14"/>
-                  <w:u w:val="single" w:color="595959"/>
-                </w:rPr>
-                <w:t xml:space="preserve">🔍 Search ARES for similar videos</w:t>
-              </w:r>
-            </w:hyperlink>
-          </w:p>
-          <w:p>
-            <w:pPr>
-              <w:spacing w:after="40" w:before="0"/>
-            </w:pPr>
-            <w:r>
-              <w:rPr>
-                <w:sz w:val="14"/>
-                <w:szCs w:val="14"/>
-              </w:rPr>
-              <w:t xml:space="preserve"/>
-            </w:r>
-          </w:p>
-          <w:p>
-            <w:pPr>
-              <w:spacing w:after="20" w:before="0"/>
-            </w:pPr>
-            <w:r>
-              <w:rPr>
-                <w:rFonts w:ascii="Arial" w:cs="Arial" w:eastAsia="Arial" w:hAnsi="Arial"/>
-                <w:b/>
-                <w:bCs/>
-                <w:color w:val="1F3864"/>
-                <w:sz w:val="16"/>
-                <w:szCs w:val="16"/>
-              </w:rPr>
-              <w:t xml:space="preserve">📖 HTML:</w:t>
-            </w:r>
-          </w:p>
-          <w:p>
-            <w:pPr>
-              <w:spacing w:after="20" w:before="0"/>
-            </w:pPr>
-            <w:hyperlink w:history="1" r:id="rIdxiox7tet_vfsocgjelteo">
-              <w:r>
-                <w:rPr>
-                  <w:rFonts w:ascii="Arial" w:cs="Arial" w:eastAsia="Arial" w:hAnsi="Arial"/>
-                  <w:color w:val="2E75B6"/>
-                  <w:sz w:val="16"/>
-                  <w:szCs w:val="16"/>
-                  <w:u w:val="single" w:color="2E75B6"/>
-                </w:rPr>
-                <w:t xml:space="preserve">Temperature and Temperature Scales (Flexbook)</w:t>
-              </w:r>
-            </w:hyperlink>
-          </w:p>
-          <w:p>
-            <w:pPr>
-              <w:spacing w:after="10" w:before="0"/>
-              <w:ind w:left="120"/>
-            </w:pPr>
-            <w:r>
-              <w:rPr>
-                <w:rFonts w:ascii="Arial" w:cs="Arial" w:eastAsia="Arial" w:hAnsi="Arial"/>
-                <w:color w:val="595959"/>
-                <w:sz w:val="14"/>
-                <w:szCs w:val="14"/>
-              </w:rPr>
-              <w:t xml:space="preserve">Source: CK-12</w:t>
-            </w:r>
-          </w:p>
-          <w:p>
-            <w:pPr>
-              <w:spacing w:after="10" w:before="0"/>
-              <w:ind w:left="120"/>
-            </w:pPr>
-            <w:hyperlink w:history="1" r:id="rIdk1zwyk2jxfxgnd0skl5z7">
+            <w:hyperlink w:history="1" r:id="rIdnotlm3yy-ig_qv0nxqxrr">
               <w:r>
                 <w:rPr>
                   <w:rFonts w:ascii="Arial" w:cs="Arial" w:eastAsia="Arial" w:hAnsi="Arial"/>
@@ -9480,7 +9480,7 @@
             <w:pPr>
               <w:spacing w:after="20" w:before="0"/>
             </w:pPr>
-            <w:hyperlink w:history="1" r:id="rIdmmt1vuhrvhtwqwxz87tbf">
+            <w:hyperlink w:history="1" r:id="rIdig4qecaose5ipqq3unopg">
               <w:r>
                 <w:rPr>
                   <w:rFonts w:ascii="Arial" w:cs="Arial" w:eastAsia="Arial" w:hAnsi="Arial"/>
@@ -9513,7 +9513,7 @@
               <w:spacing w:after="10" w:before="0"/>
               <w:ind w:left="120"/>
             </w:pPr>
-            <w:hyperlink w:history="1" r:id="rIdnq4uc3gctccyyh08gbd1m">
+            <w:hyperlink w:history="1" r:id="rIdypa0agks8tu7sglnslkdb">
               <w:r>
                 <w:rPr>
                   <w:rFonts w:ascii="Arial" w:cs="Arial" w:eastAsia="Arial" w:hAnsi="Arial"/>
@@ -9558,7 +9558,7 @@
             <w:pPr>
               <w:spacing w:after="20" w:before="0"/>
             </w:pPr>
-            <w:hyperlink w:history="1" r:id="rId-lnsgxtvwjivzgi7h33wg">
+            <w:hyperlink w:history="1" r:id="rIdxhmqou_qkdyzxgig33tzf">
               <w:r>
                 <w:rPr>
                   <w:rFonts w:ascii="Arial" w:cs="Arial" w:eastAsia="Arial" w:hAnsi="Arial"/>
@@ -9591,7 +9591,7 @@
               <w:spacing w:after="10" w:before="0"/>
               <w:ind w:left="120"/>
             </w:pPr>
-            <w:hyperlink w:history="1" r:id="rIdcro63vffx_gj1bxzob6gz">
+            <w:hyperlink w:history="1" r:id="rIdk-qgzmfv0rtwpn2cbxfl4">
               <w:r>
                 <w:rPr>
                   <w:rFonts w:ascii="Arial" w:cs="Arial" w:eastAsia="Arial" w:hAnsi="Arial"/>
@@ -9786,7 +9786,7 @@
             <w:pPr>
               <w:spacing w:after="20" w:before="0"/>
             </w:pPr>
-            <w:hyperlink w:history="1" r:id="rIdz0acstdsjel1wde-rdfic">
+            <w:hyperlink w:history="1" r:id="rIdqz9hs0hg6tnazrcq48tih">
               <w:r>
                 <w:rPr>
                   <w:rFonts w:ascii="Arial" w:cs="Arial" w:eastAsia="Arial" w:hAnsi="Arial"/>
@@ -9819,7 +9819,7 @@
               <w:spacing w:after="10" w:before="0"/>
               <w:ind w:left="120"/>
             </w:pPr>
-            <w:hyperlink w:history="1" r:id="rId4rxrabctkyneoqueubzbf">
+            <w:hyperlink w:history="1" r:id="rIdq_-b8uvc5zdozfy_re0jv">
               <w:r>
                 <w:rPr>
                   <w:rFonts w:ascii="Arial" w:cs="Arial" w:eastAsia="Arial" w:hAnsi="Arial"/>
@@ -9864,7 +9864,7 @@
             <w:pPr>
               <w:spacing w:after="20" w:before="0"/>
             </w:pPr>
-            <w:hyperlink w:history="1" r:id="rIdgqzqamvdzaw8ovbb5ovai">
+            <w:hyperlink w:history="1" r:id="rIddoovpxdpbrdjo_whcb_pb">
               <w:r>
                 <w:rPr>
                   <w:rFonts w:ascii="Arial" w:cs="Arial" w:eastAsia="Arial" w:hAnsi="Arial"/>
@@ -9897,7 +9897,7 @@
               <w:spacing w:after="10" w:before="0"/>
               <w:ind w:left="120"/>
             </w:pPr>
-            <w:hyperlink w:history="1" r:id="rId7zg4piqhuit4gynuren47">
+            <w:hyperlink w:history="1" r:id="rIdewnwl7tlqhyo0fhymvoz6">
               <w:r>
                 <w:rPr>
                   <w:rFonts w:ascii="Arial" w:cs="Arial" w:eastAsia="Arial" w:hAnsi="Arial"/>
@@ -10092,7 +10092,7 @@
             <w:pPr>
               <w:spacing w:after="20" w:before="0"/>
             </w:pPr>
-            <w:hyperlink w:history="1" r:id="rId1ofgtdq-wlbsfjy0gxoqi">
+            <w:hyperlink w:history="1" r:id="rIdk8ydvoz8pbgfydi2lybxc">
               <w:r>
                 <w:rPr>
                   <w:rFonts w:ascii="Arial" w:cs="Arial" w:eastAsia="Arial" w:hAnsi="Arial"/>
@@ -10125,7 +10125,7 @@
               <w:spacing w:after="10" w:before="0"/>
               <w:ind w:left="120"/>
             </w:pPr>
-            <w:hyperlink w:history="1" r:id="rIdvp4ocfqfdaugnhi9ghtbv">
+            <w:hyperlink w:history="1" r:id="rIdokzrwn6fafkxrkdfgvhc3">
               <w:r>
                 <w:rPr>
                   <w:rFonts w:ascii="Arial" w:cs="Arial" w:eastAsia="Arial" w:hAnsi="Arial"/>
@@ -10170,7 +10170,7 @@
             <w:pPr>
               <w:spacing w:after="20" w:before="0"/>
             </w:pPr>
-            <w:hyperlink w:history="1" r:id="rIdhrchzrzd47zberhr_lmky">
+            <w:hyperlink w:history="1" r:id="rIdojteu-i5d38rjezkkha4l">
               <w:r>
                 <w:rPr>
                   <w:rFonts w:ascii="Arial" w:cs="Arial" w:eastAsia="Arial" w:hAnsi="Arial"/>
@@ -10203,7 +10203,7 @@
               <w:spacing w:after="10" w:before="0"/>
               <w:ind w:left="120"/>
             </w:pPr>
-            <w:hyperlink w:history="1" r:id="rIdrg9hcyjghtxdurcgz4u3b">
+            <w:hyperlink w:history="1" r:id="rIdbzcbmh1qj54_agrjtkhh3">
               <w:r>
                 <w:rPr>
                   <w:rFonts w:ascii="Arial" w:cs="Arial" w:eastAsia="Arial" w:hAnsi="Arial"/>
@@ -10398,7 +10398,7 @@
             <w:pPr>
               <w:spacing w:after="20" w:before="0"/>
             </w:pPr>
-            <w:hyperlink w:history="1" r:id="rIdt9omzpnnv5zzrrkrjfd_c">
+            <w:hyperlink w:history="1" r:id="rIdzcbd-2fgat-snth75sefs">
               <w:r>
                 <w:rPr>
                   <w:rFonts w:ascii="Arial" w:cs="Arial" w:eastAsia="Arial" w:hAnsi="Arial"/>
@@ -10431,7 +10431,7 @@
               <w:spacing w:after="10" w:before="0"/>
               <w:ind w:left="120"/>
             </w:pPr>
-            <w:hyperlink w:history="1" r:id="rIdzli05etuvctydgax-5jjp">
+            <w:hyperlink w:history="1" r:id="rIdontsi-mbh_usm4ipgciqq">
               <w:r>
                 <w:rPr>
                   <w:rFonts w:ascii="Arial" w:cs="Arial" w:eastAsia="Arial" w:hAnsi="Arial"/>
@@ -10476,7 +10476,7 @@
             <w:pPr>
               <w:spacing w:after="20" w:before="0"/>
             </w:pPr>
-            <w:hyperlink w:history="1" r:id="rIda1oypszj5r_ykov9xpx_w">
+            <w:hyperlink w:history="1" r:id="rIdjsv53piwmozwwunohbdpx">
               <w:r>
                 <w:rPr>
                   <w:rFonts w:ascii="Arial" w:cs="Arial" w:eastAsia="Arial" w:hAnsi="Arial"/>
@@ -10509,7 +10509,7 @@
               <w:spacing w:after="10" w:before="0"/>
               <w:ind w:left="120"/>
             </w:pPr>
-            <w:hyperlink w:history="1" r:id="rIdfyzpnpfpdd8nc_osyk2lm">
+            <w:hyperlink w:history="1" r:id="rIdck8nifbl0rzutf2sni1nf">
               <w:r>
                 <w:rPr>
                   <w:rFonts w:ascii="Arial" w:cs="Arial" w:eastAsia="Arial" w:hAnsi="Arial"/>
@@ -10704,7 +10704,7 @@
             <w:pPr>
               <w:spacing w:after="20" w:before="0"/>
             </w:pPr>
-            <w:hyperlink w:history="1" r:id="rIdfjbkvge-dziv006r7qw5k">
+            <w:hyperlink w:history="1" r:id="rIdrnu4q-dn3uharumg1jakv">
               <w:r>
                 <w:rPr>
                   <w:rFonts w:ascii="Arial" w:cs="Arial" w:eastAsia="Arial" w:hAnsi="Arial"/>
@@ -10737,7 +10737,7 @@
               <w:spacing w:after="10" w:before="0"/>
               <w:ind w:left="120"/>
             </w:pPr>
-            <w:hyperlink w:history="1" r:id="rIdco2qrizgkhuplpxvz1bey">
+            <w:hyperlink w:history="1" r:id="rIdvpjqj1vya4mlgsyjdpxcn">
               <w:r>
                 <w:rPr>
                   <w:rFonts w:ascii="Arial" w:cs="Arial" w:eastAsia="Arial" w:hAnsi="Arial"/>
@@ -10782,7 +10782,7 @@
             <w:pPr>
               <w:spacing w:after="20" w:before="0"/>
             </w:pPr>
-            <w:hyperlink w:history="1" r:id="rIdoied5o3qd9bfmfbxrzvop">
+            <w:hyperlink w:history="1" r:id="rId2xnfswt1ilvbgn3m34jz7">
               <w:r>
                 <w:rPr>
                   <w:rFonts w:ascii="Arial" w:cs="Arial" w:eastAsia="Arial" w:hAnsi="Arial"/>
@@ -10815,7 +10815,7 @@
               <w:spacing w:after="10" w:before="0"/>
               <w:ind w:left="120"/>
             </w:pPr>
-            <w:hyperlink w:history="1" r:id="rIdagwkrfpolzermjxx70loj">
+            <w:hyperlink w:history="1" r:id="rIdc7pu5l2woilwpkupdzkny">
               <w:r>
                 <w:rPr>
                   <w:rFonts w:ascii="Arial" w:cs="Arial" w:eastAsia="Arial" w:hAnsi="Arial"/>
@@ -12416,7 +12416,7 @@
             <w:pPr>
               <w:spacing w:after="20" w:before="0"/>
             </w:pPr>
-            <w:hyperlink w:history="1" r:id="rIdjphwmbbpdbabxiqy0kimh">
+            <w:hyperlink w:history="1" r:id="rIdj4yd3vkv2_cgz1-scuomv">
               <w:r>
                 <w:rPr>
                   <w:rFonts w:ascii="Arial" w:cs="Arial" w:eastAsia="Arial" w:hAnsi="Arial"/>
@@ -12449,7 +12449,7 @@
               <w:spacing w:after="10" w:before="0"/>
               <w:ind w:left="120"/>
             </w:pPr>
-            <w:hyperlink w:history="1" r:id="rIdtpkiqgam4_yuariw-zpfv">
+            <w:hyperlink w:history="1" r:id="rIdrpthptiawqdlsv_7jjnhd">
               <w:r>
                 <w:rPr>
                   <w:rFonts w:ascii="Arial" w:cs="Arial" w:eastAsia="Arial" w:hAnsi="Arial"/>
@@ -12494,7 +12494,7 @@
             <w:pPr>
               <w:spacing w:after="20" w:before="0"/>
             </w:pPr>
-            <w:hyperlink w:history="1" r:id="rIdjdr3jsd2b49gy2gcwwged">
+            <w:hyperlink w:history="1" r:id="rId-wwysmxfxcxnhwhg4u3q2">
               <w:r>
                 <w:rPr>
                   <w:rFonts w:ascii="Arial" w:cs="Arial" w:eastAsia="Arial" w:hAnsi="Arial"/>
@@ -12527,7 +12527,7 @@
               <w:spacing w:after="10" w:before="0"/>
               <w:ind w:left="120"/>
             </w:pPr>
-            <w:hyperlink w:history="1" r:id="rIdb44aqpkjcxz2evvbe3myf">
+            <w:hyperlink w:history="1" r:id="rId51jbfxcmbf_a-bazbr2v-">
               <w:r>
                 <w:rPr>
                   <w:rFonts w:ascii="Arial" w:cs="Arial" w:eastAsia="Arial" w:hAnsi="Arial"/>
@@ -12722,7 +12722,7 @@
             <w:pPr>
               <w:spacing w:after="20" w:before="0"/>
             </w:pPr>
-            <w:hyperlink w:history="1" r:id="rIdxyn0tdui5y9qg-eql4och">
+            <w:hyperlink w:history="1" r:id="rIdowe_1qzttiqe46ztajjjo">
               <w:r>
                 <w:rPr>
                   <w:rFonts w:ascii="Arial" w:cs="Arial" w:eastAsia="Arial" w:hAnsi="Arial"/>
@@ -12755,7 +12755,7 @@
               <w:spacing w:after="10" w:before="0"/>
               <w:ind w:left="120"/>
             </w:pPr>
-            <w:hyperlink w:history="1" r:id="rId6lgew0hchhlo1mixw7pua">
+            <w:hyperlink w:history="1" r:id="rIdpuki2cvfxxbvj6sq2wrfx">
               <w:r>
                 <w:rPr>
                   <w:rFonts w:ascii="Arial" w:cs="Arial" w:eastAsia="Arial" w:hAnsi="Arial"/>
@@ -12800,7 +12800,7 @@
             <w:pPr>
               <w:spacing w:after="20" w:before="0"/>
             </w:pPr>
-            <w:hyperlink w:history="1" r:id="rIdvkfhntb6viwur_1udmln2">
+            <w:hyperlink w:history="1" r:id="rIdf-yrzeusgum6xtywbqxvp">
               <w:r>
                 <w:rPr>
                   <w:rFonts w:ascii="Arial" w:cs="Arial" w:eastAsia="Arial" w:hAnsi="Arial"/>
@@ -12833,7 +12833,7 @@
               <w:spacing w:after="10" w:before="0"/>
               <w:ind w:left="120"/>
             </w:pPr>
-            <w:hyperlink w:history="1" r:id="rIdv6uihsificmv62n43wggw">
+            <w:hyperlink w:history="1" r:id="rIdgk_3foekboimxiep7xben">
               <w:r>
                 <w:rPr>
                   <w:rFonts w:ascii="Arial" w:cs="Arial" w:eastAsia="Arial" w:hAnsi="Arial"/>
@@ -13028,7 +13028,7 @@
             <w:pPr>
               <w:spacing w:after="20" w:before="0"/>
             </w:pPr>
-            <w:hyperlink w:history="1" r:id="rIdhjpwetegj85nvn9h4ezx2">
+            <w:hyperlink w:history="1" r:id="rIdmkxttw_s8hisoi8-ztlaz">
               <w:r>
                 <w:rPr>
                   <w:rFonts w:ascii="Arial" w:cs="Arial" w:eastAsia="Arial" w:hAnsi="Arial"/>
@@ -13061,7 +13061,7 @@
               <w:spacing w:after="10" w:before="0"/>
               <w:ind w:left="120"/>
             </w:pPr>
-            <w:hyperlink w:history="1" r:id="rIdds_jcrosb1ok_kbnogjiy">
+            <w:hyperlink w:history="1" r:id="rId6kr2_obind1vzxji3powq">
               <w:r>
                 <w:rPr>
                   <w:rFonts w:ascii="Arial" w:cs="Arial" w:eastAsia="Arial" w:hAnsi="Arial"/>
@@ -13106,7 +13106,7 @@
             <w:pPr>
               <w:spacing w:after="20" w:before="0"/>
             </w:pPr>
-            <w:hyperlink w:history="1" r:id="rIdla5jrujkz5k0uebdac96r">
+            <w:hyperlink w:history="1" r:id="rIdigza3r2atp6nlfs_dqc9a">
               <w:r>
                 <w:rPr>
                   <w:rFonts w:ascii="Arial" w:cs="Arial" w:eastAsia="Arial" w:hAnsi="Arial"/>
@@ -13139,7 +13139,7 @@
               <w:spacing w:after="10" w:before="0"/>
               <w:ind w:left="120"/>
             </w:pPr>
-            <w:hyperlink w:history="1" r:id="rIdlsg0y3tvr0rcdvkuvo_v8">
+            <w:hyperlink w:history="1" r:id="rIdynrorp15ywmvjcacklinw">
               <w:r>
                 <w:rPr>
                   <w:rFonts w:ascii="Arial" w:cs="Arial" w:eastAsia="Arial" w:hAnsi="Arial"/>
@@ -13334,7 +13334,7 @@
             <w:pPr>
               <w:spacing w:after="20" w:before="0"/>
             </w:pPr>
-            <w:hyperlink w:history="1" r:id="rIdf_tzs2wrzktmzsp8kb4pe">
+            <w:hyperlink w:history="1" r:id="rIdc0qutqspx7oaja2klmccj">
               <w:r>
                 <w:rPr>
                   <w:rFonts w:ascii="Arial" w:cs="Arial" w:eastAsia="Arial" w:hAnsi="Arial"/>
@@ -13367,7 +13367,7 @@
               <w:spacing w:after="10" w:before="0"/>
               <w:ind w:left="120"/>
             </w:pPr>
-            <w:hyperlink w:history="1" r:id="rIdd5yfolrhtui3ecmuybnzj">
+            <w:hyperlink w:history="1" r:id="rId1y4yqgizjp_7nqvfnpyoc">
               <w:r>
                 <w:rPr>
                   <w:rFonts w:ascii="Arial" w:cs="Arial" w:eastAsia="Arial" w:hAnsi="Arial"/>
@@ -13412,7 +13412,7 @@
             <w:pPr>
               <w:spacing w:after="20" w:before="0"/>
             </w:pPr>
-            <w:hyperlink w:history="1" r:id="rIdvfmm1x6muahlbeuj4o-uk">
+            <w:hyperlink w:history="1" r:id="rIddlexumpuhqcc1ju2qpuxr">
               <w:r>
                 <w:rPr>
                   <w:rFonts w:ascii="Arial" w:cs="Arial" w:eastAsia="Arial" w:hAnsi="Arial"/>
@@ -13445,7 +13445,7 @@
               <w:spacing w:after="10" w:before="0"/>
               <w:ind w:left="120"/>
             </w:pPr>
-            <w:hyperlink w:history="1" r:id="rIdxndqinnzuc1rlf8jbghdq">
+            <w:hyperlink w:history="1" r:id="rIdipiahi9sd-stjxhbujets">
               <w:r>
                 <w:rPr>
                   <w:rFonts w:ascii="Arial" w:cs="Arial" w:eastAsia="Arial" w:hAnsi="Arial"/>
@@ -13640,7 +13640,7 @@
             <w:pPr>
               <w:spacing w:after="20" w:before="0"/>
             </w:pPr>
-            <w:hyperlink w:history="1" r:id="rId5ulalox6ljzb0nyi2a1lw">
+            <w:hyperlink w:history="1" r:id="rIdvuf83h2evslveiggciyio">
               <w:r>
                 <w:rPr>
                   <w:rFonts w:ascii="Arial" w:cs="Arial" w:eastAsia="Arial" w:hAnsi="Arial"/>
@@ -13673,7 +13673,7 @@
               <w:spacing w:after="10" w:before="0"/>
               <w:ind w:left="120"/>
             </w:pPr>
-            <w:hyperlink w:history="1" r:id="rId8dmzh6f7mz3r1cpfudnlg">
+            <w:hyperlink w:history="1" r:id="rId5kvwtwqiuw0m3nto7mo-w">
               <w:r>
                 <w:rPr>
                   <w:rFonts w:ascii="Arial" w:cs="Arial" w:eastAsia="Arial" w:hAnsi="Arial"/>
@@ -13718,7 +13718,7 @@
             <w:pPr>
               <w:spacing w:after="20" w:before="0"/>
             </w:pPr>
-            <w:hyperlink w:history="1" r:id="rIdy-ova3rsip5as4zb_nhsb">
+            <w:hyperlink w:history="1" r:id="rIdyvclr77z8nihazu9jk2o2">
               <w:r>
                 <w:rPr>
                   <w:rFonts w:ascii="Arial" w:cs="Arial" w:eastAsia="Arial" w:hAnsi="Arial"/>
@@ -13751,7 +13751,7 @@
               <w:spacing w:after="10" w:before="0"/>
               <w:ind w:left="120"/>
             </w:pPr>
-            <w:hyperlink w:history="1" r:id="rIdi4qjnneywkksjf7kdypnd">
+            <w:hyperlink w:history="1" r:id="rIdcjqclhw41yp0hqqde_nmj">
               <w:r>
                 <w:rPr>
                   <w:rFonts w:ascii="Arial" w:cs="Arial" w:eastAsia="Arial" w:hAnsi="Arial"/>
@@ -15238,40 +15238,24 @@
             <w:pPr>
               <w:spacing w:after="20" w:before="0"/>
             </w:pPr>
-            <w:hyperlink w:history="1" r:id="rId9ahss-vcvf3j2unji8cgy">
-              <w:r>
-                <w:rPr>
-                  <w:rFonts w:ascii="Arial" w:cs="Arial" w:eastAsia="Arial" w:hAnsi="Arial"/>
-                  <w:color w:val="2E75B6"/>
-                  <w:sz w:val="16"/>
-                  <w:szCs w:val="16"/>
-                  <w:u w:val="single" w:color="2E75B6"/>
-                </w:rPr>
-                <w:t xml:space="preserve">Factors affecting reaction rates</w:t>
-              </w:r>
-            </w:hyperlink>
+            <w:r>
+              <w:rPr>
+                <w:rFonts w:ascii="Arial" w:cs="Arial" w:eastAsia="Arial" w:hAnsi="Arial"/>
+                <w:i/>
+                <w:iCs/>
+                <w:color w:val="595959"/>
+                <w:sz w:val="16"/>
+                <w:szCs w:val="16"/>
+              </w:rPr>
+              <w:t xml:space="preserve">No closely matching video in the ARES library for this activity.</w:t>
+            </w:r>
           </w:p>
           <w:p>
             <w:pPr>
               <w:spacing w:after="10" w:before="0"/>
               <w:ind w:left="120"/>
             </w:pPr>
-            <w:r>
-              <w:rPr>
-                <w:rFonts w:ascii="Arial" w:cs="Arial" w:eastAsia="Arial" w:hAnsi="Arial"/>
-                <w:color w:val="595959"/>
-                <w:sz w:val="14"/>
-                <w:szCs w:val="14"/>
-              </w:rPr>
-              <w:t xml:space="preserve">Source: Khan Academy (English - US curriculum)</w:t>
-            </w:r>
-          </w:p>
-          <w:p>
-            <w:pPr>
-              <w:spacing w:after="10" w:before="0"/>
-              <w:ind w:left="120"/>
-            </w:pPr>
-            <w:hyperlink w:history="1" r:id="rIdy_dolvxp3r-rk0ps3byfq">
+            <w:hyperlink w:history="1" r:id="rIdvcurube5hqqiuco3nhyvk">
               <w:r>
                 <w:rPr>
                   <w:rFonts w:ascii="Arial" w:cs="Arial" w:eastAsia="Arial" w:hAnsi="Arial"/>
@@ -15280,9 +15264,24 @@
                   <w:szCs w:val="14"/>
                   <w:u w:val="single" w:color="595959"/>
                 </w:rPr>
-                <w:t xml:space="preserve">🔍 Search ARES for similar videos</w:t>
+                <w:t xml:space="preserve">🔍 Search ARES for videos</w:t>
               </w:r>
             </w:hyperlink>
+          </w:p>
+          <w:p>
+            <w:pPr>
+              <w:spacing w:after="10" w:before="0"/>
+              <w:ind w:left="120"/>
+            </w:pPr>
+            <w:r>
+              <w:rPr>
+                <w:rFonts w:ascii="Arial" w:cs="Arial" w:eastAsia="Arial" w:hAnsi="Arial"/>
+                <w:color w:val="595959"/>
+                <w:sz w:val="14"/>
+                <w:szCs w:val="14"/>
+              </w:rPr>
+              <w:t xml:space="preserve">Search terms: temperature thermal expansion linear</w:t>
+            </w:r>
           </w:p>
           <w:p>
             <w:pPr>
@@ -15333,7 +15332,7 @@
               <w:spacing w:after="10" w:before="0"/>
               <w:ind w:left="120"/>
             </w:pPr>
-            <w:hyperlink w:history="1" r:id="rIdisqn7aijvdz18xwm2jy7p">
+            <w:hyperlink w:history="1" r:id="rIdwpykukjlt13pis6yhi4tj">
               <w:r>
                 <w:rPr>
                   <w:rFonts w:ascii="Arial" w:cs="Arial" w:eastAsia="Arial" w:hAnsi="Arial"/>
@@ -15543,40 +15542,24 @@
             <w:pPr>
               <w:spacing w:after="20" w:before="0"/>
             </w:pPr>
-            <w:hyperlink w:history="1" r:id="rIdguxngzroiwwc6vy-8gw9h">
-              <w:r>
-                <w:rPr>
-                  <w:rFonts w:ascii="Arial" w:cs="Arial" w:eastAsia="Arial" w:hAnsi="Arial"/>
-                  <w:color w:val="2E75B6"/>
-                  <w:sz w:val="16"/>
-                  <w:szCs w:val="16"/>
-                  <w:u w:val="single" w:color="2E75B6"/>
-                </w:rPr>
-                <w:t xml:space="preserve">Factors affecting reaction rates</w:t>
-              </w:r>
-            </w:hyperlink>
+            <w:r>
+              <w:rPr>
+                <w:rFonts w:ascii="Arial" w:cs="Arial" w:eastAsia="Arial" w:hAnsi="Arial"/>
+                <w:i/>
+                <w:iCs/>
+                <w:color w:val="595959"/>
+                <w:sz w:val="16"/>
+                <w:szCs w:val="16"/>
+              </w:rPr>
+              <w:t xml:space="preserve">No closely matching video in the ARES library for this activity.</w:t>
+            </w:r>
           </w:p>
           <w:p>
             <w:pPr>
               <w:spacing w:after="10" w:before="0"/>
               <w:ind w:left="120"/>
             </w:pPr>
-            <w:r>
-              <w:rPr>
-                <w:rFonts w:ascii="Arial" w:cs="Arial" w:eastAsia="Arial" w:hAnsi="Arial"/>
-                <w:color w:val="595959"/>
-                <w:sz w:val="14"/>
-                <w:szCs w:val="14"/>
-              </w:rPr>
-              <w:t xml:space="preserve">Source: Khan Academy (English - US curriculum)</w:t>
-            </w:r>
-          </w:p>
-          <w:p>
-            <w:pPr>
-              <w:spacing w:after="10" w:before="0"/>
-              <w:ind w:left="120"/>
-            </w:pPr>
-            <w:hyperlink w:history="1" r:id="rIdrpo7qeqet5ybpawx4mvcn">
+            <w:hyperlink w:history="1" r:id="rIdjvgvzih-bgokveb0wlcn1">
               <w:r>
                 <w:rPr>
                   <w:rFonts w:ascii="Arial" w:cs="Arial" w:eastAsia="Arial" w:hAnsi="Arial"/>
@@ -15585,9 +15568,24 @@
                   <w:szCs w:val="14"/>
                   <w:u w:val="single" w:color="595959"/>
                 </w:rPr>
-                <w:t xml:space="preserve">🔍 Search ARES for similar videos</w:t>
+                <w:t xml:space="preserve">🔍 Search ARES for videos</w:t>
               </w:r>
             </w:hyperlink>
+          </w:p>
+          <w:p>
+            <w:pPr>
+              <w:spacing w:after="10" w:before="0"/>
+              <w:ind w:left="120"/>
+            </w:pPr>
+            <w:r>
+              <w:rPr>
+                <w:rFonts w:ascii="Arial" w:cs="Arial" w:eastAsia="Arial" w:hAnsi="Arial"/>
+                <w:color w:val="595959"/>
+                <w:sz w:val="14"/>
+                <w:szCs w:val="14"/>
+              </w:rPr>
+              <w:t xml:space="preserve">Search terms: temperature thermal expansion linear</w:t>
+            </w:r>
           </w:p>
           <w:p>
             <w:pPr>
@@ -15638,7 +15636,7 @@
               <w:spacing w:after="10" w:before="0"/>
               <w:ind w:left="120"/>
             </w:pPr>
-            <w:hyperlink w:history="1" r:id="rIdv7tfmyqg-yave3zmvyhhm">
+            <w:hyperlink w:history="1" r:id="rIde-qi0jfdcmts0jcggcd4j">
               <w:r>
                 <w:rPr>
                   <w:rFonts w:ascii="Arial" w:cs="Arial" w:eastAsia="Arial" w:hAnsi="Arial"/>
@@ -15848,40 +15846,24 @@
             <w:pPr>
               <w:spacing w:after="20" w:before="0"/>
             </w:pPr>
-            <w:hyperlink w:history="1" r:id="rIdmhq_xhzbcfmfphnwank2c">
-              <w:r>
-                <w:rPr>
-                  <w:rFonts w:ascii="Arial" w:cs="Arial" w:eastAsia="Arial" w:hAnsi="Arial"/>
-                  <w:color w:val="2E75B6"/>
-                  <w:sz w:val="16"/>
-                  <w:szCs w:val="16"/>
-                  <w:u w:val="single" w:color="2E75B6"/>
-                </w:rPr>
-                <w:t xml:space="preserve">Factors affecting reaction rates</w:t>
-              </w:r>
-            </w:hyperlink>
+            <w:r>
+              <w:rPr>
+                <w:rFonts w:ascii="Arial" w:cs="Arial" w:eastAsia="Arial" w:hAnsi="Arial"/>
+                <w:i/>
+                <w:iCs/>
+                <w:color w:val="595959"/>
+                <w:sz w:val="16"/>
+                <w:szCs w:val="16"/>
+              </w:rPr>
+              <w:t xml:space="preserve">No closely matching video in the ARES library for this activity.</w:t>
+            </w:r>
           </w:p>
           <w:p>
             <w:pPr>
               <w:spacing w:after="10" w:before="0"/>
               <w:ind w:left="120"/>
             </w:pPr>
-            <w:r>
-              <w:rPr>
-                <w:rFonts w:ascii="Arial" w:cs="Arial" w:eastAsia="Arial" w:hAnsi="Arial"/>
-                <w:color w:val="595959"/>
-                <w:sz w:val="14"/>
-                <w:szCs w:val="14"/>
-              </w:rPr>
-              <w:t xml:space="preserve">Source: Khan Academy (English - US curriculum)</w:t>
-            </w:r>
-          </w:p>
-          <w:p>
-            <w:pPr>
-              <w:spacing w:after="10" w:before="0"/>
-              <w:ind w:left="120"/>
-            </w:pPr>
-            <w:hyperlink w:history="1" r:id="rIdubdvktcto_7im5pr1ksbw">
+            <w:hyperlink w:history="1" r:id="rIdvh8v-ujoyvdai7iojc5pq">
               <w:r>
                 <w:rPr>
                   <w:rFonts w:ascii="Arial" w:cs="Arial" w:eastAsia="Arial" w:hAnsi="Arial"/>
@@ -15890,9 +15872,24 @@
                   <w:szCs w:val="14"/>
                   <w:u w:val="single" w:color="595959"/>
                 </w:rPr>
-                <w:t xml:space="preserve">🔍 Search ARES for similar videos</w:t>
+                <w:t xml:space="preserve">🔍 Search ARES for videos</w:t>
               </w:r>
             </w:hyperlink>
+          </w:p>
+          <w:p>
+            <w:pPr>
+              <w:spacing w:after="10" w:before="0"/>
+              <w:ind w:left="120"/>
+            </w:pPr>
+            <w:r>
+              <w:rPr>
+                <w:rFonts w:ascii="Arial" w:cs="Arial" w:eastAsia="Arial" w:hAnsi="Arial"/>
+                <w:color w:val="595959"/>
+                <w:sz w:val="14"/>
+                <w:szCs w:val="14"/>
+              </w:rPr>
+              <w:t xml:space="preserve">Search terms: temperature thermal expansion linear</w:t>
+            </w:r>
           </w:p>
           <w:p>
             <w:pPr>
@@ -15943,7 +15940,7 @@
               <w:spacing w:after="10" w:before="0"/>
               <w:ind w:left="120"/>
             </w:pPr>
-            <w:hyperlink w:history="1" r:id="rIdl239_fxxlklmbcdnm2xhf">
+            <w:hyperlink w:history="1" r:id="rIdqzyyxsty2ogqdg4zmmlje">
               <w:r>
                 <w:rPr>
                   <w:rFonts w:ascii="Arial" w:cs="Arial" w:eastAsia="Arial" w:hAnsi="Arial"/>
@@ -16153,40 +16150,24 @@
             <w:pPr>
               <w:spacing w:after="20" w:before="0"/>
             </w:pPr>
-            <w:hyperlink w:history="1" r:id="rIdyejs4djh1duzbkb4jt2i9">
-              <w:r>
-                <w:rPr>
-                  <w:rFonts w:ascii="Arial" w:cs="Arial" w:eastAsia="Arial" w:hAnsi="Arial"/>
-                  <w:color w:val="2E75B6"/>
-                  <w:sz w:val="16"/>
-                  <w:szCs w:val="16"/>
-                  <w:u w:val="single" w:color="2E75B6"/>
-                </w:rPr>
-                <w:t xml:space="preserve">Factors affecting reaction rates</w:t>
-              </w:r>
-            </w:hyperlink>
+            <w:r>
+              <w:rPr>
+                <w:rFonts w:ascii="Arial" w:cs="Arial" w:eastAsia="Arial" w:hAnsi="Arial"/>
+                <w:i/>
+                <w:iCs/>
+                <w:color w:val="595959"/>
+                <w:sz w:val="16"/>
+                <w:szCs w:val="16"/>
+              </w:rPr>
+              <w:t xml:space="preserve">No closely matching video in the ARES library for this activity.</w:t>
+            </w:r>
           </w:p>
           <w:p>
             <w:pPr>
               <w:spacing w:after="10" w:before="0"/>
               <w:ind w:left="120"/>
             </w:pPr>
-            <w:r>
-              <w:rPr>
-                <w:rFonts w:ascii="Arial" w:cs="Arial" w:eastAsia="Arial" w:hAnsi="Arial"/>
-                <w:color w:val="595959"/>
-                <w:sz w:val="14"/>
-                <w:szCs w:val="14"/>
-              </w:rPr>
-              <w:t xml:space="preserve">Source: Khan Academy (English - US curriculum)</w:t>
-            </w:r>
-          </w:p>
-          <w:p>
-            <w:pPr>
-              <w:spacing w:after="10" w:before="0"/>
-              <w:ind w:left="120"/>
-            </w:pPr>
-            <w:hyperlink w:history="1" r:id="rIdiy8ohxo5-bhxbgxdzq5cz">
+            <w:hyperlink w:history="1" r:id="rIdhppzotx_pmie2bgl3fohs">
               <w:r>
                 <w:rPr>
                   <w:rFonts w:ascii="Arial" w:cs="Arial" w:eastAsia="Arial" w:hAnsi="Arial"/>
@@ -16195,9 +16176,24 @@
                   <w:szCs w:val="14"/>
                   <w:u w:val="single" w:color="595959"/>
                 </w:rPr>
-                <w:t xml:space="preserve">🔍 Search ARES for similar videos</w:t>
+                <w:t xml:space="preserve">🔍 Search ARES for videos</w:t>
               </w:r>
             </w:hyperlink>
+          </w:p>
+          <w:p>
+            <w:pPr>
+              <w:spacing w:after="10" w:before="0"/>
+              <w:ind w:left="120"/>
+            </w:pPr>
+            <w:r>
+              <w:rPr>
+                <w:rFonts w:ascii="Arial" w:cs="Arial" w:eastAsia="Arial" w:hAnsi="Arial"/>
+                <w:color w:val="595959"/>
+                <w:sz w:val="14"/>
+                <w:szCs w:val="14"/>
+              </w:rPr>
+              <w:t xml:space="preserve">Search terms: temperature thermal expansion linear</w:t>
+            </w:r>
           </w:p>
           <w:p>
             <w:pPr>
@@ -16248,7 +16244,7 @@
               <w:spacing w:after="10" w:before="0"/>
               <w:ind w:left="120"/>
             </w:pPr>
-            <w:hyperlink w:history="1" r:id="rIds6_3pouqbuvbjun1h3osg">
+            <w:hyperlink w:history="1" r:id="rIdbwu8-yzkgrabqjejqxt8f">
               <w:r>
                 <w:rPr>
                   <w:rFonts w:ascii="Arial" w:cs="Arial" w:eastAsia="Arial" w:hAnsi="Arial"/>
@@ -16458,40 +16454,24 @@
             <w:pPr>
               <w:spacing w:after="20" w:before="0"/>
             </w:pPr>
-            <w:hyperlink w:history="1" r:id="rIdkx8dtpigomb5ff8yvj0lz">
-              <w:r>
-                <w:rPr>
-                  <w:rFonts w:ascii="Arial" w:cs="Arial" w:eastAsia="Arial" w:hAnsi="Arial"/>
-                  <w:color w:val="2E75B6"/>
-                  <w:sz w:val="16"/>
-                  <w:szCs w:val="16"/>
-                  <w:u w:val="single" w:color="2E75B6"/>
-                </w:rPr>
-                <w:t xml:space="preserve">Factors affecting reaction rates</w:t>
-              </w:r>
-            </w:hyperlink>
+            <w:r>
+              <w:rPr>
+                <w:rFonts w:ascii="Arial" w:cs="Arial" w:eastAsia="Arial" w:hAnsi="Arial"/>
+                <w:i/>
+                <w:iCs/>
+                <w:color w:val="595959"/>
+                <w:sz w:val="16"/>
+                <w:szCs w:val="16"/>
+              </w:rPr>
+              <w:t xml:space="preserve">No closely matching video in the ARES library for this activity.</w:t>
+            </w:r>
           </w:p>
           <w:p>
             <w:pPr>
               <w:spacing w:after="10" w:before="0"/>
               <w:ind w:left="120"/>
             </w:pPr>
-            <w:r>
-              <w:rPr>
-                <w:rFonts w:ascii="Arial" w:cs="Arial" w:eastAsia="Arial" w:hAnsi="Arial"/>
-                <w:color w:val="595959"/>
-                <w:sz w:val="14"/>
-                <w:szCs w:val="14"/>
-              </w:rPr>
-              <w:t xml:space="preserve">Source: Khan Academy (English - US curriculum)</w:t>
-            </w:r>
-          </w:p>
-          <w:p>
-            <w:pPr>
-              <w:spacing w:after="10" w:before="0"/>
-              <w:ind w:left="120"/>
-            </w:pPr>
-            <w:hyperlink w:history="1" r:id="rIdz-ps2sedbvnckxatvi06p">
+            <w:hyperlink w:history="1" r:id="rIdqgaehwwzdhpmht95i8jj5">
               <w:r>
                 <w:rPr>
                   <w:rFonts w:ascii="Arial" w:cs="Arial" w:eastAsia="Arial" w:hAnsi="Arial"/>
@@ -16500,9 +16480,24 @@
                   <w:szCs w:val="14"/>
                   <w:u w:val="single" w:color="595959"/>
                 </w:rPr>
-                <w:t xml:space="preserve">🔍 Search ARES for similar videos</w:t>
+                <w:t xml:space="preserve">🔍 Search ARES for videos</w:t>
               </w:r>
             </w:hyperlink>
+          </w:p>
+          <w:p>
+            <w:pPr>
+              <w:spacing w:after="10" w:before="0"/>
+              <w:ind w:left="120"/>
+            </w:pPr>
+            <w:r>
+              <w:rPr>
+                <w:rFonts w:ascii="Arial" w:cs="Arial" w:eastAsia="Arial" w:hAnsi="Arial"/>
+                <w:color w:val="595959"/>
+                <w:sz w:val="14"/>
+                <w:szCs w:val="14"/>
+              </w:rPr>
+              <w:t xml:space="preserve">Search terms: temperature thermal expansion linear</w:t>
+            </w:r>
           </w:p>
           <w:p>
             <w:pPr>
@@ -16553,7 +16548,7 @@
               <w:spacing w:after="10" w:before="0"/>
               <w:ind w:left="120"/>
             </w:pPr>
-            <w:hyperlink w:history="1" r:id="rId9uab2l76wdf9cvlb1fmm9">
+            <w:hyperlink w:history="1" r:id="rIdimn1kyepvpqrfgd4z4u9b">
               <w:r>
                 <w:rPr>
                   <w:rFonts w:ascii="Arial" w:cs="Arial" w:eastAsia="Arial" w:hAnsi="Arial"/>
@@ -18055,7 +18050,7 @@
             <w:pPr>
               <w:spacing w:after="20" w:before="0"/>
             </w:pPr>
-            <w:hyperlink w:history="1" r:id="rIdvfb9lpppgbbzqni5kodif">
+            <w:hyperlink w:history="1" r:id="rIdul1hmb9r-kgri6lyrudhx">
               <w:r>
                 <w:rPr>
                   <w:rFonts w:ascii="Arial" w:cs="Arial" w:eastAsia="Arial" w:hAnsi="Arial"/>
@@ -18088,7 +18083,7 @@
               <w:spacing w:after="10" w:before="0"/>
               <w:ind w:left="120"/>
             </w:pPr>
-            <w:hyperlink w:history="1" r:id="rIdilg51wjs0b-klfrdbjwos">
+            <w:hyperlink w:history="1" r:id="rIdnc4ws_cqpwc-e9m7u4kya">
               <w:r>
                 <w:rPr>
                   <w:rFonts w:ascii="Arial" w:cs="Arial" w:eastAsia="Arial" w:hAnsi="Arial"/>
@@ -18133,7 +18128,7 @@
             <w:pPr>
               <w:spacing w:after="20" w:before="0"/>
             </w:pPr>
-            <w:hyperlink w:history="1" r:id="rIdnjvakqhihwpvjlgi9rryn">
+            <w:hyperlink w:history="1" r:id="rIdofr54oyao5ukxu2gi25zf">
               <w:r>
                 <w:rPr>
                   <w:rFonts w:ascii="Arial" w:cs="Arial" w:eastAsia="Arial" w:hAnsi="Arial"/>
@@ -18166,7 +18161,7 @@
               <w:spacing w:after="10" w:before="0"/>
               <w:ind w:left="120"/>
             </w:pPr>
-            <w:hyperlink w:history="1" r:id="rIdmlx_tjtm0vg5yzsjyamwq">
+            <w:hyperlink w:history="1" r:id="rIdkxwpuz6_84vikmxcfbya4">
               <w:r>
                 <w:rPr>
                   <w:rFonts w:ascii="Arial" w:cs="Arial" w:eastAsia="Arial" w:hAnsi="Arial"/>
@@ -18361,7 +18356,7 @@
             <w:pPr>
               <w:spacing w:after="20" w:before="0"/>
             </w:pPr>
-            <w:hyperlink w:history="1" r:id="rIdo9yvle1lttq7tje6waj0m">
+            <w:hyperlink w:history="1" r:id="rId3xd4s8okvt5jwmj46agxx">
               <w:r>
                 <w:rPr>
                   <w:rFonts w:ascii="Arial" w:cs="Arial" w:eastAsia="Arial" w:hAnsi="Arial"/>
@@ -18394,7 +18389,7 @@
               <w:spacing w:after="10" w:before="0"/>
               <w:ind w:left="120"/>
             </w:pPr>
-            <w:hyperlink w:history="1" r:id="rIdn07wibmomi20ss6hilz_5">
+            <w:hyperlink w:history="1" r:id="rIdxtzfwfzekxf3eyb2vd0p8">
               <w:r>
                 <w:rPr>
                   <w:rFonts w:ascii="Arial" w:cs="Arial" w:eastAsia="Arial" w:hAnsi="Arial"/>
@@ -18439,7 +18434,7 @@
             <w:pPr>
               <w:spacing w:after="20" w:before="0"/>
             </w:pPr>
-            <w:hyperlink w:history="1" r:id="rIdw3smvz_noujhput68wbcw">
+            <w:hyperlink w:history="1" r:id="rIdwmtnmcvvuy_weuqcz1118">
               <w:r>
                 <w:rPr>
                   <w:rFonts w:ascii="Arial" w:cs="Arial" w:eastAsia="Arial" w:hAnsi="Arial"/>
@@ -18472,7 +18467,7 @@
               <w:spacing w:after="10" w:before="0"/>
               <w:ind w:left="120"/>
             </w:pPr>
-            <w:hyperlink w:history="1" r:id="rIdpljyszw_hy6txsdkqyueu">
+            <w:hyperlink w:history="1" r:id="rIda-ks8wpznoorkbwspc6ly">
               <w:r>
                 <w:rPr>
                   <w:rFonts w:ascii="Arial" w:cs="Arial" w:eastAsia="Arial" w:hAnsi="Arial"/>
@@ -18667,7 +18662,7 @@
             <w:pPr>
               <w:spacing w:after="20" w:before="0"/>
             </w:pPr>
-            <w:hyperlink w:history="1" r:id="rIdmdjzpmf_pzbs-q4fnnbkp">
+            <w:hyperlink w:history="1" r:id="rIdtgbqp-uz9zz3e0dwozq14">
               <w:r>
                 <w:rPr>
                   <w:rFonts w:ascii="Arial" w:cs="Arial" w:eastAsia="Arial" w:hAnsi="Arial"/>
@@ -18700,7 +18695,7 @@
               <w:spacing w:after="10" w:before="0"/>
               <w:ind w:left="120"/>
             </w:pPr>
-            <w:hyperlink w:history="1" r:id="rIdhfowl6mkngsmuttcuxvhe">
+            <w:hyperlink w:history="1" r:id="rIdmqhb04e_urhq7yu1ikq-i">
               <w:r>
                 <w:rPr>
                   <w:rFonts w:ascii="Arial" w:cs="Arial" w:eastAsia="Arial" w:hAnsi="Arial"/>
@@ -18745,7 +18740,7 @@
             <w:pPr>
               <w:spacing w:after="20" w:before="0"/>
             </w:pPr>
-            <w:hyperlink w:history="1" r:id="rIdyxopbmdvhnxp4b7bbtw_-">
+            <w:hyperlink w:history="1" r:id="rId3ww4elv8vdtcoz2xm-amz">
               <w:r>
                 <w:rPr>
                   <w:rFonts w:ascii="Arial" w:cs="Arial" w:eastAsia="Arial" w:hAnsi="Arial"/>
@@ -18778,7 +18773,7 @@
               <w:spacing w:after="10" w:before="0"/>
               <w:ind w:left="120"/>
             </w:pPr>
-            <w:hyperlink w:history="1" r:id="rIdeh6g0sisucpuqh8ndcl_5">
+            <w:hyperlink w:history="1" r:id="rIdhaxspnohrx9aajngr1qbd">
               <w:r>
                 <w:rPr>
                   <w:rFonts w:ascii="Arial" w:cs="Arial" w:eastAsia="Arial" w:hAnsi="Arial"/>
@@ -18973,7 +18968,7 @@
             <w:pPr>
               <w:spacing w:after="20" w:before="0"/>
             </w:pPr>
-            <w:hyperlink w:history="1" r:id="rIdvtg9kxknnazj8g3ybmgag">
+            <w:hyperlink w:history="1" r:id="rIdljvds9igxcrbs4vdf9bss">
               <w:r>
                 <w:rPr>
                   <w:rFonts w:ascii="Arial" w:cs="Arial" w:eastAsia="Arial" w:hAnsi="Arial"/>
@@ -19006,7 +19001,7 @@
               <w:spacing w:after="10" w:before="0"/>
               <w:ind w:left="120"/>
             </w:pPr>
-            <w:hyperlink w:history="1" r:id="rId2njn1uy8u77fve9c5naz2">
+            <w:hyperlink w:history="1" r:id="rId9mk4fwjh9zjs7seelp3w7">
               <w:r>
                 <w:rPr>
                   <w:rFonts w:ascii="Arial" w:cs="Arial" w:eastAsia="Arial" w:hAnsi="Arial"/>
@@ -19051,7 +19046,7 @@
             <w:pPr>
               <w:spacing w:after="20" w:before="0"/>
             </w:pPr>
-            <w:hyperlink w:history="1" r:id="rId_ap7p2hgwgyfgrcxdxxq9">
+            <w:hyperlink w:history="1" r:id="rIddab0jrltkxkgdbk7utr3z">
               <w:r>
                 <w:rPr>
                   <w:rFonts w:ascii="Arial" w:cs="Arial" w:eastAsia="Arial" w:hAnsi="Arial"/>
@@ -19084,7 +19079,7 @@
               <w:spacing w:after="10" w:before="0"/>
               <w:ind w:left="120"/>
             </w:pPr>
-            <w:hyperlink w:history="1" r:id="rIdccstduzigerhwfwlzw_nh">
+            <w:hyperlink w:history="1" r:id="rIdjghzcwxqfxi00cwerrood">
               <w:r>
                 <w:rPr>
                   <w:rFonts w:ascii="Arial" w:cs="Arial" w:eastAsia="Arial" w:hAnsi="Arial"/>
@@ -19279,7 +19274,7 @@
             <w:pPr>
               <w:spacing w:after="20" w:before="0"/>
             </w:pPr>
-            <w:hyperlink w:history="1" r:id="rIdb3ltqyanlwbgrna9a2lpy">
+            <w:hyperlink w:history="1" r:id="rIdvks-vulhcmaevu9pjsfn7">
               <w:r>
                 <w:rPr>
                   <w:rFonts w:ascii="Arial" w:cs="Arial" w:eastAsia="Arial" w:hAnsi="Arial"/>
@@ -19312,7 +19307,7 @@
               <w:spacing w:after="10" w:before="0"/>
               <w:ind w:left="120"/>
             </w:pPr>
-            <w:hyperlink w:history="1" r:id="rIdwk7vxenbgavjruq8jb1tf">
+            <w:hyperlink w:history="1" r:id="rId5tmthstmbxveduqv_tzlp">
               <w:r>
                 <w:rPr>
                   <w:rFonts w:ascii="Arial" w:cs="Arial" w:eastAsia="Arial" w:hAnsi="Arial"/>
@@ -19357,7 +19352,7 @@
             <w:pPr>
               <w:spacing w:after="20" w:before="0"/>
             </w:pPr>
-            <w:hyperlink w:history="1" r:id="rIdpmx99qklqiszcpajfmt4r">
+            <w:hyperlink w:history="1" r:id="rId2u4g5ew_g2jegzp4c1hdh">
               <w:r>
                 <w:rPr>
                   <w:rFonts w:ascii="Arial" w:cs="Arial" w:eastAsia="Arial" w:hAnsi="Arial"/>
@@ -19390,7 +19385,7 @@
               <w:spacing w:after="10" w:before="0"/>
               <w:ind w:left="120"/>
             </w:pPr>
-            <w:hyperlink w:history="1" r:id="rIdeppyjk_uuahgn0nmk-0nw">
+            <w:hyperlink w:history="1" r:id="rIdavg2ao9xc1xdevpqteczd">
               <w:r>
                 <w:rPr>
                   <w:rFonts w:ascii="Arial" w:cs="Arial" w:eastAsia="Arial" w:hAnsi="Arial"/>

--- a/data/outputs/v2/Physics/SS1.3_Temperature_and_Thermal_Expansion/Physics_Temperature_and_Thermal_Expansion_CBE_LessonSequence.docx
+++ b/data/outputs/v2/Physics/SS1.3_Temperature_and_Thermal_Expansion/Physics_Temperature_and_Thermal_Expansion_CBE_LessonSequence.docx
@@ -42,6 +42,177 @@
     </w:p>
     <w:p>
       <w:pPr>
+        <w:spacing w:after="80" w:before="120"/>
+      </w:pPr>
+      <w:r>
+        <w:rPr>
+          <w:rFonts w:ascii="Arial" w:cs="Arial" w:eastAsia="Arial" w:hAnsi="Arial"/>
+          <w:b/>
+          <w:bCs/>
+          <w:color w:val="1F3864"/>
+          <w:sz w:val="20"/>
+          <w:szCs w:val="20"/>
+        </w:rPr>
+        <w:t xml:space="preserve">ATTRIBUTION AND LICENSING</w:t>
+      </w:r>
+    </w:p>
+    <w:p>
+      <w:pPr>
+        <w:spacing w:after="60" w:before="0"/>
+      </w:pPr>
+      <w:r>
+        <w:rPr>
+          <w:rFonts w:ascii="Arial" w:cs="Arial" w:eastAsia="Arial" w:hAnsi="Arial"/>
+          <w:b/>
+          <w:bCs/>
+          <w:sz w:val="17"/>
+          <w:szCs w:val="17"/>
+        </w:rPr>
+        <w:t xml:space="preserve">Curriculum Alignment: </w:t>
+      </w:r>
+      <w:r>
+        <w:rPr>
+          <w:rFonts w:ascii="Arial" w:cs="Arial" w:eastAsia="Arial" w:hAnsi="Arial"/>
+          <w:sz w:val="17"/>
+          <w:szCs w:val="17"/>
+        </w:rPr>
+        <w:t xml:space="preserve">Structured in pedagogical alignment with the competence-based curriculum format and learning outcomes established by the Kenya Institute of Curriculum Development (KICD). This material is independently developed and is not officially endorsed or published by KICD.</w:t>
+      </w:r>
+    </w:p>
+    <w:p>
+      <w:pPr>
+        <w:spacing w:after="60" w:before="0"/>
+      </w:pPr>
+      <w:r>
+        <w:rPr>
+          <w:rFonts w:ascii="Arial" w:cs="Arial" w:eastAsia="Arial" w:hAnsi="Arial"/>
+          <w:b/>
+          <w:bCs/>
+          <w:sz w:val="17"/>
+          <w:szCs w:val="17"/>
+        </w:rPr>
+        <w:t xml:space="preserve">Content &amp; Pedagogy: </w:t>
+      </w:r>
+      <w:r>
+        <w:rPr>
+          <w:rFonts w:ascii="Arial" w:cs="Arial" w:eastAsia="Arial" w:hAnsi="Arial"/>
+          <w:sz w:val="17"/>
+          <w:szCs w:val="17"/>
+        </w:rPr>
+        <w:t xml:space="preserve">Developed and adapted by the educator team at SeaVuria (registered 501(c)(3) in the United States and registered NGO in Kenya, No. 872-850A-BF11), who designed the pedagogical framework, lesson templates and exemplar lessons on which this material is based.</w:t>
+      </w:r>
+    </w:p>
+    <w:p>
+      <w:pPr>
+        <w:spacing w:after="60" w:before="0"/>
+      </w:pPr>
+      <w:r>
+        <w:rPr>
+          <w:rFonts w:ascii="Arial" w:cs="Arial" w:eastAsia="Arial" w:hAnsi="Arial"/>
+          <w:b/>
+          <w:bCs/>
+          <w:sz w:val="17"/>
+          <w:szCs w:val="17"/>
+        </w:rPr>
+        <w:t xml:space="preserve">Production &amp; Layout: </w:t>
+      </w:r>
+      <w:r>
+        <w:rPr>
+          <w:rFonts w:ascii="Arial" w:cs="Arial" w:eastAsia="Arial" w:hAnsi="Arial"/>
+          <w:sz w:val="17"/>
+          <w:szCs w:val="17"/>
+        </w:rPr>
+        <w:t xml:space="preserve">Educational design and curriculum sequencing by SeaVuria. Technical layout, structural formatting, and digital optimization/implementation executed in partnership with ARES Education (registered 501(c)(3) in the United States and Canada (as Afretech Aid) and registered NGO in Kenya), with lesson drafting and compilation assisted by AI (Claude, Anthropic).</w:t>
+      </w:r>
+    </w:p>
+    <w:p>
+      <w:pPr>
+        <w:pBdr>
+          <w:bottom w:val="single" w:color="1F3864" w:sz="6" w:space="6"/>
+        </w:pBdr>
+        <w:spacing w:after="60" w:before="0"/>
+      </w:pPr>
+      <w:r>
+        <w:rPr>
+          <w:rFonts w:ascii="Arial" w:cs="Arial" w:eastAsia="Arial" w:hAnsi="Arial"/>
+          <w:b/>
+          <w:bCs/>
+          <w:sz w:val="17"/>
+          <w:szCs w:val="17"/>
+        </w:rPr>
+        <w:t xml:space="preserve">Licensing &amp; Copyright: </w:t>
+      </w:r>
+      <w:r>
+        <w:rPr>
+          <w:rFonts w:ascii="Arial" w:cs="Arial" w:eastAsia="Arial" w:hAnsi="Arial"/>
+          <w:sz w:val="17"/>
+          <w:szCs w:val="17"/>
+        </w:rPr>
+        <w:t xml:space="preserve">© 2026 SeaVuria and ARES. This work is licensed under a </w:t>
+      </w:r>
+      <w:hyperlink w:history="1" r:id="rIdp6ot34-u58nk5ual123bx">
+        <w:r>
+          <w:rPr>
+            <w:rFonts w:ascii="Arial" w:cs="Arial" w:eastAsia="Arial" w:hAnsi="Arial"/>
+            <w:color w:val="1F6B75"/>
+            <w:sz w:val="17"/>
+            <w:szCs w:val="17"/>
+            <w:u w:val="single" w:color="1F6B75"/>
+          </w:rPr>
+          <w:t xml:space="preserve">Creative Commons Attribution-NonCommercial 4.0 International License</w:t>
+        </w:r>
+      </w:hyperlink>
+      <w:r>
+        <w:rPr>
+          <w:rFonts w:ascii="Arial" w:cs="Arial" w:eastAsia="Arial" w:hAnsi="Arial"/>
+          <w:sz w:val="17"/>
+          <w:szCs w:val="17"/>
+        </w:rPr>
+        <w:t xml:space="preserve"> (</w:t>
+      </w:r>
+      <w:hyperlink w:history="1" r:id="rIddfz67cmoahj6c38cknyxh">
+        <w:r>
+          <w:rPr>
+            <w:rFonts w:ascii="Arial" w:cs="Arial" w:eastAsia="Arial" w:hAnsi="Arial"/>
+            <w:color w:val="1F6B75"/>
+            <w:sz w:val="17"/>
+            <w:szCs w:val="17"/>
+            <w:u w:val="single" w:color="1F6B75"/>
+          </w:rPr>
+          <w:t xml:space="preserve">CC BY-NC 4.0</w:t>
+        </w:r>
+      </w:hyperlink>
+      <w:r>
+        <w:rPr>
+          <w:rFonts w:ascii="Arial" w:cs="Arial" w:eastAsia="Arial" w:hAnsi="Arial"/>
+          <w:sz w:val="17"/>
+          <w:szCs w:val="17"/>
+        </w:rPr>
+        <w:t xml:space="preserve">). To view a copy of this license, visit </w:t>
+      </w:r>
+      <w:hyperlink w:history="1" r:id="rIdgdylaclfobrfojtdmhn8t">
+        <w:r>
+          <w:rPr>
+            <w:rFonts w:ascii="Arial" w:cs="Arial" w:eastAsia="Arial" w:hAnsi="Arial"/>
+            <w:color w:val="1F6B75"/>
+            <w:sz w:val="17"/>
+            <w:szCs w:val="17"/>
+            <w:u w:val="single" w:color="1F6B75"/>
+          </w:rPr>
+          <w:t xml:space="preserve">https://creativecommons.org/licenses/by-nc/4.0/</w:t>
+        </w:r>
+      </w:hyperlink>
+      <w:r>
+        <w:rPr>
+          <w:rFonts w:ascii="Arial" w:cs="Arial" w:eastAsia="Arial" w:hAnsi="Arial"/>
+          <w:sz w:val="17"/>
+          <w:szCs w:val="17"/>
+        </w:rPr>
+        <w:t xml:space="preserve">. You are free to copy, redistribute, and adapt this material in any medium or format, provided appropriate credit is given and the material is not used for commercial purposes. KICD learning outcomes and curriculum designations reproduced here for alignment purposes remain the property of KICD and are not covered by this license. Linked external resources (e.g. CK-12, Khan Academy, PhET) are subject to their own licenses.</w:t>
+      </w:r>
+    </w:p>
+    <w:p>
+      <w:pPr>
         <w:spacing w:after="120"/>
       </w:pPr>
       <w:r>
@@ -3266,7 +3437,7 @@
             <w:pPr>
               <w:spacing w:after="20" w:before="0"/>
             </w:pPr>
-            <w:hyperlink w:history="1" r:id="rId4u3gbrtdrvajyeih8dikk">
+            <w:hyperlink w:history="1" r:id="rIdwxcq4eczifcakmfkbizf0">
               <w:r>
                 <w:rPr>
                   <w:rFonts w:ascii="Arial" w:cs="Arial" w:eastAsia="Arial" w:hAnsi="Arial"/>
@@ -3299,7 +3470,7 @@
               <w:spacing w:after="10" w:before="0"/>
               <w:ind w:left="120"/>
             </w:pPr>
-            <w:hyperlink w:history="1" r:id="rId4yqdz789spx95esw3woxd">
+            <w:hyperlink w:history="1" r:id="rIdhjtlo7n2_xfwpjwswrcnk">
               <w:r>
                 <w:rPr>
                   <w:rFonts w:ascii="Arial" w:cs="Arial" w:eastAsia="Arial" w:hAnsi="Arial"/>
@@ -3344,7 +3515,7 @@
             <w:pPr>
               <w:spacing w:after="20" w:before="0"/>
             </w:pPr>
-            <w:hyperlink w:history="1" r:id="rIds4rqlswfu3ojd48k7k822">
+            <w:hyperlink w:history="1" r:id="rIdu6s6ty1xutc1pib24kzdu">
               <w:r>
                 <w:rPr>
                   <w:rFonts w:ascii="Arial" w:cs="Arial" w:eastAsia="Arial" w:hAnsi="Arial"/>
@@ -3377,7 +3548,7 @@
               <w:spacing w:after="10" w:before="0"/>
               <w:ind w:left="120"/>
             </w:pPr>
-            <w:hyperlink w:history="1" r:id="rId0fr-pfldofm5ae15brmav">
+            <w:hyperlink w:history="1" r:id="rIdvrkfv4d1fwq4xq-z8kypv">
               <w:r>
                 <w:rPr>
                   <w:rFonts w:ascii="Arial" w:cs="Arial" w:eastAsia="Arial" w:hAnsi="Arial"/>
@@ -3724,7 +3895,7 @@
             <w:pPr>
               <w:spacing w:after="20" w:before="0"/>
             </w:pPr>
-            <w:hyperlink w:history="1" r:id="rIdg7r4ukk0cpkedrd-q3okl">
+            <w:hyperlink w:history="1" r:id="rId5dmcgtkcfymym0hklierx">
               <w:r>
                 <w:rPr>
                   <w:rFonts w:ascii="Arial" w:cs="Arial" w:eastAsia="Arial" w:hAnsi="Arial"/>
@@ -3757,7 +3928,7 @@
               <w:spacing w:after="10" w:before="0"/>
               <w:ind w:left="120"/>
             </w:pPr>
-            <w:hyperlink w:history="1" r:id="rIdf1fba2xvd8gplcw01jqsc">
+            <w:hyperlink w:history="1" r:id="rIdcaegtujhs78l-zwq_yfk8">
               <w:r>
                 <w:rPr>
                   <w:rFonts w:ascii="Arial" w:cs="Arial" w:eastAsia="Arial" w:hAnsi="Arial"/>
@@ -3802,7 +3973,7 @@
             <w:pPr>
               <w:spacing w:after="20" w:before="0"/>
             </w:pPr>
-            <w:hyperlink w:history="1" r:id="rIdd6px7pw8uefb1uvs57mjb">
+            <w:hyperlink w:history="1" r:id="rId_6mw2jbqgduoiu05pyljs">
               <w:r>
                 <w:rPr>
                   <w:rFonts w:ascii="Arial" w:cs="Arial" w:eastAsia="Arial" w:hAnsi="Arial"/>
@@ -3835,7 +4006,7 @@
               <w:spacing w:after="10" w:before="0"/>
               <w:ind w:left="120"/>
             </w:pPr>
-            <w:hyperlink w:history="1" r:id="rId5nghwta9wioeu8a2phjbg">
+            <w:hyperlink w:history="1" r:id="rIdkkmippg_68_bukcerny2k">
               <w:r>
                 <w:rPr>
                   <w:rFonts w:ascii="Arial" w:cs="Arial" w:eastAsia="Arial" w:hAnsi="Arial"/>
@@ -4144,7 +4315,7 @@
             <w:pPr>
               <w:spacing w:after="20" w:before="0"/>
             </w:pPr>
-            <w:hyperlink w:history="1" r:id="rIdnuhdbesbtbxdkfid8xtfz">
+            <w:hyperlink w:history="1" r:id="rIddlh-sbk_q7flp4j7iu3zo">
               <w:r>
                 <w:rPr>
                   <w:rFonts w:ascii="Arial" w:cs="Arial" w:eastAsia="Arial" w:hAnsi="Arial"/>
@@ -4177,7 +4348,7 @@
               <w:spacing w:after="10" w:before="0"/>
               <w:ind w:left="120"/>
             </w:pPr>
-            <w:hyperlink w:history="1" r:id="rIdzjfun6idnymdwzj7vasp2">
+            <w:hyperlink w:history="1" r:id="rIdgzit65u4c3xfojwmmmvun">
               <w:r>
                 <w:rPr>
                   <w:rFonts w:ascii="Arial" w:cs="Arial" w:eastAsia="Arial" w:hAnsi="Arial"/>
@@ -4222,7 +4393,7 @@
             <w:pPr>
               <w:spacing w:after="20" w:before="0"/>
             </w:pPr>
-            <w:hyperlink w:history="1" r:id="rIdpu6zuv-klefkod59kelzs">
+            <w:hyperlink w:history="1" r:id="rIdazvfm8oollddvbfuocnud">
               <w:r>
                 <w:rPr>
                   <w:rFonts w:ascii="Arial" w:cs="Arial" w:eastAsia="Arial" w:hAnsi="Arial"/>
@@ -4255,7 +4426,7 @@
               <w:spacing w:after="10" w:before="0"/>
               <w:ind w:left="120"/>
             </w:pPr>
-            <w:hyperlink w:history="1" r:id="rIdq65rg0fwfhgizh-yukp5r">
+            <w:hyperlink w:history="1" r:id="rIdhbyp1g2tgxvuf5r03mv5w">
               <w:r>
                 <w:rPr>
                   <w:rFonts w:ascii="Arial" w:cs="Arial" w:eastAsia="Arial" w:hAnsi="Arial"/>
@@ -4564,7 +4735,7 @@
             <w:pPr>
               <w:spacing w:after="20" w:before="0"/>
             </w:pPr>
-            <w:hyperlink w:history="1" r:id="rIdw_y0lovocmnq0mhdvntxe">
+            <w:hyperlink w:history="1" r:id="rIdxjciel2xwlq6aroppfa-p">
               <w:r>
                 <w:rPr>
                   <w:rFonts w:ascii="Arial" w:cs="Arial" w:eastAsia="Arial" w:hAnsi="Arial"/>
@@ -4597,7 +4768,7 @@
               <w:spacing w:after="10" w:before="0"/>
               <w:ind w:left="120"/>
             </w:pPr>
-            <w:hyperlink w:history="1" r:id="rIdtzcgbsixibsgtze_nbwq2">
+            <w:hyperlink w:history="1" r:id="rIdcyo2-j3cexddgld8p_bak">
               <w:r>
                 <w:rPr>
                   <w:rFonts w:ascii="Arial" w:cs="Arial" w:eastAsia="Arial" w:hAnsi="Arial"/>
@@ -4642,7 +4813,7 @@
             <w:pPr>
               <w:spacing w:after="20" w:before="0"/>
             </w:pPr>
-            <w:hyperlink w:history="1" r:id="rId18ojhbqqvaadt6grc7v-z">
+            <w:hyperlink w:history="1" r:id="rIda7ncc6q4hvi-1fzeigb00">
               <w:r>
                 <w:rPr>
                   <w:rFonts w:ascii="Arial" w:cs="Arial" w:eastAsia="Arial" w:hAnsi="Arial"/>
@@ -4675,7 +4846,7 @@
               <w:spacing w:after="10" w:before="0"/>
               <w:ind w:left="120"/>
             </w:pPr>
-            <w:hyperlink w:history="1" r:id="rId-ptsw9hju6zvjqwfadkrw">
+            <w:hyperlink w:history="1" r:id="rIdsa7agzk5lqvwcc0sqd7kj">
               <w:r>
                 <w:rPr>
                   <w:rFonts w:ascii="Arial" w:cs="Arial" w:eastAsia="Arial" w:hAnsi="Arial"/>
@@ -4984,7 +5155,7 @@
             <w:pPr>
               <w:spacing w:after="20" w:before="0"/>
             </w:pPr>
-            <w:hyperlink w:history="1" r:id="rIdqsvvhyz3eswju8tgwwm4o">
+            <w:hyperlink w:history="1" r:id="rIdvwfjmhlhzrq1efdgstc9n">
               <w:r>
                 <w:rPr>
                   <w:rFonts w:ascii="Arial" w:cs="Arial" w:eastAsia="Arial" w:hAnsi="Arial"/>
@@ -5017,7 +5188,7 @@
               <w:spacing w:after="10" w:before="0"/>
               <w:ind w:left="120"/>
             </w:pPr>
-            <w:hyperlink w:history="1" r:id="rIdv3yktbdh86gna6asjdbpy">
+            <w:hyperlink w:history="1" r:id="rIdcie7jrd5-ntsh7zqjtezj">
               <w:r>
                 <w:rPr>
                   <w:rFonts w:ascii="Arial" w:cs="Arial" w:eastAsia="Arial" w:hAnsi="Arial"/>
@@ -5062,7 +5233,7 @@
             <w:pPr>
               <w:spacing w:after="20" w:before="0"/>
             </w:pPr>
-            <w:hyperlink w:history="1" r:id="rIdozi_klq1fmgse06eyhcke">
+            <w:hyperlink w:history="1" r:id="rIdv50ffphdx6hkmi0rogtrg">
               <w:r>
                 <w:rPr>
                   <w:rFonts w:ascii="Arial" w:cs="Arial" w:eastAsia="Arial" w:hAnsi="Arial"/>
@@ -5095,7 +5266,7 @@
               <w:spacing w:after="10" w:before="0"/>
               <w:ind w:left="120"/>
             </w:pPr>
-            <w:hyperlink w:history="1" r:id="rIdo6hc82rjeh22vjb9pqxqt">
+            <w:hyperlink w:history="1" r:id="rId1xnyrdadwpygw8blx8kon">
               <w:r>
                 <w:rPr>
                   <w:rFonts w:ascii="Arial" w:cs="Arial" w:eastAsia="Arial" w:hAnsi="Arial"/>
@@ -5667,6 +5838,65 @@
         </w:tc>
       </w:tr>
     </w:tbl>
+    <w:p>
+      <w:pPr>
+        <w:pBdr>
+          <w:top w:val="single" w:color="BBBBBB" w:sz="4" w:space="4"/>
+        </w:pBdr>
+        <w:spacing w:after="0" w:before="160"/>
+      </w:pPr>
+      <w:r>
+        <w:rPr>
+          <w:rFonts w:ascii="Arial" w:cs="Arial" w:eastAsia="Arial" w:hAnsi="Arial"/>
+          <w:color w:val="666666"/>
+          <w:sz w:val="14"/>
+          <w:szCs w:val="14"/>
+        </w:rPr>
+        <w:t xml:space="preserve">© 2026 SeaVuria and ARES. Aligned with KICD objectives. Developed by SeaVuria; technical implementation by ARES (with AI assistance from Claude). Licensed under </w:t>
+      </w:r>
+      <w:hyperlink w:history="1" r:id="rIdhgsdg_cqnpnfzuja567pq">
+        <w:r>
+          <w:rPr>
+            <w:rFonts w:ascii="Arial" w:cs="Arial" w:eastAsia="Arial" w:hAnsi="Arial"/>
+            <w:color w:val="1F6B75"/>
+            <w:sz w:val="14"/>
+            <w:szCs w:val="14"/>
+            <w:u w:val="single" w:color="1F6B75"/>
+          </w:rPr>
+          <w:t xml:space="preserve">CC BY-NC 4.0</w:t>
+        </w:r>
+      </w:hyperlink>
+      <w:r>
+        <w:rPr>
+          <w:rFonts w:ascii="Arial" w:cs="Arial" w:eastAsia="Arial" w:hAnsi="Arial"/>
+          <w:color w:val="666666"/>
+          <w:sz w:val="14"/>
+          <w:szCs w:val="14"/>
+        </w:rPr>
+        <w:t xml:space="preserve"> (</w:t>
+      </w:r>
+      <w:hyperlink w:history="1" r:id="rIdz0aibjdplwd86ih1lxlww">
+        <w:r>
+          <w:rPr>
+            <w:rFonts w:ascii="Arial" w:cs="Arial" w:eastAsia="Arial" w:hAnsi="Arial"/>
+            <w:color w:val="1F6B75"/>
+            <w:sz w:val="14"/>
+            <w:szCs w:val="14"/>
+            <w:u w:val="single" w:color="1F6B75"/>
+          </w:rPr>
+          <w:t xml:space="preserve">https://creativecommons.org/licenses/by-nc/4.0/</w:t>
+        </w:r>
+      </w:hyperlink>
+      <w:r>
+        <w:rPr>
+          <w:rFonts w:ascii="Arial" w:cs="Arial" w:eastAsia="Arial" w:hAnsi="Arial"/>
+          <w:color w:val="666666"/>
+          <w:sz w:val="14"/>
+          <w:szCs w:val="14"/>
+        </w:rPr>
+        <w:t xml:space="preserve">).</w:t>
+      </w:r>
+    </w:p>
     <w:p>
       <w:r>
         <w:br w:type="page"/>
@@ -6658,7 +6888,7 @@
             <w:pPr>
               <w:spacing w:after="20" w:before="0"/>
             </w:pPr>
-            <w:hyperlink w:history="1" r:id="rIddnfhowwdb5ptyuz0tvu9v">
+            <w:hyperlink w:history="1" r:id="rIdf6z_iwpndsljtcbs8ltx5">
               <w:r>
                 <w:rPr>
                   <w:rFonts w:ascii="Arial" w:cs="Arial" w:eastAsia="Arial" w:hAnsi="Arial"/>
@@ -6691,7 +6921,7 @@
               <w:spacing w:after="10" w:before="0"/>
               <w:ind w:left="120"/>
             </w:pPr>
-            <w:hyperlink w:history="1" r:id="rIdz6vj9mjdb0bni5ooe2vtz">
+            <w:hyperlink w:history="1" r:id="rId0boqo0qvm4fguieu7ycew">
               <w:r>
                 <w:rPr>
                   <w:rFonts w:ascii="Arial" w:cs="Arial" w:eastAsia="Arial" w:hAnsi="Arial"/>
@@ -6736,7 +6966,7 @@
             <w:pPr>
               <w:spacing w:after="20" w:before="0"/>
             </w:pPr>
-            <w:hyperlink w:history="1" r:id="rId0wsvoqkbhq9nhnqtz15yb">
+            <w:hyperlink w:history="1" r:id="rIdvvkd_iyxic34whf_jbl2q">
               <w:r>
                 <w:rPr>
                   <w:rFonts w:ascii="Arial" w:cs="Arial" w:eastAsia="Arial" w:hAnsi="Arial"/>
@@ -6769,7 +6999,7 @@
               <w:spacing w:after="10" w:before="0"/>
               <w:ind w:left="120"/>
             </w:pPr>
-            <w:hyperlink w:history="1" r:id="rIdxazs-eopm6nlv4_7ot9zw">
+            <w:hyperlink w:history="1" r:id="rIdlpmsb9fa4yoddjeu2pste">
               <w:r>
                 <w:rPr>
                   <w:rFonts w:ascii="Arial" w:cs="Arial" w:eastAsia="Arial" w:hAnsi="Arial"/>
@@ -6964,7 +7194,7 @@
             <w:pPr>
               <w:spacing w:after="20" w:before="0"/>
             </w:pPr>
-            <w:hyperlink w:history="1" r:id="rIdaetixxby1mpwxdfcpddn8">
+            <w:hyperlink w:history="1" r:id="rIdmbrtozxifygp9ygxvmtn3">
               <w:r>
                 <w:rPr>
                   <w:rFonts w:ascii="Arial" w:cs="Arial" w:eastAsia="Arial" w:hAnsi="Arial"/>
@@ -6997,7 +7227,7 @@
               <w:spacing w:after="10" w:before="0"/>
               <w:ind w:left="120"/>
             </w:pPr>
-            <w:hyperlink w:history="1" r:id="rIdhivmukji9deimyf6plwy8">
+            <w:hyperlink w:history="1" r:id="rIdvrjavzqimaan2shlb64nr">
               <w:r>
                 <w:rPr>
                   <w:rFonts w:ascii="Arial" w:cs="Arial" w:eastAsia="Arial" w:hAnsi="Arial"/>
@@ -7042,7 +7272,7 @@
             <w:pPr>
               <w:spacing w:after="20" w:before="0"/>
             </w:pPr>
-            <w:hyperlink w:history="1" r:id="rId8edc9w0srb_y0ri7tgggu">
+            <w:hyperlink w:history="1" r:id="rIdcepflawthiolx00uc76wq">
               <w:r>
                 <w:rPr>
                   <w:rFonts w:ascii="Arial" w:cs="Arial" w:eastAsia="Arial" w:hAnsi="Arial"/>
@@ -7075,7 +7305,7 @@
               <w:spacing w:after="10" w:before="0"/>
               <w:ind w:left="120"/>
             </w:pPr>
-            <w:hyperlink w:history="1" r:id="rId6kvlxv-4tp8vme8tqhcx_">
+            <w:hyperlink w:history="1" r:id="rIdib0ii6rya-xftk8c4bnsk">
               <w:r>
                 <w:rPr>
                   <w:rFonts w:ascii="Arial" w:cs="Arial" w:eastAsia="Arial" w:hAnsi="Arial"/>
@@ -7270,7 +7500,7 @@
             <w:pPr>
               <w:spacing w:after="20" w:before="0"/>
             </w:pPr>
-            <w:hyperlink w:history="1" r:id="rId1re5kjy6ldyt55pepta_c">
+            <w:hyperlink w:history="1" r:id="rIdylgas8apcufcs8cdt9lx8">
               <w:r>
                 <w:rPr>
                   <w:rFonts w:ascii="Arial" w:cs="Arial" w:eastAsia="Arial" w:hAnsi="Arial"/>
@@ -7303,7 +7533,7 @@
               <w:spacing w:after="10" w:before="0"/>
               <w:ind w:left="120"/>
             </w:pPr>
-            <w:hyperlink w:history="1" r:id="rId1767qvzlbfmehzeqsberb">
+            <w:hyperlink w:history="1" r:id="rIdwvzkfvzgkethktowcdjis">
               <w:r>
                 <w:rPr>
                   <w:rFonts w:ascii="Arial" w:cs="Arial" w:eastAsia="Arial" w:hAnsi="Arial"/>
@@ -7348,7 +7578,7 @@
             <w:pPr>
               <w:spacing w:after="20" w:before="0"/>
             </w:pPr>
-            <w:hyperlink w:history="1" r:id="rIdatxnl9sz_kpo5zaig3lb8">
+            <w:hyperlink w:history="1" r:id="rIdvbytqvnud_ctqtvpga-pe">
               <w:r>
                 <w:rPr>
                   <w:rFonts w:ascii="Arial" w:cs="Arial" w:eastAsia="Arial" w:hAnsi="Arial"/>
@@ -7381,7 +7611,7 @@
               <w:spacing w:after="10" w:before="0"/>
               <w:ind w:left="120"/>
             </w:pPr>
-            <w:hyperlink w:history="1" r:id="rIdxwnpvajjb6bskjg5x2888">
+            <w:hyperlink w:history="1" r:id="rId24pnlayuwvqw4ixgx7zdm">
               <w:r>
                 <w:rPr>
                   <w:rFonts w:ascii="Arial" w:cs="Arial" w:eastAsia="Arial" w:hAnsi="Arial"/>
@@ -7576,7 +7806,7 @@
             <w:pPr>
               <w:spacing w:after="20" w:before="0"/>
             </w:pPr>
-            <w:hyperlink w:history="1" r:id="rIdyq7lotxxz7ebnw1ndjbal">
+            <w:hyperlink w:history="1" r:id="rIdsixlfncx0ylt4cdm-9rmw">
               <w:r>
                 <w:rPr>
                   <w:rFonts w:ascii="Arial" w:cs="Arial" w:eastAsia="Arial" w:hAnsi="Arial"/>
@@ -7609,7 +7839,7 @@
               <w:spacing w:after="10" w:before="0"/>
               <w:ind w:left="120"/>
             </w:pPr>
-            <w:hyperlink w:history="1" r:id="rIdsti3u8kodqd26hjpwkl_e">
+            <w:hyperlink w:history="1" r:id="rIdhpdo14c1yse04qjbvoptf">
               <w:r>
                 <w:rPr>
                   <w:rFonts w:ascii="Arial" w:cs="Arial" w:eastAsia="Arial" w:hAnsi="Arial"/>
@@ -7654,7 +7884,7 @@
             <w:pPr>
               <w:spacing w:after="20" w:before="0"/>
             </w:pPr>
-            <w:hyperlink w:history="1" r:id="rIdkxvtlnjmd_cm4ac76vyag">
+            <w:hyperlink w:history="1" r:id="rIdqxtxyqq5zu4jppf0ibow7">
               <w:r>
                 <w:rPr>
                   <w:rFonts w:ascii="Arial" w:cs="Arial" w:eastAsia="Arial" w:hAnsi="Arial"/>
@@ -7687,7 +7917,7 @@
               <w:spacing w:after="10" w:before="0"/>
               <w:ind w:left="120"/>
             </w:pPr>
-            <w:hyperlink w:history="1" r:id="rIddurmq1j2zj5m7hrtdaco7">
+            <w:hyperlink w:history="1" r:id="rIdmoya73q6duajaji75etd-">
               <w:r>
                 <w:rPr>
                   <w:rFonts w:ascii="Arial" w:cs="Arial" w:eastAsia="Arial" w:hAnsi="Arial"/>
@@ -7882,7 +8112,7 @@
             <w:pPr>
               <w:spacing w:after="20" w:before="0"/>
             </w:pPr>
-            <w:hyperlink w:history="1" r:id="rIdcbi-g0jtqfyae5zdxtbxb">
+            <w:hyperlink w:history="1" r:id="rIdb2rxrk57zk2hugenaaa0z">
               <w:r>
                 <w:rPr>
                   <w:rFonts w:ascii="Arial" w:cs="Arial" w:eastAsia="Arial" w:hAnsi="Arial"/>
@@ -7915,7 +8145,7 @@
               <w:spacing w:after="10" w:before="0"/>
               <w:ind w:left="120"/>
             </w:pPr>
-            <w:hyperlink w:history="1" r:id="rId17z_abmld-hpcexolj-ex">
+            <w:hyperlink w:history="1" r:id="rIddhg4kpjyy0sns2-kmdqsn">
               <w:r>
                 <w:rPr>
                   <w:rFonts w:ascii="Arial" w:cs="Arial" w:eastAsia="Arial" w:hAnsi="Arial"/>
@@ -7960,7 +8190,7 @@
             <w:pPr>
               <w:spacing w:after="20" w:before="0"/>
             </w:pPr>
-            <w:hyperlink w:history="1" r:id="rId-ovqp-enynd8ediwufy4q">
+            <w:hyperlink w:history="1" r:id="rIdajc0pjktm8oa6o58mrw8u">
               <w:r>
                 <w:rPr>
                   <w:rFonts w:ascii="Arial" w:cs="Arial" w:eastAsia="Arial" w:hAnsi="Arial"/>
@@ -7993,7 +8223,7 @@
               <w:spacing w:after="10" w:before="0"/>
               <w:ind w:left="120"/>
             </w:pPr>
-            <w:hyperlink w:history="1" r:id="rIdnotlm3yy-ig_qv0nxqxrr">
+            <w:hyperlink w:history="1" r:id="rIdxkbhverenhtdizy6ukydv">
               <w:r>
                 <w:rPr>
                   <w:rFonts w:ascii="Arial" w:cs="Arial" w:eastAsia="Arial" w:hAnsi="Arial"/>
@@ -8489,6 +8719,65 @@
         </w:tc>
       </w:tr>
     </w:tbl>
+    <w:p>
+      <w:pPr>
+        <w:pBdr>
+          <w:top w:val="single" w:color="BBBBBB" w:sz="4" w:space="4"/>
+        </w:pBdr>
+        <w:spacing w:after="0" w:before="160"/>
+      </w:pPr>
+      <w:r>
+        <w:rPr>
+          <w:rFonts w:ascii="Arial" w:cs="Arial" w:eastAsia="Arial" w:hAnsi="Arial"/>
+          <w:color w:val="666666"/>
+          <w:sz w:val="14"/>
+          <w:szCs w:val="14"/>
+        </w:rPr>
+        <w:t xml:space="preserve">© 2026 SeaVuria and ARES. Aligned with KICD objectives. Developed by SeaVuria; technical implementation by ARES (with AI assistance from Claude). Licensed under </w:t>
+      </w:r>
+      <w:hyperlink w:history="1" r:id="rIdoo17gylh0keuaw7t_dmr2">
+        <w:r>
+          <w:rPr>
+            <w:rFonts w:ascii="Arial" w:cs="Arial" w:eastAsia="Arial" w:hAnsi="Arial"/>
+            <w:color w:val="1F6B75"/>
+            <w:sz w:val="14"/>
+            <w:szCs w:val="14"/>
+            <w:u w:val="single" w:color="1F6B75"/>
+          </w:rPr>
+          <w:t xml:space="preserve">CC BY-NC 4.0</w:t>
+        </w:r>
+      </w:hyperlink>
+      <w:r>
+        <w:rPr>
+          <w:rFonts w:ascii="Arial" w:cs="Arial" w:eastAsia="Arial" w:hAnsi="Arial"/>
+          <w:color w:val="666666"/>
+          <w:sz w:val="14"/>
+          <w:szCs w:val="14"/>
+        </w:rPr>
+        <w:t xml:space="preserve"> (</w:t>
+      </w:r>
+      <w:hyperlink w:history="1" r:id="rIdbt7khzwu-wa0hukire_rp">
+        <w:r>
+          <w:rPr>
+            <w:rFonts w:ascii="Arial" w:cs="Arial" w:eastAsia="Arial" w:hAnsi="Arial"/>
+            <w:color w:val="1F6B75"/>
+            <w:sz w:val="14"/>
+            <w:szCs w:val="14"/>
+            <w:u w:val="single" w:color="1F6B75"/>
+          </w:rPr>
+          <w:t xml:space="preserve">https://creativecommons.org/licenses/by-nc/4.0/</w:t>
+        </w:r>
+      </w:hyperlink>
+      <w:r>
+        <w:rPr>
+          <w:rFonts w:ascii="Arial" w:cs="Arial" w:eastAsia="Arial" w:hAnsi="Arial"/>
+          <w:color w:val="666666"/>
+          <w:sz w:val="14"/>
+          <w:szCs w:val="14"/>
+        </w:rPr>
+        <w:t xml:space="preserve">).</w:t>
+      </w:r>
+    </w:p>
     <w:p>
       <w:r>
         <w:br w:type="page"/>
@@ -9480,7 +9769,7 @@
             <w:pPr>
               <w:spacing w:after="20" w:before="0"/>
             </w:pPr>
-            <w:hyperlink w:history="1" r:id="rIdig4qecaose5ipqq3unopg">
+            <w:hyperlink w:history="1" r:id="rIdv2awoywq_jjcsrgkqalxr">
               <w:r>
                 <w:rPr>
                   <w:rFonts w:ascii="Arial" w:cs="Arial" w:eastAsia="Arial" w:hAnsi="Arial"/>
@@ -9513,7 +9802,7 @@
               <w:spacing w:after="10" w:before="0"/>
               <w:ind w:left="120"/>
             </w:pPr>
-            <w:hyperlink w:history="1" r:id="rIdypa0agks8tu7sglnslkdb">
+            <w:hyperlink w:history="1" r:id="rIdnmatgr2f5vt9qe7x8uuhd">
               <w:r>
                 <w:rPr>
                   <w:rFonts w:ascii="Arial" w:cs="Arial" w:eastAsia="Arial" w:hAnsi="Arial"/>
@@ -9558,7 +9847,7 @@
             <w:pPr>
               <w:spacing w:after="20" w:before="0"/>
             </w:pPr>
-            <w:hyperlink w:history="1" r:id="rIdxhmqou_qkdyzxgig33tzf">
+            <w:hyperlink w:history="1" r:id="rIdbqi3qgxgml1_aftdlpzu5">
               <w:r>
                 <w:rPr>
                   <w:rFonts w:ascii="Arial" w:cs="Arial" w:eastAsia="Arial" w:hAnsi="Arial"/>
@@ -9591,7 +9880,7 @@
               <w:spacing w:after="10" w:before="0"/>
               <w:ind w:left="120"/>
             </w:pPr>
-            <w:hyperlink w:history="1" r:id="rIdk-qgzmfv0rtwpn2cbxfl4">
+            <w:hyperlink w:history="1" r:id="rId2vk8i-isuhviwa52agpnm">
               <w:r>
                 <w:rPr>
                   <w:rFonts w:ascii="Arial" w:cs="Arial" w:eastAsia="Arial" w:hAnsi="Arial"/>
@@ -9786,7 +10075,7 @@
             <w:pPr>
               <w:spacing w:after="20" w:before="0"/>
             </w:pPr>
-            <w:hyperlink w:history="1" r:id="rIdqz9hs0hg6tnazrcq48tih">
+            <w:hyperlink w:history="1" r:id="rIdfs36kr5qqov3ecbwaqtpj">
               <w:r>
                 <w:rPr>
                   <w:rFonts w:ascii="Arial" w:cs="Arial" w:eastAsia="Arial" w:hAnsi="Arial"/>
@@ -9819,7 +10108,7 @@
               <w:spacing w:after="10" w:before="0"/>
               <w:ind w:left="120"/>
             </w:pPr>
-            <w:hyperlink w:history="1" r:id="rIdq_-b8uvc5zdozfy_re0jv">
+            <w:hyperlink w:history="1" r:id="rIdl_hrxpbxnwfl-ljuyelhg">
               <w:r>
                 <w:rPr>
                   <w:rFonts w:ascii="Arial" w:cs="Arial" w:eastAsia="Arial" w:hAnsi="Arial"/>
@@ -9864,7 +10153,7 @@
             <w:pPr>
               <w:spacing w:after="20" w:before="0"/>
             </w:pPr>
-            <w:hyperlink w:history="1" r:id="rIddoovpxdpbrdjo_whcb_pb">
+            <w:hyperlink w:history="1" r:id="rIdfrbg2nw7buk6ylxfj49b4">
               <w:r>
                 <w:rPr>
                   <w:rFonts w:ascii="Arial" w:cs="Arial" w:eastAsia="Arial" w:hAnsi="Arial"/>
@@ -9897,7 +10186,7 @@
               <w:spacing w:after="10" w:before="0"/>
               <w:ind w:left="120"/>
             </w:pPr>
-            <w:hyperlink w:history="1" r:id="rIdewnwl7tlqhyo0fhymvoz6">
+            <w:hyperlink w:history="1" r:id="rIdmwoynrakwhsexhvq8yzdd">
               <w:r>
                 <w:rPr>
                   <w:rFonts w:ascii="Arial" w:cs="Arial" w:eastAsia="Arial" w:hAnsi="Arial"/>
@@ -10092,7 +10381,7 @@
             <w:pPr>
               <w:spacing w:after="20" w:before="0"/>
             </w:pPr>
-            <w:hyperlink w:history="1" r:id="rIdk8ydvoz8pbgfydi2lybxc">
+            <w:hyperlink w:history="1" r:id="rIdvw11w7xakpwpesaul7ivy">
               <w:r>
                 <w:rPr>
                   <w:rFonts w:ascii="Arial" w:cs="Arial" w:eastAsia="Arial" w:hAnsi="Arial"/>
@@ -10125,7 +10414,7 @@
               <w:spacing w:after="10" w:before="0"/>
               <w:ind w:left="120"/>
             </w:pPr>
-            <w:hyperlink w:history="1" r:id="rIdokzrwn6fafkxrkdfgvhc3">
+            <w:hyperlink w:history="1" r:id="rIdndusv2uyxxowc0qpofo8m">
               <w:r>
                 <w:rPr>
                   <w:rFonts w:ascii="Arial" w:cs="Arial" w:eastAsia="Arial" w:hAnsi="Arial"/>
@@ -10170,7 +10459,7 @@
             <w:pPr>
               <w:spacing w:after="20" w:before="0"/>
             </w:pPr>
-            <w:hyperlink w:history="1" r:id="rIdojteu-i5d38rjezkkha4l">
+            <w:hyperlink w:history="1" r:id="rIdmtwa04y1ulez3iva9uhii">
               <w:r>
                 <w:rPr>
                   <w:rFonts w:ascii="Arial" w:cs="Arial" w:eastAsia="Arial" w:hAnsi="Arial"/>
@@ -10203,7 +10492,7 @@
               <w:spacing w:after="10" w:before="0"/>
               <w:ind w:left="120"/>
             </w:pPr>
-            <w:hyperlink w:history="1" r:id="rIdbzcbmh1qj54_agrjtkhh3">
+            <w:hyperlink w:history="1" r:id="rId-z6p7oioz6mzuxnwhn3wq">
               <w:r>
                 <w:rPr>
                   <w:rFonts w:ascii="Arial" w:cs="Arial" w:eastAsia="Arial" w:hAnsi="Arial"/>
@@ -10398,7 +10687,7 @@
             <w:pPr>
               <w:spacing w:after="20" w:before="0"/>
             </w:pPr>
-            <w:hyperlink w:history="1" r:id="rIdzcbd-2fgat-snth75sefs">
+            <w:hyperlink w:history="1" r:id="rId0jsf4awi7u_tntpb0oj8t">
               <w:r>
                 <w:rPr>
                   <w:rFonts w:ascii="Arial" w:cs="Arial" w:eastAsia="Arial" w:hAnsi="Arial"/>
@@ -10431,7 +10720,7 @@
               <w:spacing w:after="10" w:before="0"/>
               <w:ind w:left="120"/>
             </w:pPr>
-            <w:hyperlink w:history="1" r:id="rIdontsi-mbh_usm4ipgciqq">
+            <w:hyperlink w:history="1" r:id="rIdflxcpzrn4qiz3m6n3i_pn">
               <w:r>
                 <w:rPr>
                   <w:rFonts w:ascii="Arial" w:cs="Arial" w:eastAsia="Arial" w:hAnsi="Arial"/>
@@ -10476,7 +10765,7 @@
             <w:pPr>
               <w:spacing w:after="20" w:before="0"/>
             </w:pPr>
-            <w:hyperlink w:history="1" r:id="rIdjsv53piwmozwwunohbdpx">
+            <w:hyperlink w:history="1" r:id="rIdpk3fjn4yreijxtskuxm8p">
               <w:r>
                 <w:rPr>
                   <w:rFonts w:ascii="Arial" w:cs="Arial" w:eastAsia="Arial" w:hAnsi="Arial"/>
@@ -10509,7 +10798,7 @@
               <w:spacing w:after="10" w:before="0"/>
               <w:ind w:left="120"/>
             </w:pPr>
-            <w:hyperlink w:history="1" r:id="rIdck8nifbl0rzutf2sni1nf">
+            <w:hyperlink w:history="1" r:id="rIdelazcfjvin4i-obchylka">
               <w:r>
                 <w:rPr>
                   <w:rFonts w:ascii="Arial" w:cs="Arial" w:eastAsia="Arial" w:hAnsi="Arial"/>
@@ -10704,7 +10993,7 @@
             <w:pPr>
               <w:spacing w:after="20" w:before="0"/>
             </w:pPr>
-            <w:hyperlink w:history="1" r:id="rIdrnu4q-dn3uharumg1jakv">
+            <w:hyperlink w:history="1" r:id="rIdf7jzaae44epfb-tukru5z">
               <w:r>
                 <w:rPr>
                   <w:rFonts w:ascii="Arial" w:cs="Arial" w:eastAsia="Arial" w:hAnsi="Arial"/>
@@ -10737,7 +11026,7 @@
               <w:spacing w:after="10" w:before="0"/>
               <w:ind w:left="120"/>
             </w:pPr>
-            <w:hyperlink w:history="1" r:id="rIdvpjqj1vya4mlgsyjdpxcn">
+            <w:hyperlink w:history="1" r:id="rIdxc40ykqvcxny93kzvglbt">
               <w:r>
                 <w:rPr>
                   <w:rFonts w:ascii="Arial" w:cs="Arial" w:eastAsia="Arial" w:hAnsi="Arial"/>
@@ -10782,7 +11071,7 @@
             <w:pPr>
               <w:spacing w:after="20" w:before="0"/>
             </w:pPr>
-            <w:hyperlink w:history="1" r:id="rId2xnfswt1ilvbgn3m34jz7">
+            <w:hyperlink w:history="1" r:id="rIdrrs5mseofgo7x1wju3c8-">
               <w:r>
                 <w:rPr>
                   <w:rFonts w:ascii="Arial" w:cs="Arial" w:eastAsia="Arial" w:hAnsi="Arial"/>
@@ -10815,7 +11104,7 @@
               <w:spacing w:after="10" w:before="0"/>
               <w:ind w:left="120"/>
             </w:pPr>
-            <w:hyperlink w:history="1" r:id="rIdc7pu5l2woilwpkupdzkny">
+            <w:hyperlink w:history="1" r:id="rIdav4w9lo-ov57e6khfv1te">
               <w:r>
                 <w:rPr>
                   <w:rFonts w:ascii="Arial" w:cs="Arial" w:eastAsia="Arial" w:hAnsi="Arial"/>
@@ -11425,6 +11714,65 @@
         </w:tc>
       </w:tr>
     </w:tbl>
+    <w:p>
+      <w:pPr>
+        <w:pBdr>
+          <w:top w:val="single" w:color="BBBBBB" w:sz="4" w:space="4"/>
+        </w:pBdr>
+        <w:spacing w:after="0" w:before="160"/>
+      </w:pPr>
+      <w:r>
+        <w:rPr>
+          <w:rFonts w:ascii="Arial" w:cs="Arial" w:eastAsia="Arial" w:hAnsi="Arial"/>
+          <w:color w:val="666666"/>
+          <w:sz w:val="14"/>
+          <w:szCs w:val="14"/>
+        </w:rPr>
+        <w:t xml:space="preserve">© 2026 SeaVuria and ARES. Aligned with KICD objectives. Developed by SeaVuria; technical implementation by ARES (with AI assistance from Claude). Licensed under </w:t>
+      </w:r>
+      <w:hyperlink w:history="1" r:id="rIdlgsbab9pidil6tmbotehb">
+        <w:r>
+          <w:rPr>
+            <w:rFonts w:ascii="Arial" w:cs="Arial" w:eastAsia="Arial" w:hAnsi="Arial"/>
+            <w:color w:val="1F6B75"/>
+            <w:sz w:val="14"/>
+            <w:szCs w:val="14"/>
+            <w:u w:val="single" w:color="1F6B75"/>
+          </w:rPr>
+          <w:t xml:space="preserve">CC BY-NC 4.0</w:t>
+        </w:r>
+      </w:hyperlink>
+      <w:r>
+        <w:rPr>
+          <w:rFonts w:ascii="Arial" w:cs="Arial" w:eastAsia="Arial" w:hAnsi="Arial"/>
+          <w:color w:val="666666"/>
+          <w:sz w:val="14"/>
+          <w:szCs w:val="14"/>
+        </w:rPr>
+        <w:t xml:space="preserve"> (</w:t>
+      </w:r>
+      <w:hyperlink w:history="1" r:id="rIdp0jbxpaqehcbyc63lumz2">
+        <w:r>
+          <w:rPr>
+            <w:rFonts w:ascii="Arial" w:cs="Arial" w:eastAsia="Arial" w:hAnsi="Arial"/>
+            <w:color w:val="1F6B75"/>
+            <w:sz w:val="14"/>
+            <w:szCs w:val="14"/>
+            <w:u w:val="single" w:color="1F6B75"/>
+          </w:rPr>
+          <w:t xml:space="preserve">https://creativecommons.org/licenses/by-nc/4.0/</w:t>
+        </w:r>
+      </w:hyperlink>
+      <w:r>
+        <w:rPr>
+          <w:rFonts w:ascii="Arial" w:cs="Arial" w:eastAsia="Arial" w:hAnsi="Arial"/>
+          <w:color w:val="666666"/>
+          <w:sz w:val="14"/>
+          <w:szCs w:val="14"/>
+        </w:rPr>
+        <w:t xml:space="preserve">).</w:t>
+      </w:r>
+    </w:p>
     <w:p>
       <w:r>
         <w:br w:type="page"/>
@@ -12416,7 +12764,7 @@
             <w:pPr>
               <w:spacing w:after="20" w:before="0"/>
             </w:pPr>
-            <w:hyperlink w:history="1" r:id="rIdj4yd3vkv2_cgz1-scuomv">
+            <w:hyperlink w:history="1" r:id="rIdplizme0v24vxcz-uruf7t">
               <w:r>
                 <w:rPr>
                   <w:rFonts w:ascii="Arial" w:cs="Arial" w:eastAsia="Arial" w:hAnsi="Arial"/>
@@ -12449,7 +12797,7 @@
               <w:spacing w:after="10" w:before="0"/>
               <w:ind w:left="120"/>
             </w:pPr>
-            <w:hyperlink w:history="1" r:id="rIdrpthptiawqdlsv_7jjnhd">
+            <w:hyperlink w:history="1" r:id="rIdedifrrrermtrpflfjpv6z">
               <w:r>
                 <w:rPr>
                   <w:rFonts w:ascii="Arial" w:cs="Arial" w:eastAsia="Arial" w:hAnsi="Arial"/>
@@ -12494,7 +12842,7 @@
             <w:pPr>
               <w:spacing w:after="20" w:before="0"/>
             </w:pPr>
-            <w:hyperlink w:history="1" r:id="rId-wwysmxfxcxnhwhg4u3q2">
+            <w:hyperlink w:history="1" r:id="rIdkio72lkmjxpbjolndxyta">
               <w:r>
                 <w:rPr>
                   <w:rFonts w:ascii="Arial" w:cs="Arial" w:eastAsia="Arial" w:hAnsi="Arial"/>
@@ -12527,7 +12875,7 @@
               <w:spacing w:after="10" w:before="0"/>
               <w:ind w:left="120"/>
             </w:pPr>
-            <w:hyperlink w:history="1" r:id="rId51jbfxcmbf_a-bazbr2v-">
+            <w:hyperlink w:history="1" r:id="rIdr7xsmazoz9_c61hopfaqj">
               <w:r>
                 <w:rPr>
                   <w:rFonts w:ascii="Arial" w:cs="Arial" w:eastAsia="Arial" w:hAnsi="Arial"/>
@@ -12722,7 +13070,7 @@
             <w:pPr>
               <w:spacing w:after="20" w:before="0"/>
             </w:pPr>
-            <w:hyperlink w:history="1" r:id="rIdowe_1qzttiqe46ztajjjo">
+            <w:hyperlink w:history="1" r:id="rIdsknjtptk3tg1fi-siol7c">
               <w:r>
                 <w:rPr>
                   <w:rFonts w:ascii="Arial" w:cs="Arial" w:eastAsia="Arial" w:hAnsi="Arial"/>
@@ -12755,7 +13103,7 @@
               <w:spacing w:after="10" w:before="0"/>
               <w:ind w:left="120"/>
             </w:pPr>
-            <w:hyperlink w:history="1" r:id="rIdpuki2cvfxxbvj6sq2wrfx">
+            <w:hyperlink w:history="1" r:id="rIdue2fyw2hn-bcsiwbtpjuz">
               <w:r>
                 <w:rPr>
                   <w:rFonts w:ascii="Arial" w:cs="Arial" w:eastAsia="Arial" w:hAnsi="Arial"/>
@@ -12800,7 +13148,7 @@
             <w:pPr>
               <w:spacing w:after="20" w:before="0"/>
             </w:pPr>
-            <w:hyperlink w:history="1" r:id="rIdf-yrzeusgum6xtywbqxvp">
+            <w:hyperlink w:history="1" r:id="rIdgfctwlhyzg2udpwj3ousq">
               <w:r>
                 <w:rPr>
                   <w:rFonts w:ascii="Arial" w:cs="Arial" w:eastAsia="Arial" w:hAnsi="Arial"/>
@@ -12833,7 +13181,7 @@
               <w:spacing w:after="10" w:before="0"/>
               <w:ind w:left="120"/>
             </w:pPr>
-            <w:hyperlink w:history="1" r:id="rIdgk_3foekboimxiep7xben">
+            <w:hyperlink w:history="1" r:id="rIdbqeh-vqpiefvmm88ul6an">
               <w:r>
                 <w:rPr>
                   <w:rFonts w:ascii="Arial" w:cs="Arial" w:eastAsia="Arial" w:hAnsi="Arial"/>
@@ -13028,7 +13376,7 @@
             <w:pPr>
               <w:spacing w:after="20" w:before="0"/>
             </w:pPr>
-            <w:hyperlink w:history="1" r:id="rIdmkxttw_s8hisoi8-ztlaz">
+            <w:hyperlink w:history="1" r:id="rIdinnc5taqosrsqgedjp7dz">
               <w:r>
                 <w:rPr>
                   <w:rFonts w:ascii="Arial" w:cs="Arial" w:eastAsia="Arial" w:hAnsi="Arial"/>
@@ -13061,7 +13409,7 @@
               <w:spacing w:after="10" w:before="0"/>
               <w:ind w:left="120"/>
             </w:pPr>
-            <w:hyperlink w:history="1" r:id="rId6kr2_obind1vzxji3powq">
+            <w:hyperlink w:history="1" r:id="rId72lcci13f4nuipr3ey2fo">
               <w:r>
                 <w:rPr>
                   <w:rFonts w:ascii="Arial" w:cs="Arial" w:eastAsia="Arial" w:hAnsi="Arial"/>
@@ -13106,7 +13454,7 @@
             <w:pPr>
               <w:spacing w:after="20" w:before="0"/>
             </w:pPr>
-            <w:hyperlink w:history="1" r:id="rIdigza3r2atp6nlfs_dqc9a">
+            <w:hyperlink w:history="1" r:id="rIdu-i3tb63w7e2jlvlpzkm8">
               <w:r>
                 <w:rPr>
                   <w:rFonts w:ascii="Arial" w:cs="Arial" w:eastAsia="Arial" w:hAnsi="Arial"/>
@@ -13139,7 +13487,7 @@
               <w:spacing w:after="10" w:before="0"/>
               <w:ind w:left="120"/>
             </w:pPr>
-            <w:hyperlink w:history="1" r:id="rIdynrorp15ywmvjcacklinw">
+            <w:hyperlink w:history="1" r:id="rIdr2jfqrayv5qjivsea6pgu">
               <w:r>
                 <w:rPr>
                   <w:rFonts w:ascii="Arial" w:cs="Arial" w:eastAsia="Arial" w:hAnsi="Arial"/>
@@ -13334,7 +13682,7 @@
             <w:pPr>
               <w:spacing w:after="20" w:before="0"/>
             </w:pPr>
-            <w:hyperlink w:history="1" r:id="rIdc0qutqspx7oaja2klmccj">
+            <w:hyperlink w:history="1" r:id="rId4ditzjftxvzwzebaxb9rr">
               <w:r>
                 <w:rPr>
                   <w:rFonts w:ascii="Arial" w:cs="Arial" w:eastAsia="Arial" w:hAnsi="Arial"/>
@@ -13367,7 +13715,7 @@
               <w:spacing w:after="10" w:before="0"/>
               <w:ind w:left="120"/>
             </w:pPr>
-            <w:hyperlink w:history="1" r:id="rId1y4yqgizjp_7nqvfnpyoc">
+            <w:hyperlink w:history="1" r:id="rIdmze-e6fjmr94bpaww6kal">
               <w:r>
                 <w:rPr>
                   <w:rFonts w:ascii="Arial" w:cs="Arial" w:eastAsia="Arial" w:hAnsi="Arial"/>
@@ -13412,7 +13760,7 @@
             <w:pPr>
               <w:spacing w:after="20" w:before="0"/>
             </w:pPr>
-            <w:hyperlink w:history="1" r:id="rIddlexumpuhqcc1ju2qpuxr">
+            <w:hyperlink w:history="1" r:id="rIdde82vq9dyr_lysqob6azd">
               <w:r>
                 <w:rPr>
                   <w:rFonts w:ascii="Arial" w:cs="Arial" w:eastAsia="Arial" w:hAnsi="Arial"/>
@@ -13445,7 +13793,7 @@
               <w:spacing w:after="10" w:before="0"/>
               <w:ind w:left="120"/>
             </w:pPr>
-            <w:hyperlink w:history="1" r:id="rIdipiahi9sd-stjxhbujets">
+            <w:hyperlink w:history="1" r:id="rIdoc3itsr8zsw3oqvhqnaog">
               <w:r>
                 <w:rPr>
                   <w:rFonts w:ascii="Arial" w:cs="Arial" w:eastAsia="Arial" w:hAnsi="Arial"/>
@@ -13640,7 +13988,7 @@
             <w:pPr>
               <w:spacing w:after="20" w:before="0"/>
             </w:pPr>
-            <w:hyperlink w:history="1" r:id="rIdvuf83h2evslveiggciyio">
+            <w:hyperlink w:history="1" r:id="rIdlwm1z2lqsxj9nz3fmdkr9">
               <w:r>
                 <w:rPr>
                   <w:rFonts w:ascii="Arial" w:cs="Arial" w:eastAsia="Arial" w:hAnsi="Arial"/>
@@ -13673,7 +14021,7 @@
               <w:spacing w:after="10" w:before="0"/>
               <w:ind w:left="120"/>
             </w:pPr>
-            <w:hyperlink w:history="1" r:id="rId5kvwtwqiuw0m3nto7mo-w">
+            <w:hyperlink w:history="1" r:id="rId2j_qxo5o3onzt3v2d4rhm">
               <w:r>
                 <w:rPr>
                   <w:rFonts w:ascii="Arial" w:cs="Arial" w:eastAsia="Arial" w:hAnsi="Arial"/>
@@ -13718,7 +14066,7 @@
             <w:pPr>
               <w:spacing w:after="20" w:before="0"/>
             </w:pPr>
-            <w:hyperlink w:history="1" r:id="rIdyvclr77z8nihazu9jk2o2">
+            <w:hyperlink w:history="1" r:id="rIdss52jxrvlnvprumglonpw">
               <w:r>
                 <w:rPr>
                   <w:rFonts w:ascii="Arial" w:cs="Arial" w:eastAsia="Arial" w:hAnsi="Arial"/>
@@ -13751,7 +14099,7 @@
               <w:spacing w:after="10" w:before="0"/>
               <w:ind w:left="120"/>
             </w:pPr>
-            <w:hyperlink w:history="1" r:id="rIdcjqclhw41yp0hqqde_nmj">
+            <w:hyperlink w:history="1" r:id="rIdtbcq5cswvkutt0hq8fb0x">
               <w:r>
                 <w:rPr>
                   <w:rFonts w:ascii="Arial" w:cs="Arial" w:eastAsia="Arial" w:hAnsi="Arial"/>
@@ -14247,6 +14595,65 @@
         </w:tc>
       </w:tr>
     </w:tbl>
+    <w:p>
+      <w:pPr>
+        <w:pBdr>
+          <w:top w:val="single" w:color="BBBBBB" w:sz="4" w:space="4"/>
+        </w:pBdr>
+        <w:spacing w:after="0" w:before="160"/>
+      </w:pPr>
+      <w:r>
+        <w:rPr>
+          <w:rFonts w:ascii="Arial" w:cs="Arial" w:eastAsia="Arial" w:hAnsi="Arial"/>
+          <w:color w:val="666666"/>
+          <w:sz w:val="14"/>
+          <w:szCs w:val="14"/>
+        </w:rPr>
+        <w:t xml:space="preserve">© 2026 SeaVuria and ARES. Aligned with KICD objectives. Developed by SeaVuria; technical implementation by ARES (with AI assistance from Claude). Licensed under </w:t>
+      </w:r>
+      <w:hyperlink w:history="1" r:id="rIdruas7mmanih3pm5njvybv">
+        <w:r>
+          <w:rPr>
+            <w:rFonts w:ascii="Arial" w:cs="Arial" w:eastAsia="Arial" w:hAnsi="Arial"/>
+            <w:color w:val="1F6B75"/>
+            <w:sz w:val="14"/>
+            <w:szCs w:val="14"/>
+            <w:u w:val="single" w:color="1F6B75"/>
+          </w:rPr>
+          <w:t xml:space="preserve">CC BY-NC 4.0</w:t>
+        </w:r>
+      </w:hyperlink>
+      <w:r>
+        <w:rPr>
+          <w:rFonts w:ascii="Arial" w:cs="Arial" w:eastAsia="Arial" w:hAnsi="Arial"/>
+          <w:color w:val="666666"/>
+          <w:sz w:val="14"/>
+          <w:szCs w:val="14"/>
+        </w:rPr>
+        <w:t xml:space="preserve"> (</w:t>
+      </w:r>
+      <w:hyperlink w:history="1" r:id="rIdprq8ltwko9nzbmh3iaaed">
+        <w:r>
+          <w:rPr>
+            <w:rFonts w:ascii="Arial" w:cs="Arial" w:eastAsia="Arial" w:hAnsi="Arial"/>
+            <w:color w:val="1F6B75"/>
+            <w:sz w:val="14"/>
+            <w:szCs w:val="14"/>
+            <w:u w:val="single" w:color="1F6B75"/>
+          </w:rPr>
+          <w:t xml:space="preserve">https://creativecommons.org/licenses/by-nc/4.0/</w:t>
+        </w:r>
+      </w:hyperlink>
+      <w:r>
+        <w:rPr>
+          <w:rFonts w:ascii="Arial" w:cs="Arial" w:eastAsia="Arial" w:hAnsi="Arial"/>
+          <w:color w:val="666666"/>
+          <w:sz w:val="14"/>
+          <w:szCs w:val="14"/>
+        </w:rPr>
+        <w:t xml:space="preserve">).</w:t>
+      </w:r>
+    </w:p>
     <w:p>
       <w:r>
         <w:br w:type="page"/>
@@ -15255,7 +15662,7 @@
               <w:spacing w:after="10" w:before="0"/>
               <w:ind w:left="120"/>
             </w:pPr>
-            <w:hyperlink w:history="1" r:id="rIdvcurube5hqqiuco3nhyvk">
+            <w:hyperlink w:history="1" r:id="rIdqrddi1hn6hwjafmgltlu-">
               <w:r>
                 <w:rPr>
                   <w:rFonts w:ascii="Arial" w:cs="Arial" w:eastAsia="Arial" w:hAnsi="Arial"/>
@@ -15332,7 +15739,7 @@
               <w:spacing w:after="10" w:before="0"/>
               <w:ind w:left="120"/>
             </w:pPr>
-            <w:hyperlink w:history="1" r:id="rIdwpykukjlt13pis6yhi4tj">
+            <w:hyperlink w:history="1" r:id="rIdzr5k_eckaeha0ubt7mv2q">
               <w:r>
                 <w:rPr>
                   <w:rFonts w:ascii="Arial" w:cs="Arial" w:eastAsia="Arial" w:hAnsi="Arial"/>
@@ -15559,7 +15966,7 @@
               <w:spacing w:after="10" w:before="0"/>
               <w:ind w:left="120"/>
             </w:pPr>
-            <w:hyperlink w:history="1" r:id="rIdjvgvzih-bgokveb0wlcn1">
+            <w:hyperlink w:history="1" r:id="rId4vvjfos6szvhbusknw7ht">
               <w:r>
                 <w:rPr>
                   <w:rFonts w:ascii="Arial" w:cs="Arial" w:eastAsia="Arial" w:hAnsi="Arial"/>
@@ -15636,7 +16043,7 @@
               <w:spacing w:after="10" w:before="0"/>
               <w:ind w:left="120"/>
             </w:pPr>
-            <w:hyperlink w:history="1" r:id="rIde-qi0jfdcmts0jcggcd4j">
+            <w:hyperlink w:history="1" r:id="rIdgrv-ugrdervarpymhvzd_">
               <w:r>
                 <w:rPr>
                   <w:rFonts w:ascii="Arial" w:cs="Arial" w:eastAsia="Arial" w:hAnsi="Arial"/>
@@ -15863,7 +16270,7 @@
               <w:spacing w:after="10" w:before="0"/>
               <w:ind w:left="120"/>
             </w:pPr>
-            <w:hyperlink w:history="1" r:id="rIdvh8v-ujoyvdai7iojc5pq">
+            <w:hyperlink w:history="1" r:id="rId8u3u4hzjg4tvvnwwr6hjr">
               <w:r>
                 <w:rPr>
                   <w:rFonts w:ascii="Arial" w:cs="Arial" w:eastAsia="Arial" w:hAnsi="Arial"/>
@@ -15940,7 +16347,7 @@
               <w:spacing w:after="10" w:before="0"/>
               <w:ind w:left="120"/>
             </w:pPr>
-            <w:hyperlink w:history="1" r:id="rIdqzyyxsty2ogqdg4zmmlje">
+            <w:hyperlink w:history="1" r:id="rIdx1jhnfslwfjkwyqoopyhf">
               <w:r>
                 <w:rPr>
                   <w:rFonts w:ascii="Arial" w:cs="Arial" w:eastAsia="Arial" w:hAnsi="Arial"/>
@@ -16167,7 +16574,7 @@
               <w:spacing w:after="10" w:before="0"/>
               <w:ind w:left="120"/>
             </w:pPr>
-            <w:hyperlink w:history="1" r:id="rIdhppzotx_pmie2bgl3fohs">
+            <w:hyperlink w:history="1" r:id="rIdeahygczybbrbnfol1rlvt">
               <w:r>
                 <w:rPr>
                   <w:rFonts w:ascii="Arial" w:cs="Arial" w:eastAsia="Arial" w:hAnsi="Arial"/>
@@ -16244,7 +16651,7 @@
               <w:spacing w:after="10" w:before="0"/>
               <w:ind w:left="120"/>
             </w:pPr>
-            <w:hyperlink w:history="1" r:id="rIdbwu8-yzkgrabqjejqxt8f">
+            <w:hyperlink w:history="1" r:id="rIdtdhlcgxeruelbyw3zv6bg">
               <w:r>
                 <w:rPr>
                   <w:rFonts w:ascii="Arial" w:cs="Arial" w:eastAsia="Arial" w:hAnsi="Arial"/>
@@ -16471,7 +16878,7 @@
               <w:spacing w:after="10" w:before="0"/>
               <w:ind w:left="120"/>
             </w:pPr>
-            <w:hyperlink w:history="1" r:id="rIdqgaehwwzdhpmht95i8jj5">
+            <w:hyperlink w:history="1" r:id="rIdptkk95dm2ndeplxwiawps">
               <w:r>
                 <w:rPr>
                   <w:rFonts w:ascii="Arial" w:cs="Arial" w:eastAsia="Arial" w:hAnsi="Arial"/>
@@ -16548,7 +16955,7 @@
               <w:spacing w:after="10" w:before="0"/>
               <w:ind w:left="120"/>
             </w:pPr>
-            <w:hyperlink w:history="1" r:id="rIdimn1kyepvpqrfgd4z4u9b">
+            <w:hyperlink w:history="1" r:id="rIda5w-vedroal8rbblubwzr">
               <w:r>
                 <w:rPr>
                   <w:rFonts w:ascii="Arial" w:cs="Arial" w:eastAsia="Arial" w:hAnsi="Arial"/>
@@ -17059,6 +17466,65 @@
         </w:tc>
       </w:tr>
     </w:tbl>
+    <w:p>
+      <w:pPr>
+        <w:pBdr>
+          <w:top w:val="single" w:color="BBBBBB" w:sz="4" w:space="4"/>
+        </w:pBdr>
+        <w:spacing w:after="0" w:before="160"/>
+      </w:pPr>
+      <w:r>
+        <w:rPr>
+          <w:rFonts w:ascii="Arial" w:cs="Arial" w:eastAsia="Arial" w:hAnsi="Arial"/>
+          <w:color w:val="666666"/>
+          <w:sz w:val="14"/>
+          <w:szCs w:val="14"/>
+        </w:rPr>
+        <w:t xml:space="preserve">© 2026 SeaVuria and ARES. Aligned with KICD objectives. Developed by SeaVuria; technical implementation by ARES (with AI assistance from Claude). Licensed under </w:t>
+      </w:r>
+      <w:hyperlink w:history="1" r:id="rId5o91pcydyum1idhq296xz">
+        <w:r>
+          <w:rPr>
+            <w:rFonts w:ascii="Arial" w:cs="Arial" w:eastAsia="Arial" w:hAnsi="Arial"/>
+            <w:color w:val="1F6B75"/>
+            <w:sz w:val="14"/>
+            <w:szCs w:val="14"/>
+            <w:u w:val="single" w:color="1F6B75"/>
+          </w:rPr>
+          <w:t xml:space="preserve">CC BY-NC 4.0</w:t>
+        </w:r>
+      </w:hyperlink>
+      <w:r>
+        <w:rPr>
+          <w:rFonts w:ascii="Arial" w:cs="Arial" w:eastAsia="Arial" w:hAnsi="Arial"/>
+          <w:color w:val="666666"/>
+          <w:sz w:val="14"/>
+          <w:szCs w:val="14"/>
+        </w:rPr>
+        <w:t xml:space="preserve"> (</w:t>
+      </w:r>
+      <w:hyperlink w:history="1" r:id="rIdrbhbqogct9ghaw8tt6xao">
+        <w:r>
+          <w:rPr>
+            <w:rFonts w:ascii="Arial" w:cs="Arial" w:eastAsia="Arial" w:hAnsi="Arial"/>
+            <w:color w:val="1F6B75"/>
+            <w:sz w:val="14"/>
+            <w:szCs w:val="14"/>
+            <w:u w:val="single" w:color="1F6B75"/>
+          </w:rPr>
+          <w:t xml:space="preserve">https://creativecommons.org/licenses/by-nc/4.0/</w:t>
+        </w:r>
+      </w:hyperlink>
+      <w:r>
+        <w:rPr>
+          <w:rFonts w:ascii="Arial" w:cs="Arial" w:eastAsia="Arial" w:hAnsi="Arial"/>
+          <w:color w:val="666666"/>
+          <w:sz w:val="14"/>
+          <w:szCs w:val="14"/>
+        </w:rPr>
+        <w:t xml:space="preserve">).</w:t>
+      </w:r>
+    </w:p>
     <w:p>
       <w:r>
         <w:br w:type="page"/>
@@ -18050,7 +18516,7 @@
             <w:pPr>
               <w:spacing w:after="20" w:before="0"/>
             </w:pPr>
-            <w:hyperlink w:history="1" r:id="rIdul1hmb9r-kgri6lyrudhx">
+            <w:hyperlink w:history="1" r:id="rIdwgxqrwvouqeoo_tbwfdwp">
               <w:r>
                 <w:rPr>
                   <w:rFonts w:ascii="Arial" w:cs="Arial" w:eastAsia="Arial" w:hAnsi="Arial"/>
@@ -18083,7 +18549,7 @@
               <w:spacing w:after="10" w:before="0"/>
               <w:ind w:left="120"/>
             </w:pPr>
-            <w:hyperlink w:history="1" r:id="rIdnc4ws_cqpwc-e9m7u4kya">
+            <w:hyperlink w:history="1" r:id="rId1p8cfexyljcd7rrj6ng7l">
               <w:r>
                 <w:rPr>
                   <w:rFonts w:ascii="Arial" w:cs="Arial" w:eastAsia="Arial" w:hAnsi="Arial"/>
@@ -18128,7 +18594,7 @@
             <w:pPr>
               <w:spacing w:after="20" w:before="0"/>
             </w:pPr>
-            <w:hyperlink w:history="1" r:id="rIdofr54oyao5ukxu2gi25zf">
+            <w:hyperlink w:history="1" r:id="rId51babenasrvqea6fdktal">
               <w:r>
                 <w:rPr>
                   <w:rFonts w:ascii="Arial" w:cs="Arial" w:eastAsia="Arial" w:hAnsi="Arial"/>
@@ -18161,7 +18627,7 @@
               <w:spacing w:after="10" w:before="0"/>
               <w:ind w:left="120"/>
             </w:pPr>
-            <w:hyperlink w:history="1" r:id="rIdkxwpuz6_84vikmxcfbya4">
+            <w:hyperlink w:history="1" r:id="rId1_umeqf5okcqobpwe4vnl">
               <w:r>
                 <w:rPr>
                   <w:rFonts w:ascii="Arial" w:cs="Arial" w:eastAsia="Arial" w:hAnsi="Arial"/>
@@ -18356,7 +18822,7 @@
             <w:pPr>
               <w:spacing w:after="20" w:before="0"/>
             </w:pPr>
-            <w:hyperlink w:history="1" r:id="rId3xd4s8okvt5jwmj46agxx">
+            <w:hyperlink w:history="1" r:id="rId-dju7alx8bgnq4-r61uc_">
               <w:r>
                 <w:rPr>
                   <w:rFonts w:ascii="Arial" w:cs="Arial" w:eastAsia="Arial" w:hAnsi="Arial"/>
@@ -18389,7 +18855,7 @@
               <w:spacing w:after="10" w:before="0"/>
               <w:ind w:left="120"/>
             </w:pPr>
-            <w:hyperlink w:history="1" r:id="rIdxtzfwfzekxf3eyb2vd0p8">
+            <w:hyperlink w:history="1" r:id="rIdh-1vwno51nqzohukyyxxg">
               <w:r>
                 <w:rPr>
                   <w:rFonts w:ascii="Arial" w:cs="Arial" w:eastAsia="Arial" w:hAnsi="Arial"/>
@@ -18434,7 +18900,7 @@
             <w:pPr>
               <w:spacing w:after="20" w:before="0"/>
             </w:pPr>
-            <w:hyperlink w:history="1" r:id="rIdwmtnmcvvuy_weuqcz1118">
+            <w:hyperlink w:history="1" r:id="rIdzsj74pav2lmlgz-i0rxsx">
               <w:r>
                 <w:rPr>
                   <w:rFonts w:ascii="Arial" w:cs="Arial" w:eastAsia="Arial" w:hAnsi="Arial"/>
@@ -18467,7 +18933,7 @@
               <w:spacing w:after="10" w:before="0"/>
               <w:ind w:left="120"/>
             </w:pPr>
-            <w:hyperlink w:history="1" r:id="rIda-ks8wpznoorkbwspc6ly">
+            <w:hyperlink w:history="1" r:id="rIdawfdwkszteobikflayvnu">
               <w:r>
                 <w:rPr>
                   <w:rFonts w:ascii="Arial" w:cs="Arial" w:eastAsia="Arial" w:hAnsi="Arial"/>
@@ -18662,7 +19128,7 @@
             <w:pPr>
               <w:spacing w:after="20" w:before="0"/>
             </w:pPr>
-            <w:hyperlink w:history="1" r:id="rIdtgbqp-uz9zz3e0dwozq14">
+            <w:hyperlink w:history="1" r:id="rIdp33ygnj3cl_yqvh2nmgl1">
               <w:r>
                 <w:rPr>
                   <w:rFonts w:ascii="Arial" w:cs="Arial" w:eastAsia="Arial" w:hAnsi="Arial"/>
@@ -18695,7 +19161,7 @@
               <w:spacing w:after="10" w:before="0"/>
               <w:ind w:left="120"/>
             </w:pPr>
-            <w:hyperlink w:history="1" r:id="rIdmqhb04e_urhq7yu1ikq-i">
+            <w:hyperlink w:history="1" r:id="rIdagzvvoq-p63ncbndooqk8">
               <w:r>
                 <w:rPr>
                   <w:rFonts w:ascii="Arial" w:cs="Arial" w:eastAsia="Arial" w:hAnsi="Arial"/>
@@ -18740,7 +19206,7 @@
             <w:pPr>
               <w:spacing w:after="20" w:before="0"/>
             </w:pPr>
-            <w:hyperlink w:history="1" r:id="rId3ww4elv8vdtcoz2xm-amz">
+            <w:hyperlink w:history="1" r:id="rIdvhi7syjojc2xpw1rp7hk_">
               <w:r>
                 <w:rPr>
                   <w:rFonts w:ascii="Arial" w:cs="Arial" w:eastAsia="Arial" w:hAnsi="Arial"/>
@@ -18773,7 +19239,7 @@
               <w:spacing w:after="10" w:before="0"/>
               <w:ind w:left="120"/>
             </w:pPr>
-            <w:hyperlink w:history="1" r:id="rIdhaxspnohrx9aajngr1qbd">
+            <w:hyperlink w:history="1" r:id="rIdlw-e9eimlqya8ikjik7na">
               <w:r>
                 <w:rPr>
                   <w:rFonts w:ascii="Arial" w:cs="Arial" w:eastAsia="Arial" w:hAnsi="Arial"/>
@@ -18968,7 +19434,7 @@
             <w:pPr>
               <w:spacing w:after="20" w:before="0"/>
             </w:pPr>
-            <w:hyperlink w:history="1" r:id="rIdljvds9igxcrbs4vdf9bss">
+            <w:hyperlink w:history="1" r:id="rIdhjsauxbrwpgwfb5msccec">
               <w:r>
                 <w:rPr>
                   <w:rFonts w:ascii="Arial" w:cs="Arial" w:eastAsia="Arial" w:hAnsi="Arial"/>
@@ -19001,7 +19467,7 @@
               <w:spacing w:after="10" w:before="0"/>
               <w:ind w:left="120"/>
             </w:pPr>
-            <w:hyperlink w:history="1" r:id="rId9mk4fwjh9zjs7seelp3w7">
+            <w:hyperlink w:history="1" r:id="rId7r1g_jz3gjad0s_ibpca4">
               <w:r>
                 <w:rPr>
                   <w:rFonts w:ascii="Arial" w:cs="Arial" w:eastAsia="Arial" w:hAnsi="Arial"/>
@@ -19046,7 +19512,7 @@
             <w:pPr>
               <w:spacing w:after="20" w:before="0"/>
             </w:pPr>
-            <w:hyperlink w:history="1" r:id="rIddab0jrltkxkgdbk7utr3z">
+            <w:hyperlink w:history="1" r:id="rIdjf70de6xcgl8kgpgrtzjk">
               <w:r>
                 <w:rPr>
                   <w:rFonts w:ascii="Arial" w:cs="Arial" w:eastAsia="Arial" w:hAnsi="Arial"/>
@@ -19079,7 +19545,7 @@
               <w:spacing w:after="10" w:before="0"/>
               <w:ind w:left="120"/>
             </w:pPr>
-            <w:hyperlink w:history="1" r:id="rIdjghzcwxqfxi00cwerrood">
+            <w:hyperlink w:history="1" r:id="rIdg50ssghkwxr5mcrsmf25j">
               <w:r>
                 <w:rPr>
                   <w:rFonts w:ascii="Arial" w:cs="Arial" w:eastAsia="Arial" w:hAnsi="Arial"/>
@@ -19274,7 +19740,7 @@
             <w:pPr>
               <w:spacing w:after="20" w:before="0"/>
             </w:pPr>
-            <w:hyperlink w:history="1" r:id="rIdvks-vulhcmaevu9pjsfn7">
+            <w:hyperlink w:history="1" r:id="rIdvvp5f7o-a1qhpdw1ht_xb">
               <w:r>
                 <w:rPr>
                   <w:rFonts w:ascii="Arial" w:cs="Arial" w:eastAsia="Arial" w:hAnsi="Arial"/>
@@ -19307,7 +19773,7 @@
               <w:spacing w:after="10" w:before="0"/>
               <w:ind w:left="120"/>
             </w:pPr>
-            <w:hyperlink w:history="1" r:id="rId5tmthstmbxveduqv_tzlp">
+            <w:hyperlink w:history="1" r:id="rIdx5sk5nqiurnmuo3evmvou">
               <w:r>
                 <w:rPr>
                   <w:rFonts w:ascii="Arial" w:cs="Arial" w:eastAsia="Arial" w:hAnsi="Arial"/>
@@ -19352,7 +19818,7 @@
             <w:pPr>
               <w:spacing w:after="20" w:before="0"/>
             </w:pPr>
-            <w:hyperlink w:history="1" r:id="rId2u4g5ew_g2jegzp4c1hdh">
+            <w:hyperlink w:history="1" r:id="rId5p9dpt3zc5g2-cgwamsd0">
               <w:r>
                 <w:rPr>
                   <w:rFonts w:ascii="Arial" w:cs="Arial" w:eastAsia="Arial" w:hAnsi="Arial"/>
@@ -19385,7 +19851,7 @@
               <w:spacing w:after="10" w:before="0"/>
               <w:ind w:left="120"/>
             </w:pPr>
-            <w:hyperlink w:history="1" r:id="rIdavg2ao9xc1xdevpqteczd">
+            <w:hyperlink w:history="1" r:id="rIdcl5emcdilzc5x1k0jrt0k">
               <w:r>
                 <w:rPr>
                   <w:rFonts w:ascii="Arial" w:cs="Arial" w:eastAsia="Arial" w:hAnsi="Arial"/>
@@ -20109,6 +20575,65 @@
         </w:tc>
       </w:tr>
     </w:tbl>
+    <w:p>
+      <w:pPr>
+        <w:pBdr>
+          <w:top w:val="single" w:color="BBBBBB" w:sz="4" w:space="4"/>
+        </w:pBdr>
+        <w:spacing w:after="0" w:before="160"/>
+      </w:pPr>
+      <w:r>
+        <w:rPr>
+          <w:rFonts w:ascii="Arial" w:cs="Arial" w:eastAsia="Arial" w:hAnsi="Arial"/>
+          <w:color w:val="666666"/>
+          <w:sz w:val="14"/>
+          <w:szCs w:val="14"/>
+        </w:rPr>
+        <w:t xml:space="preserve">© 2026 SeaVuria and ARES. Aligned with KICD objectives. Developed by SeaVuria; technical implementation by ARES (with AI assistance from Claude). Licensed under </w:t>
+      </w:r>
+      <w:hyperlink w:history="1" r:id="rIdc1ql_3wavbatfherlvhur">
+        <w:r>
+          <w:rPr>
+            <w:rFonts w:ascii="Arial" w:cs="Arial" w:eastAsia="Arial" w:hAnsi="Arial"/>
+            <w:color w:val="1F6B75"/>
+            <w:sz w:val="14"/>
+            <w:szCs w:val="14"/>
+            <w:u w:val="single" w:color="1F6B75"/>
+          </w:rPr>
+          <w:t xml:space="preserve">CC BY-NC 4.0</w:t>
+        </w:r>
+      </w:hyperlink>
+      <w:r>
+        <w:rPr>
+          <w:rFonts w:ascii="Arial" w:cs="Arial" w:eastAsia="Arial" w:hAnsi="Arial"/>
+          <w:color w:val="666666"/>
+          <w:sz w:val="14"/>
+          <w:szCs w:val="14"/>
+        </w:rPr>
+        <w:t xml:space="preserve"> (</w:t>
+      </w:r>
+      <w:hyperlink w:history="1" r:id="rId96d1-jjglvoiv2j0bin-j">
+        <w:r>
+          <w:rPr>
+            <w:rFonts w:ascii="Arial" w:cs="Arial" w:eastAsia="Arial" w:hAnsi="Arial"/>
+            <w:color w:val="1F6B75"/>
+            <w:sz w:val="14"/>
+            <w:szCs w:val="14"/>
+            <w:u w:val="single" w:color="1F6B75"/>
+          </w:rPr>
+          <w:t xml:space="preserve">https://creativecommons.org/licenses/by-nc/4.0/</w:t>
+        </w:r>
+      </w:hyperlink>
+      <w:r>
+        <w:rPr>
+          <w:rFonts w:ascii="Arial" w:cs="Arial" w:eastAsia="Arial" w:hAnsi="Arial"/>
+          <w:color w:val="666666"/>
+          <w:sz w:val="14"/>
+          <w:szCs w:val="14"/>
+        </w:rPr>
+        <w:t xml:space="preserve">).</w:t>
+      </w:r>
+    </w:p>
     <w:p>
       <w:r>
         <w:br w:type="page"/>

--- a/data/outputs/v2/Physics/SS1.3_Temperature_and_Thermal_Expansion/Physics_Temperature_and_Thermal_Expansion_CBE_LessonSequence.docx
+++ b/data/outputs/v2/Physics/SS1.3_Temperature_and_Thermal_Expansion/Physics_Temperature_and_Thermal_Expansion_CBE_LessonSequence.docx
@@ -38,6 +38,2241 @@
           <w:szCs w:val="22"/>
         </w:rPr>
         <w:t xml:space="preserve">CBE Phenomenon-Driven Lesson Sequence — Sub-Strand 1.3 (6 Lessons)</w:t>
+      </w:r>
+    </w:p>
+    <w:p>
+      <w:pPr>
+        <w:spacing w:after="120"/>
+      </w:pPr>
+      <w:r>
+        <w:t xml:space="preserve"/>
+      </w:r>
+    </w:p>
+    <w:tbl>
+      <w:tblPr>
+        <w:tblW w:type="dxa" w:w="13680"/>
+        <w:tblBorders>
+          <w:top w:val="single" w:color="AAAAAA" w:sz="4"/>
+          <w:left w:val="single" w:color="AAAAAA" w:sz="4"/>
+          <w:bottom w:val="single" w:color="AAAAAA" w:sz="4"/>
+          <w:right w:val="single" w:color="AAAAAA" w:sz="4"/>
+          <w:insideH w:val="single" w:color="auto" w:sz="4"/>
+          <w:insideV w:val="single" w:color="auto" w:sz="4"/>
+        </w:tblBorders>
+        <w:tblLayout w:type="fixed"/>
+      </w:tblPr>
+      <w:tblGrid>
+        <w:gridCol w:w="3000"/>
+        <w:gridCol w:w="10680"/>
+      </w:tblGrid>
+      <w:tr>
+        <w:tc>
+          <w:tcPr>
+            <w:tcW w:type="dxa" w:w="13680"/>
+            <w:gridSpan w:val="2"/>
+            <w:shd w:fill="1F3864" w:color="auto" w:val="clear"/>
+            <w:tcMar>
+              <w:top w:type="dxa" w:w="60"/>
+              <w:left w:type="dxa" w:w="120"/>
+              <w:bottom w:type="dxa" w:w="60"/>
+              <w:right w:type="dxa" w:w="120"/>
+            </w:tcMar>
+            <w:vAlign w:val="top"/>
+          </w:tcPr>
+          <w:p>
+            <w:pPr>
+              <w:spacing w:after="40" w:before="0"/>
+              <w:jc w:val="center"/>
+            </w:pPr>
+            <w:r>
+              <w:rPr>
+                <w:rFonts w:ascii="Arial" w:cs="Arial" w:eastAsia="Arial" w:hAnsi="Arial"/>
+                <w:b/>
+                <w:bCs/>
+                <w:i w:val="false"/>
+                <w:iCs w:val="false"/>
+                <w:color w:val="FFFFFF"/>
+                <w:sz w:val="22"/>
+                <w:szCs w:val="22"/>
+              </w:rPr>
+              <w:t xml:space="preserve">SUB-STRAND OVERVIEW</w:t>
+            </w:r>
+          </w:p>
+        </w:tc>
+      </w:tr>
+      <w:tr>
+        <w:tc>
+          <w:tcPr>
+            <w:tcW w:type="dxa" w:w="3000"/>
+            <w:shd w:fill="D5E8F0" w:color="auto" w:val="clear"/>
+            <w:tcMar>
+              <w:top w:type="dxa" w:w="60"/>
+              <w:left w:type="dxa" w:w="120"/>
+              <w:bottom w:type="dxa" w:w="60"/>
+              <w:right w:type="dxa" w:w="120"/>
+            </w:tcMar>
+            <w:vAlign w:val="top"/>
+          </w:tcPr>
+          <w:p>
+            <w:pPr>
+              <w:spacing w:after="40" w:before="0"/>
+              <w:jc w:val="left"/>
+            </w:pPr>
+            <w:r>
+              <w:rPr>
+                <w:rFonts w:ascii="Arial" w:cs="Arial" w:eastAsia="Arial" w:hAnsi="Arial"/>
+                <w:b/>
+                <w:bCs/>
+                <w:i w:val="false"/>
+                <w:iCs w:val="false"/>
+                <w:color w:val="000000"/>
+                <w:sz w:val="18"/>
+                <w:szCs w:val="18"/>
+              </w:rPr>
+              <w:t xml:space="preserve">Grade Level</w:t>
+            </w:r>
+          </w:p>
+        </w:tc>
+        <w:tc>
+          <w:tcPr>
+            <w:tcW w:type="dxa" w:w="10680"/>
+            <w:shd w:fill="FFFFFF" w:color="auto" w:val="clear"/>
+            <w:tcMar>
+              <w:top w:type="dxa" w:w="60"/>
+              <w:left w:type="dxa" w:w="120"/>
+              <w:bottom w:type="dxa" w:w="60"/>
+              <w:right w:type="dxa" w:w="120"/>
+            </w:tcMar>
+            <w:vAlign w:val="top"/>
+          </w:tcPr>
+          <w:p>
+            <w:pPr>
+              <w:spacing w:after="40" w:before="0"/>
+              <w:jc w:val="left"/>
+            </w:pPr>
+            <w:r>
+              <w:rPr>
+                <w:rFonts w:ascii="Arial" w:cs="Arial" w:eastAsia="Arial" w:hAnsi="Arial"/>
+                <w:b w:val="false"/>
+                <w:bCs w:val="false"/>
+                <w:i w:val="false"/>
+                <w:iCs w:val="false"/>
+                <w:color w:val="000000"/>
+                <w:sz w:val="18"/>
+                <w:szCs w:val="18"/>
+              </w:rPr>
+              <w:t xml:space="preserve">10</w:t>
+            </w:r>
+          </w:p>
+        </w:tc>
+      </w:tr>
+      <w:tr>
+        <w:tc>
+          <w:tcPr>
+            <w:tcW w:type="dxa" w:w="3000"/>
+            <w:shd w:fill="D5E8F0" w:color="auto" w:val="clear"/>
+            <w:tcMar>
+              <w:top w:type="dxa" w:w="60"/>
+              <w:left w:type="dxa" w:w="120"/>
+              <w:bottom w:type="dxa" w:w="60"/>
+              <w:right w:type="dxa" w:w="120"/>
+            </w:tcMar>
+            <w:vAlign w:val="top"/>
+          </w:tcPr>
+          <w:p>
+            <w:pPr>
+              <w:spacing w:after="40" w:before="0"/>
+              <w:jc w:val="left"/>
+            </w:pPr>
+            <w:r>
+              <w:rPr>
+                <w:rFonts w:ascii="Arial" w:cs="Arial" w:eastAsia="Arial" w:hAnsi="Arial"/>
+                <w:b/>
+                <w:bCs/>
+                <w:i w:val="false"/>
+                <w:iCs w:val="false"/>
+                <w:color w:val="000000"/>
+                <w:sz w:val="18"/>
+                <w:szCs w:val="18"/>
+              </w:rPr>
+              <w:t xml:space="preserve">Subject</w:t>
+            </w:r>
+          </w:p>
+        </w:tc>
+        <w:tc>
+          <w:tcPr>
+            <w:tcW w:type="dxa" w:w="10680"/>
+            <w:shd w:fill="FFFFFF" w:color="auto" w:val="clear"/>
+            <w:tcMar>
+              <w:top w:type="dxa" w:w="60"/>
+              <w:left w:type="dxa" w:w="120"/>
+              <w:bottom w:type="dxa" w:w="60"/>
+              <w:right w:type="dxa" w:w="120"/>
+            </w:tcMar>
+            <w:vAlign w:val="top"/>
+          </w:tcPr>
+          <w:p>
+            <w:pPr>
+              <w:spacing w:after="40" w:before="0"/>
+              <w:jc w:val="left"/>
+            </w:pPr>
+            <w:r>
+              <w:rPr>
+                <w:rFonts w:ascii="Arial" w:cs="Arial" w:eastAsia="Arial" w:hAnsi="Arial"/>
+                <w:b w:val="false"/>
+                <w:bCs w:val="false"/>
+                <w:i w:val="false"/>
+                <w:iCs w:val="false"/>
+                <w:color w:val="000000"/>
+                <w:sz w:val="18"/>
+                <w:szCs w:val="18"/>
+              </w:rPr>
+              <w:t xml:space="preserve">Physics</w:t>
+            </w:r>
+          </w:p>
+        </w:tc>
+      </w:tr>
+      <w:tr>
+        <w:tc>
+          <w:tcPr>
+            <w:tcW w:type="dxa" w:w="3000"/>
+            <w:shd w:fill="D5E8F0" w:color="auto" w:val="clear"/>
+            <w:tcMar>
+              <w:top w:type="dxa" w:w="60"/>
+              <w:left w:type="dxa" w:w="120"/>
+              <w:bottom w:type="dxa" w:w="60"/>
+              <w:right w:type="dxa" w:w="120"/>
+            </w:tcMar>
+            <w:vAlign w:val="top"/>
+          </w:tcPr>
+          <w:p>
+            <w:pPr>
+              <w:spacing w:after="40" w:before="0"/>
+              <w:jc w:val="left"/>
+            </w:pPr>
+            <w:r>
+              <w:rPr>
+                <w:rFonts w:ascii="Arial" w:cs="Arial" w:eastAsia="Arial" w:hAnsi="Arial"/>
+                <w:b/>
+                <w:bCs/>
+                <w:i w:val="false"/>
+                <w:iCs w:val="false"/>
+                <w:color w:val="000000"/>
+                <w:sz w:val="18"/>
+                <w:szCs w:val="18"/>
+              </w:rPr>
+              <w:t xml:space="preserve">Strand</w:t>
+            </w:r>
+          </w:p>
+        </w:tc>
+        <w:tc>
+          <w:tcPr>
+            <w:tcW w:type="dxa" w:w="10680"/>
+            <w:shd w:fill="FFFFFF" w:color="auto" w:val="clear"/>
+            <w:tcMar>
+              <w:top w:type="dxa" w:w="60"/>
+              <w:left w:type="dxa" w:w="120"/>
+              <w:bottom w:type="dxa" w:w="60"/>
+              <w:right w:type="dxa" w:w="120"/>
+            </w:tcMar>
+            <w:vAlign w:val="top"/>
+          </w:tcPr>
+          <w:p>
+            <w:pPr>
+              <w:spacing w:after="40" w:before="0"/>
+              <w:jc w:val="left"/>
+            </w:pPr>
+            <w:r>
+              <w:rPr>
+                <w:rFonts w:ascii="Arial" w:cs="Arial" w:eastAsia="Arial" w:hAnsi="Arial"/>
+                <w:b w:val="false"/>
+                <w:bCs w:val="false"/>
+                <w:i w:val="false"/>
+                <w:iCs w:val="false"/>
+                <w:color w:val="000000"/>
+                <w:sz w:val="18"/>
+                <w:szCs w:val="18"/>
+              </w:rPr>
+              <w:t xml:space="preserve">Strand 1.0: Mechanics and Thermal Physics</w:t>
+            </w:r>
+          </w:p>
+        </w:tc>
+      </w:tr>
+      <w:tr>
+        <w:tc>
+          <w:tcPr>
+            <w:tcW w:type="dxa" w:w="3000"/>
+            <w:shd w:fill="D5E8F0" w:color="auto" w:val="clear"/>
+            <w:tcMar>
+              <w:top w:type="dxa" w:w="60"/>
+              <w:left w:type="dxa" w:w="120"/>
+              <w:bottom w:type="dxa" w:w="60"/>
+              <w:right w:type="dxa" w:w="120"/>
+            </w:tcMar>
+            <w:vAlign w:val="top"/>
+          </w:tcPr>
+          <w:p>
+            <w:pPr>
+              <w:spacing w:after="40" w:before="0"/>
+              <w:jc w:val="left"/>
+            </w:pPr>
+            <w:r>
+              <w:rPr>
+                <w:rFonts w:ascii="Arial" w:cs="Arial" w:eastAsia="Arial" w:hAnsi="Arial"/>
+                <w:b/>
+                <w:bCs/>
+                <w:i w:val="false"/>
+                <w:iCs w:val="false"/>
+                <w:color w:val="000000"/>
+                <w:sz w:val="18"/>
+                <w:szCs w:val="18"/>
+              </w:rPr>
+              <w:t xml:space="preserve">Sub-Strand</w:t>
+            </w:r>
+          </w:p>
+        </w:tc>
+        <w:tc>
+          <w:tcPr>
+            <w:tcW w:type="dxa" w:w="10680"/>
+            <w:shd w:fill="FFFFFF" w:color="auto" w:val="clear"/>
+            <w:tcMar>
+              <w:top w:type="dxa" w:w="60"/>
+              <w:left w:type="dxa" w:w="120"/>
+              <w:bottom w:type="dxa" w:w="60"/>
+              <w:right w:type="dxa" w:w="120"/>
+            </w:tcMar>
+            <w:vAlign w:val="top"/>
+          </w:tcPr>
+          <w:p>
+            <w:pPr>
+              <w:spacing w:after="40" w:before="0"/>
+              <w:jc w:val="left"/>
+            </w:pPr>
+            <w:r>
+              <w:rPr>
+                <w:rFonts w:ascii="Arial" w:cs="Arial" w:eastAsia="Arial" w:hAnsi="Arial"/>
+                <w:b w:val="false"/>
+                <w:bCs w:val="false"/>
+                <w:i w:val="false"/>
+                <w:iCs w:val="false"/>
+                <w:color w:val="000000"/>
+                <w:sz w:val="18"/>
+                <w:szCs w:val="18"/>
+              </w:rPr>
+              <w:t xml:space="preserve">Sub-Strand 1.4: Temperature and Thermal Expansion</w:t>
+            </w:r>
+          </w:p>
+        </w:tc>
+      </w:tr>
+      <w:tr>
+        <w:tc>
+          <w:tcPr>
+            <w:tcW w:type="dxa" w:w="3000"/>
+            <w:shd w:fill="D5E8F0" w:color="auto" w:val="clear"/>
+            <w:tcMar>
+              <w:top w:type="dxa" w:w="60"/>
+              <w:left w:type="dxa" w:w="120"/>
+              <w:bottom w:type="dxa" w:w="60"/>
+              <w:right w:type="dxa" w:w="120"/>
+            </w:tcMar>
+            <w:vAlign w:val="top"/>
+          </w:tcPr>
+          <w:p>
+            <w:pPr>
+              <w:spacing w:after="40" w:before="0"/>
+              <w:jc w:val="left"/>
+            </w:pPr>
+            <w:r>
+              <w:rPr>
+                <w:rFonts w:ascii="Arial" w:cs="Arial" w:eastAsia="Arial" w:hAnsi="Arial"/>
+                <w:b/>
+                <w:bCs/>
+                <w:i w:val="false"/>
+                <w:iCs w:val="false"/>
+                <w:color w:val="000000"/>
+                <w:sz w:val="18"/>
+                <w:szCs w:val="18"/>
+              </w:rPr>
+              <w:t xml:space="preserve">Total Duration</w:t>
+            </w:r>
+          </w:p>
+        </w:tc>
+        <w:tc>
+          <w:tcPr>
+            <w:tcW w:type="dxa" w:w="10680"/>
+            <w:shd w:fill="FFFFFF" w:color="auto" w:val="clear"/>
+            <w:tcMar>
+              <w:top w:type="dxa" w:w="60"/>
+              <w:left w:type="dxa" w:w="120"/>
+              <w:bottom w:type="dxa" w:w="60"/>
+              <w:right w:type="dxa" w:w="120"/>
+            </w:tcMar>
+            <w:vAlign w:val="top"/>
+          </w:tcPr>
+          <w:p>
+            <w:pPr>
+              <w:spacing w:after="40" w:before="0"/>
+              <w:jc w:val="left"/>
+            </w:pPr>
+            <w:r>
+              <w:rPr>
+                <w:rFonts w:ascii="Arial" w:cs="Arial" w:eastAsia="Arial" w:hAnsi="Arial"/>
+                <w:b w:val="false"/>
+                <w:bCs w:val="false"/>
+                <w:i w:val="false"/>
+                <w:iCs w:val="false"/>
+                <w:color w:val="000000"/>
+                <w:sz w:val="18"/>
+                <w:szCs w:val="18"/>
+              </w:rPr>
+              <w:t xml:space="preserve">6 lessons × 40 minutes = 240 minutes total</w:t>
+            </w:r>
+          </w:p>
+        </w:tc>
+      </w:tr>
+      <w:tr>
+        <w:tc>
+          <w:tcPr>
+            <w:tcW w:type="dxa" w:w="3000"/>
+            <w:shd w:fill="D5E8F0" w:color="auto" w:val="clear"/>
+            <w:tcMar>
+              <w:top w:type="dxa" w:w="60"/>
+              <w:left w:type="dxa" w:w="120"/>
+              <w:bottom w:type="dxa" w:w="60"/>
+              <w:right w:type="dxa" w:w="120"/>
+            </w:tcMar>
+            <w:vAlign w:val="top"/>
+          </w:tcPr>
+          <w:p>
+            <w:pPr>
+              <w:spacing w:after="40" w:before="0"/>
+              <w:jc w:val="left"/>
+            </w:pPr>
+            <w:r>
+              <w:rPr>
+                <w:rFonts w:ascii="Arial" w:cs="Arial" w:eastAsia="Arial" w:hAnsi="Arial"/>
+                <w:b/>
+                <w:bCs/>
+                <w:i w:val="false"/>
+                <w:iCs w:val="false"/>
+                <w:color w:val="000000"/>
+                <w:sz w:val="18"/>
+                <w:szCs w:val="18"/>
+              </w:rPr>
+              <w:t xml:space="preserve">Sub-Strand Content</w:t>
+            </w:r>
+          </w:p>
+        </w:tc>
+        <w:tc>
+          <w:tcPr>
+            <w:tcW w:type="dxa" w:w="10680"/>
+            <w:shd w:fill="FFFFFF" w:color="auto" w:val="clear"/>
+            <w:tcMar>
+              <w:top w:type="dxa" w:w="60"/>
+              <w:left w:type="dxa" w:w="120"/>
+              <w:bottom w:type="dxa" w:w="60"/>
+              <w:right w:type="dxa" w:w="120"/>
+            </w:tcMar>
+            <w:vAlign w:val="top"/>
+          </w:tcPr>
+          <w:p>
+            <w:pPr>
+              <w:spacing w:after="30" w:before="0"/>
+              <w:ind w:left="360" w:hanging="180"/>
+              <w:jc w:val="left"/>
+            </w:pPr>
+            <w:r>
+              <w:rPr>
+                <w:rFonts w:ascii="Arial" w:cs="Arial" w:eastAsia="Arial" w:hAnsi="Arial"/>
+                <w:b w:val="false"/>
+                <w:bCs w:val="false"/>
+                <w:i w:val="false"/>
+                <w:iCs w:val="false"/>
+                <w:color w:val="000000"/>
+                <w:sz w:val="18"/>
+                <w:szCs w:val="18"/>
+              </w:rPr>
+              <w:t xml:space="preserve">–  Temperature as a measure of the degree of hotness or coldness of a body</w:t>
+            </w:r>
+          </w:p>
+          <w:p>
+            <w:pPr>
+              <w:spacing w:after="30" w:before="0"/>
+              <w:ind w:left="360" w:hanging="180"/>
+              <w:jc w:val="left"/>
+            </w:pPr>
+            <w:r>
+              <w:rPr>
+                <w:rFonts w:ascii="Arial" w:cs="Arial" w:eastAsia="Arial" w:hAnsi="Arial"/>
+                <w:b w:val="false"/>
+                <w:bCs w:val="false"/>
+                <w:i w:val="false"/>
+                <w:iCs w:val="false"/>
+                <w:color w:val="000000"/>
+                <w:sz w:val="18"/>
+                <w:szCs w:val="18"/>
+              </w:rPr>
+              <w:t xml:space="preserve">–  Thermometric properties and types of thermometers (liquid-in-glass, clinical, thermocouple)</w:t>
+            </w:r>
+          </w:p>
+          <w:p>
+            <w:pPr>
+              <w:spacing w:after="30" w:before="0"/>
+              <w:ind w:left="360" w:hanging="180"/>
+              <w:jc w:val="left"/>
+            </w:pPr>
+            <w:r>
+              <w:rPr>
+                <w:rFonts w:ascii="Arial" w:cs="Arial" w:eastAsia="Arial" w:hAnsi="Arial"/>
+                <w:b w:val="false"/>
+                <w:bCs w:val="false"/>
+                <w:i w:val="false"/>
+                <w:iCs w:val="false"/>
+                <w:color w:val="000000"/>
+                <w:sz w:val="18"/>
+                <w:szCs w:val="18"/>
+              </w:rPr>
+              <w:t xml:space="preserve">–  Temperature scales: Celsius, Kelvin, and conversion between scales</w:t>
+            </w:r>
+          </w:p>
+          <w:p>
+            <w:pPr>
+              <w:spacing w:after="30" w:before="0"/>
+              <w:ind w:left="360" w:hanging="180"/>
+              <w:jc w:val="left"/>
+            </w:pPr>
+            <w:r>
+              <w:rPr>
+                <w:rFonts w:ascii="Arial" w:cs="Arial" w:eastAsia="Arial" w:hAnsi="Arial"/>
+                <w:b w:val="false"/>
+                <w:bCs w:val="false"/>
+                <w:i w:val="false"/>
+                <w:iCs w:val="false"/>
+                <w:color w:val="000000"/>
+                <w:sz w:val="18"/>
+                <w:szCs w:val="18"/>
+              </w:rPr>
+              <w:t xml:space="preserve">–  Linear expansion of solids: coefficient of linear expansivity (α) and the formula ΔL = αL₀ΔT</w:t>
+            </w:r>
+          </w:p>
+          <w:p>
+            <w:pPr>
+              <w:spacing w:after="30" w:before="0"/>
+              <w:ind w:left="360" w:hanging="180"/>
+              <w:jc w:val="left"/>
+            </w:pPr>
+            <w:r>
+              <w:rPr>
+                <w:rFonts w:ascii="Arial" w:cs="Arial" w:eastAsia="Arial" w:hAnsi="Arial"/>
+                <w:b w:val="false"/>
+                <w:bCs w:val="false"/>
+                <w:i w:val="false"/>
+                <w:iCs w:val="false"/>
+                <w:color w:val="000000"/>
+                <w:sz w:val="18"/>
+                <w:szCs w:val="18"/>
+              </w:rPr>
+              <w:t xml:space="preserve">–  Applications and effects of linear expansion (railway tracks, bridges, overhead cables, bimetallic strips)</w:t>
+            </w:r>
+          </w:p>
+          <w:p>
+            <w:pPr>
+              <w:spacing w:after="30" w:before="0"/>
+              <w:ind w:left="360" w:hanging="180"/>
+              <w:jc w:val="left"/>
+            </w:pPr>
+            <w:r>
+              <w:rPr>
+                <w:rFonts w:ascii="Arial" w:cs="Arial" w:eastAsia="Arial" w:hAnsi="Arial"/>
+                <w:b w:val="false"/>
+                <w:bCs w:val="false"/>
+                <w:i w:val="false"/>
+                <w:iCs w:val="false"/>
+                <w:color w:val="000000"/>
+                <w:sz w:val="18"/>
+                <w:szCs w:val="18"/>
+              </w:rPr>
+              <w:t xml:space="preserve">–  Superficial (area) expansion of solids and the relationship to linear expansivity</w:t>
+            </w:r>
+          </w:p>
+          <w:p>
+            <w:pPr>
+              <w:spacing w:after="30" w:before="0"/>
+              <w:ind w:left="360" w:hanging="180"/>
+              <w:jc w:val="left"/>
+            </w:pPr>
+            <w:r>
+              <w:rPr>
+                <w:rFonts w:ascii="Arial" w:cs="Arial" w:eastAsia="Arial" w:hAnsi="Arial"/>
+                <w:b w:val="false"/>
+                <w:bCs w:val="false"/>
+                <w:i w:val="false"/>
+                <w:iCs w:val="false"/>
+                <w:color w:val="000000"/>
+                <w:sz w:val="18"/>
+                <w:szCs w:val="18"/>
+              </w:rPr>
+              <w:t xml:space="preserve">–  Volumetric (cubical) expansion of solids, liquids, and gases</w:t>
+            </w:r>
+          </w:p>
+          <w:p>
+            <w:pPr>
+              <w:spacing w:after="30" w:before="0"/>
+              <w:ind w:left="360" w:hanging="180"/>
+              <w:jc w:val="left"/>
+            </w:pPr>
+            <w:r>
+              <w:rPr>
+                <w:rFonts w:ascii="Arial" w:cs="Arial" w:eastAsia="Arial" w:hAnsi="Arial"/>
+                <w:b w:val="false"/>
+                <w:bCs w:val="false"/>
+                <w:i w:val="false"/>
+                <w:iCs w:val="false"/>
+                <w:color w:val="000000"/>
+                <w:sz w:val="18"/>
+                <w:szCs w:val="18"/>
+              </w:rPr>
+              <w:t xml:space="preserve">–  Anomalous expansion of water and its significance in aquatic ecosystems</w:t>
+            </w:r>
+          </w:p>
+          <w:p>
+            <w:pPr>
+              <w:spacing w:after="30" w:before="0"/>
+              <w:ind w:left="360" w:hanging="180"/>
+              <w:jc w:val="left"/>
+            </w:pPr>
+            <w:r>
+              <w:rPr>
+                <w:rFonts w:ascii="Arial" w:cs="Arial" w:eastAsia="Arial" w:hAnsi="Arial"/>
+                <w:b w:val="false"/>
+                <w:bCs w:val="false"/>
+                <w:i w:val="false"/>
+                <w:iCs w:val="false"/>
+                <w:color w:val="000000"/>
+                <w:sz w:val="18"/>
+                <w:szCs w:val="18"/>
+              </w:rPr>
+              <w:t xml:space="preserve">–  Real and apparent expansion of liquids</w:t>
+            </w:r>
+          </w:p>
+          <w:p>
+            <w:pPr>
+              <w:spacing w:after="30" w:before="0"/>
+              <w:ind w:left="360" w:hanging="180"/>
+              <w:jc w:val="left"/>
+            </w:pPr>
+            <w:r>
+              <w:rPr>
+                <w:rFonts w:ascii="Arial" w:cs="Arial" w:eastAsia="Arial" w:hAnsi="Arial"/>
+                <w:b w:val="false"/>
+                <w:bCs w:val="false"/>
+                <w:i w:val="false"/>
+                <w:iCs w:val="false"/>
+                <w:color w:val="000000"/>
+                <w:sz w:val="18"/>
+                <w:szCs w:val="18"/>
+              </w:rPr>
+              <w:t xml:space="preserve">–  Applications of thermal expansion (thermostats, riveting, fitting of metal tyres, expansion joints on Kenyan roads and bridges)</w:t>
+            </w:r>
+          </w:p>
+        </w:tc>
+      </w:tr>
+      <w:tr>
+        <w:tc>
+          <w:tcPr>
+            <w:tcW w:type="dxa" w:w="3000"/>
+            <w:shd w:fill="D5E8F0" w:color="auto" w:val="clear"/>
+            <w:tcMar>
+              <w:top w:type="dxa" w:w="60"/>
+              <w:left w:type="dxa" w:w="120"/>
+              <w:bottom w:type="dxa" w:w="60"/>
+              <w:right w:type="dxa" w:w="120"/>
+            </w:tcMar>
+            <w:vAlign w:val="top"/>
+          </w:tcPr>
+          <w:p>
+            <w:pPr>
+              <w:spacing w:after="40" w:before="0"/>
+              <w:jc w:val="left"/>
+            </w:pPr>
+            <w:r>
+              <w:rPr>
+                <w:rFonts w:ascii="Arial" w:cs="Arial" w:eastAsia="Arial" w:hAnsi="Arial"/>
+                <w:b/>
+                <w:bCs/>
+                <w:i w:val="false"/>
+                <w:iCs w:val="false"/>
+                <w:color w:val="000000"/>
+                <w:sz w:val="18"/>
+                <w:szCs w:val="18"/>
+              </w:rPr>
+              <w:t xml:space="preserve">Learning Outcomes</w:t>
+            </w:r>
+          </w:p>
+        </w:tc>
+        <w:tc>
+          <w:tcPr>
+            <w:tcW w:type="dxa" w:w="10680"/>
+            <w:shd w:fill="FFFFFF" w:color="auto" w:val="clear"/>
+            <w:tcMar>
+              <w:top w:type="dxa" w:w="60"/>
+              <w:left w:type="dxa" w:w="120"/>
+              <w:bottom w:type="dxa" w:w="60"/>
+              <w:right w:type="dxa" w:w="120"/>
+            </w:tcMar>
+            <w:vAlign w:val="top"/>
+          </w:tcPr>
+          <w:p>
+            <w:pPr>
+              <w:spacing w:after="40" w:before="0"/>
+              <w:jc w:val="left"/>
+            </w:pPr>
+            <w:r>
+              <w:rPr>
+                <w:rFonts w:ascii="Arial" w:cs="Arial" w:eastAsia="Arial" w:hAnsi="Arial"/>
+                <w:b w:val="false"/>
+                <w:bCs w:val="false"/>
+                <w:i w:val="false"/>
+                <w:iCs w:val="false"/>
+                <w:color w:val="000000"/>
+                <w:sz w:val="18"/>
+                <w:szCs w:val="18"/>
+              </w:rPr>
+              <w:t xml:space="preserve">By the end of the sub-strand, the learner should be able to:</w:t>
+            </w:r>
+          </w:p>
+          <w:p>
+            <w:pPr>
+              <w:spacing w:after="40" w:before="0"/>
+              <w:jc w:val="left"/>
+            </w:pPr>
+            <w:r>
+              <w:rPr>
+                <w:rFonts w:ascii="Arial" w:cs="Arial" w:eastAsia="Arial" w:hAnsi="Arial"/>
+                <w:b w:val="false"/>
+                <w:bCs w:val="false"/>
+                <w:i w:val="false"/>
+                <w:iCs w:val="false"/>
+                <w:color w:val="000000"/>
+                <w:sz w:val="18"/>
+                <w:szCs w:val="18"/>
+              </w:rPr>
+              <w:t xml:space="preserve">a) explain temperature as a measure of the degree of hotness or coldness of a body,</w:t>
+            </w:r>
+          </w:p>
+          <w:p>
+            <w:pPr>
+              <w:spacing w:after="40" w:before="0"/>
+              <w:jc w:val="left"/>
+            </w:pPr>
+            <w:r>
+              <w:rPr>
+                <w:rFonts w:ascii="Arial" w:cs="Arial" w:eastAsia="Arial" w:hAnsi="Arial"/>
+                <w:b w:val="false"/>
+                <w:bCs w:val="false"/>
+                <w:i w:val="false"/>
+                <w:iCs w:val="false"/>
+                <w:color w:val="000000"/>
+                <w:sz w:val="18"/>
+                <w:szCs w:val="18"/>
+              </w:rPr>
+              <w:t xml:space="preserve">b) describe the working principles of different types of thermometers and their thermometric properties,</w:t>
+            </w:r>
+          </w:p>
+          <w:p>
+            <w:pPr>
+              <w:spacing w:after="40" w:before="0"/>
+              <w:jc w:val="left"/>
+            </w:pPr>
+            <w:r>
+              <w:rPr>
+                <w:rFonts w:ascii="Arial" w:cs="Arial" w:eastAsia="Arial" w:hAnsi="Arial"/>
+                <w:b w:val="false"/>
+                <w:bCs w:val="false"/>
+                <w:i w:val="false"/>
+                <w:iCs w:val="false"/>
+                <w:color w:val="000000"/>
+                <w:sz w:val="18"/>
+                <w:szCs w:val="18"/>
+              </w:rPr>
+              <w:t xml:space="preserve">c) convert temperature values between Celsius and Kelvin scales,</w:t>
+            </w:r>
+          </w:p>
+          <w:p>
+            <w:pPr>
+              <w:spacing w:after="40" w:before="0"/>
+              <w:jc w:val="left"/>
+            </w:pPr>
+            <w:r>
+              <w:rPr>
+                <w:rFonts w:ascii="Arial" w:cs="Arial" w:eastAsia="Arial" w:hAnsi="Arial"/>
+                <w:b w:val="false"/>
+                <w:bCs w:val="false"/>
+                <w:i w:val="false"/>
+                <w:iCs w:val="false"/>
+                <w:color w:val="000000"/>
+                <w:sz w:val="18"/>
+                <w:szCs w:val="18"/>
+              </w:rPr>
+              <w:t xml:space="preserve">d) determine the linear, superficial, and volumetric expansion of solids using relevant formulae,</w:t>
+            </w:r>
+          </w:p>
+          <w:p>
+            <w:pPr>
+              <w:spacing w:after="40" w:before="0"/>
+              <w:jc w:val="left"/>
+            </w:pPr>
+            <w:r>
+              <w:rPr>
+                <w:rFonts w:ascii="Arial" w:cs="Arial" w:eastAsia="Arial" w:hAnsi="Arial"/>
+                <w:b w:val="false"/>
+                <w:bCs w:val="false"/>
+                <w:i w:val="false"/>
+                <w:iCs w:val="false"/>
+                <w:color w:val="000000"/>
+                <w:sz w:val="18"/>
+                <w:szCs w:val="18"/>
+              </w:rPr>
+              <w:t xml:space="preserve">e) investigate the expansion of liquids and distinguish between real and apparent expansion,</w:t>
+            </w:r>
+          </w:p>
+          <w:p>
+            <w:pPr>
+              <w:spacing w:after="40" w:before="0"/>
+              <w:jc w:val="left"/>
+            </w:pPr>
+            <w:r>
+              <w:rPr>
+                <w:rFonts w:ascii="Arial" w:cs="Arial" w:eastAsia="Arial" w:hAnsi="Arial"/>
+                <w:b w:val="false"/>
+                <w:bCs w:val="false"/>
+                <w:i w:val="false"/>
+                <w:iCs w:val="false"/>
+                <w:color w:val="000000"/>
+                <w:sz w:val="18"/>
+                <w:szCs w:val="18"/>
+              </w:rPr>
+              <w:t xml:space="preserve">f) explain the anomalous expansion of water and its importance to aquatic life in Kenyan lakes such as Lake Victoria,</w:t>
+            </w:r>
+          </w:p>
+          <w:p>
+            <w:pPr>
+              <w:spacing w:after="40" w:before="0"/>
+              <w:jc w:val="left"/>
+            </w:pPr>
+            <w:r>
+              <w:rPr>
+                <w:rFonts w:ascii="Arial" w:cs="Arial" w:eastAsia="Arial" w:hAnsi="Arial"/>
+                <w:b w:val="false"/>
+                <w:bCs w:val="false"/>
+                <w:i w:val="false"/>
+                <w:iCs w:val="false"/>
+                <w:color w:val="000000"/>
+                <w:sz w:val="18"/>
+                <w:szCs w:val="18"/>
+              </w:rPr>
+              <w:t xml:space="preserve">g) apply knowledge of thermal expansion to explain real-life situations such as expansion joints on Kenyan roads and bridges, bimetallic strips in thermostats, and the bursting of sealed containers,</w:t>
+            </w:r>
+          </w:p>
+          <w:p>
+            <w:pPr>
+              <w:spacing w:after="40" w:before="0"/>
+              <w:jc w:val="left"/>
+            </w:pPr>
+            <w:r>
+              <w:rPr>
+                <w:rFonts w:ascii="Arial" w:cs="Arial" w:eastAsia="Arial" w:hAnsi="Arial"/>
+                <w:b w:val="false"/>
+                <w:bCs w:val="false"/>
+                <w:i w:val="false"/>
+                <w:iCs w:val="false"/>
+                <w:color w:val="000000"/>
+                <w:sz w:val="18"/>
+                <w:szCs w:val="18"/>
+              </w:rPr>
+              <w:t xml:space="preserve">h) appreciate the role of thermal expansion in engineering design and environmental systems.</w:t>
+            </w:r>
+          </w:p>
+        </w:tc>
+      </w:tr>
+      <w:tr>
+        <w:tc>
+          <w:tcPr>
+            <w:tcW w:type="dxa" w:w="3000"/>
+            <w:shd w:fill="D5E8F0" w:color="auto" w:val="clear"/>
+            <w:tcMar>
+              <w:top w:type="dxa" w:w="60"/>
+              <w:left w:type="dxa" w:w="120"/>
+              <w:bottom w:type="dxa" w:w="60"/>
+              <w:right w:type="dxa" w:w="120"/>
+            </w:tcMar>
+            <w:vAlign w:val="top"/>
+          </w:tcPr>
+          <w:p>
+            <w:pPr>
+              <w:spacing w:after="40" w:before="0"/>
+              <w:jc w:val="left"/>
+            </w:pPr>
+            <w:r>
+              <w:rPr>
+                <w:rFonts w:ascii="Arial" w:cs="Arial" w:eastAsia="Arial" w:hAnsi="Arial"/>
+                <w:b/>
+                <w:bCs/>
+                <w:i w:val="false"/>
+                <w:iCs w:val="false"/>
+                <w:color w:val="000000"/>
+                <w:sz w:val="18"/>
+                <w:szCs w:val="18"/>
+              </w:rPr>
+              <w:t xml:space="preserve">Core Competencies</w:t>
+            </w:r>
+          </w:p>
+        </w:tc>
+        <w:tc>
+          <w:tcPr>
+            <w:tcW w:type="dxa" w:w="10680"/>
+            <w:shd w:fill="FFFFFF" w:color="auto" w:val="clear"/>
+            <w:tcMar>
+              <w:top w:type="dxa" w:w="60"/>
+              <w:left w:type="dxa" w:w="120"/>
+              <w:bottom w:type="dxa" w:w="60"/>
+              <w:right w:type="dxa" w:w="120"/>
+            </w:tcMar>
+            <w:vAlign w:val="top"/>
+          </w:tcPr>
+          <w:p>
+            <w:pPr>
+              <w:spacing w:after="30" w:before="0"/>
+              <w:ind w:left="360" w:hanging="180"/>
+              <w:jc w:val="left"/>
+            </w:pPr>
+            <w:r>
+              <w:rPr>
+                <w:rFonts w:ascii="Arial" w:cs="Arial" w:eastAsia="Arial" w:hAnsi="Arial"/>
+                <w:b w:val="false"/>
+                <w:bCs w:val="false"/>
+                <w:i w:val="false"/>
+                <w:iCs w:val="false"/>
+                <w:color w:val="000000"/>
+                <w:sz w:val="18"/>
+                <w:szCs w:val="18"/>
+              </w:rPr>
+              <w:t xml:space="preserve">–  Communication and Collaboration: developed as learners work in groups to design and conduct experiments on thermal expansion of solids and liquids, share findings, and present conclusions to the class using locally available materials such as metal rods and water-filled bottles.</w:t>
+            </w:r>
+          </w:p>
+          <w:p>
+            <w:pPr>
+              <w:spacing w:after="30" w:before="0"/>
+              <w:ind w:left="360" w:hanging="180"/>
+              <w:jc w:val="left"/>
+            </w:pPr>
+            <w:r>
+              <w:rPr>
+                <w:rFonts w:ascii="Arial" w:cs="Arial" w:eastAsia="Arial" w:hAnsi="Arial"/>
+                <w:b w:val="false"/>
+                <w:bCs w:val="false"/>
+                <w:i w:val="false"/>
+                <w:iCs w:val="false"/>
+                <w:color w:val="000000"/>
+                <w:sz w:val="18"/>
+                <w:szCs w:val="18"/>
+              </w:rPr>
+              <w:t xml:space="preserve">–  Critical Thinking and Problem Solving: developed as learners analyse why a sealed glass bottle filled with water cracks when frozen, apply expansion formulae to calculate changes in dimension, and evaluate how engineers account for thermal expansion in construction of roads and railway lines in Kenya.</w:t>
+            </w:r>
+          </w:p>
+          <w:p>
+            <w:pPr>
+              <w:spacing w:after="30" w:before="0"/>
+              <w:ind w:left="360" w:hanging="180"/>
+              <w:jc w:val="left"/>
+            </w:pPr>
+            <w:r>
+              <w:rPr>
+                <w:rFonts w:ascii="Arial" w:cs="Arial" w:eastAsia="Arial" w:hAnsi="Arial"/>
+                <w:b w:val="false"/>
+                <w:bCs w:val="false"/>
+                <w:i w:val="false"/>
+                <w:iCs w:val="false"/>
+                <w:color w:val="000000"/>
+                <w:sz w:val="18"/>
+                <w:szCs w:val="18"/>
+              </w:rPr>
+              <w:t xml:space="preserve">–  Learning to Learn: developed as learners independently research applications of thermal expansion in everyday Kenyan contexts (e.g., bimetallic strip thermostats, expansion joints on the Nairobi–Mombasa highway) and reflect on how their mental models change across the lesson sequence.</w:t>
+            </w:r>
+          </w:p>
+          <w:p>
+            <w:pPr>
+              <w:spacing w:after="30" w:before="0"/>
+              <w:ind w:left="360" w:hanging="180"/>
+              <w:jc w:val="left"/>
+            </w:pPr>
+            <w:r>
+              <w:rPr>
+                <w:rFonts w:ascii="Arial" w:cs="Arial" w:eastAsia="Arial" w:hAnsi="Arial"/>
+                <w:b w:val="false"/>
+                <w:bCs w:val="false"/>
+                <w:i w:val="false"/>
+                <w:iCs w:val="false"/>
+                <w:color w:val="000000"/>
+                <w:sz w:val="18"/>
+                <w:szCs w:val="18"/>
+              </w:rPr>
+              <w:t xml:space="preserve">–  Digital Literacy: developed as learners use digital simulations and videos to visualise molecular behaviour during heating and cooling where physical experiments have limitations, and to record and analyse experimental data.</w:t>
+            </w:r>
+          </w:p>
+        </w:tc>
+      </w:tr>
+      <w:tr>
+        <w:tc>
+          <w:tcPr>
+            <w:tcW w:type="dxa" w:w="3000"/>
+            <w:shd w:fill="E2EFDA" w:color="auto" w:val="clear"/>
+            <w:tcMar>
+              <w:top w:type="dxa" w:w="60"/>
+              <w:left w:type="dxa" w:w="120"/>
+              <w:bottom w:type="dxa" w:w="60"/>
+              <w:right w:type="dxa" w:w="120"/>
+            </w:tcMar>
+            <w:vAlign w:val="top"/>
+          </w:tcPr>
+          <w:p>
+            <w:pPr>
+              <w:spacing w:after="40" w:before="0"/>
+              <w:jc w:val="left"/>
+            </w:pPr>
+            <w:r>
+              <w:rPr>
+                <w:rFonts w:ascii="Arial" w:cs="Arial" w:eastAsia="Arial" w:hAnsi="Arial"/>
+                <w:b/>
+                <w:bCs/>
+                <w:i w:val="false"/>
+                <w:iCs w:val="false"/>
+                <w:color w:val="000000"/>
+                <w:sz w:val="18"/>
+                <w:szCs w:val="18"/>
+              </w:rPr>
+              <w:t xml:space="preserve">Core Values</w:t>
+            </w:r>
+          </w:p>
+        </w:tc>
+        <w:tc>
+          <w:tcPr>
+            <w:tcW w:type="dxa" w:w="10680"/>
+            <w:shd w:fill="FFFFFF" w:color="auto" w:val="clear"/>
+            <w:tcMar>
+              <w:top w:type="dxa" w:w="60"/>
+              <w:left w:type="dxa" w:w="120"/>
+              <w:bottom w:type="dxa" w:w="60"/>
+              <w:right w:type="dxa" w:w="120"/>
+            </w:tcMar>
+            <w:vAlign w:val="top"/>
+          </w:tcPr>
+          <w:p>
+            <w:pPr>
+              <w:spacing w:after="30" w:before="0"/>
+              <w:ind w:left="360" w:hanging="180"/>
+              <w:jc w:val="left"/>
+            </w:pPr>
+            <w:r>
+              <w:rPr>
+                <w:rFonts w:ascii="Arial" w:cs="Arial" w:eastAsia="Arial" w:hAnsi="Arial"/>
+                <w:b w:val="false"/>
+                <w:bCs w:val="false"/>
+                <w:i w:val="false"/>
+                <w:iCs w:val="false"/>
+                <w:color w:val="000000"/>
+                <w:sz w:val="18"/>
+                <w:szCs w:val="18"/>
+              </w:rPr>
+              <w:t xml:space="preserve">–  Responsibility: the learner handles laboratory equipment carefully and cleans up after experiments, demonstrating personal accountability for the shared learning environment.</w:t>
+            </w:r>
+          </w:p>
+          <w:p>
+            <w:pPr>
+              <w:spacing w:after="30" w:before="0"/>
+              <w:ind w:left="360" w:hanging="180"/>
+              <w:jc w:val="left"/>
+            </w:pPr>
+            <w:r>
+              <w:rPr>
+                <w:rFonts w:ascii="Arial" w:cs="Arial" w:eastAsia="Arial" w:hAnsi="Arial"/>
+                <w:b w:val="false"/>
+                <w:bCs w:val="false"/>
+                <w:i w:val="false"/>
+                <w:iCs w:val="false"/>
+                <w:color w:val="000000"/>
+                <w:sz w:val="18"/>
+                <w:szCs w:val="18"/>
+              </w:rPr>
+              <w:t xml:space="preserve">–  Respect: the learner listens to and values the contributions of group members when discussing observations on thermal expansion, appreciating that peers may arrive at explanations through different reasoning paths.</w:t>
+            </w:r>
+          </w:p>
+          <w:p>
+            <w:pPr>
+              <w:spacing w:after="30" w:before="0"/>
+              <w:ind w:left="360" w:hanging="180"/>
+              <w:jc w:val="left"/>
+            </w:pPr>
+            <w:r>
+              <w:rPr>
+                <w:rFonts w:ascii="Arial" w:cs="Arial" w:eastAsia="Arial" w:hAnsi="Arial"/>
+                <w:b w:val="false"/>
+                <w:bCs w:val="false"/>
+                <w:i w:val="false"/>
+                <w:iCs w:val="false"/>
+                <w:color w:val="000000"/>
+                <w:sz w:val="18"/>
+                <w:szCs w:val="18"/>
+              </w:rPr>
+              <w:t xml:space="preserve">–  Unity: the learner collaborates with classmates from diverse backgrounds during group investigations, recognising that shared effort produces stronger scientific understanding.</w:t>
+            </w:r>
+          </w:p>
+          <w:p>
+            <w:pPr>
+              <w:spacing w:after="30" w:before="0"/>
+              <w:ind w:left="360" w:hanging="180"/>
+              <w:jc w:val="left"/>
+            </w:pPr>
+            <w:r>
+              <w:rPr>
+                <w:rFonts w:ascii="Arial" w:cs="Arial" w:eastAsia="Arial" w:hAnsi="Arial"/>
+                <w:b w:val="false"/>
+                <w:bCs w:val="false"/>
+                <w:i w:val="false"/>
+                <w:iCs w:val="false"/>
+                <w:color w:val="000000"/>
+                <w:sz w:val="18"/>
+                <w:szCs w:val="18"/>
+              </w:rPr>
+              <w:t xml:space="preserve">–  Social Justice: the learner reflects on how communities living near Kenyan lakes (e.g., Lake Turkana, Lake Victoria) are affected by temperature-driven water level and density changes, connecting physics to environmental equity.</w:t>
+            </w:r>
+          </w:p>
+        </w:tc>
+      </w:tr>
+      <w:tr>
+        <w:tc>
+          <w:tcPr>
+            <w:tcW w:type="dxa" w:w="3000"/>
+            <w:shd w:fill="D5E8F0" w:color="auto" w:val="clear"/>
+            <w:tcMar>
+              <w:top w:type="dxa" w:w="60"/>
+              <w:left w:type="dxa" w:w="120"/>
+              <w:bottom w:type="dxa" w:w="60"/>
+              <w:right w:type="dxa" w:w="120"/>
+            </w:tcMar>
+            <w:vAlign w:val="top"/>
+          </w:tcPr>
+          <w:p>
+            <w:pPr>
+              <w:spacing w:after="40" w:before="0"/>
+              <w:jc w:val="left"/>
+            </w:pPr>
+            <w:r>
+              <w:rPr>
+                <w:rFonts w:ascii="Arial" w:cs="Arial" w:eastAsia="Arial" w:hAnsi="Arial"/>
+                <w:b/>
+                <w:bCs/>
+                <w:i w:val="false"/>
+                <w:iCs w:val="false"/>
+                <w:color w:val="000000"/>
+                <w:sz w:val="18"/>
+                <w:szCs w:val="18"/>
+              </w:rPr>
+              <w:t xml:space="preserve">Science &amp; Engineering Practices</w:t>
+            </w:r>
+          </w:p>
+        </w:tc>
+        <w:tc>
+          <w:tcPr>
+            <w:tcW w:type="dxa" w:w="10680"/>
+            <w:shd w:fill="FFFFFF" w:color="auto" w:val="clear"/>
+            <w:tcMar>
+              <w:top w:type="dxa" w:w="60"/>
+              <w:left w:type="dxa" w:w="120"/>
+              <w:bottom w:type="dxa" w:w="60"/>
+              <w:right w:type="dxa" w:w="120"/>
+            </w:tcMar>
+            <w:vAlign w:val="top"/>
+          </w:tcPr>
+          <w:p>
+            <w:pPr>
+              <w:spacing w:after="30" w:before="0"/>
+              <w:ind w:left="360" w:hanging="180"/>
+              <w:jc w:val="left"/>
+            </w:pPr>
+            <w:r>
+              <w:rPr>
+                <w:rFonts w:ascii="Arial" w:cs="Arial" w:eastAsia="Arial" w:hAnsi="Arial"/>
+                <w:b w:val="false"/>
+                <w:bCs w:val="false"/>
+                <w:i w:val="false"/>
+                <w:iCs w:val="false"/>
+                <w:color w:val="000000"/>
+                <w:sz w:val="18"/>
+                <w:szCs w:val="18"/>
+              </w:rPr>
+              <w:t xml:space="preserve">–  SEP 1 – Asking Questions and Defining Problems: embedded in Lesson 1 when learners observe the cracked frozen bottle and generate testable questions about why water expands on freezing and what variables affect the degree of expansion in different materials.</w:t>
+            </w:r>
+          </w:p>
+          <w:p>
+            <w:pPr>
+              <w:spacing w:after="30" w:before="0"/>
+              <w:ind w:left="360" w:hanging="180"/>
+              <w:jc w:val="left"/>
+            </w:pPr>
+            <w:r>
+              <w:rPr>
+                <w:rFonts w:ascii="Arial" w:cs="Arial" w:eastAsia="Arial" w:hAnsi="Arial"/>
+                <w:b w:val="false"/>
+                <w:bCs w:val="false"/>
+                <w:i w:val="false"/>
+                <w:iCs w:val="false"/>
+                <w:color w:val="000000"/>
+                <w:sz w:val="18"/>
+                <w:szCs w:val="18"/>
+              </w:rPr>
+              <w:t xml:space="preserve">–  SEP 2 – Developing and Using Models: embedded throughout the unit as learners build and iteratively revise particle-level diagrams and macroscopic expansion models to explain linear, superficial, volumetric, and anomalous expansion.</w:t>
+            </w:r>
+          </w:p>
+          <w:p>
+            <w:pPr>
+              <w:spacing w:after="30" w:before="0"/>
+              <w:ind w:left="360" w:hanging="180"/>
+              <w:jc w:val="left"/>
+            </w:pPr>
+            <w:r>
+              <w:rPr>
+                <w:rFonts w:ascii="Arial" w:cs="Arial" w:eastAsia="Arial" w:hAnsi="Arial"/>
+                <w:b w:val="false"/>
+                <w:bCs w:val="false"/>
+                <w:i w:val="false"/>
+                <w:iCs w:val="false"/>
+                <w:color w:val="000000"/>
+                <w:sz w:val="18"/>
+                <w:szCs w:val="18"/>
+              </w:rPr>
+              <w:t xml:space="preserve">–  SEP 3 – Planning and Carrying Out Investigations: embedded in Lessons 2–4 as learners design controlled experiments to measure linear expansion of metal rods and volumetric expansion of water, identifying variables and selecting appropriate measuring instruments.</w:t>
+            </w:r>
+          </w:p>
+          <w:p>
+            <w:pPr>
+              <w:spacing w:after="30" w:before="0"/>
+              <w:ind w:left="360" w:hanging="180"/>
+              <w:jc w:val="left"/>
+            </w:pPr>
+            <w:r>
+              <w:rPr>
+                <w:rFonts w:ascii="Arial" w:cs="Arial" w:eastAsia="Arial" w:hAnsi="Arial"/>
+                <w:b w:val="false"/>
+                <w:bCs w:val="false"/>
+                <w:i w:val="false"/>
+                <w:iCs w:val="false"/>
+                <w:color w:val="000000"/>
+                <w:sz w:val="18"/>
+                <w:szCs w:val="18"/>
+              </w:rPr>
+              <w:t xml:space="preserve">–  SEP 4 – Analysing and Interpreting Data: embedded in Lessons 3–4 as learners tabulate, graph, and interpret expansion data, calculating coefficients of linear expansivity and identifying anomalous expansion of water from temperature–volume graphs.</w:t>
+            </w:r>
+          </w:p>
+          <w:p>
+            <w:pPr>
+              <w:spacing w:after="30" w:before="0"/>
+              <w:ind w:left="360" w:hanging="180"/>
+              <w:jc w:val="left"/>
+            </w:pPr>
+            <w:r>
+              <w:rPr>
+                <w:rFonts w:ascii="Arial" w:cs="Arial" w:eastAsia="Arial" w:hAnsi="Arial"/>
+                <w:b w:val="false"/>
+                <w:bCs w:val="false"/>
+                <w:i w:val="false"/>
+                <w:iCs w:val="false"/>
+                <w:color w:val="000000"/>
+                <w:sz w:val="18"/>
+                <w:szCs w:val="18"/>
+              </w:rPr>
+              <w:t xml:space="preserve">–  SEP 6 – Constructing Explanations and Designing Solutions: embedded in Lessons 5–6 as learners construct evidence-based explanations for the anchoring phenomenon and propose engineering design solutions (e.g., gap sizing in railway tracks or road expansion joints) that account for thermal expansion.</w:t>
+            </w:r>
+          </w:p>
+          <w:p>
+            <w:pPr>
+              <w:spacing w:after="30" w:before="0"/>
+              <w:ind w:left="360" w:hanging="180"/>
+              <w:jc w:val="left"/>
+            </w:pPr>
+            <w:r>
+              <w:rPr>
+                <w:rFonts w:ascii="Arial" w:cs="Arial" w:eastAsia="Arial" w:hAnsi="Arial"/>
+                <w:b w:val="false"/>
+                <w:bCs w:val="false"/>
+                <w:i w:val="false"/>
+                <w:iCs w:val="false"/>
+                <w:color w:val="000000"/>
+                <w:sz w:val="18"/>
+                <w:szCs w:val="18"/>
+              </w:rPr>
+              <w:t xml:space="preserve">–  SEP 8 – Obtaining, Evaluating, and Communicating Information: embedded in Lessons 5–6 as learners research real-world Kenyan applications of thermal expansion, evaluate source credibility, and communicate findings through annotated diagrams and class presentations.</w:t>
+            </w:r>
+          </w:p>
+        </w:tc>
+      </w:tr>
+      <w:tr>
+        <w:tc>
+          <w:tcPr>
+            <w:tcW w:type="dxa" w:w="3000"/>
+            <w:shd w:fill="FCE4D6" w:color="auto" w:val="clear"/>
+            <w:tcMar>
+              <w:top w:type="dxa" w:w="60"/>
+              <w:left w:type="dxa" w:w="120"/>
+              <w:bottom w:type="dxa" w:w="60"/>
+              <w:right w:type="dxa" w:w="120"/>
+            </w:tcMar>
+            <w:vAlign w:val="top"/>
+          </w:tcPr>
+          <w:p>
+            <w:pPr>
+              <w:spacing w:after="40" w:before="0"/>
+              <w:jc w:val="left"/>
+            </w:pPr>
+            <w:r>
+              <w:rPr>
+                <w:rFonts w:ascii="Arial" w:cs="Arial" w:eastAsia="Arial" w:hAnsi="Arial"/>
+                <w:b/>
+                <w:bCs/>
+                <w:i w:val="false"/>
+                <w:iCs w:val="false"/>
+                <w:color w:val="000000"/>
+                <w:sz w:val="18"/>
+                <w:szCs w:val="18"/>
+              </w:rPr>
+              <w:t xml:space="preserve">Pertinent &amp; Contemporary Issues (PCIs)</w:t>
+            </w:r>
+          </w:p>
+        </w:tc>
+        <w:tc>
+          <w:tcPr>
+            <w:tcW w:type="dxa" w:w="10680"/>
+            <w:shd w:fill="FFFFFF" w:color="auto" w:val="clear"/>
+            <w:tcMar>
+              <w:top w:type="dxa" w:w="60"/>
+              <w:left w:type="dxa" w:w="120"/>
+              <w:bottom w:type="dxa" w:w="60"/>
+              <w:right w:type="dxa" w:w="120"/>
+            </w:tcMar>
+            <w:vAlign w:val="top"/>
+          </w:tcPr>
+          <w:p>
+            <w:pPr>
+              <w:spacing w:after="30" w:before="0"/>
+              <w:ind w:left="360" w:hanging="180"/>
+              <w:jc w:val="left"/>
+            </w:pPr>
+            <w:r>
+              <w:rPr>
+                <w:rFonts w:ascii="Arial" w:cs="Arial" w:eastAsia="Arial" w:hAnsi="Arial"/>
+                <w:b w:val="false"/>
+                <w:bCs w:val="false"/>
+                <w:i w:val="false"/>
+                <w:iCs w:val="false"/>
+                <w:color w:val="000000"/>
+                <w:sz w:val="18"/>
+                <w:szCs w:val="18"/>
+              </w:rPr>
+              <w:t xml:space="preserve">–  Environmental Education: learners explore the anomalous expansion of water and its role in sustaining aquatic life in Kenyan freshwater bodies (Lake Victoria, Lake Naivasha), connecting thermal physics to ecosystem health and environmental conservation.</w:t>
+            </w:r>
+          </w:p>
+          <w:p>
+            <w:pPr>
+              <w:spacing w:after="30" w:before="0"/>
+              <w:ind w:left="360" w:hanging="180"/>
+              <w:jc w:val="left"/>
+            </w:pPr>
+            <w:r>
+              <w:rPr>
+                <w:rFonts w:ascii="Arial" w:cs="Arial" w:eastAsia="Arial" w:hAnsi="Arial"/>
+                <w:b w:val="false"/>
+                <w:bCs w:val="false"/>
+                <w:i w:val="false"/>
+                <w:iCs w:val="false"/>
+                <w:color w:val="000000"/>
+                <w:sz w:val="18"/>
+                <w:szCs w:val="18"/>
+              </w:rPr>
+              <w:t xml:space="preserve">–  Safety: learners are guided on the dangers of sealing heated containers (e.g., sealed sufuria lids, bottled water left in a hot matatu) and appreciate the importance of pressure-relief design in everyday Kenyan household and industrial contexts.</w:t>
+            </w:r>
+          </w:p>
+          <w:p>
+            <w:pPr>
+              <w:spacing w:after="30" w:before="0"/>
+              <w:ind w:left="360" w:hanging="180"/>
+              <w:jc w:val="left"/>
+            </w:pPr>
+            <w:r>
+              <w:rPr>
+                <w:rFonts w:ascii="Arial" w:cs="Arial" w:eastAsia="Arial" w:hAnsi="Arial"/>
+                <w:b w:val="false"/>
+                <w:bCs w:val="false"/>
+                <w:i w:val="false"/>
+                <w:iCs w:val="false"/>
+                <w:color w:val="000000"/>
+                <w:sz w:val="18"/>
+                <w:szCs w:val="18"/>
+              </w:rPr>
+              <w:t xml:space="preserve">–  Life Skills – Critical Thinking and Problem Solving: learners apply thermal expansion concepts to evaluate the safety and efficiency of infrastructure such as the Standard Gauge Railway (SGR) expansion joints and concrete road joints on the Thika Superhighway.</w:t>
+            </w:r>
+          </w:p>
+          <w:p>
+            <w:pPr>
+              <w:spacing w:after="30" w:before="0"/>
+              <w:ind w:left="360" w:hanging="180"/>
+              <w:jc w:val="left"/>
+            </w:pPr>
+            <w:r>
+              <w:rPr>
+                <w:rFonts w:ascii="Arial" w:cs="Arial" w:eastAsia="Arial" w:hAnsi="Arial"/>
+                <w:b w:val="false"/>
+                <w:bCs w:val="false"/>
+                <w:i w:val="false"/>
+                <w:iCs w:val="false"/>
+                <w:color w:val="000000"/>
+                <w:sz w:val="18"/>
+                <w:szCs w:val="18"/>
+              </w:rPr>
+              <w:t xml:space="preserve">–  STEM Integration: learners connect physics principles to engineering and construction careers relevant to Kenya's Vision 2030 infrastructure projects, including road building, bridge construction, and industrial manufacturing.</w:t>
+            </w:r>
+          </w:p>
+        </w:tc>
+      </w:tr>
+      <w:tr>
+        <w:tc>
+          <w:tcPr>
+            <w:tcW w:type="dxa" w:w="3000"/>
+            <w:shd w:fill="D9EEF1" w:color="auto" w:val="clear"/>
+            <w:tcMar>
+              <w:top w:type="dxa" w:w="60"/>
+              <w:left w:type="dxa" w:w="120"/>
+              <w:bottom w:type="dxa" w:w="60"/>
+              <w:right w:type="dxa" w:w="120"/>
+            </w:tcMar>
+            <w:vAlign w:val="top"/>
+          </w:tcPr>
+          <w:p>
+            <w:pPr>
+              <w:spacing w:after="40" w:before="0"/>
+              <w:jc w:val="left"/>
+            </w:pPr>
+            <w:r>
+              <w:rPr>
+                <w:rFonts w:ascii="Arial" w:cs="Arial" w:eastAsia="Arial" w:hAnsi="Arial"/>
+                <w:b/>
+                <w:bCs/>
+                <w:i w:val="false"/>
+                <w:iCs w:val="false"/>
+                <w:color w:val="000000"/>
+                <w:sz w:val="18"/>
+                <w:szCs w:val="18"/>
+              </w:rPr>
+              <w:t xml:space="preserve">Career Connections</w:t>
+            </w:r>
+          </w:p>
+        </w:tc>
+        <w:tc>
+          <w:tcPr>
+            <w:tcW w:type="dxa" w:w="10680"/>
+            <w:shd w:fill="FFFFFF" w:color="auto" w:val="clear"/>
+            <w:tcMar>
+              <w:top w:type="dxa" w:w="60"/>
+              <w:left w:type="dxa" w:w="120"/>
+              <w:bottom w:type="dxa" w:w="60"/>
+              <w:right w:type="dxa" w:w="120"/>
+            </w:tcMar>
+            <w:vAlign w:val="top"/>
+          </w:tcPr>
+          <w:p>
+            <w:pPr>
+              <w:spacing w:after="30" w:before="0"/>
+              <w:ind w:left="360" w:hanging="180"/>
+              <w:jc w:val="left"/>
+            </w:pPr>
+            <w:r>
+              <w:rPr>
+                <w:rFonts w:ascii="Arial" w:cs="Arial" w:eastAsia="Arial" w:hAnsi="Arial"/>
+                <w:b w:val="false"/>
+                <w:bCs w:val="false"/>
+                <w:i w:val="false"/>
+                <w:iCs w:val="false"/>
+                <w:color w:val="000000"/>
+                <w:sz w:val="18"/>
+                <w:szCs w:val="18"/>
+              </w:rPr>
+              <w:t xml:space="preserve">–  Civil and Structural Engineer: this sub-strand directly connects to the design of expansion joints in roads, bridges, and buildings — critical skills for Kenya's ongoing infrastructure development under Vision 2030.</w:t>
+            </w:r>
+          </w:p>
+          <w:p>
+            <w:pPr>
+              <w:spacing w:after="30" w:before="0"/>
+              <w:ind w:left="360" w:hanging="180"/>
+              <w:jc w:val="left"/>
+            </w:pPr>
+            <w:r>
+              <w:rPr>
+                <w:rFonts w:ascii="Arial" w:cs="Arial" w:eastAsia="Arial" w:hAnsi="Arial"/>
+                <w:b w:val="false"/>
+                <w:bCs w:val="false"/>
+                <w:i w:val="false"/>
+                <w:iCs w:val="false"/>
+                <w:color w:val="000000"/>
+                <w:sz w:val="18"/>
+                <w:szCs w:val="18"/>
+              </w:rPr>
+              <w:t xml:space="preserve">–  Mechanical Engineer: learners see how coefficients of thermal expansion govern the design of engines, pipelines, and machinery components used in industries across Nairobi's Industrial Area and Mombasa's port.</w:t>
+            </w:r>
+          </w:p>
+          <w:p>
+            <w:pPr>
+              <w:spacing w:after="30" w:before="0"/>
+              <w:ind w:left="360" w:hanging="180"/>
+              <w:jc w:val="left"/>
+            </w:pPr>
+            <w:r>
+              <w:rPr>
+                <w:rFonts w:ascii="Arial" w:cs="Arial" w:eastAsia="Arial" w:hAnsi="Arial"/>
+                <w:b w:val="false"/>
+                <w:bCs w:val="false"/>
+                <w:i w:val="false"/>
+                <w:iCs w:val="false"/>
+                <w:color w:val="000000"/>
+                <w:sz w:val="18"/>
+                <w:szCs w:val="18"/>
+              </w:rPr>
+              <w:t xml:space="preserve">–  Meteorologist / Climatologist: understanding temperature scales and thermal behaviour of materials underpins weather forecasting and climate modelling, relevant to Kenya Meteorological Department careers.</w:t>
+            </w:r>
+          </w:p>
+          <w:p>
+            <w:pPr>
+              <w:spacing w:after="30" w:before="0"/>
+              <w:ind w:left="360" w:hanging="180"/>
+              <w:jc w:val="left"/>
+            </w:pPr>
+            <w:r>
+              <w:rPr>
+                <w:rFonts w:ascii="Arial" w:cs="Arial" w:eastAsia="Arial" w:hAnsi="Arial"/>
+                <w:b w:val="false"/>
+                <w:bCs w:val="false"/>
+                <w:i w:val="false"/>
+                <w:iCs w:val="false"/>
+                <w:color w:val="000000"/>
+                <w:sz w:val="18"/>
+                <w:szCs w:val="18"/>
+              </w:rPr>
+              <w:t xml:space="preserve">–  Medical Professional (Clinical Thermometry): the study of thermometers and temperature scales connects to the use of clinical thermometers and patient temperature monitoring in Kenyan hospitals and clinics.</w:t>
+            </w:r>
+          </w:p>
+          <w:p>
+            <w:pPr>
+              <w:spacing w:after="30" w:before="0"/>
+              <w:ind w:left="360" w:hanging="180"/>
+              <w:jc w:val="left"/>
+            </w:pPr>
+            <w:r>
+              <w:rPr>
+                <w:rFonts w:ascii="Arial" w:cs="Arial" w:eastAsia="Arial" w:hAnsi="Arial"/>
+                <w:b w:val="false"/>
+                <w:bCs w:val="false"/>
+                <w:i w:val="false"/>
+                <w:iCs w:val="false"/>
+                <w:color w:val="000000"/>
+                <w:sz w:val="18"/>
+                <w:szCs w:val="18"/>
+              </w:rPr>
+              <w:t xml:space="preserve">–  Materials Scientist / Manufacturer: knowledge of expansion properties of solids and liquids is essential for selecting materials in Kenyan manufacturing industries, including metal fabrication and glass production.</w:t>
+            </w:r>
+          </w:p>
+        </w:tc>
+      </w:tr>
+      <w:tr>
+        <w:tc>
+          <w:tcPr>
+            <w:tcW w:type="dxa" w:w="3000"/>
+            <w:shd w:fill="D5E8F0" w:color="auto" w:val="clear"/>
+            <w:tcMar>
+              <w:top w:type="dxa" w:w="60"/>
+              <w:left w:type="dxa" w:w="120"/>
+              <w:bottom w:type="dxa" w:w="60"/>
+              <w:right w:type="dxa" w:w="120"/>
+            </w:tcMar>
+            <w:vAlign w:val="top"/>
+          </w:tcPr>
+          <w:p>
+            <w:pPr>
+              <w:spacing w:after="40" w:before="0"/>
+              <w:jc w:val="left"/>
+            </w:pPr>
+            <w:r>
+              <w:rPr>
+                <w:rFonts w:ascii="Arial" w:cs="Arial" w:eastAsia="Arial" w:hAnsi="Arial"/>
+                <w:b/>
+                <w:bCs/>
+                <w:i w:val="false"/>
+                <w:iCs w:val="false"/>
+                <w:color w:val="000000"/>
+                <w:sz w:val="18"/>
+                <w:szCs w:val="18"/>
+              </w:rPr>
+              <w:t xml:space="preserve">Focus for Lessons</w:t>
+            </w:r>
+          </w:p>
+        </w:tc>
+        <w:tc>
+          <w:tcPr>
+            <w:tcW w:type="dxa" w:w="10680"/>
+            <w:shd w:fill="FFFFFF" w:color="auto" w:val="clear"/>
+            <w:tcMar>
+              <w:top w:type="dxa" w:w="60"/>
+              <w:left w:type="dxa" w:w="120"/>
+              <w:bottom w:type="dxa" w:w="60"/>
+              <w:right w:type="dxa" w:w="120"/>
+            </w:tcMar>
+            <w:vAlign w:val="top"/>
+          </w:tcPr>
+          <w:p>
+            <w:pPr>
+              <w:spacing w:after="40" w:before="0"/>
+              <w:jc w:val="left"/>
+            </w:pPr>
+            <w:r>
+              <w:rPr>
+                <w:rFonts w:ascii="Arial" w:cs="Arial" w:eastAsia="Arial" w:hAnsi="Arial"/>
+                <w:b w:val="false"/>
+                <w:bCs w:val="false"/>
+                <w:i w:val="false"/>
+                <w:iCs w:val="false"/>
+                <w:color w:val="000000"/>
+                <w:sz w:val="18"/>
+                <w:szCs w:val="18"/>
+              </w:rPr>
+              <w:t xml:space="preserve">This unit investigates how temperature changes cause matter to expand or contract, anchored in the puzzling real-world observation of a water-filled glass bottle cracking after being placed in a freezer. Learners move from qualitative observations of expansion phenomena to quantitative application of linear, superficial, and volumetric expansion formulae, culminating in evidence-based explanations of both ordinary and anomalous thermal behaviour. Throughout the six lessons, Kenyan infrastructure examples — SGR rail joints, Thika Superhighway expansion gaps, bimetallic thermostats in local appliances — ground abstract physics concepts in familiar, meaningful contexts.</w:t>
+            </w:r>
+          </w:p>
+        </w:tc>
+      </w:tr>
+      <w:tr>
+        <w:tc>
+          <w:tcPr>
+            <w:tcW w:type="dxa" w:w="3000"/>
+            <w:shd w:fill="EAD1F5" w:color="auto" w:val="clear"/>
+            <w:tcMar>
+              <w:top w:type="dxa" w:w="60"/>
+              <w:left w:type="dxa" w:w="120"/>
+              <w:bottom w:type="dxa" w:w="60"/>
+              <w:right w:type="dxa" w:w="120"/>
+            </w:tcMar>
+            <w:vAlign w:val="top"/>
+          </w:tcPr>
+          <w:p>
+            <w:pPr>
+              <w:spacing w:after="40" w:before="0"/>
+              <w:jc w:val="left"/>
+            </w:pPr>
+            <w:r>
+              <w:rPr>
+                <w:rFonts w:ascii="Arial" w:cs="Arial" w:eastAsia="Arial" w:hAnsi="Arial"/>
+                <w:b/>
+                <w:bCs/>
+                <w:i w:val="false"/>
+                <w:iCs w:val="false"/>
+                <w:color w:val="000000"/>
+                <w:sz w:val="18"/>
+                <w:szCs w:val="18"/>
+              </w:rPr>
+              <w:t xml:space="preserve">Driving Question / Key Inquiry Questions</w:t>
+            </w:r>
+          </w:p>
+        </w:tc>
+        <w:tc>
+          <w:tcPr>
+            <w:tcW w:type="dxa" w:w="10680"/>
+            <w:shd w:fill="FFFFFF" w:color="auto" w:val="clear"/>
+            <w:tcMar>
+              <w:top w:type="dxa" w:w="60"/>
+              <w:left w:type="dxa" w:w="120"/>
+              <w:bottom w:type="dxa" w:w="60"/>
+              <w:right w:type="dxa" w:w="120"/>
+            </w:tcMar>
+            <w:vAlign w:val="top"/>
+          </w:tcPr>
+          <w:p>
+            <w:pPr>
+              <w:spacing w:after="40" w:before="0"/>
+              <w:jc w:val="left"/>
+            </w:pPr>
+            <w:r>
+              <w:rPr>
+                <w:rFonts w:ascii="Arial" w:cs="Arial" w:eastAsia="Arial" w:hAnsi="Arial"/>
+                <w:b w:val="false"/>
+                <w:bCs w:val="false"/>
+                <w:i w:val="false"/>
+                <w:iCs w:val="false"/>
+                <w:color w:val="000000"/>
+                <w:sz w:val="18"/>
+                <w:szCs w:val="18"/>
+              </w:rPr>
+              <w:t xml:space="preserve">DRIVING QUESTION: Why did the sealed water bottle crack in the freezer — and what does this reveal about how all matter responds to changes in temperature?</w:t>
+            </w:r>
+          </w:p>
+          <w:p>
+            <w:pPr>
+              <w:spacing w:after="40" w:before="0"/>
+              <w:jc w:val="left"/>
+            </w:pPr>
+            <w:r>
+              <w:rPr>
+                <w:rFonts w:ascii="Arial" w:cs="Arial" w:eastAsia="Arial" w:hAnsi="Arial"/>
+                <w:b w:val="false"/>
+                <w:bCs w:val="false"/>
+                <w:i w:val="false"/>
+                <w:iCs w:val="false"/>
+                <w:color w:val="000000"/>
+                <w:sz w:val="18"/>
+                <w:szCs w:val="18"/>
+              </w:rPr>
+              <w:t xml:space="preserve"/>
+            </w:r>
+          </w:p>
+          <w:p>
+            <w:pPr>
+              <w:spacing w:after="40" w:before="0"/>
+              <w:jc w:val="left"/>
+            </w:pPr>
+            <w:r>
+              <w:rPr>
+                <w:rFonts w:ascii="Arial" w:cs="Arial" w:eastAsia="Arial" w:hAnsi="Arial"/>
+                <w:b w:val="false"/>
+                <w:bCs w:val="false"/>
+                <w:i w:val="false"/>
+                <w:iCs w:val="false"/>
+                <w:color w:val="000000"/>
+                <w:sz w:val="18"/>
+                <w:szCs w:val="18"/>
+              </w:rPr>
+              <w:t xml:space="preserve">KICD KEY INQUIRY QUESTIONS:</w:t>
+            </w:r>
+          </w:p>
+          <w:p>
+            <w:pPr>
+              <w:spacing w:after="40" w:before="0"/>
+              <w:jc w:val="left"/>
+            </w:pPr>
+            <w:r>
+              <w:rPr>
+                <w:rFonts w:ascii="Arial" w:cs="Arial" w:eastAsia="Arial" w:hAnsi="Arial"/>
+                <w:b w:val="false"/>
+                <w:bCs w:val="false"/>
+                <w:i w:val="false"/>
+                <w:iCs w:val="false"/>
+                <w:color w:val="000000"/>
+                <w:sz w:val="18"/>
+                <w:szCs w:val="18"/>
+              </w:rPr>
+              <w:t xml:space="preserve">1. How does temperature affect the physical properties of materials?</w:t>
+            </w:r>
+          </w:p>
+          <w:p>
+            <w:pPr>
+              <w:spacing w:after="40" w:before="0"/>
+              <w:jc w:val="left"/>
+            </w:pPr>
+            <w:r>
+              <w:rPr>
+                <w:rFonts w:ascii="Arial" w:cs="Arial" w:eastAsia="Arial" w:hAnsi="Arial"/>
+                <w:b w:val="false"/>
+                <w:bCs w:val="false"/>
+                <w:i w:val="false"/>
+                <w:iCs w:val="false"/>
+                <w:color w:val="000000"/>
+                <w:sz w:val="18"/>
+                <w:szCs w:val="18"/>
+              </w:rPr>
+              <w:t xml:space="preserve">2. How is the expansion of solids, liquids, and gases applied in everyday life?</w:t>
+            </w:r>
+          </w:p>
+        </w:tc>
+      </w:tr>
+      <w:tr>
+        <w:tc>
+          <w:tcPr>
+            <w:tcW w:type="dxa" w:w="3000"/>
+            <w:shd w:fill="EAD1F5" w:color="auto" w:val="clear"/>
+            <w:tcMar>
+              <w:top w:type="dxa" w:w="60"/>
+              <w:left w:type="dxa" w:w="120"/>
+              <w:bottom w:type="dxa" w:w="60"/>
+              <w:right w:type="dxa" w:w="120"/>
+            </w:tcMar>
+            <w:vAlign w:val="top"/>
+          </w:tcPr>
+          <w:p>
+            <w:pPr>
+              <w:spacing w:after="40" w:before="0"/>
+              <w:jc w:val="left"/>
+            </w:pPr>
+            <w:r>
+              <w:rPr>
+                <w:rFonts w:ascii="Arial" w:cs="Arial" w:eastAsia="Arial" w:hAnsi="Arial"/>
+                <w:b/>
+                <w:bCs/>
+                <w:i w:val="false"/>
+                <w:iCs w:val="false"/>
+                <w:color w:val="000000"/>
+                <w:sz w:val="18"/>
+                <w:szCs w:val="18"/>
+              </w:rPr>
+              <w:t xml:space="preserve">Anchoring Phenomenon</w:t>
+            </w:r>
+          </w:p>
+        </w:tc>
+        <w:tc>
+          <w:tcPr>
+            <w:tcW w:type="dxa" w:w="10680"/>
+            <w:shd w:fill="FFFFFF" w:color="auto" w:val="clear"/>
+            <w:tcMar>
+              <w:top w:type="dxa" w:w="60"/>
+              <w:left w:type="dxa" w:w="120"/>
+              <w:bottom w:type="dxa" w:w="60"/>
+              <w:right w:type="dxa" w:w="120"/>
+            </w:tcMar>
+            <w:vAlign w:val="top"/>
+          </w:tcPr>
+          <w:p>
+            <w:pPr>
+              <w:spacing w:after="40" w:before="0"/>
+              <w:jc w:val="left"/>
+            </w:pPr>
+            <w:r>
+              <w:rPr>
+                <w:rFonts w:ascii="Arial" w:cs="Arial" w:eastAsia="Arial" w:hAnsi="Arial"/>
+                <w:b w:val="false"/>
+                <w:bCs w:val="false"/>
+                <w:i w:val="false"/>
+                <w:iCs w:val="false"/>
+                <w:color w:val="000000"/>
+                <w:sz w:val="18"/>
+                <w:szCs w:val="18"/>
+              </w:rPr>
+              <w:t xml:space="preserve">ANCHORING PHENOMENON — The Cracked Frozen Bottle:</w:t>
+            </w:r>
+          </w:p>
+          <w:p>
+            <w:pPr>
+              <w:spacing w:after="40" w:before="0"/>
+              <w:jc w:val="left"/>
+            </w:pPr>
+            <w:r>
+              <w:rPr>
+                <w:rFonts w:ascii="Arial" w:cs="Arial" w:eastAsia="Arial" w:hAnsi="Arial"/>
+                <w:b w:val="false"/>
+                <w:bCs w:val="false"/>
+                <w:i w:val="false"/>
+                <w:iCs w:val="false"/>
+                <w:color w:val="000000"/>
+                <w:sz w:val="18"/>
+                <w:szCs w:val="18"/>
+              </w:rPr>
+              <w:t xml:space="preserve">A learner fills a clean 500 ml glass bottle completely to the brim with water, seals it tightly with a metal cap, and places it in a freezer overnight. The next morning the bottle is cracked — in some cases shattered — and a bulging column of ice protrudes where the cap once sat. This is puzzling because learners' everyday experience tells them that things shrink when they get cold, yet the water clearly expanded enough to crack solid glass. The phenomenon raises immediate questions: Why did the water expand instead of shrink? How much force must the expansion have generated to crack glass? Does all matter expand when cooled? What is special about water? The visual evidence — the precise crack lines running along the bottle, the protruding ice plug, and the undisturbed frozen shape — makes the expansion undeniable and quantifiable, motivating the entire unit's investigation into temperature, thermal expansion, and the anomalous behaviour of water. The teacher presents a physical demonstration bottle (pre-prepared) alongside a labelled cross-section diagram showing: (1) liquid water molecules before freezing, (2) hexagonal ice crystal lattice after freezing with greater intermolecular spacing, (3) the direction of outward pressure on the glass walls, and (4) the resulting crack pattern.</w:t>
+            </w:r>
+          </w:p>
+        </w:tc>
+      </w:tr>
+      <w:tr>
+        <w:tc>
+          <w:tcPr>
+            <w:tcW w:type="dxa" w:w="3000"/>
+            <w:shd w:fill="D9EEF1" w:color="auto" w:val="clear"/>
+            <w:tcMar>
+              <w:top w:type="dxa" w:w="60"/>
+              <w:left w:type="dxa" w:w="120"/>
+              <w:bottom w:type="dxa" w:w="60"/>
+              <w:right w:type="dxa" w:w="120"/>
+            </w:tcMar>
+            <w:vAlign w:val="top"/>
+          </w:tcPr>
+          <w:p>
+            <w:pPr>
+              <w:spacing w:after="40" w:before="0"/>
+              <w:jc w:val="left"/>
+            </w:pPr>
+            <w:r>
+              <w:rPr>
+                <w:rFonts w:ascii="Arial" w:cs="Arial" w:eastAsia="Arial" w:hAnsi="Arial"/>
+                <w:b/>
+                <w:bCs/>
+                <w:i w:val="false"/>
+                <w:iCs w:val="false"/>
+                <w:color w:val="000000"/>
+                <w:sz w:val="18"/>
+                <w:szCs w:val="18"/>
+              </w:rPr>
+              <w:t xml:space="preserve">Storyline Thread</w:t>
+            </w:r>
+          </w:p>
+        </w:tc>
+        <w:tc>
+          <w:tcPr>
+            <w:tcW w:type="dxa" w:w="10680"/>
+            <w:shd w:fill="FFFFFF" w:color="auto" w:val="clear"/>
+            <w:tcMar>
+              <w:top w:type="dxa" w:w="60"/>
+              <w:left w:type="dxa" w:w="120"/>
+              <w:bottom w:type="dxa" w:w="60"/>
+              <w:right w:type="dxa" w:w="120"/>
+            </w:tcMar>
+            <w:vAlign w:val="top"/>
+          </w:tcPr>
+          <w:p>
+            <w:pPr>
+              <w:spacing w:after="40" w:before="0"/>
+              <w:jc w:val="left"/>
+            </w:pPr>
+            <w:r>
+              <w:rPr>
+                <w:rFonts w:ascii="Arial" w:cs="Arial" w:eastAsia="Arial" w:hAnsi="Arial"/>
+                <w:b w:val="false"/>
+                <w:bCs w:val="false"/>
+                <w:i w:val="false"/>
+                <w:iCs w:val="false"/>
+                <w:color w:val="000000"/>
+                <w:sz w:val="18"/>
+                <w:szCs w:val="18"/>
+              </w:rPr>
+              <w:t xml:space="preserve">Lesson 1 — Encounter and Predict (The Cracked Bottle): Learners observe the pre-prepared cracked frozen bottle and a labelled diagram of the ice crystal structure. They record predictions about why the bottle cracked, whether all materials expand on cooling, and what factors might control the amount of expansion. The class co-constructs the Driving Question Board (DQB) with initial questions and a baseline particle model diagram.</w:t>
+            </w:r>
+          </w:p>
+          <w:p>
+            <w:pPr>
+              <w:spacing w:after="40" w:before="0"/>
+              <w:jc w:val="left"/>
+            </w:pPr>
+            <w:r>
+              <w:rPr>
+                <w:rFonts w:ascii="Arial" w:cs="Arial" w:eastAsia="Arial" w:hAnsi="Arial"/>
+                <w:b w:val="false"/>
+                <w:bCs w:val="false"/>
+                <w:i w:val="false"/>
+                <w:iCs w:val="false"/>
+                <w:color w:val="000000"/>
+                <w:sz w:val="18"/>
+                <w:szCs w:val="18"/>
+              </w:rPr>
+              <w:t xml:space="preserve"/>
+            </w:r>
+          </w:p>
+          <w:p>
+            <w:pPr>
+              <w:spacing w:after="40" w:before="0"/>
+              <w:jc w:val="left"/>
+            </w:pPr>
+            <w:r>
+              <w:rPr>
+                <w:rFonts w:ascii="Arial" w:cs="Arial" w:eastAsia="Arial" w:hAnsi="Arial"/>
+                <w:b w:val="false"/>
+                <w:bCs w:val="false"/>
+                <w:i w:val="false"/>
+                <w:iCs w:val="false"/>
+                <w:color w:val="000000"/>
+                <w:sz w:val="18"/>
+                <w:szCs w:val="18"/>
+              </w:rPr>
+              <w:t xml:space="preserve">Lesson 2 — Temperature Scales and Thermometers (Measuring the "How Hot"): Learners investigate different types of thermometers (liquid-in-glass, clinical, bimetallic strip) and their thermometric properties. They practice converting between Celsius and Kelvin scales using examples from Kenyan weather data (Nairobi vs. Marsabit temperatures). They revisit the DQB to add: "What exactly is temperature measuring at the particle level?"</w:t>
+            </w:r>
+          </w:p>
+          <w:p>
+            <w:pPr>
+              <w:spacing w:after="40" w:before="0"/>
+              <w:jc w:val="left"/>
+            </w:pPr>
+            <w:r>
+              <w:rPr>
+                <w:rFonts w:ascii="Arial" w:cs="Arial" w:eastAsia="Arial" w:hAnsi="Arial"/>
+                <w:b w:val="false"/>
+                <w:bCs w:val="false"/>
+                <w:i w:val="false"/>
+                <w:iCs w:val="false"/>
+                <w:color w:val="000000"/>
+                <w:sz w:val="18"/>
+                <w:szCs w:val="18"/>
+              </w:rPr>
+              <w:t xml:space="preserve"/>
+            </w:r>
+          </w:p>
+          <w:p>
+            <w:pPr>
+              <w:spacing w:after="40" w:before="0"/>
+              <w:jc w:val="left"/>
+            </w:pPr>
+            <w:r>
+              <w:rPr>
+                <w:rFonts w:ascii="Arial" w:cs="Arial" w:eastAsia="Arial" w:hAnsi="Arial"/>
+                <w:b w:val="false"/>
+                <w:bCs w:val="false"/>
+                <w:i w:val="false"/>
+                <w:iCs w:val="false"/>
+                <w:color w:val="000000"/>
+                <w:sz w:val="18"/>
+                <w:szCs w:val="18"/>
+              </w:rPr>
+              <w:t xml:space="preserve">Lesson 3 — Linear Expansion of Solids (The Stretching Rod): Learners conduct or observe a bar-and-gauge experiment using a metal rod heated with a Bunsen burner, measuring length change. They derive and apply the formula ΔL = αL₀ΔT, solving problems involving railway track gaps on the SGR and overhead cable sag for Kenya Power lines. They update their particle model to show increased vibration amplitude causing bulk expansion.</w:t>
+            </w:r>
+          </w:p>
+          <w:p>
+            <w:pPr>
+              <w:spacing w:after="40" w:before="0"/>
+              <w:jc w:val="left"/>
+            </w:pPr>
+            <w:r>
+              <w:rPr>
+                <w:rFonts w:ascii="Arial" w:cs="Arial" w:eastAsia="Arial" w:hAnsi="Arial"/>
+                <w:b w:val="false"/>
+                <w:bCs w:val="false"/>
+                <w:i w:val="false"/>
+                <w:iCs w:val="false"/>
+                <w:color w:val="000000"/>
+                <w:sz w:val="18"/>
+                <w:szCs w:val="18"/>
+              </w:rPr>
+              <w:t xml:space="preserve"/>
+            </w:r>
+          </w:p>
+          <w:p>
+            <w:pPr>
+              <w:spacing w:after="40" w:before="0"/>
+              <w:jc w:val="left"/>
+            </w:pPr>
+            <w:r>
+              <w:rPr>
+                <w:rFonts w:ascii="Arial" w:cs="Arial" w:eastAsia="Arial" w:hAnsi="Arial"/>
+                <w:b w:val="false"/>
+                <w:bCs w:val="false"/>
+                <w:i w:val="false"/>
+                <w:iCs w:val="false"/>
+                <w:color w:val="000000"/>
+                <w:sz w:val="18"/>
+                <w:szCs w:val="18"/>
+              </w:rPr>
+              <w:t xml:space="preserve">Lesson 4 — Superficial and Volumetric Expansion (From Length to Volume): Learners extend the linear expansion concept mathematically to area (β ≈ 2α) and volume (γ ≈ 3α) expansion, then investigate volumetric expansion of water experimentally using a flask-and-capillary-tube setup. Plotting a temperature–volume graph for water reveals the anomalous expansion below 4 °C — the key to explaining the anchoring phenomenon. Learners directly connect the water-expansion data to the cracked bottle.</w:t>
+            </w:r>
+          </w:p>
+          <w:p>
+            <w:pPr>
+              <w:spacing w:after="40" w:before="0"/>
+              <w:jc w:val="left"/>
+            </w:pPr>
+            <w:r>
+              <w:rPr>
+                <w:rFonts w:ascii="Arial" w:cs="Arial" w:eastAsia="Arial" w:hAnsi="Arial"/>
+                <w:b w:val="false"/>
+                <w:bCs w:val="false"/>
+                <w:i w:val="false"/>
+                <w:iCs w:val="false"/>
+                <w:color w:val="000000"/>
+                <w:sz w:val="18"/>
+                <w:szCs w:val="18"/>
+              </w:rPr>
+              <w:t xml:space="preserve"/>
+            </w:r>
+          </w:p>
+          <w:p>
+            <w:pPr>
+              <w:spacing w:after="40" w:before="0"/>
+              <w:jc w:val="left"/>
+            </w:pPr>
+            <w:r>
+              <w:rPr>
+                <w:rFonts w:ascii="Arial" w:cs="Arial" w:eastAsia="Arial" w:hAnsi="Arial"/>
+                <w:b w:val="false"/>
+                <w:bCs w:val="false"/>
+                <w:i w:val="false"/>
+                <w:iCs w:val="false"/>
+                <w:color w:val="000000"/>
+                <w:sz w:val="18"/>
+                <w:szCs w:val="18"/>
+              </w:rPr>
+              <w:t xml:space="preserve">Lesson 5 — Applications of Thermal Expansion (Engineering Solutions): Learners research and present real Kenyan applications: expansion joints on the Thika Superhighway, bimetallic strip thermostats in electric irons, fitting of metal tyres on wooden cart wheels, riveting in metal roofing. They evaluate how engineers calculate required gap sizes using the linear expansion formula and propose a design solution for a 10 m steel bridge beam in Kisumu exposed to a 35 °C seasonal temperature range.</w:t>
+            </w:r>
+          </w:p>
+          <w:p>
+            <w:pPr>
+              <w:spacing w:after="40" w:before="0"/>
+              <w:jc w:val="left"/>
+            </w:pPr>
+            <w:r>
+              <w:rPr>
+                <w:rFonts w:ascii="Arial" w:cs="Arial" w:eastAsia="Arial" w:hAnsi="Arial"/>
+                <w:b w:val="false"/>
+                <w:bCs w:val="false"/>
+                <w:i w:val="false"/>
+                <w:iCs w:val="false"/>
+                <w:color w:val="000000"/>
+                <w:sz w:val="18"/>
+                <w:szCs w:val="18"/>
+              </w:rPr>
+              <w:t xml:space="preserve"/>
+            </w:r>
+          </w:p>
+          <w:p>
+            <w:pPr>
+              <w:spacing w:after="40" w:before="0"/>
+              <w:jc w:val="left"/>
+            </w:pPr>
+            <w:r>
+              <w:rPr>
+                <w:rFonts w:ascii="Arial" w:cs="Arial" w:eastAsia="Arial" w:hAnsi="Arial"/>
+                <w:b w:val="false"/>
+                <w:bCs w:val="false"/>
+                <w:i w:val="false"/>
+                <w:iCs w:val="false"/>
+                <w:color w:val="000000"/>
+                <w:sz w:val="18"/>
+                <w:szCs w:val="18"/>
+              </w:rPr>
+              <w:t xml:space="preserve">Lesson 6 — Model Revision, Synthesis, and DQB Resolution (Explaining the Crack): Learners return to the anchoring phenomenon with full explanatory power — anomalous expansion of water, volumetric expansion formula, and the pressure generated against glass walls. They revise their cumulative particle model to integrate all lessons, resolve outstanding DQB questions, and produce a final annotated explanation poster connecting the cracked bottle to temperature scales, expansion coefficients, anomalous water behaviour, and real-world engineering design.</w:t>
+            </w:r>
+          </w:p>
+        </w:tc>
+      </w:tr>
+      <w:tr>
+        <w:tc>
+          <w:tcPr>
+            <w:tcW w:type="dxa" w:w="3000"/>
+            <w:shd w:fill="EAD1F5" w:color="auto" w:val="clear"/>
+            <w:tcMar>
+              <w:top w:type="dxa" w:w="60"/>
+              <w:left w:type="dxa" w:w="120"/>
+              <w:bottom w:type="dxa" w:w="60"/>
+              <w:right w:type="dxa" w:w="120"/>
+            </w:tcMar>
+            <w:vAlign w:val="top"/>
+          </w:tcPr>
+          <w:p>
+            <w:pPr>
+              <w:spacing w:after="40" w:before="0"/>
+              <w:jc w:val="left"/>
+            </w:pPr>
+            <w:r>
+              <w:rPr>
+                <w:rFonts w:ascii="Arial" w:cs="Arial" w:eastAsia="Arial" w:hAnsi="Arial"/>
+                <w:b/>
+                <w:bCs/>
+                <w:i w:val="false"/>
+                <w:iCs w:val="false"/>
+                <w:color w:val="000000"/>
+                <w:sz w:val="18"/>
+                <w:szCs w:val="18"/>
+              </w:rPr>
+              <w:t xml:space="preserve">Supporting Phenomena</w:t>
+            </w:r>
+          </w:p>
+        </w:tc>
+        <w:tc>
+          <w:tcPr>
+            <w:tcW w:type="dxa" w:w="10680"/>
+            <w:shd w:fill="FFFFFF" w:color="auto" w:val="clear"/>
+            <w:tcMar>
+              <w:top w:type="dxa" w:w="60"/>
+              <w:left w:type="dxa" w:w="120"/>
+              <w:bottom w:type="dxa" w:w="60"/>
+              <w:right w:type="dxa" w:w="120"/>
+            </w:tcMar>
+            <w:vAlign w:val="top"/>
+          </w:tcPr>
+          <w:p>
+            <w:pPr>
+              <w:spacing w:after="30" w:before="0"/>
+              <w:ind w:left="360" w:hanging="180"/>
+              <w:jc w:val="left"/>
+            </w:pPr>
+            <w:r>
+              <w:rPr>
+                <w:rFonts w:ascii="Arial" w:cs="Arial" w:eastAsia="Arial" w:hAnsi="Arial"/>
+                <w:b w:val="false"/>
+                <w:bCs w:val="false"/>
+                <w:i w:val="false"/>
+                <w:iCs w:val="false"/>
+                <w:color w:val="000000"/>
+                <w:sz w:val="18"/>
+                <w:szCs w:val="18"/>
+              </w:rPr>
+              <w:t xml:space="preserve">–  The sagging overhead power line: Learners observe photographs of Kenya Power transmission lines — visibly slack and sagging on a hot Nairobi afternoon but taut and straight on a cold Kericho highland morning — prompting questions about how temperature affects the length of metal cables.</w:t>
+            </w:r>
+          </w:p>
+          <w:p>
+            <w:pPr>
+              <w:spacing w:after="30" w:before="0"/>
+              <w:ind w:left="360" w:hanging="180"/>
+              <w:jc w:val="left"/>
+            </w:pPr>
+            <w:r>
+              <w:rPr>
+                <w:rFonts w:ascii="Arial" w:cs="Arial" w:eastAsia="Arial" w:hAnsi="Arial"/>
+                <w:b w:val="false"/>
+                <w:bCs w:val="false"/>
+                <w:i w:val="false"/>
+                <w:iCs w:val="false"/>
+                <w:color w:val="000000"/>
+                <w:sz w:val="18"/>
+                <w:szCs w:val="18"/>
+              </w:rPr>
+              <w:t xml:space="preserve">–  The stuck metal lid on a glass jar: A learner cannot open a metal lid on a glass jar of jam; running hot water over the lid for 10 seconds makes it open easily, illustrating differential thermal expansion between metal and glass and linking directly to the concept of coefficients of expansivity.</w:t>
+            </w:r>
+          </w:p>
+          <w:p>
+            <w:pPr>
+              <w:spacing w:after="30" w:before="0"/>
+              <w:ind w:left="360" w:hanging="180"/>
+              <w:jc w:val="left"/>
+            </w:pPr>
+            <w:r>
+              <w:rPr>
+                <w:rFonts w:ascii="Arial" w:cs="Arial" w:eastAsia="Arial" w:hAnsi="Arial"/>
+                <w:b w:val="false"/>
+                <w:bCs w:val="false"/>
+                <w:i w:val="false"/>
+                <w:iCs w:val="false"/>
+                <w:color w:val="000000"/>
+                <w:sz w:val="18"/>
+                <w:szCs w:val="18"/>
+              </w:rPr>
+              <w:t xml:space="preserve">–  The bimetallic strip in a toaster or iron box: A bimetallic strip (brass and invar) straightens and bends visibly as it is heated and cooled, demonstrating that different metals expand by different amounts and that this difference can be harnessed to do mechanical work in thermostats and automatic switches common in Kenyan households.</w:t>
+            </w:r>
+          </w:p>
+          <w:p>
+            <w:pPr>
+              <w:spacing w:after="30" w:before="0"/>
+              <w:ind w:left="360" w:hanging="180"/>
+              <w:jc w:val="left"/>
+            </w:pPr>
+            <w:r>
+              <w:rPr>
+                <w:rFonts w:ascii="Arial" w:cs="Arial" w:eastAsia="Arial" w:hAnsi="Arial"/>
+                <w:b w:val="false"/>
+                <w:bCs w:val="false"/>
+                <w:i w:val="false"/>
+                <w:iCs w:val="false"/>
+                <w:color w:val="000000"/>
+                <w:sz w:val="18"/>
+                <w:szCs w:val="18"/>
+              </w:rPr>
+              <w:t xml:space="preserve">–  Gap in railway tracks: Learners examine photographs of the Nairobi Commuter Rail and SGR tracks, observing deliberate small gaps left between rail sections — gaps that are tighter in the midday heat and wider on cold mornings — providing a compelling engineering application of linear expansion that learners can measure and calculate.</w:t>
+            </w:r>
+          </w:p>
+        </w:tc>
+      </w:tr>
+    </w:tbl>
+    <w:p>
+      <w:pPr>
+        <w:spacing w:after="120"/>
+      </w:pPr>
+      <w:r>
+        <w:t xml:space="preserve"/>
       </w:r>
     </w:p>
     <w:p>
@@ -150,7 +2385,7 @@
         </w:rPr>
         <w:t xml:space="preserve">© 2026 SeaVuria and ARES. This work is licensed under a </w:t>
       </w:r>
-      <w:hyperlink w:history="1" r:id="rIdp6ot34-u58nk5ual123bx">
+      <w:hyperlink w:history="1" r:id="rIdevuvlvoe26heebpidhjce">
         <w:r>
           <w:rPr>
             <w:rFonts w:ascii="Arial" w:cs="Arial" w:eastAsia="Arial" w:hAnsi="Arial"/>
@@ -170,7 +2405,7 @@
         </w:rPr>
         <w:t xml:space="preserve"> (</w:t>
       </w:r>
-      <w:hyperlink w:history="1" r:id="rIddfz67cmoahj6c38cknyxh">
+      <w:hyperlink w:history="1" r:id="rIdv8y7ngego0otq_hlumap7">
         <w:r>
           <w:rPr>
             <w:rFonts w:ascii="Arial" w:cs="Arial" w:eastAsia="Arial" w:hAnsi="Arial"/>
@@ -190,7 +2425,7 @@
         </w:rPr>
         <w:t xml:space="preserve">). To view a copy of this license, visit </w:t>
       </w:r>
-      <w:hyperlink w:history="1" r:id="rIdgdylaclfobrfojtdmhn8t">
+      <w:hyperlink w:history="1" r:id="rId7md7z4blnc8didfj7_lpv">
         <w:r>
           <w:rPr>
             <w:rFonts w:ascii="Arial" w:cs="Arial" w:eastAsia="Arial" w:hAnsi="Arial"/>
@@ -209,2241 +2444,6 @@
           <w:szCs w:val="17"/>
         </w:rPr>
         <w:t xml:space="preserve">. You are free to copy, redistribute, and adapt this material in any medium or format, provided appropriate credit is given and the material is not used for commercial purposes. KICD learning outcomes and curriculum designations reproduced here for alignment purposes remain the property of KICD and are not covered by this license. Linked external resources (e.g. CK-12, Khan Academy, PhET) are subject to their own licenses.</w:t>
-      </w:r>
-    </w:p>
-    <w:p>
-      <w:pPr>
-        <w:spacing w:after="120"/>
-      </w:pPr>
-      <w:r>
-        <w:t xml:space="preserve"/>
-      </w:r>
-    </w:p>
-    <w:tbl>
-      <w:tblPr>
-        <w:tblW w:type="dxa" w:w="13680"/>
-        <w:tblBorders>
-          <w:top w:val="single" w:color="AAAAAA" w:sz="4"/>
-          <w:left w:val="single" w:color="AAAAAA" w:sz="4"/>
-          <w:bottom w:val="single" w:color="AAAAAA" w:sz="4"/>
-          <w:right w:val="single" w:color="AAAAAA" w:sz="4"/>
-          <w:insideH w:val="single" w:color="auto" w:sz="4"/>
-          <w:insideV w:val="single" w:color="auto" w:sz="4"/>
-        </w:tblBorders>
-        <w:tblLayout w:type="fixed"/>
-      </w:tblPr>
-      <w:tblGrid>
-        <w:gridCol w:w="3000"/>
-        <w:gridCol w:w="10680"/>
-      </w:tblGrid>
-      <w:tr>
-        <w:tc>
-          <w:tcPr>
-            <w:tcW w:type="dxa" w:w="13680"/>
-            <w:gridSpan w:val="2"/>
-            <w:shd w:fill="1F3864" w:color="auto" w:val="clear"/>
-            <w:tcMar>
-              <w:top w:type="dxa" w:w="60"/>
-              <w:left w:type="dxa" w:w="120"/>
-              <w:bottom w:type="dxa" w:w="60"/>
-              <w:right w:type="dxa" w:w="120"/>
-            </w:tcMar>
-            <w:vAlign w:val="top"/>
-          </w:tcPr>
-          <w:p>
-            <w:pPr>
-              <w:spacing w:after="40" w:before="0"/>
-              <w:jc w:val="center"/>
-            </w:pPr>
-            <w:r>
-              <w:rPr>
-                <w:rFonts w:ascii="Arial" w:cs="Arial" w:eastAsia="Arial" w:hAnsi="Arial"/>
-                <w:b/>
-                <w:bCs/>
-                <w:i w:val="false"/>
-                <w:iCs w:val="false"/>
-                <w:color w:val="FFFFFF"/>
-                <w:sz w:val="22"/>
-                <w:szCs w:val="22"/>
-              </w:rPr>
-              <w:t xml:space="preserve">SUB-STRAND OVERVIEW</w:t>
-            </w:r>
-          </w:p>
-        </w:tc>
-      </w:tr>
-      <w:tr>
-        <w:tc>
-          <w:tcPr>
-            <w:tcW w:type="dxa" w:w="3000"/>
-            <w:shd w:fill="D5E8F0" w:color="auto" w:val="clear"/>
-            <w:tcMar>
-              <w:top w:type="dxa" w:w="60"/>
-              <w:left w:type="dxa" w:w="120"/>
-              <w:bottom w:type="dxa" w:w="60"/>
-              <w:right w:type="dxa" w:w="120"/>
-            </w:tcMar>
-            <w:vAlign w:val="top"/>
-          </w:tcPr>
-          <w:p>
-            <w:pPr>
-              <w:spacing w:after="40" w:before="0"/>
-              <w:jc w:val="left"/>
-            </w:pPr>
-            <w:r>
-              <w:rPr>
-                <w:rFonts w:ascii="Arial" w:cs="Arial" w:eastAsia="Arial" w:hAnsi="Arial"/>
-                <w:b/>
-                <w:bCs/>
-                <w:i w:val="false"/>
-                <w:iCs w:val="false"/>
-                <w:color w:val="000000"/>
-                <w:sz w:val="18"/>
-                <w:szCs w:val="18"/>
-              </w:rPr>
-              <w:t xml:space="preserve">Grade Level</w:t>
-            </w:r>
-          </w:p>
-        </w:tc>
-        <w:tc>
-          <w:tcPr>
-            <w:tcW w:type="dxa" w:w="10680"/>
-            <w:shd w:fill="FFFFFF" w:color="auto" w:val="clear"/>
-            <w:tcMar>
-              <w:top w:type="dxa" w:w="60"/>
-              <w:left w:type="dxa" w:w="120"/>
-              <w:bottom w:type="dxa" w:w="60"/>
-              <w:right w:type="dxa" w:w="120"/>
-            </w:tcMar>
-            <w:vAlign w:val="top"/>
-          </w:tcPr>
-          <w:p>
-            <w:pPr>
-              <w:spacing w:after="40" w:before="0"/>
-              <w:jc w:val="left"/>
-            </w:pPr>
-            <w:r>
-              <w:rPr>
-                <w:rFonts w:ascii="Arial" w:cs="Arial" w:eastAsia="Arial" w:hAnsi="Arial"/>
-                <w:b w:val="false"/>
-                <w:bCs w:val="false"/>
-                <w:i w:val="false"/>
-                <w:iCs w:val="false"/>
-                <w:color w:val="000000"/>
-                <w:sz w:val="18"/>
-                <w:szCs w:val="18"/>
-              </w:rPr>
-              <w:t xml:space="preserve">10</w:t>
-            </w:r>
-          </w:p>
-        </w:tc>
-      </w:tr>
-      <w:tr>
-        <w:tc>
-          <w:tcPr>
-            <w:tcW w:type="dxa" w:w="3000"/>
-            <w:shd w:fill="D5E8F0" w:color="auto" w:val="clear"/>
-            <w:tcMar>
-              <w:top w:type="dxa" w:w="60"/>
-              <w:left w:type="dxa" w:w="120"/>
-              <w:bottom w:type="dxa" w:w="60"/>
-              <w:right w:type="dxa" w:w="120"/>
-            </w:tcMar>
-            <w:vAlign w:val="top"/>
-          </w:tcPr>
-          <w:p>
-            <w:pPr>
-              <w:spacing w:after="40" w:before="0"/>
-              <w:jc w:val="left"/>
-            </w:pPr>
-            <w:r>
-              <w:rPr>
-                <w:rFonts w:ascii="Arial" w:cs="Arial" w:eastAsia="Arial" w:hAnsi="Arial"/>
-                <w:b/>
-                <w:bCs/>
-                <w:i w:val="false"/>
-                <w:iCs w:val="false"/>
-                <w:color w:val="000000"/>
-                <w:sz w:val="18"/>
-                <w:szCs w:val="18"/>
-              </w:rPr>
-              <w:t xml:space="preserve">Subject</w:t>
-            </w:r>
-          </w:p>
-        </w:tc>
-        <w:tc>
-          <w:tcPr>
-            <w:tcW w:type="dxa" w:w="10680"/>
-            <w:shd w:fill="FFFFFF" w:color="auto" w:val="clear"/>
-            <w:tcMar>
-              <w:top w:type="dxa" w:w="60"/>
-              <w:left w:type="dxa" w:w="120"/>
-              <w:bottom w:type="dxa" w:w="60"/>
-              <w:right w:type="dxa" w:w="120"/>
-            </w:tcMar>
-            <w:vAlign w:val="top"/>
-          </w:tcPr>
-          <w:p>
-            <w:pPr>
-              <w:spacing w:after="40" w:before="0"/>
-              <w:jc w:val="left"/>
-            </w:pPr>
-            <w:r>
-              <w:rPr>
-                <w:rFonts w:ascii="Arial" w:cs="Arial" w:eastAsia="Arial" w:hAnsi="Arial"/>
-                <w:b w:val="false"/>
-                <w:bCs w:val="false"/>
-                <w:i w:val="false"/>
-                <w:iCs w:val="false"/>
-                <w:color w:val="000000"/>
-                <w:sz w:val="18"/>
-                <w:szCs w:val="18"/>
-              </w:rPr>
-              <w:t xml:space="preserve">Physics</w:t>
-            </w:r>
-          </w:p>
-        </w:tc>
-      </w:tr>
-      <w:tr>
-        <w:tc>
-          <w:tcPr>
-            <w:tcW w:type="dxa" w:w="3000"/>
-            <w:shd w:fill="D5E8F0" w:color="auto" w:val="clear"/>
-            <w:tcMar>
-              <w:top w:type="dxa" w:w="60"/>
-              <w:left w:type="dxa" w:w="120"/>
-              <w:bottom w:type="dxa" w:w="60"/>
-              <w:right w:type="dxa" w:w="120"/>
-            </w:tcMar>
-            <w:vAlign w:val="top"/>
-          </w:tcPr>
-          <w:p>
-            <w:pPr>
-              <w:spacing w:after="40" w:before="0"/>
-              <w:jc w:val="left"/>
-            </w:pPr>
-            <w:r>
-              <w:rPr>
-                <w:rFonts w:ascii="Arial" w:cs="Arial" w:eastAsia="Arial" w:hAnsi="Arial"/>
-                <w:b/>
-                <w:bCs/>
-                <w:i w:val="false"/>
-                <w:iCs w:val="false"/>
-                <w:color w:val="000000"/>
-                <w:sz w:val="18"/>
-                <w:szCs w:val="18"/>
-              </w:rPr>
-              <w:t xml:space="preserve">Strand</w:t>
-            </w:r>
-          </w:p>
-        </w:tc>
-        <w:tc>
-          <w:tcPr>
-            <w:tcW w:type="dxa" w:w="10680"/>
-            <w:shd w:fill="FFFFFF" w:color="auto" w:val="clear"/>
-            <w:tcMar>
-              <w:top w:type="dxa" w:w="60"/>
-              <w:left w:type="dxa" w:w="120"/>
-              <w:bottom w:type="dxa" w:w="60"/>
-              <w:right w:type="dxa" w:w="120"/>
-            </w:tcMar>
-            <w:vAlign w:val="top"/>
-          </w:tcPr>
-          <w:p>
-            <w:pPr>
-              <w:spacing w:after="40" w:before="0"/>
-              <w:jc w:val="left"/>
-            </w:pPr>
-            <w:r>
-              <w:rPr>
-                <w:rFonts w:ascii="Arial" w:cs="Arial" w:eastAsia="Arial" w:hAnsi="Arial"/>
-                <w:b w:val="false"/>
-                <w:bCs w:val="false"/>
-                <w:i w:val="false"/>
-                <w:iCs w:val="false"/>
-                <w:color w:val="000000"/>
-                <w:sz w:val="18"/>
-                <w:szCs w:val="18"/>
-              </w:rPr>
-              <w:t xml:space="preserve">Strand 1.0: Mechanics and Thermal Physics</w:t>
-            </w:r>
-          </w:p>
-        </w:tc>
-      </w:tr>
-      <w:tr>
-        <w:tc>
-          <w:tcPr>
-            <w:tcW w:type="dxa" w:w="3000"/>
-            <w:shd w:fill="D5E8F0" w:color="auto" w:val="clear"/>
-            <w:tcMar>
-              <w:top w:type="dxa" w:w="60"/>
-              <w:left w:type="dxa" w:w="120"/>
-              <w:bottom w:type="dxa" w:w="60"/>
-              <w:right w:type="dxa" w:w="120"/>
-            </w:tcMar>
-            <w:vAlign w:val="top"/>
-          </w:tcPr>
-          <w:p>
-            <w:pPr>
-              <w:spacing w:after="40" w:before="0"/>
-              <w:jc w:val="left"/>
-            </w:pPr>
-            <w:r>
-              <w:rPr>
-                <w:rFonts w:ascii="Arial" w:cs="Arial" w:eastAsia="Arial" w:hAnsi="Arial"/>
-                <w:b/>
-                <w:bCs/>
-                <w:i w:val="false"/>
-                <w:iCs w:val="false"/>
-                <w:color w:val="000000"/>
-                <w:sz w:val="18"/>
-                <w:szCs w:val="18"/>
-              </w:rPr>
-              <w:t xml:space="preserve">Sub-Strand</w:t>
-            </w:r>
-          </w:p>
-        </w:tc>
-        <w:tc>
-          <w:tcPr>
-            <w:tcW w:type="dxa" w:w="10680"/>
-            <w:shd w:fill="FFFFFF" w:color="auto" w:val="clear"/>
-            <w:tcMar>
-              <w:top w:type="dxa" w:w="60"/>
-              <w:left w:type="dxa" w:w="120"/>
-              <w:bottom w:type="dxa" w:w="60"/>
-              <w:right w:type="dxa" w:w="120"/>
-            </w:tcMar>
-            <w:vAlign w:val="top"/>
-          </w:tcPr>
-          <w:p>
-            <w:pPr>
-              <w:spacing w:after="40" w:before="0"/>
-              <w:jc w:val="left"/>
-            </w:pPr>
-            <w:r>
-              <w:rPr>
-                <w:rFonts w:ascii="Arial" w:cs="Arial" w:eastAsia="Arial" w:hAnsi="Arial"/>
-                <w:b w:val="false"/>
-                <w:bCs w:val="false"/>
-                <w:i w:val="false"/>
-                <w:iCs w:val="false"/>
-                <w:color w:val="000000"/>
-                <w:sz w:val="18"/>
-                <w:szCs w:val="18"/>
-              </w:rPr>
-              <w:t xml:space="preserve">Sub-Strand 1.4: Temperature and Thermal Expansion</w:t>
-            </w:r>
-          </w:p>
-        </w:tc>
-      </w:tr>
-      <w:tr>
-        <w:tc>
-          <w:tcPr>
-            <w:tcW w:type="dxa" w:w="3000"/>
-            <w:shd w:fill="D5E8F0" w:color="auto" w:val="clear"/>
-            <w:tcMar>
-              <w:top w:type="dxa" w:w="60"/>
-              <w:left w:type="dxa" w:w="120"/>
-              <w:bottom w:type="dxa" w:w="60"/>
-              <w:right w:type="dxa" w:w="120"/>
-            </w:tcMar>
-            <w:vAlign w:val="top"/>
-          </w:tcPr>
-          <w:p>
-            <w:pPr>
-              <w:spacing w:after="40" w:before="0"/>
-              <w:jc w:val="left"/>
-            </w:pPr>
-            <w:r>
-              <w:rPr>
-                <w:rFonts w:ascii="Arial" w:cs="Arial" w:eastAsia="Arial" w:hAnsi="Arial"/>
-                <w:b/>
-                <w:bCs/>
-                <w:i w:val="false"/>
-                <w:iCs w:val="false"/>
-                <w:color w:val="000000"/>
-                <w:sz w:val="18"/>
-                <w:szCs w:val="18"/>
-              </w:rPr>
-              <w:t xml:space="preserve">Total Duration</w:t>
-            </w:r>
-          </w:p>
-        </w:tc>
-        <w:tc>
-          <w:tcPr>
-            <w:tcW w:type="dxa" w:w="10680"/>
-            <w:shd w:fill="FFFFFF" w:color="auto" w:val="clear"/>
-            <w:tcMar>
-              <w:top w:type="dxa" w:w="60"/>
-              <w:left w:type="dxa" w:w="120"/>
-              <w:bottom w:type="dxa" w:w="60"/>
-              <w:right w:type="dxa" w:w="120"/>
-            </w:tcMar>
-            <w:vAlign w:val="top"/>
-          </w:tcPr>
-          <w:p>
-            <w:pPr>
-              <w:spacing w:after="40" w:before="0"/>
-              <w:jc w:val="left"/>
-            </w:pPr>
-            <w:r>
-              <w:rPr>
-                <w:rFonts w:ascii="Arial" w:cs="Arial" w:eastAsia="Arial" w:hAnsi="Arial"/>
-                <w:b w:val="false"/>
-                <w:bCs w:val="false"/>
-                <w:i w:val="false"/>
-                <w:iCs w:val="false"/>
-                <w:color w:val="000000"/>
-                <w:sz w:val="18"/>
-                <w:szCs w:val="18"/>
-              </w:rPr>
-              <w:t xml:space="preserve">6 lessons × 40 minutes = 240 minutes total</w:t>
-            </w:r>
-          </w:p>
-        </w:tc>
-      </w:tr>
-      <w:tr>
-        <w:tc>
-          <w:tcPr>
-            <w:tcW w:type="dxa" w:w="3000"/>
-            <w:shd w:fill="D5E8F0" w:color="auto" w:val="clear"/>
-            <w:tcMar>
-              <w:top w:type="dxa" w:w="60"/>
-              <w:left w:type="dxa" w:w="120"/>
-              <w:bottom w:type="dxa" w:w="60"/>
-              <w:right w:type="dxa" w:w="120"/>
-            </w:tcMar>
-            <w:vAlign w:val="top"/>
-          </w:tcPr>
-          <w:p>
-            <w:pPr>
-              <w:spacing w:after="40" w:before="0"/>
-              <w:jc w:val="left"/>
-            </w:pPr>
-            <w:r>
-              <w:rPr>
-                <w:rFonts w:ascii="Arial" w:cs="Arial" w:eastAsia="Arial" w:hAnsi="Arial"/>
-                <w:b/>
-                <w:bCs/>
-                <w:i w:val="false"/>
-                <w:iCs w:val="false"/>
-                <w:color w:val="000000"/>
-                <w:sz w:val="18"/>
-                <w:szCs w:val="18"/>
-              </w:rPr>
-              <w:t xml:space="preserve">Sub-Strand Content</w:t>
-            </w:r>
-          </w:p>
-        </w:tc>
-        <w:tc>
-          <w:tcPr>
-            <w:tcW w:type="dxa" w:w="10680"/>
-            <w:shd w:fill="FFFFFF" w:color="auto" w:val="clear"/>
-            <w:tcMar>
-              <w:top w:type="dxa" w:w="60"/>
-              <w:left w:type="dxa" w:w="120"/>
-              <w:bottom w:type="dxa" w:w="60"/>
-              <w:right w:type="dxa" w:w="120"/>
-            </w:tcMar>
-            <w:vAlign w:val="top"/>
-          </w:tcPr>
-          <w:p>
-            <w:pPr>
-              <w:spacing w:after="30" w:before="0"/>
-              <w:ind w:left="360" w:hanging="180"/>
-              <w:jc w:val="left"/>
-            </w:pPr>
-            <w:r>
-              <w:rPr>
-                <w:rFonts w:ascii="Arial" w:cs="Arial" w:eastAsia="Arial" w:hAnsi="Arial"/>
-                <w:b w:val="false"/>
-                <w:bCs w:val="false"/>
-                <w:i w:val="false"/>
-                <w:iCs w:val="false"/>
-                <w:color w:val="000000"/>
-                <w:sz w:val="18"/>
-                <w:szCs w:val="18"/>
-              </w:rPr>
-              <w:t xml:space="preserve">–  Temperature as a measure of the degree of hotness or coldness of a body</w:t>
-            </w:r>
-          </w:p>
-          <w:p>
-            <w:pPr>
-              <w:spacing w:after="30" w:before="0"/>
-              <w:ind w:left="360" w:hanging="180"/>
-              <w:jc w:val="left"/>
-            </w:pPr>
-            <w:r>
-              <w:rPr>
-                <w:rFonts w:ascii="Arial" w:cs="Arial" w:eastAsia="Arial" w:hAnsi="Arial"/>
-                <w:b w:val="false"/>
-                <w:bCs w:val="false"/>
-                <w:i w:val="false"/>
-                <w:iCs w:val="false"/>
-                <w:color w:val="000000"/>
-                <w:sz w:val="18"/>
-                <w:szCs w:val="18"/>
-              </w:rPr>
-              <w:t xml:space="preserve">–  Thermometric properties and types of thermometers (liquid-in-glass, clinical, thermocouple)</w:t>
-            </w:r>
-          </w:p>
-          <w:p>
-            <w:pPr>
-              <w:spacing w:after="30" w:before="0"/>
-              <w:ind w:left="360" w:hanging="180"/>
-              <w:jc w:val="left"/>
-            </w:pPr>
-            <w:r>
-              <w:rPr>
-                <w:rFonts w:ascii="Arial" w:cs="Arial" w:eastAsia="Arial" w:hAnsi="Arial"/>
-                <w:b w:val="false"/>
-                <w:bCs w:val="false"/>
-                <w:i w:val="false"/>
-                <w:iCs w:val="false"/>
-                <w:color w:val="000000"/>
-                <w:sz w:val="18"/>
-                <w:szCs w:val="18"/>
-              </w:rPr>
-              <w:t xml:space="preserve">–  Temperature scales: Celsius, Kelvin, and conversion between scales</w:t>
-            </w:r>
-          </w:p>
-          <w:p>
-            <w:pPr>
-              <w:spacing w:after="30" w:before="0"/>
-              <w:ind w:left="360" w:hanging="180"/>
-              <w:jc w:val="left"/>
-            </w:pPr>
-            <w:r>
-              <w:rPr>
-                <w:rFonts w:ascii="Arial" w:cs="Arial" w:eastAsia="Arial" w:hAnsi="Arial"/>
-                <w:b w:val="false"/>
-                <w:bCs w:val="false"/>
-                <w:i w:val="false"/>
-                <w:iCs w:val="false"/>
-                <w:color w:val="000000"/>
-                <w:sz w:val="18"/>
-                <w:szCs w:val="18"/>
-              </w:rPr>
-              <w:t xml:space="preserve">–  Linear expansion of solids: coefficient of linear expansivity (α) and the formula ΔL = αL₀ΔT</w:t>
-            </w:r>
-          </w:p>
-          <w:p>
-            <w:pPr>
-              <w:spacing w:after="30" w:before="0"/>
-              <w:ind w:left="360" w:hanging="180"/>
-              <w:jc w:val="left"/>
-            </w:pPr>
-            <w:r>
-              <w:rPr>
-                <w:rFonts w:ascii="Arial" w:cs="Arial" w:eastAsia="Arial" w:hAnsi="Arial"/>
-                <w:b w:val="false"/>
-                <w:bCs w:val="false"/>
-                <w:i w:val="false"/>
-                <w:iCs w:val="false"/>
-                <w:color w:val="000000"/>
-                <w:sz w:val="18"/>
-                <w:szCs w:val="18"/>
-              </w:rPr>
-              <w:t xml:space="preserve">–  Applications and effects of linear expansion (railway tracks, bridges, overhead cables, bimetallic strips)</w:t>
-            </w:r>
-          </w:p>
-          <w:p>
-            <w:pPr>
-              <w:spacing w:after="30" w:before="0"/>
-              <w:ind w:left="360" w:hanging="180"/>
-              <w:jc w:val="left"/>
-            </w:pPr>
-            <w:r>
-              <w:rPr>
-                <w:rFonts w:ascii="Arial" w:cs="Arial" w:eastAsia="Arial" w:hAnsi="Arial"/>
-                <w:b w:val="false"/>
-                <w:bCs w:val="false"/>
-                <w:i w:val="false"/>
-                <w:iCs w:val="false"/>
-                <w:color w:val="000000"/>
-                <w:sz w:val="18"/>
-                <w:szCs w:val="18"/>
-              </w:rPr>
-              <w:t xml:space="preserve">–  Superficial (area) expansion of solids and the relationship to linear expansivity</w:t>
-            </w:r>
-          </w:p>
-          <w:p>
-            <w:pPr>
-              <w:spacing w:after="30" w:before="0"/>
-              <w:ind w:left="360" w:hanging="180"/>
-              <w:jc w:val="left"/>
-            </w:pPr>
-            <w:r>
-              <w:rPr>
-                <w:rFonts w:ascii="Arial" w:cs="Arial" w:eastAsia="Arial" w:hAnsi="Arial"/>
-                <w:b w:val="false"/>
-                <w:bCs w:val="false"/>
-                <w:i w:val="false"/>
-                <w:iCs w:val="false"/>
-                <w:color w:val="000000"/>
-                <w:sz w:val="18"/>
-                <w:szCs w:val="18"/>
-              </w:rPr>
-              <w:t xml:space="preserve">–  Volumetric (cubical) expansion of solids, liquids, and gases</w:t>
-            </w:r>
-          </w:p>
-          <w:p>
-            <w:pPr>
-              <w:spacing w:after="30" w:before="0"/>
-              <w:ind w:left="360" w:hanging="180"/>
-              <w:jc w:val="left"/>
-            </w:pPr>
-            <w:r>
-              <w:rPr>
-                <w:rFonts w:ascii="Arial" w:cs="Arial" w:eastAsia="Arial" w:hAnsi="Arial"/>
-                <w:b w:val="false"/>
-                <w:bCs w:val="false"/>
-                <w:i w:val="false"/>
-                <w:iCs w:val="false"/>
-                <w:color w:val="000000"/>
-                <w:sz w:val="18"/>
-                <w:szCs w:val="18"/>
-              </w:rPr>
-              <w:t xml:space="preserve">–  Anomalous expansion of water and its significance in aquatic ecosystems</w:t>
-            </w:r>
-          </w:p>
-          <w:p>
-            <w:pPr>
-              <w:spacing w:after="30" w:before="0"/>
-              <w:ind w:left="360" w:hanging="180"/>
-              <w:jc w:val="left"/>
-            </w:pPr>
-            <w:r>
-              <w:rPr>
-                <w:rFonts w:ascii="Arial" w:cs="Arial" w:eastAsia="Arial" w:hAnsi="Arial"/>
-                <w:b w:val="false"/>
-                <w:bCs w:val="false"/>
-                <w:i w:val="false"/>
-                <w:iCs w:val="false"/>
-                <w:color w:val="000000"/>
-                <w:sz w:val="18"/>
-                <w:szCs w:val="18"/>
-              </w:rPr>
-              <w:t xml:space="preserve">–  Real and apparent expansion of liquids</w:t>
-            </w:r>
-          </w:p>
-          <w:p>
-            <w:pPr>
-              <w:spacing w:after="30" w:before="0"/>
-              <w:ind w:left="360" w:hanging="180"/>
-              <w:jc w:val="left"/>
-            </w:pPr>
-            <w:r>
-              <w:rPr>
-                <w:rFonts w:ascii="Arial" w:cs="Arial" w:eastAsia="Arial" w:hAnsi="Arial"/>
-                <w:b w:val="false"/>
-                <w:bCs w:val="false"/>
-                <w:i w:val="false"/>
-                <w:iCs w:val="false"/>
-                <w:color w:val="000000"/>
-                <w:sz w:val="18"/>
-                <w:szCs w:val="18"/>
-              </w:rPr>
-              <w:t xml:space="preserve">–  Applications of thermal expansion (thermostats, riveting, fitting of metal tyres, expansion joints on Kenyan roads and bridges)</w:t>
-            </w:r>
-          </w:p>
-        </w:tc>
-      </w:tr>
-      <w:tr>
-        <w:tc>
-          <w:tcPr>
-            <w:tcW w:type="dxa" w:w="3000"/>
-            <w:shd w:fill="D5E8F0" w:color="auto" w:val="clear"/>
-            <w:tcMar>
-              <w:top w:type="dxa" w:w="60"/>
-              <w:left w:type="dxa" w:w="120"/>
-              <w:bottom w:type="dxa" w:w="60"/>
-              <w:right w:type="dxa" w:w="120"/>
-            </w:tcMar>
-            <w:vAlign w:val="top"/>
-          </w:tcPr>
-          <w:p>
-            <w:pPr>
-              <w:spacing w:after="40" w:before="0"/>
-              <w:jc w:val="left"/>
-            </w:pPr>
-            <w:r>
-              <w:rPr>
-                <w:rFonts w:ascii="Arial" w:cs="Arial" w:eastAsia="Arial" w:hAnsi="Arial"/>
-                <w:b/>
-                <w:bCs/>
-                <w:i w:val="false"/>
-                <w:iCs w:val="false"/>
-                <w:color w:val="000000"/>
-                <w:sz w:val="18"/>
-                <w:szCs w:val="18"/>
-              </w:rPr>
-              <w:t xml:space="preserve">Learning Outcomes</w:t>
-            </w:r>
-          </w:p>
-        </w:tc>
-        <w:tc>
-          <w:tcPr>
-            <w:tcW w:type="dxa" w:w="10680"/>
-            <w:shd w:fill="FFFFFF" w:color="auto" w:val="clear"/>
-            <w:tcMar>
-              <w:top w:type="dxa" w:w="60"/>
-              <w:left w:type="dxa" w:w="120"/>
-              <w:bottom w:type="dxa" w:w="60"/>
-              <w:right w:type="dxa" w:w="120"/>
-            </w:tcMar>
-            <w:vAlign w:val="top"/>
-          </w:tcPr>
-          <w:p>
-            <w:pPr>
-              <w:spacing w:after="40" w:before="0"/>
-              <w:jc w:val="left"/>
-            </w:pPr>
-            <w:r>
-              <w:rPr>
-                <w:rFonts w:ascii="Arial" w:cs="Arial" w:eastAsia="Arial" w:hAnsi="Arial"/>
-                <w:b w:val="false"/>
-                <w:bCs w:val="false"/>
-                <w:i w:val="false"/>
-                <w:iCs w:val="false"/>
-                <w:color w:val="000000"/>
-                <w:sz w:val="18"/>
-                <w:szCs w:val="18"/>
-              </w:rPr>
-              <w:t xml:space="preserve">By the end of the sub-strand, the learner should be able to:</w:t>
-            </w:r>
-          </w:p>
-          <w:p>
-            <w:pPr>
-              <w:spacing w:after="40" w:before="0"/>
-              <w:jc w:val="left"/>
-            </w:pPr>
-            <w:r>
-              <w:rPr>
-                <w:rFonts w:ascii="Arial" w:cs="Arial" w:eastAsia="Arial" w:hAnsi="Arial"/>
-                <w:b w:val="false"/>
-                <w:bCs w:val="false"/>
-                <w:i w:val="false"/>
-                <w:iCs w:val="false"/>
-                <w:color w:val="000000"/>
-                <w:sz w:val="18"/>
-                <w:szCs w:val="18"/>
-              </w:rPr>
-              <w:t xml:space="preserve">a) explain temperature as a measure of the degree of hotness or coldness of a body,</w:t>
-            </w:r>
-          </w:p>
-          <w:p>
-            <w:pPr>
-              <w:spacing w:after="40" w:before="0"/>
-              <w:jc w:val="left"/>
-            </w:pPr>
-            <w:r>
-              <w:rPr>
-                <w:rFonts w:ascii="Arial" w:cs="Arial" w:eastAsia="Arial" w:hAnsi="Arial"/>
-                <w:b w:val="false"/>
-                <w:bCs w:val="false"/>
-                <w:i w:val="false"/>
-                <w:iCs w:val="false"/>
-                <w:color w:val="000000"/>
-                <w:sz w:val="18"/>
-                <w:szCs w:val="18"/>
-              </w:rPr>
-              <w:t xml:space="preserve">b) describe the working principles of different types of thermometers and their thermometric properties,</w:t>
-            </w:r>
-          </w:p>
-          <w:p>
-            <w:pPr>
-              <w:spacing w:after="40" w:before="0"/>
-              <w:jc w:val="left"/>
-            </w:pPr>
-            <w:r>
-              <w:rPr>
-                <w:rFonts w:ascii="Arial" w:cs="Arial" w:eastAsia="Arial" w:hAnsi="Arial"/>
-                <w:b w:val="false"/>
-                <w:bCs w:val="false"/>
-                <w:i w:val="false"/>
-                <w:iCs w:val="false"/>
-                <w:color w:val="000000"/>
-                <w:sz w:val="18"/>
-                <w:szCs w:val="18"/>
-              </w:rPr>
-              <w:t xml:space="preserve">c) convert temperature values between Celsius and Kelvin scales,</w:t>
-            </w:r>
-          </w:p>
-          <w:p>
-            <w:pPr>
-              <w:spacing w:after="40" w:before="0"/>
-              <w:jc w:val="left"/>
-            </w:pPr>
-            <w:r>
-              <w:rPr>
-                <w:rFonts w:ascii="Arial" w:cs="Arial" w:eastAsia="Arial" w:hAnsi="Arial"/>
-                <w:b w:val="false"/>
-                <w:bCs w:val="false"/>
-                <w:i w:val="false"/>
-                <w:iCs w:val="false"/>
-                <w:color w:val="000000"/>
-                <w:sz w:val="18"/>
-                <w:szCs w:val="18"/>
-              </w:rPr>
-              <w:t xml:space="preserve">d) determine the linear, superficial, and volumetric expansion of solids using relevant formulae,</w:t>
-            </w:r>
-          </w:p>
-          <w:p>
-            <w:pPr>
-              <w:spacing w:after="40" w:before="0"/>
-              <w:jc w:val="left"/>
-            </w:pPr>
-            <w:r>
-              <w:rPr>
-                <w:rFonts w:ascii="Arial" w:cs="Arial" w:eastAsia="Arial" w:hAnsi="Arial"/>
-                <w:b w:val="false"/>
-                <w:bCs w:val="false"/>
-                <w:i w:val="false"/>
-                <w:iCs w:val="false"/>
-                <w:color w:val="000000"/>
-                <w:sz w:val="18"/>
-                <w:szCs w:val="18"/>
-              </w:rPr>
-              <w:t xml:space="preserve">e) investigate the expansion of liquids and distinguish between real and apparent expansion,</w:t>
-            </w:r>
-          </w:p>
-          <w:p>
-            <w:pPr>
-              <w:spacing w:after="40" w:before="0"/>
-              <w:jc w:val="left"/>
-            </w:pPr>
-            <w:r>
-              <w:rPr>
-                <w:rFonts w:ascii="Arial" w:cs="Arial" w:eastAsia="Arial" w:hAnsi="Arial"/>
-                <w:b w:val="false"/>
-                <w:bCs w:val="false"/>
-                <w:i w:val="false"/>
-                <w:iCs w:val="false"/>
-                <w:color w:val="000000"/>
-                <w:sz w:val="18"/>
-                <w:szCs w:val="18"/>
-              </w:rPr>
-              <w:t xml:space="preserve">f) explain the anomalous expansion of water and its importance to aquatic life in Kenyan lakes such as Lake Victoria,</w:t>
-            </w:r>
-          </w:p>
-          <w:p>
-            <w:pPr>
-              <w:spacing w:after="40" w:before="0"/>
-              <w:jc w:val="left"/>
-            </w:pPr>
-            <w:r>
-              <w:rPr>
-                <w:rFonts w:ascii="Arial" w:cs="Arial" w:eastAsia="Arial" w:hAnsi="Arial"/>
-                <w:b w:val="false"/>
-                <w:bCs w:val="false"/>
-                <w:i w:val="false"/>
-                <w:iCs w:val="false"/>
-                <w:color w:val="000000"/>
-                <w:sz w:val="18"/>
-                <w:szCs w:val="18"/>
-              </w:rPr>
-              <w:t xml:space="preserve">g) apply knowledge of thermal expansion to explain real-life situations such as expansion joints on Kenyan roads and bridges, bimetallic strips in thermostats, and the bursting of sealed containers,</w:t>
-            </w:r>
-          </w:p>
-          <w:p>
-            <w:pPr>
-              <w:spacing w:after="40" w:before="0"/>
-              <w:jc w:val="left"/>
-            </w:pPr>
-            <w:r>
-              <w:rPr>
-                <w:rFonts w:ascii="Arial" w:cs="Arial" w:eastAsia="Arial" w:hAnsi="Arial"/>
-                <w:b w:val="false"/>
-                <w:bCs w:val="false"/>
-                <w:i w:val="false"/>
-                <w:iCs w:val="false"/>
-                <w:color w:val="000000"/>
-                <w:sz w:val="18"/>
-                <w:szCs w:val="18"/>
-              </w:rPr>
-              <w:t xml:space="preserve">h) appreciate the role of thermal expansion in engineering design and environmental systems.</w:t>
-            </w:r>
-          </w:p>
-        </w:tc>
-      </w:tr>
-      <w:tr>
-        <w:tc>
-          <w:tcPr>
-            <w:tcW w:type="dxa" w:w="3000"/>
-            <w:shd w:fill="D5E8F0" w:color="auto" w:val="clear"/>
-            <w:tcMar>
-              <w:top w:type="dxa" w:w="60"/>
-              <w:left w:type="dxa" w:w="120"/>
-              <w:bottom w:type="dxa" w:w="60"/>
-              <w:right w:type="dxa" w:w="120"/>
-            </w:tcMar>
-            <w:vAlign w:val="top"/>
-          </w:tcPr>
-          <w:p>
-            <w:pPr>
-              <w:spacing w:after="40" w:before="0"/>
-              <w:jc w:val="left"/>
-            </w:pPr>
-            <w:r>
-              <w:rPr>
-                <w:rFonts w:ascii="Arial" w:cs="Arial" w:eastAsia="Arial" w:hAnsi="Arial"/>
-                <w:b/>
-                <w:bCs/>
-                <w:i w:val="false"/>
-                <w:iCs w:val="false"/>
-                <w:color w:val="000000"/>
-                <w:sz w:val="18"/>
-                <w:szCs w:val="18"/>
-              </w:rPr>
-              <w:t xml:space="preserve">Core Competencies</w:t>
-            </w:r>
-          </w:p>
-        </w:tc>
-        <w:tc>
-          <w:tcPr>
-            <w:tcW w:type="dxa" w:w="10680"/>
-            <w:shd w:fill="FFFFFF" w:color="auto" w:val="clear"/>
-            <w:tcMar>
-              <w:top w:type="dxa" w:w="60"/>
-              <w:left w:type="dxa" w:w="120"/>
-              <w:bottom w:type="dxa" w:w="60"/>
-              <w:right w:type="dxa" w:w="120"/>
-            </w:tcMar>
-            <w:vAlign w:val="top"/>
-          </w:tcPr>
-          <w:p>
-            <w:pPr>
-              <w:spacing w:after="30" w:before="0"/>
-              <w:ind w:left="360" w:hanging="180"/>
-              <w:jc w:val="left"/>
-            </w:pPr>
-            <w:r>
-              <w:rPr>
-                <w:rFonts w:ascii="Arial" w:cs="Arial" w:eastAsia="Arial" w:hAnsi="Arial"/>
-                <w:b w:val="false"/>
-                <w:bCs w:val="false"/>
-                <w:i w:val="false"/>
-                <w:iCs w:val="false"/>
-                <w:color w:val="000000"/>
-                <w:sz w:val="18"/>
-                <w:szCs w:val="18"/>
-              </w:rPr>
-              <w:t xml:space="preserve">–  Communication and Collaboration: developed as learners work in groups to design and conduct experiments on thermal expansion of solids and liquids, share findings, and present conclusions to the class using locally available materials such as metal rods and water-filled bottles.</w:t>
-            </w:r>
-          </w:p>
-          <w:p>
-            <w:pPr>
-              <w:spacing w:after="30" w:before="0"/>
-              <w:ind w:left="360" w:hanging="180"/>
-              <w:jc w:val="left"/>
-            </w:pPr>
-            <w:r>
-              <w:rPr>
-                <w:rFonts w:ascii="Arial" w:cs="Arial" w:eastAsia="Arial" w:hAnsi="Arial"/>
-                <w:b w:val="false"/>
-                <w:bCs w:val="false"/>
-                <w:i w:val="false"/>
-                <w:iCs w:val="false"/>
-                <w:color w:val="000000"/>
-                <w:sz w:val="18"/>
-                <w:szCs w:val="18"/>
-              </w:rPr>
-              <w:t xml:space="preserve">–  Critical Thinking and Problem Solving: developed as learners analyse why a sealed glass bottle filled with water cracks when frozen, apply expansion formulae to calculate changes in dimension, and evaluate how engineers account for thermal expansion in construction of roads and railway lines in Kenya.</w:t>
-            </w:r>
-          </w:p>
-          <w:p>
-            <w:pPr>
-              <w:spacing w:after="30" w:before="0"/>
-              <w:ind w:left="360" w:hanging="180"/>
-              <w:jc w:val="left"/>
-            </w:pPr>
-            <w:r>
-              <w:rPr>
-                <w:rFonts w:ascii="Arial" w:cs="Arial" w:eastAsia="Arial" w:hAnsi="Arial"/>
-                <w:b w:val="false"/>
-                <w:bCs w:val="false"/>
-                <w:i w:val="false"/>
-                <w:iCs w:val="false"/>
-                <w:color w:val="000000"/>
-                <w:sz w:val="18"/>
-                <w:szCs w:val="18"/>
-              </w:rPr>
-              <w:t xml:space="preserve">–  Learning to Learn: developed as learners independently research applications of thermal expansion in everyday Kenyan contexts (e.g., bimetallic strip thermostats, expansion joints on the Nairobi–Mombasa highway) and reflect on how their mental models change across the lesson sequence.</w:t>
-            </w:r>
-          </w:p>
-          <w:p>
-            <w:pPr>
-              <w:spacing w:after="30" w:before="0"/>
-              <w:ind w:left="360" w:hanging="180"/>
-              <w:jc w:val="left"/>
-            </w:pPr>
-            <w:r>
-              <w:rPr>
-                <w:rFonts w:ascii="Arial" w:cs="Arial" w:eastAsia="Arial" w:hAnsi="Arial"/>
-                <w:b w:val="false"/>
-                <w:bCs w:val="false"/>
-                <w:i w:val="false"/>
-                <w:iCs w:val="false"/>
-                <w:color w:val="000000"/>
-                <w:sz w:val="18"/>
-                <w:szCs w:val="18"/>
-              </w:rPr>
-              <w:t xml:space="preserve">–  Digital Literacy: developed as learners use digital simulations and videos to visualise molecular behaviour during heating and cooling where physical experiments have limitations, and to record and analyse experimental data.</w:t>
-            </w:r>
-          </w:p>
-        </w:tc>
-      </w:tr>
-      <w:tr>
-        <w:tc>
-          <w:tcPr>
-            <w:tcW w:type="dxa" w:w="3000"/>
-            <w:shd w:fill="E2EFDA" w:color="auto" w:val="clear"/>
-            <w:tcMar>
-              <w:top w:type="dxa" w:w="60"/>
-              <w:left w:type="dxa" w:w="120"/>
-              <w:bottom w:type="dxa" w:w="60"/>
-              <w:right w:type="dxa" w:w="120"/>
-            </w:tcMar>
-            <w:vAlign w:val="top"/>
-          </w:tcPr>
-          <w:p>
-            <w:pPr>
-              <w:spacing w:after="40" w:before="0"/>
-              <w:jc w:val="left"/>
-            </w:pPr>
-            <w:r>
-              <w:rPr>
-                <w:rFonts w:ascii="Arial" w:cs="Arial" w:eastAsia="Arial" w:hAnsi="Arial"/>
-                <w:b/>
-                <w:bCs/>
-                <w:i w:val="false"/>
-                <w:iCs w:val="false"/>
-                <w:color w:val="000000"/>
-                <w:sz w:val="18"/>
-                <w:szCs w:val="18"/>
-              </w:rPr>
-              <w:t xml:space="preserve">Core Values</w:t>
-            </w:r>
-          </w:p>
-        </w:tc>
-        <w:tc>
-          <w:tcPr>
-            <w:tcW w:type="dxa" w:w="10680"/>
-            <w:shd w:fill="FFFFFF" w:color="auto" w:val="clear"/>
-            <w:tcMar>
-              <w:top w:type="dxa" w:w="60"/>
-              <w:left w:type="dxa" w:w="120"/>
-              <w:bottom w:type="dxa" w:w="60"/>
-              <w:right w:type="dxa" w:w="120"/>
-            </w:tcMar>
-            <w:vAlign w:val="top"/>
-          </w:tcPr>
-          <w:p>
-            <w:pPr>
-              <w:spacing w:after="30" w:before="0"/>
-              <w:ind w:left="360" w:hanging="180"/>
-              <w:jc w:val="left"/>
-            </w:pPr>
-            <w:r>
-              <w:rPr>
-                <w:rFonts w:ascii="Arial" w:cs="Arial" w:eastAsia="Arial" w:hAnsi="Arial"/>
-                <w:b w:val="false"/>
-                <w:bCs w:val="false"/>
-                <w:i w:val="false"/>
-                <w:iCs w:val="false"/>
-                <w:color w:val="000000"/>
-                <w:sz w:val="18"/>
-                <w:szCs w:val="18"/>
-              </w:rPr>
-              <w:t xml:space="preserve">–  Responsibility: the learner handles laboratory equipment carefully and cleans up after experiments, demonstrating personal accountability for the shared learning environment.</w:t>
-            </w:r>
-          </w:p>
-          <w:p>
-            <w:pPr>
-              <w:spacing w:after="30" w:before="0"/>
-              <w:ind w:left="360" w:hanging="180"/>
-              <w:jc w:val="left"/>
-            </w:pPr>
-            <w:r>
-              <w:rPr>
-                <w:rFonts w:ascii="Arial" w:cs="Arial" w:eastAsia="Arial" w:hAnsi="Arial"/>
-                <w:b w:val="false"/>
-                <w:bCs w:val="false"/>
-                <w:i w:val="false"/>
-                <w:iCs w:val="false"/>
-                <w:color w:val="000000"/>
-                <w:sz w:val="18"/>
-                <w:szCs w:val="18"/>
-              </w:rPr>
-              <w:t xml:space="preserve">–  Respect: the learner listens to and values the contributions of group members when discussing observations on thermal expansion, appreciating that peers may arrive at explanations through different reasoning paths.</w:t>
-            </w:r>
-          </w:p>
-          <w:p>
-            <w:pPr>
-              <w:spacing w:after="30" w:before="0"/>
-              <w:ind w:left="360" w:hanging="180"/>
-              <w:jc w:val="left"/>
-            </w:pPr>
-            <w:r>
-              <w:rPr>
-                <w:rFonts w:ascii="Arial" w:cs="Arial" w:eastAsia="Arial" w:hAnsi="Arial"/>
-                <w:b w:val="false"/>
-                <w:bCs w:val="false"/>
-                <w:i w:val="false"/>
-                <w:iCs w:val="false"/>
-                <w:color w:val="000000"/>
-                <w:sz w:val="18"/>
-                <w:szCs w:val="18"/>
-              </w:rPr>
-              <w:t xml:space="preserve">–  Unity: the learner collaborates with classmates from diverse backgrounds during group investigations, recognising that shared effort produces stronger scientific understanding.</w:t>
-            </w:r>
-          </w:p>
-          <w:p>
-            <w:pPr>
-              <w:spacing w:after="30" w:before="0"/>
-              <w:ind w:left="360" w:hanging="180"/>
-              <w:jc w:val="left"/>
-            </w:pPr>
-            <w:r>
-              <w:rPr>
-                <w:rFonts w:ascii="Arial" w:cs="Arial" w:eastAsia="Arial" w:hAnsi="Arial"/>
-                <w:b w:val="false"/>
-                <w:bCs w:val="false"/>
-                <w:i w:val="false"/>
-                <w:iCs w:val="false"/>
-                <w:color w:val="000000"/>
-                <w:sz w:val="18"/>
-                <w:szCs w:val="18"/>
-              </w:rPr>
-              <w:t xml:space="preserve">–  Social Justice: the learner reflects on how communities living near Kenyan lakes (e.g., Lake Turkana, Lake Victoria) are affected by temperature-driven water level and density changes, connecting physics to environmental equity.</w:t>
-            </w:r>
-          </w:p>
-        </w:tc>
-      </w:tr>
-      <w:tr>
-        <w:tc>
-          <w:tcPr>
-            <w:tcW w:type="dxa" w:w="3000"/>
-            <w:shd w:fill="D5E8F0" w:color="auto" w:val="clear"/>
-            <w:tcMar>
-              <w:top w:type="dxa" w:w="60"/>
-              <w:left w:type="dxa" w:w="120"/>
-              <w:bottom w:type="dxa" w:w="60"/>
-              <w:right w:type="dxa" w:w="120"/>
-            </w:tcMar>
-            <w:vAlign w:val="top"/>
-          </w:tcPr>
-          <w:p>
-            <w:pPr>
-              <w:spacing w:after="40" w:before="0"/>
-              <w:jc w:val="left"/>
-            </w:pPr>
-            <w:r>
-              <w:rPr>
-                <w:rFonts w:ascii="Arial" w:cs="Arial" w:eastAsia="Arial" w:hAnsi="Arial"/>
-                <w:b/>
-                <w:bCs/>
-                <w:i w:val="false"/>
-                <w:iCs w:val="false"/>
-                <w:color w:val="000000"/>
-                <w:sz w:val="18"/>
-                <w:szCs w:val="18"/>
-              </w:rPr>
-              <w:t xml:space="preserve">Science &amp; Engineering Practices</w:t>
-            </w:r>
-          </w:p>
-        </w:tc>
-        <w:tc>
-          <w:tcPr>
-            <w:tcW w:type="dxa" w:w="10680"/>
-            <w:shd w:fill="FFFFFF" w:color="auto" w:val="clear"/>
-            <w:tcMar>
-              <w:top w:type="dxa" w:w="60"/>
-              <w:left w:type="dxa" w:w="120"/>
-              <w:bottom w:type="dxa" w:w="60"/>
-              <w:right w:type="dxa" w:w="120"/>
-            </w:tcMar>
-            <w:vAlign w:val="top"/>
-          </w:tcPr>
-          <w:p>
-            <w:pPr>
-              <w:spacing w:after="30" w:before="0"/>
-              <w:ind w:left="360" w:hanging="180"/>
-              <w:jc w:val="left"/>
-            </w:pPr>
-            <w:r>
-              <w:rPr>
-                <w:rFonts w:ascii="Arial" w:cs="Arial" w:eastAsia="Arial" w:hAnsi="Arial"/>
-                <w:b w:val="false"/>
-                <w:bCs w:val="false"/>
-                <w:i w:val="false"/>
-                <w:iCs w:val="false"/>
-                <w:color w:val="000000"/>
-                <w:sz w:val="18"/>
-                <w:szCs w:val="18"/>
-              </w:rPr>
-              <w:t xml:space="preserve">–  SEP 1 – Asking Questions and Defining Problems: embedded in Lesson 1 when learners observe the cracked frozen bottle and generate testable questions about why water expands on freezing and what variables affect the degree of expansion in different materials.</w:t>
-            </w:r>
-          </w:p>
-          <w:p>
-            <w:pPr>
-              <w:spacing w:after="30" w:before="0"/>
-              <w:ind w:left="360" w:hanging="180"/>
-              <w:jc w:val="left"/>
-            </w:pPr>
-            <w:r>
-              <w:rPr>
-                <w:rFonts w:ascii="Arial" w:cs="Arial" w:eastAsia="Arial" w:hAnsi="Arial"/>
-                <w:b w:val="false"/>
-                <w:bCs w:val="false"/>
-                <w:i w:val="false"/>
-                <w:iCs w:val="false"/>
-                <w:color w:val="000000"/>
-                <w:sz w:val="18"/>
-                <w:szCs w:val="18"/>
-              </w:rPr>
-              <w:t xml:space="preserve">–  SEP 2 – Developing and Using Models: embedded throughout the unit as learners build and iteratively revise particle-level diagrams and macroscopic expansion models to explain linear, superficial, volumetric, and anomalous expansion.</w:t>
-            </w:r>
-          </w:p>
-          <w:p>
-            <w:pPr>
-              <w:spacing w:after="30" w:before="0"/>
-              <w:ind w:left="360" w:hanging="180"/>
-              <w:jc w:val="left"/>
-            </w:pPr>
-            <w:r>
-              <w:rPr>
-                <w:rFonts w:ascii="Arial" w:cs="Arial" w:eastAsia="Arial" w:hAnsi="Arial"/>
-                <w:b w:val="false"/>
-                <w:bCs w:val="false"/>
-                <w:i w:val="false"/>
-                <w:iCs w:val="false"/>
-                <w:color w:val="000000"/>
-                <w:sz w:val="18"/>
-                <w:szCs w:val="18"/>
-              </w:rPr>
-              <w:t xml:space="preserve">–  SEP 3 – Planning and Carrying Out Investigations: embedded in Lessons 2–4 as learners design controlled experiments to measure linear expansion of metal rods and volumetric expansion of water, identifying variables and selecting appropriate measuring instruments.</w:t>
-            </w:r>
-          </w:p>
-          <w:p>
-            <w:pPr>
-              <w:spacing w:after="30" w:before="0"/>
-              <w:ind w:left="360" w:hanging="180"/>
-              <w:jc w:val="left"/>
-            </w:pPr>
-            <w:r>
-              <w:rPr>
-                <w:rFonts w:ascii="Arial" w:cs="Arial" w:eastAsia="Arial" w:hAnsi="Arial"/>
-                <w:b w:val="false"/>
-                <w:bCs w:val="false"/>
-                <w:i w:val="false"/>
-                <w:iCs w:val="false"/>
-                <w:color w:val="000000"/>
-                <w:sz w:val="18"/>
-                <w:szCs w:val="18"/>
-              </w:rPr>
-              <w:t xml:space="preserve">–  SEP 4 – Analysing and Interpreting Data: embedded in Lessons 3–4 as learners tabulate, graph, and interpret expansion data, calculating coefficients of linear expansivity and identifying anomalous expansion of water from temperature–volume graphs.</w:t>
-            </w:r>
-          </w:p>
-          <w:p>
-            <w:pPr>
-              <w:spacing w:after="30" w:before="0"/>
-              <w:ind w:left="360" w:hanging="180"/>
-              <w:jc w:val="left"/>
-            </w:pPr>
-            <w:r>
-              <w:rPr>
-                <w:rFonts w:ascii="Arial" w:cs="Arial" w:eastAsia="Arial" w:hAnsi="Arial"/>
-                <w:b w:val="false"/>
-                <w:bCs w:val="false"/>
-                <w:i w:val="false"/>
-                <w:iCs w:val="false"/>
-                <w:color w:val="000000"/>
-                <w:sz w:val="18"/>
-                <w:szCs w:val="18"/>
-              </w:rPr>
-              <w:t xml:space="preserve">–  SEP 6 – Constructing Explanations and Designing Solutions: embedded in Lessons 5–6 as learners construct evidence-based explanations for the anchoring phenomenon and propose engineering design solutions (e.g., gap sizing in railway tracks or road expansion joints) that account for thermal expansion.</w:t>
-            </w:r>
-          </w:p>
-          <w:p>
-            <w:pPr>
-              <w:spacing w:after="30" w:before="0"/>
-              <w:ind w:left="360" w:hanging="180"/>
-              <w:jc w:val="left"/>
-            </w:pPr>
-            <w:r>
-              <w:rPr>
-                <w:rFonts w:ascii="Arial" w:cs="Arial" w:eastAsia="Arial" w:hAnsi="Arial"/>
-                <w:b w:val="false"/>
-                <w:bCs w:val="false"/>
-                <w:i w:val="false"/>
-                <w:iCs w:val="false"/>
-                <w:color w:val="000000"/>
-                <w:sz w:val="18"/>
-                <w:szCs w:val="18"/>
-              </w:rPr>
-              <w:t xml:space="preserve">–  SEP 8 – Obtaining, Evaluating, and Communicating Information: embedded in Lessons 5–6 as learners research real-world Kenyan applications of thermal expansion, evaluate source credibility, and communicate findings through annotated diagrams and class presentations.</w:t>
-            </w:r>
-          </w:p>
-        </w:tc>
-      </w:tr>
-      <w:tr>
-        <w:tc>
-          <w:tcPr>
-            <w:tcW w:type="dxa" w:w="3000"/>
-            <w:shd w:fill="FCE4D6" w:color="auto" w:val="clear"/>
-            <w:tcMar>
-              <w:top w:type="dxa" w:w="60"/>
-              <w:left w:type="dxa" w:w="120"/>
-              <w:bottom w:type="dxa" w:w="60"/>
-              <w:right w:type="dxa" w:w="120"/>
-            </w:tcMar>
-            <w:vAlign w:val="top"/>
-          </w:tcPr>
-          <w:p>
-            <w:pPr>
-              <w:spacing w:after="40" w:before="0"/>
-              <w:jc w:val="left"/>
-            </w:pPr>
-            <w:r>
-              <w:rPr>
-                <w:rFonts w:ascii="Arial" w:cs="Arial" w:eastAsia="Arial" w:hAnsi="Arial"/>
-                <w:b/>
-                <w:bCs/>
-                <w:i w:val="false"/>
-                <w:iCs w:val="false"/>
-                <w:color w:val="000000"/>
-                <w:sz w:val="18"/>
-                <w:szCs w:val="18"/>
-              </w:rPr>
-              <w:t xml:space="preserve">Pertinent &amp; Contemporary Issues (PCIs)</w:t>
-            </w:r>
-          </w:p>
-        </w:tc>
-        <w:tc>
-          <w:tcPr>
-            <w:tcW w:type="dxa" w:w="10680"/>
-            <w:shd w:fill="FFFFFF" w:color="auto" w:val="clear"/>
-            <w:tcMar>
-              <w:top w:type="dxa" w:w="60"/>
-              <w:left w:type="dxa" w:w="120"/>
-              <w:bottom w:type="dxa" w:w="60"/>
-              <w:right w:type="dxa" w:w="120"/>
-            </w:tcMar>
-            <w:vAlign w:val="top"/>
-          </w:tcPr>
-          <w:p>
-            <w:pPr>
-              <w:spacing w:after="30" w:before="0"/>
-              <w:ind w:left="360" w:hanging="180"/>
-              <w:jc w:val="left"/>
-            </w:pPr>
-            <w:r>
-              <w:rPr>
-                <w:rFonts w:ascii="Arial" w:cs="Arial" w:eastAsia="Arial" w:hAnsi="Arial"/>
-                <w:b w:val="false"/>
-                <w:bCs w:val="false"/>
-                <w:i w:val="false"/>
-                <w:iCs w:val="false"/>
-                <w:color w:val="000000"/>
-                <w:sz w:val="18"/>
-                <w:szCs w:val="18"/>
-              </w:rPr>
-              <w:t xml:space="preserve">–  Environmental Education: learners explore the anomalous expansion of water and its role in sustaining aquatic life in Kenyan freshwater bodies (Lake Victoria, Lake Naivasha), connecting thermal physics to ecosystem health and environmental conservation.</w:t>
-            </w:r>
-          </w:p>
-          <w:p>
-            <w:pPr>
-              <w:spacing w:after="30" w:before="0"/>
-              <w:ind w:left="360" w:hanging="180"/>
-              <w:jc w:val="left"/>
-            </w:pPr>
-            <w:r>
-              <w:rPr>
-                <w:rFonts w:ascii="Arial" w:cs="Arial" w:eastAsia="Arial" w:hAnsi="Arial"/>
-                <w:b w:val="false"/>
-                <w:bCs w:val="false"/>
-                <w:i w:val="false"/>
-                <w:iCs w:val="false"/>
-                <w:color w:val="000000"/>
-                <w:sz w:val="18"/>
-                <w:szCs w:val="18"/>
-              </w:rPr>
-              <w:t xml:space="preserve">–  Safety: learners are guided on the dangers of sealing heated containers (e.g., sealed sufuria lids, bottled water left in a hot matatu) and appreciate the importance of pressure-relief design in everyday Kenyan household and industrial contexts.</w:t>
-            </w:r>
-          </w:p>
-          <w:p>
-            <w:pPr>
-              <w:spacing w:after="30" w:before="0"/>
-              <w:ind w:left="360" w:hanging="180"/>
-              <w:jc w:val="left"/>
-            </w:pPr>
-            <w:r>
-              <w:rPr>
-                <w:rFonts w:ascii="Arial" w:cs="Arial" w:eastAsia="Arial" w:hAnsi="Arial"/>
-                <w:b w:val="false"/>
-                <w:bCs w:val="false"/>
-                <w:i w:val="false"/>
-                <w:iCs w:val="false"/>
-                <w:color w:val="000000"/>
-                <w:sz w:val="18"/>
-                <w:szCs w:val="18"/>
-              </w:rPr>
-              <w:t xml:space="preserve">–  Life Skills – Critical Thinking and Problem Solving: learners apply thermal expansion concepts to evaluate the safety and efficiency of infrastructure such as the Standard Gauge Railway (SGR) expansion joints and concrete road joints on the Thika Superhighway.</w:t>
-            </w:r>
-          </w:p>
-          <w:p>
-            <w:pPr>
-              <w:spacing w:after="30" w:before="0"/>
-              <w:ind w:left="360" w:hanging="180"/>
-              <w:jc w:val="left"/>
-            </w:pPr>
-            <w:r>
-              <w:rPr>
-                <w:rFonts w:ascii="Arial" w:cs="Arial" w:eastAsia="Arial" w:hAnsi="Arial"/>
-                <w:b w:val="false"/>
-                <w:bCs w:val="false"/>
-                <w:i w:val="false"/>
-                <w:iCs w:val="false"/>
-                <w:color w:val="000000"/>
-                <w:sz w:val="18"/>
-                <w:szCs w:val="18"/>
-              </w:rPr>
-              <w:t xml:space="preserve">–  STEM Integration: learners connect physics principles to engineering and construction careers relevant to Kenya's Vision 2030 infrastructure projects, including road building, bridge construction, and industrial manufacturing.</w:t>
-            </w:r>
-          </w:p>
-        </w:tc>
-      </w:tr>
-      <w:tr>
-        <w:tc>
-          <w:tcPr>
-            <w:tcW w:type="dxa" w:w="3000"/>
-            <w:shd w:fill="D9EEF1" w:color="auto" w:val="clear"/>
-            <w:tcMar>
-              <w:top w:type="dxa" w:w="60"/>
-              <w:left w:type="dxa" w:w="120"/>
-              <w:bottom w:type="dxa" w:w="60"/>
-              <w:right w:type="dxa" w:w="120"/>
-            </w:tcMar>
-            <w:vAlign w:val="top"/>
-          </w:tcPr>
-          <w:p>
-            <w:pPr>
-              <w:spacing w:after="40" w:before="0"/>
-              <w:jc w:val="left"/>
-            </w:pPr>
-            <w:r>
-              <w:rPr>
-                <w:rFonts w:ascii="Arial" w:cs="Arial" w:eastAsia="Arial" w:hAnsi="Arial"/>
-                <w:b/>
-                <w:bCs/>
-                <w:i w:val="false"/>
-                <w:iCs w:val="false"/>
-                <w:color w:val="000000"/>
-                <w:sz w:val="18"/>
-                <w:szCs w:val="18"/>
-              </w:rPr>
-              <w:t xml:space="preserve">Career Connections</w:t>
-            </w:r>
-          </w:p>
-        </w:tc>
-        <w:tc>
-          <w:tcPr>
-            <w:tcW w:type="dxa" w:w="10680"/>
-            <w:shd w:fill="FFFFFF" w:color="auto" w:val="clear"/>
-            <w:tcMar>
-              <w:top w:type="dxa" w:w="60"/>
-              <w:left w:type="dxa" w:w="120"/>
-              <w:bottom w:type="dxa" w:w="60"/>
-              <w:right w:type="dxa" w:w="120"/>
-            </w:tcMar>
-            <w:vAlign w:val="top"/>
-          </w:tcPr>
-          <w:p>
-            <w:pPr>
-              <w:spacing w:after="30" w:before="0"/>
-              <w:ind w:left="360" w:hanging="180"/>
-              <w:jc w:val="left"/>
-            </w:pPr>
-            <w:r>
-              <w:rPr>
-                <w:rFonts w:ascii="Arial" w:cs="Arial" w:eastAsia="Arial" w:hAnsi="Arial"/>
-                <w:b w:val="false"/>
-                <w:bCs w:val="false"/>
-                <w:i w:val="false"/>
-                <w:iCs w:val="false"/>
-                <w:color w:val="000000"/>
-                <w:sz w:val="18"/>
-                <w:szCs w:val="18"/>
-              </w:rPr>
-              <w:t xml:space="preserve">–  Civil and Structural Engineer: this sub-strand directly connects to the design of expansion joints in roads, bridges, and buildings — critical skills for Kenya's ongoing infrastructure development under Vision 2030.</w:t>
-            </w:r>
-          </w:p>
-          <w:p>
-            <w:pPr>
-              <w:spacing w:after="30" w:before="0"/>
-              <w:ind w:left="360" w:hanging="180"/>
-              <w:jc w:val="left"/>
-            </w:pPr>
-            <w:r>
-              <w:rPr>
-                <w:rFonts w:ascii="Arial" w:cs="Arial" w:eastAsia="Arial" w:hAnsi="Arial"/>
-                <w:b w:val="false"/>
-                <w:bCs w:val="false"/>
-                <w:i w:val="false"/>
-                <w:iCs w:val="false"/>
-                <w:color w:val="000000"/>
-                <w:sz w:val="18"/>
-                <w:szCs w:val="18"/>
-              </w:rPr>
-              <w:t xml:space="preserve">–  Mechanical Engineer: learners see how coefficients of thermal expansion govern the design of engines, pipelines, and machinery components used in industries across Nairobi's Industrial Area and Mombasa's port.</w:t>
-            </w:r>
-          </w:p>
-          <w:p>
-            <w:pPr>
-              <w:spacing w:after="30" w:before="0"/>
-              <w:ind w:left="360" w:hanging="180"/>
-              <w:jc w:val="left"/>
-            </w:pPr>
-            <w:r>
-              <w:rPr>
-                <w:rFonts w:ascii="Arial" w:cs="Arial" w:eastAsia="Arial" w:hAnsi="Arial"/>
-                <w:b w:val="false"/>
-                <w:bCs w:val="false"/>
-                <w:i w:val="false"/>
-                <w:iCs w:val="false"/>
-                <w:color w:val="000000"/>
-                <w:sz w:val="18"/>
-                <w:szCs w:val="18"/>
-              </w:rPr>
-              <w:t xml:space="preserve">–  Meteorologist / Climatologist: understanding temperature scales and thermal behaviour of materials underpins weather forecasting and climate modelling, relevant to Kenya Meteorological Department careers.</w:t>
-            </w:r>
-          </w:p>
-          <w:p>
-            <w:pPr>
-              <w:spacing w:after="30" w:before="0"/>
-              <w:ind w:left="360" w:hanging="180"/>
-              <w:jc w:val="left"/>
-            </w:pPr>
-            <w:r>
-              <w:rPr>
-                <w:rFonts w:ascii="Arial" w:cs="Arial" w:eastAsia="Arial" w:hAnsi="Arial"/>
-                <w:b w:val="false"/>
-                <w:bCs w:val="false"/>
-                <w:i w:val="false"/>
-                <w:iCs w:val="false"/>
-                <w:color w:val="000000"/>
-                <w:sz w:val="18"/>
-                <w:szCs w:val="18"/>
-              </w:rPr>
-              <w:t xml:space="preserve">–  Medical Professional (Clinical Thermometry): the study of thermometers and temperature scales connects to the use of clinical thermometers and patient temperature monitoring in Kenyan hospitals and clinics.</w:t>
-            </w:r>
-          </w:p>
-          <w:p>
-            <w:pPr>
-              <w:spacing w:after="30" w:before="0"/>
-              <w:ind w:left="360" w:hanging="180"/>
-              <w:jc w:val="left"/>
-            </w:pPr>
-            <w:r>
-              <w:rPr>
-                <w:rFonts w:ascii="Arial" w:cs="Arial" w:eastAsia="Arial" w:hAnsi="Arial"/>
-                <w:b w:val="false"/>
-                <w:bCs w:val="false"/>
-                <w:i w:val="false"/>
-                <w:iCs w:val="false"/>
-                <w:color w:val="000000"/>
-                <w:sz w:val="18"/>
-                <w:szCs w:val="18"/>
-              </w:rPr>
-              <w:t xml:space="preserve">–  Materials Scientist / Manufacturer: knowledge of expansion properties of solids and liquids is essential for selecting materials in Kenyan manufacturing industries, including metal fabrication and glass production.</w:t>
-            </w:r>
-          </w:p>
-        </w:tc>
-      </w:tr>
-      <w:tr>
-        <w:tc>
-          <w:tcPr>
-            <w:tcW w:type="dxa" w:w="3000"/>
-            <w:shd w:fill="D5E8F0" w:color="auto" w:val="clear"/>
-            <w:tcMar>
-              <w:top w:type="dxa" w:w="60"/>
-              <w:left w:type="dxa" w:w="120"/>
-              <w:bottom w:type="dxa" w:w="60"/>
-              <w:right w:type="dxa" w:w="120"/>
-            </w:tcMar>
-            <w:vAlign w:val="top"/>
-          </w:tcPr>
-          <w:p>
-            <w:pPr>
-              <w:spacing w:after="40" w:before="0"/>
-              <w:jc w:val="left"/>
-            </w:pPr>
-            <w:r>
-              <w:rPr>
-                <w:rFonts w:ascii="Arial" w:cs="Arial" w:eastAsia="Arial" w:hAnsi="Arial"/>
-                <w:b/>
-                <w:bCs/>
-                <w:i w:val="false"/>
-                <w:iCs w:val="false"/>
-                <w:color w:val="000000"/>
-                <w:sz w:val="18"/>
-                <w:szCs w:val="18"/>
-              </w:rPr>
-              <w:t xml:space="preserve">Focus for Lessons</w:t>
-            </w:r>
-          </w:p>
-        </w:tc>
-        <w:tc>
-          <w:tcPr>
-            <w:tcW w:type="dxa" w:w="10680"/>
-            <w:shd w:fill="FFFFFF" w:color="auto" w:val="clear"/>
-            <w:tcMar>
-              <w:top w:type="dxa" w:w="60"/>
-              <w:left w:type="dxa" w:w="120"/>
-              <w:bottom w:type="dxa" w:w="60"/>
-              <w:right w:type="dxa" w:w="120"/>
-            </w:tcMar>
-            <w:vAlign w:val="top"/>
-          </w:tcPr>
-          <w:p>
-            <w:pPr>
-              <w:spacing w:after="40" w:before="0"/>
-              <w:jc w:val="left"/>
-            </w:pPr>
-            <w:r>
-              <w:rPr>
-                <w:rFonts w:ascii="Arial" w:cs="Arial" w:eastAsia="Arial" w:hAnsi="Arial"/>
-                <w:b w:val="false"/>
-                <w:bCs w:val="false"/>
-                <w:i w:val="false"/>
-                <w:iCs w:val="false"/>
-                <w:color w:val="000000"/>
-                <w:sz w:val="18"/>
-                <w:szCs w:val="18"/>
-              </w:rPr>
-              <w:t xml:space="preserve">This unit investigates how temperature changes cause matter to expand or contract, anchored in the puzzling real-world observation of a water-filled glass bottle cracking after being placed in a freezer. Learners move from qualitative observations of expansion phenomena to quantitative application of linear, superficial, and volumetric expansion formulae, culminating in evidence-based explanations of both ordinary and anomalous thermal behaviour. Throughout the six lessons, Kenyan infrastructure examples — SGR rail joints, Thika Superhighway expansion gaps, bimetallic thermostats in local appliances — ground abstract physics concepts in familiar, meaningful contexts.</w:t>
-            </w:r>
-          </w:p>
-        </w:tc>
-      </w:tr>
-      <w:tr>
-        <w:tc>
-          <w:tcPr>
-            <w:tcW w:type="dxa" w:w="3000"/>
-            <w:shd w:fill="EAD1F5" w:color="auto" w:val="clear"/>
-            <w:tcMar>
-              <w:top w:type="dxa" w:w="60"/>
-              <w:left w:type="dxa" w:w="120"/>
-              <w:bottom w:type="dxa" w:w="60"/>
-              <w:right w:type="dxa" w:w="120"/>
-            </w:tcMar>
-            <w:vAlign w:val="top"/>
-          </w:tcPr>
-          <w:p>
-            <w:pPr>
-              <w:spacing w:after="40" w:before="0"/>
-              <w:jc w:val="left"/>
-            </w:pPr>
-            <w:r>
-              <w:rPr>
-                <w:rFonts w:ascii="Arial" w:cs="Arial" w:eastAsia="Arial" w:hAnsi="Arial"/>
-                <w:b/>
-                <w:bCs/>
-                <w:i w:val="false"/>
-                <w:iCs w:val="false"/>
-                <w:color w:val="000000"/>
-                <w:sz w:val="18"/>
-                <w:szCs w:val="18"/>
-              </w:rPr>
-              <w:t xml:space="preserve">Driving Question / Key Inquiry Questions</w:t>
-            </w:r>
-          </w:p>
-        </w:tc>
-        <w:tc>
-          <w:tcPr>
-            <w:tcW w:type="dxa" w:w="10680"/>
-            <w:shd w:fill="FFFFFF" w:color="auto" w:val="clear"/>
-            <w:tcMar>
-              <w:top w:type="dxa" w:w="60"/>
-              <w:left w:type="dxa" w:w="120"/>
-              <w:bottom w:type="dxa" w:w="60"/>
-              <w:right w:type="dxa" w:w="120"/>
-            </w:tcMar>
-            <w:vAlign w:val="top"/>
-          </w:tcPr>
-          <w:p>
-            <w:pPr>
-              <w:spacing w:after="40" w:before="0"/>
-              <w:jc w:val="left"/>
-            </w:pPr>
-            <w:r>
-              <w:rPr>
-                <w:rFonts w:ascii="Arial" w:cs="Arial" w:eastAsia="Arial" w:hAnsi="Arial"/>
-                <w:b w:val="false"/>
-                <w:bCs w:val="false"/>
-                <w:i w:val="false"/>
-                <w:iCs w:val="false"/>
-                <w:color w:val="000000"/>
-                <w:sz w:val="18"/>
-                <w:szCs w:val="18"/>
-              </w:rPr>
-              <w:t xml:space="preserve">DRIVING QUESTION: Why did the sealed water bottle crack in the freezer — and what does this reveal about how all matter responds to changes in temperature?</w:t>
-            </w:r>
-          </w:p>
-          <w:p>
-            <w:pPr>
-              <w:spacing w:after="40" w:before="0"/>
-              <w:jc w:val="left"/>
-            </w:pPr>
-            <w:r>
-              <w:rPr>
-                <w:rFonts w:ascii="Arial" w:cs="Arial" w:eastAsia="Arial" w:hAnsi="Arial"/>
-                <w:b w:val="false"/>
-                <w:bCs w:val="false"/>
-                <w:i w:val="false"/>
-                <w:iCs w:val="false"/>
-                <w:color w:val="000000"/>
-                <w:sz w:val="18"/>
-                <w:szCs w:val="18"/>
-              </w:rPr>
-              <w:t xml:space="preserve"/>
-            </w:r>
-          </w:p>
-          <w:p>
-            <w:pPr>
-              <w:spacing w:after="40" w:before="0"/>
-              <w:jc w:val="left"/>
-            </w:pPr>
-            <w:r>
-              <w:rPr>
-                <w:rFonts w:ascii="Arial" w:cs="Arial" w:eastAsia="Arial" w:hAnsi="Arial"/>
-                <w:b w:val="false"/>
-                <w:bCs w:val="false"/>
-                <w:i w:val="false"/>
-                <w:iCs w:val="false"/>
-                <w:color w:val="000000"/>
-                <w:sz w:val="18"/>
-                <w:szCs w:val="18"/>
-              </w:rPr>
-              <w:t xml:space="preserve">KICD KEY INQUIRY QUESTIONS:</w:t>
-            </w:r>
-          </w:p>
-          <w:p>
-            <w:pPr>
-              <w:spacing w:after="40" w:before="0"/>
-              <w:jc w:val="left"/>
-            </w:pPr>
-            <w:r>
-              <w:rPr>
-                <w:rFonts w:ascii="Arial" w:cs="Arial" w:eastAsia="Arial" w:hAnsi="Arial"/>
-                <w:b w:val="false"/>
-                <w:bCs w:val="false"/>
-                <w:i w:val="false"/>
-                <w:iCs w:val="false"/>
-                <w:color w:val="000000"/>
-                <w:sz w:val="18"/>
-                <w:szCs w:val="18"/>
-              </w:rPr>
-              <w:t xml:space="preserve">1. How does temperature affect the physical properties of materials?</w:t>
-            </w:r>
-          </w:p>
-          <w:p>
-            <w:pPr>
-              <w:spacing w:after="40" w:before="0"/>
-              <w:jc w:val="left"/>
-            </w:pPr>
-            <w:r>
-              <w:rPr>
-                <w:rFonts w:ascii="Arial" w:cs="Arial" w:eastAsia="Arial" w:hAnsi="Arial"/>
-                <w:b w:val="false"/>
-                <w:bCs w:val="false"/>
-                <w:i w:val="false"/>
-                <w:iCs w:val="false"/>
-                <w:color w:val="000000"/>
-                <w:sz w:val="18"/>
-                <w:szCs w:val="18"/>
-              </w:rPr>
-              <w:t xml:space="preserve">2. How is the expansion of solids, liquids, and gases applied in everyday life?</w:t>
-            </w:r>
-          </w:p>
-        </w:tc>
-      </w:tr>
-      <w:tr>
-        <w:tc>
-          <w:tcPr>
-            <w:tcW w:type="dxa" w:w="3000"/>
-            <w:shd w:fill="EAD1F5" w:color="auto" w:val="clear"/>
-            <w:tcMar>
-              <w:top w:type="dxa" w:w="60"/>
-              <w:left w:type="dxa" w:w="120"/>
-              <w:bottom w:type="dxa" w:w="60"/>
-              <w:right w:type="dxa" w:w="120"/>
-            </w:tcMar>
-            <w:vAlign w:val="top"/>
-          </w:tcPr>
-          <w:p>
-            <w:pPr>
-              <w:spacing w:after="40" w:before="0"/>
-              <w:jc w:val="left"/>
-            </w:pPr>
-            <w:r>
-              <w:rPr>
-                <w:rFonts w:ascii="Arial" w:cs="Arial" w:eastAsia="Arial" w:hAnsi="Arial"/>
-                <w:b/>
-                <w:bCs/>
-                <w:i w:val="false"/>
-                <w:iCs w:val="false"/>
-                <w:color w:val="000000"/>
-                <w:sz w:val="18"/>
-                <w:szCs w:val="18"/>
-              </w:rPr>
-              <w:t xml:space="preserve">Anchoring Phenomenon</w:t>
-            </w:r>
-          </w:p>
-        </w:tc>
-        <w:tc>
-          <w:tcPr>
-            <w:tcW w:type="dxa" w:w="10680"/>
-            <w:shd w:fill="FFFFFF" w:color="auto" w:val="clear"/>
-            <w:tcMar>
-              <w:top w:type="dxa" w:w="60"/>
-              <w:left w:type="dxa" w:w="120"/>
-              <w:bottom w:type="dxa" w:w="60"/>
-              <w:right w:type="dxa" w:w="120"/>
-            </w:tcMar>
-            <w:vAlign w:val="top"/>
-          </w:tcPr>
-          <w:p>
-            <w:pPr>
-              <w:spacing w:after="40" w:before="0"/>
-              <w:jc w:val="left"/>
-            </w:pPr>
-            <w:r>
-              <w:rPr>
-                <w:rFonts w:ascii="Arial" w:cs="Arial" w:eastAsia="Arial" w:hAnsi="Arial"/>
-                <w:b w:val="false"/>
-                <w:bCs w:val="false"/>
-                <w:i w:val="false"/>
-                <w:iCs w:val="false"/>
-                <w:color w:val="000000"/>
-                <w:sz w:val="18"/>
-                <w:szCs w:val="18"/>
-              </w:rPr>
-              <w:t xml:space="preserve">ANCHORING PHENOMENON — The Cracked Frozen Bottle:</w:t>
-            </w:r>
-          </w:p>
-          <w:p>
-            <w:pPr>
-              <w:spacing w:after="40" w:before="0"/>
-              <w:jc w:val="left"/>
-            </w:pPr>
-            <w:r>
-              <w:rPr>
-                <w:rFonts w:ascii="Arial" w:cs="Arial" w:eastAsia="Arial" w:hAnsi="Arial"/>
-                <w:b w:val="false"/>
-                <w:bCs w:val="false"/>
-                <w:i w:val="false"/>
-                <w:iCs w:val="false"/>
-                <w:color w:val="000000"/>
-                <w:sz w:val="18"/>
-                <w:szCs w:val="18"/>
-              </w:rPr>
-              <w:t xml:space="preserve">A learner fills a clean 500 ml glass bottle completely to the brim with water, seals it tightly with a metal cap, and places it in a freezer overnight. The next morning the bottle is cracked — in some cases shattered — and a bulging column of ice protrudes where the cap once sat. This is puzzling because learners' everyday experience tells them that things shrink when they get cold, yet the water clearly expanded enough to crack solid glass. The phenomenon raises immediate questions: Why did the water expand instead of shrink? How much force must the expansion have generated to crack glass? Does all matter expand when cooled? What is special about water? The visual evidence — the precise crack lines running along the bottle, the protruding ice plug, and the undisturbed frozen shape — makes the expansion undeniable and quantifiable, motivating the entire unit's investigation into temperature, thermal expansion, and the anomalous behaviour of water. The teacher presents a physical demonstration bottle (pre-prepared) alongside a labelled cross-section diagram showing: (1) liquid water molecules before freezing, (2) hexagonal ice crystal lattice after freezing with greater intermolecular spacing, (3) the direction of outward pressure on the glass walls, and (4) the resulting crack pattern.</w:t>
-            </w:r>
-          </w:p>
-        </w:tc>
-      </w:tr>
-      <w:tr>
-        <w:tc>
-          <w:tcPr>
-            <w:tcW w:type="dxa" w:w="3000"/>
-            <w:shd w:fill="D9EEF1" w:color="auto" w:val="clear"/>
-            <w:tcMar>
-              <w:top w:type="dxa" w:w="60"/>
-              <w:left w:type="dxa" w:w="120"/>
-              <w:bottom w:type="dxa" w:w="60"/>
-              <w:right w:type="dxa" w:w="120"/>
-            </w:tcMar>
-            <w:vAlign w:val="top"/>
-          </w:tcPr>
-          <w:p>
-            <w:pPr>
-              <w:spacing w:after="40" w:before="0"/>
-              <w:jc w:val="left"/>
-            </w:pPr>
-            <w:r>
-              <w:rPr>
-                <w:rFonts w:ascii="Arial" w:cs="Arial" w:eastAsia="Arial" w:hAnsi="Arial"/>
-                <w:b/>
-                <w:bCs/>
-                <w:i w:val="false"/>
-                <w:iCs w:val="false"/>
-                <w:color w:val="000000"/>
-                <w:sz w:val="18"/>
-                <w:szCs w:val="18"/>
-              </w:rPr>
-              <w:t xml:space="preserve">Storyline Thread</w:t>
-            </w:r>
-          </w:p>
-        </w:tc>
-        <w:tc>
-          <w:tcPr>
-            <w:tcW w:type="dxa" w:w="10680"/>
-            <w:shd w:fill="FFFFFF" w:color="auto" w:val="clear"/>
-            <w:tcMar>
-              <w:top w:type="dxa" w:w="60"/>
-              <w:left w:type="dxa" w:w="120"/>
-              <w:bottom w:type="dxa" w:w="60"/>
-              <w:right w:type="dxa" w:w="120"/>
-            </w:tcMar>
-            <w:vAlign w:val="top"/>
-          </w:tcPr>
-          <w:p>
-            <w:pPr>
-              <w:spacing w:after="40" w:before="0"/>
-              <w:jc w:val="left"/>
-            </w:pPr>
-            <w:r>
-              <w:rPr>
-                <w:rFonts w:ascii="Arial" w:cs="Arial" w:eastAsia="Arial" w:hAnsi="Arial"/>
-                <w:b w:val="false"/>
-                <w:bCs w:val="false"/>
-                <w:i w:val="false"/>
-                <w:iCs w:val="false"/>
-                <w:color w:val="000000"/>
-                <w:sz w:val="18"/>
-                <w:szCs w:val="18"/>
-              </w:rPr>
-              <w:t xml:space="preserve">Lesson 1 — Encounter and Predict (The Cracked Bottle): Learners observe the pre-prepared cracked frozen bottle and a labelled diagram of the ice crystal structure. They record predictions about why the bottle cracked, whether all materials expand on cooling, and what factors might control the amount of expansion. The class co-constructs the Driving Question Board (DQB) with initial questions and a baseline particle model diagram.</w:t>
-            </w:r>
-          </w:p>
-          <w:p>
-            <w:pPr>
-              <w:spacing w:after="40" w:before="0"/>
-              <w:jc w:val="left"/>
-            </w:pPr>
-            <w:r>
-              <w:rPr>
-                <w:rFonts w:ascii="Arial" w:cs="Arial" w:eastAsia="Arial" w:hAnsi="Arial"/>
-                <w:b w:val="false"/>
-                <w:bCs w:val="false"/>
-                <w:i w:val="false"/>
-                <w:iCs w:val="false"/>
-                <w:color w:val="000000"/>
-                <w:sz w:val="18"/>
-                <w:szCs w:val="18"/>
-              </w:rPr>
-              <w:t xml:space="preserve"/>
-            </w:r>
-          </w:p>
-          <w:p>
-            <w:pPr>
-              <w:spacing w:after="40" w:before="0"/>
-              <w:jc w:val="left"/>
-            </w:pPr>
-            <w:r>
-              <w:rPr>
-                <w:rFonts w:ascii="Arial" w:cs="Arial" w:eastAsia="Arial" w:hAnsi="Arial"/>
-                <w:b w:val="false"/>
-                <w:bCs w:val="false"/>
-                <w:i w:val="false"/>
-                <w:iCs w:val="false"/>
-                <w:color w:val="000000"/>
-                <w:sz w:val="18"/>
-                <w:szCs w:val="18"/>
-              </w:rPr>
-              <w:t xml:space="preserve">Lesson 2 — Temperature Scales and Thermometers (Measuring the "How Hot"): Learners investigate different types of thermometers (liquid-in-glass, clinical, bimetallic strip) and their thermometric properties. They practice converting between Celsius and Kelvin scales using examples from Kenyan weather data (Nairobi vs. Marsabit temperatures). They revisit the DQB to add: "What exactly is temperature measuring at the particle level?"</w:t>
-            </w:r>
-          </w:p>
-          <w:p>
-            <w:pPr>
-              <w:spacing w:after="40" w:before="0"/>
-              <w:jc w:val="left"/>
-            </w:pPr>
-            <w:r>
-              <w:rPr>
-                <w:rFonts w:ascii="Arial" w:cs="Arial" w:eastAsia="Arial" w:hAnsi="Arial"/>
-                <w:b w:val="false"/>
-                <w:bCs w:val="false"/>
-                <w:i w:val="false"/>
-                <w:iCs w:val="false"/>
-                <w:color w:val="000000"/>
-                <w:sz w:val="18"/>
-                <w:szCs w:val="18"/>
-              </w:rPr>
-              <w:t xml:space="preserve"/>
-            </w:r>
-          </w:p>
-          <w:p>
-            <w:pPr>
-              <w:spacing w:after="40" w:before="0"/>
-              <w:jc w:val="left"/>
-            </w:pPr>
-            <w:r>
-              <w:rPr>
-                <w:rFonts w:ascii="Arial" w:cs="Arial" w:eastAsia="Arial" w:hAnsi="Arial"/>
-                <w:b w:val="false"/>
-                <w:bCs w:val="false"/>
-                <w:i w:val="false"/>
-                <w:iCs w:val="false"/>
-                <w:color w:val="000000"/>
-                <w:sz w:val="18"/>
-                <w:szCs w:val="18"/>
-              </w:rPr>
-              <w:t xml:space="preserve">Lesson 3 — Linear Expansion of Solids (The Stretching Rod): Learners conduct or observe a bar-and-gauge experiment using a metal rod heated with a Bunsen burner, measuring length change. They derive and apply the formula ΔL = αL₀ΔT, solving problems involving railway track gaps on the SGR and overhead cable sag for Kenya Power lines. They update their particle model to show increased vibration amplitude causing bulk expansion.</w:t>
-            </w:r>
-          </w:p>
-          <w:p>
-            <w:pPr>
-              <w:spacing w:after="40" w:before="0"/>
-              <w:jc w:val="left"/>
-            </w:pPr>
-            <w:r>
-              <w:rPr>
-                <w:rFonts w:ascii="Arial" w:cs="Arial" w:eastAsia="Arial" w:hAnsi="Arial"/>
-                <w:b w:val="false"/>
-                <w:bCs w:val="false"/>
-                <w:i w:val="false"/>
-                <w:iCs w:val="false"/>
-                <w:color w:val="000000"/>
-                <w:sz w:val="18"/>
-                <w:szCs w:val="18"/>
-              </w:rPr>
-              <w:t xml:space="preserve"/>
-            </w:r>
-          </w:p>
-          <w:p>
-            <w:pPr>
-              <w:spacing w:after="40" w:before="0"/>
-              <w:jc w:val="left"/>
-            </w:pPr>
-            <w:r>
-              <w:rPr>
-                <w:rFonts w:ascii="Arial" w:cs="Arial" w:eastAsia="Arial" w:hAnsi="Arial"/>
-                <w:b w:val="false"/>
-                <w:bCs w:val="false"/>
-                <w:i w:val="false"/>
-                <w:iCs w:val="false"/>
-                <w:color w:val="000000"/>
-                <w:sz w:val="18"/>
-                <w:szCs w:val="18"/>
-              </w:rPr>
-              <w:t xml:space="preserve">Lesson 4 — Superficial and Volumetric Expansion (From Length to Volume): Learners extend the linear expansion concept mathematically to area (β ≈ 2α) and volume (γ ≈ 3α) expansion, then investigate volumetric expansion of water experimentally using a flask-and-capillary-tube setup. Plotting a temperature–volume graph for water reveals the anomalous expansion below 4 °C — the key to explaining the anchoring phenomenon. Learners directly connect the water-expansion data to the cracked bottle.</w:t>
-            </w:r>
-          </w:p>
-          <w:p>
-            <w:pPr>
-              <w:spacing w:after="40" w:before="0"/>
-              <w:jc w:val="left"/>
-            </w:pPr>
-            <w:r>
-              <w:rPr>
-                <w:rFonts w:ascii="Arial" w:cs="Arial" w:eastAsia="Arial" w:hAnsi="Arial"/>
-                <w:b w:val="false"/>
-                <w:bCs w:val="false"/>
-                <w:i w:val="false"/>
-                <w:iCs w:val="false"/>
-                <w:color w:val="000000"/>
-                <w:sz w:val="18"/>
-                <w:szCs w:val="18"/>
-              </w:rPr>
-              <w:t xml:space="preserve"/>
-            </w:r>
-          </w:p>
-          <w:p>
-            <w:pPr>
-              <w:spacing w:after="40" w:before="0"/>
-              <w:jc w:val="left"/>
-            </w:pPr>
-            <w:r>
-              <w:rPr>
-                <w:rFonts w:ascii="Arial" w:cs="Arial" w:eastAsia="Arial" w:hAnsi="Arial"/>
-                <w:b w:val="false"/>
-                <w:bCs w:val="false"/>
-                <w:i w:val="false"/>
-                <w:iCs w:val="false"/>
-                <w:color w:val="000000"/>
-                <w:sz w:val="18"/>
-                <w:szCs w:val="18"/>
-              </w:rPr>
-              <w:t xml:space="preserve">Lesson 5 — Applications of Thermal Expansion (Engineering Solutions): Learners research and present real Kenyan applications: expansion joints on the Thika Superhighway, bimetallic strip thermostats in electric irons, fitting of metal tyres on wooden cart wheels, riveting in metal roofing. They evaluate how engineers calculate required gap sizes using the linear expansion formula and propose a design solution for a 10 m steel bridge beam in Kisumu exposed to a 35 °C seasonal temperature range.</w:t>
-            </w:r>
-          </w:p>
-          <w:p>
-            <w:pPr>
-              <w:spacing w:after="40" w:before="0"/>
-              <w:jc w:val="left"/>
-            </w:pPr>
-            <w:r>
-              <w:rPr>
-                <w:rFonts w:ascii="Arial" w:cs="Arial" w:eastAsia="Arial" w:hAnsi="Arial"/>
-                <w:b w:val="false"/>
-                <w:bCs w:val="false"/>
-                <w:i w:val="false"/>
-                <w:iCs w:val="false"/>
-                <w:color w:val="000000"/>
-                <w:sz w:val="18"/>
-                <w:szCs w:val="18"/>
-              </w:rPr>
-              <w:t xml:space="preserve"/>
-            </w:r>
-          </w:p>
-          <w:p>
-            <w:pPr>
-              <w:spacing w:after="40" w:before="0"/>
-              <w:jc w:val="left"/>
-            </w:pPr>
-            <w:r>
-              <w:rPr>
-                <w:rFonts w:ascii="Arial" w:cs="Arial" w:eastAsia="Arial" w:hAnsi="Arial"/>
-                <w:b w:val="false"/>
-                <w:bCs w:val="false"/>
-                <w:i w:val="false"/>
-                <w:iCs w:val="false"/>
-                <w:color w:val="000000"/>
-                <w:sz w:val="18"/>
-                <w:szCs w:val="18"/>
-              </w:rPr>
-              <w:t xml:space="preserve">Lesson 6 — Model Revision, Synthesis, and DQB Resolution (Explaining the Crack): Learners return to the anchoring phenomenon with full explanatory power — anomalous expansion of water, volumetric expansion formula, and the pressure generated against glass walls. They revise their cumulative particle model to integrate all lessons, resolve outstanding DQB questions, and produce a final annotated explanation poster connecting the cracked bottle to temperature scales, expansion coefficients, anomalous water behaviour, and real-world engineering design.</w:t>
-            </w:r>
-          </w:p>
-        </w:tc>
-      </w:tr>
-      <w:tr>
-        <w:tc>
-          <w:tcPr>
-            <w:tcW w:type="dxa" w:w="3000"/>
-            <w:shd w:fill="EAD1F5" w:color="auto" w:val="clear"/>
-            <w:tcMar>
-              <w:top w:type="dxa" w:w="60"/>
-              <w:left w:type="dxa" w:w="120"/>
-              <w:bottom w:type="dxa" w:w="60"/>
-              <w:right w:type="dxa" w:w="120"/>
-            </w:tcMar>
-            <w:vAlign w:val="top"/>
-          </w:tcPr>
-          <w:p>
-            <w:pPr>
-              <w:spacing w:after="40" w:before="0"/>
-              <w:jc w:val="left"/>
-            </w:pPr>
-            <w:r>
-              <w:rPr>
-                <w:rFonts w:ascii="Arial" w:cs="Arial" w:eastAsia="Arial" w:hAnsi="Arial"/>
-                <w:b/>
-                <w:bCs/>
-                <w:i w:val="false"/>
-                <w:iCs w:val="false"/>
-                <w:color w:val="000000"/>
-                <w:sz w:val="18"/>
-                <w:szCs w:val="18"/>
-              </w:rPr>
-              <w:t xml:space="preserve">Supporting Phenomena</w:t>
-            </w:r>
-          </w:p>
-        </w:tc>
-        <w:tc>
-          <w:tcPr>
-            <w:tcW w:type="dxa" w:w="10680"/>
-            <w:shd w:fill="FFFFFF" w:color="auto" w:val="clear"/>
-            <w:tcMar>
-              <w:top w:type="dxa" w:w="60"/>
-              <w:left w:type="dxa" w:w="120"/>
-              <w:bottom w:type="dxa" w:w="60"/>
-              <w:right w:type="dxa" w:w="120"/>
-            </w:tcMar>
-            <w:vAlign w:val="top"/>
-          </w:tcPr>
-          <w:p>
-            <w:pPr>
-              <w:spacing w:after="30" w:before="0"/>
-              <w:ind w:left="360" w:hanging="180"/>
-              <w:jc w:val="left"/>
-            </w:pPr>
-            <w:r>
-              <w:rPr>
-                <w:rFonts w:ascii="Arial" w:cs="Arial" w:eastAsia="Arial" w:hAnsi="Arial"/>
-                <w:b w:val="false"/>
-                <w:bCs w:val="false"/>
-                <w:i w:val="false"/>
-                <w:iCs w:val="false"/>
-                <w:color w:val="000000"/>
-                <w:sz w:val="18"/>
-                <w:szCs w:val="18"/>
-              </w:rPr>
-              <w:t xml:space="preserve">–  The sagging overhead power line: Learners observe photographs of Kenya Power transmission lines — visibly slack and sagging on a hot Nairobi afternoon but taut and straight on a cold Kericho highland morning — prompting questions about how temperature affects the length of metal cables.</w:t>
-            </w:r>
-          </w:p>
-          <w:p>
-            <w:pPr>
-              <w:spacing w:after="30" w:before="0"/>
-              <w:ind w:left="360" w:hanging="180"/>
-              <w:jc w:val="left"/>
-            </w:pPr>
-            <w:r>
-              <w:rPr>
-                <w:rFonts w:ascii="Arial" w:cs="Arial" w:eastAsia="Arial" w:hAnsi="Arial"/>
-                <w:b w:val="false"/>
-                <w:bCs w:val="false"/>
-                <w:i w:val="false"/>
-                <w:iCs w:val="false"/>
-                <w:color w:val="000000"/>
-                <w:sz w:val="18"/>
-                <w:szCs w:val="18"/>
-              </w:rPr>
-              <w:t xml:space="preserve">–  The stuck metal lid on a glass jar: A learner cannot open a metal lid on a glass jar of jam; running hot water over the lid for 10 seconds makes it open easily, illustrating differential thermal expansion between metal and glass and linking directly to the concept of coefficients of expansivity.</w:t>
-            </w:r>
-          </w:p>
-          <w:p>
-            <w:pPr>
-              <w:spacing w:after="30" w:before="0"/>
-              <w:ind w:left="360" w:hanging="180"/>
-              <w:jc w:val="left"/>
-            </w:pPr>
-            <w:r>
-              <w:rPr>
-                <w:rFonts w:ascii="Arial" w:cs="Arial" w:eastAsia="Arial" w:hAnsi="Arial"/>
-                <w:b w:val="false"/>
-                <w:bCs w:val="false"/>
-                <w:i w:val="false"/>
-                <w:iCs w:val="false"/>
-                <w:color w:val="000000"/>
-                <w:sz w:val="18"/>
-                <w:szCs w:val="18"/>
-              </w:rPr>
-              <w:t xml:space="preserve">–  The bimetallic strip in a toaster or iron box: A bimetallic strip (brass and invar) straightens and bends visibly as it is heated and cooled, demonstrating that different metals expand by different amounts and that this difference can be harnessed to do mechanical work in thermostats and automatic switches common in Kenyan households.</w:t>
-            </w:r>
-          </w:p>
-          <w:p>
-            <w:pPr>
-              <w:spacing w:after="30" w:before="0"/>
-              <w:ind w:left="360" w:hanging="180"/>
-              <w:jc w:val="left"/>
-            </w:pPr>
-            <w:r>
-              <w:rPr>
-                <w:rFonts w:ascii="Arial" w:cs="Arial" w:eastAsia="Arial" w:hAnsi="Arial"/>
-                <w:b w:val="false"/>
-                <w:bCs w:val="false"/>
-                <w:i w:val="false"/>
-                <w:iCs w:val="false"/>
-                <w:color w:val="000000"/>
-                <w:sz w:val="18"/>
-                <w:szCs w:val="18"/>
-              </w:rPr>
-              <w:t xml:space="preserve">–  Gap in railway tracks: Learners examine photographs of the Nairobi Commuter Rail and SGR tracks, observing deliberate small gaps left between rail sections — gaps that are tighter in the midday heat and wider on cold mornings — providing a compelling engineering application of linear expansion that learners can measure and calculate.</w:t>
-            </w:r>
-          </w:p>
-        </w:tc>
-      </w:tr>
-    </w:tbl>
-    <w:p>
-      <w:pPr>
-        <w:spacing w:after="120"/>
-      </w:pPr>
-      <w:r>
-        <w:t xml:space="preserve"/>
       </w:r>
     </w:p>
     <w:p>
@@ -3437,7 +3437,7 @@
             <w:pPr>
               <w:spacing w:after="20" w:before="0"/>
             </w:pPr>
-            <w:hyperlink w:history="1" r:id="rIdwxcq4eczifcakmfkbizf0">
+            <w:hyperlink w:history="1" r:id="rIdw0-3gxorij_eau6uxaidw">
               <w:r>
                 <w:rPr>
                   <w:rFonts w:ascii="Arial" w:cs="Arial" w:eastAsia="Arial" w:hAnsi="Arial"/>
@@ -3470,7 +3470,7 @@
               <w:spacing w:after="10" w:before="0"/>
               <w:ind w:left="120"/>
             </w:pPr>
-            <w:hyperlink w:history="1" r:id="rIdhjtlo7n2_xfwpjwswrcnk">
+            <w:hyperlink w:history="1" r:id="rIduov1b5wwjsb2dzjs-rdz7">
               <w:r>
                 <w:rPr>
                   <w:rFonts w:ascii="Arial" w:cs="Arial" w:eastAsia="Arial" w:hAnsi="Arial"/>
@@ -3515,7 +3515,7 @@
             <w:pPr>
               <w:spacing w:after="20" w:before="0"/>
             </w:pPr>
-            <w:hyperlink w:history="1" r:id="rIdu6s6ty1xutc1pib24kzdu">
+            <w:hyperlink w:history="1" r:id="rIdklh5vphogd5fntpbr6qhu">
               <w:r>
                 <w:rPr>
                   <w:rFonts w:ascii="Arial" w:cs="Arial" w:eastAsia="Arial" w:hAnsi="Arial"/>
@@ -3548,7 +3548,7 @@
               <w:spacing w:after="10" w:before="0"/>
               <w:ind w:left="120"/>
             </w:pPr>
-            <w:hyperlink w:history="1" r:id="rIdvrkfv4d1fwq4xq-z8kypv">
+            <w:hyperlink w:history="1" r:id="rId5qpafcwwbhb8h8xhsejpr">
               <w:r>
                 <w:rPr>
                   <w:rFonts w:ascii="Arial" w:cs="Arial" w:eastAsia="Arial" w:hAnsi="Arial"/>
@@ -3895,7 +3895,7 @@
             <w:pPr>
               <w:spacing w:after="20" w:before="0"/>
             </w:pPr>
-            <w:hyperlink w:history="1" r:id="rId5dmcgtkcfymym0hklierx">
+            <w:hyperlink w:history="1" r:id="rId1ezmy8n0zm_p9c8zakpdx">
               <w:r>
                 <w:rPr>
                   <w:rFonts w:ascii="Arial" w:cs="Arial" w:eastAsia="Arial" w:hAnsi="Arial"/>
@@ -3928,7 +3928,7 @@
               <w:spacing w:after="10" w:before="0"/>
               <w:ind w:left="120"/>
             </w:pPr>
-            <w:hyperlink w:history="1" r:id="rIdcaegtujhs78l-zwq_yfk8">
+            <w:hyperlink w:history="1" r:id="rIdchmqfeqwfzkkqbeoljwvv">
               <w:r>
                 <w:rPr>
                   <w:rFonts w:ascii="Arial" w:cs="Arial" w:eastAsia="Arial" w:hAnsi="Arial"/>
@@ -3973,7 +3973,7 @@
             <w:pPr>
               <w:spacing w:after="20" w:before="0"/>
             </w:pPr>
-            <w:hyperlink w:history="1" r:id="rId_6mw2jbqgduoiu05pyljs">
+            <w:hyperlink w:history="1" r:id="rIdjzg8iar6jzu6wrxewhbpn">
               <w:r>
                 <w:rPr>
                   <w:rFonts w:ascii="Arial" w:cs="Arial" w:eastAsia="Arial" w:hAnsi="Arial"/>
@@ -4006,7 +4006,7 @@
               <w:spacing w:after="10" w:before="0"/>
               <w:ind w:left="120"/>
             </w:pPr>
-            <w:hyperlink w:history="1" r:id="rIdkkmippg_68_bukcerny2k">
+            <w:hyperlink w:history="1" r:id="rIdcirzarxwd4se618svrl4n">
               <w:r>
                 <w:rPr>
                   <w:rFonts w:ascii="Arial" w:cs="Arial" w:eastAsia="Arial" w:hAnsi="Arial"/>
@@ -4315,7 +4315,7 @@
             <w:pPr>
               <w:spacing w:after="20" w:before="0"/>
             </w:pPr>
-            <w:hyperlink w:history="1" r:id="rIddlh-sbk_q7flp4j7iu3zo">
+            <w:hyperlink w:history="1" r:id="rIdlhb6paohy_b76nyx-sswf">
               <w:r>
                 <w:rPr>
                   <w:rFonts w:ascii="Arial" w:cs="Arial" w:eastAsia="Arial" w:hAnsi="Arial"/>
@@ -4348,7 +4348,7 @@
               <w:spacing w:after="10" w:before="0"/>
               <w:ind w:left="120"/>
             </w:pPr>
-            <w:hyperlink w:history="1" r:id="rIdgzit65u4c3xfojwmmmvun">
+            <w:hyperlink w:history="1" r:id="rId_q07ha2izq2ktkzbaj3oj">
               <w:r>
                 <w:rPr>
                   <w:rFonts w:ascii="Arial" w:cs="Arial" w:eastAsia="Arial" w:hAnsi="Arial"/>
@@ -4393,7 +4393,7 @@
             <w:pPr>
               <w:spacing w:after="20" w:before="0"/>
             </w:pPr>
-            <w:hyperlink w:history="1" r:id="rIdazvfm8oollddvbfuocnud">
+            <w:hyperlink w:history="1" r:id="rIdh8prjyxfpxsd5ktce2bjc">
               <w:r>
                 <w:rPr>
                   <w:rFonts w:ascii="Arial" w:cs="Arial" w:eastAsia="Arial" w:hAnsi="Arial"/>
@@ -4426,7 +4426,7 @@
               <w:spacing w:after="10" w:before="0"/>
               <w:ind w:left="120"/>
             </w:pPr>
-            <w:hyperlink w:history="1" r:id="rIdhbyp1g2tgxvuf5r03mv5w">
+            <w:hyperlink w:history="1" r:id="rIdp_nvjtasjks5gkvh_vy3a">
               <w:r>
                 <w:rPr>
                   <w:rFonts w:ascii="Arial" w:cs="Arial" w:eastAsia="Arial" w:hAnsi="Arial"/>
@@ -4735,7 +4735,7 @@
             <w:pPr>
               <w:spacing w:after="20" w:before="0"/>
             </w:pPr>
-            <w:hyperlink w:history="1" r:id="rIdxjciel2xwlq6aroppfa-p">
+            <w:hyperlink w:history="1" r:id="rIdruwhnempcu3i7v8eodtqv">
               <w:r>
                 <w:rPr>
                   <w:rFonts w:ascii="Arial" w:cs="Arial" w:eastAsia="Arial" w:hAnsi="Arial"/>
@@ -4768,7 +4768,7 @@
               <w:spacing w:after="10" w:before="0"/>
               <w:ind w:left="120"/>
             </w:pPr>
-            <w:hyperlink w:history="1" r:id="rIdcyo2-j3cexddgld8p_bak">
+            <w:hyperlink w:history="1" r:id="rIdo8hfi_g7hnjao-xzxpwg1">
               <w:r>
                 <w:rPr>
                   <w:rFonts w:ascii="Arial" w:cs="Arial" w:eastAsia="Arial" w:hAnsi="Arial"/>
@@ -4813,7 +4813,7 @@
             <w:pPr>
               <w:spacing w:after="20" w:before="0"/>
             </w:pPr>
-            <w:hyperlink w:history="1" r:id="rIda7ncc6q4hvi-1fzeigb00">
+            <w:hyperlink w:history="1" r:id="rIdpcd4tybrzgom0nhpsn7t9">
               <w:r>
                 <w:rPr>
                   <w:rFonts w:ascii="Arial" w:cs="Arial" w:eastAsia="Arial" w:hAnsi="Arial"/>
@@ -4846,7 +4846,7 @@
               <w:spacing w:after="10" w:before="0"/>
               <w:ind w:left="120"/>
             </w:pPr>
-            <w:hyperlink w:history="1" r:id="rIdsa7agzk5lqvwcc0sqd7kj">
+            <w:hyperlink w:history="1" r:id="rIdst3aafvjvkbmvv8fttbfs">
               <w:r>
                 <w:rPr>
                   <w:rFonts w:ascii="Arial" w:cs="Arial" w:eastAsia="Arial" w:hAnsi="Arial"/>
@@ -5155,7 +5155,7 @@
             <w:pPr>
               <w:spacing w:after="20" w:before="0"/>
             </w:pPr>
-            <w:hyperlink w:history="1" r:id="rIdvwfjmhlhzrq1efdgstc9n">
+            <w:hyperlink w:history="1" r:id="rId7cqxpqstckoxkrtauo6wm">
               <w:r>
                 <w:rPr>
                   <w:rFonts w:ascii="Arial" w:cs="Arial" w:eastAsia="Arial" w:hAnsi="Arial"/>
@@ -5188,7 +5188,7 @@
               <w:spacing w:after="10" w:before="0"/>
               <w:ind w:left="120"/>
             </w:pPr>
-            <w:hyperlink w:history="1" r:id="rIdcie7jrd5-ntsh7zqjtezj">
+            <w:hyperlink w:history="1" r:id="rIdvfhvmseejqi9zwx9jbdrp">
               <w:r>
                 <w:rPr>
                   <w:rFonts w:ascii="Arial" w:cs="Arial" w:eastAsia="Arial" w:hAnsi="Arial"/>
@@ -5233,7 +5233,7 @@
             <w:pPr>
               <w:spacing w:after="20" w:before="0"/>
             </w:pPr>
-            <w:hyperlink w:history="1" r:id="rIdv50ffphdx6hkmi0rogtrg">
+            <w:hyperlink w:history="1" r:id="rIdtnhvposzndnpqwu8pdd5n">
               <w:r>
                 <w:rPr>
                   <w:rFonts w:ascii="Arial" w:cs="Arial" w:eastAsia="Arial" w:hAnsi="Arial"/>
@@ -5266,7 +5266,7 @@
               <w:spacing w:after="10" w:before="0"/>
               <w:ind w:left="120"/>
             </w:pPr>
-            <w:hyperlink w:history="1" r:id="rId1xnyrdadwpygw8blx8kon">
+            <w:hyperlink w:history="1" r:id="rIdtiffq5a28b193gpcjyewq">
               <w:r>
                 <w:rPr>
                   <w:rFonts w:ascii="Arial" w:cs="Arial" w:eastAsia="Arial" w:hAnsi="Arial"/>
@@ -5854,7 +5854,7 @@
         </w:rPr>
         <w:t xml:space="preserve">© 2026 SeaVuria and ARES. Aligned with KICD objectives. Developed by SeaVuria; technical implementation by ARES (with AI assistance from Claude). Licensed under </w:t>
       </w:r>
-      <w:hyperlink w:history="1" r:id="rIdhgsdg_cqnpnfzuja567pq">
+      <w:hyperlink w:history="1" r:id="rId50c46bz25tiza96zp-sin">
         <w:r>
           <w:rPr>
             <w:rFonts w:ascii="Arial" w:cs="Arial" w:eastAsia="Arial" w:hAnsi="Arial"/>
@@ -5875,7 +5875,7 @@
         </w:rPr>
         <w:t xml:space="preserve"> (</w:t>
       </w:r>
-      <w:hyperlink w:history="1" r:id="rIdz0aibjdplwd86ih1lxlww">
+      <w:hyperlink w:history="1" r:id="rIdjj-0x2cw_0xoo5ietmdu_">
         <w:r>
           <w:rPr>
             <w:rFonts w:ascii="Arial" w:cs="Arial" w:eastAsia="Arial" w:hAnsi="Arial"/>
@@ -6888,7 +6888,7 @@
             <w:pPr>
               <w:spacing w:after="20" w:before="0"/>
             </w:pPr>
-            <w:hyperlink w:history="1" r:id="rIdf6z_iwpndsljtcbs8ltx5">
+            <w:hyperlink w:history="1" r:id="rIdjzexu4evtzojjcdfklokw">
               <w:r>
                 <w:rPr>
                   <w:rFonts w:ascii="Arial" w:cs="Arial" w:eastAsia="Arial" w:hAnsi="Arial"/>
@@ -6921,7 +6921,7 @@
               <w:spacing w:after="10" w:before="0"/>
               <w:ind w:left="120"/>
             </w:pPr>
-            <w:hyperlink w:history="1" r:id="rId0boqo0qvm4fguieu7ycew">
+            <w:hyperlink w:history="1" r:id="rIdnwnoobcl0sea4fq70axv0">
               <w:r>
                 <w:rPr>
                   <w:rFonts w:ascii="Arial" w:cs="Arial" w:eastAsia="Arial" w:hAnsi="Arial"/>
@@ -6966,7 +6966,7 @@
             <w:pPr>
               <w:spacing w:after="20" w:before="0"/>
             </w:pPr>
-            <w:hyperlink w:history="1" r:id="rIdvvkd_iyxic34whf_jbl2q">
+            <w:hyperlink w:history="1" r:id="rId67ihbrzwsfsnuhwlw7zui">
               <w:r>
                 <w:rPr>
                   <w:rFonts w:ascii="Arial" w:cs="Arial" w:eastAsia="Arial" w:hAnsi="Arial"/>
@@ -6999,7 +6999,7 @@
               <w:spacing w:after="10" w:before="0"/>
               <w:ind w:left="120"/>
             </w:pPr>
-            <w:hyperlink w:history="1" r:id="rIdlpmsb9fa4yoddjeu2pste">
+            <w:hyperlink w:history="1" r:id="rIdzzwkpl2xuf7sdylpdo_y1">
               <w:r>
                 <w:rPr>
                   <w:rFonts w:ascii="Arial" w:cs="Arial" w:eastAsia="Arial" w:hAnsi="Arial"/>
@@ -7194,7 +7194,7 @@
             <w:pPr>
               <w:spacing w:after="20" w:before="0"/>
             </w:pPr>
-            <w:hyperlink w:history="1" r:id="rIdmbrtozxifygp9ygxvmtn3">
+            <w:hyperlink w:history="1" r:id="rIdyasu_zjati80tccf2t1ru">
               <w:r>
                 <w:rPr>
                   <w:rFonts w:ascii="Arial" w:cs="Arial" w:eastAsia="Arial" w:hAnsi="Arial"/>
@@ -7227,7 +7227,7 @@
               <w:spacing w:after="10" w:before="0"/>
               <w:ind w:left="120"/>
             </w:pPr>
-            <w:hyperlink w:history="1" r:id="rIdvrjavzqimaan2shlb64nr">
+            <w:hyperlink w:history="1" r:id="rIdw5ag2wjczzhtkomv_k8uq">
               <w:r>
                 <w:rPr>
                   <w:rFonts w:ascii="Arial" w:cs="Arial" w:eastAsia="Arial" w:hAnsi="Arial"/>
@@ -7272,7 +7272,7 @@
             <w:pPr>
               <w:spacing w:after="20" w:before="0"/>
             </w:pPr>
-            <w:hyperlink w:history="1" r:id="rIdcepflawthiolx00uc76wq">
+            <w:hyperlink w:history="1" r:id="rIdeteg-a7wdlw-ajdreb1nc">
               <w:r>
                 <w:rPr>
                   <w:rFonts w:ascii="Arial" w:cs="Arial" w:eastAsia="Arial" w:hAnsi="Arial"/>
@@ -7305,7 +7305,7 @@
               <w:spacing w:after="10" w:before="0"/>
               <w:ind w:left="120"/>
             </w:pPr>
-            <w:hyperlink w:history="1" r:id="rIdib0ii6rya-xftk8c4bnsk">
+            <w:hyperlink w:history="1" r:id="rId54hoifczfuh68rdvzsyyh">
               <w:r>
                 <w:rPr>
                   <w:rFonts w:ascii="Arial" w:cs="Arial" w:eastAsia="Arial" w:hAnsi="Arial"/>
@@ -7500,7 +7500,7 @@
             <w:pPr>
               <w:spacing w:after="20" w:before="0"/>
             </w:pPr>
-            <w:hyperlink w:history="1" r:id="rIdylgas8apcufcs8cdt9lx8">
+            <w:hyperlink w:history="1" r:id="rIdgie0dwvaz01v4ukif4vkz">
               <w:r>
                 <w:rPr>
                   <w:rFonts w:ascii="Arial" w:cs="Arial" w:eastAsia="Arial" w:hAnsi="Arial"/>
@@ -7533,7 +7533,7 @@
               <w:spacing w:after="10" w:before="0"/>
               <w:ind w:left="120"/>
             </w:pPr>
-            <w:hyperlink w:history="1" r:id="rIdwvzkfvzgkethktowcdjis">
+            <w:hyperlink w:history="1" r:id="rIdvbj4dia5k2lu_86ht3lja">
               <w:r>
                 <w:rPr>
                   <w:rFonts w:ascii="Arial" w:cs="Arial" w:eastAsia="Arial" w:hAnsi="Arial"/>
@@ -7578,7 +7578,7 @@
             <w:pPr>
               <w:spacing w:after="20" w:before="0"/>
             </w:pPr>
-            <w:hyperlink w:history="1" r:id="rIdvbytqvnud_ctqtvpga-pe">
+            <w:hyperlink w:history="1" r:id="rId5a2gkdlmplbdjkyfhjniu">
               <w:r>
                 <w:rPr>
                   <w:rFonts w:ascii="Arial" w:cs="Arial" w:eastAsia="Arial" w:hAnsi="Arial"/>
@@ -7611,7 +7611,7 @@
               <w:spacing w:after="10" w:before="0"/>
               <w:ind w:left="120"/>
             </w:pPr>
-            <w:hyperlink w:history="1" r:id="rId24pnlayuwvqw4ixgx7zdm">
+            <w:hyperlink w:history="1" r:id="rIdsn6kktase5ctadab520ld">
               <w:r>
                 <w:rPr>
                   <w:rFonts w:ascii="Arial" w:cs="Arial" w:eastAsia="Arial" w:hAnsi="Arial"/>
@@ -7806,7 +7806,7 @@
             <w:pPr>
               <w:spacing w:after="20" w:before="0"/>
             </w:pPr>
-            <w:hyperlink w:history="1" r:id="rIdsixlfncx0ylt4cdm-9rmw">
+            <w:hyperlink w:history="1" r:id="rIdei3qrowsykx5yv9gqxvve">
               <w:r>
                 <w:rPr>
                   <w:rFonts w:ascii="Arial" w:cs="Arial" w:eastAsia="Arial" w:hAnsi="Arial"/>
@@ -7839,7 +7839,7 @@
               <w:spacing w:after="10" w:before="0"/>
               <w:ind w:left="120"/>
             </w:pPr>
-            <w:hyperlink w:history="1" r:id="rIdhpdo14c1yse04qjbvoptf">
+            <w:hyperlink w:history="1" r:id="rIdwgr0npzfozrwwk7wtsqd2">
               <w:r>
                 <w:rPr>
                   <w:rFonts w:ascii="Arial" w:cs="Arial" w:eastAsia="Arial" w:hAnsi="Arial"/>
@@ -7884,7 +7884,7 @@
             <w:pPr>
               <w:spacing w:after="20" w:before="0"/>
             </w:pPr>
-            <w:hyperlink w:history="1" r:id="rIdqxtxyqq5zu4jppf0ibow7">
+            <w:hyperlink w:history="1" r:id="rId4f3noox3vfkrf9hdrkwd1">
               <w:r>
                 <w:rPr>
                   <w:rFonts w:ascii="Arial" w:cs="Arial" w:eastAsia="Arial" w:hAnsi="Arial"/>
@@ -7917,7 +7917,7 @@
               <w:spacing w:after="10" w:before="0"/>
               <w:ind w:left="120"/>
             </w:pPr>
-            <w:hyperlink w:history="1" r:id="rIdmoya73q6duajaji75etd-">
+            <w:hyperlink w:history="1" r:id="rId6clwyamjnxvtujx1bzvsr">
               <w:r>
                 <w:rPr>
                   <w:rFonts w:ascii="Arial" w:cs="Arial" w:eastAsia="Arial" w:hAnsi="Arial"/>
@@ -8112,7 +8112,7 @@
             <w:pPr>
               <w:spacing w:after="20" w:before="0"/>
             </w:pPr>
-            <w:hyperlink w:history="1" r:id="rIdb2rxrk57zk2hugenaaa0z">
+            <w:hyperlink w:history="1" r:id="rIdnlcbanwqod0odnteq9xk1">
               <w:r>
                 <w:rPr>
                   <w:rFonts w:ascii="Arial" w:cs="Arial" w:eastAsia="Arial" w:hAnsi="Arial"/>
@@ -8145,7 +8145,7 @@
               <w:spacing w:after="10" w:before="0"/>
               <w:ind w:left="120"/>
             </w:pPr>
-            <w:hyperlink w:history="1" r:id="rIddhg4kpjyy0sns2-kmdqsn">
+            <w:hyperlink w:history="1" r:id="rIdcla1kyainzut1t7vpmwux">
               <w:r>
                 <w:rPr>
                   <w:rFonts w:ascii="Arial" w:cs="Arial" w:eastAsia="Arial" w:hAnsi="Arial"/>
@@ -8190,7 +8190,7 @@
             <w:pPr>
               <w:spacing w:after="20" w:before="0"/>
             </w:pPr>
-            <w:hyperlink w:history="1" r:id="rIdajc0pjktm8oa6o58mrw8u">
+            <w:hyperlink w:history="1" r:id="rIdib3beoqxn_c5m36v2b5xz">
               <w:r>
                 <w:rPr>
                   <w:rFonts w:ascii="Arial" w:cs="Arial" w:eastAsia="Arial" w:hAnsi="Arial"/>
@@ -8223,7 +8223,7 @@
               <w:spacing w:after="10" w:before="0"/>
               <w:ind w:left="120"/>
             </w:pPr>
-            <w:hyperlink w:history="1" r:id="rIdxkbhverenhtdizy6ukydv">
+            <w:hyperlink w:history="1" r:id="rId3m-ftdfc_pez2tey_5wdf">
               <w:r>
                 <w:rPr>
                   <w:rFonts w:ascii="Arial" w:cs="Arial" w:eastAsia="Arial" w:hAnsi="Arial"/>
@@ -8735,7 +8735,7 @@
         </w:rPr>
         <w:t xml:space="preserve">© 2026 SeaVuria and ARES. Aligned with KICD objectives. Developed by SeaVuria; technical implementation by ARES (with AI assistance from Claude). Licensed under </w:t>
       </w:r>
-      <w:hyperlink w:history="1" r:id="rIdoo17gylh0keuaw7t_dmr2">
+      <w:hyperlink w:history="1" r:id="rId4nc8nuqd4c_dcheocxkui">
         <w:r>
           <w:rPr>
             <w:rFonts w:ascii="Arial" w:cs="Arial" w:eastAsia="Arial" w:hAnsi="Arial"/>
@@ -8756,7 +8756,7 @@
         </w:rPr>
         <w:t xml:space="preserve"> (</w:t>
       </w:r>
-      <w:hyperlink w:history="1" r:id="rIdbt7khzwu-wa0hukire_rp">
+      <w:hyperlink w:history="1" r:id="rIdgdqgi29uce7ka4v3ipi37">
         <w:r>
           <w:rPr>
             <w:rFonts w:ascii="Arial" w:cs="Arial" w:eastAsia="Arial" w:hAnsi="Arial"/>
@@ -9769,7 +9769,7 @@
             <w:pPr>
               <w:spacing w:after="20" w:before="0"/>
             </w:pPr>
-            <w:hyperlink w:history="1" r:id="rIdv2awoywq_jjcsrgkqalxr">
+            <w:hyperlink w:history="1" r:id="rId4psduma1zk5knwpoc0vmm">
               <w:r>
                 <w:rPr>
                   <w:rFonts w:ascii="Arial" w:cs="Arial" w:eastAsia="Arial" w:hAnsi="Arial"/>
@@ -9802,7 +9802,7 @@
               <w:spacing w:after="10" w:before="0"/>
               <w:ind w:left="120"/>
             </w:pPr>
-            <w:hyperlink w:history="1" r:id="rIdnmatgr2f5vt9qe7x8uuhd">
+            <w:hyperlink w:history="1" r:id="rIdjxjnlms0i6zqd4w0xhc32">
               <w:r>
                 <w:rPr>
                   <w:rFonts w:ascii="Arial" w:cs="Arial" w:eastAsia="Arial" w:hAnsi="Arial"/>
@@ -9847,7 +9847,7 @@
             <w:pPr>
               <w:spacing w:after="20" w:before="0"/>
             </w:pPr>
-            <w:hyperlink w:history="1" r:id="rIdbqi3qgxgml1_aftdlpzu5">
+            <w:hyperlink w:history="1" r:id="rIdtvnwsbpf-3tcdfppeanw5">
               <w:r>
                 <w:rPr>
                   <w:rFonts w:ascii="Arial" w:cs="Arial" w:eastAsia="Arial" w:hAnsi="Arial"/>
@@ -9880,7 +9880,7 @@
               <w:spacing w:after="10" w:before="0"/>
               <w:ind w:left="120"/>
             </w:pPr>
-            <w:hyperlink w:history="1" r:id="rId2vk8i-isuhviwa52agpnm">
+            <w:hyperlink w:history="1" r:id="rIdzreyu-ymqjeenrnaa7x9s">
               <w:r>
                 <w:rPr>
                   <w:rFonts w:ascii="Arial" w:cs="Arial" w:eastAsia="Arial" w:hAnsi="Arial"/>
@@ -10075,7 +10075,7 @@
             <w:pPr>
               <w:spacing w:after="20" w:before="0"/>
             </w:pPr>
-            <w:hyperlink w:history="1" r:id="rIdfs36kr5qqov3ecbwaqtpj">
+            <w:hyperlink w:history="1" r:id="rIdihjujdsyjczrrehj7azgl">
               <w:r>
                 <w:rPr>
                   <w:rFonts w:ascii="Arial" w:cs="Arial" w:eastAsia="Arial" w:hAnsi="Arial"/>
@@ -10108,7 +10108,7 @@
               <w:spacing w:after="10" w:before="0"/>
               <w:ind w:left="120"/>
             </w:pPr>
-            <w:hyperlink w:history="1" r:id="rIdl_hrxpbxnwfl-ljuyelhg">
+            <w:hyperlink w:history="1" r:id="rId9ykdxwpjue6_demphltc7">
               <w:r>
                 <w:rPr>
                   <w:rFonts w:ascii="Arial" w:cs="Arial" w:eastAsia="Arial" w:hAnsi="Arial"/>
@@ -10153,7 +10153,7 @@
             <w:pPr>
               <w:spacing w:after="20" w:before="0"/>
             </w:pPr>
-            <w:hyperlink w:history="1" r:id="rIdfrbg2nw7buk6ylxfj49b4">
+            <w:hyperlink w:history="1" r:id="rId7macdptftohfzip9jlglt">
               <w:r>
                 <w:rPr>
                   <w:rFonts w:ascii="Arial" w:cs="Arial" w:eastAsia="Arial" w:hAnsi="Arial"/>
@@ -10186,7 +10186,7 @@
               <w:spacing w:after="10" w:before="0"/>
               <w:ind w:left="120"/>
             </w:pPr>
-            <w:hyperlink w:history="1" r:id="rIdmwoynrakwhsexhvq8yzdd">
+            <w:hyperlink w:history="1" r:id="rIdrfotwmrkll8ros4kay7fd">
               <w:r>
                 <w:rPr>
                   <w:rFonts w:ascii="Arial" w:cs="Arial" w:eastAsia="Arial" w:hAnsi="Arial"/>
@@ -10381,7 +10381,7 @@
             <w:pPr>
               <w:spacing w:after="20" w:before="0"/>
             </w:pPr>
-            <w:hyperlink w:history="1" r:id="rIdvw11w7xakpwpesaul7ivy">
+            <w:hyperlink w:history="1" r:id="rIdfawrwxldpv1ufu2hvbxhi">
               <w:r>
                 <w:rPr>
                   <w:rFonts w:ascii="Arial" w:cs="Arial" w:eastAsia="Arial" w:hAnsi="Arial"/>
@@ -10414,7 +10414,7 @@
               <w:spacing w:after="10" w:before="0"/>
               <w:ind w:left="120"/>
             </w:pPr>
-            <w:hyperlink w:history="1" r:id="rIdndusv2uyxxowc0qpofo8m">
+            <w:hyperlink w:history="1" r:id="rId6jultmmvphr_nvrnn1h_i">
               <w:r>
                 <w:rPr>
                   <w:rFonts w:ascii="Arial" w:cs="Arial" w:eastAsia="Arial" w:hAnsi="Arial"/>
@@ -10459,7 +10459,7 @@
             <w:pPr>
               <w:spacing w:after="20" w:before="0"/>
             </w:pPr>
-            <w:hyperlink w:history="1" r:id="rIdmtwa04y1ulez3iva9uhii">
+            <w:hyperlink w:history="1" r:id="rIdmo1i-fbgehl4ngb7ei3lw">
               <w:r>
                 <w:rPr>
                   <w:rFonts w:ascii="Arial" w:cs="Arial" w:eastAsia="Arial" w:hAnsi="Arial"/>
@@ -10492,7 +10492,7 @@
               <w:spacing w:after="10" w:before="0"/>
               <w:ind w:left="120"/>
             </w:pPr>
-            <w:hyperlink w:history="1" r:id="rId-z6p7oioz6mzuxnwhn3wq">
+            <w:hyperlink w:history="1" r:id="rIdesmhdklvmq-y6iuorwnaf">
               <w:r>
                 <w:rPr>
                   <w:rFonts w:ascii="Arial" w:cs="Arial" w:eastAsia="Arial" w:hAnsi="Arial"/>
@@ -10687,7 +10687,7 @@
             <w:pPr>
               <w:spacing w:after="20" w:before="0"/>
             </w:pPr>
-            <w:hyperlink w:history="1" r:id="rId0jsf4awi7u_tntpb0oj8t">
+            <w:hyperlink w:history="1" r:id="rIdod3k7xxkuvekoarfwzzdk">
               <w:r>
                 <w:rPr>
                   <w:rFonts w:ascii="Arial" w:cs="Arial" w:eastAsia="Arial" w:hAnsi="Arial"/>
@@ -10720,7 +10720,7 @@
               <w:spacing w:after="10" w:before="0"/>
               <w:ind w:left="120"/>
             </w:pPr>
-            <w:hyperlink w:history="1" r:id="rIdflxcpzrn4qiz3m6n3i_pn">
+            <w:hyperlink w:history="1" r:id="rIdpvhh7exhv2zlkhhp0xxgh">
               <w:r>
                 <w:rPr>
                   <w:rFonts w:ascii="Arial" w:cs="Arial" w:eastAsia="Arial" w:hAnsi="Arial"/>
@@ -10765,7 +10765,7 @@
             <w:pPr>
               <w:spacing w:after="20" w:before="0"/>
             </w:pPr>
-            <w:hyperlink w:history="1" r:id="rIdpk3fjn4yreijxtskuxm8p">
+            <w:hyperlink w:history="1" r:id="rIdhb2aoggkd3cfgrtidl5rk">
               <w:r>
                 <w:rPr>
                   <w:rFonts w:ascii="Arial" w:cs="Arial" w:eastAsia="Arial" w:hAnsi="Arial"/>
@@ -10798,7 +10798,7 @@
               <w:spacing w:after="10" w:before="0"/>
               <w:ind w:left="120"/>
             </w:pPr>
-            <w:hyperlink w:history="1" r:id="rIdelazcfjvin4i-obchylka">
+            <w:hyperlink w:history="1" r:id="rIdkfrs-axadbnz8vzjpuepe">
               <w:r>
                 <w:rPr>
                   <w:rFonts w:ascii="Arial" w:cs="Arial" w:eastAsia="Arial" w:hAnsi="Arial"/>
@@ -10993,7 +10993,7 @@
             <w:pPr>
               <w:spacing w:after="20" w:before="0"/>
             </w:pPr>
-            <w:hyperlink w:history="1" r:id="rIdf7jzaae44epfb-tukru5z">
+            <w:hyperlink w:history="1" r:id="rIdi3fxc1mjsuyekoqbodotw">
               <w:r>
                 <w:rPr>
                   <w:rFonts w:ascii="Arial" w:cs="Arial" w:eastAsia="Arial" w:hAnsi="Arial"/>
@@ -11026,7 +11026,7 @@
               <w:spacing w:after="10" w:before="0"/>
               <w:ind w:left="120"/>
             </w:pPr>
-            <w:hyperlink w:history="1" r:id="rIdxc40ykqvcxny93kzvglbt">
+            <w:hyperlink w:history="1" r:id="rId1l4ug6ti7g-knxu1joj1t">
               <w:r>
                 <w:rPr>
                   <w:rFonts w:ascii="Arial" w:cs="Arial" w:eastAsia="Arial" w:hAnsi="Arial"/>
@@ -11071,7 +11071,7 @@
             <w:pPr>
               <w:spacing w:after="20" w:before="0"/>
             </w:pPr>
-            <w:hyperlink w:history="1" r:id="rIdrrs5mseofgo7x1wju3c8-">
+            <w:hyperlink w:history="1" r:id="rIdgopkch3nwq13bhhunoowm">
               <w:r>
                 <w:rPr>
                   <w:rFonts w:ascii="Arial" w:cs="Arial" w:eastAsia="Arial" w:hAnsi="Arial"/>
@@ -11104,7 +11104,7 @@
               <w:spacing w:after="10" w:before="0"/>
               <w:ind w:left="120"/>
             </w:pPr>
-            <w:hyperlink w:history="1" r:id="rIdav4w9lo-ov57e6khfv1te">
+            <w:hyperlink w:history="1" r:id="rIdtxxz91qynsiqv2ollsjge">
               <w:r>
                 <w:rPr>
                   <w:rFonts w:ascii="Arial" w:cs="Arial" w:eastAsia="Arial" w:hAnsi="Arial"/>
@@ -11730,7 +11730,7 @@
         </w:rPr>
         <w:t xml:space="preserve">© 2026 SeaVuria and ARES. Aligned with KICD objectives. Developed by SeaVuria; technical implementation by ARES (with AI assistance from Claude). Licensed under </w:t>
       </w:r>
-      <w:hyperlink w:history="1" r:id="rIdlgsbab9pidil6tmbotehb">
+      <w:hyperlink w:history="1" r:id="rIdukqikliq0ej9oto38ccvr">
         <w:r>
           <w:rPr>
             <w:rFonts w:ascii="Arial" w:cs="Arial" w:eastAsia="Arial" w:hAnsi="Arial"/>
@@ -11751,7 +11751,7 @@
         </w:rPr>
         <w:t xml:space="preserve"> (</w:t>
       </w:r>
-      <w:hyperlink w:history="1" r:id="rIdp0jbxpaqehcbyc63lumz2">
+      <w:hyperlink w:history="1" r:id="rIdxfonaolp-jpmevhihn5ye">
         <w:r>
           <w:rPr>
             <w:rFonts w:ascii="Arial" w:cs="Arial" w:eastAsia="Arial" w:hAnsi="Arial"/>
@@ -12764,7 +12764,7 @@
             <w:pPr>
               <w:spacing w:after="20" w:before="0"/>
             </w:pPr>
-            <w:hyperlink w:history="1" r:id="rIdplizme0v24vxcz-uruf7t">
+            <w:hyperlink w:history="1" r:id="rIdjpomsbhoh3oq6jpenux55">
               <w:r>
                 <w:rPr>
                   <w:rFonts w:ascii="Arial" w:cs="Arial" w:eastAsia="Arial" w:hAnsi="Arial"/>
@@ -12797,7 +12797,7 @@
               <w:spacing w:after="10" w:before="0"/>
               <w:ind w:left="120"/>
             </w:pPr>
-            <w:hyperlink w:history="1" r:id="rIdedifrrrermtrpflfjpv6z">
+            <w:hyperlink w:history="1" r:id="rIdmh5chttxoejrbmf_579bd">
               <w:r>
                 <w:rPr>
                   <w:rFonts w:ascii="Arial" w:cs="Arial" w:eastAsia="Arial" w:hAnsi="Arial"/>
@@ -12842,7 +12842,7 @@
             <w:pPr>
               <w:spacing w:after="20" w:before="0"/>
             </w:pPr>
-            <w:hyperlink w:history="1" r:id="rIdkio72lkmjxpbjolndxyta">
+            <w:hyperlink w:history="1" r:id="rIddsxxokma4fppdfif5zfqy">
               <w:r>
                 <w:rPr>
                   <w:rFonts w:ascii="Arial" w:cs="Arial" w:eastAsia="Arial" w:hAnsi="Arial"/>
@@ -12875,7 +12875,7 @@
               <w:spacing w:after="10" w:before="0"/>
               <w:ind w:left="120"/>
             </w:pPr>
-            <w:hyperlink w:history="1" r:id="rIdr7xsmazoz9_c61hopfaqj">
+            <w:hyperlink w:history="1" r:id="rIdpt1akdyof67rcfmulkvyz">
               <w:r>
                 <w:rPr>
                   <w:rFonts w:ascii="Arial" w:cs="Arial" w:eastAsia="Arial" w:hAnsi="Arial"/>
@@ -13070,7 +13070,7 @@
             <w:pPr>
               <w:spacing w:after="20" w:before="0"/>
             </w:pPr>
-            <w:hyperlink w:history="1" r:id="rIdsknjtptk3tg1fi-siol7c">
+            <w:hyperlink w:history="1" r:id="rIdtcaowwmfqjfj8kzjju4be">
               <w:r>
                 <w:rPr>
                   <w:rFonts w:ascii="Arial" w:cs="Arial" w:eastAsia="Arial" w:hAnsi="Arial"/>
@@ -13103,7 +13103,7 @@
               <w:spacing w:after="10" w:before="0"/>
               <w:ind w:left="120"/>
             </w:pPr>
-            <w:hyperlink w:history="1" r:id="rIdue2fyw2hn-bcsiwbtpjuz">
+            <w:hyperlink w:history="1" r:id="rIdvjmnbb7wu-4ke2pxg9wtc">
               <w:r>
                 <w:rPr>
                   <w:rFonts w:ascii="Arial" w:cs="Arial" w:eastAsia="Arial" w:hAnsi="Arial"/>
@@ -13148,7 +13148,7 @@
             <w:pPr>
               <w:spacing w:after="20" w:before="0"/>
             </w:pPr>
-            <w:hyperlink w:history="1" r:id="rIdgfctwlhyzg2udpwj3ousq">
+            <w:hyperlink w:history="1" r:id="rIdfoiksxhrkmykgjdj8f8ms">
               <w:r>
                 <w:rPr>
                   <w:rFonts w:ascii="Arial" w:cs="Arial" w:eastAsia="Arial" w:hAnsi="Arial"/>
@@ -13181,7 +13181,7 @@
               <w:spacing w:after="10" w:before="0"/>
               <w:ind w:left="120"/>
             </w:pPr>
-            <w:hyperlink w:history="1" r:id="rIdbqeh-vqpiefvmm88ul6an">
+            <w:hyperlink w:history="1" r:id="rIdvfyl0xdkvhhsoby6kmoyl">
               <w:r>
                 <w:rPr>
                   <w:rFonts w:ascii="Arial" w:cs="Arial" w:eastAsia="Arial" w:hAnsi="Arial"/>
@@ -13376,7 +13376,7 @@
             <w:pPr>
               <w:spacing w:after="20" w:before="0"/>
             </w:pPr>
-            <w:hyperlink w:history="1" r:id="rIdinnc5taqosrsqgedjp7dz">
+            <w:hyperlink w:history="1" r:id="rId8e3okzavomxo7f4pplinp">
               <w:r>
                 <w:rPr>
                   <w:rFonts w:ascii="Arial" w:cs="Arial" w:eastAsia="Arial" w:hAnsi="Arial"/>
@@ -13409,7 +13409,7 @@
               <w:spacing w:after="10" w:before="0"/>
               <w:ind w:left="120"/>
             </w:pPr>
-            <w:hyperlink w:history="1" r:id="rId72lcci13f4nuipr3ey2fo">
+            <w:hyperlink w:history="1" r:id="rId4cn9vtrrn67stazbsgagy">
               <w:r>
                 <w:rPr>
                   <w:rFonts w:ascii="Arial" w:cs="Arial" w:eastAsia="Arial" w:hAnsi="Arial"/>
@@ -13454,7 +13454,7 @@
             <w:pPr>
               <w:spacing w:after="20" w:before="0"/>
             </w:pPr>
-            <w:hyperlink w:history="1" r:id="rIdu-i3tb63w7e2jlvlpzkm8">
+            <w:hyperlink w:history="1" r:id="rIdcjvmhz9qwgcfhfxasuodr">
               <w:r>
                 <w:rPr>
                   <w:rFonts w:ascii="Arial" w:cs="Arial" w:eastAsia="Arial" w:hAnsi="Arial"/>
@@ -13487,7 +13487,7 @@
               <w:spacing w:after="10" w:before="0"/>
               <w:ind w:left="120"/>
             </w:pPr>
-            <w:hyperlink w:history="1" r:id="rIdr2jfqrayv5qjivsea6pgu">
+            <w:hyperlink w:history="1" r:id="rIdq2se-vpgfe7mab72dcr_u">
               <w:r>
                 <w:rPr>
                   <w:rFonts w:ascii="Arial" w:cs="Arial" w:eastAsia="Arial" w:hAnsi="Arial"/>
@@ -13682,7 +13682,7 @@
             <w:pPr>
               <w:spacing w:after="20" w:before="0"/>
             </w:pPr>
-            <w:hyperlink w:history="1" r:id="rId4ditzjftxvzwzebaxb9rr">
+            <w:hyperlink w:history="1" r:id="rId9zpk_kdybkmhqmjvpzbfl">
               <w:r>
                 <w:rPr>
                   <w:rFonts w:ascii="Arial" w:cs="Arial" w:eastAsia="Arial" w:hAnsi="Arial"/>
@@ -13715,7 +13715,7 @@
               <w:spacing w:after="10" w:before="0"/>
               <w:ind w:left="120"/>
             </w:pPr>
-            <w:hyperlink w:history="1" r:id="rIdmze-e6fjmr94bpaww6kal">
+            <w:hyperlink w:history="1" r:id="rIdpj5kx3ppgqhhtycpyawfj">
               <w:r>
                 <w:rPr>
                   <w:rFonts w:ascii="Arial" w:cs="Arial" w:eastAsia="Arial" w:hAnsi="Arial"/>
@@ -13760,7 +13760,7 @@
             <w:pPr>
               <w:spacing w:after="20" w:before="0"/>
             </w:pPr>
-            <w:hyperlink w:history="1" r:id="rIdde82vq9dyr_lysqob6azd">
+            <w:hyperlink w:history="1" r:id="rIdb2zu01f6rhpcxxutsgfza">
               <w:r>
                 <w:rPr>
                   <w:rFonts w:ascii="Arial" w:cs="Arial" w:eastAsia="Arial" w:hAnsi="Arial"/>
@@ -13793,7 +13793,7 @@
               <w:spacing w:after="10" w:before="0"/>
               <w:ind w:left="120"/>
             </w:pPr>
-            <w:hyperlink w:history="1" r:id="rIdoc3itsr8zsw3oqvhqnaog">
+            <w:hyperlink w:history="1" r:id="rIdjua5gvgsfi9pfjm_ufvjq">
               <w:r>
                 <w:rPr>
                   <w:rFonts w:ascii="Arial" w:cs="Arial" w:eastAsia="Arial" w:hAnsi="Arial"/>
@@ -13988,7 +13988,7 @@
             <w:pPr>
               <w:spacing w:after="20" w:before="0"/>
             </w:pPr>
-            <w:hyperlink w:history="1" r:id="rIdlwm1z2lqsxj9nz3fmdkr9">
+            <w:hyperlink w:history="1" r:id="rIdfge6nbhvatqa-m6bxoor8">
               <w:r>
                 <w:rPr>
                   <w:rFonts w:ascii="Arial" w:cs="Arial" w:eastAsia="Arial" w:hAnsi="Arial"/>
@@ -14021,7 +14021,7 @@
               <w:spacing w:after="10" w:before="0"/>
               <w:ind w:left="120"/>
             </w:pPr>
-            <w:hyperlink w:history="1" r:id="rId2j_qxo5o3onzt3v2d4rhm">
+            <w:hyperlink w:history="1" r:id="rIdaeyf2uawqu8ycwn5bztzc">
               <w:r>
                 <w:rPr>
                   <w:rFonts w:ascii="Arial" w:cs="Arial" w:eastAsia="Arial" w:hAnsi="Arial"/>
@@ -14066,7 +14066,7 @@
             <w:pPr>
               <w:spacing w:after="20" w:before="0"/>
             </w:pPr>
-            <w:hyperlink w:history="1" r:id="rIdss52jxrvlnvprumglonpw">
+            <w:hyperlink w:history="1" r:id="rIdnp2a3di-_bakerg8k1osi">
               <w:r>
                 <w:rPr>
                   <w:rFonts w:ascii="Arial" w:cs="Arial" w:eastAsia="Arial" w:hAnsi="Arial"/>
@@ -14099,7 +14099,7 @@
               <w:spacing w:after="10" w:before="0"/>
               <w:ind w:left="120"/>
             </w:pPr>
-            <w:hyperlink w:history="1" r:id="rIdtbcq5cswvkutt0hq8fb0x">
+            <w:hyperlink w:history="1" r:id="rIdycqc_wy975zdxdy8kr2ut">
               <w:r>
                 <w:rPr>
                   <w:rFonts w:ascii="Arial" w:cs="Arial" w:eastAsia="Arial" w:hAnsi="Arial"/>
@@ -14611,7 +14611,7 @@
         </w:rPr>
         <w:t xml:space="preserve">© 2026 SeaVuria and ARES. Aligned with KICD objectives. Developed by SeaVuria; technical implementation by ARES (with AI assistance from Claude). Licensed under </w:t>
       </w:r>
-      <w:hyperlink w:history="1" r:id="rIdruas7mmanih3pm5njvybv">
+      <w:hyperlink w:history="1" r:id="rIdephekrljkyxnztqulsfsv">
         <w:r>
           <w:rPr>
             <w:rFonts w:ascii="Arial" w:cs="Arial" w:eastAsia="Arial" w:hAnsi="Arial"/>
@@ -14632,7 +14632,7 @@
         </w:rPr>
         <w:t xml:space="preserve"> (</w:t>
       </w:r>
-      <w:hyperlink w:history="1" r:id="rIdprq8ltwko9nzbmh3iaaed">
+      <w:hyperlink w:history="1" r:id="rIdl6f90gygfefodbrhudyyj">
         <w:r>
           <w:rPr>
             <w:rFonts w:ascii="Arial" w:cs="Arial" w:eastAsia="Arial" w:hAnsi="Arial"/>
@@ -15662,7 +15662,7 @@
               <w:spacing w:after="10" w:before="0"/>
               <w:ind w:left="120"/>
             </w:pPr>
-            <w:hyperlink w:history="1" r:id="rIdqrddi1hn6hwjafmgltlu-">
+            <w:hyperlink w:history="1" r:id="rId0xeodximx-hisoys9lu8k">
               <w:r>
                 <w:rPr>
                   <w:rFonts w:ascii="Arial" w:cs="Arial" w:eastAsia="Arial" w:hAnsi="Arial"/>
@@ -15739,7 +15739,7 @@
               <w:spacing w:after="10" w:before="0"/>
               <w:ind w:left="120"/>
             </w:pPr>
-            <w:hyperlink w:history="1" r:id="rIdzr5k_eckaeha0ubt7mv2q">
+            <w:hyperlink w:history="1" r:id="rIdnfgb4eypzqhxclqzfwexf">
               <w:r>
                 <w:rPr>
                   <w:rFonts w:ascii="Arial" w:cs="Arial" w:eastAsia="Arial" w:hAnsi="Arial"/>
@@ -15966,7 +15966,7 @@
               <w:spacing w:after="10" w:before="0"/>
               <w:ind w:left="120"/>
             </w:pPr>
-            <w:hyperlink w:history="1" r:id="rId4vvjfos6szvhbusknw7ht">
+            <w:hyperlink w:history="1" r:id="rIdmawnysjpf3lkljhixpqsp">
               <w:r>
                 <w:rPr>
                   <w:rFonts w:ascii="Arial" w:cs="Arial" w:eastAsia="Arial" w:hAnsi="Arial"/>
@@ -16043,7 +16043,7 @@
               <w:spacing w:after="10" w:before="0"/>
               <w:ind w:left="120"/>
             </w:pPr>
-            <w:hyperlink w:history="1" r:id="rIdgrv-ugrdervarpymhvzd_">
+            <w:hyperlink w:history="1" r:id="rId7rpupt1enxfypum03rl-q">
               <w:r>
                 <w:rPr>
                   <w:rFonts w:ascii="Arial" w:cs="Arial" w:eastAsia="Arial" w:hAnsi="Arial"/>
@@ -16270,7 +16270,7 @@
               <w:spacing w:after="10" w:before="0"/>
               <w:ind w:left="120"/>
             </w:pPr>
-            <w:hyperlink w:history="1" r:id="rId8u3u4hzjg4tvvnwwr6hjr">
+            <w:hyperlink w:history="1" r:id="rIdw_fpxn6b15zsa3qq1bbtu">
               <w:r>
                 <w:rPr>
                   <w:rFonts w:ascii="Arial" w:cs="Arial" w:eastAsia="Arial" w:hAnsi="Arial"/>
@@ -16347,7 +16347,7 @@
               <w:spacing w:after="10" w:before="0"/>
               <w:ind w:left="120"/>
             </w:pPr>
-            <w:hyperlink w:history="1" r:id="rIdx1jhnfslwfjkwyqoopyhf">
+            <w:hyperlink w:history="1" r:id="rIdwd0fmzv1idnxmtgswciua">
               <w:r>
                 <w:rPr>
                   <w:rFonts w:ascii="Arial" w:cs="Arial" w:eastAsia="Arial" w:hAnsi="Arial"/>
@@ -16574,7 +16574,7 @@
               <w:spacing w:after="10" w:before="0"/>
               <w:ind w:left="120"/>
             </w:pPr>
-            <w:hyperlink w:history="1" r:id="rIdeahygczybbrbnfol1rlvt">
+            <w:hyperlink w:history="1" r:id="rIdibet8nmhagu8xqs0ytuog">
               <w:r>
                 <w:rPr>
                   <w:rFonts w:ascii="Arial" w:cs="Arial" w:eastAsia="Arial" w:hAnsi="Arial"/>
@@ -16651,7 +16651,7 @@
               <w:spacing w:after="10" w:before="0"/>
               <w:ind w:left="120"/>
             </w:pPr>
-            <w:hyperlink w:history="1" r:id="rIdtdhlcgxeruelbyw3zv6bg">
+            <w:hyperlink w:history="1" r:id="rIddz_rf2ihhmgnesxjhvjcw">
               <w:r>
                 <w:rPr>
                   <w:rFonts w:ascii="Arial" w:cs="Arial" w:eastAsia="Arial" w:hAnsi="Arial"/>
@@ -16878,7 +16878,7 @@
               <w:spacing w:after="10" w:before="0"/>
               <w:ind w:left="120"/>
             </w:pPr>
-            <w:hyperlink w:history="1" r:id="rIdptkk95dm2ndeplxwiawps">
+            <w:hyperlink w:history="1" r:id="rId6dfr9wv27vb66y20ppcom">
               <w:r>
                 <w:rPr>
                   <w:rFonts w:ascii="Arial" w:cs="Arial" w:eastAsia="Arial" w:hAnsi="Arial"/>
@@ -16955,7 +16955,7 @@
               <w:spacing w:after="10" w:before="0"/>
               <w:ind w:left="120"/>
             </w:pPr>
-            <w:hyperlink w:history="1" r:id="rIda5w-vedroal8rbblubwzr">
+            <w:hyperlink w:history="1" r:id="rIdrvwuwptev9npz5yjthwm7">
               <w:r>
                 <w:rPr>
                   <w:rFonts w:ascii="Arial" w:cs="Arial" w:eastAsia="Arial" w:hAnsi="Arial"/>
@@ -17482,7 +17482,7 @@
         </w:rPr>
         <w:t xml:space="preserve">© 2026 SeaVuria and ARES. Aligned with KICD objectives. Developed by SeaVuria; technical implementation by ARES (with AI assistance from Claude). Licensed under </w:t>
       </w:r>
-      <w:hyperlink w:history="1" r:id="rId5o91pcydyum1idhq296xz">
+      <w:hyperlink w:history="1" r:id="rId5lvrecmtkm0kgjwf1bbb7">
         <w:r>
           <w:rPr>
             <w:rFonts w:ascii="Arial" w:cs="Arial" w:eastAsia="Arial" w:hAnsi="Arial"/>
@@ -17503,7 +17503,7 @@
         </w:rPr>
         <w:t xml:space="preserve"> (</w:t>
       </w:r>
-      <w:hyperlink w:history="1" r:id="rIdrbhbqogct9ghaw8tt6xao">
+      <w:hyperlink w:history="1" r:id="rIdakdcmhwo4crgf67lzbdjv">
         <w:r>
           <w:rPr>
             <w:rFonts w:ascii="Arial" w:cs="Arial" w:eastAsia="Arial" w:hAnsi="Arial"/>
@@ -18516,7 +18516,7 @@
             <w:pPr>
               <w:spacing w:after="20" w:before="0"/>
             </w:pPr>
-            <w:hyperlink w:history="1" r:id="rIdwgxqrwvouqeoo_tbwfdwp">
+            <w:hyperlink w:history="1" r:id="rIdijb4k0fwzr-rvkk0wfzsv">
               <w:r>
                 <w:rPr>
                   <w:rFonts w:ascii="Arial" w:cs="Arial" w:eastAsia="Arial" w:hAnsi="Arial"/>
@@ -18549,7 +18549,7 @@
               <w:spacing w:after="10" w:before="0"/>
               <w:ind w:left="120"/>
             </w:pPr>
-            <w:hyperlink w:history="1" r:id="rId1p8cfexyljcd7rrj6ng7l">
+            <w:hyperlink w:history="1" r:id="rIdh_4jswbalbe4kjkzqzbvx">
               <w:r>
                 <w:rPr>
                   <w:rFonts w:ascii="Arial" w:cs="Arial" w:eastAsia="Arial" w:hAnsi="Arial"/>
@@ -18594,7 +18594,7 @@
             <w:pPr>
               <w:spacing w:after="20" w:before="0"/>
             </w:pPr>
-            <w:hyperlink w:history="1" r:id="rId51babenasrvqea6fdktal">
+            <w:hyperlink w:history="1" r:id="rIdx9qyqa91gmulpbmmy6fx_">
               <w:r>
                 <w:rPr>
                   <w:rFonts w:ascii="Arial" w:cs="Arial" w:eastAsia="Arial" w:hAnsi="Arial"/>
@@ -18627,7 +18627,7 @@
               <w:spacing w:after="10" w:before="0"/>
               <w:ind w:left="120"/>
             </w:pPr>
-            <w:hyperlink w:history="1" r:id="rId1_umeqf5okcqobpwe4vnl">
+            <w:hyperlink w:history="1" r:id="rId9ompmidtdxtsqkjmcevhv">
               <w:r>
                 <w:rPr>
                   <w:rFonts w:ascii="Arial" w:cs="Arial" w:eastAsia="Arial" w:hAnsi="Arial"/>
@@ -18822,7 +18822,7 @@
             <w:pPr>
               <w:spacing w:after="20" w:before="0"/>
             </w:pPr>
-            <w:hyperlink w:history="1" r:id="rId-dju7alx8bgnq4-r61uc_">
+            <w:hyperlink w:history="1" r:id="rIdcpmbye72a_xrdcxa32_us">
               <w:r>
                 <w:rPr>
                   <w:rFonts w:ascii="Arial" w:cs="Arial" w:eastAsia="Arial" w:hAnsi="Arial"/>
@@ -18855,7 +18855,7 @@
               <w:spacing w:after="10" w:before="0"/>
               <w:ind w:left="120"/>
             </w:pPr>
-            <w:hyperlink w:history="1" r:id="rIdh-1vwno51nqzohukyyxxg">
+            <w:hyperlink w:history="1" r:id="rIdqisn42jvjmqkupvq7hay_">
               <w:r>
                 <w:rPr>
                   <w:rFonts w:ascii="Arial" w:cs="Arial" w:eastAsia="Arial" w:hAnsi="Arial"/>
@@ -18900,7 +18900,7 @@
             <w:pPr>
               <w:spacing w:after="20" w:before="0"/>
             </w:pPr>
-            <w:hyperlink w:history="1" r:id="rIdzsj74pav2lmlgz-i0rxsx">
+            <w:hyperlink w:history="1" r:id="rIdqsehhlipvs-brg-5zddd5">
               <w:r>
                 <w:rPr>
                   <w:rFonts w:ascii="Arial" w:cs="Arial" w:eastAsia="Arial" w:hAnsi="Arial"/>
@@ -18933,7 +18933,7 @@
               <w:spacing w:after="10" w:before="0"/>
               <w:ind w:left="120"/>
             </w:pPr>
-            <w:hyperlink w:history="1" r:id="rIdawfdwkszteobikflayvnu">
+            <w:hyperlink w:history="1" r:id="rIdrj67mmh5kmd--d4lfe4me">
               <w:r>
                 <w:rPr>
                   <w:rFonts w:ascii="Arial" w:cs="Arial" w:eastAsia="Arial" w:hAnsi="Arial"/>
@@ -19128,7 +19128,7 @@
             <w:pPr>
               <w:spacing w:after="20" w:before="0"/>
             </w:pPr>
-            <w:hyperlink w:history="1" r:id="rIdp33ygnj3cl_yqvh2nmgl1">
+            <w:hyperlink w:history="1" r:id="rId7emdxlnbmpz7ukz3aj-mm">
               <w:r>
                 <w:rPr>
                   <w:rFonts w:ascii="Arial" w:cs="Arial" w:eastAsia="Arial" w:hAnsi="Arial"/>
@@ -19161,7 +19161,7 @@
               <w:spacing w:after="10" w:before="0"/>
               <w:ind w:left="120"/>
             </w:pPr>
-            <w:hyperlink w:history="1" r:id="rIdagzvvoq-p63ncbndooqk8">
+            <w:hyperlink w:history="1" r:id="rId0rutb0fvtmahv8vjbuvvp">
               <w:r>
                 <w:rPr>
                   <w:rFonts w:ascii="Arial" w:cs="Arial" w:eastAsia="Arial" w:hAnsi="Arial"/>
@@ -19206,7 +19206,7 @@
             <w:pPr>
               <w:spacing w:after="20" w:before="0"/>
             </w:pPr>
-            <w:hyperlink w:history="1" r:id="rIdvhi7syjojc2xpw1rp7hk_">
+            <w:hyperlink w:history="1" r:id="rIdlwycb7ea5wazcpodzaec3">
               <w:r>
                 <w:rPr>
                   <w:rFonts w:ascii="Arial" w:cs="Arial" w:eastAsia="Arial" w:hAnsi="Arial"/>
@@ -19239,7 +19239,7 @@
               <w:spacing w:after="10" w:before="0"/>
               <w:ind w:left="120"/>
             </w:pPr>
-            <w:hyperlink w:history="1" r:id="rIdlw-e9eimlqya8ikjik7na">
+            <w:hyperlink w:history="1" r:id="rIdv_gos6krbglgspjvxj8t-">
               <w:r>
                 <w:rPr>
                   <w:rFonts w:ascii="Arial" w:cs="Arial" w:eastAsia="Arial" w:hAnsi="Arial"/>
@@ -19434,7 +19434,7 @@
             <w:pPr>
               <w:spacing w:after="20" w:before="0"/>
             </w:pPr>
-            <w:hyperlink w:history="1" r:id="rIdhjsauxbrwpgwfb5msccec">
+            <w:hyperlink w:history="1" r:id="rId8yyti2jojffkdpwlzhwri">
               <w:r>
                 <w:rPr>
                   <w:rFonts w:ascii="Arial" w:cs="Arial" w:eastAsia="Arial" w:hAnsi="Arial"/>
@@ -19467,7 +19467,7 @@
               <w:spacing w:after="10" w:before="0"/>
               <w:ind w:left="120"/>
             </w:pPr>
-            <w:hyperlink w:history="1" r:id="rId7r1g_jz3gjad0s_ibpca4">
+            <w:hyperlink w:history="1" r:id="rIdpwogiyxv7s21bp-vjkpxh">
               <w:r>
                 <w:rPr>
                   <w:rFonts w:ascii="Arial" w:cs="Arial" w:eastAsia="Arial" w:hAnsi="Arial"/>
@@ -19512,7 +19512,7 @@
             <w:pPr>
               <w:spacing w:after="20" w:before="0"/>
             </w:pPr>
-            <w:hyperlink w:history="1" r:id="rIdjf70de6xcgl8kgpgrtzjk">
+            <w:hyperlink w:history="1" r:id="rIdgpypuvy3n_favppmkt_ru">
               <w:r>
                 <w:rPr>
                   <w:rFonts w:ascii="Arial" w:cs="Arial" w:eastAsia="Arial" w:hAnsi="Arial"/>
@@ -19545,7 +19545,7 @@
               <w:spacing w:after="10" w:before="0"/>
               <w:ind w:left="120"/>
             </w:pPr>
-            <w:hyperlink w:history="1" r:id="rIdg50ssghkwxr5mcrsmf25j">
+            <w:hyperlink w:history="1" r:id="rIdgmqb4zdzz6jrf3evoq1e3">
               <w:r>
                 <w:rPr>
                   <w:rFonts w:ascii="Arial" w:cs="Arial" w:eastAsia="Arial" w:hAnsi="Arial"/>
@@ -19740,7 +19740,7 @@
             <w:pPr>
               <w:spacing w:after="20" w:before="0"/>
             </w:pPr>
-            <w:hyperlink w:history="1" r:id="rIdvvp5f7o-a1qhpdw1ht_xb">
+            <w:hyperlink w:history="1" r:id="rIdn1wmnsslhmrrgb49gkuqo">
               <w:r>
                 <w:rPr>
                   <w:rFonts w:ascii="Arial" w:cs="Arial" w:eastAsia="Arial" w:hAnsi="Arial"/>
@@ -19773,7 +19773,7 @@
               <w:spacing w:after="10" w:before="0"/>
               <w:ind w:left="120"/>
             </w:pPr>
-            <w:hyperlink w:history="1" r:id="rIdx5sk5nqiurnmuo3evmvou">
+            <w:hyperlink w:history="1" r:id="rIdrdi1hijkdfqhs5yke9nyc">
               <w:r>
                 <w:rPr>
                   <w:rFonts w:ascii="Arial" w:cs="Arial" w:eastAsia="Arial" w:hAnsi="Arial"/>
@@ -19818,7 +19818,7 @@
             <w:pPr>
               <w:spacing w:after="20" w:before="0"/>
             </w:pPr>
-            <w:hyperlink w:history="1" r:id="rId5p9dpt3zc5g2-cgwamsd0">
+            <w:hyperlink w:history="1" r:id="rId8n7bmrub8zdiptbyxoodh">
               <w:r>
                 <w:rPr>
                   <w:rFonts w:ascii="Arial" w:cs="Arial" w:eastAsia="Arial" w:hAnsi="Arial"/>
@@ -19851,7 +19851,7 @@
               <w:spacing w:after="10" w:before="0"/>
               <w:ind w:left="120"/>
             </w:pPr>
-            <w:hyperlink w:history="1" r:id="rIdcl5emcdilzc5x1k0jrt0k">
+            <w:hyperlink w:history="1" r:id="rIdtbzglyqhsk2dleiqlt3ph">
               <w:r>
                 <w:rPr>
                   <w:rFonts w:ascii="Arial" w:cs="Arial" w:eastAsia="Arial" w:hAnsi="Arial"/>
@@ -20591,7 +20591,7 @@
         </w:rPr>
         <w:t xml:space="preserve">© 2026 SeaVuria and ARES. Aligned with KICD objectives. Developed by SeaVuria; technical implementation by ARES (with AI assistance from Claude). Licensed under </w:t>
       </w:r>
-      <w:hyperlink w:history="1" r:id="rIdc1ql_3wavbatfherlvhur">
+      <w:hyperlink w:history="1" r:id="rId-i-h4ylrjvayxh_blxzhe">
         <w:r>
           <w:rPr>
             <w:rFonts w:ascii="Arial" w:cs="Arial" w:eastAsia="Arial" w:hAnsi="Arial"/>
@@ -20612,7 +20612,7 @@
         </w:rPr>
         <w:t xml:space="preserve"> (</w:t>
       </w:r>
-      <w:hyperlink w:history="1" r:id="rId96d1-jjglvoiv2j0bin-j">
+      <w:hyperlink w:history="1" r:id="rIdcvev00hra90wc5qeb-fxx">
         <w:r>
           <w:rPr>
             <w:rFonts w:ascii="Arial" w:cs="Arial" w:eastAsia="Arial" w:hAnsi="Arial"/>

--- a/data/outputs/v2/Physics/SS1.3_Temperature_and_Thermal_Expansion/Physics_Temperature_and_Thermal_Expansion_CBE_LessonSequence.docx
+++ b/data/outputs/v2/Physics/SS1.3_Temperature_and_Thermal_Expansion/Physics_Temperature_and_Thermal_Expansion_CBE_LessonSequence.docx
@@ -2385,7 +2385,7 @@
         </w:rPr>
         <w:t xml:space="preserve">© 2026 SeaVuria and ARES. This work is licensed under a </w:t>
       </w:r>
-      <w:hyperlink w:history="1" r:id="rIdevuvlvoe26heebpidhjce">
+      <w:hyperlink w:history="1" r:id="rId1fhgrsbtztjurvlvaqspf">
         <w:r>
           <w:rPr>
             <w:rFonts w:ascii="Arial" w:cs="Arial" w:eastAsia="Arial" w:hAnsi="Arial"/>
@@ -2405,7 +2405,7 @@
         </w:rPr>
         <w:t xml:space="preserve"> (</w:t>
       </w:r>
-      <w:hyperlink w:history="1" r:id="rIdv8y7ngego0otq_hlumap7">
+      <w:hyperlink w:history="1" r:id="rIdtcite66xuo46woahoui1h">
         <w:r>
           <w:rPr>
             <w:rFonts w:ascii="Arial" w:cs="Arial" w:eastAsia="Arial" w:hAnsi="Arial"/>
@@ -2425,7 +2425,7 @@
         </w:rPr>
         <w:t xml:space="preserve">). To view a copy of this license, visit </w:t>
       </w:r>
-      <w:hyperlink w:history="1" r:id="rId7md7z4blnc8didfj7_lpv">
+      <w:hyperlink w:history="1" r:id="rIdvtrh-vpi5w38t3w7upkwv">
         <w:r>
           <w:rPr>
             <w:rFonts w:ascii="Arial" w:cs="Arial" w:eastAsia="Arial" w:hAnsi="Arial"/>
@@ -3437,7 +3437,7 @@
             <w:pPr>
               <w:spacing w:after="20" w:before="0"/>
             </w:pPr>
-            <w:hyperlink w:history="1" r:id="rIdw0-3gxorij_eau6uxaidw">
+            <w:hyperlink w:history="1" r:id="rIdmhwoyh_mt36ypyzwtfety">
               <w:r>
                 <w:rPr>
                   <w:rFonts w:ascii="Arial" w:cs="Arial" w:eastAsia="Arial" w:hAnsi="Arial"/>
@@ -3470,7 +3470,7 @@
               <w:spacing w:after="10" w:before="0"/>
               <w:ind w:left="120"/>
             </w:pPr>
-            <w:hyperlink w:history="1" r:id="rIduov1b5wwjsb2dzjs-rdz7">
+            <w:hyperlink w:history="1" r:id="rId51t3v6shdwcf1o8nyxzxd">
               <w:r>
                 <w:rPr>
                   <w:rFonts w:ascii="Arial" w:cs="Arial" w:eastAsia="Arial" w:hAnsi="Arial"/>
@@ -3515,7 +3515,7 @@
             <w:pPr>
               <w:spacing w:after="20" w:before="0"/>
             </w:pPr>
-            <w:hyperlink w:history="1" r:id="rIdklh5vphogd5fntpbr6qhu">
+            <w:hyperlink w:history="1" r:id="rIdqsqpm6i9fk5m97k6ixy-m">
               <w:r>
                 <w:rPr>
                   <w:rFonts w:ascii="Arial" w:cs="Arial" w:eastAsia="Arial" w:hAnsi="Arial"/>
@@ -3548,7 +3548,7 @@
               <w:spacing w:after="10" w:before="0"/>
               <w:ind w:left="120"/>
             </w:pPr>
-            <w:hyperlink w:history="1" r:id="rId5qpafcwwbhb8h8xhsejpr">
+            <w:hyperlink w:history="1" r:id="rIdm50-xfyxycdej1v-m4jks">
               <w:r>
                 <w:rPr>
                   <w:rFonts w:ascii="Arial" w:cs="Arial" w:eastAsia="Arial" w:hAnsi="Arial"/>
@@ -3895,7 +3895,7 @@
             <w:pPr>
               <w:spacing w:after="20" w:before="0"/>
             </w:pPr>
-            <w:hyperlink w:history="1" r:id="rId1ezmy8n0zm_p9c8zakpdx">
+            <w:hyperlink w:history="1" r:id="rId7944dyxlo42jj4rejf_96">
               <w:r>
                 <w:rPr>
                   <w:rFonts w:ascii="Arial" w:cs="Arial" w:eastAsia="Arial" w:hAnsi="Arial"/>
@@ -3928,7 +3928,7 @@
               <w:spacing w:after="10" w:before="0"/>
               <w:ind w:left="120"/>
             </w:pPr>
-            <w:hyperlink w:history="1" r:id="rIdchmqfeqwfzkkqbeoljwvv">
+            <w:hyperlink w:history="1" r:id="rId4mrpgmqvdr87i7yz-go1e">
               <w:r>
                 <w:rPr>
                   <w:rFonts w:ascii="Arial" w:cs="Arial" w:eastAsia="Arial" w:hAnsi="Arial"/>
@@ -3973,7 +3973,7 @@
             <w:pPr>
               <w:spacing w:after="20" w:before="0"/>
             </w:pPr>
-            <w:hyperlink w:history="1" r:id="rIdjzg8iar6jzu6wrxewhbpn">
+            <w:hyperlink w:history="1" r:id="rIdqyq0rx6ip5bvdfzechnw1">
               <w:r>
                 <w:rPr>
                   <w:rFonts w:ascii="Arial" w:cs="Arial" w:eastAsia="Arial" w:hAnsi="Arial"/>
@@ -3982,7 +3982,7 @@
                   <w:szCs w:val="16"/>
                   <w:u w:val="single" w:color="2E75B6"/>
                 </w:rPr>
-                <w:t xml:space="preserve">States of Matter (Flexbook)</w:t>
+                <w:t xml:space="preserve">States of Matter</w:t>
               </w:r>
             </w:hyperlink>
           </w:p>
@@ -3998,7 +3998,7 @@
                 <w:sz w:val="14"/>
                 <w:szCs w:val="14"/>
               </w:rPr>
-              <w:t xml:space="preserve">Source: CK-12</w:t>
+              <w:t xml:space="preserve">Source: PhET Interactive Simulations (English)</w:t>
             </w:r>
           </w:p>
           <w:p>
@@ -4006,7 +4006,7 @@
               <w:spacing w:after="10" w:before="0"/>
               <w:ind w:left="120"/>
             </w:pPr>
-            <w:hyperlink w:history="1" r:id="rIdcirzarxwd4se618svrl4n">
+            <w:hyperlink w:history="1" r:id="rIdlihnfo8ujyov3cqurtkdr">
               <w:r>
                 <w:rPr>
                   <w:rFonts w:ascii="Arial" w:cs="Arial" w:eastAsia="Arial" w:hAnsi="Arial"/>
@@ -4315,7 +4315,7 @@
             <w:pPr>
               <w:spacing w:after="20" w:before="0"/>
             </w:pPr>
-            <w:hyperlink w:history="1" r:id="rIdlhb6paohy_b76nyx-sswf">
+            <w:hyperlink w:history="1" r:id="rIdu3kjfupvjd7wwaejlsfnl">
               <w:r>
                 <w:rPr>
                   <w:rFonts w:ascii="Arial" w:cs="Arial" w:eastAsia="Arial" w:hAnsi="Arial"/>
@@ -4348,7 +4348,7 @@
               <w:spacing w:after="10" w:before="0"/>
               <w:ind w:left="120"/>
             </w:pPr>
-            <w:hyperlink w:history="1" r:id="rId_q07ha2izq2ktkzbaj3oj">
+            <w:hyperlink w:history="1" r:id="rIdbacrzrb8orwlbhad4uekd">
               <w:r>
                 <w:rPr>
                   <w:rFonts w:ascii="Arial" w:cs="Arial" w:eastAsia="Arial" w:hAnsi="Arial"/>
@@ -4386,14 +4386,14 @@
                 <w:sz w:val="16"/>
                 <w:szCs w:val="16"/>
               </w:rPr>
-              <w:t xml:space="preserve">📖 EXERCISE:</w:t>
+              <w:t xml:space="preserve">📖 HTML:</w:t>
             </w:r>
           </w:p>
           <w:p>
             <w:pPr>
               <w:spacing w:after="20" w:before="0"/>
             </w:pPr>
-            <w:hyperlink w:history="1" r:id="rIdh8prjyxfpxsd5ktce2bjc">
+            <w:hyperlink w:history="1" r:id="rIduzdp7tesgm68k90gmb269">
               <w:r>
                 <w:rPr>
                   <w:rFonts w:ascii="Arial" w:cs="Arial" w:eastAsia="Arial" w:hAnsi="Arial"/>
@@ -4402,9 +4402,25 @@
                   <w:szCs w:val="16"/>
                   <w:u w:val="single" w:color="2E75B6"/>
                 </w:rPr>
-                <w:t xml:space="preserve">States of Matter Practice</w:t>
+                <w:t xml:space="preserve">Heat, Temperature, and Thermal Energy Transfer (Flexbook)</w:t>
               </w:r>
             </w:hyperlink>
+          </w:p>
+          <w:p>
+            <w:pPr>
+              <w:spacing w:after="20" w:before="0"/>
+            </w:pPr>
+            <w:r>
+              <w:rPr>
+                <w:rFonts w:ascii="Arial" w:cs="Arial" w:eastAsia="Arial" w:hAnsi="Arial"/>
+                <w:i/>
+                <w:iCs/>
+                <w:color w:val="595959"/>
+                <w:sz w:val="16"/>
+                <w:szCs w:val="16"/>
+              </w:rPr>
+              <w:t xml:space="preserve">Related topic: not an exact match for this lesson.</w:t>
+            </w:r>
           </w:p>
           <w:p>
             <w:pPr>
@@ -4426,7 +4442,7 @@
               <w:spacing w:after="10" w:before="0"/>
               <w:ind w:left="120"/>
             </w:pPr>
-            <w:hyperlink w:history="1" r:id="rIdp_nvjtasjks5gkvh_vy3a">
+            <w:hyperlink w:history="1" r:id="rIdam_9ghnt4bal7134wh0dj">
               <w:r>
                 <w:rPr>
                   <w:rFonts w:ascii="Arial" w:cs="Arial" w:eastAsia="Arial" w:hAnsi="Arial"/>
@@ -4735,7 +4751,7 @@
             <w:pPr>
               <w:spacing w:after="20" w:before="0"/>
             </w:pPr>
-            <w:hyperlink w:history="1" r:id="rIdruwhnempcu3i7v8eodtqv">
+            <w:hyperlink w:history="1" r:id="rIdsw845evoydbgiehbyjjin">
               <w:r>
                 <w:rPr>
                   <w:rFonts w:ascii="Arial" w:cs="Arial" w:eastAsia="Arial" w:hAnsi="Arial"/>
@@ -4744,7 +4760,7 @@
                   <w:szCs w:val="16"/>
                   <w:u w:val="single" w:color="2E75B6"/>
                 </w:rPr>
-                <w:t xml:space="preserve">Real gases: Deviations from ideal behavior</w:t>
+                <w:t xml:space="preserve">Video: States of Matter</w:t>
               </w:r>
             </w:hyperlink>
           </w:p>
@@ -4760,7 +4776,7 @@
                 <w:sz w:val="14"/>
                 <w:szCs w:val="14"/>
               </w:rPr>
-              <w:t xml:space="preserve">Source: Khan Academy (English - US curriculum)</w:t>
+              <w:t xml:space="preserve">Source: PhET Interactive Simulations (English)</w:t>
             </w:r>
           </w:p>
           <w:p>
@@ -4768,7 +4784,7 @@
               <w:spacing w:after="10" w:before="0"/>
               <w:ind w:left="120"/>
             </w:pPr>
-            <w:hyperlink w:history="1" r:id="rIdo8hfi_g7hnjao-xzxpwg1">
+            <w:hyperlink w:history="1" r:id="rIdtjuhwrmdfyc2p-i6dihug">
               <w:r>
                 <w:rPr>
                   <w:rFonts w:ascii="Arial" w:cs="Arial" w:eastAsia="Arial" w:hAnsi="Arial"/>
@@ -4806,14 +4822,14 @@
                 <w:sz w:val="16"/>
                 <w:szCs w:val="16"/>
               </w:rPr>
-              <w:t xml:space="preserve">📖 HTML:</w:t>
+              <w:t xml:space="preserve">📖 EXERCISE:</w:t>
             </w:r>
           </w:p>
           <w:p>
             <w:pPr>
               <w:spacing w:after="20" w:before="0"/>
             </w:pPr>
-            <w:hyperlink w:history="1" r:id="rIdpcd4tybrzgom0nhpsn7t9">
+            <w:hyperlink w:history="1" r:id="rIdshtsafs8jtoq7mkkqwbij">
               <w:r>
                 <w:rPr>
                   <w:rFonts w:ascii="Arial" w:cs="Arial" w:eastAsia="Arial" w:hAnsi="Arial"/>
@@ -4822,9 +4838,25 @@
                   <w:szCs w:val="16"/>
                   <w:u w:val="single" w:color="2E75B6"/>
                 </w:rPr>
-                <w:t xml:space="preserve">Pressure versus Temperature (PLIX)</w:t>
+                <w:t xml:space="preserve">Heat, Temperature, and Thermal Energy Transfer Practice</w:t>
               </w:r>
             </w:hyperlink>
+          </w:p>
+          <w:p>
+            <w:pPr>
+              <w:spacing w:after="20" w:before="0"/>
+            </w:pPr>
+            <w:r>
+              <w:rPr>
+                <w:rFonts w:ascii="Arial" w:cs="Arial" w:eastAsia="Arial" w:hAnsi="Arial"/>
+                <w:i/>
+                <w:iCs/>
+                <w:color w:val="595959"/>
+                <w:sz w:val="16"/>
+                <w:szCs w:val="16"/>
+              </w:rPr>
+              <w:t xml:space="preserve">Related topic: not an exact match for this lesson.</w:t>
+            </w:r>
           </w:p>
           <w:p>
             <w:pPr>
@@ -4846,7 +4878,7 @@
               <w:spacing w:after="10" w:before="0"/>
               <w:ind w:left="120"/>
             </w:pPr>
-            <w:hyperlink w:history="1" r:id="rIdst3aafvjvkbmvv8fttbfs">
+            <w:hyperlink w:history="1" r:id="rIdpf525-ikfnbuqa5ydutmt">
               <w:r>
                 <w:rPr>
                   <w:rFonts w:ascii="Arial" w:cs="Arial" w:eastAsia="Arial" w:hAnsi="Arial"/>
@@ -5155,7 +5187,7 @@
             <w:pPr>
               <w:spacing w:after="20" w:before="0"/>
             </w:pPr>
-            <w:hyperlink w:history="1" r:id="rId7cqxpqstckoxkrtauo6wm">
+            <w:hyperlink w:history="1" r:id="rId8odyusszr9l8wadia6l14">
               <w:r>
                 <w:rPr>
                   <w:rFonts w:ascii="Arial" w:cs="Arial" w:eastAsia="Arial" w:hAnsi="Arial"/>
@@ -5164,7 +5196,7 @@
                   <w:szCs w:val="16"/>
                   <w:u w:val="single" w:color="2E75B6"/>
                 </w:rPr>
-                <w:t xml:space="preserve">States of matter -dubbed(KY)</w:t>
+                <w:t xml:space="preserve">Video: States of Matter: Basics</w:t>
               </w:r>
             </w:hyperlink>
           </w:p>
@@ -5180,7 +5212,7 @@
                 <w:sz w:val="14"/>
                 <w:szCs w:val="14"/>
               </w:rPr>
-              <w:t xml:space="preserve">Source: Khan Academy (Kiswahili)</w:t>
+              <w:t xml:space="preserve">Source: PhET Interactive Simulations (English)</w:t>
             </w:r>
           </w:p>
           <w:p>
@@ -5188,7 +5220,7 @@
               <w:spacing w:after="10" w:before="0"/>
               <w:ind w:left="120"/>
             </w:pPr>
-            <w:hyperlink w:history="1" r:id="rIdvfhvmseejqi9zwx9jbdrp">
+            <w:hyperlink w:history="1" r:id="rIddyz8spmu-qm0ovaf5axmj">
               <w:r>
                 <w:rPr>
                   <w:rFonts w:ascii="Arial" w:cs="Arial" w:eastAsia="Arial" w:hAnsi="Arial"/>
@@ -5226,14 +5258,14 @@
                 <w:sz w:val="16"/>
                 <w:szCs w:val="16"/>
               </w:rPr>
-              <w:t xml:space="preserve">📖 EXERCISE:</w:t>
+              <w:t xml:space="preserve">📖 HTML:</w:t>
             </w:r>
           </w:p>
           <w:p>
             <w:pPr>
               <w:spacing w:after="20" w:before="0"/>
             </w:pPr>
-            <w:hyperlink w:history="1" r:id="rIdtnhvposzndnpqwu8pdd5n">
+            <w:hyperlink w:history="1" r:id="rIdoxrwd3rvpx9dxtsv2d9qs">
               <w:r>
                 <w:rPr>
                   <w:rFonts w:ascii="Arial" w:cs="Arial" w:eastAsia="Arial" w:hAnsi="Arial"/>
@@ -5242,9 +5274,25 @@
                   <w:szCs w:val="16"/>
                   <w:u w:val="single" w:color="2E75B6"/>
                 </w:rPr>
-                <w:t xml:space="preserve">States of Matter in Biological Systems Practice</w:t>
+                <w:t xml:space="preserve">States of Matter: Basics</w:t>
               </w:r>
             </w:hyperlink>
+          </w:p>
+          <w:p>
+            <w:pPr>
+              <w:spacing w:after="20" w:before="0"/>
+            </w:pPr>
+            <w:r>
+              <w:rPr>
+                <w:rFonts w:ascii="Arial" w:cs="Arial" w:eastAsia="Arial" w:hAnsi="Arial"/>
+                <w:i/>
+                <w:iCs/>
+                <w:color w:val="595959"/>
+                <w:sz w:val="16"/>
+                <w:szCs w:val="16"/>
+              </w:rPr>
+              <w:t xml:space="preserve">Related topic: not an exact match for this lesson.</w:t>
+            </w:r>
           </w:p>
           <w:p>
             <w:pPr>
@@ -5258,7 +5306,7 @@
                 <w:sz w:val="14"/>
                 <w:szCs w:val="14"/>
               </w:rPr>
-              <w:t xml:space="preserve">Source: CK-12</w:t>
+              <w:t xml:space="preserve">Source: PhET Interactive Simulations (English)</w:t>
             </w:r>
           </w:p>
           <w:p>
@@ -5266,7 +5314,7 @@
               <w:spacing w:after="10" w:before="0"/>
               <w:ind w:left="120"/>
             </w:pPr>
-            <w:hyperlink w:history="1" r:id="rIdtiffq5a28b193gpcjyewq">
+            <w:hyperlink w:history="1" r:id="rIdpvk4an5izizmdczpr76re">
               <w:r>
                 <w:rPr>
                   <w:rFonts w:ascii="Arial" w:cs="Arial" w:eastAsia="Arial" w:hAnsi="Arial"/>
@@ -5854,7 +5902,7 @@
         </w:rPr>
         <w:t xml:space="preserve">© 2026 SeaVuria and ARES. Aligned with KICD objectives. Developed by SeaVuria; technical implementation by ARES (with AI assistance from Claude). Licensed under </w:t>
       </w:r>
-      <w:hyperlink w:history="1" r:id="rId50c46bz25tiza96zp-sin">
+      <w:hyperlink w:history="1" r:id="rIdeecrvd9b_phlmjrittos7">
         <w:r>
           <w:rPr>
             <w:rFonts w:ascii="Arial" w:cs="Arial" w:eastAsia="Arial" w:hAnsi="Arial"/>
@@ -5875,7 +5923,7 @@
         </w:rPr>
         <w:t xml:space="preserve"> (</w:t>
       </w:r>
-      <w:hyperlink w:history="1" r:id="rIdjj-0x2cw_0xoo5ietmdu_">
+      <w:hyperlink w:history="1" r:id="rIdptt46_ucqcklcd0aahian">
         <w:r>
           <w:rPr>
             <w:rFonts w:ascii="Arial" w:cs="Arial" w:eastAsia="Arial" w:hAnsi="Arial"/>
@@ -6888,7 +6936,7 @@
             <w:pPr>
               <w:spacing w:after="20" w:before="0"/>
             </w:pPr>
-            <w:hyperlink w:history="1" r:id="rIdjzexu4evtzojjcdfklokw">
+            <w:hyperlink w:history="1" r:id="rIdbdgu8hhzlzp5swmmpttc5">
               <w:r>
                 <w:rPr>
                   <w:rFonts w:ascii="Arial" w:cs="Arial" w:eastAsia="Arial" w:hAnsi="Arial"/>
@@ -6903,6 +6951,22 @@
           </w:p>
           <w:p>
             <w:pPr>
+              <w:spacing w:after="20" w:before="0"/>
+            </w:pPr>
+            <w:r>
+              <w:rPr>
+                <w:rFonts w:ascii="Arial" w:cs="Arial" w:eastAsia="Arial" w:hAnsi="Arial"/>
+                <w:i/>
+                <w:iCs/>
+                <w:color w:val="595959"/>
+                <w:sz w:val="16"/>
+                <w:szCs w:val="16"/>
+              </w:rPr>
+              <w:t xml:space="preserve">Related topic: not an exact match for this lesson.</w:t>
+            </w:r>
+          </w:p>
+          <w:p>
+            <w:pPr>
               <w:spacing w:after="10" w:before="0"/>
               <w:ind w:left="120"/>
             </w:pPr>
@@ -6921,7 +6985,7 @@
               <w:spacing w:after="10" w:before="0"/>
               <w:ind w:left="120"/>
             </w:pPr>
-            <w:hyperlink w:history="1" r:id="rIdnwnoobcl0sea4fq70axv0">
+            <w:hyperlink w:history="1" r:id="rIdydut5zdifd2si1p-8byn1">
               <w:r>
                 <w:rPr>
                   <w:rFonts w:ascii="Arial" w:cs="Arial" w:eastAsia="Arial" w:hAnsi="Arial"/>
@@ -6966,7 +7030,7 @@
             <w:pPr>
               <w:spacing w:after="20" w:before="0"/>
             </w:pPr>
-            <w:hyperlink w:history="1" r:id="rId67ihbrzwsfsnuhwlw7zui">
+            <w:hyperlink w:history="1" r:id="rIdej_fyfwy1wficvzomnol8">
               <w:r>
                 <w:rPr>
                   <w:rFonts w:ascii="Arial" w:cs="Arial" w:eastAsia="Arial" w:hAnsi="Arial"/>
@@ -6999,7 +7063,7 @@
               <w:spacing w:after="10" w:before="0"/>
               <w:ind w:left="120"/>
             </w:pPr>
-            <w:hyperlink w:history="1" r:id="rIdzzwkpl2xuf7sdylpdo_y1">
+            <w:hyperlink w:history="1" r:id="rIdd1v9uq-mrzt1g07vxx2kx">
               <w:r>
                 <w:rPr>
                   <w:rFonts w:ascii="Arial" w:cs="Arial" w:eastAsia="Arial" w:hAnsi="Arial"/>
@@ -7194,7 +7258,7 @@
             <w:pPr>
               <w:spacing w:after="20" w:before="0"/>
             </w:pPr>
-            <w:hyperlink w:history="1" r:id="rIdyasu_zjati80tccf2t1ru">
+            <w:hyperlink w:history="1" r:id="rId3m__nh8hh14bcgqvfwobc">
               <w:r>
                 <w:rPr>
                   <w:rFonts w:ascii="Arial" w:cs="Arial" w:eastAsia="Arial" w:hAnsi="Arial"/>
@@ -7209,6 +7273,22 @@
           </w:p>
           <w:p>
             <w:pPr>
+              <w:spacing w:after="20" w:before="0"/>
+            </w:pPr>
+            <w:r>
+              <w:rPr>
+                <w:rFonts w:ascii="Arial" w:cs="Arial" w:eastAsia="Arial" w:hAnsi="Arial"/>
+                <w:i/>
+                <w:iCs/>
+                <w:color w:val="595959"/>
+                <w:sz w:val="16"/>
+                <w:szCs w:val="16"/>
+              </w:rPr>
+              <w:t xml:space="preserve">Related topic: not an exact match for this lesson.</w:t>
+            </w:r>
+          </w:p>
+          <w:p>
+            <w:pPr>
               <w:spacing w:after="10" w:before="0"/>
               <w:ind w:left="120"/>
             </w:pPr>
@@ -7227,7 +7307,7 @@
               <w:spacing w:after="10" w:before="0"/>
               <w:ind w:left="120"/>
             </w:pPr>
-            <w:hyperlink w:history="1" r:id="rIdw5ag2wjczzhtkomv_k8uq">
+            <w:hyperlink w:history="1" r:id="rIdfxt7r1dxfulg8t1k-lt7e">
               <w:r>
                 <w:rPr>
                   <w:rFonts w:ascii="Arial" w:cs="Arial" w:eastAsia="Arial" w:hAnsi="Arial"/>
@@ -7272,7 +7352,7 @@
             <w:pPr>
               <w:spacing w:after="20" w:before="0"/>
             </w:pPr>
-            <w:hyperlink w:history="1" r:id="rIdeteg-a7wdlw-ajdreb1nc">
+            <w:hyperlink w:history="1" r:id="rIdihdwvcvm3vpr1yg__mjoc">
               <w:r>
                 <w:rPr>
                   <w:rFonts w:ascii="Arial" w:cs="Arial" w:eastAsia="Arial" w:hAnsi="Arial"/>
@@ -7305,7 +7385,7 @@
               <w:spacing w:after="10" w:before="0"/>
               <w:ind w:left="120"/>
             </w:pPr>
-            <w:hyperlink w:history="1" r:id="rId54hoifczfuh68rdvzsyyh">
+            <w:hyperlink w:history="1" r:id="rId2uuneu9tnuhdhyilasxey">
               <w:r>
                 <w:rPr>
                   <w:rFonts w:ascii="Arial" w:cs="Arial" w:eastAsia="Arial" w:hAnsi="Arial"/>
@@ -7347,7 +7427,7 @@
                 <w:sz w:val="18"/>
                 <w:szCs w:val="18"/>
               </w:rPr>
-              <w:t xml:space="preserve">Learners rotate through three stations in groups of four, spending approximately 7 minutes at each station. Station A (Liquid-in-Glass Thermometer): Groups measure and record the temperature of (i) a cup of room-temperature water, (ii) a cup of cold water with ice, and (iii) their own palm. They sketch the thermometer and label: bulb, capillary tube, scale, and alcohol column. Station B (Clinical Thermometer): Groups examine a clinical thermometer, identify the constriction (kink), record the resting reading, and discuss why the constriction is a design feature. They record: 'What stops the mercury/alcohol column from falling back before a nurse reads it?' Station C (Bimetallic Strip — Teacher-Supervised Demo): Teacher heats one end of a bimetallic strip with a candle or spirit lamp; learners observe and record the direction of bending. They match the bending direction to the metal with higher thermal expansion (copper side bends toward, brass side bends away) and sketch before/after diagrams. All observations are recorded in a structured three-column table: Thermometer Type | Thermometric Property | Range/Limitation.</w:t>
+              <w:t xml:space="preserve">Learners rotate through three stations in groups of four, spending approximately 7 minutes at each station. Station A (Liquid-in-Glass Thermometer): Groups measure and record the temperature of (i) a cup of room-temperature water, (ii) a cup of cold water with ice, and (iii) their own palm. They sketch the thermometer and label: bulb, capillary tube, scale, and alcohol column. Station B (Clinical Thermometer): Groups examine a clinical thermometer, identify the constriction (kink), record the resting reading, and discuss why the constriction is a design feature. They record: 'What stops the mercury/alcohol column from falling back before a nurse reads it?' Station C (Bimetallic Strip — Teacher-Supervised Demo): Teacher heats one end of a bimetallic strip with a candle or spirit lamp; learners observe and record the direction of bending. They match the bending direction to the metal with higher thermal expansion (the strip bends toward the copper side, so the brass on the outside of the curve expands more) and sketch before/after diagrams. All observations are recorded in a structured three-column table: Thermometer Type | Thermometric Property | Range/Limitation.</w:t>
             </w:r>
           </w:p>
         </w:tc>
@@ -7500,7 +7580,7 @@
             <w:pPr>
               <w:spacing w:after="20" w:before="0"/>
             </w:pPr>
-            <w:hyperlink w:history="1" r:id="rIdgie0dwvaz01v4ukif4vkz">
+            <w:hyperlink w:history="1" r:id="rIdon67wwomgmzrkcl62typk">
               <w:r>
                 <w:rPr>
                   <w:rFonts w:ascii="Arial" w:cs="Arial" w:eastAsia="Arial" w:hAnsi="Arial"/>
@@ -7515,6 +7595,22 @@
           </w:p>
           <w:p>
             <w:pPr>
+              <w:spacing w:after="20" w:before="0"/>
+            </w:pPr>
+            <w:r>
+              <w:rPr>
+                <w:rFonts w:ascii="Arial" w:cs="Arial" w:eastAsia="Arial" w:hAnsi="Arial"/>
+                <w:i/>
+                <w:iCs/>
+                <w:color w:val="595959"/>
+                <w:sz w:val="16"/>
+                <w:szCs w:val="16"/>
+              </w:rPr>
+              <w:t xml:space="preserve">Related topic: not an exact match for this lesson.</w:t>
+            </w:r>
+          </w:p>
+          <w:p>
+            <w:pPr>
               <w:spacing w:after="10" w:before="0"/>
               <w:ind w:left="120"/>
             </w:pPr>
@@ -7533,7 +7629,7 @@
               <w:spacing w:after="10" w:before="0"/>
               <w:ind w:left="120"/>
             </w:pPr>
-            <w:hyperlink w:history="1" r:id="rIdvbj4dia5k2lu_86ht3lja">
+            <w:hyperlink w:history="1" r:id="rIdjonfymfjf8iczdkihyoud">
               <w:r>
                 <w:rPr>
                   <w:rFonts w:ascii="Arial" w:cs="Arial" w:eastAsia="Arial" w:hAnsi="Arial"/>
@@ -7578,7 +7674,7 @@
             <w:pPr>
               <w:spacing w:after="20" w:before="0"/>
             </w:pPr>
-            <w:hyperlink w:history="1" r:id="rId5a2gkdlmplbdjkyfhjniu">
+            <w:hyperlink w:history="1" r:id="rIdnulrig-tifdzxuay65nmt">
               <w:r>
                 <w:rPr>
                   <w:rFonts w:ascii="Arial" w:cs="Arial" w:eastAsia="Arial" w:hAnsi="Arial"/>
@@ -7611,7 +7707,7 @@
               <w:spacing w:after="10" w:before="0"/>
               <w:ind w:left="120"/>
             </w:pPr>
-            <w:hyperlink w:history="1" r:id="rIdsn6kktase5ctadab520ld">
+            <w:hyperlink w:history="1" r:id="rIdzuyp6p4f_igqew7tdwu-h">
               <w:r>
                 <w:rPr>
                   <w:rFonts w:ascii="Arial" w:cs="Arial" w:eastAsia="Arial" w:hAnsi="Arial"/>
@@ -7685,7 +7781,7 @@
                 <w:sz w:val="18"/>
                 <w:szCs w:val="18"/>
               </w:rPr>
-              <w:t xml:space="preserve">Teacher opens the Explain phase: 'Let us pull your observations together. I heard three different properties — liquid expansion, metal bending, and a constriction mechanism. Scientists call any physical property that changes predictably and measurably with temperature a THERMOMETRIC PROPERTY. Write that definition now.' [WAIT 20 seconds for writing.] Teacher writes on the board: THERMOMETRIC PROPERTY — a physical property that varies continuously, noticeably, and reproducibly with temperature. Teacher then transitions: 'We now have a measurement problem. Our thermometers give us numbers — but on which scale? And why does it matter for our bottle story?' Teacher distributes the Kenyan weather data cards and says: 'Work with your partner. Convert all four temperatures to Kelvin. You have 5 minutes.' [WAIT 5 minutes, circulate, look for arithmetic errors — especially with negative Celsius values.] Teacher then cold-calls FIVE pairs on Q3, specifically seeking the particle-level language: 'I want to hear the word KINETIC ENERGY in your answer — if it is not there yet, add it.' Teacher narrates the connection: 'At 291 Kelvin in Nairobi, water molecules are moving fast and far apart enough to stay liquid. At 255 Kelvin in the freezer, they slow down so much that they lock into a hexagonal crystal lattice — and that lattice takes up MORE space. That is why the bottle cracked.' Teacher draws a quick particle diagram on the board: liquid water molecules (close, disordered, fast arrows) vs. ice lattice (spaced, ordered, slow arrows), referencing the cross-section diagram from Lesson 1.</w:t>
+              <w:t xml:space="preserve">Teacher opens the Explain phase: 'Let us pull your observations together. I heard three different properties — liquid expansion, metal bending, and a constriction mechanism. Scientists call any physical property that changes predictably and measurably with temperature a THERMOMETRIC PROPERTY. Write that definition now.' [WAIT 20 seconds for writing.] Teacher writes on the board: THERMOMETRIC PROPERTY — a physical property that varies continuously, noticeably, and reproducibly with temperature. Teacher then transitions: 'We now have a measurement problem. Our thermometers give us numbers — but on which scale? And why does it matter for our bottle story?' Teacher distributes the Kenyan weather data cards and says: 'Work with your partner. Convert all four temperatures to Kelvin. You have 5 minutes.' [WAIT 5 minutes, circulate, look for arithmetic errors — especially with negative Celsius values.] Teacher then cold-calls FIVE pairs on Q3, specifically seeking the particle-level language: 'I want to hear the word KINETIC ENERGY in your answer — if it is not there yet, add it.' Teacher narrates the connection: 'At 291 Kelvin in Nairobi, water molecules are moving fast and far apart enough to stay liquid. As the water cools to 273 Kelvin (0 °C) and freezes in the freezer, they slow down so much that they lock into a hexagonal crystal lattice — and that lattice takes up MORE space. That is why the bottle cracked.' Teacher draws a quick particle diagram on the board: liquid water molecules (close, disordered, fast arrows) vs. ice lattice (spaced, ordered, slow arrows), referencing the cross-section diagram from Lesson 1.</w:t>
             </w:r>
           </w:p>
         </w:tc>
@@ -7806,7 +7902,7 @@
             <w:pPr>
               <w:spacing w:after="20" w:before="0"/>
             </w:pPr>
-            <w:hyperlink w:history="1" r:id="rIdei3qrowsykx5yv9gqxvve">
+            <w:hyperlink w:history="1" r:id="rId3qvkfyikykncfjeieybfc">
               <w:r>
                 <w:rPr>
                   <w:rFonts w:ascii="Arial" w:cs="Arial" w:eastAsia="Arial" w:hAnsi="Arial"/>
@@ -7821,6 +7917,22 @@
           </w:p>
           <w:p>
             <w:pPr>
+              <w:spacing w:after="20" w:before="0"/>
+            </w:pPr>
+            <w:r>
+              <w:rPr>
+                <w:rFonts w:ascii="Arial" w:cs="Arial" w:eastAsia="Arial" w:hAnsi="Arial"/>
+                <w:i/>
+                <w:iCs/>
+                <w:color w:val="595959"/>
+                <w:sz w:val="16"/>
+                <w:szCs w:val="16"/>
+              </w:rPr>
+              <w:t xml:space="preserve">Related topic: not an exact match for this lesson.</w:t>
+            </w:r>
+          </w:p>
+          <w:p>
+            <w:pPr>
               <w:spacing w:after="10" w:before="0"/>
               <w:ind w:left="120"/>
             </w:pPr>
@@ -7839,7 +7951,7 @@
               <w:spacing w:after="10" w:before="0"/>
               <w:ind w:left="120"/>
             </w:pPr>
-            <w:hyperlink w:history="1" r:id="rIdwgr0npzfozrwwk7wtsqd2">
+            <w:hyperlink w:history="1" r:id="rIdvneemvjoexcewic_ze-zz">
               <w:r>
                 <w:rPr>
                   <w:rFonts w:ascii="Arial" w:cs="Arial" w:eastAsia="Arial" w:hAnsi="Arial"/>
@@ -7884,7 +7996,7 @@
             <w:pPr>
               <w:spacing w:after="20" w:before="0"/>
             </w:pPr>
-            <w:hyperlink w:history="1" r:id="rId4f3noox3vfkrf9hdrkwd1">
+            <w:hyperlink w:history="1" r:id="rIdzvfglsrfc2e0o620rjuwq">
               <w:r>
                 <w:rPr>
                   <w:rFonts w:ascii="Arial" w:cs="Arial" w:eastAsia="Arial" w:hAnsi="Arial"/>
@@ -7893,7 +8005,7 @@
                   <w:szCs w:val="16"/>
                   <w:u w:val="single" w:color="2E75B6"/>
                 </w:rPr>
-                <w:t xml:space="preserve">Determining the Equation of a Line: Temperature Conversion Challenge (PLIX)</w:t>
+                <w:t xml:space="preserve">Temperature and Temperature Scales (Flexbook)</w:t>
               </w:r>
             </w:hyperlink>
           </w:p>
@@ -7917,7 +8029,7 @@
               <w:spacing w:after="10" w:before="0"/>
               <w:ind w:left="120"/>
             </w:pPr>
-            <w:hyperlink w:history="1" r:id="rId6clwyamjnxvtujx1bzvsr">
+            <w:hyperlink w:history="1" r:id="rIdwib27fkl7la3j44a_ppig">
               <w:r>
                 <w:rPr>
                   <w:rFonts w:ascii="Arial" w:cs="Arial" w:eastAsia="Arial" w:hAnsi="Arial"/>
@@ -8112,7 +8224,7 @@
             <w:pPr>
               <w:spacing w:after="20" w:before="0"/>
             </w:pPr>
-            <w:hyperlink w:history="1" r:id="rIdnlcbanwqod0odnteq9xk1">
+            <w:hyperlink w:history="1" r:id="rIdu-72qc1plm4gt1zo0ugpv">
               <w:r>
                 <w:rPr>
                   <w:rFonts w:ascii="Arial" w:cs="Arial" w:eastAsia="Arial" w:hAnsi="Arial"/>
@@ -8127,6 +8239,22 @@
           </w:p>
           <w:p>
             <w:pPr>
+              <w:spacing w:after="20" w:before="0"/>
+            </w:pPr>
+            <w:r>
+              <w:rPr>
+                <w:rFonts w:ascii="Arial" w:cs="Arial" w:eastAsia="Arial" w:hAnsi="Arial"/>
+                <w:i/>
+                <w:iCs/>
+                <w:color w:val="595959"/>
+                <w:sz w:val="16"/>
+                <w:szCs w:val="16"/>
+              </w:rPr>
+              <w:t xml:space="preserve">Related topic: not an exact match for this lesson.</w:t>
+            </w:r>
+          </w:p>
+          <w:p>
+            <w:pPr>
               <w:spacing w:after="10" w:before="0"/>
               <w:ind w:left="120"/>
             </w:pPr>
@@ -8145,7 +8273,7 @@
               <w:spacing w:after="10" w:before="0"/>
               <w:ind w:left="120"/>
             </w:pPr>
-            <w:hyperlink w:history="1" r:id="rIdcla1kyainzut1t7vpmwux">
+            <w:hyperlink w:history="1" r:id="rIdlra3ky4w1uj_yivligu0g">
               <w:r>
                 <w:rPr>
                   <w:rFonts w:ascii="Arial" w:cs="Arial" w:eastAsia="Arial" w:hAnsi="Arial"/>
@@ -8183,14 +8311,14 @@
                 <w:sz w:val="16"/>
                 <w:szCs w:val="16"/>
               </w:rPr>
-              <w:t xml:space="preserve">📖 HTML:</w:t>
+              <w:t xml:space="preserve">📖 EXERCISE:</w:t>
             </w:r>
           </w:p>
           <w:p>
             <w:pPr>
               <w:spacing w:after="20" w:before="0"/>
             </w:pPr>
-            <w:hyperlink w:history="1" r:id="rIdib3beoqxn_c5m36v2b5xz">
+            <w:hyperlink w:history="1" r:id="rIdocqwecsfjdtslv_tcn3bh">
               <w:r>
                 <w:rPr>
                   <w:rFonts w:ascii="Arial" w:cs="Arial" w:eastAsia="Arial" w:hAnsi="Arial"/>
@@ -8199,7 +8327,7 @@
                   <w:szCs w:val="16"/>
                   <w:u w:val="single" w:color="2E75B6"/>
                 </w:rPr>
-                <w:t xml:space="preserve">Temperature and Temperature Scales (Flexbook)</w:t>
+                <w:t xml:space="preserve">Temperature and Temperature Scales Practice</w:t>
               </w:r>
             </w:hyperlink>
           </w:p>
@@ -8223,7 +8351,7 @@
               <w:spacing w:after="10" w:before="0"/>
               <w:ind w:left="120"/>
             </w:pPr>
-            <w:hyperlink w:history="1" r:id="rId3m-ftdfc_pez2tey_5wdf">
+            <w:hyperlink w:history="1" r:id="rIdm1osi6o6bnw2ec9otzqpq">
               <w:r>
                 <w:rPr>
                   <w:rFonts w:ascii="Arial" w:cs="Arial" w:eastAsia="Arial" w:hAnsi="Arial"/>
@@ -8581,7 +8709,7 @@
                 <w:sz w:val="18"/>
                 <w:szCs w:val="18"/>
               </w:rPr>
-              <w:t xml:space="preserve">At Station A, learners observed the red alcohol column in the liquid-in-glass thermometer rising when placed in warm water and falling in ice-cold water. At Station B, learners identified the constriction in the clinical thermometer that prevents the column from falling before a reading is taken. At Station C, learners observed the bimetallic strip bending toward the brass side when heated, indicating that copper expands more than brass under the same temperature change.</w:t>
+              <w:t xml:space="preserve">At Station A, learners observed the red alcohol column in the liquid-in-glass thermometer rising when placed in warm water and falling in ice-cold water. At Station B, learners identified the constriction in the clinical thermometer that prevents the column from falling before a reading is taken. At Station C, learners observed the bimetallic strip bending toward the copper side when heated, indicating that brass expands more than copper under the same temperature change.</w:t>
             </w:r>
           </w:p>
         </w:tc>
@@ -8713,7 +8841,7 @@
                 <w:sz w:val="18"/>
                 <w:szCs w:val="18"/>
               </w:rPr>
-              <w:t xml:space="preserve">The water in the sealed bottle was at approximately room temperature (~18 °C / 291 K) when placed in the freezer. As the freezer cooled the water to −18 °C (255 K), the water molecules lost kinetic energy, slowed down, and reorganised into an ordered hexagonal lattice structure. This lattice has greater intermolecular spacing than liquid water, so the ice occupies a larger volume. Because the bottle was sealed and could not expand, the growing ice exerted outward pressure on the glass walls — eventually exceeding the tensile strength of the glass and causing the bottle to crack.</w:t>
+              <w:t xml:space="preserve">The water in the sealed bottle was at approximately room temperature (~18 °C / 291 K) when placed in the freezer. As the freezer cooled the water to 0 °C (273 K) it froze: the water molecules lost kinetic energy, slowed down, and reorganised into an ordered hexagonal lattice structure. This lattice has greater intermolecular spacing than liquid water, so the ice occupies a larger volume. Because the bottle was sealed and could not expand, the growing ice exerted outward pressure on the glass walls — eventually exceeding the tensile strength of the glass and causing the bottle to crack.</w:t>
             </w:r>
           </w:p>
         </w:tc>
@@ -8735,7 +8863,7 @@
         </w:rPr>
         <w:t xml:space="preserve">© 2026 SeaVuria and ARES. Aligned with KICD objectives. Developed by SeaVuria; technical implementation by ARES (with AI assistance from Claude). Licensed under </w:t>
       </w:r>
-      <w:hyperlink w:history="1" r:id="rId4nc8nuqd4c_dcheocxkui">
+      <w:hyperlink w:history="1" r:id="rIdaex3u95a5w18ohvb4q0ox">
         <w:r>
           <w:rPr>
             <w:rFonts w:ascii="Arial" w:cs="Arial" w:eastAsia="Arial" w:hAnsi="Arial"/>
@@ -8756,7 +8884,7 @@
         </w:rPr>
         <w:t xml:space="preserve"> (</w:t>
       </w:r>
-      <w:hyperlink w:history="1" r:id="rIdgdqgi29uce7ka4v3ipi37">
+      <w:hyperlink w:history="1" r:id="rIdyyamyzhd17ozspx4wei26">
         <w:r>
           <w:rPr>
             <w:rFonts w:ascii="Arial" w:cs="Arial" w:eastAsia="Arial" w:hAnsi="Arial"/>
@@ -9769,40 +9897,24 @@
             <w:pPr>
               <w:spacing w:after="20" w:before="0"/>
             </w:pPr>
-            <w:hyperlink w:history="1" r:id="rId4psduma1zk5knwpoc0vmm">
-              <w:r>
-                <w:rPr>
-                  <w:rFonts w:ascii="Arial" w:cs="Arial" w:eastAsia="Arial" w:hAnsi="Arial"/>
-                  <w:color w:val="2E75B6"/>
-                  <w:sz w:val="16"/>
-                  <w:szCs w:val="16"/>
-                  <w:u w:val="single" w:color="2E75B6"/>
-                </w:rPr>
-                <w:t xml:space="preserve">Intro to partial fraction expansion</w:t>
-              </w:r>
-            </w:hyperlink>
+            <w:r>
+              <w:rPr>
+                <w:rFonts w:ascii="Arial" w:cs="Arial" w:eastAsia="Arial" w:hAnsi="Arial"/>
+                <w:i/>
+                <w:iCs/>
+                <w:color w:val="595959"/>
+                <w:sz w:val="16"/>
+                <w:szCs w:val="16"/>
+              </w:rPr>
+              <w:t xml:space="preserve">No closely matching video in the ARES library for this activity.</w:t>
+            </w:r>
           </w:p>
           <w:p>
             <w:pPr>
               <w:spacing w:after="10" w:before="0"/>
               <w:ind w:left="120"/>
             </w:pPr>
-            <w:r>
-              <w:rPr>
-                <w:rFonts w:ascii="Arial" w:cs="Arial" w:eastAsia="Arial" w:hAnsi="Arial"/>
-                <w:color w:val="595959"/>
-                <w:sz w:val="14"/>
-                <w:szCs w:val="14"/>
-              </w:rPr>
-              <w:t xml:space="preserve">Source: Khan Academy (English - US curriculum)</w:t>
-            </w:r>
-          </w:p>
-          <w:p>
-            <w:pPr>
-              <w:spacing w:after="10" w:before="0"/>
-              <w:ind w:left="120"/>
-            </w:pPr>
-            <w:hyperlink w:history="1" r:id="rIdjxjnlms0i6zqd4w0xhc32">
+            <w:hyperlink w:history="1" r:id="rIdcf38lcnlqkx_wejsletvk">
               <w:r>
                 <w:rPr>
                   <w:rFonts w:ascii="Arial" w:cs="Arial" w:eastAsia="Arial" w:hAnsi="Arial"/>
@@ -9811,9 +9923,24 @@
                   <w:szCs w:val="14"/>
                   <w:u w:val="single" w:color="595959"/>
                 </w:rPr>
-                <w:t xml:space="preserve">🔍 Search ARES for similar videos</w:t>
+                <w:t xml:space="preserve">🔍 Search ARES for videos</w:t>
               </w:r>
             </w:hyperlink>
+          </w:p>
+          <w:p>
+            <w:pPr>
+              <w:spacing w:after="10" w:before="0"/>
+              <w:ind w:left="120"/>
+            </w:pPr>
+            <w:r>
+              <w:rPr>
+                <w:rFonts w:ascii="Arial" w:cs="Arial" w:eastAsia="Arial" w:hAnsi="Arial"/>
+                <w:color w:val="595959"/>
+                <w:sz w:val="14"/>
+                <w:szCs w:val="14"/>
+              </w:rPr>
+              <w:t xml:space="preserve">Search terms: temperature thermal expansion linear</w:t>
+            </w:r>
           </w:p>
           <w:p>
             <w:pPr>
@@ -9847,7 +9974,7 @@
             <w:pPr>
               <w:spacing w:after="20" w:before="0"/>
             </w:pPr>
-            <w:hyperlink w:history="1" r:id="rIdtvnwsbpf-3tcdfppeanw5">
+            <w:hyperlink w:history="1" r:id="rIdrji46ctfeqsdezgkmag37">
               <w:r>
                 <w:rPr>
                   <w:rFonts w:ascii="Arial" w:cs="Arial" w:eastAsia="Arial" w:hAnsi="Arial"/>
@@ -9862,6 +9989,22 @@
           </w:p>
           <w:p>
             <w:pPr>
+              <w:spacing w:after="20" w:before="0"/>
+            </w:pPr>
+            <w:r>
+              <w:rPr>
+                <w:rFonts w:ascii="Arial" w:cs="Arial" w:eastAsia="Arial" w:hAnsi="Arial"/>
+                <w:i/>
+                <w:iCs/>
+                <w:color w:val="595959"/>
+                <w:sz w:val="16"/>
+                <w:szCs w:val="16"/>
+              </w:rPr>
+              <w:t xml:space="preserve">Related topic: not an exact match for this lesson.</w:t>
+            </w:r>
+          </w:p>
+          <w:p>
+            <w:pPr>
               <w:spacing w:after="10" w:before="0"/>
               <w:ind w:left="120"/>
             </w:pPr>
@@ -9880,7 +10023,7 @@
               <w:spacing w:after="10" w:before="0"/>
               <w:ind w:left="120"/>
             </w:pPr>
-            <w:hyperlink w:history="1" r:id="rIdzreyu-ymqjeenrnaa7x9s">
+            <w:hyperlink w:history="1" r:id="rIdah8k45ygd4wp_t757qbbh">
               <w:r>
                 <w:rPr>
                   <w:rFonts w:ascii="Arial" w:cs="Arial" w:eastAsia="Arial" w:hAnsi="Arial"/>
@@ -10075,40 +10218,24 @@
             <w:pPr>
               <w:spacing w:after="20" w:before="0"/>
             </w:pPr>
-            <w:hyperlink w:history="1" r:id="rIdihjujdsyjczrrehj7azgl">
-              <w:r>
-                <w:rPr>
-                  <w:rFonts w:ascii="Arial" w:cs="Arial" w:eastAsia="Arial" w:hAnsi="Arial"/>
-                  <w:color w:val="2E75B6"/>
-                  <w:sz w:val="16"/>
-                  <w:szCs w:val="16"/>
-                  <w:u w:val="single" w:color="2E75B6"/>
-                </w:rPr>
-                <w:t xml:space="preserve">Intro to partial fraction expansion</w:t>
-              </w:r>
-            </w:hyperlink>
+            <w:r>
+              <w:rPr>
+                <w:rFonts w:ascii="Arial" w:cs="Arial" w:eastAsia="Arial" w:hAnsi="Arial"/>
+                <w:i/>
+                <w:iCs/>
+                <w:color w:val="595959"/>
+                <w:sz w:val="16"/>
+                <w:szCs w:val="16"/>
+              </w:rPr>
+              <w:t xml:space="preserve">No closely matching video in the ARES library for this activity.</w:t>
+            </w:r>
           </w:p>
           <w:p>
             <w:pPr>
               <w:spacing w:after="10" w:before="0"/>
               <w:ind w:left="120"/>
             </w:pPr>
-            <w:r>
-              <w:rPr>
-                <w:rFonts w:ascii="Arial" w:cs="Arial" w:eastAsia="Arial" w:hAnsi="Arial"/>
-                <w:color w:val="595959"/>
-                <w:sz w:val="14"/>
-                <w:szCs w:val="14"/>
-              </w:rPr>
-              <w:t xml:space="preserve">Source: Khan Academy (English - US curriculum)</w:t>
-            </w:r>
-          </w:p>
-          <w:p>
-            <w:pPr>
-              <w:spacing w:after="10" w:before="0"/>
-              <w:ind w:left="120"/>
-            </w:pPr>
-            <w:hyperlink w:history="1" r:id="rId9ykdxwpjue6_demphltc7">
+            <w:hyperlink w:history="1" r:id="rIdsondorxomoyuv2l9pve3k">
               <w:r>
                 <w:rPr>
                   <w:rFonts w:ascii="Arial" w:cs="Arial" w:eastAsia="Arial" w:hAnsi="Arial"/>
@@ -10117,9 +10244,24 @@
                   <w:szCs w:val="14"/>
                   <w:u w:val="single" w:color="595959"/>
                 </w:rPr>
-                <w:t xml:space="preserve">🔍 Search ARES for similar videos</w:t>
+                <w:t xml:space="preserve">🔍 Search ARES for videos</w:t>
               </w:r>
             </w:hyperlink>
+          </w:p>
+          <w:p>
+            <w:pPr>
+              <w:spacing w:after="10" w:before="0"/>
+              <w:ind w:left="120"/>
+            </w:pPr>
+            <w:r>
+              <w:rPr>
+                <w:rFonts w:ascii="Arial" w:cs="Arial" w:eastAsia="Arial" w:hAnsi="Arial"/>
+                <w:color w:val="595959"/>
+                <w:sz w:val="14"/>
+                <w:szCs w:val="14"/>
+              </w:rPr>
+              <w:t xml:space="preserve">Search terms: temperature thermal expansion linear</w:t>
+            </w:r>
           </w:p>
           <w:p>
             <w:pPr>
@@ -10153,7 +10295,7 @@
             <w:pPr>
               <w:spacing w:after="20" w:before="0"/>
             </w:pPr>
-            <w:hyperlink w:history="1" r:id="rId7macdptftohfzip9jlglt">
+            <w:hyperlink w:history="1" r:id="rId2pf9yfdzcluuqat-b5t3w">
               <w:r>
                 <w:rPr>
                   <w:rFonts w:ascii="Arial" w:cs="Arial" w:eastAsia="Arial" w:hAnsi="Arial"/>
@@ -10168,6 +10310,22 @@
           </w:p>
           <w:p>
             <w:pPr>
+              <w:spacing w:after="20" w:before="0"/>
+            </w:pPr>
+            <w:r>
+              <w:rPr>
+                <w:rFonts w:ascii="Arial" w:cs="Arial" w:eastAsia="Arial" w:hAnsi="Arial"/>
+                <w:i/>
+                <w:iCs/>
+                <w:color w:val="595959"/>
+                <w:sz w:val="16"/>
+                <w:szCs w:val="16"/>
+              </w:rPr>
+              <w:t xml:space="preserve">Related topic: not an exact match for this lesson.</w:t>
+            </w:r>
+          </w:p>
+          <w:p>
+            <w:pPr>
               <w:spacing w:after="10" w:before="0"/>
               <w:ind w:left="120"/>
             </w:pPr>
@@ -10186,7 +10344,7 @@
               <w:spacing w:after="10" w:before="0"/>
               <w:ind w:left="120"/>
             </w:pPr>
-            <w:hyperlink w:history="1" r:id="rIdrfotwmrkll8ros4kay7fd">
+            <w:hyperlink w:history="1" r:id="rIdqmovh9tcya7yojpjyib9z">
               <w:r>
                 <w:rPr>
                   <w:rFonts w:ascii="Arial" w:cs="Arial" w:eastAsia="Arial" w:hAnsi="Arial"/>
@@ -10381,40 +10539,24 @@
             <w:pPr>
               <w:spacing w:after="20" w:before="0"/>
             </w:pPr>
-            <w:hyperlink w:history="1" r:id="rIdfawrwxldpv1ufu2hvbxhi">
-              <w:r>
-                <w:rPr>
-                  <w:rFonts w:ascii="Arial" w:cs="Arial" w:eastAsia="Arial" w:hAnsi="Arial"/>
-                  <w:color w:val="2E75B6"/>
-                  <w:sz w:val="16"/>
-                  <w:szCs w:val="16"/>
-                  <w:u w:val="single" w:color="2E75B6"/>
-                </w:rPr>
-                <w:t xml:space="preserve">Intro to partial fraction expansion</w:t>
-              </w:r>
-            </w:hyperlink>
+            <w:r>
+              <w:rPr>
+                <w:rFonts w:ascii="Arial" w:cs="Arial" w:eastAsia="Arial" w:hAnsi="Arial"/>
+                <w:i/>
+                <w:iCs/>
+                <w:color w:val="595959"/>
+                <w:sz w:val="16"/>
+                <w:szCs w:val="16"/>
+              </w:rPr>
+              <w:t xml:space="preserve">No closely matching video in the ARES library for this activity.</w:t>
+            </w:r>
           </w:p>
           <w:p>
             <w:pPr>
               <w:spacing w:after="10" w:before="0"/>
               <w:ind w:left="120"/>
             </w:pPr>
-            <w:r>
-              <w:rPr>
-                <w:rFonts w:ascii="Arial" w:cs="Arial" w:eastAsia="Arial" w:hAnsi="Arial"/>
-                <w:color w:val="595959"/>
-                <w:sz w:val="14"/>
-                <w:szCs w:val="14"/>
-              </w:rPr>
-              <w:t xml:space="preserve">Source: Khan Academy (English - US curriculum)</w:t>
-            </w:r>
-          </w:p>
-          <w:p>
-            <w:pPr>
-              <w:spacing w:after="10" w:before="0"/>
-              <w:ind w:left="120"/>
-            </w:pPr>
-            <w:hyperlink w:history="1" r:id="rId6jultmmvphr_nvrnn1h_i">
+            <w:hyperlink w:history="1" r:id="rId8sbl8veccr5irp5w0yyih">
               <w:r>
                 <w:rPr>
                   <w:rFonts w:ascii="Arial" w:cs="Arial" w:eastAsia="Arial" w:hAnsi="Arial"/>
@@ -10423,9 +10565,24 @@
                   <w:szCs w:val="14"/>
                   <w:u w:val="single" w:color="595959"/>
                 </w:rPr>
-                <w:t xml:space="preserve">🔍 Search ARES for similar videos</w:t>
+                <w:t xml:space="preserve">🔍 Search ARES for videos</w:t>
               </w:r>
             </w:hyperlink>
+          </w:p>
+          <w:p>
+            <w:pPr>
+              <w:spacing w:after="10" w:before="0"/>
+              <w:ind w:left="120"/>
+            </w:pPr>
+            <w:r>
+              <w:rPr>
+                <w:rFonts w:ascii="Arial" w:cs="Arial" w:eastAsia="Arial" w:hAnsi="Arial"/>
+                <w:color w:val="595959"/>
+                <w:sz w:val="14"/>
+                <w:szCs w:val="14"/>
+              </w:rPr>
+              <w:t xml:space="preserve">Search terms: temperature thermal expansion linear</w:t>
+            </w:r>
           </w:p>
           <w:p>
             <w:pPr>
@@ -10459,7 +10616,7 @@
             <w:pPr>
               <w:spacing w:after="20" w:before="0"/>
             </w:pPr>
-            <w:hyperlink w:history="1" r:id="rIdmo1i-fbgehl4ngb7ei3lw">
+            <w:hyperlink w:history="1" r:id="rIdsmothqw-vbz--xksttqcy">
               <w:r>
                 <w:rPr>
                   <w:rFonts w:ascii="Arial" w:cs="Arial" w:eastAsia="Arial" w:hAnsi="Arial"/>
@@ -10474,6 +10631,22 @@
           </w:p>
           <w:p>
             <w:pPr>
+              <w:spacing w:after="20" w:before="0"/>
+            </w:pPr>
+            <w:r>
+              <w:rPr>
+                <w:rFonts w:ascii="Arial" w:cs="Arial" w:eastAsia="Arial" w:hAnsi="Arial"/>
+                <w:i/>
+                <w:iCs/>
+                <w:color w:val="595959"/>
+                <w:sz w:val="16"/>
+                <w:szCs w:val="16"/>
+              </w:rPr>
+              <w:t xml:space="preserve">Related topic: not an exact match for this lesson.</w:t>
+            </w:r>
+          </w:p>
+          <w:p>
+            <w:pPr>
               <w:spacing w:after="10" w:before="0"/>
               <w:ind w:left="120"/>
             </w:pPr>
@@ -10492,7 +10665,7 @@
               <w:spacing w:after="10" w:before="0"/>
               <w:ind w:left="120"/>
             </w:pPr>
-            <w:hyperlink w:history="1" r:id="rIdesmhdklvmq-y6iuorwnaf">
+            <w:hyperlink w:history="1" r:id="rIda7zpo6xhgcvdgibbp9mpp">
               <w:r>
                 <w:rPr>
                   <w:rFonts w:ascii="Arial" w:cs="Arial" w:eastAsia="Arial" w:hAnsi="Arial"/>
@@ -10687,40 +10860,24 @@
             <w:pPr>
               <w:spacing w:after="20" w:before="0"/>
             </w:pPr>
-            <w:hyperlink w:history="1" r:id="rIdod3k7xxkuvekoarfwzzdk">
-              <w:r>
-                <w:rPr>
-                  <w:rFonts w:ascii="Arial" w:cs="Arial" w:eastAsia="Arial" w:hAnsi="Arial"/>
-                  <w:color w:val="2E75B6"/>
-                  <w:sz w:val="16"/>
-                  <w:szCs w:val="16"/>
-                  <w:u w:val="single" w:color="2E75B6"/>
-                </w:rPr>
-                <w:t xml:space="preserve">Intro to partial fraction expansion</w:t>
-              </w:r>
-            </w:hyperlink>
+            <w:r>
+              <w:rPr>
+                <w:rFonts w:ascii="Arial" w:cs="Arial" w:eastAsia="Arial" w:hAnsi="Arial"/>
+                <w:i/>
+                <w:iCs/>
+                <w:color w:val="595959"/>
+                <w:sz w:val="16"/>
+                <w:szCs w:val="16"/>
+              </w:rPr>
+              <w:t xml:space="preserve">No closely matching video in the ARES library for this activity.</w:t>
+            </w:r>
           </w:p>
           <w:p>
             <w:pPr>
               <w:spacing w:after="10" w:before="0"/>
               <w:ind w:left="120"/>
             </w:pPr>
-            <w:r>
-              <w:rPr>
-                <w:rFonts w:ascii="Arial" w:cs="Arial" w:eastAsia="Arial" w:hAnsi="Arial"/>
-                <w:color w:val="595959"/>
-                <w:sz w:val="14"/>
-                <w:szCs w:val="14"/>
-              </w:rPr>
-              <w:t xml:space="preserve">Source: Khan Academy (English - US curriculum)</w:t>
-            </w:r>
-          </w:p>
-          <w:p>
-            <w:pPr>
-              <w:spacing w:after="10" w:before="0"/>
-              <w:ind w:left="120"/>
-            </w:pPr>
-            <w:hyperlink w:history="1" r:id="rIdpvhh7exhv2zlkhhp0xxgh">
+            <w:hyperlink w:history="1" r:id="rIdoxxwvb0wq7xonwfj0xn9y">
               <w:r>
                 <w:rPr>
                   <w:rFonts w:ascii="Arial" w:cs="Arial" w:eastAsia="Arial" w:hAnsi="Arial"/>
@@ -10729,9 +10886,24 @@
                   <w:szCs w:val="14"/>
                   <w:u w:val="single" w:color="595959"/>
                 </w:rPr>
-                <w:t xml:space="preserve">🔍 Search ARES for similar videos</w:t>
+                <w:t xml:space="preserve">🔍 Search ARES for videos</w:t>
               </w:r>
             </w:hyperlink>
+          </w:p>
+          <w:p>
+            <w:pPr>
+              <w:spacing w:after="10" w:before="0"/>
+              <w:ind w:left="120"/>
+            </w:pPr>
+            <w:r>
+              <w:rPr>
+                <w:rFonts w:ascii="Arial" w:cs="Arial" w:eastAsia="Arial" w:hAnsi="Arial"/>
+                <w:color w:val="595959"/>
+                <w:sz w:val="14"/>
+                <w:szCs w:val="14"/>
+              </w:rPr>
+              <w:t xml:space="preserve">Search terms: temperature thermal expansion linear</w:t>
+            </w:r>
           </w:p>
           <w:p>
             <w:pPr>
@@ -10765,7 +10937,7 @@
             <w:pPr>
               <w:spacing w:after="20" w:before="0"/>
             </w:pPr>
-            <w:hyperlink w:history="1" r:id="rIdhb2aoggkd3cfgrtidl5rk">
+            <w:hyperlink w:history="1" r:id="rIdb2dmwjyc8sr2gbauxhp0y">
               <w:r>
                 <w:rPr>
                   <w:rFonts w:ascii="Arial" w:cs="Arial" w:eastAsia="Arial" w:hAnsi="Arial"/>
@@ -10780,6 +10952,22 @@
           </w:p>
           <w:p>
             <w:pPr>
+              <w:spacing w:after="20" w:before="0"/>
+            </w:pPr>
+            <w:r>
+              <w:rPr>
+                <w:rFonts w:ascii="Arial" w:cs="Arial" w:eastAsia="Arial" w:hAnsi="Arial"/>
+                <w:i/>
+                <w:iCs/>
+                <w:color w:val="595959"/>
+                <w:sz w:val="16"/>
+                <w:szCs w:val="16"/>
+              </w:rPr>
+              <w:t xml:space="preserve">Related topic: not an exact match for this lesson.</w:t>
+            </w:r>
+          </w:p>
+          <w:p>
+            <w:pPr>
               <w:spacing w:after="10" w:before="0"/>
               <w:ind w:left="120"/>
             </w:pPr>
@@ -10798,7 +10986,7 @@
               <w:spacing w:after="10" w:before="0"/>
               <w:ind w:left="120"/>
             </w:pPr>
-            <w:hyperlink w:history="1" r:id="rIdkfrs-axadbnz8vzjpuepe">
+            <w:hyperlink w:history="1" r:id="rIdp5syfszicra1kzo5n81qw">
               <w:r>
                 <w:rPr>
                   <w:rFonts w:ascii="Arial" w:cs="Arial" w:eastAsia="Arial" w:hAnsi="Arial"/>
@@ -10993,40 +11181,24 @@
             <w:pPr>
               <w:spacing w:after="20" w:before="0"/>
             </w:pPr>
-            <w:hyperlink w:history="1" r:id="rIdi3fxc1mjsuyekoqbodotw">
-              <w:r>
-                <w:rPr>
-                  <w:rFonts w:ascii="Arial" w:cs="Arial" w:eastAsia="Arial" w:hAnsi="Arial"/>
-                  <w:color w:val="2E75B6"/>
-                  <w:sz w:val="16"/>
-                  <w:szCs w:val="16"/>
-                  <w:u w:val="single" w:color="2E75B6"/>
-                </w:rPr>
-                <w:t xml:space="preserve">Intro to partial fraction expansion</w:t>
-              </w:r>
-            </w:hyperlink>
+            <w:r>
+              <w:rPr>
+                <w:rFonts w:ascii="Arial" w:cs="Arial" w:eastAsia="Arial" w:hAnsi="Arial"/>
+                <w:i/>
+                <w:iCs/>
+                <w:color w:val="595959"/>
+                <w:sz w:val="16"/>
+                <w:szCs w:val="16"/>
+              </w:rPr>
+              <w:t xml:space="preserve">No closely matching video in the ARES library for this activity.</w:t>
+            </w:r>
           </w:p>
           <w:p>
             <w:pPr>
               <w:spacing w:after="10" w:before="0"/>
               <w:ind w:left="120"/>
             </w:pPr>
-            <w:r>
-              <w:rPr>
-                <w:rFonts w:ascii="Arial" w:cs="Arial" w:eastAsia="Arial" w:hAnsi="Arial"/>
-                <w:color w:val="595959"/>
-                <w:sz w:val="14"/>
-                <w:szCs w:val="14"/>
-              </w:rPr>
-              <w:t xml:space="preserve">Source: Khan Academy (English - US curriculum)</w:t>
-            </w:r>
-          </w:p>
-          <w:p>
-            <w:pPr>
-              <w:spacing w:after="10" w:before="0"/>
-              <w:ind w:left="120"/>
-            </w:pPr>
-            <w:hyperlink w:history="1" r:id="rId1l4ug6ti7g-knxu1joj1t">
+            <w:hyperlink w:history="1" r:id="rIdlvgtynpdvilb9owcjwm_q">
               <w:r>
                 <w:rPr>
                   <w:rFonts w:ascii="Arial" w:cs="Arial" w:eastAsia="Arial" w:hAnsi="Arial"/>
@@ -11035,9 +11207,24 @@
                   <w:szCs w:val="14"/>
                   <w:u w:val="single" w:color="595959"/>
                 </w:rPr>
-                <w:t xml:space="preserve">🔍 Search ARES for similar videos</w:t>
+                <w:t xml:space="preserve">🔍 Search ARES for videos</w:t>
               </w:r>
             </w:hyperlink>
+          </w:p>
+          <w:p>
+            <w:pPr>
+              <w:spacing w:after="10" w:before="0"/>
+              <w:ind w:left="120"/>
+            </w:pPr>
+            <w:r>
+              <w:rPr>
+                <w:rFonts w:ascii="Arial" w:cs="Arial" w:eastAsia="Arial" w:hAnsi="Arial"/>
+                <w:color w:val="595959"/>
+                <w:sz w:val="14"/>
+                <w:szCs w:val="14"/>
+              </w:rPr>
+              <w:t xml:space="preserve">Search terms: temperature thermal expansion linear</w:t>
+            </w:r>
           </w:p>
           <w:p>
             <w:pPr>
@@ -11071,7 +11258,7 @@
             <w:pPr>
               <w:spacing w:after="20" w:before="0"/>
             </w:pPr>
-            <w:hyperlink w:history="1" r:id="rIdgopkch3nwq13bhhunoowm">
+            <w:hyperlink w:history="1" r:id="rIdxisjj71q29zlxfcbohsvm">
               <w:r>
                 <w:rPr>
                   <w:rFonts w:ascii="Arial" w:cs="Arial" w:eastAsia="Arial" w:hAnsi="Arial"/>
@@ -11086,6 +11273,22 @@
           </w:p>
           <w:p>
             <w:pPr>
+              <w:spacing w:after="20" w:before="0"/>
+            </w:pPr>
+            <w:r>
+              <w:rPr>
+                <w:rFonts w:ascii="Arial" w:cs="Arial" w:eastAsia="Arial" w:hAnsi="Arial"/>
+                <w:i/>
+                <w:iCs/>
+                <w:color w:val="595959"/>
+                <w:sz w:val="16"/>
+                <w:szCs w:val="16"/>
+              </w:rPr>
+              <w:t xml:space="preserve">Related topic: not an exact match for this lesson.</w:t>
+            </w:r>
+          </w:p>
+          <w:p>
+            <w:pPr>
               <w:spacing w:after="10" w:before="0"/>
               <w:ind w:left="120"/>
             </w:pPr>
@@ -11104,7 +11307,7 @@
               <w:spacing w:after="10" w:before="0"/>
               <w:ind w:left="120"/>
             </w:pPr>
-            <w:hyperlink w:history="1" r:id="rIdtxxz91qynsiqv2ollsjge">
+            <w:hyperlink w:history="1" r:id="rIdv42tr1sx_plok8ewj3tda">
               <w:r>
                 <w:rPr>
                   <w:rFonts w:ascii="Arial" w:cs="Arial" w:eastAsia="Arial" w:hAnsi="Arial"/>
@@ -11730,7 +11933,7 @@
         </w:rPr>
         <w:t xml:space="preserve">© 2026 SeaVuria and ARES. Aligned with KICD objectives. Developed by SeaVuria; technical implementation by ARES (with AI assistance from Claude). Licensed under </w:t>
       </w:r>
-      <w:hyperlink w:history="1" r:id="rIdukqikliq0ej9oto38ccvr">
+      <w:hyperlink w:history="1" r:id="rIdd0vcdrajgwvahtb5vjb_y">
         <w:r>
           <w:rPr>
             <w:rFonts w:ascii="Arial" w:cs="Arial" w:eastAsia="Arial" w:hAnsi="Arial"/>
@@ -11751,7 +11954,7 @@
         </w:rPr>
         <w:t xml:space="preserve"> (</w:t>
       </w:r>
-      <w:hyperlink w:history="1" r:id="rIdxfonaolp-jpmevhihn5ye">
+      <w:hyperlink w:history="1" r:id="rId0xf1r6shnpnnffwrnzgw_">
         <w:r>
           <w:rPr>
             <w:rFonts w:ascii="Arial" w:cs="Arial" w:eastAsia="Arial" w:hAnsi="Arial"/>
@@ -12764,7 +12967,84 @@
             <w:pPr>
               <w:spacing w:after="20" w:before="0"/>
             </w:pPr>
-            <w:hyperlink w:history="1" r:id="rIdjpomsbhoh3oq6jpenux55">
+            <w:r>
+              <w:rPr>
+                <w:rFonts w:ascii="Arial" w:cs="Arial" w:eastAsia="Arial" w:hAnsi="Arial"/>
+                <w:i/>
+                <w:iCs/>
+                <w:color w:val="595959"/>
+                <w:sz w:val="16"/>
+                <w:szCs w:val="16"/>
+              </w:rPr>
+              <w:t xml:space="preserve">No closely matching video in the ARES library for this activity.</w:t>
+            </w:r>
+          </w:p>
+          <w:p>
+            <w:pPr>
+              <w:spacing w:after="10" w:before="0"/>
+              <w:ind w:left="120"/>
+            </w:pPr>
+            <w:hyperlink w:history="1" r:id="rIdthz1ekhjm_p6ttlmiqbd2">
+              <w:r>
+                <w:rPr>
+                  <w:rFonts w:ascii="Arial" w:cs="Arial" w:eastAsia="Arial" w:hAnsi="Arial"/>
+                  <w:color w:val="595959"/>
+                  <w:sz w:val="14"/>
+                  <w:szCs w:val="14"/>
+                  <w:u w:val="single" w:color="595959"/>
+                </w:rPr>
+                <w:t xml:space="preserve">🔍 Search ARES for videos</w:t>
+              </w:r>
+            </w:hyperlink>
+          </w:p>
+          <w:p>
+            <w:pPr>
+              <w:spacing w:after="10" w:before="0"/>
+              <w:ind w:left="120"/>
+            </w:pPr>
+            <w:r>
+              <w:rPr>
+                <w:rFonts w:ascii="Arial" w:cs="Arial" w:eastAsia="Arial" w:hAnsi="Arial"/>
+                <w:color w:val="595959"/>
+                <w:sz w:val="14"/>
+                <w:szCs w:val="14"/>
+              </w:rPr>
+              <w:t xml:space="preserve">Search terms: temperature thermal expansion volumetric</w:t>
+            </w:r>
+          </w:p>
+          <w:p>
+            <w:pPr>
+              <w:spacing w:after="40" w:before="0"/>
+            </w:pPr>
+            <w:r>
+              <w:rPr>
+                <w:sz w:val="14"/>
+                <w:szCs w:val="14"/>
+              </w:rPr>
+              <w:t xml:space="preserve"/>
+            </w:r>
+          </w:p>
+          <w:p>
+            <w:pPr>
+              <w:spacing w:after="20" w:before="0"/>
+            </w:pPr>
+            <w:r>
+              <w:rPr>
+                <w:rFonts w:ascii="Arial" w:cs="Arial" w:eastAsia="Arial" w:hAnsi="Arial"/>
+                <w:b/>
+                <w:bCs/>
+                <w:color w:val="1F3864"/>
+                <w:sz w:val="16"/>
+                <w:szCs w:val="16"/>
+              </w:rPr>
+              <w:t xml:space="preserve">📖 HTML:</w:t>
+            </w:r>
+          </w:p>
+          <w:p>
+            <w:pPr>
+              <w:spacing w:after="20" w:before="0"/>
+            </w:pPr>
+            <w:hyperlink w:history="1" r:id="rIdthf20utc9knfl3nzzxhct">
               <w:r>
                 <w:rPr>
                   <w:rFonts w:ascii="Arial" w:cs="Arial" w:eastAsia="Arial" w:hAnsi="Arial"/>
@@ -12773,9 +13053,25 @@
                   <w:szCs w:val="16"/>
                   <w:u w:val="single" w:color="2E75B6"/>
                 </w:rPr>
-                <w:t xml:space="preserve">Evaluating expressions with variables: temperature</w:t>
+                <w:t xml:space="preserve">States of Matter</w:t>
               </w:r>
             </w:hyperlink>
+          </w:p>
+          <w:p>
+            <w:pPr>
+              <w:spacing w:after="20" w:before="0"/>
+            </w:pPr>
+            <w:r>
+              <w:rPr>
+                <w:rFonts w:ascii="Arial" w:cs="Arial" w:eastAsia="Arial" w:hAnsi="Arial"/>
+                <w:i/>
+                <w:iCs/>
+                <w:color w:val="595959"/>
+                <w:sz w:val="16"/>
+                <w:szCs w:val="16"/>
+              </w:rPr>
+              <w:t xml:space="preserve">Related topic: not an exact match for this lesson.</w:t>
+            </w:r>
           </w:p>
           <w:p>
             <w:pPr>
@@ -12789,7 +13085,7 @@
                 <w:sz w:val="14"/>
                 <w:szCs w:val="14"/>
               </w:rPr>
-              <w:t xml:space="preserve">Source: Khan Academy (English - US curriculum)</w:t>
+              <w:t xml:space="preserve">Source: PhET Interactive Simulations (English)</w:t>
             </w:r>
           </w:p>
           <w:p>
@@ -12797,85 +13093,7 @@
               <w:spacing w:after="10" w:before="0"/>
               <w:ind w:left="120"/>
             </w:pPr>
-            <w:hyperlink w:history="1" r:id="rIdmh5chttxoejrbmf_579bd">
-              <w:r>
-                <w:rPr>
-                  <w:rFonts w:ascii="Arial" w:cs="Arial" w:eastAsia="Arial" w:hAnsi="Arial"/>
-                  <w:color w:val="595959"/>
-                  <w:sz w:val="14"/>
-                  <w:szCs w:val="14"/>
-                  <w:u w:val="single" w:color="595959"/>
-                </w:rPr>
-                <w:t xml:space="preserve">🔍 Search ARES for similar videos</w:t>
-              </w:r>
-            </w:hyperlink>
-          </w:p>
-          <w:p>
-            <w:pPr>
-              <w:spacing w:after="40" w:before="0"/>
-            </w:pPr>
-            <w:r>
-              <w:rPr>
-                <w:sz w:val="14"/>
-                <w:szCs w:val="14"/>
-              </w:rPr>
-              <w:t xml:space="preserve"/>
-            </w:r>
-          </w:p>
-          <w:p>
-            <w:pPr>
-              <w:spacing w:after="20" w:before="0"/>
-            </w:pPr>
-            <w:r>
-              <w:rPr>
-                <w:rFonts w:ascii="Arial" w:cs="Arial" w:eastAsia="Arial" w:hAnsi="Arial"/>
-                <w:b/>
-                <w:bCs/>
-                <w:color w:val="1F3864"/>
-                <w:sz w:val="16"/>
-                <w:szCs w:val="16"/>
-              </w:rPr>
-              <w:t xml:space="preserve">📖 EXERCISE:</w:t>
-            </w:r>
-          </w:p>
-          <w:p>
-            <w:pPr>
-              <w:spacing w:after="20" w:before="0"/>
-            </w:pPr>
-            <w:hyperlink w:history="1" r:id="rIddsxxokma4fppdfif5zfqy">
-              <w:r>
-                <w:rPr>
-                  <w:rFonts w:ascii="Arial" w:cs="Arial" w:eastAsia="Arial" w:hAnsi="Arial"/>
-                  <w:color w:val="2E75B6"/>
-                  <w:sz w:val="16"/>
-                  <w:szCs w:val="16"/>
-                  <w:u w:val="single" w:color="2E75B6"/>
-                </w:rPr>
-                <w:t xml:space="preserve">Calculations using the ideal gas equation</w:t>
-              </w:r>
-            </w:hyperlink>
-          </w:p>
-          <w:p>
-            <w:pPr>
-              <w:spacing w:after="10" w:before="0"/>
-              <w:ind w:left="120"/>
-            </w:pPr>
-            <w:r>
-              <w:rPr>
-                <w:rFonts w:ascii="Arial" w:cs="Arial" w:eastAsia="Arial" w:hAnsi="Arial"/>
-                <w:color w:val="595959"/>
-                <w:sz w:val="14"/>
-                <w:szCs w:val="14"/>
-              </w:rPr>
-              <w:t xml:space="preserve">Source: Khan Academy (English - US curriculum)</w:t>
-            </w:r>
-          </w:p>
-          <w:p>
-            <w:pPr>
-              <w:spacing w:after="10" w:before="0"/>
-              <w:ind w:left="120"/>
-            </w:pPr>
-            <w:hyperlink w:history="1" r:id="rIdpt1akdyof67rcfmulkvyz">
+            <w:hyperlink w:history="1" r:id="rIdq2zddkygcuzl7ryekjs6o">
               <w:r>
                 <w:rPr>
                   <w:rFonts w:ascii="Arial" w:cs="Arial" w:eastAsia="Arial" w:hAnsi="Arial"/>
@@ -13070,40 +13288,24 @@
             <w:pPr>
               <w:spacing w:after="20" w:before="0"/>
             </w:pPr>
-            <w:hyperlink w:history="1" r:id="rIdtcaowwmfqjfj8kzjju4be">
-              <w:r>
-                <w:rPr>
-                  <w:rFonts w:ascii="Arial" w:cs="Arial" w:eastAsia="Arial" w:hAnsi="Arial"/>
-                  <w:color w:val="2E75B6"/>
-                  <w:sz w:val="16"/>
-                  <w:szCs w:val="16"/>
-                  <w:u w:val="single" w:color="2E75B6"/>
-                </w:rPr>
-                <w:t xml:space="preserve">Evaluating expressions with variables: temperature</w:t>
-              </w:r>
-            </w:hyperlink>
+            <w:r>
+              <w:rPr>
+                <w:rFonts w:ascii="Arial" w:cs="Arial" w:eastAsia="Arial" w:hAnsi="Arial"/>
+                <w:i/>
+                <w:iCs/>
+                <w:color w:val="595959"/>
+                <w:sz w:val="16"/>
+                <w:szCs w:val="16"/>
+              </w:rPr>
+              <w:t xml:space="preserve">No closely matching video in the ARES library for this activity.</w:t>
+            </w:r>
           </w:p>
           <w:p>
             <w:pPr>
               <w:spacing w:after="10" w:before="0"/>
               <w:ind w:left="120"/>
             </w:pPr>
-            <w:r>
-              <w:rPr>
-                <w:rFonts w:ascii="Arial" w:cs="Arial" w:eastAsia="Arial" w:hAnsi="Arial"/>
-                <w:color w:val="595959"/>
-                <w:sz w:val="14"/>
-                <w:szCs w:val="14"/>
-              </w:rPr>
-              <w:t xml:space="preserve">Source: Khan Academy (English - US curriculum)</w:t>
-            </w:r>
-          </w:p>
-          <w:p>
-            <w:pPr>
-              <w:spacing w:after="10" w:before="0"/>
-              <w:ind w:left="120"/>
-            </w:pPr>
-            <w:hyperlink w:history="1" r:id="rIdvjmnbb7wu-4ke2pxg9wtc">
+            <w:hyperlink w:history="1" r:id="rIdoejqnqqy-tsli4q-jfhs2">
               <w:r>
                 <w:rPr>
                   <w:rFonts w:ascii="Arial" w:cs="Arial" w:eastAsia="Arial" w:hAnsi="Arial"/>
@@ -13112,9 +13314,24 @@
                   <w:szCs w:val="14"/>
                   <w:u w:val="single" w:color="595959"/>
                 </w:rPr>
-                <w:t xml:space="preserve">🔍 Search ARES for similar videos</w:t>
+                <w:t xml:space="preserve">🔍 Search ARES for videos</w:t>
               </w:r>
             </w:hyperlink>
+          </w:p>
+          <w:p>
+            <w:pPr>
+              <w:spacing w:after="10" w:before="0"/>
+              <w:ind w:left="120"/>
+            </w:pPr>
+            <w:r>
+              <w:rPr>
+                <w:rFonts w:ascii="Arial" w:cs="Arial" w:eastAsia="Arial" w:hAnsi="Arial"/>
+                <w:color w:val="595959"/>
+                <w:sz w:val="14"/>
+                <w:szCs w:val="14"/>
+              </w:rPr>
+              <w:t xml:space="preserve">Search terms: temperature thermal expansion volumetric</w:t>
+            </w:r>
           </w:p>
           <w:p>
             <w:pPr>
@@ -13148,7 +13365,7 @@
             <w:pPr>
               <w:spacing w:after="20" w:before="0"/>
             </w:pPr>
-            <w:hyperlink w:history="1" r:id="rIdfoiksxhrkmykgjdj8f8ms">
+            <w:hyperlink w:history="1" r:id="rIdbbilo_sklfgjdxaj_jyyu">
               <w:r>
                 <w:rPr>
                   <w:rFonts w:ascii="Arial" w:cs="Arial" w:eastAsia="Arial" w:hAnsi="Arial"/>
@@ -13163,6 +13380,22 @@
           </w:p>
           <w:p>
             <w:pPr>
+              <w:spacing w:after="20" w:before="0"/>
+            </w:pPr>
+            <w:r>
+              <w:rPr>
+                <w:rFonts w:ascii="Arial" w:cs="Arial" w:eastAsia="Arial" w:hAnsi="Arial"/>
+                <w:i/>
+                <w:iCs/>
+                <w:color w:val="595959"/>
+                <w:sz w:val="16"/>
+                <w:szCs w:val="16"/>
+              </w:rPr>
+              <w:t xml:space="preserve">Related topic: not an exact match for this lesson.</w:t>
+            </w:r>
+          </w:p>
+          <w:p>
+            <w:pPr>
               <w:spacing w:after="10" w:before="0"/>
               <w:ind w:left="120"/>
             </w:pPr>
@@ -13181,7 +13414,7 @@
               <w:spacing w:after="10" w:before="0"/>
               <w:ind w:left="120"/>
             </w:pPr>
-            <w:hyperlink w:history="1" r:id="rIdvfyl0xdkvhhsoby6kmoyl">
+            <w:hyperlink w:history="1" r:id="rIdzrppsapbelgmf6dteczkc">
               <w:r>
                 <w:rPr>
                   <w:rFonts w:ascii="Arial" w:cs="Arial" w:eastAsia="Arial" w:hAnsi="Arial"/>
@@ -13376,7 +13609,84 @@
             <w:pPr>
               <w:spacing w:after="20" w:before="0"/>
             </w:pPr>
-            <w:hyperlink w:history="1" r:id="rId8e3okzavomxo7f4pplinp">
+            <w:r>
+              <w:rPr>
+                <w:rFonts w:ascii="Arial" w:cs="Arial" w:eastAsia="Arial" w:hAnsi="Arial"/>
+                <w:i/>
+                <w:iCs/>
+                <w:color w:val="595959"/>
+                <w:sz w:val="16"/>
+                <w:szCs w:val="16"/>
+              </w:rPr>
+              <w:t xml:space="preserve">No closely matching video in the ARES library for this activity.</w:t>
+            </w:r>
+          </w:p>
+          <w:p>
+            <w:pPr>
+              <w:spacing w:after="10" w:before="0"/>
+              <w:ind w:left="120"/>
+            </w:pPr>
+            <w:hyperlink w:history="1" r:id="rIdskr-shyvwq4vqac3e50ys">
+              <w:r>
+                <w:rPr>
+                  <w:rFonts w:ascii="Arial" w:cs="Arial" w:eastAsia="Arial" w:hAnsi="Arial"/>
+                  <w:color w:val="595959"/>
+                  <w:sz w:val="14"/>
+                  <w:szCs w:val="14"/>
+                  <w:u w:val="single" w:color="595959"/>
+                </w:rPr>
+                <w:t xml:space="preserve">🔍 Search ARES for videos</w:t>
+              </w:r>
+            </w:hyperlink>
+          </w:p>
+          <w:p>
+            <w:pPr>
+              <w:spacing w:after="10" w:before="0"/>
+              <w:ind w:left="120"/>
+            </w:pPr>
+            <w:r>
+              <w:rPr>
+                <w:rFonts w:ascii="Arial" w:cs="Arial" w:eastAsia="Arial" w:hAnsi="Arial"/>
+                <w:color w:val="595959"/>
+                <w:sz w:val="14"/>
+                <w:szCs w:val="14"/>
+              </w:rPr>
+              <w:t xml:space="preserve">Search terms: temperature thermal expansion volumetric</w:t>
+            </w:r>
+          </w:p>
+          <w:p>
+            <w:pPr>
+              <w:spacing w:after="40" w:before="0"/>
+            </w:pPr>
+            <w:r>
+              <w:rPr>
+                <w:sz w:val="14"/>
+                <w:szCs w:val="14"/>
+              </w:rPr>
+              <w:t xml:space="preserve"/>
+            </w:r>
+          </w:p>
+          <w:p>
+            <w:pPr>
+              <w:spacing w:after="20" w:before="0"/>
+            </w:pPr>
+            <w:r>
+              <w:rPr>
+                <w:rFonts w:ascii="Arial" w:cs="Arial" w:eastAsia="Arial" w:hAnsi="Arial"/>
+                <w:b/>
+                <w:bCs/>
+                <w:color w:val="1F3864"/>
+                <w:sz w:val="16"/>
+                <w:szCs w:val="16"/>
+              </w:rPr>
+              <w:t xml:space="preserve">📖 HTML:</w:t>
+            </w:r>
+          </w:p>
+          <w:p>
+            <w:pPr>
+              <w:spacing w:after="20" w:before="0"/>
+            </w:pPr>
+            <w:hyperlink w:history="1" r:id="rIdicrdlb0yclb6saj91r5sf">
               <w:r>
                 <w:rPr>
                   <w:rFonts w:ascii="Arial" w:cs="Arial" w:eastAsia="Arial" w:hAnsi="Arial"/>
@@ -13385,9 +13695,25 @@
                   <w:szCs w:val="16"/>
                   <w:u w:val="single" w:color="2E75B6"/>
                 </w:rPr>
-                <w:t xml:space="preserve">Evaluating expressions with variables: temperature</w:t>
+                <w:t xml:space="preserve">States of Matter</w:t>
               </w:r>
             </w:hyperlink>
+          </w:p>
+          <w:p>
+            <w:pPr>
+              <w:spacing w:after="20" w:before="0"/>
+            </w:pPr>
+            <w:r>
+              <w:rPr>
+                <w:rFonts w:ascii="Arial" w:cs="Arial" w:eastAsia="Arial" w:hAnsi="Arial"/>
+                <w:i/>
+                <w:iCs/>
+                <w:color w:val="595959"/>
+                <w:sz w:val="16"/>
+                <w:szCs w:val="16"/>
+              </w:rPr>
+              <w:t xml:space="preserve">Related topic: not an exact match for this lesson.</w:t>
+            </w:r>
           </w:p>
           <w:p>
             <w:pPr>
@@ -13401,7 +13727,7 @@
                 <w:sz w:val="14"/>
                 <w:szCs w:val="14"/>
               </w:rPr>
-              <w:t xml:space="preserve">Source: Khan Academy (English - US curriculum)</w:t>
+              <w:t xml:space="preserve">Source: PhET Interactive Simulations (English)</w:t>
             </w:r>
           </w:p>
           <w:p>
@@ -13409,85 +13735,7 @@
               <w:spacing w:after="10" w:before="0"/>
               <w:ind w:left="120"/>
             </w:pPr>
-            <w:hyperlink w:history="1" r:id="rId4cn9vtrrn67stazbsgagy">
-              <w:r>
-                <w:rPr>
-                  <w:rFonts w:ascii="Arial" w:cs="Arial" w:eastAsia="Arial" w:hAnsi="Arial"/>
-                  <w:color w:val="595959"/>
-                  <w:sz w:val="14"/>
-                  <w:szCs w:val="14"/>
-                  <w:u w:val="single" w:color="595959"/>
-                </w:rPr>
-                <w:t xml:space="preserve">🔍 Search ARES for similar videos</w:t>
-              </w:r>
-            </w:hyperlink>
-          </w:p>
-          <w:p>
-            <w:pPr>
-              <w:spacing w:after="40" w:before="0"/>
-            </w:pPr>
-            <w:r>
-              <w:rPr>
-                <w:sz w:val="14"/>
-                <w:szCs w:val="14"/>
-              </w:rPr>
-              <w:t xml:space="preserve"/>
-            </w:r>
-          </w:p>
-          <w:p>
-            <w:pPr>
-              <w:spacing w:after="20" w:before="0"/>
-            </w:pPr>
-            <w:r>
-              <w:rPr>
-                <w:rFonts w:ascii="Arial" w:cs="Arial" w:eastAsia="Arial" w:hAnsi="Arial"/>
-                <w:b/>
-                <w:bCs/>
-                <w:color w:val="1F3864"/>
-                <w:sz w:val="16"/>
-                <w:szCs w:val="16"/>
-              </w:rPr>
-              <w:t xml:space="preserve">📖 HTML:</w:t>
-            </w:r>
-          </w:p>
-          <w:p>
-            <w:pPr>
-              <w:spacing w:after="20" w:before="0"/>
-            </w:pPr>
-            <w:hyperlink w:history="1" r:id="rIdcjvmhz9qwgcfhfxasuodr">
-              <w:r>
-                <w:rPr>
-                  <w:rFonts w:ascii="Arial" w:cs="Arial" w:eastAsia="Arial" w:hAnsi="Arial"/>
-                  <w:color w:val="2E75B6"/>
-                  <w:sz w:val="16"/>
-                  <w:szCs w:val="16"/>
-                  <w:u w:val="single" w:color="2E75B6"/>
-                </w:rPr>
-                <w:t xml:space="preserve">Gas Properties</w:t>
-              </w:r>
-            </w:hyperlink>
-          </w:p>
-          <w:p>
-            <w:pPr>
-              <w:spacing w:after="10" w:before="0"/>
-              <w:ind w:left="120"/>
-            </w:pPr>
-            <w:r>
-              <w:rPr>
-                <w:rFonts w:ascii="Arial" w:cs="Arial" w:eastAsia="Arial" w:hAnsi="Arial"/>
-                <w:color w:val="595959"/>
-                <w:sz w:val="14"/>
-                <w:szCs w:val="14"/>
-              </w:rPr>
-              <w:t xml:space="preserve">Source: PhET Interactive Simulations (English)</w:t>
-            </w:r>
-          </w:p>
-          <w:p>
-            <w:pPr>
-              <w:spacing w:after="10" w:before="0"/>
-              <w:ind w:left="120"/>
-            </w:pPr>
-            <w:hyperlink w:history="1" r:id="rIdq2se-vpgfe7mab72dcr_u">
+            <w:hyperlink w:history="1" r:id="rIdjlen2uxh6q1psvk1mo0lz">
               <w:r>
                 <w:rPr>
                   <w:rFonts w:ascii="Arial" w:cs="Arial" w:eastAsia="Arial" w:hAnsi="Arial"/>
@@ -13529,7 +13777,7 @@
                 <w:sz w:val="18"/>
                 <w:szCs w:val="18"/>
               </w:rPr>
-              <w:t xml:space="preserve">Learners use their experimental graphs and the molecular-level cross-section diagram (introduced in the anchoring phenomenon) to construct a written explanation in their notebooks answering three scaffolded questions: (1) 'At what temperature did water have its smallest volume (highest capillary column minimum)? What does this mean for density?' (2) 'Using the formula ΔV = γV₀ΔT and γ_ice ≈ 3 × 51 × 10⁻⁶ K⁻¹ = 153 × 10⁻⁶ K⁻¹, calculate the volume increase when 500 ml of water at 4 °C freezes to 0 °C. Compare this to the volume of the original bottle — was there room for expansion?' (3) 'Using the molecular diagram, explain in two sentences why ice occupies more space than liquid water at the same mass.' Groups then participate in a whole-class 'Evidence Line' discussion: the teacher draws a horizontal line on the board labelled 'SHRINKS when cooled' on the left and 'EXPANDS when cooled' on the right. Each group places a sticky arrow on the line to show where water sits below 4 °C, and justifies their placement with one piece of data from their graph. Finally, learners individually complete a 'Claim–Evidence–Reasoning' (CER) frame in their notebooks: Claim — 'Water expands / contracts below 4 °C because…'; Evidence — one data point from their graph; Reasoning — the molecular explanation linking hexagonal ice lattice to greater intermolecular spacing.</w:t>
+              <w:t xml:space="preserve">Learners use their experimental graphs and the molecular-level cross-section diagram (introduced in the anchoring phenomenon) to construct a written explanation in their notebooks answering three scaffolded questions: (1) 'At what temperature did water have its smallest volume (highest capillary column minimum)? What does this mean for density?' (2) 'Freezing increases the volume of water by about 9% (a phase-change effect that ΔV = γV₀ΔT cannot describe). Calculate the volume increase when 500 ml of water freezes at 0 °C. Compare this to the volume of the original bottle — was there room for expansion?' (3) 'Using the molecular diagram, explain in two sentences why ice occupies more space than liquid water at the same mass.' Groups then participate in a whole-class 'Evidence Line' discussion: the teacher draws a horizontal line on the board labelled 'SHRINKS when cooled' on the left and 'EXPANDS when cooled' on the right. Each group places a sticky arrow on the line to show where water sits below 4 °C, and justifies their placement with one piece of data from their graph. Finally, learners individually complete a 'Claim–Evidence–Reasoning' (CER) frame in their notebooks: Claim — 'Water expands / contracts below 4 °C because…'; Evidence — one data point from their graph; Reasoning — the molecular explanation linking hexagonal ice lattice to greater intermolecular spacing.</w:t>
             </w:r>
           </w:p>
         </w:tc>
@@ -13625,7 +13873,7 @@
                 <w:sz w:val="18"/>
                 <w:szCs w:val="18"/>
               </w:rPr>
-              <w:t xml:space="preserve">Observable indicators: (1) In Q2, learners should calculate ΔV ≈ 153 × 10⁻⁶ × 0.5 × 4 ≈ 0.000306 L ≈ 0.3 ml from the formula — and recognise that the actual anomalous expansion of water (≈9% volume increase on freezing) is far larger, because γ_ice from the formula underestimates the structural expansion; this discrepancy is itself a teachable moment. (2) CER quality rubric (3 points): Claim correctly identifies expansion below 4 °C (1 pt); Evidence cites a specific temperature–height data point from their graph (1 pt); Reasoning mentions hexagonal lattice and increased intermolecular spacing (1 pt). Teacher collects CER frames at end of lesson as exit evidence. (3) Evidence Line: all groups should place arrows on the 'EXPANDS' side — if any group is on the wrong side, probe their data table before Phase 4.</w:t>
+              <w:t xml:space="preserve">Observable indicators: (1) In Q2, learners should calculate ΔV ≈ 0.09 × 500 ml ≈ 45 ml and recognise that this phase-change expansion cannot be obtained from ΔV = γV₀ΔT, which describes only gradual expansion within one phase. (2) CER quality rubric (3 points): Claim correctly identifies expansion below 4 °C (1 pt); Evidence cites a specific temperature–height data point from their graph (1 pt); Reasoning mentions hexagonal lattice and increased intermolecular spacing (1 pt). Teacher collects CER frames at end of lesson as exit evidence. (3) Evidence Line: all groups should place arrows on the 'EXPANDS' side — if any group is on the wrong side, probe their data table before Phase 4.</w:t>
             </w:r>
           </w:p>
         </w:tc>
@@ -13682,7 +13930,84 @@
             <w:pPr>
               <w:spacing w:after="20" w:before="0"/>
             </w:pPr>
-            <w:hyperlink w:history="1" r:id="rId9zpk_kdybkmhqmjvpzbfl">
+            <w:r>
+              <w:rPr>
+                <w:rFonts w:ascii="Arial" w:cs="Arial" w:eastAsia="Arial" w:hAnsi="Arial"/>
+                <w:i/>
+                <w:iCs/>
+                <w:color w:val="595959"/>
+                <w:sz w:val="16"/>
+                <w:szCs w:val="16"/>
+              </w:rPr>
+              <w:t xml:space="preserve">No closely matching video in the ARES library for this activity.</w:t>
+            </w:r>
+          </w:p>
+          <w:p>
+            <w:pPr>
+              <w:spacing w:after="10" w:before="0"/>
+              <w:ind w:left="120"/>
+            </w:pPr>
+            <w:hyperlink w:history="1" r:id="rIdqbtjzvsmj2_chmi3uaklc">
+              <w:r>
+                <w:rPr>
+                  <w:rFonts w:ascii="Arial" w:cs="Arial" w:eastAsia="Arial" w:hAnsi="Arial"/>
+                  <w:color w:val="595959"/>
+                  <w:sz w:val="14"/>
+                  <w:szCs w:val="14"/>
+                  <w:u w:val="single" w:color="595959"/>
+                </w:rPr>
+                <w:t xml:space="preserve">🔍 Search ARES for videos</w:t>
+              </w:r>
+            </w:hyperlink>
+          </w:p>
+          <w:p>
+            <w:pPr>
+              <w:spacing w:after="10" w:before="0"/>
+              <w:ind w:left="120"/>
+            </w:pPr>
+            <w:r>
+              <w:rPr>
+                <w:rFonts w:ascii="Arial" w:cs="Arial" w:eastAsia="Arial" w:hAnsi="Arial"/>
+                <w:color w:val="595959"/>
+                <w:sz w:val="14"/>
+                <w:szCs w:val="14"/>
+              </w:rPr>
+              <w:t xml:space="preserve">Search terms: temperature thermal expansion volumetric</w:t>
+            </w:r>
+          </w:p>
+          <w:p>
+            <w:pPr>
+              <w:spacing w:after="40" w:before="0"/>
+            </w:pPr>
+            <w:r>
+              <w:rPr>
+                <w:sz w:val="14"/>
+                <w:szCs w:val="14"/>
+              </w:rPr>
+              <w:t xml:space="preserve"/>
+            </w:r>
+          </w:p>
+          <w:p>
+            <w:pPr>
+              <w:spacing w:after="20" w:before="0"/>
+            </w:pPr>
+            <w:r>
+              <w:rPr>
+                <w:rFonts w:ascii="Arial" w:cs="Arial" w:eastAsia="Arial" w:hAnsi="Arial"/>
+                <w:b/>
+                <w:bCs/>
+                <w:color w:val="1F3864"/>
+                <w:sz w:val="16"/>
+                <w:szCs w:val="16"/>
+              </w:rPr>
+              <w:t xml:space="preserve">📖 HTML:</w:t>
+            </w:r>
+          </w:p>
+          <w:p>
+            <w:pPr>
+              <w:spacing w:after="20" w:before="0"/>
+            </w:pPr>
+            <w:hyperlink w:history="1" r:id="rId3kwu9x1ouredcvon5vwot">
               <w:r>
                 <w:rPr>
                   <w:rFonts w:ascii="Arial" w:cs="Arial" w:eastAsia="Arial" w:hAnsi="Arial"/>
@@ -13691,9 +14016,25 @@
                   <w:szCs w:val="16"/>
                   <w:u w:val="single" w:color="2E75B6"/>
                 </w:rPr>
-                <w:t xml:space="preserve">Evaluating expressions with variables: temperature</w:t>
+                <w:t xml:space="preserve">States of Matter</w:t>
               </w:r>
             </w:hyperlink>
+          </w:p>
+          <w:p>
+            <w:pPr>
+              <w:spacing w:after="20" w:before="0"/>
+            </w:pPr>
+            <w:r>
+              <w:rPr>
+                <w:rFonts w:ascii="Arial" w:cs="Arial" w:eastAsia="Arial" w:hAnsi="Arial"/>
+                <w:i/>
+                <w:iCs/>
+                <w:color w:val="595959"/>
+                <w:sz w:val="16"/>
+                <w:szCs w:val="16"/>
+              </w:rPr>
+              <w:t xml:space="preserve">Related topic: not an exact match for this lesson.</w:t>
+            </w:r>
           </w:p>
           <w:p>
             <w:pPr>
@@ -13707,7 +14048,7 @@
                 <w:sz w:val="14"/>
                 <w:szCs w:val="14"/>
               </w:rPr>
-              <w:t xml:space="preserve">Source: Khan Academy (English - US curriculum)</w:t>
+              <w:t xml:space="preserve">Source: PhET Interactive Simulations (English)</w:t>
             </w:r>
           </w:p>
           <w:p>
@@ -13715,85 +14056,7 @@
               <w:spacing w:after="10" w:before="0"/>
               <w:ind w:left="120"/>
             </w:pPr>
-            <w:hyperlink w:history="1" r:id="rIdpj5kx3ppgqhhtycpyawfj">
-              <w:r>
-                <w:rPr>
-                  <w:rFonts w:ascii="Arial" w:cs="Arial" w:eastAsia="Arial" w:hAnsi="Arial"/>
-                  <w:color w:val="595959"/>
-                  <w:sz w:val="14"/>
-                  <w:szCs w:val="14"/>
-                  <w:u w:val="single" w:color="595959"/>
-                </w:rPr>
-                <w:t xml:space="preserve">🔍 Search ARES for similar videos</w:t>
-              </w:r>
-            </w:hyperlink>
-          </w:p>
-          <w:p>
-            <w:pPr>
-              <w:spacing w:after="40" w:before="0"/>
-            </w:pPr>
-            <w:r>
-              <w:rPr>
-                <w:sz w:val="14"/>
-                <w:szCs w:val="14"/>
-              </w:rPr>
-              <w:t xml:space="preserve"/>
-            </w:r>
-          </w:p>
-          <w:p>
-            <w:pPr>
-              <w:spacing w:after="20" w:before="0"/>
-            </w:pPr>
-            <w:r>
-              <w:rPr>
-                <w:rFonts w:ascii="Arial" w:cs="Arial" w:eastAsia="Arial" w:hAnsi="Arial"/>
-                <w:b/>
-                <w:bCs/>
-                <w:color w:val="1F3864"/>
-                <w:sz w:val="16"/>
-                <w:szCs w:val="16"/>
-              </w:rPr>
-              <w:t xml:space="preserve">📖 HTML:</w:t>
-            </w:r>
-          </w:p>
-          <w:p>
-            <w:pPr>
-              <w:spacing w:after="20" w:before="0"/>
-            </w:pPr>
-            <w:hyperlink w:history="1" r:id="rIdb2zu01f6rhpcxxutsgfza">
-              <w:r>
-                <w:rPr>
-                  <w:rFonts w:ascii="Arial" w:cs="Arial" w:eastAsia="Arial" w:hAnsi="Arial"/>
-                  <w:color w:val="2E75B6"/>
-                  <w:sz w:val="16"/>
-                  <w:szCs w:val="16"/>
-                  <w:u w:val="single" w:color="2E75B6"/>
-                </w:rPr>
-                <w:t xml:space="preserve">Gases Intro</w:t>
-              </w:r>
-            </w:hyperlink>
-          </w:p>
-          <w:p>
-            <w:pPr>
-              <w:spacing w:after="10" w:before="0"/>
-              <w:ind w:left="120"/>
-            </w:pPr>
-            <w:r>
-              <w:rPr>
-                <w:rFonts w:ascii="Arial" w:cs="Arial" w:eastAsia="Arial" w:hAnsi="Arial"/>
-                <w:color w:val="595959"/>
-                <w:sz w:val="14"/>
-                <w:szCs w:val="14"/>
-              </w:rPr>
-              <w:t xml:space="preserve">Source: PhET Interactive Simulations (English)</w:t>
-            </w:r>
-          </w:p>
-          <w:p>
-            <w:pPr>
-              <w:spacing w:after="10" w:before="0"/>
-              <w:ind w:left="120"/>
-            </w:pPr>
-            <w:hyperlink w:history="1" r:id="rIdjua5gvgsfi9pfjm_ufvjq">
+            <w:hyperlink w:history="1" r:id="rIdeohoeielnksozcnikvcsn">
               <w:r>
                 <w:rPr>
                   <w:rFonts w:ascii="Arial" w:cs="Arial" w:eastAsia="Arial" w:hAnsi="Arial"/>
@@ -13988,7 +14251,84 @@
             <w:pPr>
               <w:spacing w:after="20" w:before="0"/>
             </w:pPr>
-            <w:hyperlink w:history="1" r:id="rIdfge6nbhvatqa-m6bxoor8">
+            <w:r>
+              <w:rPr>
+                <w:rFonts w:ascii="Arial" w:cs="Arial" w:eastAsia="Arial" w:hAnsi="Arial"/>
+                <w:i/>
+                <w:iCs/>
+                <w:color w:val="595959"/>
+                <w:sz w:val="16"/>
+                <w:szCs w:val="16"/>
+              </w:rPr>
+              <w:t xml:space="preserve">No closely matching video in the ARES library for this activity.</w:t>
+            </w:r>
+          </w:p>
+          <w:p>
+            <w:pPr>
+              <w:spacing w:after="10" w:before="0"/>
+              <w:ind w:left="120"/>
+            </w:pPr>
+            <w:hyperlink w:history="1" r:id="rIdku_blv-wxo9jvzcevaddd">
+              <w:r>
+                <w:rPr>
+                  <w:rFonts w:ascii="Arial" w:cs="Arial" w:eastAsia="Arial" w:hAnsi="Arial"/>
+                  <w:color w:val="595959"/>
+                  <w:sz w:val="14"/>
+                  <w:szCs w:val="14"/>
+                  <w:u w:val="single" w:color="595959"/>
+                </w:rPr>
+                <w:t xml:space="preserve">🔍 Search ARES for videos</w:t>
+              </w:r>
+            </w:hyperlink>
+          </w:p>
+          <w:p>
+            <w:pPr>
+              <w:spacing w:after="10" w:before="0"/>
+              <w:ind w:left="120"/>
+            </w:pPr>
+            <w:r>
+              <w:rPr>
+                <w:rFonts w:ascii="Arial" w:cs="Arial" w:eastAsia="Arial" w:hAnsi="Arial"/>
+                <w:color w:val="595959"/>
+                <w:sz w:val="14"/>
+                <w:szCs w:val="14"/>
+              </w:rPr>
+              <w:t xml:space="preserve">Search terms: temperature thermal expansion volumetric</w:t>
+            </w:r>
+          </w:p>
+          <w:p>
+            <w:pPr>
+              <w:spacing w:after="40" w:before="0"/>
+            </w:pPr>
+            <w:r>
+              <w:rPr>
+                <w:sz w:val="14"/>
+                <w:szCs w:val="14"/>
+              </w:rPr>
+              <w:t xml:space="preserve"/>
+            </w:r>
+          </w:p>
+          <w:p>
+            <w:pPr>
+              <w:spacing w:after="20" w:before="0"/>
+            </w:pPr>
+            <w:r>
+              <w:rPr>
+                <w:rFonts w:ascii="Arial" w:cs="Arial" w:eastAsia="Arial" w:hAnsi="Arial"/>
+                <w:b/>
+                <w:bCs/>
+                <w:color w:val="1F3864"/>
+                <w:sz w:val="16"/>
+                <w:szCs w:val="16"/>
+              </w:rPr>
+              <w:t xml:space="preserve">📖 HTML:</w:t>
+            </w:r>
+          </w:p>
+          <w:p>
+            <w:pPr>
+              <w:spacing w:after="20" w:before="0"/>
+            </w:pPr>
+            <w:hyperlink w:history="1" r:id="rIdv5kxmz_lbhhfwwdeuwmyz">
               <w:r>
                 <w:rPr>
                   <w:rFonts w:ascii="Arial" w:cs="Arial" w:eastAsia="Arial" w:hAnsi="Arial"/>
@@ -13997,9 +14337,25 @@
                   <w:szCs w:val="16"/>
                   <w:u w:val="single" w:color="2E75B6"/>
                 </w:rPr>
-                <w:t xml:space="preserve">Evaluating expressions with variables: temperature</w:t>
+                <w:t xml:space="preserve">States of Matter</w:t>
               </w:r>
             </w:hyperlink>
+          </w:p>
+          <w:p>
+            <w:pPr>
+              <w:spacing w:after="20" w:before="0"/>
+            </w:pPr>
+            <w:r>
+              <w:rPr>
+                <w:rFonts w:ascii="Arial" w:cs="Arial" w:eastAsia="Arial" w:hAnsi="Arial"/>
+                <w:i/>
+                <w:iCs/>
+                <w:color w:val="595959"/>
+                <w:sz w:val="16"/>
+                <w:szCs w:val="16"/>
+              </w:rPr>
+              <w:t xml:space="preserve">Related topic: not an exact match for this lesson.</w:t>
+            </w:r>
           </w:p>
           <w:p>
             <w:pPr>
@@ -14013,7 +14369,7 @@
                 <w:sz w:val="14"/>
                 <w:szCs w:val="14"/>
               </w:rPr>
-              <w:t xml:space="preserve">Source: Khan Academy (English - US curriculum)</w:t>
+              <w:t xml:space="preserve">Source: PhET Interactive Simulations (English)</w:t>
             </w:r>
           </w:p>
           <w:p>
@@ -14021,85 +14377,7 @@
               <w:spacing w:after="10" w:before="0"/>
               <w:ind w:left="120"/>
             </w:pPr>
-            <w:hyperlink w:history="1" r:id="rIdaeyf2uawqu8ycwn5bztzc">
-              <w:r>
-                <w:rPr>
-                  <w:rFonts w:ascii="Arial" w:cs="Arial" w:eastAsia="Arial" w:hAnsi="Arial"/>
-                  <w:color w:val="595959"/>
-                  <w:sz w:val="14"/>
-                  <w:szCs w:val="14"/>
-                  <w:u w:val="single" w:color="595959"/>
-                </w:rPr>
-                <w:t xml:space="preserve">🔍 Search ARES for similar videos</w:t>
-              </w:r>
-            </w:hyperlink>
-          </w:p>
-          <w:p>
-            <w:pPr>
-              <w:spacing w:after="40" w:before="0"/>
-            </w:pPr>
-            <w:r>
-              <w:rPr>
-                <w:sz w:val="14"/>
-                <w:szCs w:val="14"/>
-              </w:rPr>
-              <w:t xml:space="preserve"/>
-            </w:r>
-          </w:p>
-          <w:p>
-            <w:pPr>
-              <w:spacing w:after="20" w:before="0"/>
-            </w:pPr>
-            <w:r>
-              <w:rPr>
-                <w:rFonts w:ascii="Arial" w:cs="Arial" w:eastAsia="Arial" w:hAnsi="Arial"/>
-                <w:b/>
-                <w:bCs/>
-                <w:color w:val="1F3864"/>
-                <w:sz w:val="16"/>
-                <w:szCs w:val="16"/>
-              </w:rPr>
-              <w:t xml:space="preserve">📖 EXERCISE:</w:t>
-            </w:r>
-          </w:p>
-          <w:p>
-            <w:pPr>
-              <w:spacing w:after="20" w:before="0"/>
-            </w:pPr>
-            <w:hyperlink w:history="1" r:id="rIdnp2a3di-_bakerg8k1osi">
-              <w:r>
-                <w:rPr>
-                  <w:rFonts w:ascii="Arial" w:cs="Arial" w:eastAsia="Arial" w:hAnsi="Arial"/>
-                  <w:color w:val="2E75B6"/>
-                  <w:sz w:val="16"/>
-                  <w:szCs w:val="16"/>
-                  <w:u w:val="single" w:color="2E75B6"/>
-                </w:rPr>
-                <w:t xml:space="preserve">Calculations using the ideal gas equation</w:t>
-              </w:r>
-            </w:hyperlink>
-          </w:p>
-          <w:p>
-            <w:pPr>
-              <w:spacing w:after="10" w:before="0"/>
-              <w:ind w:left="120"/>
-            </w:pPr>
-            <w:r>
-              <w:rPr>
-                <w:rFonts w:ascii="Arial" w:cs="Arial" w:eastAsia="Arial" w:hAnsi="Arial"/>
-                <w:color w:val="595959"/>
-                <w:sz w:val="14"/>
-                <w:szCs w:val="14"/>
-              </w:rPr>
-              <w:t xml:space="preserve">Source: Khan Academy (English - US curriculum)</w:t>
-            </w:r>
-          </w:p>
-          <w:p>
-            <w:pPr>
-              <w:spacing w:after="10" w:before="0"/>
-              <w:ind w:left="120"/>
-            </w:pPr>
-            <w:hyperlink w:history="1" r:id="rIdycqc_wy975zdxdy8kr2ut">
+            <w:hyperlink w:history="1" r:id="rIdwmxof7gt-eqtu1tpf84nk">
               <w:r>
                 <w:rPr>
                   <w:rFonts w:ascii="Arial" w:cs="Arial" w:eastAsia="Arial" w:hAnsi="Arial"/>
@@ -14141,7 +14419,7 @@
                 <w:sz w:val="18"/>
                 <w:szCs w:val="18"/>
               </w:rPr>
-              <w:t xml:space="preserve">Learners open their cumulative class model (started in Lesson 1 as a simple particle diagram of the bottle before freezing). Today's revision task has two components: (A) MOLECULAR SCALE — Each learner adds a new panel to their model notebook showing: (i) liquid water molecules at 20 °C (random arrangement, moderate spacing, label: 'Volume = V₀'); (ii) water molecules at 4 °C (closest packing, label: 'Maximum density, minimum volume'); (iii) ice crystal at 0 °C (hexagonal lattice, clearly larger intermolecular spacing than panel ii, label: 'Volume = V₀ + ΔV; ΔV = γV₀ΔT'). Arrows between panels show the direction of volume change. (B) MACROSCOPIC SCALE — Learners add quantitative annotations to their bottle diagram: the calculated ΔV for 500 ml of water freezing, an arrow showing outward pressure direction on the glass wall, and a label indicating 'Pressure exceeds tensile strength of glass → crack'. Groups then do a 3-minute 'Model Critique' — they swap notebooks with another group and use a printed 'Model Quality Checklist' (Does it show molecular spacing increasing? Does it include a formula? Does it connect micro to macro? Does it explain the crack?) to give two stars and one wish. Learners revise their models based on peer feedback before submitting notebooks.</w:t>
+              <w:t xml:space="preserve">Learners open their cumulative class model (started in Lesson 1 as a simple particle diagram of the bottle before freezing). Today's revision task has two components: (A) MOLECULAR SCALE — Each learner adds a new panel to their model notebook showing: (i) liquid water molecules at 20 °C (random arrangement, moderate spacing, label: 'Volume = V₀'); (ii) water molecules at 4 °C (closest packing, label: 'Maximum density, minimum volume'); (iii) ice crystal at 0 °C (hexagonal lattice, clearly larger intermolecular spacing than panel ii, label: 'Volume ≈ 1.09 V₀ (about +9% on freezing)'). Arrows between panels show the direction of volume change. (B) MACROSCOPIC SCALE — Learners add quantitative annotations to their bottle diagram: the calculated ΔV for 500 ml of water freezing, an arrow showing outward pressure direction on the glass wall, and a label indicating 'Pressure exceeds tensile strength of glass → crack'. Groups then do a 3-minute 'Model Critique' — they swap notebooks with another group and use a printed 'Model Quality Checklist' (Does it show molecular spacing increasing? Does it include a formula? Does it connect micro to macro? Does it explain the crack?) to give two stars and one wish. Learners revise their models based on peer feedback before submitting notebooks.</w:t>
             </w:r>
           </w:p>
         </w:tc>
@@ -14237,7 +14515,7 @@
                 <w:sz w:val="18"/>
                 <w:szCs w:val="18"/>
               </w:rPr>
-              <w:t xml:space="preserve">Observable indicators: (1) Molecular panel iii must show clearly larger intermolecular spacing than panel ii — not just labelled but visually represented. (2) The formula ΔV = γV₀ΔT must appear with values substituted (not just written abstractly). (3) The macroscopic bottle diagram must include a directional pressure arrow and an explicit link to the crack. (4) Model Quality Checklist peer scores are collected — any model scoring fewer than 3 out of 4 checklist criteria is flagged for teacher follow-up in Lesson 5. Teacher also checks: do learners who held the 'water always shrinks' misconception in Phase 1 now show the correct anomalous behaviour in their molecular panels? This is the key conceptual shift indicator for the lesson.</w:t>
+              <w:t xml:space="preserve">Observable indicators: (1) Molecular panel iii must show clearly larger intermolecular spacing than panel ii — not just labelled but visually represented. (2) The freezing volume increase (about 9% of 500 ml ≈ 45 ml) must appear with values substituted (not just written abstractly). (3) The macroscopic bottle diagram must include a directional pressure arrow and an explicit link to the crack. (4) Model Quality Checklist peer scores are collected — any model scoring fewer than 3 out of 4 checklist criteria is flagged for teacher follow-up in Lesson 5. Teacher also checks: do learners who held the 'water always shrinks' misconception in Phase 1 now show the correct anomalous behaviour in their molecular panels? This is the key conceptual shift indicator for the lesson.</w:t>
             </w:r>
           </w:p>
         </w:tc>
@@ -14523,7 +14801,7 @@
                 <w:sz w:val="18"/>
                 <w:szCs w:val="18"/>
               </w:rPr>
-              <w:t xml:space="preserve">Learners learned that: (1) superficial expansivity β ≈ 2α and volumetric expansivity γ ≈ 3α can be derived mathematically from linear expansivity α, and used in the formula ΔV = γV₀ΔT; (2) most substances contract when cooled, but water is anomalous — it expands below 4 °C because water molecules arrange into a hexagonal ice crystal lattice with greater intermolecular spacing than liquid water; (3) water reaches its maximum density at 4 °C; (4) this anomalous expansion is the direct cause of the cracked frozen bottle in the anchoring phenomenon, as the expanding ice generated pressure exceeding the tensile strength of the glass.</w:t>
+              <w:t xml:space="preserve">Learners learned that: (1) superficial expansivity β ≈ 2α and volumetric expansivity γ ≈ 3α can be derived mathematically from linear expansivity α, and used in the formula ΔV = γV₀ΔT; (2) most substances contract when cooled, but water is anomalous — it expands as it cools below 4 °C, and on freezing at 0 °C water molecules arrange into a hexagonal ice crystal lattice with greater intermolecular spacing than liquid water; (3) water reaches its maximum density at 4 °C; (4) this anomalous expansion is the direct cause of the cracked frozen bottle in the anchoring phenomenon, as the expanding ice generated pressure exceeding the tensile strength of the glass.</w:t>
             </w:r>
           </w:p>
         </w:tc>
@@ -14589,7 +14867,7 @@
                 <w:sz w:val="18"/>
                 <w:szCs w:val="18"/>
               </w:rPr>
-              <w:t xml:space="preserve">The sealed glass bottle cracked because water, unlike most substances, expands when it freezes. As the water cooled below 4 °C, its molecules arranged into a hexagonal ice crystal lattice in which the intermolecular spacing is greater than in liquid water — so the same mass of water occupies a larger volume as ice. Confined inside a sealed bottle with no room to expand, the growing ice exerted outward pressure on the glass walls. When this pressure exceeded the tensile strength of the glass, the bottle cracked. The volumetric expansion can be quantified using ΔV = γV₀ΔT, and the temperature–volume graph of water provides direct experimental evidence of this anomalous behaviour.</w:t>
+              <w:t xml:space="preserve">The sealed glass bottle cracked because water, unlike most substances, expands when it freezes. As the water cooled below 4 °C it began to expand, and on freezing at 0 °C its molecules arranged into a hexagonal ice crystal lattice in which the intermolecular spacing is greater than in liquid water — so the same mass of water occupies a larger volume as ice. Confined inside a sealed bottle with no room to expand, the growing ice exerted outward pressure on the glass walls. When this pressure exceeded the tensile strength of the glass, the bottle cracked. The volumetric expansion can be quantified using ΔV = γV₀ΔT, and the temperature–volume graph of water provides direct experimental evidence of this anomalous behaviour.</w:t>
             </w:r>
           </w:p>
         </w:tc>
@@ -14611,7 +14889,7 @@
         </w:rPr>
         <w:t xml:space="preserve">© 2026 SeaVuria and ARES. Aligned with KICD objectives. Developed by SeaVuria; technical implementation by ARES (with AI assistance from Claude). Licensed under </w:t>
       </w:r>
-      <w:hyperlink w:history="1" r:id="rIdephekrljkyxnztqulsfsv">
+      <w:hyperlink w:history="1" r:id="rIdxeiomw5ipejaawi4v4qri">
         <w:r>
           <w:rPr>
             <w:rFonts w:ascii="Arial" w:cs="Arial" w:eastAsia="Arial" w:hAnsi="Arial"/>
@@ -14632,7 +14910,7 @@
         </w:rPr>
         <w:t xml:space="preserve"> (</w:t>
       </w:r>
-      <w:hyperlink w:history="1" r:id="rIdl6f90gygfefodbrhudyyj">
+      <w:hyperlink w:history="1" r:id="rId4p4dd60fi5w1rqbbybpv-">
         <w:r>
           <w:rPr>
             <w:rFonts w:ascii="Arial" w:cs="Arial" w:eastAsia="Arial" w:hAnsi="Arial"/>
@@ -15362,7 +15640,7 @@
                 <w:sz w:val="18"/>
                 <w:szCs w:val="18"/>
               </w:rPr>
-              <w:t xml:space="preserve">Learners open the lesson by revisiting the cracked bottle phenomenon and asking: if engineers know materials expand, how do they stop structures from cracking the way the bottle did? Working in groups of four, learners receive Kenya-context application cards describing expansion joints on the Thika Superhighway, bimetallic strip thermostats in electric irons, fitting of metal tyres on wooden cart wheels, and riveting in metal roofing sheets. Each group analyses one application, identifies the expansion principle at work, and presents a two-minute explanation to the class. The teacher then leads a whole-class worked example calculating the required expansion gap for a 10 m steel bridge beam in Kisumu exposed to a 35 degree C seasonal range, using deltaL = alphaL0deltaT with alpha for steel = 12 x 10 to the power of minus 6 per degree C. Learners then independently solve a parallel problem involving overhead power line cables run by Kenya Power between Nairobi and Thika. The lesson closes with learners updating the Driving Question Board to record: engineers use the same expansion formula that explains the cracked bottle to deliberately design gaps and devices, turning a destructive force into a controlled engineering tool.</w:t>
+              <w:t xml:space="preserve">Learners open the lesson by revisiting the cracked bottle phenomenon and asking: if engineers know materials expand, how do they stop structures from cracking the way the bottle did? Working in groups of four, learners receive Kenya-context application cards describing expansion joints on the Thika Superhighway, bimetallic strip thermostats in electric irons, fitting of metal tyres on wooden cart wheels, and riveting in metal roofing sheets. Each group analyses one application, identifies the expansion principle at work, and presents a two-minute explanation to the class. The teacher then leads a whole-class worked example calculating the required expansion gap for a 10 m steel bridge beam in Kisumu exposed to a 15 degree C maximum temperature rise, using deltaL = alphaL0deltaT with alpha for steel = 11 x 10 to the power of minus 6 per degree C. Learners then independently solve a parallel problem involving overhead power line cables run by Kenya Power between Nairobi and Thika. The lesson closes with learners updating the Driving Question Board to record: engineers use the same expansion formula that explains the cracked bottle to deliberately design gaps and devices, turning a destructive force into a controlled engineering tool.</w:t>
             </w:r>
           </w:p>
         </w:tc>
@@ -15662,7 +15940,7 @@
               <w:spacing w:after="10" w:before="0"/>
               <w:ind w:left="120"/>
             </w:pPr>
-            <w:hyperlink w:history="1" r:id="rId0xeodximx-hisoys9lu8k">
+            <w:hyperlink w:history="1" r:id="rIdcsftbryz_twy232pbw_13">
               <w:r>
                 <w:rPr>
                   <w:rFonts w:ascii="Arial" w:cs="Arial" w:eastAsia="Arial" w:hAnsi="Arial"/>
@@ -15739,7 +16017,7 @@
               <w:spacing w:after="10" w:before="0"/>
               <w:ind w:left="120"/>
             </w:pPr>
-            <w:hyperlink w:history="1" r:id="rIdnfgb4eypzqhxclqzfwexf">
+            <w:hyperlink w:history="1" r:id="rIdezzt32vdpxr6xtjvcjcya">
               <w:r>
                 <w:rPr>
                   <w:rFonts w:ascii="Arial" w:cs="Arial" w:eastAsia="Arial" w:hAnsi="Arial"/>
@@ -15966,7 +16244,7 @@
               <w:spacing w:after="10" w:before="0"/>
               <w:ind w:left="120"/>
             </w:pPr>
-            <w:hyperlink w:history="1" r:id="rIdmawnysjpf3lkljhixpqsp">
+            <w:hyperlink w:history="1" r:id="rIdiis2-7k6dyhfgj3mkkitv">
               <w:r>
                 <w:rPr>
                   <w:rFonts w:ascii="Arial" w:cs="Arial" w:eastAsia="Arial" w:hAnsi="Arial"/>
@@ -16043,7 +16321,7 @@
               <w:spacing w:after="10" w:before="0"/>
               <w:ind w:left="120"/>
             </w:pPr>
-            <w:hyperlink w:history="1" r:id="rId7rpupt1enxfypum03rl-q">
+            <w:hyperlink w:history="1" r:id="rIdrujqj_u2iy5w3fhgebkth">
               <w:r>
                 <w:rPr>
                   <w:rFonts w:ascii="Arial" w:cs="Arial" w:eastAsia="Arial" w:hAnsi="Arial"/>
@@ -16270,7 +16548,7 @@
               <w:spacing w:after="10" w:before="0"/>
               <w:ind w:left="120"/>
             </w:pPr>
-            <w:hyperlink w:history="1" r:id="rIdw_fpxn6b15zsa3qq1bbtu">
+            <w:hyperlink w:history="1" r:id="rId_tdk6ugdyv9y8hjhbtci4">
               <w:r>
                 <w:rPr>
                   <w:rFonts w:ascii="Arial" w:cs="Arial" w:eastAsia="Arial" w:hAnsi="Arial"/>
@@ -16347,7 +16625,7 @@
               <w:spacing w:after="10" w:before="0"/>
               <w:ind w:left="120"/>
             </w:pPr>
-            <w:hyperlink w:history="1" r:id="rIdwd0fmzv1idnxmtgswciua">
+            <w:hyperlink w:history="1" r:id="rId59unbjud0te3lhem31qof">
               <w:r>
                 <w:rPr>
                   <w:rFonts w:ascii="Arial" w:cs="Arial" w:eastAsia="Arial" w:hAnsi="Arial"/>
@@ -16404,7 +16682,7 @@
                 <w:sz w:val="18"/>
                 <w:szCs w:val="18"/>
               </w:rPr>
-              <w:t xml:space="preserve">The teacher leads a whole-class worked example on the board. Problem: A steel bridge beam in Kisumu is 10 m long at an installation temperature of 20 degrees C. The seasonal temperature in Kisumu ranges from 18 degrees C to 35 degrees C, giving a maximum temperature rise of 15 degrees C. The linear expansivity of steel is 12 x 10 to the power of minus 6 per degree C. What minimum expansion gap must the engineer leave at each end of the beam? Learners copy the problem into their notebooks and attempt the calculation individually for 3 minutes before the teacher works through it step by step on the board: deltaL = alphaL0deltaT = (12 x 10 to the power of minus 6) x 10 x 15 = 1.8 x 10 to the power of minus 3 m = 1.8 mm. The teacher then connects: the engineer must leave at least 1.8 mm at each end, so a total of 3.6 mm across the full beam, otherwise the beam pushes against its supports with the same kind of force that cracked the glass bottle. Learners then independently solve a parallel problem: A Kenya Power overhead copper conductor cable is 200 m long at 15 degrees C. The temperature rises to 40 degrees C on a hot Nairobi afternoon. The linear expansivity of copper is 17 x 10 to the power of minus 6 per degree C. Calculate the increase in length and explain why engineers design the cable to sag rather than stretch taut between pylons. After 5 minutes of independent work, learners compare answers with a partner. The expected answer is deltaL = 17 x 10 to the power of minus 6 x 200 x 25 = 0.085 m = 8.5 cm.</w:t>
+              <w:t xml:space="preserve">The teacher leads a whole-class worked example on the board. Problem: A steel bridge beam in Kisumu is 10 m long at an installation temperature of 20 degrees C. The seasonal temperature in Kisumu ranges from 18 degrees C to 35 degrees C, giving a maximum temperature rise of 15 degrees C. The linear expansivity of steel is 11 x 10 to the power of minus 6 per degree C. What minimum expansion gap must the engineer leave at each end of the beam? Learners copy the problem into their notebooks and attempt the calculation individually for 3 minutes before the teacher works through it step by step on the board: deltaL = alphaL0deltaT = (11 x 10 to the power of minus 6) x 10 x 15 = 1.65 x 10 to the power of minus 3 m = 1.65 mm. The teacher then connects: the engineer must leave at least 1.65 mm at each end, so a total of 3.3 mm across the full beam, otherwise the beam pushes against its supports with the same kind of force that cracked the glass bottle. Learners then independently solve a parallel problem: A Kenya Power overhead copper conductor cable is 200 m long at 15 degrees C. The temperature rises to 40 degrees C on a hot Nairobi afternoon. The linear expansivity of copper is 17 x 10 to the power of minus 6 per degree C. Calculate the increase in length and explain why engineers design the cable to sag rather than stretch taut between pylons. After 5 minutes of independent work, learners compare answers with a partner. The expected answer is deltaL = 17 x 10 to the power of minus 6 x 200 x 25 = 0.085 m = 8.5 cm.</w:t>
             </w:r>
           </w:p>
         </w:tc>
@@ -16436,7 +16714,7 @@
                 <w:sz w:val="18"/>
                 <w:szCs w:val="18"/>
               </w:rPr>
-              <w:t xml:space="preserve">Before writing the bridge problem, say: Before I give you the numbers, tell me — what formula will we use and what does each symbol mean? Cold-call one learner. Then write the problem on the board and say: Work this out alone in silence for 3 minutes. I want to see your formula written out, your substitution, and your answer with units. Start now. After 3 minutes say: Keep your book open to your attempt. Watch how I do it and put a tick where you got it right or an arrow where your working differed. Work through the solution narrating each step aloud. After reaching the answer say: 1.8 mm might sound tiny — but what happened to the glass bottle when the ice had nowhere to go? Pause for 5 seconds of wait time. Take one response, then say: Exactly — even small expansions generate enormous forces when contained. That is the engineering lesson from our cracked bottle. For the independent copper cable problem, say: This time you are the engineer. After solving, write one sentence explaining why the cable sags. After partner comparison, ask: Who got 8.5 cm? Show of hands. If fewer than two-thirds raise hands, rework the substitution step on the board.</w:t>
+              <w:t xml:space="preserve">Before writing the bridge problem, say: Before I give you the numbers, tell me — what formula will we use and what does each symbol mean? Cold-call one learner. Then write the problem on the board and say: Work this out alone in silence for 3 minutes. I want to see your formula written out, your substitution, and your answer with units. Start now. After 3 minutes say: Keep your book open to your attempt. Watch how I do it and put a tick where you got it right or an arrow where your working differed. Work through the solution narrating each step aloud. After reaching the answer say: 1.65 mm might sound tiny — but what happened to the glass bottle when the ice had nowhere to go? Pause for 5 seconds of wait time. Take one response, then say: Exactly — even small expansions generate enormous forces when contained. That is the engineering lesson from our cracked bottle. For the independent copper cable problem, say: This time you are the engineer. After solving, write one sentence explaining why the cable sags. After partner comparison, ask: Who got 8.5 cm? Show of hands. If fewer than two-thirds raise hands, rework the substitution step on the board.</w:t>
             </w:r>
           </w:p>
         </w:tc>
@@ -16574,7 +16852,7 @@
               <w:spacing w:after="10" w:before="0"/>
               <w:ind w:left="120"/>
             </w:pPr>
-            <w:hyperlink w:history="1" r:id="rIdibet8nmhagu8xqs0ytuog">
+            <w:hyperlink w:history="1" r:id="rIdt0v-3u6kabtl0rpnpfbaf">
               <w:r>
                 <w:rPr>
                   <w:rFonts w:ascii="Arial" w:cs="Arial" w:eastAsia="Arial" w:hAnsi="Arial"/>
@@ -16651,7 +16929,7 @@
               <w:spacing w:after="10" w:before="0"/>
               <w:ind w:left="120"/>
             </w:pPr>
-            <w:hyperlink w:history="1" r:id="rIddz_rf2ihhmgnesxjhvjcw">
+            <w:hyperlink w:history="1" r:id="rIddrqte3gt4jprraytiaoln">
               <w:r>
                 <w:rPr>
                   <w:rFonts w:ascii="Arial" w:cs="Arial" w:eastAsia="Arial" w:hAnsi="Arial"/>
@@ -16878,7 +17156,7 @@
               <w:spacing w:after="10" w:before="0"/>
               <w:ind w:left="120"/>
             </w:pPr>
-            <w:hyperlink w:history="1" r:id="rId6dfr9wv27vb66y20ppcom">
+            <w:hyperlink w:history="1" r:id="rIdhop0g8hwrpa9m6_359yhz">
               <w:r>
                 <w:rPr>
                   <w:rFonts w:ascii="Arial" w:cs="Arial" w:eastAsia="Arial" w:hAnsi="Arial"/>
@@ -16955,7 +17233,7 @@
               <w:spacing w:after="10" w:before="0"/>
               <w:ind w:left="120"/>
             </w:pPr>
-            <w:hyperlink w:history="1" r:id="rIdrvwuwptev9npz5yjthwm7">
+            <w:hyperlink w:history="1" r:id="rId2rlwhg4purs-r8gkwffp6">
               <w:r>
                 <w:rPr>
                   <w:rFonts w:ascii="Arial" w:cs="Arial" w:eastAsia="Arial" w:hAnsi="Arial"/>
@@ -17044,7 +17322,7 @@
                 <w:sz w:val="18"/>
                 <w:szCs w:val="18"/>
               </w:rPr>
-              <w:t xml:space="preserve">Say: Open your cumulative model notebook to a fresh page. Label it Lesson 5: Engineering Response to Expansion. Draw the bridge beam scenario in two stages — cold and hot. Show me the particles, the beam length, and the gap. You have 4 minutes. Circulate and look for common error: learners drawing particles as if they move apart (increasing spacing) rather than vibrate more vigorously in place. If seen, say quietly: Remember from Lesson 3 — the particles do not fly apart. What changes is how hard they vibrate. Does that change the length of the beam? Wait 5 seconds. When selecting the sharing learner, choose one whose diagram correctly shows vibration amplitude rather than inter-particle spacing change, and narrate why this is accurate: This diagram shows particles staying bonded but vibrating more — that increased vibration pushes the ends of the beam outward. That is exactly why we need the gap. Before closing say: In our final lesson we will put every panel of this model together to write our full explanation of the cracked bottle. Make sure all five panels are complete.</w:t>
+              <w:t xml:space="preserve">Say: Open your cumulative model notebook to a fresh page. Label it Lesson 5: Engineering Response to Expansion. Draw the bridge beam scenario in two stages — cold and hot. Show me the particles, the beam length, and the gap. You have 4 minutes. Circulate and look for common error: learners drawing particles flying far apart or breaking away from each other rather than vibrating more vigorously in place. If seen, say quietly: Remember from Lesson 3 — the particles do not fly apart. What changes is how hard they vibrate, which slightly increases their average separation. Does that change the length of the beam? Wait 5 seconds. When selecting the sharing learner, choose one whose diagram correctly shows vibration amplitude rather than particles flying apart, and narrate why this is accurate: This diagram shows particles staying bonded but vibrating more — that increased vibration pushes the ends of the beam outward. That is exactly why we need the gap. Before closing say: In our final lesson we will put every panel of this model together to write our full explanation of the cracked bottle. Make sure all five panels are complete.</w:t>
             </w:r>
           </w:p>
         </w:tc>
@@ -17328,7 +17606,7 @@
                 <w:sz w:val="18"/>
                 <w:szCs w:val="18"/>
               </w:rPr>
-              <w:t xml:space="preserve">Learners observed four real Kenyan applications of thermal expansion through application cards: expansion joints on the Thika Superhighway, bimetallic strip thermostats in electric irons, metal tyre fitting on wooden cart wheels, and riveted corrugated roofing. They also observed a worked calculation showing that a 10 m steel beam in Kisumu requires at least 1.8 mm of expansion gap per end to safely accommodate a 15 degree C seasonal temperature rise.</w:t>
+              <w:t xml:space="preserve">Learners observed four real Kenyan applications of thermal expansion through application cards: expansion joints on the Thika Superhighway, bimetallic strip thermostats in electric irons, metal tyre fitting on wooden cart wheels, and riveted corrugated roofing. They also observed a worked calculation showing that a 10 m steel beam in Kisumu requires at least 1.65 mm of expansion gap per end to safely accommodate a 15 degree C seasonal temperature rise.</w:t>
             </w:r>
           </w:p>
         </w:tc>
@@ -17482,7 +17760,7 @@
         </w:rPr>
         <w:t xml:space="preserve">© 2026 SeaVuria and ARES. Aligned with KICD objectives. Developed by SeaVuria; technical implementation by ARES (with AI assistance from Claude). Licensed under </w:t>
       </w:r>
-      <w:hyperlink w:history="1" r:id="rId5lvrecmtkm0kgjwf1bbb7">
+      <w:hyperlink w:history="1" r:id="rId8ey35lrnvdvyfnwpyvm8p">
         <w:r>
           <w:rPr>
             <w:rFonts w:ascii="Arial" w:cs="Arial" w:eastAsia="Arial" w:hAnsi="Arial"/>
@@ -17503,7 +17781,7 @@
         </w:rPr>
         <w:t xml:space="preserve"> (</w:t>
       </w:r>
-      <w:hyperlink w:history="1" r:id="rIdakdcmhwo4crgf67lzbdjv">
+      <w:hyperlink w:history="1" r:id="rIdzucj7oabonk_upvlarihg">
         <w:r>
           <w:rPr>
             <w:rFonts w:ascii="Arial" w:cs="Arial" w:eastAsia="Arial" w:hAnsi="Arial"/>
@@ -17810,7 +18088,7 @@
                 <w:sz w:val="18"/>
                 <w:szCs w:val="18"/>
               </w:rPr>
-              <w:t xml:space="preserve">Learners will demonstrate understanding that: (1) water expands anomalously upon freezing because hydrogen bonding arranges water molecules into a hexagonal lattice with greater intermolecular spacing than liquid water; (2) the volumetric expansion of water (ΔV = βV₀ΔT, with β ≈ 9 × 10⁻⁵ °C⁻¹ for the freezing transition) generates pressures sufficient to fracture glass; (3) solids, liquids, and gases each expand at characteristically different rates captured by their respective expansion coefficients; (4) temperature scales (Celsius, Kelvin, Fahrenheit) provide consistent frameworks for quantifying thermal change; and (5) engineers account for thermal expansion in pipelines, bridges, railway tracks, and container design across Kenya and globally.</w:t>
+              <w:t xml:space="preserve">Learners will demonstrate understanding that: (1) water expands anomalously upon freezing because hydrogen bonding arranges water molecules into a hexagonal lattice with greater intermolecular spacing than liquid water; (2) the volumetric expansion of water (freezing increases the volume by about 9%, a phase-change effect; ordinary heating or cooling within one phase follows ΔV = γV₀ΔT) generates pressures sufficient to fracture glass; (3) solids, liquids, and gases each expand at characteristically different rates captured by their respective expansion coefficients; (4) temperature scales (Celsius, Kelvin, Fahrenheit) provide consistent frameworks for quantifying thermal change; and (5) engineers account for thermal expansion in pipelines, bridges, railway tracks, and container design across Kenya and globally.</w:t>
             </w:r>
           </w:p>
         </w:tc>
@@ -18516,7 +18794,7 @@
             <w:pPr>
               <w:spacing w:after="20" w:before="0"/>
             </w:pPr>
-            <w:hyperlink w:history="1" r:id="rIdijb4k0fwzr-rvkk0wfzsv">
+            <w:hyperlink w:history="1" r:id="rIdvb8iah-n91lp0fpedexgy">
               <w:r>
                 <w:rPr>
                   <w:rFonts w:ascii="Arial" w:cs="Arial" w:eastAsia="Arial" w:hAnsi="Arial"/>
@@ -18531,6 +18809,22 @@
           </w:p>
           <w:p>
             <w:pPr>
+              <w:spacing w:after="20" w:before="0"/>
+            </w:pPr>
+            <w:r>
+              <w:rPr>
+                <w:rFonts w:ascii="Arial" w:cs="Arial" w:eastAsia="Arial" w:hAnsi="Arial"/>
+                <w:i/>
+                <w:iCs/>
+                <w:color w:val="595959"/>
+                <w:sz w:val="16"/>
+                <w:szCs w:val="16"/>
+              </w:rPr>
+              <w:t xml:space="preserve">Related topic: not an exact match for this lesson.</w:t>
+            </w:r>
+          </w:p>
+          <w:p>
+            <w:pPr>
               <w:spacing w:after="10" w:before="0"/>
               <w:ind w:left="120"/>
             </w:pPr>
@@ -18549,7 +18843,7 @@
               <w:spacing w:after="10" w:before="0"/>
               <w:ind w:left="120"/>
             </w:pPr>
-            <w:hyperlink w:history="1" r:id="rIdh_4jswbalbe4kjkzqzbvx">
+            <w:hyperlink w:history="1" r:id="rIdak9pzhiygtg3cl7epvheg">
               <w:r>
                 <w:rPr>
                   <w:rFonts w:ascii="Arial" w:cs="Arial" w:eastAsia="Arial" w:hAnsi="Arial"/>
@@ -18594,7 +18888,7 @@
             <w:pPr>
               <w:spacing w:after="20" w:before="0"/>
             </w:pPr>
-            <w:hyperlink w:history="1" r:id="rIdx9qyqa91gmulpbmmy6fx_">
+            <w:hyperlink w:history="1" r:id="rId_telhqj6gmgyes20ekgym">
               <w:r>
                 <w:rPr>
                   <w:rFonts w:ascii="Arial" w:cs="Arial" w:eastAsia="Arial" w:hAnsi="Arial"/>
@@ -18609,6 +18903,22 @@
           </w:p>
           <w:p>
             <w:pPr>
+              <w:spacing w:after="20" w:before="0"/>
+            </w:pPr>
+            <w:r>
+              <w:rPr>
+                <w:rFonts w:ascii="Arial" w:cs="Arial" w:eastAsia="Arial" w:hAnsi="Arial"/>
+                <w:i/>
+                <w:iCs/>
+                <w:color w:val="595959"/>
+                <w:sz w:val="16"/>
+                <w:szCs w:val="16"/>
+              </w:rPr>
+              <w:t xml:space="preserve">Related topic: not an exact match for this lesson.</w:t>
+            </w:r>
+          </w:p>
+          <w:p>
+            <w:pPr>
               <w:spacing w:after="10" w:before="0"/>
               <w:ind w:left="120"/>
             </w:pPr>
@@ -18627,7 +18937,7 @@
               <w:spacing w:after="10" w:before="0"/>
               <w:ind w:left="120"/>
             </w:pPr>
-            <w:hyperlink w:history="1" r:id="rId9ompmidtdxtsqkjmcevhv">
+            <w:hyperlink w:history="1" r:id="rIdryn_zlrxoqqm29b9tozn2">
               <w:r>
                 <w:rPr>
                   <w:rFonts w:ascii="Arial" w:cs="Arial" w:eastAsia="Arial" w:hAnsi="Arial"/>
@@ -18765,7 +19075,7 @@
                 <w:sz w:val="18"/>
                 <w:szCs w:val="18"/>
               </w:rPr>
-              <w:t xml:space="preserve">Observable indicator: Every learner produces a written 'Then vs. Now' sentence within 3 minutes. Teacher circulates and scans for misconceptions that persist (e.g., learners who still cite 'cold air pressure' as the cause). Flag these learners for targeted support during Phase 3. Cold-call responses reveal the range of conceptual depth across the class — look for learners who reference particle spacing, hydrogen bonding, volumetric expansion, and the formula ΔV = βV₀ΔT as markers of high-level understanding.</w:t>
+              <w:t xml:space="preserve">Observable indicator: Every learner produces a written 'Then vs. Now' sentence within 3 minutes. Teacher circulates and scans for misconceptions that persist (e.g., learners who still cite 'cold air pressure' as the cause). Flag these learners for targeted support during Phase 3. Cold-call responses reveal the range of conceptual depth across the class — look for learners who reference particle spacing, hydrogen bonding, volumetric expansion, and the formula ΔV = γV₀ΔT as markers of high-level understanding.</w:t>
             </w:r>
           </w:p>
         </w:tc>
@@ -18822,7 +19132,7 @@
             <w:pPr>
               <w:spacing w:after="20" w:before="0"/>
             </w:pPr>
-            <w:hyperlink w:history="1" r:id="rIdcpmbye72a_xrdcxa32_us">
+            <w:hyperlink w:history="1" r:id="rIdaeafcikksfwxk1swmbilt">
               <w:r>
                 <w:rPr>
                   <w:rFonts w:ascii="Arial" w:cs="Arial" w:eastAsia="Arial" w:hAnsi="Arial"/>
@@ -18837,6 +19147,22 @@
           </w:p>
           <w:p>
             <w:pPr>
+              <w:spacing w:after="20" w:before="0"/>
+            </w:pPr>
+            <w:r>
+              <w:rPr>
+                <w:rFonts w:ascii="Arial" w:cs="Arial" w:eastAsia="Arial" w:hAnsi="Arial"/>
+                <w:i/>
+                <w:iCs/>
+                <w:color w:val="595959"/>
+                <w:sz w:val="16"/>
+                <w:szCs w:val="16"/>
+              </w:rPr>
+              <w:t xml:space="preserve">Related topic: not an exact match for this lesson.</w:t>
+            </w:r>
+          </w:p>
+          <w:p>
+            <w:pPr>
               <w:spacing w:after="10" w:before="0"/>
               <w:ind w:left="120"/>
             </w:pPr>
@@ -18855,7 +19181,7 @@
               <w:spacing w:after="10" w:before="0"/>
               <w:ind w:left="120"/>
             </w:pPr>
-            <w:hyperlink w:history="1" r:id="rIdqisn42jvjmqkupvq7hay_">
+            <w:hyperlink w:history="1" r:id="rIdq8byvfxkwj0bn34trs_ei">
               <w:r>
                 <w:rPr>
                   <w:rFonts w:ascii="Arial" w:cs="Arial" w:eastAsia="Arial" w:hAnsi="Arial"/>
@@ -18900,7 +19226,7 @@
             <w:pPr>
               <w:spacing w:after="20" w:before="0"/>
             </w:pPr>
-            <w:hyperlink w:history="1" r:id="rIdqsehhlipvs-brg-5zddd5">
+            <w:hyperlink w:history="1" r:id="rIdxrn6rirrn38rfeiohqqhu">
               <w:r>
                 <w:rPr>
                   <w:rFonts w:ascii="Arial" w:cs="Arial" w:eastAsia="Arial" w:hAnsi="Arial"/>
@@ -18915,6 +19241,22 @@
           </w:p>
           <w:p>
             <w:pPr>
+              <w:spacing w:after="20" w:before="0"/>
+            </w:pPr>
+            <w:r>
+              <w:rPr>
+                <w:rFonts w:ascii="Arial" w:cs="Arial" w:eastAsia="Arial" w:hAnsi="Arial"/>
+                <w:i/>
+                <w:iCs/>
+                <w:color w:val="595959"/>
+                <w:sz w:val="16"/>
+                <w:szCs w:val="16"/>
+              </w:rPr>
+              <w:t xml:space="preserve">Related topic: not an exact match for this lesson.</w:t>
+            </w:r>
+          </w:p>
+          <w:p>
+            <w:pPr>
               <w:spacing w:after="10" w:before="0"/>
               <w:ind w:left="120"/>
             </w:pPr>
@@ -18933,7 +19275,7 @@
               <w:spacing w:after="10" w:before="0"/>
               <w:ind w:left="120"/>
             </w:pPr>
-            <w:hyperlink w:history="1" r:id="rIdrj67mmh5kmd--d4lfe4me">
+            <w:hyperlink w:history="1" r:id="rIdzmun29tvyltb9aad9f9kl">
               <w:r>
                 <w:rPr>
                   <w:rFonts w:ascii="Arial" w:cs="Arial" w:eastAsia="Arial" w:hAnsi="Arial"/>
@@ -18975,7 +19317,7 @@
                 <w:sz w:val="18"/>
                 <w:szCs w:val="18"/>
               </w:rPr>
-              <w:t xml:space="preserve">Six evidence stations are arranged around the classroom walls, each summarising the key finding from one lesson in the unit. Each station contains: a headline statement, a key diagram or data table, one quantitative example, and a 'Connection to the Cracked Bottle' prompt. Station contents: (1) Temperature Scales — Celsius, Kelvin, Fahrenheit conversion diagram; water freezes at 0°C/273 K; (2) Particle Kinetic Theory — diagram of liquid water molecules vs. hexagonal ice lattice, showing greater spacing; (3) Linear Expansion of Solids — formula ΔL = αL₀ΔT, worked example with steel railway track on the SGR Nairobi–Mombasa line; (4) Volumetric Expansion of Liquids — formula ΔV = βV₀ΔT, worked example with 500 ml water bottle; (5) Anomalous Expansion of Water — density vs. temperature graph showing maximum density at 4°C; (6) Gases and Real-World Applications — Charles's Law, expansion gaps in Nairobi's Thika Superhighway, pipeline design at the Mombasa refinery. Learners move in groups of 3–4, spending 4 minutes at each station. Each learner records: (a) one key piece of evidence from the station, (b) how it connects to the cracked bottle. Groups have 2 minutes to travel between stations. Total gallery walk: approximately 24 minutes.</w:t>
+              <w:t xml:space="preserve">Six evidence stations are arranged around the classroom walls, each summarising the key finding from one lesson in the unit. Each station contains: a headline statement, a key diagram or data table, one quantitative example, and a 'Connection to the Cracked Bottle' prompt. Station contents: (1) Temperature Scales — Celsius, Kelvin, Fahrenheit conversion diagram; water freezes at 0°C/273 K; (2) Particle Kinetic Theory — diagram of liquid water molecules vs. hexagonal ice lattice, showing greater spacing; (3) Linear Expansion of Solids — formula ΔL = αL₀ΔT, worked example with steel railway track on the SGR Nairobi–Mombasa line; (4) Volumetric Expansion of Liquids — formula ΔV = γV₀ΔT, worked example with 500 ml water bottle; (5) Anomalous Expansion of Water — density vs. temperature graph showing maximum density at 4°C; (6) Gases and Real-World Applications — Charles's Law, expansion gaps in Nairobi's Thika Superhighway, pipeline design at the Mombasa refinery. Learners move in groups of 3–4, spending 4 minutes at each station. Each learner records: (a) one key piece of evidence from the station, (b) how it connects to the cracked bottle. Groups have 2 minutes to travel between stations. Total gallery walk: approximately 24 minutes.</w:t>
             </w:r>
           </w:p>
         </w:tc>
@@ -19007,7 +19349,7 @@
                 <w:sz w:val="18"/>
                 <w:szCs w:val="18"/>
               </w:rPr>
-              <w:t xml:space="preserve">Before the gallery walk: 'You have 6 stations. Each one is a piece of evidence your class has built over the last five lessons. Your job is not just to read — it is to collect and connect. At every station, write in your notebook: What is the key evidence? AND How does this connect to the cracked bottle?' Assign groups of 3–4 by numbering off. Say: 'In your groups, one person is the Recorder, one is the Timekeeper, one is the Reporter. Rotate these roles at every station.' [Ring a bell or clap to signal station transitions every 4 minutes.] Circulate during the gallery walk. At Station 4 (volumetric expansion), pause groups and ask: 'If β for water near freezing is approximately 9 × 10⁻⁵ per degree Celsius, and our bottle holds 500 ml, and the temperature drops from 4°C to 0°C, what volume change does the formula predict?' [WAIT TIME: 15 seconds.] Cold-call one recorder to share their group's calculation. At Station 5 (anomalous expansion), ask: 'What makes water different from almost every other substance on Earth? Point to the evidence on this poster.' [WAIT TIME: 10 seconds.] After the gallery walk, bring the class together: 'Reporters — in 30 seconds each, tell me the one piece of evidence from any station that most surprised you or that most powerfully explains the crack.' Cold-call 5 reporters.</w:t>
+              <w:t xml:space="preserve">Before the gallery walk: 'You have 6 stations. Each one is a piece of evidence your class has built over the last five lessons. Your job is not just to read — it is to collect and connect. At every station, write in your notebook: What is the key evidence? AND How does this connect to the cracked bottle?' Assign groups of 3–4 by numbering off. Say: 'In your groups, one person is the Recorder, one is the Timekeeper, one is the Reporter. Rotate these roles at every station.' [Ring a bell or clap to signal station transitions every 4 minutes.] Circulate during the gallery walk. At Station 4 (volumetric expansion), pause groups and ask: 'Water increases in volume by about 9% when it freezes at 0°C. Our bottle holds 500 ml, so what volume increase is that?' [WAIT TIME: 15 seconds.] Cold-call one recorder to share their group's calculation. At Station 5 (anomalous expansion), ask: 'What makes water different from almost every other substance on Earth? Point to the evidence on this poster.' [WAIT TIME: 10 seconds.] After the gallery walk, bring the class together: 'Reporters — in 30 seconds each, tell me the one piece of evidence from any station that most surprised you or that most powerfully explains the crack.' Cold-call 5 reporters.</w:t>
             </w:r>
           </w:p>
         </w:tc>
@@ -19128,7 +19470,7 @@
             <w:pPr>
               <w:spacing w:after="20" w:before="0"/>
             </w:pPr>
-            <w:hyperlink w:history="1" r:id="rId7emdxlnbmpz7ukz3aj-mm">
+            <w:hyperlink w:history="1" r:id="rIddnu2qr8_xazddgmk350ic">
               <w:r>
                 <w:rPr>
                   <w:rFonts w:ascii="Arial" w:cs="Arial" w:eastAsia="Arial" w:hAnsi="Arial"/>
@@ -19143,6 +19485,22 @@
           </w:p>
           <w:p>
             <w:pPr>
+              <w:spacing w:after="20" w:before="0"/>
+            </w:pPr>
+            <w:r>
+              <w:rPr>
+                <w:rFonts w:ascii="Arial" w:cs="Arial" w:eastAsia="Arial" w:hAnsi="Arial"/>
+                <w:i/>
+                <w:iCs/>
+                <w:color w:val="595959"/>
+                <w:sz w:val="16"/>
+                <w:szCs w:val="16"/>
+              </w:rPr>
+              <w:t xml:space="preserve">Related topic: not an exact match for this lesson.</w:t>
+            </w:r>
+          </w:p>
+          <w:p>
+            <w:pPr>
               <w:spacing w:after="10" w:before="0"/>
               <w:ind w:left="120"/>
             </w:pPr>
@@ -19161,7 +19519,7 @@
               <w:spacing w:after="10" w:before="0"/>
               <w:ind w:left="120"/>
             </w:pPr>
-            <w:hyperlink w:history="1" r:id="rId0rutb0fvtmahv8vjbuvvp">
+            <w:hyperlink w:history="1" r:id="rIdzlkzvzzuqwlwxfsfsi9xo">
               <w:r>
                 <w:rPr>
                   <w:rFonts w:ascii="Arial" w:cs="Arial" w:eastAsia="Arial" w:hAnsi="Arial"/>
@@ -19206,7 +19564,7 @@
             <w:pPr>
               <w:spacing w:after="20" w:before="0"/>
             </w:pPr>
-            <w:hyperlink w:history="1" r:id="rIdlwycb7ea5wazcpodzaec3">
+            <w:hyperlink w:history="1" r:id="rIdextjuczgo5i0laeus8wbh">
               <w:r>
                 <w:rPr>
                   <w:rFonts w:ascii="Arial" w:cs="Arial" w:eastAsia="Arial" w:hAnsi="Arial"/>
@@ -19221,6 +19579,22 @@
           </w:p>
           <w:p>
             <w:pPr>
+              <w:spacing w:after="20" w:before="0"/>
+            </w:pPr>
+            <w:r>
+              <w:rPr>
+                <w:rFonts w:ascii="Arial" w:cs="Arial" w:eastAsia="Arial" w:hAnsi="Arial"/>
+                <w:i/>
+                <w:iCs/>
+                <w:color w:val="595959"/>
+                <w:sz w:val="16"/>
+                <w:szCs w:val="16"/>
+              </w:rPr>
+              <w:t xml:space="preserve">Related topic: not an exact match for this lesson.</w:t>
+            </w:r>
+          </w:p>
+          <w:p>
+            <w:pPr>
               <w:spacing w:after="10" w:before="0"/>
               <w:ind w:left="120"/>
             </w:pPr>
@@ -19239,7 +19613,7 @@
               <w:spacing w:after="10" w:before="0"/>
               <w:ind w:left="120"/>
             </w:pPr>
-            <w:hyperlink w:history="1" r:id="rIdv_gos6krbglgspjvxj8t-">
+            <w:hyperlink w:history="1" r:id="rId9oxiqqavtkq2fibdp0nyt">
               <w:r>
                 <w:rPr>
                   <w:rFonts w:ascii="Arial" w:cs="Arial" w:eastAsia="Arial" w:hAnsi="Arial"/>
@@ -19281,7 +19655,7 @@
                 <w:sz w:val="18"/>
                 <w:szCs w:val="18"/>
               </w:rPr>
-              <w:t xml:space="preserve">This is the heart of the lesson. Learners work in pairs to construct a Final Explanation Poster on A3 paper (or a folded A2 sheet). The poster must contain five labelled sections: (A) The Phenomenon — a sketch of the cracked bottle with labels identifying the crack pattern, the ice plug, and the direction of outward pressure. (B) The Particle-Level Explanation — a before/after particle diagram showing liquid water molecules (close-packed, disordered) vs. ice molecules (hexagonal lattice, greater spacing), with annotations explaining why spacing increases (hydrogen bonding, tetrahedral coordination). (C) The Quantitative Explanation — a worked example using ΔV = βV₀ΔT to calculate the volume change of 500 ml of water cooling from 4°C to 0°C (β = 9 × 10⁻⁵ °C⁻¹), showing that ΔV ≈ 0.18 ml, and explaining that because the glass bottle is rigid and sealed, this expansion generates enormous internal pressure sufficient to crack glass (tensile strength of glass ≈ 33–100 MPa). (D) Why Water is Anomalous — a mini density-vs-temperature graph showing the 4°C maximum density peak, with an explanation of why most substances contract on cooling but water does not. (E) Engineering Implications — two real Kenyan examples: (i) why water supply pipes in cold highland areas of Mount Kenya or Kericho sometimes burst in cold seasons, and (ii) how engineers design expansion joints in the SGR railway track between Nairobi and Mombasa to accommodate linear thermal expansion. Pairs display their posters and participate in a 10-minute 'Poster Parade' where they give and receive peer feedback using the sentence stems: 'Your explanation of ___ is strong because ___ / I suggest you strengthen ___ by adding ___.'</w:t>
+              <w:t xml:space="preserve">This is the heart of the lesson. Learners work in pairs to construct a Final Explanation Poster on A3 paper (or a folded A2 sheet). The poster must contain five labelled sections: (A) The Phenomenon — a sketch of the cracked bottle with labels identifying the crack pattern, the ice plug, and the direction of outward pressure. (B) The Particle-Level Explanation — a before/after particle diagram showing liquid water molecules (close-packed, disordered) vs. ice molecules (hexagonal lattice, greater spacing), with annotations explaining why spacing increases (hydrogen bonding, tetrahedral coordination). (C) The Quantitative Explanation — a worked example calculating the volume increase of 500 ml of water freezing (about 9%, so ΔV ≈ 45 ml; this is a phase-change effect that ΔV = γV₀ΔT does not describe), and explaining that because the glass bottle is rigid and sealed, this expansion generates enormous internal pressure sufficient to crack glass (tensile strength of glass ≈ 33–100 MPa). (D) Why Water is Anomalous — a mini density-vs-temperature graph showing the 4°C maximum density peak, with an explanation of why most substances contract on cooling but water does not. (E) Engineering Implications — two real Kenyan examples: (i) why water supply pipes in cold highland areas of Mount Kenya or Kericho sometimes burst in cold seasons, and (ii) how engineers design expansion joints in the SGR railway track between Nairobi and Mombasa to accommodate linear thermal expansion. Pairs display their posters and participate in a 10-minute 'Poster Parade' where they give and receive peer feedback using the sentence stems: 'Your explanation of ___ is strong because ___ / I suggest you strengthen ___ by adding ___.'</w:t>
             </w:r>
           </w:p>
         </w:tc>
@@ -19313,7 +19687,7 @@
                 <w:sz w:val="18"/>
                 <w:szCs w:val="18"/>
               </w:rPr>
-              <w:t xml:space="preserve">Distribute A3 paper and coloured markers. Say: 'This is your final explanation. Imagine you are sending this poster to a Form 2 student who missed all six lessons. Your poster must explain the cracked bottle so completely that they never need to ask another question.' Display the five required sections on the board. Say: 'You have 20 minutes. Both partners must write — I will be checking that both hands are moving.' [Set a 20-minute timer.] Circulate actively. At the 7-minute mark, check that ALL pairs have completed sections A and B. If any pair is stuck on the particle diagram, pose: 'Think about what you saw at Station 2 in the gallery walk. What did the hexagonal lattice look like compared to the liquid? Draw that.' [WAIT TIME: 10 seconds.] At the 14-minute mark, check that section C is underway. If pairs are struggling with the calculation, write on the board: ΔV = βV₀ΔT → ΔV = (9 × 10⁻⁵)(500)(4) and ask: 'What is 9 times 500 times 4, divided by 10 000? Take 15 seconds.' [WAIT TIME: 15 seconds.] Cold-call one pair: 'What did you get?' After posters are complete, announce the Poster Parade: 'Stand up. Take your poster. Walk to the pair to your left. Read their poster. Use the sentence stems on the board. You have 5 minutes, then rotate once more.' After the parade: 'Return to your seat. In 2 minutes, revise ONE section of your poster based on the feedback you received. Circle the revision in red so I can see your thinking grew.'</w:t>
+              <w:t xml:space="preserve">Distribute A3 paper and coloured markers. Say: 'This is your final explanation. Imagine you are sending this poster to a Form 2 student who missed all six lessons. Your poster must explain the cracked bottle so completely that they never need to ask another question.' Display the five required sections on the board. Say: 'You have 20 minutes. Both partners must write — I will be checking that both hands are moving.' [Set a 20-minute timer.] Circulate actively. At the 7-minute mark, check that ALL pairs have completed sections A and B. If any pair is stuck on the particle diagram, pose: 'Think about what you saw at Station 2 in the gallery walk. What did the hexagonal lattice look like compared to the liquid? Draw that.' [WAIT TIME: 10 seconds.] At the 14-minute mark, check that section C is underway. If pairs are struggling with the calculation, write on the board: ΔV ≈ 9% of 500 ml and ask: 'What is 9 divided by 100, times 500? Take 15 seconds.' [WAIT TIME: 15 seconds.] Cold-call one pair: 'What did you get?' After posters are complete, announce the Poster Parade: 'Stand up. Take your poster. Walk to the pair to your left. Read their poster. Use the sentence stems on the board. You have 5 minutes, then rotate once more.' After the parade: 'Return to your seat. In 2 minutes, revise ONE section of your poster based on the feedback you received. Circle the revision in red so I can see your thinking grew.'</w:t>
             </w:r>
           </w:p>
         </w:tc>
@@ -19377,7 +19751,7 @@
                 <w:sz w:val="18"/>
                 <w:szCs w:val="18"/>
               </w:rPr>
-              <w:t xml:space="preserve">Observable indicator: Each poster contains all five labelled sections, a correct and annotated particle diagram, a correct quantitative calculation (ΔV ≈ 0.18 ml), a density-temperature graph with the 4°C peak, and at least two Kenya-specific engineering examples. Teacher evaluates during circulation using a rapid 3-point rubric per section: 3 = complete and accurate, 2 = partially correct or missing annotation, 1 = incomplete or misconception present. Peer feedback sentence stems generate observable written feedback that the teacher can scan after the lesson. The red-circle revision reveals responsiveness to feedback.</w:t>
+              <w:t xml:space="preserve">Observable indicator: Each poster contains all five labelled sections, a correct and annotated particle diagram, a correct quantitative calculation (ΔV ≈ 45 ml, about 9% of 500 ml), a density-temperature graph with the 4°C peak, and at least two Kenya-specific engineering examples. Teacher evaluates during circulation using a rapid 3-point rubric per section: 3 = complete and accurate, 2 = partially correct or missing annotation, 1 = incomplete or misconception present. Peer feedback sentence stems generate observable written feedback that the teacher can scan after the lesson. The red-circle revision reveals responsiveness to feedback.</w:t>
             </w:r>
           </w:p>
         </w:tc>
@@ -19434,7 +19808,345 @@
             <w:pPr>
               <w:spacing w:after="20" w:before="0"/>
             </w:pPr>
-            <w:hyperlink w:history="1" r:id="rId8yyti2jojffkdpwlzhwri">
+            <w:hyperlink w:history="1" r:id="rIdtqgabfyimnqqbvkltvsow">
+              <w:r>
+                <w:rPr>
+                  <w:rFonts w:ascii="Arial" w:cs="Arial" w:eastAsia="Arial" w:hAnsi="Arial"/>
+                  <w:color w:val="2E75B6"/>
+                  <w:sz w:val="16"/>
+                  <w:szCs w:val="16"/>
+                  <w:u w:val="single" w:color="2E75B6"/>
+                </w:rPr>
+                <w:t xml:space="preserve">Comparing Celsius and Fahrenheit temperature scales -dubbed(KY)</w:t>
+              </w:r>
+            </w:hyperlink>
+          </w:p>
+          <w:p>
+            <w:pPr>
+              <w:spacing w:after="20" w:before="0"/>
+            </w:pPr>
+            <w:r>
+              <w:rPr>
+                <w:rFonts w:ascii="Arial" w:cs="Arial" w:eastAsia="Arial" w:hAnsi="Arial"/>
+                <w:i/>
+                <w:iCs/>
+                <w:color w:val="595959"/>
+                <w:sz w:val="16"/>
+                <w:szCs w:val="16"/>
+              </w:rPr>
+              <w:t xml:space="preserve">Related topic: not an exact match for this lesson.</w:t>
+            </w:r>
+          </w:p>
+          <w:p>
+            <w:pPr>
+              <w:spacing w:after="10" w:before="0"/>
+              <w:ind w:left="120"/>
+            </w:pPr>
+            <w:r>
+              <w:rPr>
+                <w:rFonts w:ascii="Arial" w:cs="Arial" w:eastAsia="Arial" w:hAnsi="Arial"/>
+                <w:color w:val="595959"/>
+                <w:sz w:val="14"/>
+                <w:szCs w:val="14"/>
+              </w:rPr>
+              <w:t xml:space="preserve">Source: Khan Academy (Kiswahili)</w:t>
+            </w:r>
+          </w:p>
+          <w:p>
+            <w:pPr>
+              <w:spacing w:after="10" w:before="0"/>
+              <w:ind w:left="120"/>
+            </w:pPr>
+            <w:hyperlink w:history="1" r:id="rIdcmuu_httsa9mlj0uj4ymr">
+              <w:r>
+                <w:rPr>
+                  <w:rFonts w:ascii="Arial" w:cs="Arial" w:eastAsia="Arial" w:hAnsi="Arial"/>
+                  <w:color w:val="595959"/>
+                  <w:sz w:val="14"/>
+                  <w:szCs w:val="14"/>
+                  <w:u w:val="single" w:color="595959"/>
+                </w:rPr>
+                <w:t xml:space="preserve">🔍 Search ARES for similar videos</w:t>
+              </w:r>
+            </w:hyperlink>
+          </w:p>
+          <w:p>
+            <w:pPr>
+              <w:spacing w:after="40" w:before="0"/>
+            </w:pPr>
+            <w:r>
+              <w:rPr>
+                <w:sz w:val="14"/>
+                <w:szCs w:val="14"/>
+              </w:rPr>
+              <w:t xml:space="preserve"/>
+            </w:r>
+          </w:p>
+          <w:p>
+            <w:pPr>
+              <w:spacing w:after="20" w:before="0"/>
+            </w:pPr>
+            <w:r>
+              <w:rPr>
+                <w:rFonts w:ascii="Arial" w:cs="Arial" w:eastAsia="Arial" w:hAnsi="Arial"/>
+                <w:b/>
+                <w:bCs/>
+                <w:color w:val="1F3864"/>
+                <w:sz w:val="16"/>
+                <w:szCs w:val="16"/>
+              </w:rPr>
+              <w:t xml:space="preserve">📖 HTML:</w:t>
+            </w:r>
+          </w:p>
+          <w:p>
+            <w:pPr>
+              <w:spacing w:after="20" w:before="0"/>
+            </w:pPr>
+            <w:hyperlink w:history="1" r:id="rIdpvesrzrxr1bod0mofuv3j">
+              <w:r>
+                <w:rPr>
+                  <w:rFonts w:ascii="Arial" w:cs="Arial" w:eastAsia="Arial" w:hAnsi="Arial"/>
+                  <w:color w:val="2E75B6"/>
+                  <w:sz w:val="16"/>
+                  <w:szCs w:val="16"/>
+                  <w:u w:val="single" w:color="2E75B6"/>
+                </w:rPr>
+                <w:t xml:space="preserve">Temperature and Temperature Scales (Flexbook)</w:t>
+              </w:r>
+            </w:hyperlink>
+          </w:p>
+          <w:p>
+            <w:pPr>
+              <w:spacing w:after="20" w:before="0"/>
+            </w:pPr>
+            <w:r>
+              <w:rPr>
+                <w:rFonts w:ascii="Arial" w:cs="Arial" w:eastAsia="Arial" w:hAnsi="Arial"/>
+                <w:i/>
+                <w:iCs/>
+                <w:color w:val="595959"/>
+                <w:sz w:val="16"/>
+                <w:szCs w:val="16"/>
+              </w:rPr>
+              <w:t xml:space="preserve">Related topic: not an exact match for this lesson.</w:t>
+            </w:r>
+          </w:p>
+          <w:p>
+            <w:pPr>
+              <w:spacing w:after="10" w:before="0"/>
+              <w:ind w:left="120"/>
+            </w:pPr>
+            <w:r>
+              <w:rPr>
+                <w:rFonts w:ascii="Arial" w:cs="Arial" w:eastAsia="Arial" w:hAnsi="Arial"/>
+                <w:color w:val="595959"/>
+                <w:sz w:val="14"/>
+                <w:szCs w:val="14"/>
+              </w:rPr>
+              <w:t xml:space="preserve">Source: CK-12</w:t>
+            </w:r>
+          </w:p>
+          <w:p>
+            <w:pPr>
+              <w:spacing w:after="10" w:before="0"/>
+              <w:ind w:left="120"/>
+            </w:pPr>
+            <w:hyperlink w:history="1" r:id="rIdbqpk2irk53vkltndzte1s">
+              <w:r>
+                <w:rPr>
+                  <w:rFonts w:ascii="Arial" w:cs="Arial" w:eastAsia="Arial" w:hAnsi="Arial"/>
+                  <w:color w:val="595959"/>
+                  <w:sz w:val="14"/>
+                  <w:szCs w:val="14"/>
+                  <w:u w:val="single" w:color="595959"/>
+                </w:rPr>
+                <w:t xml:space="preserve">🔍 Search ARES for similar readings</w:t>
+              </w:r>
+            </w:hyperlink>
+          </w:p>
+        </w:tc>
+        <w:tc>
+          <w:tcPr>
+            <w:tcW w:type="dxa" w:w="3040"/>
+            <w:shd w:fill="FFFFFF" w:color="auto" w:val="clear"/>
+            <w:tcMar>
+              <w:top w:type="dxa" w:w="60"/>
+              <w:left w:type="dxa" w:w="120"/>
+              <w:bottom w:type="dxa" w:w="60"/>
+              <w:right w:type="dxa" w:w="120"/>
+            </w:tcMar>
+            <w:vAlign w:val="top"/>
+          </w:tcPr>
+          <w:p>
+            <w:pPr>
+              <w:spacing w:after="40" w:before="0"/>
+              <w:jc w:val="left"/>
+            </w:pPr>
+            <w:r>
+              <w:rPr>
+                <w:rFonts w:ascii="Arial" w:cs="Arial" w:eastAsia="Arial" w:hAnsi="Arial"/>
+                <w:b w:val="false"/>
+                <w:bCs w:val="false"/>
+                <w:i w:val="false"/>
+                <w:iCs w:val="false"/>
+                <w:color w:val="000000"/>
+                <w:sz w:val="18"/>
+                <w:szCs w:val="18"/>
+              </w:rPr>
+              <w:t xml:space="preserve">The Driving Question Board (maintained since Lesson 1) is returned to the front of the room with all accumulated sticky-note questions visible. Learners count the total number of questions posted across all six lessons. Working in their groups of 3–4 from the gallery walk, each group is assigned 3–4 DQB questions to resolve. They must: (a) read the question aloud, (b) agree on a complete evidence-based answer using their notebooks, gallery walk notes, and final explanation poster, and (c) write the answer on a green sticky note and attach it beside the original question. Questions that cannot be fully answered are flagged with an orange sticky note marked 'Frontier Science — still being investigated.' The full class reconvenes: each group's reporter reads one question-and-answer pair aloud. The teacher leads the class in a visible 'closing ceremony' — physically moving all resolved questions to a RESOLVED column on the DQB. The driving question itself — 'Why did the sealed water bottle crack in the freezer?' — is the last question resolved, by the whole class together in a choral, structured response.</w:t>
+            </w:r>
+          </w:p>
+        </w:tc>
+        <w:tc>
+          <w:tcPr>
+            <w:tcW w:type="dxa" w:w="3040"/>
+            <w:shd w:fill="F2F2F2" w:color="auto" w:val="clear"/>
+            <w:tcMar>
+              <w:top w:type="dxa" w:w="60"/>
+              <w:left w:type="dxa" w:w="120"/>
+              <w:bottom w:type="dxa" w:w="60"/>
+              <w:right w:type="dxa" w:w="120"/>
+            </w:tcMar>
+            <w:vAlign w:val="top"/>
+          </w:tcPr>
+          <w:p>
+            <w:pPr>
+              <w:spacing w:after="40" w:before="0"/>
+              <w:jc w:val="left"/>
+            </w:pPr>
+            <w:r>
+              <w:rPr>
+                <w:rFonts w:ascii="Arial" w:cs="Arial" w:eastAsia="Arial" w:hAnsi="Arial"/>
+                <w:b w:val="false"/>
+                <w:bCs w:val="false"/>
+                <w:i w:val="false"/>
+                <w:iCs w:val="false"/>
+                <w:color w:val="000000"/>
+                <w:sz w:val="18"/>
+                <w:szCs w:val="18"/>
+              </w:rPr>
+              <w:t xml:space="preserve">Bring out the DQB. Say: 'Look at this board. Every question on here was asked by someone in this room — by you — because the cracked bottle genuinely puzzled you. Count the questions with me.' [Count aloud together.] 'Every one of these questions deserves a real answer. Today, we close the board.' Assign groups their questions: 'Group 1 takes the blue cluster on the top left — those questions about why water is different. Group 2 takes the yellow cluster — questions about the formula and the numbers. Group 3 takes the pink cluster — questions about what happens to other liquids in a freezer. Group 4 takes the green cluster — engineering and real-world questions.' [Allow 8 minutes for groups to draft answers on green sticky notes.] Circulate. If a group is debating an answer, do not resolve it for them — instead ask: 'What evidence from the gallery walk or your poster supports your answer? Point to it.' [WAIT TIME: 10 seconds.] During the whole-class resolution: cold-call each group's reporter. After each answer, ask the class: 'Do we agree? Thumbs up if yes, thumbs sideways if partly, thumbs down if you disagree.' Honour disagreements — ask: 'What evidence would change this answer?' For the driving question itself, say: 'The question that started everything. I want to hear it answered — all together — in three sentences. First sentence: the phenomenon. Second sentence: the particle-level reason. Third sentence: the formula. You have 2 minutes to write your three sentences, then we say them together.' [WAIT TIME: 2 minutes writing.] Lead a structured choral reading of the three-sentence answer.</w:t>
+            </w:r>
+          </w:p>
+        </w:tc>
+        <w:tc>
+          <w:tcPr>
+            <w:tcW w:type="dxa" w:w="3040"/>
+            <w:shd w:fill="FFFFFF" w:color="auto" w:val="clear"/>
+            <w:tcMar>
+              <w:top w:type="dxa" w:w="60"/>
+              <w:left w:type="dxa" w:w="120"/>
+              <w:bottom w:type="dxa" w:w="60"/>
+              <w:right w:type="dxa" w:w="120"/>
+            </w:tcMar>
+            <w:vAlign w:val="top"/>
+          </w:tcPr>
+          <w:p>
+            <w:pPr>
+              <w:spacing w:after="40" w:before="0"/>
+              <w:jc w:val="left"/>
+            </w:pPr>
+            <w:r>
+              <w:rPr>
+                <w:rFonts w:ascii="Arial" w:cs="Arial" w:eastAsia="Arial" w:hAnsi="Arial"/>
+                <w:b w:val="false"/>
+                <w:bCs w:val="false"/>
+                <w:i w:val="false"/>
+                <w:iCs w:val="false"/>
+                <w:color w:val="000000"/>
+                <w:sz w:val="18"/>
+                <w:szCs w:val="18"/>
+              </w:rPr>
+              <w:t xml:space="preserve">Strategy: Driving Question Board Closure with Evidence-Anchored Resolution (NGSS SEP 8 — Obtaining, Evaluating, and Communicating Information). The DQB has been a living artefact of the class's curiosity across all six lessons. Formally closing it is not administrative — it is a meaning-making ritual that signals the completion of a genuine scientific investigation. The distinction between 'resolved' (green) and 'frontier science' (orange) models authentic scientific practice: not all questions have settled answers, and that is intellectually honest. The three-sentence choral answer to the driving question creates a shared, memorable, precise class statement of understanding.</w:t>
+            </w:r>
+          </w:p>
+        </w:tc>
+        <w:tc>
+          <w:tcPr>
+            <w:tcW w:type="dxa" w:w="3040"/>
+            <w:shd w:fill="F2F2F2" w:color="auto" w:val="clear"/>
+            <w:tcMar>
+              <w:top w:type="dxa" w:w="60"/>
+              <w:left w:type="dxa" w:w="120"/>
+              <w:bottom w:type="dxa" w:w="60"/>
+              <w:right w:type="dxa" w:w="120"/>
+            </w:tcMar>
+            <w:vAlign w:val="top"/>
+          </w:tcPr>
+          <w:p>
+            <w:pPr>
+              <w:spacing w:after="40" w:before="0"/>
+              <w:jc w:val="left"/>
+            </w:pPr>
+            <w:r>
+              <w:rPr>
+                <w:rFonts w:ascii="Arial" w:cs="Arial" w:eastAsia="Arial" w:hAnsi="Arial"/>
+                <w:b w:val="false"/>
+                <w:bCs w:val="false"/>
+                <w:i w:val="false"/>
+                <w:iCs w:val="false"/>
+                <w:color w:val="000000"/>
+                <w:sz w:val="18"/>
+                <w:szCs w:val="18"/>
+              </w:rPr>
+              <w:t xml:space="preserve">Observable indicator: Every DQB question receives either a green resolved note or an orange frontier note — no question is left unaddressed. Teacher reads all green notes to assess accuracy of peer-generated answers. The thumbs-up/sideways/down protocol after each group's answer provides instant class-wide formative data. The three-sentence driving question answer (written in notebooks before the choral reading) is the clearest individual formative assessment of the lesson — teacher collects these at the end for review.</w:t>
+            </w:r>
+          </w:p>
+        </w:tc>
+      </w:tr>
+      <w:tr>
+        <w:tc>
+          <w:tcPr>
+            <w:tcW w:type="dxa" w:w="1520"/>
+            <w:shd w:fill="D5E8F0" w:color="auto" w:val="clear"/>
+            <w:tcMar>
+              <w:top w:type="dxa" w:w="60"/>
+              <w:left w:type="dxa" w:w="120"/>
+              <w:bottom w:type="dxa" w:w="60"/>
+              <w:right w:type="dxa" w:w="120"/>
+            </w:tcMar>
+            <w:vAlign w:val="top"/>
+          </w:tcPr>
+          <w:p>
+            <w:pPr>
+              <w:spacing w:after="40" w:before="0"/>
+              <w:jc w:val="left"/>
+            </w:pPr>
+            <w:r>
+              <w:rPr>
+                <w:rFonts w:ascii="Arial" w:cs="Arial" w:eastAsia="Arial" w:hAnsi="Arial"/>
+                <w:b/>
+                <w:bCs/>
+                <w:i w:val="false"/>
+                <w:iCs w:val="false"/>
+                <w:color w:val="000000"/>
+                <w:sz w:val="18"/>
+                <w:szCs w:val="18"/>
+              </w:rPr>
+              <w:t xml:space="preserve">Model Building Phase</w:t>
+            </w:r>
+          </w:p>
+          <w:p>
+            <w:pPr>
+              <w:spacing w:after="20" w:before="0"/>
+            </w:pPr>
+            <w:r>
+              <w:rPr>
+                <w:rFonts w:ascii="Arial" w:cs="Arial" w:eastAsia="Arial" w:hAnsi="Arial"/>
+                <w:b/>
+                <w:bCs/>
+                <w:color w:val="1F3864"/>
+                <w:sz w:val="16"/>
+                <w:szCs w:val="16"/>
+              </w:rPr>
+              <w:t xml:space="preserve">📹 VIDEO:</w:t>
+            </w:r>
+          </w:p>
+          <w:p>
+            <w:pPr>
+              <w:spacing w:after="20" w:before="0"/>
+            </w:pPr>
+            <w:hyperlink w:history="1" r:id="rIdbsutovuencuuwvihcxvbr">
               <w:r>
                 <w:rPr>
                   <w:rFonts w:ascii="Arial" w:cs="Arial" w:eastAsia="Arial" w:hAnsi="Arial"/>
@@ -19449,6 +20161,22 @@
           </w:p>
           <w:p>
             <w:pPr>
+              <w:spacing w:after="20" w:before="0"/>
+            </w:pPr>
+            <w:r>
+              <w:rPr>
+                <w:rFonts w:ascii="Arial" w:cs="Arial" w:eastAsia="Arial" w:hAnsi="Arial"/>
+                <w:i/>
+                <w:iCs/>
+                <w:color w:val="595959"/>
+                <w:sz w:val="16"/>
+                <w:szCs w:val="16"/>
+              </w:rPr>
+              <w:t xml:space="preserve">Related topic: not an exact match for this lesson.</w:t>
+            </w:r>
+          </w:p>
+          <w:p>
+            <w:pPr>
               <w:spacing w:after="10" w:before="0"/>
               <w:ind w:left="120"/>
             </w:pPr>
@@ -19467,7 +20195,7 @@
               <w:spacing w:after="10" w:before="0"/>
               <w:ind w:left="120"/>
             </w:pPr>
-            <w:hyperlink w:history="1" r:id="rIdpwogiyxv7s21bp-vjkpxh">
+            <w:hyperlink w:history="1" r:id="rId9hgplndlkqectfknkydxx">
               <w:r>
                 <w:rPr>
                   <w:rFonts w:ascii="Arial" w:cs="Arial" w:eastAsia="Arial" w:hAnsi="Arial"/>
@@ -19505,14 +20233,14 @@
                 <w:sz w:val="16"/>
                 <w:szCs w:val="16"/>
               </w:rPr>
-              <w:t xml:space="preserve">📖 HTML:</w:t>
+              <w:t xml:space="preserve">📖 EXERCISE:</w:t>
             </w:r>
           </w:p>
           <w:p>
             <w:pPr>
               <w:spacing w:after="20" w:before="0"/>
             </w:pPr>
-            <w:hyperlink w:history="1" r:id="rIdgpypuvy3n_favppmkt_ru">
+            <w:hyperlink w:history="1" r:id="rIdkyf-bjzcbvh811sizxka7">
               <w:r>
                 <w:rPr>
                   <w:rFonts w:ascii="Arial" w:cs="Arial" w:eastAsia="Arial" w:hAnsi="Arial"/>
@@ -19521,9 +20249,25 @@
                   <w:szCs w:val="16"/>
                   <w:u w:val="single" w:color="2E75B6"/>
                 </w:rPr>
-                <w:t xml:space="preserve">Temperature and Temperature Scales (Flexbook)</w:t>
+                <w:t xml:space="preserve">Temperature and Temperature Scales Practice</w:t>
               </w:r>
             </w:hyperlink>
+          </w:p>
+          <w:p>
+            <w:pPr>
+              <w:spacing w:after="20" w:before="0"/>
+            </w:pPr>
+            <w:r>
+              <w:rPr>
+                <w:rFonts w:ascii="Arial" w:cs="Arial" w:eastAsia="Arial" w:hAnsi="Arial"/>
+                <w:i/>
+                <w:iCs/>
+                <w:color w:val="595959"/>
+                <w:sz w:val="16"/>
+                <w:szCs w:val="16"/>
+              </w:rPr>
+              <w:t xml:space="preserve">Related topic: not an exact match for this lesson.</w:t>
+            </w:r>
           </w:p>
           <w:p>
             <w:pPr>
@@ -19545,313 +20289,7 @@
               <w:spacing w:after="10" w:before="0"/>
               <w:ind w:left="120"/>
             </w:pPr>
-            <w:hyperlink w:history="1" r:id="rIdgmqb4zdzz6jrf3evoq1e3">
-              <w:r>
-                <w:rPr>
-                  <w:rFonts w:ascii="Arial" w:cs="Arial" w:eastAsia="Arial" w:hAnsi="Arial"/>
-                  <w:color w:val="595959"/>
-                  <w:sz w:val="14"/>
-                  <w:szCs w:val="14"/>
-                  <w:u w:val="single" w:color="595959"/>
-                </w:rPr>
-                <w:t xml:space="preserve">🔍 Search ARES for similar readings</w:t>
-              </w:r>
-            </w:hyperlink>
-          </w:p>
-        </w:tc>
-        <w:tc>
-          <w:tcPr>
-            <w:tcW w:type="dxa" w:w="3040"/>
-            <w:shd w:fill="FFFFFF" w:color="auto" w:val="clear"/>
-            <w:tcMar>
-              <w:top w:type="dxa" w:w="60"/>
-              <w:left w:type="dxa" w:w="120"/>
-              <w:bottom w:type="dxa" w:w="60"/>
-              <w:right w:type="dxa" w:w="120"/>
-            </w:tcMar>
-            <w:vAlign w:val="top"/>
-          </w:tcPr>
-          <w:p>
-            <w:pPr>
-              <w:spacing w:after="40" w:before="0"/>
-              <w:jc w:val="left"/>
-            </w:pPr>
-            <w:r>
-              <w:rPr>
-                <w:rFonts w:ascii="Arial" w:cs="Arial" w:eastAsia="Arial" w:hAnsi="Arial"/>
-                <w:b w:val="false"/>
-                <w:bCs w:val="false"/>
-                <w:i w:val="false"/>
-                <w:iCs w:val="false"/>
-                <w:color w:val="000000"/>
-                <w:sz w:val="18"/>
-                <w:szCs w:val="18"/>
-              </w:rPr>
-              <w:t xml:space="preserve">The Driving Question Board (maintained since Lesson 1) is returned to the front of the room with all accumulated sticky-note questions visible. Learners count the total number of questions posted across all six lessons. Working in their groups of 3–4 from the gallery walk, each group is assigned 3–4 DQB questions to resolve. They must: (a) read the question aloud, (b) agree on a complete evidence-based answer using their notebooks, gallery walk notes, and final explanation poster, and (c) write the answer on a green sticky note and attach it beside the original question. Questions that cannot be fully answered are flagged with an orange sticky note marked 'Frontier Science — still being investigated.' The full class reconvenes: each group's reporter reads one question-and-answer pair aloud. The teacher leads the class in a visible 'closing ceremony' — physically moving all resolved questions to a RESOLVED column on the DQB. The driving question itself — 'Why did the sealed water bottle crack in the freezer?' — is the last question resolved, by the whole class together in a choral, structured response.</w:t>
-            </w:r>
-          </w:p>
-        </w:tc>
-        <w:tc>
-          <w:tcPr>
-            <w:tcW w:type="dxa" w:w="3040"/>
-            <w:shd w:fill="F2F2F2" w:color="auto" w:val="clear"/>
-            <w:tcMar>
-              <w:top w:type="dxa" w:w="60"/>
-              <w:left w:type="dxa" w:w="120"/>
-              <w:bottom w:type="dxa" w:w="60"/>
-              <w:right w:type="dxa" w:w="120"/>
-            </w:tcMar>
-            <w:vAlign w:val="top"/>
-          </w:tcPr>
-          <w:p>
-            <w:pPr>
-              <w:spacing w:after="40" w:before="0"/>
-              <w:jc w:val="left"/>
-            </w:pPr>
-            <w:r>
-              <w:rPr>
-                <w:rFonts w:ascii="Arial" w:cs="Arial" w:eastAsia="Arial" w:hAnsi="Arial"/>
-                <w:b w:val="false"/>
-                <w:bCs w:val="false"/>
-                <w:i w:val="false"/>
-                <w:iCs w:val="false"/>
-                <w:color w:val="000000"/>
-                <w:sz w:val="18"/>
-                <w:szCs w:val="18"/>
-              </w:rPr>
-              <w:t xml:space="preserve">Bring out the DQB. Say: 'Look at this board. Every question on here was asked by someone in this room — by you — because the cracked bottle genuinely puzzled you. Count the questions with me.' [Count aloud together.] 'Every one of these questions deserves a real answer. Today, we close the board.' Assign groups their questions: 'Group 1 takes the blue cluster on the top left — those questions about why water is different. Group 2 takes the yellow cluster — questions about the formula and the numbers. Group 3 takes the pink cluster — questions about what happens to other liquids in a freezer. Group 4 takes the green cluster — engineering and real-world questions.' [Allow 8 minutes for groups to draft answers on green sticky notes.] Circulate. If a group is debating an answer, do not resolve it for them — instead ask: 'What evidence from the gallery walk or your poster supports your answer? Point to it.' [WAIT TIME: 10 seconds.] During the whole-class resolution: cold-call each group's reporter. After each answer, ask the class: 'Do we agree? Thumbs up if yes, thumbs sideways if partly, thumbs down if you disagree.' Honour disagreements — ask: 'What evidence would change this answer?' For the driving question itself, say: 'The question that started everything. I want to hear it answered — all together — in three sentences. First sentence: the phenomenon. Second sentence: the particle-level reason. Third sentence: the formula. You have 2 minutes to write your three sentences, then we say them together.' [WAIT TIME: 2 minutes writing.] Lead a structured choral reading of the three-sentence answer.</w:t>
-            </w:r>
-          </w:p>
-        </w:tc>
-        <w:tc>
-          <w:tcPr>
-            <w:tcW w:type="dxa" w:w="3040"/>
-            <w:shd w:fill="FFFFFF" w:color="auto" w:val="clear"/>
-            <w:tcMar>
-              <w:top w:type="dxa" w:w="60"/>
-              <w:left w:type="dxa" w:w="120"/>
-              <w:bottom w:type="dxa" w:w="60"/>
-              <w:right w:type="dxa" w:w="120"/>
-            </w:tcMar>
-            <w:vAlign w:val="top"/>
-          </w:tcPr>
-          <w:p>
-            <w:pPr>
-              <w:spacing w:after="40" w:before="0"/>
-              <w:jc w:val="left"/>
-            </w:pPr>
-            <w:r>
-              <w:rPr>
-                <w:rFonts w:ascii="Arial" w:cs="Arial" w:eastAsia="Arial" w:hAnsi="Arial"/>
-                <w:b w:val="false"/>
-                <w:bCs w:val="false"/>
-                <w:i w:val="false"/>
-                <w:iCs w:val="false"/>
-                <w:color w:val="000000"/>
-                <w:sz w:val="18"/>
-                <w:szCs w:val="18"/>
-              </w:rPr>
-              <w:t xml:space="preserve">Strategy: Driving Question Board Closure with Evidence-Anchored Resolution (NGSS SEP 8 — Obtaining, Evaluating, and Communicating Information). The DQB has been a living artefact of the class's curiosity across all six lessons. Formally closing it is not administrative — it is a meaning-making ritual that signals the completion of a genuine scientific investigation. The distinction between 'resolved' (green) and 'frontier science' (orange) models authentic scientific practice: not all questions have settled answers, and that is intellectually honest. The three-sentence choral answer to the driving question creates a shared, memorable, precise class statement of understanding.</w:t>
-            </w:r>
-          </w:p>
-        </w:tc>
-        <w:tc>
-          <w:tcPr>
-            <w:tcW w:type="dxa" w:w="3040"/>
-            <w:shd w:fill="F2F2F2" w:color="auto" w:val="clear"/>
-            <w:tcMar>
-              <w:top w:type="dxa" w:w="60"/>
-              <w:left w:type="dxa" w:w="120"/>
-              <w:bottom w:type="dxa" w:w="60"/>
-              <w:right w:type="dxa" w:w="120"/>
-            </w:tcMar>
-            <w:vAlign w:val="top"/>
-          </w:tcPr>
-          <w:p>
-            <w:pPr>
-              <w:spacing w:after="40" w:before="0"/>
-              <w:jc w:val="left"/>
-            </w:pPr>
-            <w:r>
-              <w:rPr>
-                <w:rFonts w:ascii="Arial" w:cs="Arial" w:eastAsia="Arial" w:hAnsi="Arial"/>
-                <w:b w:val="false"/>
-                <w:bCs w:val="false"/>
-                <w:i w:val="false"/>
-                <w:iCs w:val="false"/>
-                <w:color w:val="000000"/>
-                <w:sz w:val="18"/>
-                <w:szCs w:val="18"/>
-              </w:rPr>
-              <w:t xml:space="preserve">Observable indicator: Every DQB question receives either a green resolved note or an orange frontier note — no question is left unaddressed. Teacher reads all green notes to assess accuracy of peer-generated answers. The thumbs-up/sideways/down protocol after each group's answer provides instant class-wide formative data. The three-sentence driving question answer (written in notebooks before the choral reading) is the clearest individual formative assessment of the lesson — teacher collects these at the end for review.</w:t>
-            </w:r>
-          </w:p>
-        </w:tc>
-      </w:tr>
-      <w:tr>
-        <w:tc>
-          <w:tcPr>
-            <w:tcW w:type="dxa" w:w="1520"/>
-            <w:shd w:fill="D5E8F0" w:color="auto" w:val="clear"/>
-            <w:tcMar>
-              <w:top w:type="dxa" w:w="60"/>
-              <w:left w:type="dxa" w:w="120"/>
-              <w:bottom w:type="dxa" w:w="60"/>
-              <w:right w:type="dxa" w:w="120"/>
-            </w:tcMar>
-            <w:vAlign w:val="top"/>
-          </w:tcPr>
-          <w:p>
-            <w:pPr>
-              <w:spacing w:after="40" w:before="0"/>
-              <w:jc w:val="left"/>
-            </w:pPr>
-            <w:r>
-              <w:rPr>
-                <w:rFonts w:ascii="Arial" w:cs="Arial" w:eastAsia="Arial" w:hAnsi="Arial"/>
-                <w:b/>
-                <w:bCs/>
-                <w:i w:val="false"/>
-                <w:iCs w:val="false"/>
-                <w:color w:val="000000"/>
-                <w:sz w:val="18"/>
-                <w:szCs w:val="18"/>
-              </w:rPr>
-              <w:t xml:space="preserve">Model Building Phase</w:t>
-            </w:r>
-          </w:p>
-          <w:p>
-            <w:pPr>
-              <w:spacing w:after="20" w:before="0"/>
-            </w:pPr>
-            <w:r>
-              <w:rPr>
-                <w:rFonts w:ascii="Arial" w:cs="Arial" w:eastAsia="Arial" w:hAnsi="Arial"/>
-                <w:b/>
-                <w:bCs/>
-                <w:color w:val="1F3864"/>
-                <w:sz w:val="16"/>
-                <w:szCs w:val="16"/>
-              </w:rPr>
-              <w:t xml:space="preserve">📹 VIDEO:</w:t>
-            </w:r>
-          </w:p>
-          <w:p>
-            <w:pPr>
-              <w:spacing w:after="20" w:before="0"/>
-            </w:pPr>
-            <w:hyperlink w:history="1" r:id="rIdn1wmnsslhmrrgb49gkuqo">
-              <w:r>
-                <w:rPr>
-                  <w:rFonts w:ascii="Arial" w:cs="Arial" w:eastAsia="Arial" w:hAnsi="Arial"/>
-                  <w:color w:val="2E75B6"/>
-                  <w:sz w:val="16"/>
-                  <w:szCs w:val="16"/>
-                  <w:u w:val="single" w:color="2E75B6"/>
-                </w:rPr>
-                <w:t xml:space="preserve">Comparing Celsius and Fahrenheit temperature scales</w:t>
-              </w:r>
-            </w:hyperlink>
-          </w:p>
-          <w:p>
-            <w:pPr>
-              <w:spacing w:after="10" w:before="0"/>
-              <w:ind w:left="120"/>
-            </w:pPr>
-            <w:r>
-              <w:rPr>
-                <w:rFonts w:ascii="Arial" w:cs="Arial" w:eastAsia="Arial" w:hAnsi="Arial"/>
-                <w:color w:val="595959"/>
-                <w:sz w:val="14"/>
-                <w:szCs w:val="14"/>
-              </w:rPr>
-              <w:t xml:space="preserve">Source: Khan Academy (English - US curriculum)</w:t>
-            </w:r>
-          </w:p>
-          <w:p>
-            <w:pPr>
-              <w:spacing w:after="10" w:before="0"/>
-              <w:ind w:left="120"/>
-            </w:pPr>
-            <w:hyperlink w:history="1" r:id="rIdrdi1hijkdfqhs5yke9nyc">
-              <w:r>
-                <w:rPr>
-                  <w:rFonts w:ascii="Arial" w:cs="Arial" w:eastAsia="Arial" w:hAnsi="Arial"/>
-                  <w:color w:val="595959"/>
-                  <w:sz w:val="14"/>
-                  <w:szCs w:val="14"/>
-                  <w:u w:val="single" w:color="595959"/>
-                </w:rPr>
-                <w:t xml:space="preserve">🔍 Search ARES for similar videos</w:t>
-              </w:r>
-            </w:hyperlink>
-          </w:p>
-          <w:p>
-            <w:pPr>
-              <w:spacing w:after="40" w:before="0"/>
-            </w:pPr>
-            <w:r>
-              <w:rPr>
-                <w:sz w:val="14"/>
-                <w:szCs w:val="14"/>
-              </w:rPr>
-              <w:t xml:space="preserve"/>
-            </w:r>
-          </w:p>
-          <w:p>
-            <w:pPr>
-              <w:spacing w:after="20" w:before="0"/>
-            </w:pPr>
-            <w:r>
-              <w:rPr>
-                <w:rFonts w:ascii="Arial" w:cs="Arial" w:eastAsia="Arial" w:hAnsi="Arial"/>
-                <w:b/>
-                <w:bCs/>
-                <w:color w:val="1F3864"/>
-                <w:sz w:val="16"/>
-                <w:szCs w:val="16"/>
-              </w:rPr>
-              <w:t xml:space="preserve">📖 HTML:</w:t>
-            </w:r>
-          </w:p>
-          <w:p>
-            <w:pPr>
-              <w:spacing w:after="20" w:before="0"/>
-            </w:pPr>
-            <w:hyperlink w:history="1" r:id="rId8n7bmrub8zdiptbyxoodh">
-              <w:r>
-                <w:rPr>
-                  <w:rFonts w:ascii="Arial" w:cs="Arial" w:eastAsia="Arial" w:hAnsi="Arial"/>
-                  <w:color w:val="2E75B6"/>
-                  <w:sz w:val="16"/>
-                  <w:szCs w:val="16"/>
-                  <w:u w:val="single" w:color="2E75B6"/>
-                </w:rPr>
-                <w:t xml:space="preserve">Temperature and Temperature Scales (Flexbook)</w:t>
-              </w:r>
-            </w:hyperlink>
-          </w:p>
-          <w:p>
-            <w:pPr>
-              <w:spacing w:after="10" w:before="0"/>
-              <w:ind w:left="120"/>
-            </w:pPr>
-            <w:r>
-              <w:rPr>
-                <w:rFonts w:ascii="Arial" w:cs="Arial" w:eastAsia="Arial" w:hAnsi="Arial"/>
-                <w:color w:val="595959"/>
-                <w:sz w:val="14"/>
-                <w:szCs w:val="14"/>
-              </w:rPr>
-              <w:t xml:space="preserve">Source: CK-12</w:t>
-            </w:r>
-          </w:p>
-          <w:p>
-            <w:pPr>
-              <w:spacing w:after="10" w:before="0"/>
-              <w:ind w:left="120"/>
-            </w:pPr>
-            <w:hyperlink w:history="1" r:id="rIdtbzglyqhsk2dleiqlt3ph">
+            <w:hyperlink w:history="1" r:id="rIdr8c7nph4vsvbyirnb6oin">
               <w:r>
                 <w:rPr>
                   <w:rFonts w:ascii="Arial" w:cs="Arial" w:eastAsia="Arial" w:hAnsi="Arial"/>
@@ -20120,7 +20558,7 @@
                 <w:sz w:val="18"/>
                 <w:szCs w:val="18"/>
               </w:rPr>
-              <w:t xml:space="preserve">1. DRIVING QUESTION RESOLUTION: When the class answered the driving question together in three sentences, how precise and complete were the responses? Could learners articulate all three layers — the macroscopic phenomenon (the crack), the particle-level mechanism (hexagonal lattice with greater spacing), and the quantitative formula (ΔV = βV₀ΔT)? If any layer was weak, which prior lesson's evidence was insufficiently consolidated?</w:t>
+              <w:t xml:space="preserve">1. DRIVING QUESTION RESOLUTION: When the class answered the driving question together in three sentences, how precise and complete were the responses? Could learners articulate all three layers — the macroscopic phenomenon (the crack), the particle-level mechanism (hexagonal lattice with greater spacing), and the quantitative formula (about 9% volume increase on freezing; ΔV = γV₀ΔT for ordinary expansion)? If any layer was weak, which prior lesson's evidence was insufficiently consolidated?</w:t>
             </w:r>
           </w:p>
           <w:p>
@@ -20437,7 +20875,7 @@
                 <w:sz w:val="18"/>
                 <w:szCs w:val="18"/>
               </w:rPr>
-              <w:t xml:space="preserve">Learners conducted a six-station Evidence Gallery Walk, revisiting and recording key findings from all five prior lessons — including particle diagrams of liquid water vs. ice, the density-vs-temperature graph showing the 4°C anomaly, and the volumetric expansion formula ΔV = βV₀ΔT applied to a 500 ml water bottle. Learners physically placed their Lesson 1 prediction cards beside their final L6 particle models, making conceptual growth visible. The Driving Question Board was returned to the class with all accumulated sticky-note questions, and every question received either a green resolved note or an orange frontier-science note.</w:t>
+              <w:t xml:space="preserve">Learners conducted a six-station Evidence Gallery Walk, revisiting and recording key findings from all five prior lessons — including particle diagrams of liquid water vs. ice, the density-vs-temperature graph showing the 4°C anomaly, and the volumetric expansion formula ΔV = γV₀ΔT applied to a 500 ml water bottle. Learners physically placed their Lesson 1 prediction cards beside their final L6 particle models, making conceptual growth visible. The Driving Question Board was returned to the class with all accumulated sticky-note questions, and every question received either a green resolved note or an orange frontier-science note.</w:t>
             </w:r>
           </w:p>
         </w:tc>
@@ -20503,7 +20941,7 @@
                 <w:sz w:val="18"/>
                 <w:szCs w:val="18"/>
               </w:rPr>
-              <w:t xml:space="preserve">Learners demonstrated that water's anomalous expansion upon freezing is caused by hydrogen bonding, which arranges water molecules into a hexagonal lattice with greater intermolecular spacing than liquid water — reducing density from approximately 1.00 g/cm³ (liquid at 4°C) to 0.917 g/cm³ (ice at 0°C). This ~9% volume increase in a sealed, rigid glass bottle generates internal pressure exceeding the tensile strength of glass (33–100 MPa), causing the characteristic crack pattern. Learners applied the volumetric expansion formula to calculate ΔV ≈ 0.18 ml for a 500 ml bottle cooling from 4°C to 0°C. They connected this knowledge to Kenyan engineering contexts: burst water pipes in the Kericho and Nyandarua highlands, expansion joints on the SGR Nairobi–Mombasa railway, and storage tank design at the Mombasa port.</w:t>
+              <w:t xml:space="preserve">Learners demonstrated that water's anomalous expansion upon freezing is caused by hydrogen bonding, which arranges water molecules into a hexagonal lattice with greater intermolecular spacing than liquid water — reducing density from approximately 1.00 g/cm³ (liquid at 4°C) to 0.917 g/cm³ (ice at 0°C). This ~9% volume increase in a sealed, rigid glass bottle generates internal pressure exceeding the tensile strength of glass (33–100 MPa), causing the characteristic crack pattern. Learners calculated that 500 ml of water freezing expands by about 9%, ΔV ≈ 45 ml (a phase-change effect beyond ΔV = γV₀ΔT). They connected this knowledge to Kenyan engineering contexts: burst water pipes in the Kericho and Nyandarua highlands, expansion joints on the SGR Nairobi–Mombasa railway, and storage tank design at the Mombasa port.</w:t>
             </w:r>
           </w:p>
         </w:tc>
@@ -20569,7 +21007,7 @@
                 <w:sz w:val="18"/>
                 <w:szCs w:val="18"/>
               </w:rPr>
-              <w:t xml:space="preserve">The sealed water bottle cracked because water is one of the very few substances on Earth that expands — rather than contracts — when it freezes. As the temperature dropped from 4°C (the point of maximum density) to 0°C, water molecules formed hydrogen bonds that locked them into a rigid hexagonal lattice with greater spacing between molecules. This expansion increased the volume of water by approximately 9%, generating a pressure force directed outward against the rigid glass walls. Because the glass could not stretch to accommodate this expansion, the stress exceeded the glass's tensile strength and the bottle fractured along its weakest lines. The same principle — quantified by the volumetric expansion formula ΔV = βV₀ΔT — explains why engineers build expansion gaps into railway tracks, design flexible couplings in water pipelines, and specify temperature-rated containers for cold storage across Kenya and the world.</w:t>
+              <w:t xml:space="preserve">The sealed water bottle cracked because water is one of the very few substances on Earth that expands — rather than contracts — when it freezes. As the temperature dropped from 4°C (the point of maximum density) to 0°C, water molecules formed hydrogen bonds that locked them into a rigid hexagonal lattice with greater spacing between molecules. This expansion increased the volume of water by approximately 9%, generating a pressure force directed outward against the rigid glass walls. Because the glass could not stretch to accommodate this expansion, the stress exceeded the glass's tensile strength and the bottle fractured along its weakest lines. The same principle — quantified by the volumetric expansion formula ΔV = γV₀ΔT — explains why engineers build expansion gaps into railway tracks, design flexible couplings in water pipelines, and specify temperature-rated containers for cold storage across Kenya and the world.</w:t>
             </w:r>
           </w:p>
         </w:tc>
@@ -20591,7 +21029,7 @@
         </w:rPr>
         <w:t xml:space="preserve">© 2026 SeaVuria and ARES. Aligned with KICD objectives. Developed by SeaVuria; technical implementation by ARES (with AI assistance from Claude). Licensed under </w:t>
       </w:r>
-      <w:hyperlink w:history="1" r:id="rId-i-h4ylrjvayxh_blxzhe">
+      <w:hyperlink w:history="1" r:id="rIdc5n-ke8troowtjrc0tr7x">
         <w:r>
           <w:rPr>
             <w:rFonts w:ascii="Arial" w:cs="Arial" w:eastAsia="Arial" w:hAnsi="Arial"/>
@@ -20612,7 +21050,7 @@
         </w:rPr>
         <w:t xml:space="preserve"> (</w:t>
       </w:r>
-      <w:hyperlink w:history="1" r:id="rIdcvev00hra90wc5qeb-fxx">
+      <w:hyperlink w:history="1" r:id="rIdvvgqpihijhsqkhyxfbrcv">
         <w:r>
           <w:rPr>
             <w:rFonts w:ascii="Arial" w:cs="Arial" w:eastAsia="Arial" w:hAnsi="Arial"/>

--- a/data/outputs/v2/Physics/SS1.3_Temperature_and_Thermal_Expansion/Physics_Temperature_and_Thermal_Expansion_CBE_LessonSequence.docx
+++ b/data/outputs/v2/Physics/SS1.3_Temperature_and_Thermal_Expansion/Physics_Temperature_and_Thermal_Expansion_CBE_LessonSequence.docx
@@ -2385,7 +2385,7 @@
         </w:rPr>
         <w:t xml:space="preserve">© 2026 SeaVuria and ARES. This work is licensed under a </w:t>
       </w:r>
-      <w:hyperlink w:history="1" r:id="rId1fhgrsbtztjurvlvaqspf">
+      <w:hyperlink w:history="1" r:id="rIdan-s4yxmm3zqmahbxv20y">
         <w:r>
           <w:rPr>
             <w:rFonts w:ascii="Arial" w:cs="Arial" w:eastAsia="Arial" w:hAnsi="Arial"/>
@@ -2405,7 +2405,7 @@
         </w:rPr>
         <w:t xml:space="preserve"> (</w:t>
       </w:r>
-      <w:hyperlink w:history="1" r:id="rIdtcite66xuo46woahoui1h">
+      <w:hyperlink w:history="1" r:id="rIdg4fqd2vwoggzpimu75g-g">
         <w:r>
           <w:rPr>
             <w:rFonts w:ascii="Arial" w:cs="Arial" w:eastAsia="Arial" w:hAnsi="Arial"/>
@@ -2425,7 +2425,7 @@
         </w:rPr>
         <w:t xml:space="preserve">). To view a copy of this license, visit </w:t>
       </w:r>
-      <w:hyperlink w:history="1" r:id="rIdvtrh-vpi5w38t3w7upkwv">
+      <w:hyperlink w:history="1" r:id="rIdnuqqu4qlgoadnq2aym0vz">
         <w:r>
           <w:rPr>
             <w:rFonts w:ascii="Arial" w:cs="Arial" w:eastAsia="Arial" w:hAnsi="Arial"/>
@@ -3437,7 +3437,7 @@
             <w:pPr>
               <w:spacing w:after="20" w:before="0"/>
             </w:pPr>
-            <w:hyperlink w:history="1" r:id="rIdmhwoyh_mt36ypyzwtfety">
+            <w:hyperlink w:history="1" r:id="rIdxuepaiznwvnhtq40mafbx">
               <w:r>
                 <w:rPr>
                   <w:rFonts w:ascii="Arial" w:cs="Arial" w:eastAsia="Arial" w:hAnsi="Arial"/>
@@ -3470,7 +3470,7 @@
               <w:spacing w:after="10" w:before="0"/>
               <w:ind w:left="120"/>
             </w:pPr>
-            <w:hyperlink w:history="1" r:id="rId51t3v6shdwcf1o8nyxzxd">
+            <w:hyperlink w:history="1" r:id="rIdbs3npepjtjrivwu6uqdlt">
               <w:r>
                 <w:rPr>
                   <w:rFonts w:ascii="Arial" w:cs="Arial" w:eastAsia="Arial" w:hAnsi="Arial"/>
@@ -3515,7 +3515,7 @@
             <w:pPr>
               <w:spacing w:after="20" w:before="0"/>
             </w:pPr>
-            <w:hyperlink w:history="1" r:id="rIdqsqpm6i9fk5m97k6ixy-m">
+            <w:hyperlink w:history="1" r:id="rIdalq0ky06_el6-vgilxlkp">
               <w:r>
                 <w:rPr>
                   <w:rFonts w:ascii="Arial" w:cs="Arial" w:eastAsia="Arial" w:hAnsi="Arial"/>
@@ -3548,7 +3548,7 @@
               <w:spacing w:after="10" w:before="0"/>
               <w:ind w:left="120"/>
             </w:pPr>
-            <w:hyperlink w:history="1" r:id="rIdm50-xfyxycdej1v-m4jks">
+            <w:hyperlink w:history="1" r:id="rIdesjtw2oosvkzc-nn5ew7m">
               <w:r>
                 <w:rPr>
                   <w:rFonts w:ascii="Arial" w:cs="Arial" w:eastAsia="Arial" w:hAnsi="Arial"/>
@@ -3895,7 +3895,7 @@
             <w:pPr>
               <w:spacing w:after="20" w:before="0"/>
             </w:pPr>
-            <w:hyperlink w:history="1" r:id="rId7944dyxlo42jj4rejf_96">
+            <w:hyperlink w:history="1" r:id="rIdzg0ctxdiw40fl1o17pixh">
               <w:r>
                 <w:rPr>
                   <w:rFonts w:ascii="Arial" w:cs="Arial" w:eastAsia="Arial" w:hAnsi="Arial"/>
@@ -3928,7 +3928,7 @@
               <w:spacing w:after="10" w:before="0"/>
               <w:ind w:left="120"/>
             </w:pPr>
-            <w:hyperlink w:history="1" r:id="rId4mrpgmqvdr87i7yz-go1e">
+            <w:hyperlink w:history="1" r:id="rIdc5zlpeojy6-fepqgdukvf">
               <w:r>
                 <w:rPr>
                   <w:rFonts w:ascii="Arial" w:cs="Arial" w:eastAsia="Arial" w:hAnsi="Arial"/>
@@ -3973,7 +3973,7 @@
             <w:pPr>
               <w:spacing w:after="20" w:before="0"/>
             </w:pPr>
-            <w:hyperlink w:history="1" r:id="rIdqyq0rx6ip5bvdfzechnw1">
+            <w:hyperlink w:history="1" r:id="rIdj_azgj_ilwxntsrfezjct">
               <w:r>
                 <w:rPr>
                   <w:rFonts w:ascii="Arial" w:cs="Arial" w:eastAsia="Arial" w:hAnsi="Arial"/>
@@ -4006,7 +4006,7 @@
               <w:spacing w:after="10" w:before="0"/>
               <w:ind w:left="120"/>
             </w:pPr>
-            <w:hyperlink w:history="1" r:id="rIdlihnfo8ujyov3cqurtkdr">
+            <w:hyperlink w:history="1" r:id="rIdscxfcjxoetrryifwleboz">
               <w:r>
                 <w:rPr>
                   <w:rFonts w:ascii="Arial" w:cs="Arial" w:eastAsia="Arial" w:hAnsi="Arial"/>
@@ -4315,7 +4315,7 @@
             <w:pPr>
               <w:spacing w:after="20" w:before="0"/>
             </w:pPr>
-            <w:hyperlink w:history="1" r:id="rIdu3kjfupvjd7wwaejlsfnl">
+            <w:hyperlink w:history="1" r:id="rIdxfwkncyidpzcpboxqkuno">
               <w:r>
                 <w:rPr>
                   <w:rFonts w:ascii="Arial" w:cs="Arial" w:eastAsia="Arial" w:hAnsi="Arial"/>
@@ -4348,7 +4348,7 @@
               <w:spacing w:after="10" w:before="0"/>
               <w:ind w:left="120"/>
             </w:pPr>
-            <w:hyperlink w:history="1" r:id="rIdbacrzrb8orwlbhad4uekd">
+            <w:hyperlink w:history="1" r:id="rIdsns9sswgtcw9lycqh3hcg">
               <w:r>
                 <w:rPr>
                   <w:rFonts w:ascii="Arial" w:cs="Arial" w:eastAsia="Arial" w:hAnsi="Arial"/>
@@ -4393,7 +4393,7 @@
             <w:pPr>
               <w:spacing w:after="20" w:before="0"/>
             </w:pPr>
-            <w:hyperlink w:history="1" r:id="rIduzdp7tesgm68k90gmb269">
+            <w:hyperlink w:history="1" r:id="rIdmt8tyfsz74qesb-fwggfs">
               <w:r>
                 <w:rPr>
                   <w:rFonts w:ascii="Arial" w:cs="Arial" w:eastAsia="Arial" w:hAnsi="Arial"/>
@@ -4442,7 +4442,7 @@
               <w:spacing w:after="10" w:before="0"/>
               <w:ind w:left="120"/>
             </w:pPr>
-            <w:hyperlink w:history="1" r:id="rIdam_9ghnt4bal7134wh0dj">
+            <w:hyperlink w:history="1" r:id="rIdpo-wljsl_wvcoua7j0plb">
               <w:r>
                 <w:rPr>
                   <w:rFonts w:ascii="Arial" w:cs="Arial" w:eastAsia="Arial" w:hAnsi="Arial"/>
@@ -4751,7 +4751,7 @@
             <w:pPr>
               <w:spacing w:after="20" w:before="0"/>
             </w:pPr>
-            <w:hyperlink w:history="1" r:id="rIdsw845evoydbgiehbyjjin">
+            <w:hyperlink w:history="1" r:id="rIdaikiw-s5ka-9mgx60ttph">
               <w:r>
                 <w:rPr>
                   <w:rFonts w:ascii="Arial" w:cs="Arial" w:eastAsia="Arial" w:hAnsi="Arial"/>
@@ -4784,7 +4784,7 @@
               <w:spacing w:after="10" w:before="0"/>
               <w:ind w:left="120"/>
             </w:pPr>
-            <w:hyperlink w:history="1" r:id="rIdtjuhwrmdfyc2p-i6dihug">
+            <w:hyperlink w:history="1" r:id="rIdajneulzeei_hzeuu3kre8">
               <w:r>
                 <w:rPr>
                   <w:rFonts w:ascii="Arial" w:cs="Arial" w:eastAsia="Arial" w:hAnsi="Arial"/>
@@ -4829,7 +4829,7 @@
             <w:pPr>
               <w:spacing w:after="20" w:before="0"/>
             </w:pPr>
-            <w:hyperlink w:history="1" r:id="rIdshtsafs8jtoq7mkkqwbij">
+            <w:hyperlink w:history="1" r:id="rIddtvygcsxwv5--o97shcul">
               <w:r>
                 <w:rPr>
                   <w:rFonts w:ascii="Arial" w:cs="Arial" w:eastAsia="Arial" w:hAnsi="Arial"/>
@@ -4878,7 +4878,7 @@
               <w:spacing w:after="10" w:before="0"/>
               <w:ind w:left="120"/>
             </w:pPr>
-            <w:hyperlink w:history="1" r:id="rIdpf525-ikfnbuqa5ydutmt">
+            <w:hyperlink w:history="1" r:id="rIdvd9i_cwekh_6w_pci9d0l">
               <w:r>
                 <w:rPr>
                   <w:rFonts w:ascii="Arial" w:cs="Arial" w:eastAsia="Arial" w:hAnsi="Arial"/>
@@ -5187,7 +5187,7 @@
             <w:pPr>
               <w:spacing w:after="20" w:before="0"/>
             </w:pPr>
-            <w:hyperlink w:history="1" r:id="rId8odyusszr9l8wadia6l14">
+            <w:hyperlink w:history="1" r:id="rIdehm0ycqqrvhh2rchwu-vm">
               <w:r>
                 <w:rPr>
                   <w:rFonts w:ascii="Arial" w:cs="Arial" w:eastAsia="Arial" w:hAnsi="Arial"/>
@@ -5220,7 +5220,7 @@
               <w:spacing w:after="10" w:before="0"/>
               <w:ind w:left="120"/>
             </w:pPr>
-            <w:hyperlink w:history="1" r:id="rIddyz8spmu-qm0ovaf5axmj">
+            <w:hyperlink w:history="1" r:id="rIdczkmkfjtzxytxezm0sdsx">
               <w:r>
                 <w:rPr>
                   <w:rFonts w:ascii="Arial" w:cs="Arial" w:eastAsia="Arial" w:hAnsi="Arial"/>
@@ -5265,7 +5265,7 @@
             <w:pPr>
               <w:spacing w:after="20" w:before="0"/>
             </w:pPr>
-            <w:hyperlink w:history="1" r:id="rIdoxrwd3rvpx9dxtsv2d9qs">
+            <w:hyperlink w:history="1" r:id="rIdqkf-xj-jrksjuvfq8pg0a">
               <w:r>
                 <w:rPr>
                   <w:rFonts w:ascii="Arial" w:cs="Arial" w:eastAsia="Arial" w:hAnsi="Arial"/>
@@ -5314,7 +5314,7 @@
               <w:spacing w:after="10" w:before="0"/>
               <w:ind w:left="120"/>
             </w:pPr>
-            <w:hyperlink w:history="1" r:id="rIdpvk4an5izizmdczpr76re">
+            <w:hyperlink w:history="1" r:id="rIdrixmaobnbqzayp58ssbqp">
               <w:r>
                 <w:rPr>
                   <w:rFonts w:ascii="Arial" w:cs="Arial" w:eastAsia="Arial" w:hAnsi="Arial"/>
@@ -5902,7 +5902,7 @@
         </w:rPr>
         <w:t xml:space="preserve">© 2026 SeaVuria and ARES. Aligned with KICD objectives. Developed by SeaVuria; technical implementation by ARES (with AI assistance from Claude). Licensed under </w:t>
       </w:r>
-      <w:hyperlink w:history="1" r:id="rIdeecrvd9b_phlmjrittos7">
+      <w:hyperlink w:history="1" r:id="rIdxsuvpixs_n7yqiynjht-k">
         <w:r>
           <w:rPr>
             <w:rFonts w:ascii="Arial" w:cs="Arial" w:eastAsia="Arial" w:hAnsi="Arial"/>
@@ -5923,7 +5923,7 @@
         </w:rPr>
         <w:t xml:space="preserve"> (</w:t>
       </w:r>
-      <w:hyperlink w:history="1" r:id="rIdptt46_ucqcklcd0aahian">
+      <w:hyperlink w:history="1" r:id="rIdagdsze6b0r6vgmk4hnaua">
         <w:r>
           <w:rPr>
             <w:rFonts w:ascii="Arial" w:cs="Arial" w:eastAsia="Arial" w:hAnsi="Arial"/>
@@ -6936,7 +6936,7 @@
             <w:pPr>
               <w:spacing w:after="20" w:before="0"/>
             </w:pPr>
-            <w:hyperlink w:history="1" r:id="rIdbdgu8hhzlzp5swmmpttc5">
+            <w:hyperlink w:history="1" r:id="rIdkypmv1n2aokgsj1eowyw1">
               <w:r>
                 <w:rPr>
                   <w:rFonts w:ascii="Arial" w:cs="Arial" w:eastAsia="Arial" w:hAnsi="Arial"/>
@@ -6985,7 +6985,7 @@
               <w:spacing w:after="10" w:before="0"/>
               <w:ind w:left="120"/>
             </w:pPr>
-            <w:hyperlink w:history="1" r:id="rIdydut5zdifd2si1p-8byn1">
+            <w:hyperlink w:history="1" r:id="rIdqbcaqy5yv-vllqrxgvcxg">
               <w:r>
                 <w:rPr>
                   <w:rFonts w:ascii="Arial" w:cs="Arial" w:eastAsia="Arial" w:hAnsi="Arial"/>
@@ -7030,7 +7030,7 @@
             <w:pPr>
               <w:spacing w:after="20" w:before="0"/>
             </w:pPr>
-            <w:hyperlink w:history="1" r:id="rIdej_fyfwy1wficvzomnol8">
+            <w:hyperlink w:history="1" r:id="rIdxsbx5jomxeeirkjbtrsm7">
               <w:r>
                 <w:rPr>
                   <w:rFonts w:ascii="Arial" w:cs="Arial" w:eastAsia="Arial" w:hAnsi="Arial"/>
@@ -7063,7 +7063,7 @@
               <w:spacing w:after="10" w:before="0"/>
               <w:ind w:left="120"/>
             </w:pPr>
-            <w:hyperlink w:history="1" r:id="rIdd1v9uq-mrzt1g07vxx2kx">
+            <w:hyperlink w:history="1" r:id="rIduaxhewyjocikziarltioj">
               <w:r>
                 <w:rPr>
                   <w:rFonts w:ascii="Arial" w:cs="Arial" w:eastAsia="Arial" w:hAnsi="Arial"/>
@@ -7258,7 +7258,7 @@
             <w:pPr>
               <w:spacing w:after="20" w:before="0"/>
             </w:pPr>
-            <w:hyperlink w:history="1" r:id="rId3m__nh8hh14bcgqvfwobc">
+            <w:hyperlink w:history="1" r:id="rIdiibejctvlsm7ildc1-_lf">
               <w:r>
                 <w:rPr>
                   <w:rFonts w:ascii="Arial" w:cs="Arial" w:eastAsia="Arial" w:hAnsi="Arial"/>
@@ -7307,7 +7307,7 @@
               <w:spacing w:after="10" w:before="0"/>
               <w:ind w:left="120"/>
             </w:pPr>
-            <w:hyperlink w:history="1" r:id="rIdfxt7r1dxfulg8t1k-lt7e">
+            <w:hyperlink w:history="1" r:id="rIdswgkykawwvzqafmkyo30f">
               <w:r>
                 <w:rPr>
                   <w:rFonts w:ascii="Arial" w:cs="Arial" w:eastAsia="Arial" w:hAnsi="Arial"/>
@@ -7352,7 +7352,7 @@
             <w:pPr>
               <w:spacing w:after="20" w:before="0"/>
             </w:pPr>
-            <w:hyperlink w:history="1" r:id="rIdihdwvcvm3vpr1yg__mjoc">
+            <w:hyperlink w:history="1" r:id="rIduj_niqgxdynbr1zqhkqoj">
               <w:r>
                 <w:rPr>
                   <w:rFonts w:ascii="Arial" w:cs="Arial" w:eastAsia="Arial" w:hAnsi="Arial"/>
@@ -7385,7 +7385,7 @@
               <w:spacing w:after="10" w:before="0"/>
               <w:ind w:left="120"/>
             </w:pPr>
-            <w:hyperlink w:history="1" r:id="rId2uuneu9tnuhdhyilasxey">
+            <w:hyperlink w:history="1" r:id="rIdjaxpi0jsw23arovhp-rti">
               <w:r>
                 <w:rPr>
                   <w:rFonts w:ascii="Arial" w:cs="Arial" w:eastAsia="Arial" w:hAnsi="Arial"/>
@@ -7580,7 +7580,7 @@
             <w:pPr>
               <w:spacing w:after="20" w:before="0"/>
             </w:pPr>
-            <w:hyperlink w:history="1" r:id="rIdon67wwomgmzrkcl62typk">
+            <w:hyperlink w:history="1" r:id="rIduqu5m2j2zcox9kjdh8gfm">
               <w:r>
                 <w:rPr>
                   <w:rFonts w:ascii="Arial" w:cs="Arial" w:eastAsia="Arial" w:hAnsi="Arial"/>
@@ -7629,7 +7629,7 @@
               <w:spacing w:after="10" w:before="0"/>
               <w:ind w:left="120"/>
             </w:pPr>
-            <w:hyperlink w:history="1" r:id="rIdjonfymfjf8iczdkihyoud">
+            <w:hyperlink w:history="1" r:id="rId53ezky6s6nlrh2fnrx0ei">
               <w:r>
                 <w:rPr>
                   <w:rFonts w:ascii="Arial" w:cs="Arial" w:eastAsia="Arial" w:hAnsi="Arial"/>
@@ -7674,7 +7674,7 @@
             <w:pPr>
               <w:spacing w:after="20" w:before="0"/>
             </w:pPr>
-            <w:hyperlink w:history="1" r:id="rIdnulrig-tifdzxuay65nmt">
+            <w:hyperlink w:history="1" r:id="rIdcbup4fwjanwkboot6xyb9">
               <w:r>
                 <w:rPr>
                   <w:rFonts w:ascii="Arial" w:cs="Arial" w:eastAsia="Arial" w:hAnsi="Arial"/>
@@ -7707,7 +7707,7 @@
               <w:spacing w:after="10" w:before="0"/>
               <w:ind w:left="120"/>
             </w:pPr>
-            <w:hyperlink w:history="1" r:id="rIdzuyp6p4f_igqew7tdwu-h">
+            <w:hyperlink w:history="1" r:id="rIdhbi6bsvdunblr8yzfrhfj">
               <w:r>
                 <w:rPr>
                   <w:rFonts w:ascii="Arial" w:cs="Arial" w:eastAsia="Arial" w:hAnsi="Arial"/>
@@ -7902,7 +7902,7 @@
             <w:pPr>
               <w:spacing w:after="20" w:before="0"/>
             </w:pPr>
-            <w:hyperlink w:history="1" r:id="rId3qvkfyikykncfjeieybfc">
+            <w:hyperlink w:history="1" r:id="rIdlznigpl9pouspcqeozik-">
               <w:r>
                 <w:rPr>
                   <w:rFonts w:ascii="Arial" w:cs="Arial" w:eastAsia="Arial" w:hAnsi="Arial"/>
@@ -7951,7 +7951,7 @@
               <w:spacing w:after="10" w:before="0"/>
               <w:ind w:left="120"/>
             </w:pPr>
-            <w:hyperlink w:history="1" r:id="rIdvneemvjoexcewic_ze-zz">
+            <w:hyperlink w:history="1" r:id="rIdtks25z5x5nz-avmjj6pu_">
               <w:r>
                 <w:rPr>
                   <w:rFonts w:ascii="Arial" w:cs="Arial" w:eastAsia="Arial" w:hAnsi="Arial"/>
@@ -7996,7 +7996,7 @@
             <w:pPr>
               <w:spacing w:after="20" w:before="0"/>
             </w:pPr>
-            <w:hyperlink w:history="1" r:id="rIdzvfglsrfc2e0o620rjuwq">
+            <w:hyperlink w:history="1" r:id="rIdmch-vedbmmtkxa9iomtq3">
               <w:r>
                 <w:rPr>
                   <w:rFonts w:ascii="Arial" w:cs="Arial" w:eastAsia="Arial" w:hAnsi="Arial"/>
@@ -8029,7 +8029,7 @@
               <w:spacing w:after="10" w:before="0"/>
               <w:ind w:left="120"/>
             </w:pPr>
-            <w:hyperlink w:history="1" r:id="rIdwib27fkl7la3j44a_ppig">
+            <w:hyperlink w:history="1" r:id="rIdfugi3wsgz6ivwqgssssho">
               <w:r>
                 <w:rPr>
                   <w:rFonts w:ascii="Arial" w:cs="Arial" w:eastAsia="Arial" w:hAnsi="Arial"/>
@@ -8224,7 +8224,7 @@
             <w:pPr>
               <w:spacing w:after="20" w:before="0"/>
             </w:pPr>
-            <w:hyperlink w:history="1" r:id="rIdu-72qc1plm4gt1zo0ugpv">
+            <w:hyperlink w:history="1" r:id="rIdztrqigfyddwmnzseoxdh1">
               <w:r>
                 <w:rPr>
                   <w:rFonts w:ascii="Arial" w:cs="Arial" w:eastAsia="Arial" w:hAnsi="Arial"/>
@@ -8273,7 +8273,7 @@
               <w:spacing w:after="10" w:before="0"/>
               <w:ind w:left="120"/>
             </w:pPr>
-            <w:hyperlink w:history="1" r:id="rIdlra3ky4w1uj_yivligu0g">
+            <w:hyperlink w:history="1" r:id="rIdmbpsc46ikl5r2yh4sk-u4">
               <w:r>
                 <w:rPr>
                   <w:rFonts w:ascii="Arial" w:cs="Arial" w:eastAsia="Arial" w:hAnsi="Arial"/>
@@ -8318,7 +8318,7 @@
             <w:pPr>
               <w:spacing w:after="20" w:before="0"/>
             </w:pPr>
-            <w:hyperlink w:history="1" r:id="rIdocqwecsfjdtslv_tcn3bh">
+            <w:hyperlink w:history="1" r:id="rIdj5bovd4l4hdseffiw-f5w">
               <w:r>
                 <w:rPr>
                   <w:rFonts w:ascii="Arial" w:cs="Arial" w:eastAsia="Arial" w:hAnsi="Arial"/>
@@ -8351,7 +8351,7 @@
               <w:spacing w:after="10" w:before="0"/>
               <w:ind w:left="120"/>
             </w:pPr>
-            <w:hyperlink w:history="1" r:id="rIdm1osi6o6bnw2ec9otzqpq">
+            <w:hyperlink w:history="1" r:id="rIdkkaimj9rblxzxve9ldjuy">
               <w:r>
                 <w:rPr>
                   <w:rFonts w:ascii="Arial" w:cs="Arial" w:eastAsia="Arial" w:hAnsi="Arial"/>
@@ -8863,7 +8863,7 @@
         </w:rPr>
         <w:t xml:space="preserve">© 2026 SeaVuria and ARES. Aligned with KICD objectives. Developed by SeaVuria; technical implementation by ARES (with AI assistance from Claude). Licensed under </w:t>
       </w:r>
-      <w:hyperlink w:history="1" r:id="rIdaex3u95a5w18ohvb4q0ox">
+      <w:hyperlink w:history="1" r:id="rIdrbbe6fz6bftjgd6t9p7xq">
         <w:r>
           <w:rPr>
             <w:rFonts w:ascii="Arial" w:cs="Arial" w:eastAsia="Arial" w:hAnsi="Arial"/>
@@ -8884,7 +8884,7 @@
         </w:rPr>
         <w:t xml:space="preserve"> (</w:t>
       </w:r>
-      <w:hyperlink w:history="1" r:id="rIdyyamyzhd17ozspx4wei26">
+      <w:hyperlink w:history="1" r:id="rIdakinjfz6ru3dajigmz4mk">
         <w:r>
           <w:rPr>
             <w:rFonts w:ascii="Arial" w:cs="Arial" w:eastAsia="Arial" w:hAnsi="Arial"/>
@@ -9914,7 +9914,7 @@
               <w:spacing w:after="10" w:before="0"/>
               <w:ind w:left="120"/>
             </w:pPr>
-            <w:hyperlink w:history="1" r:id="rIdcf38lcnlqkx_wejsletvk">
+            <w:hyperlink w:history="1" r:id="rIdy0bo7s3b67ryiggr8jfsw">
               <w:r>
                 <w:rPr>
                   <w:rFonts w:ascii="Arial" w:cs="Arial" w:eastAsia="Arial" w:hAnsi="Arial"/>
@@ -9974,7 +9974,7 @@
             <w:pPr>
               <w:spacing w:after="20" w:before="0"/>
             </w:pPr>
-            <w:hyperlink w:history="1" r:id="rIdrji46ctfeqsdezgkmag37">
+            <w:hyperlink w:history="1" r:id="rIdvnjcopwgia3b4f4swe0wf">
               <w:r>
                 <w:rPr>
                   <w:rFonts w:ascii="Arial" w:cs="Arial" w:eastAsia="Arial" w:hAnsi="Arial"/>
@@ -10023,7 +10023,7 @@
               <w:spacing w:after="10" w:before="0"/>
               <w:ind w:left="120"/>
             </w:pPr>
-            <w:hyperlink w:history="1" r:id="rIdah8k45ygd4wp_t757qbbh">
+            <w:hyperlink w:history="1" r:id="rIdbf5pqsirjp_-lx-ptq_ul">
               <w:r>
                 <w:rPr>
                   <w:rFonts w:ascii="Arial" w:cs="Arial" w:eastAsia="Arial" w:hAnsi="Arial"/>
@@ -10235,7 +10235,7 @@
               <w:spacing w:after="10" w:before="0"/>
               <w:ind w:left="120"/>
             </w:pPr>
-            <w:hyperlink w:history="1" r:id="rIdsondorxomoyuv2l9pve3k">
+            <w:hyperlink w:history="1" r:id="rIdq93wyu9xlhvj3mwz51tam">
               <w:r>
                 <w:rPr>
                   <w:rFonts w:ascii="Arial" w:cs="Arial" w:eastAsia="Arial" w:hAnsi="Arial"/>
@@ -10295,7 +10295,7 @@
             <w:pPr>
               <w:spacing w:after="20" w:before="0"/>
             </w:pPr>
-            <w:hyperlink w:history="1" r:id="rId2pf9yfdzcluuqat-b5t3w">
+            <w:hyperlink w:history="1" r:id="rIdjmsgcfofbdk3pkb0fy-jz">
               <w:r>
                 <w:rPr>
                   <w:rFonts w:ascii="Arial" w:cs="Arial" w:eastAsia="Arial" w:hAnsi="Arial"/>
@@ -10344,7 +10344,7 @@
               <w:spacing w:after="10" w:before="0"/>
               <w:ind w:left="120"/>
             </w:pPr>
-            <w:hyperlink w:history="1" r:id="rIdqmovh9tcya7yojpjyib9z">
+            <w:hyperlink w:history="1" r:id="rIdxd_vttvq8lpdpngejplxy">
               <w:r>
                 <w:rPr>
                   <w:rFonts w:ascii="Arial" w:cs="Arial" w:eastAsia="Arial" w:hAnsi="Arial"/>
@@ -10556,7 +10556,7 @@
               <w:spacing w:after="10" w:before="0"/>
               <w:ind w:left="120"/>
             </w:pPr>
-            <w:hyperlink w:history="1" r:id="rId8sbl8veccr5irp5w0yyih">
+            <w:hyperlink w:history="1" r:id="rIdvybtrikxlrnapiycj9jeo">
               <w:r>
                 <w:rPr>
                   <w:rFonts w:ascii="Arial" w:cs="Arial" w:eastAsia="Arial" w:hAnsi="Arial"/>
@@ -10616,7 +10616,7 @@
             <w:pPr>
               <w:spacing w:after="20" w:before="0"/>
             </w:pPr>
-            <w:hyperlink w:history="1" r:id="rIdsmothqw-vbz--xksttqcy">
+            <w:hyperlink w:history="1" r:id="rIdedqrcmpflahfckbz2ralf">
               <w:r>
                 <w:rPr>
                   <w:rFonts w:ascii="Arial" w:cs="Arial" w:eastAsia="Arial" w:hAnsi="Arial"/>
@@ -10665,7 +10665,7 @@
               <w:spacing w:after="10" w:before="0"/>
               <w:ind w:left="120"/>
             </w:pPr>
-            <w:hyperlink w:history="1" r:id="rIda7zpo6xhgcvdgibbp9mpp">
+            <w:hyperlink w:history="1" r:id="rId3fnfxidbl2jhfycc4gdte">
               <w:r>
                 <w:rPr>
                   <w:rFonts w:ascii="Arial" w:cs="Arial" w:eastAsia="Arial" w:hAnsi="Arial"/>
@@ -10877,7 +10877,7 @@
               <w:spacing w:after="10" w:before="0"/>
               <w:ind w:left="120"/>
             </w:pPr>
-            <w:hyperlink w:history="1" r:id="rIdoxxwvb0wq7xonwfj0xn9y">
+            <w:hyperlink w:history="1" r:id="rIdknw_gzpkclcnieuvtv_4y">
               <w:r>
                 <w:rPr>
                   <w:rFonts w:ascii="Arial" w:cs="Arial" w:eastAsia="Arial" w:hAnsi="Arial"/>
@@ -10937,7 +10937,7 @@
             <w:pPr>
               <w:spacing w:after="20" w:before="0"/>
             </w:pPr>
-            <w:hyperlink w:history="1" r:id="rIdb2dmwjyc8sr2gbauxhp0y">
+            <w:hyperlink w:history="1" r:id="rIdnrjywgl_4fjsvy53wfrhd">
               <w:r>
                 <w:rPr>
                   <w:rFonts w:ascii="Arial" w:cs="Arial" w:eastAsia="Arial" w:hAnsi="Arial"/>
@@ -10986,7 +10986,7 @@
               <w:spacing w:after="10" w:before="0"/>
               <w:ind w:left="120"/>
             </w:pPr>
-            <w:hyperlink w:history="1" r:id="rIdp5syfszicra1kzo5n81qw">
+            <w:hyperlink w:history="1" r:id="rIdzhogmkrdx2nxtzibf31je">
               <w:r>
                 <w:rPr>
                   <w:rFonts w:ascii="Arial" w:cs="Arial" w:eastAsia="Arial" w:hAnsi="Arial"/>
@@ -11198,7 +11198,7 @@
               <w:spacing w:after="10" w:before="0"/>
               <w:ind w:left="120"/>
             </w:pPr>
-            <w:hyperlink w:history="1" r:id="rIdlvgtynpdvilb9owcjwm_q">
+            <w:hyperlink w:history="1" r:id="rIdkuaq7gqqjz3e_unv2dzcd">
               <w:r>
                 <w:rPr>
                   <w:rFonts w:ascii="Arial" w:cs="Arial" w:eastAsia="Arial" w:hAnsi="Arial"/>
@@ -11258,7 +11258,7 @@
             <w:pPr>
               <w:spacing w:after="20" w:before="0"/>
             </w:pPr>
-            <w:hyperlink w:history="1" r:id="rIdxisjj71q29zlxfcbohsvm">
+            <w:hyperlink w:history="1" r:id="rIdweq8uztpvwwlb5rxvdrex">
               <w:r>
                 <w:rPr>
                   <w:rFonts w:ascii="Arial" w:cs="Arial" w:eastAsia="Arial" w:hAnsi="Arial"/>
@@ -11307,7 +11307,7 @@
               <w:spacing w:after="10" w:before="0"/>
               <w:ind w:left="120"/>
             </w:pPr>
-            <w:hyperlink w:history="1" r:id="rIdv42tr1sx_plok8ewj3tda">
+            <w:hyperlink w:history="1" r:id="rIdkhbstqaq-x3oobpbwg1t0">
               <w:r>
                 <w:rPr>
                   <w:rFonts w:ascii="Arial" w:cs="Arial" w:eastAsia="Arial" w:hAnsi="Arial"/>
@@ -11933,7 +11933,7 @@
         </w:rPr>
         <w:t xml:space="preserve">© 2026 SeaVuria and ARES. Aligned with KICD objectives. Developed by SeaVuria; technical implementation by ARES (with AI assistance from Claude). Licensed under </w:t>
       </w:r>
-      <w:hyperlink w:history="1" r:id="rIdd0vcdrajgwvahtb5vjb_y">
+      <w:hyperlink w:history="1" r:id="rIdwwlpqlaoyyso4pmfo1_1h">
         <w:r>
           <w:rPr>
             <w:rFonts w:ascii="Arial" w:cs="Arial" w:eastAsia="Arial" w:hAnsi="Arial"/>
@@ -11954,7 +11954,7 @@
         </w:rPr>
         <w:t xml:space="preserve"> (</w:t>
       </w:r>
-      <w:hyperlink w:history="1" r:id="rId0xf1r6shnpnnffwrnzgw_">
+      <w:hyperlink w:history="1" r:id="rIdytx-favlnke57d7jdmsxi">
         <w:r>
           <w:rPr>
             <w:rFonts w:ascii="Arial" w:cs="Arial" w:eastAsia="Arial" w:hAnsi="Arial"/>
@@ -12984,7 +12984,7 @@
               <w:spacing w:after="10" w:before="0"/>
               <w:ind w:left="120"/>
             </w:pPr>
-            <w:hyperlink w:history="1" r:id="rIdthz1ekhjm_p6ttlmiqbd2">
+            <w:hyperlink w:history="1" r:id="rIdbvz_jxbeon55libbdkann">
               <w:r>
                 <w:rPr>
                   <w:rFonts w:ascii="Arial" w:cs="Arial" w:eastAsia="Arial" w:hAnsi="Arial"/>
@@ -13044,7 +13044,7 @@
             <w:pPr>
               <w:spacing w:after="20" w:before="0"/>
             </w:pPr>
-            <w:hyperlink w:history="1" r:id="rIdthf20utc9knfl3nzzxhct">
+            <w:hyperlink w:history="1" r:id="rIdhm8df6wuky8qhryija5ah">
               <w:r>
                 <w:rPr>
                   <w:rFonts w:ascii="Arial" w:cs="Arial" w:eastAsia="Arial" w:hAnsi="Arial"/>
@@ -13093,7 +13093,7 @@
               <w:spacing w:after="10" w:before="0"/>
               <w:ind w:left="120"/>
             </w:pPr>
-            <w:hyperlink w:history="1" r:id="rIdq2zddkygcuzl7ryekjs6o">
+            <w:hyperlink w:history="1" r:id="rIdfyksudylfn-v0orh1y0ki">
               <w:r>
                 <w:rPr>
                   <w:rFonts w:ascii="Arial" w:cs="Arial" w:eastAsia="Arial" w:hAnsi="Arial"/>
@@ -13305,7 +13305,7 @@
               <w:spacing w:after="10" w:before="0"/>
               <w:ind w:left="120"/>
             </w:pPr>
-            <w:hyperlink w:history="1" r:id="rIdoejqnqqy-tsli4q-jfhs2">
+            <w:hyperlink w:history="1" r:id="rIduxgos1eqwb00t-cbvrno0">
               <w:r>
                 <w:rPr>
                   <w:rFonts w:ascii="Arial" w:cs="Arial" w:eastAsia="Arial" w:hAnsi="Arial"/>
@@ -13365,7 +13365,7 @@
             <w:pPr>
               <w:spacing w:after="20" w:before="0"/>
             </w:pPr>
-            <w:hyperlink w:history="1" r:id="rIdbbilo_sklfgjdxaj_jyyu">
+            <w:hyperlink w:history="1" r:id="rIdbu6hx_gamxtyvf7w0-jpt">
               <w:r>
                 <w:rPr>
                   <w:rFonts w:ascii="Arial" w:cs="Arial" w:eastAsia="Arial" w:hAnsi="Arial"/>
@@ -13414,7 +13414,7 @@
               <w:spacing w:after="10" w:before="0"/>
               <w:ind w:left="120"/>
             </w:pPr>
-            <w:hyperlink w:history="1" r:id="rIdzrppsapbelgmf6dteczkc">
+            <w:hyperlink w:history="1" r:id="rIdlqu5cbqmt74tcweu8opbg">
               <w:r>
                 <w:rPr>
                   <w:rFonts w:ascii="Arial" w:cs="Arial" w:eastAsia="Arial" w:hAnsi="Arial"/>
@@ -13626,7 +13626,7 @@
               <w:spacing w:after="10" w:before="0"/>
               <w:ind w:left="120"/>
             </w:pPr>
-            <w:hyperlink w:history="1" r:id="rIdskr-shyvwq4vqac3e50ys">
+            <w:hyperlink w:history="1" r:id="rIdk-8dt3qxnbsmhx3rjpmx0">
               <w:r>
                 <w:rPr>
                   <w:rFonts w:ascii="Arial" w:cs="Arial" w:eastAsia="Arial" w:hAnsi="Arial"/>
@@ -13686,7 +13686,7 @@
             <w:pPr>
               <w:spacing w:after="20" w:before="0"/>
             </w:pPr>
-            <w:hyperlink w:history="1" r:id="rIdicrdlb0yclb6saj91r5sf">
+            <w:hyperlink w:history="1" r:id="rIdekef57uwqiuueww91u-hk">
               <w:r>
                 <w:rPr>
                   <w:rFonts w:ascii="Arial" w:cs="Arial" w:eastAsia="Arial" w:hAnsi="Arial"/>
@@ -13735,7 +13735,7 @@
               <w:spacing w:after="10" w:before="0"/>
               <w:ind w:left="120"/>
             </w:pPr>
-            <w:hyperlink w:history="1" r:id="rIdjlen2uxh6q1psvk1mo0lz">
+            <w:hyperlink w:history="1" r:id="rIdfqx6skc3upj8o5ejcjgsx">
               <w:r>
                 <w:rPr>
                   <w:rFonts w:ascii="Arial" w:cs="Arial" w:eastAsia="Arial" w:hAnsi="Arial"/>
@@ -13947,7 +13947,7 @@
               <w:spacing w:after="10" w:before="0"/>
               <w:ind w:left="120"/>
             </w:pPr>
-            <w:hyperlink w:history="1" r:id="rIdqbtjzvsmj2_chmi3uaklc">
+            <w:hyperlink w:history="1" r:id="rId_tmd_fck81nfajjg53mbn">
               <w:r>
                 <w:rPr>
                   <w:rFonts w:ascii="Arial" w:cs="Arial" w:eastAsia="Arial" w:hAnsi="Arial"/>
@@ -14007,7 +14007,7 @@
             <w:pPr>
               <w:spacing w:after="20" w:before="0"/>
             </w:pPr>
-            <w:hyperlink w:history="1" r:id="rId3kwu9x1ouredcvon5vwot">
+            <w:hyperlink w:history="1" r:id="rId-xjjph4d2zsguutsqqmry">
               <w:r>
                 <w:rPr>
                   <w:rFonts w:ascii="Arial" w:cs="Arial" w:eastAsia="Arial" w:hAnsi="Arial"/>
@@ -14056,7 +14056,7 @@
               <w:spacing w:after="10" w:before="0"/>
               <w:ind w:left="120"/>
             </w:pPr>
-            <w:hyperlink w:history="1" r:id="rIdeohoeielnksozcnikvcsn">
+            <w:hyperlink w:history="1" r:id="rIdyn0ginp_mno2f0d5jgffl">
               <w:r>
                 <w:rPr>
                   <w:rFonts w:ascii="Arial" w:cs="Arial" w:eastAsia="Arial" w:hAnsi="Arial"/>
@@ -14268,7 +14268,7 @@
               <w:spacing w:after="10" w:before="0"/>
               <w:ind w:left="120"/>
             </w:pPr>
-            <w:hyperlink w:history="1" r:id="rIdku_blv-wxo9jvzcevaddd">
+            <w:hyperlink w:history="1" r:id="rId56f_dfi8vtjabhmk0gjyc">
               <w:r>
                 <w:rPr>
                   <w:rFonts w:ascii="Arial" w:cs="Arial" w:eastAsia="Arial" w:hAnsi="Arial"/>
@@ -14328,7 +14328,7 @@
             <w:pPr>
               <w:spacing w:after="20" w:before="0"/>
             </w:pPr>
-            <w:hyperlink w:history="1" r:id="rIdv5kxmz_lbhhfwwdeuwmyz">
+            <w:hyperlink w:history="1" r:id="rIdd4ju72t7mthqqxeud45di">
               <w:r>
                 <w:rPr>
                   <w:rFonts w:ascii="Arial" w:cs="Arial" w:eastAsia="Arial" w:hAnsi="Arial"/>
@@ -14377,7 +14377,7 @@
               <w:spacing w:after="10" w:before="0"/>
               <w:ind w:left="120"/>
             </w:pPr>
-            <w:hyperlink w:history="1" r:id="rIdwmxof7gt-eqtu1tpf84nk">
+            <w:hyperlink w:history="1" r:id="rIdizfn1bwvethy2am353mxv">
               <w:r>
                 <w:rPr>
                   <w:rFonts w:ascii="Arial" w:cs="Arial" w:eastAsia="Arial" w:hAnsi="Arial"/>
@@ -14889,7 +14889,7 @@
         </w:rPr>
         <w:t xml:space="preserve">© 2026 SeaVuria and ARES. Aligned with KICD objectives. Developed by SeaVuria; technical implementation by ARES (with AI assistance from Claude). Licensed under </w:t>
       </w:r>
-      <w:hyperlink w:history="1" r:id="rIdxeiomw5ipejaawi4v4qri">
+      <w:hyperlink w:history="1" r:id="rIddsbeitxf56q2fvhrw9qbe">
         <w:r>
           <w:rPr>
             <w:rFonts w:ascii="Arial" w:cs="Arial" w:eastAsia="Arial" w:hAnsi="Arial"/>
@@ -14910,7 +14910,7 @@
         </w:rPr>
         <w:t xml:space="preserve"> (</w:t>
       </w:r>
-      <w:hyperlink w:history="1" r:id="rId4p4dd60fi5w1rqbbybpv-">
+      <w:hyperlink w:history="1" r:id="rIdra8kpcyijd4oozjddz3u2">
         <w:r>
           <w:rPr>
             <w:rFonts w:ascii="Arial" w:cs="Arial" w:eastAsia="Arial" w:hAnsi="Arial"/>
@@ -15940,7 +15940,7 @@
               <w:spacing w:after="10" w:before="0"/>
               <w:ind w:left="120"/>
             </w:pPr>
-            <w:hyperlink w:history="1" r:id="rIdcsftbryz_twy232pbw_13">
+            <w:hyperlink w:history="1" r:id="rIdd6j3bnurqh4yarq6jy7s7">
               <w:r>
                 <w:rPr>
                   <w:rFonts w:ascii="Arial" w:cs="Arial" w:eastAsia="Arial" w:hAnsi="Arial"/>
@@ -16017,7 +16017,7 @@
               <w:spacing w:after="10" w:before="0"/>
               <w:ind w:left="120"/>
             </w:pPr>
-            <w:hyperlink w:history="1" r:id="rIdezzt32vdpxr6xtjvcjcya">
+            <w:hyperlink w:history="1" r:id="rIdkj0dzus-s0izefgmmgvmo">
               <w:r>
                 <w:rPr>
                   <w:rFonts w:ascii="Arial" w:cs="Arial" w:eastAsia="Arial" w:hAnsi="Arial"/>
@@ -16244,7 +16244,7 @@
               <w:spacing w:after="10" w:before="0"/>
               <w:ind w:left="120"/>
             </w:pPr>
-            <w:hyperlink w:history="1" r:id="rIdiis2-7k6dyhfgj3mkkitv">
+            <w:hyperlink w:history="1" r:id="rId0vjs5p1fe6agf54ldbyfu">
               <w:r>
                 <w:rPr>
                   <w:rFonts w:ascii="Arial" w:cs="Arial" w:eastAsia="Arial" w:hAnsi="Arial"/>
@@ -16321,7 +16321,7 @@
               <w:spacing w:after="10" w:before="0"/>
               <w:ind w:left="120"/>
             </w:pPr>
-            <w:hyperlink w:history="1" r:id="rIdrujqj_u2iy5w3fhgebkth">
+            <w:hyperlink w:history="1" r:id="rId-prlrx09j92nmpzsmzkh9">
               <w:r>
                 <w:rPr>
                   <w:rFonts w:ascii="Arial" w:cs="Arial" w:eastAsia="Arial" w:hAnsi="Arial"/>
@@ -16548,7 +16548,7 @@
               <w:spacing w:after="10" w:before="0"/>
               <w:ind w:left="120"/>
             </w:pPr>
-            <w:hyperlink w:history="1" r:id="rId_tdk6ugdyv9y8hjhbtci4">
+            <w:hyperlink w:history="1" r:id="rIdwon7yk4xcksgtqxefljjq">
               <w:r>
                 <w:rPr>
                   <w:rFonts w:ascii="Arial" w:cs="Arial" w:eastAsia="Arial" w:hAnsi="Arial"/>
@@ -16625,7 +16625,7 @@
               <w:spacing w:after="10" w:before="0"/>
               <w:ind w:left="120"/>
             </w:pPr>
-            <w:hyperlink w:history="1" r:id="rId59unbjud0te3lhem31qof">
+            <w:hyperlink w:history="1" r:id="rIdhiukzqtc6o63oco7or2qt">
               <w:r>
                 <w:rPr>
                   <w:rFonts w:ascii="Arial" w:cs="Arial" w:eastAsia="Arial" w:hAnsi="Arial"/>
@@ -16852,7 +16852,7 @@
               <w:spacing w:after="10" w:before="0"/>
               <w:ind w:left="120"/>
             </w:pPr>
-            <w:hyperlink w:history="1" r:id="rIdt0v-3u6kabtl0rpnpfbaf">
+            <w:hyperlink w:history="1" r:id="rIdhdcid4bhbwrgdrr2dlzsj">
               <w:r>
                 <w:rPr>
                   <w:rFonts w:ascii="Arial" w:cs="Arial" w:eastAsia="Arial" w:hAnsi="Arial"/>
@@ -16929,7 +16929,7 @@
               <w:spacing w:after="10" w:before="0"/>
               <w:ind w:left="120"/>
             </w:pPr>
-            <w:hyperlink w:history="1" r:id="rIddrqte3gt4jprraytiaoln">
+            <w:hyperlink w:history="1" r:id="rId-3pk5poe_ndzn2qptwqfy">
               <w:r>
                 <w:rPr>
                   <w:rFonts w:ascii="Arial" w:cs="Arial" w:eastAsia="Arial" w:hAnsi="Arial"/>
@@ -17156,7 +17156,7 @@
               <w:spacing w:after="10" w:before="0"/>
               <w:ind w:left="120"/>
             </w:pPr>
-            <w:hyperlink w:history="1" r:id="rIdhop0g8hwrpa9m6_359yhz">
+            <w:hyperlink w:history="1" r:id="rIdkbnu_c5unnsxtbv9gpv8q">
               <w:r>
                 <w:rPr>
                   <w:rFonts w:ascii="Arial" w:cs="Arial" w:eastAsia="Arial" w:hAnsi="Arial"/>
@@ -17233,7 +17233,7 @@
               <w:spacing w:after="10" w:before="0"/>
               <w:ind w:left="120"/>
             </w:pPr>
-            <w:hyperlink w:history="1" r:id="rId2rlwhg4purs-r8gkwffp6">
+            <w:hyperlink w:history="1" r:id="rIdy_jbqlszezyt0bgxymsqn">
               <w:r>
                 <w:rPr>
                   <w:rFonts w:ascii="Arial" w:cs="Arial" w:eastAsia="Arial" w:hAnsi="Arial"/>
@@ -17760,7 +17760,7 @@
         </w:rPr>
         <w:t xml:space="preserve">© 2026 SeaVuria and ARES. Aligned with KICD objectives. Developed by SeaVuria; technical implementation by ARES (with AI assistance from Claude). Licensed under </w:t>
       </w:r>
-      <w:hyperlink w:history="1" r:id="rId8ey35lrnvdvyfnwpyvm8p">
+      <w:hyperlink w:history="1" r:id="rId0xbz11z9hlbl_bolt2-se">
         <w:r>
           <w:rPr>
             <w:rFonts w:ascii="Arial" w:cs="Arial" w:eastAsia="Arial" w:hAnsi="Arial"/>
@@ -17781,7 +17781,7 @@
         </w:rPr>
         <w:t xml:space="preserve"> (</w:t>
       </w:r>
-      <w:hyperlink w:history="1" r:id="rIdzucj7oabonk_upvlarihg">
+      <w:hyperlink w:history="1" r:id="rId_2yhtkrfgjegmerms5q5g">
         <w:r>
           <w:rPr>
             <w:rFonts w:ascii="Arial" w:cs="Arial" w:eastAsia="Arial" w:hAnsi="Arial"/>
@@ -18794,7 +18794,7 @@
             <w:pPr>
               <w:spacing w:after="20" w:before="0"/>
             </w:pPr>
-            <w:hyperlink w:history="1" r:id="rIdvb8iah-n91lp0fpedexgy">
+            <w:hyperlink w:history="1" r:id="rIdoxyj5hwcx9zzdgnpgj9f1">
               <w:r>
                 <w:rPr>
                   <w:rFonts w:ascii="Arial" w:cs="Arial" w:eastAsia="Arial" w:hAnsi="Arial"/>
@@ -18843,7 +18843,7 @@
               <w:spacing w:after="10" w:before="0"/>
               <w:ind w:left="120"/>
             </w:pPr>
-            <w:hyperlink w:history="1" r:id="rIdak9pzhiygtg3cl7epvheg">
+            <w:hyperlink w:history="1" r:id="rIduh9ed0tamkw1v6d22xa_z">
               <w:r>
                 <w:rPr>
                   <w:rFonts w:ascii="Arial" w:cs="Arial" w:eastAsia="Arial" w:hAnsi="Arial"/>
@@ -18888,7 +18888,7 @@
             <w:pPr>
               <w:spacing w:after="20" w:before="0"/>
             </w:pPr>
-            <w:hyperlink w:history="1" r:id="rId_telhqj6gmgyes20ekgym">
+            <w:hyperlink w:history="1" r:id="rIdvqzwmc-b1d_6m3ssuuknq">
               <w:r>
                 <w:rPr>
                   <w:rFonts w:ascii="Arial" w:cs="Arial" w:eastAsia="Arial" w:hAnsi="Arial"/>
@@ -18937,7 +18937,7 @@
               <w:spacing w:after="10" w:before="0"/>
               <w:ind w:left="120"/>
             </w:pPr>
-            <w:hyperlink w:history="1" r:id="rIdryn_zlrxoqqm29b9tozn2">
+            <w:hyperlink w:history="1" r:id="rIdi8kq7w8vpu97hnzebsw_j">
               <w:r>
                 <w:rPr>
                   <w:rFonts w:ascii="Arial" w:cs="Arial" w:eastAsia="Arial" w:hAnsi="Arial"/>
@@ -19132,7 +19132,7 @@
             <w:pPr>
               <w:spacing w:after="20" w:before="0"/>
             </w:pPr>
-            <w:hyperlink w:history="1" r:id="rIdaeafcikksfwxk1swmbilt">
+            <w:hyperlink w:history="1" r:id="rIdqimavcd7ddlgfr-pnv66i">
               <w:r>
                 <w:rPr>
                   <w:rFonts w:ascii="Arial" w:cs="Arial" w:eastAsia="Arial" w:hAnsi="Arial"/>
@@ -19181,7 +19181,7 @@
               <w:spacing w:after="10" w:before="0"/>
               <w:ind w:left="120"/>
             </w:pPr>
-            <w:hyperlink w:history="1" r:id="rIdq8byvfxkwj0bn34trs_ei">
+            <w:hyperlink w:history="1" r:id="rIdoliwty72iqrg_pkxez1gt">
               <w:r>
                 <w:rPr>
                   <w:rFonts w:ascii="Arial" w:cs="Arial" w:eastAsia="Arial" w:hAnsi="Arial"/>
@@ -19226,7 +19226,7 @@
             <w:pPr>
               <w:spacing w:after="20" w:before="0"/>
             </w:pPr>
-            <w:hyperlink w:history="1" r:id="rIdxrn6rirrn38rfeiohqqhu">
+            <w:hyperlink w:history="1" r:id="rIdn_o6ilq2njun8dzc_iexh">
               <w:r>
                 <w:rPr>
                   <w:rFonts w:ascii="Arial" w:cs="Arial" w:eastAsia="Arial" w:hAnsi="Arial"/>
@@ -19275,7 +19275,7 @@
               <w:spacing w:after="10" w:before="0"/>
               <w:ind w:left="120"/>
             </w:pPr>
-            <w:hyperlink w:history="1" r:id="rIdzmun29tvyltb9aad9f9kl">
+            <w:hyperlink w:history="1" r:id="rIdfqn16c0ndrxpp9r2nmhxn">
               <w:r>
                 <w:rPr>
                   <w:rFonts w:ascii="Arial" w:cs="Arial" w:eastAsia="Arial" w:hAnsi="Arial"/>
@@ -19470,7 +19470,7 @@
             <w:pPr>
               <w:spacing w:after="20" w:before="0"/>
             </w:pPr>
-            <w:hyperlink w:history="1" r:id="rIddnu2qr8_xazddgmk350ic">
+            <w:hyperlink w:history="1" r:id="rIdliqzekoc0w_lhepiaa_3s">
               <w:r>
                 <w:rPr>
                   <w:rFonts w:ascii="Arial" w:cs="Arial" w:eastAsia="Arial" w:hAnsi="Arial"/>
@@ -19519,7 +19519,7 @@
               <w:spacing w:after="10" w:before="0"/>
               <w:ind w:left="120"/>
             </w:pPr>
-            <w:hyperlink w:history="1" r:id="rIdzlkzvzzuqwlwxfsfsi9xo">
+            <w:hyperlink w:history="1" r:id="rIdywkqzmwkehtv4ixkembcx">
               <w:r>
                 <w:rPr>
                   <w:rFonts w:ascii="Arial" w:cs="Arial" w:eastAsia="Arial" w:hAnsi="Arial"/>
@@ -19564,7 +19564,7 @@
             <w:pPr>
               <w:spacing w:after="20" w:before="0"/>
             </w:pPr>
-            <w:hyperlink w:history="1" r:id="rIdextjuczgo5i0laeus8wbh">
+            <w:hyperlink w:history="1" r:id="rId4wi-bvuespujyzgwplbem">
               <w:r>
                 <w:rPr>
                   <w:rFonts w:ascii="Arial" w:cs="Arial" w:eastAsia="Arial" w:hAnsi="Arial"/>
@@ -19613,7 +19613,7 @@
               <w:spacing w:after="10" w:before="0"/>
               <w:ind w:left="120"/>
             </w:pPr>
-            <w:hyperlink w:history="1" r:id="rId9oxiqqavtkq2fibdp0nyt">
+            <w:hyperlink w:history="1" r:id="rId8g1esa4d32d8vj37fgqvm">
               <w:r>
                 <w:rPr>
                   <w:rFonts w:ascii="Arial" w:cs="Arial" w:eastAsia="Arial" w:hAnsi="Arial"/>
@@ -19808,7 +19808,7 @@
             <w:pPr>
               <w:spacing w:after="20" w:before="0"/>
             </w:pPr>
-            <w:hyperlink w:history="1" r:id="rIdtqgabfyimnqqbvkltvsow">
+            <w:hyperlink w:history="1" r:id="rId6dw-phnm3p9ju1uhbn8ix">
               <w:r>
                 <w:rPr>
                   <w:rFonts w:ascii="Arial" w:cs="Arial" w:eastAsia="Arial" w:hAnsi="Arial"/>
@@ -19857,7 +19857,7 @@
               <w:spacing w:after="10" w:before="0"/>
               <w:ind w:left="120"/>
             </w:pPr>
-            <w:hyperlink w:history="1" r:id="rIdcmuu_httsa9mlj0uj4ymr">
+            <w:hyperlink w:history="1" r:id="rIdvg9wchkbyvl8chbrczzjl">
               <w:r>
                 <w:rPr>
                   <w:rFonts w:ascii="Arial" w:cs="Arial" w:eastAsia="Arial" w:hAnsi="Arial"/>
@@ -19902,7 +19902,7 @@
             <w:pPr>
               <w:spacing w:after="20" w:before="0"/>
             </w:pPr>
-            <w:hyperlink w:history="1" r:id="rIdpvesrzrxr1bod0mofuv3j">
+            <w:hyperlink w:history="1" r:id="rIdrll_ljnsytan18tjhqwwr">
               <w:r>
                 <w:rPr>
                   <w:rFonts w:ascii="Arial" w:cs="Arial" w:eastAsia="Arial" w:hAnsi="Arial"/>
@@ -19951,7 +19951,7 @@
               <w:spacing w:after="10" w:before="0"/>
               <w:ind w:left="120"/>
             </w:pPr>
-            <w:hyperlink w:history="1" r:id="rIdbqpk2irk53vkltndzte1s">
+            <w:hyperlink w:history="1" r:id="rIdcdsaestyebgvusl_kymh3">
               <w:r>
                 <w:rPr>
                   <w:rFonts w:ascii="Arial" w:cs="Arial" w:eastAsia="Arial" w:hAnsi="Arial"/>
@@ -20146,7 +20146,7 @@
             <w:pPr>
               <w:spacing w:after="20" w:before="0"/>
             </w:pPr>
-            <w:hyperlink w:history="1" r:id="rIdbsutovuencuuwvihcxvbr">
+            <w:hyperlink w:history="1" r:id="rIdd1eotc5dbontqfjcbj-hn">
               <w:r>
                 <w:rPr>
                   <w:rFonts w:ascii="Arial" w:cs="Arial" w:eastAsia="Arial" w:hAnsi="Arial"/>
@@ -20195,7 +20195,7 @@
               <w:spacing w:after="10" w:before="0"/>
               <w:ind w:left="120"/>
             </w:pPr>
-            <w:hyperlink w:history="1" r:id="rId9hgplndlkqectfknkydxx">
+            <w:hyperlink w:history="1" r:id="rIduru6tnjbyqyk5enrwwla4">
               <w:r>
                 <w:rPr>
                   <w:rFonts w:ascii="Arial" w:cs="Arial" w:eastAsia="Arial" w:hAnsi="Arial"/>
@@ -20240,7 +20240,7 @@
             <w:pPr>
               <w:spacing w:after="20" w:before="0"/>
             </w:pPr>
-            <w:hyperlink w:history="1" r:id="rIdkyf-bjzcbvh811sizxka7">
+            <w:hyperlink w:history="1" r:id="rIduvkxppzpaoj5kl-fzj5uz">
               <w:r>
                 <w:rPr>
                   <w:rFonts w:ascii="Arial" w:cs="Arial" w:eastAsia="Arial" w:hAnsi="Arial"/>
@@ -20289,7 +20289,7 @@
               <w:spacing w:after="10" w:before="0"/>
               <w:ind w:left="120"/>
             </w:pPr>
-            <w:hyperlink w:history="1" r:id="rIdr8c7nph4vsvbyirnb6oin">
+            <w:hyperlink w:history="1" r:id="rIdipn9-hwstd2pat-luqaez">
               <w:r>
                 <w:rPr>
                   <w:rFonts w:ascii="Arial" w:cs="Arial" w:eastAsia="Arial" w:hAnsi="Arial"/>
@@ -21029,7 +21029,7 @@
         </w:rPr>
         <w:t xml:space="preserve">© 2026 SeaVuria and ARES. Aligned with KICD objectives. Developed by SeaVuria; technical implementation by ARES (with AI assistance from Claude). Licensed under </w:t>
       </w:r>
-      <w:hyperlink w:history="1" r:id="rIdc5n-ke8troowtjrc0tr7x">
+      <w:hyperlink w:history="1" r:id="rIdyf6dsweudxr3znwk_fgyo">
         <w:r>
           <w:rPr>
             <w:rFonts w:ascii="Arial" w:cs="Arial" w:eastAsia="Arial" w:hAnsi="Arial"/>
@@ -21050,7 +21050,7 @@
         </w:rPr>
         <w:t xml:space="preserve"> (</w:t>
       </w:r>
-      <w:hyperlink w:history="1" r:id="rIdvvgqpihijhsqkhyxfbrcv">
+      <w:hyperlink w:history="1" r:id="rId65vpixzh2cvd9r4uxfp70">
         <w:r>
           <w:rPr>
             <w:rFonts w:ascii="Arial" w:cs="Arial" w:eastAsia="Arial" w:hAnsi="Arial"/>

--- a/data/outputs/v2/Physics/SS1.3_Temperature_and_Thermal_Expansion/Physics_Temperature_and_Thermal_Expansion_CBE_LessonSequence.docx
+++ b/data/outputs/v2/Physics/SS1.3_Temperature_and_Thermal_Expansion/Physics_Temperature_and_Thermal_Expansion_CBE_LessonSequence.docx
@@ -2385,7 +2385,7 @@
         </w:rPr>
         <w:t xml:space="preserve">© 2026 SeaVuria and ARES. This work is licensed under a </w:t>
       </w:r>
-      <w:hyperlink w:history="1" r:id="rIdan-s4yxmm3zqmahbxv20y">
+      <w:hyperlink w:history="1" r:id="rIdqh8j1acf7_umo6zctftvi">
         <w:r>
           <w:rPr>
             <w:rFonts w:ascii="Arial" w:cs="Arial" w:eastAsia="Arial" w:hAnsi="Arial"/>
@@ -2405,7 +2405,7 @@
         </w:rPr>
         <w:t xml:space="preserve"> (</w:t>
       </w:r>
-      <w:hyperlink w:history="1" r:id="rIdg4fqd2vwoggzpimu75g-g">
+      <w:hyperlink w:history="1" r:id="rIdwrrktucy9nds2jetyjaev">
         <w:r>
           <w:rPr>
             <w:rFonts w:ascii="Arial" w:cs="Arial" w:eastAsia="Arial" w:hAnsi="Arial"/>
@@ -2425,7 +2425,7 @@
         </w:rPr>
         <w:t xml:space="preserve">). To view a copy of this license, visit </w:t>
       </w:r>
-      <w:hyperlink w:history="1" r:id="rIdnuqqu4qlgoadnq2aym0vz">
+      <w:hyperlink w:history="1" r:id="rIdptbclx9skpprkf7yuixfe">
         <w:r>
           <w:rPr>
             <w:rFonts w:ascii="Arial" w:cs="Arial" w:eastAsia="Arial" w:hAnsi="Arial"/>
@@ -3437,7 +3437,7 @@
             <w:pPr>
               <w:spacing w:after="20" w:before="0"/>
             </w:pPr>
-            <w:hyperlink w:history="1" r:id="rIdxuepaiznwvnhtq40mafbx">
+            <w:hyperlink w:history="1" r:id="rIdipg7enksmozw8l787j74b">
               <w:r>
                 <w:rPr>
                   <w:rFonts w:ascii="Arial" w:cs="Arial" w:eastAsia="Arial" w:hAnsi="Arial"/>
@@ -3470,7 +3470,7 @@
               <w:spacing w:after="10" w:before="0"/>
               <w:ind w:left="120"/>
             </w:pPr>
-            <w:hyperlink w:history="1" r:id="rIdbs3npepjtjrivwu6uqdlt">
+            <w:hyperlink w:history="1" r:id="rId8drzogtsi0nafft1zh5_9">
               <w:r>
                 <w:rPr>
                   <w:rFonts w:ascii="Arial" w:cs="Arial" w:eastAsia="Arial" w:hAnsi="Arial"/>
@@ -3515,7 +3515,7 @@
             <w:pPr>
               <w:spacing w:after="20" w:before="0"/>
             </w:pPr>
-            <w:hyperlink w:history="1" r:id="rIdalq0ky06_el6-vgilxlkp">
+            <w:hyperlink w:history="1" r:id="rId6nw41puc3kk4wpirxoxd0">
               <w:r>
                 <w:rPr>
                   <w:rFonts w:ascii="Arial" w:cs="Arial" w:eastAsia="Arial" w:hAnsi="Arial"/>
@@ -3548,7 +3548,7 @@
               <w:spacing w:after="10" w:before="0"/>
               <w:ind w:left="120"/>
             </w:pPr>
-            <w:hyperlink w:history="1" r:id="rIdesjtw2oosvkzc-nn5ew7m">
+            <w:hyperlink w:history="1" r:id="rIdj4puszegmij9oqdtt_h5-">
               <w:r>
                 <w:rPr>
                   <w:rFonts w:ascii="Arial" w:cs="Arial" w:eastAsia="Arial" w:hAnsi="Arial"/>
@@ -3895,7 +3895,7 @@
             <w:pPr>
               <w:spacing w:after="20" w:before="0"/>
             </w:pPr>
-            <w:hyperlink w:history="1" r:id="rIdzg0ctxdiw40fl1o17pixh">
+            <w:hyperlink w:history="1" r:id="rId1xiyahac5xfbyawvdifyq">
               <w:r>
                 <w:rPr>
                   <w:rFonts w:ascii="Arial" w:cs="Arial" w:eastAsia="Arial" w:hAnsi="Arial"/>
@@ -3928,7 +3928,7 @@
               <w:spacing w:after="10" w:before="0"/>
               <w:ind w:left="120"/>
             </w:pPr>
-            <w:hyperlink w:history="1" r:id="rIdc5zlpeojy6-fepqgdukvf">
+            <w:hyperlink w:history="1" r:id="rIdyblhaep12hbukt6srsbot">
               <w:r>
                 <w:rPr>
                   <w:rFonts w:ascii="Arial" w:cs="Arial" w:eastAsia="Arial" w:hAnsi="Arial"/>
@@ -3973,7 +3973,7 @@
             <w:pPr>
               <w:spacing w:after="20" w:before="0"/>
             </w:pPr>
-            <w:hyperlink w:history="1" r:id="rIdj_azgj_ilwxntsrfezjct">
+            <w:hyperlink w:history="1" r:id="rIddiprwdlzpu4klu6wabbht">
               <w:r>
                 <w:rPr>
                   <w:rFonts w:ascii="Arial" w:cs="Arial" w:eastAsia="Arial" w:hAnsi="Arial"/>
@@ -4006,7 +4006,7 @@
               <w:spacing w:after="10" w:before="0"/>
               <w:ind w:left="120"/>
             </w:pPr>
-            <w:hyperlink w:history="1" r:id="rIdscxfcjxoetrryifwleboz">
+            <w:hyperlink w:history="1" r:id="rIdq8ml2c0cjjsitgc5sy9u1">
               <w:r>
                 <w:rPr>
                   <w:rFonts w:ascii="Arial" w:cs="Arial" w:eastAsia="Arial" w:hAnsi="Arial"/>
@@ -4315,7 +4315,7 @@
             <w:pPr>
               <w:spacing w:after="20" w:before="0"/>
             </w:pPr>
-            <w:hyperlink w:history="1" r:id="rIdxfwkncyidpzcpboxqkuno">
+            <w:hyperlink w:history="1" r:id="rId1vccvevxt-dmgtymfnlui">
               <w:r>
                 <w:rPr>
                   <w:rFonts w:ascii="Arial" w:cs="Arial" w:eastAsia="Arial" w:hAnsi="Arial"/>
@@ -4348,7 +4348,7 @@
               <w:spacing w:after="10" w:before="0"/>
               <w:ind w:left="120"/>
             </w:pPr>
-            <w:hyperlink w:history="1" r:id="rIdsns9sswgtcw9lycqh3hcg">
+            <w:hyperlink w:history="1" r:id="rIdtgmhj7agusb9gqrkfp-ou">
               <w:r>
                 <w:rPr>
                   <w:rFonts w:ascii="Arial" w:cs="Arial" w:eastAsia="Arial" w:hAnsi="Arial"/>
@@ -4393,7 +4393,7 @@
             <w:pPr>
               <w:spacing w:after="20" w:before="0"/>
             </w:pPr>
-            <w:hyperlink w:history="1" r:id="rIdmt8tyfsz74qesb-fwggfs">
+            <w:hyperlink w:history="1" r:id="rIdeekm5x57gkquqambkamxd">
               <w:r>
                 <w:rPr>
                   <w:rFonts w:ascii="Arial" w:cs="Arial" w:eastAsia="Arial" w:hAnsi="Arial"/>
@@ -4442,7 +4442,7 @@
               <w:spacing w:after="10" w:before="0"/>
               <w:ind w:left="120"/>
             </w:pPr>
-            <w:hyperlink w:history="1" r:id="rIdpo-wljsl_wvcoua7j0plb">
+            <w:hyperlink w:history="1" r:id="rIdbklex7klhhoib0twzjmsy">
               <w:r>
                 <w:rPr>
                   <w:rFonts w:ascii="Arial" w:cs="Arial" w:eastAsia="Arial" w:hAnsi="Arial"/>
@@ -4751,7 +4751,7 @@
             <w:pPr>
               <w:spacing w:after="20" w:before="0"/>
             </w:pPr>
-            <w:hyperlink w:history="1" r:id="rIdaikiw-s5ka-9mgx60ttph">
+            <w:hyperlink w:history="1" r:id="rIdpz83bwqrk-gaz2r36ojjr">
               <w:r>
                 <w:rPr>
                   <w:rFonts w:ascii="Arial" w:cs="Arial" w:eastAsia="Arial" w:hAnsi="Arial"/>
@@ -4784,7 +4784,7 @@
               <w:spacing w:after="10" w:before="0"/>
               <w:ind w:left="120"/>
             </w:pPr>
-            <w:hyperlink w:history="1" r:id="rIdajneulzeei_hzeuu3kre8">
+            <w:hyperlink w:history="1" r:id="rIdmxappevqhyy2w_rgk2tov">
               <w:r>
                 <w:rPr>
                   <w:rFonts w:ascii="Arial" w:cs="Arial" w:eastAsia="Arial" w:hAnsi="Arial"/>
@@ -4829,7 +4829,7 @@
             <w:pPr>
               <w:spacing w:after="20" w:before="0"/>
             </w:pPr>
-            <w:hyperlink w:history="1" r:id="rIddtvygcsxwv5--o97shcul">
+            <w:hyperlink w:history="1" r:id="rIda3kzkeziezbf92qhd3o57">
               <w:r>
                 <w:rPr>
                   <w:rFonts w:ascii="Arial" w:cs="Arial" w:eastAsia="Arial" w:hAnsi="Arial"/>
@@ -4878,7 +4878,7 @@
               <w:spacing w:after="10" w:before="0"/>
               <w:ind w:left="120"/>
             </w:pPr>
-            <w:hyperlink w:history="1" r:id="rIdvd9i_cwekh_6w_pci9d0l">
+            <w:hyperlink w:history="1" r:id="rId28y06pbdekdv0xxs7zpjx">
               <w:r>
                 <w:rPr>
                   <w:rFonts w:ascii="Arial" w:cs="Arial" w:eastAsia="Arial" w:hAnsi="Arial"/>
@@ -5187,7 +5187,7 @@
             <w:pPr>
               <w:spacing w:after="20" w:before="0"/>
             </w:pPr>
-            <w:hyperlink w:history="1" r:id="rIdehm0ycqqrvhh2rchwu-vm">
+            <w:hyperlink w:history="1" r:id="rIdgixuzcgzp2vbarffi8y54">
               <w:r>
                 <w:rPr>
                   <w:rFonts w:ascii="Arial" w:cs="Arial" w:eastAsia="Arial" w:hAnsi="Arial"/>
@@ -5220,7 +5220,7 @@
               <w:spacing w:after="10" w:before="0"/>
               <w:ind w:left="120"/>
             </w:pPr>
-            <w:hyperlink w:history="1" r:id="rIdczkmkfjtzxytxezm0sdsx">
+            <w:hyperlink w:history="1" r:id="rIdn0dkbrp5lbz7-wvlf9nwr">
               <w:r>
                 <w:rPr>
                   <w:rFonts w:ascii="Arial" w:cs="Arial" w:eastAsia="Arial" w:hAnsi="Arial"/>
@@ -5265,7 +5265,7 @@
             <w:pPr>
               <w:spacing w:after="20" w:before="0"/>
             </w:pPr>
-            <w:hyperlink w:history="1" r:id="rIdqkf-xj-jrksjuvfq8pg0a">
+            <w:hyperlink w:history="1" r:id="rIdhr13l3utonaa6fr211nqy">
               <w:r>
                 <w:rPr>
                   <w:rFonts w:ascii="Arial" w:cs="Arial" w:eastAsia="Arial" w:hAnsi="Arial"/>
@@ -5314,7 +5314,7 @@
               <w:spacing w:after="10" w:before="0"/>
               <w:ind w:left="120"/>
             </w:pPr>
-            <w:hyperlink w:history="1" r:id="rIdrixmaobnbqzayp58ssbqp">
+            <w:hyperlink w:history="1" r:id="rIdjxsbtnvmfr8nz81b-oeuh">
               <w:r>
                 <w:rPr>
                   <w:rFonts w:ascii="Arial" w:cs="Arial" w:eastAsia="Arial" w:hAnsi="Arial"/>
@@ -5902,7 +5902,7 @@
         </w:rPr>
         <w:t xml:space="preserve">© 2026 SeaVuria and ARES. Aligned with KICD objectives. Developed by SeaVuria; technical implementation by ARES (with AI assistance from Claude). Licensed under </w:t>
       </w:r>
-      <w:hyperlink w:history="1" r:id="rIdxsuvpixs_n7yqiynjht-k">
+      <w:hyperlink w:history="1" r:id="rIdpe9cr5oir67jp6bg3wzcp">
         <w:r>
           <w:rPr>
             <w:rFonts w:ascii="Arial" w:cs="Arial" w:eastAsia="Arial" w:hAnsi="Arial"/>
@@ -5923,7 +5923,7 @@
         </w:rPr>
         <w:t xml:space="preserve"> (</w:t>
       </w:r>
-      <w:hyperlink w:history="1" r:id="rIdagdsze6b0r6vgmk4hnaua">
+      <w:hyperlink w:history="1" r:id="rIddus0ffpjb4y0vhenhbrx9">
         <w:r>
           <w:rPr>
             <w:rFonts w:ascii="Arial" w:cs="Arial" w:eastAsia="Arial" w:hAnsi="Arial"/>
@@ -6936,7 +6936,7 @@
             <w:pPr>
               <w:spacing w:after="20" w:before="0"/>
             </w:pPr>
-            <w:hyperlink w:history="1" r:id="rIdkypmv1n2aokgsj1eowyw1">
+            <w:hyperlink w:history="1" r:id="rIdz_bb5oxqlwi1mu8_gd-7q">
               <w:r>
                 <w:rPr>
                   <w:rFonts w:ascii="Arial" w:cs="Arial" w:eastAsia="Arial" w:hAnsi="Arial"/>
@@ -6985,7 +6985,7 @@
               <w:spacing w:after="10" w:before="0"/>
               <w:ind w:left="120"/>
             </w:pPr>
-            <w:hyperlink w:history="1" r:id="rIdqbcaqy5yv-vllqrxgvcxg">
+            <w:hyperlink w:history="1" r:id="rIdvlkgca35rull2mqvfhuyt">
               <w:r>
                 <w:rPr>
                   <w:rFonts w:ascii="Arial" w:cs="Arial" w:eastAsia="Arial" w:hAnsi="Arial"/>
@@ -7030,7 +7030,7 @@
             <w:pPr>
               <w:spacing w:after="20" w:before="0"/>
             </w:pPr>
-            <w:hyperlink w:history="1" r:id="rIdxsbx5jomxeeirkjbtrsm7">
+            <w:hyperlink w:history="1" r:id="rIdleqjp4dd3maxyjv_0tkkn">
               <w:r>
                 <w:rPr>
                   <w:rFonts w:ascii="Arial" w:cs="Arial" w:eastAsia="Arial" w:hAnsi="Arial"/>
@@ -7063,7 +7063,7 @@
               <w:spacing w:after="10" w:before="0"/>
               <w:ind w:left="120"/>
             </w:pPr>
-            <w:hyperlink w:history="1" r:id="rIduaxhewyjocikziarltioj">
+            <w:hyperlink w:history="1" r:id="rIdvnkakzdjhjsjakungp_1r">
               <w:r>
                 <w:rPr>
                   <w:rFonts w:ascii="Arial" w:cs="Arial" w:eastAsia="Arial" w:hAnsi="Arial"/>
@@ -7258,7 +7258,7 @@
             <w:pPr>
               <w:spacing w:after="20" w:before="0"/>
             </w:pPr>
-            <w:hyperlink w:history="1" r:id="rIdiibejctvlsm7ildc1-_lf">
+            <w:hyperlink w:history="1" r:id="rIdp7ryk6lak64nr9yv0j5ef">
               <w:r>
                 <w:rPr>
                   <w:rFonts w:ascii="Arial" w:cs="Arial" w:eastAsia="Arial" w:hAnsi="Arial"/>
@@ -7307,7 +7307,7 @@
               <w:spacing w:after="10" w:before="0"/>
               <w:ind w:left="120"/>
             </w:pPr>
-            <w:hyperlink w:history="1" r:id="rIdswgkykawwvzqafmkyo30f">
+            <w:hyperlink w:history="1" r:id="rIdpyroiw_lfnipfhlj7hxr9">
               <w:r>
                 <w:rPr>
                   <w:rFonts w:ascii="Arial" w:cs="Arial" w:eastAsia="Arial" w:hAnsi="Arial"/>
@@ -7352,7 +7352,7 @@
             <w:pPr>
               <w:spacing w:after="20" w:before="0"/>
             </w:pPr>
-            <w:hyperlink w:history="1" r:id="rIduj_niqgxdynbr1zqhkqoj">
+            <w:hyperlink w:history="1" r:id="rId-r-gnx8tzir_phym-jkjs">
               <w:r>
                 <w:rPr>
                   <w:rFonts w:ascii="Arial" w:cs="Arial" w:eastAsia="Arial" w:hAnsi="Arial"/>
@@ -7385,7 +7385,7 @@
               <w:spacing w:after="10" w:before="0"/>
               <w:ind w:left="120"/>
             </w:pPr>
-            <w:hyperlink w:history="1" r:id="rIdjaxpi0jsw23arovhp-rti">
+            <w:hyperlink w:history="1" r:id="rIdfvgjoxbkfvyggabiz8h_f">
               <w:r>
                 <w:rPr>
                   <w:rFonts w:ascii="Arial" w:cs="Arial" w:eastAsia="Arial" w:hAnsi="Arial"/>
@@ -7580,7 +7580,7 @@
             <w:pPr>
               <w:spacing w:after="20" w:before="0"/>
             </w:pPr>
-            <w:hyperlink w:history="1" r:id="rIduqu5m2j2zcox9kjdh8gfm">
+            <w:hyperlink w:history="1" r:id="rIdajrrolviges772jfgtemw">
               <w:r>
                 <w:rPr>
                   <w:rFonts w:ascii="Arial" w:cs="Arial" w:eastAsia="Arial" w:hAnsi="Arial"/>
@@ -7629,7 +7629,7 @@
               <w:spacing w:after="10" w:before="0"/>
               <w:ind w:left="120"/>
             </w:pPr>
-            <w:hyperlink w:history="1" r:id="rId53ezky6s6nlrh2fnrx0ei">
+            <w:hyperlink w:history="1" r:id="rIdmh82gdennkyjefspkpuku">
               <w:r>
                 <w:rPr>
                   <w:rFonts w:ascii="Arial" w:cs="Arial" w:eastAsia="Arial" w:hAnsi="Arial"/>
@@ -7674,7 +7674,7 @@
             <w:pPr>
               <w:spacing w:after="20" w:before="0"/>
             </w:pPr>
-            <w:hyperlink w:history="1" r:id="rIdcbup4fwjanwkboot6xyb9">
+            <w:hyperlink w:history="1" r:id="rId0jakbzqv4d0xzkfm-t6if">
               <w:r>
                 <w:rPr>
                   <w:rFonts w:ascii="Arial" w:cs="Arial" w:eastAsia="Arial" w:hAnsi="Arial"/>
@@ -7707,7 +7707,7 @@
               <w:spacing w:after="10" w:before="0"/>
               <w:ind w:left="120"/>
             </w:pPr>
-            <w:hyperlink w:history="1" r:id="rIdhbi6bsvdunblr8yzfrhfj">
+            <w:hyperlink w:history="1" r:id="rIdriwb5fpujd5w4llgoolwx">
               <w:r>
                 <w:rPr>
                   <w:rFonts w:ascii="Arial" w:cs="Arial" w:eastAsia="Arial" w:hAnsi="Arial"/>
@@ -7902,7 +7902,7 @@
             <w:pPr>
               <w:spacing w:after="20" w:before="0"/>
             </w:pPr>
-            <w:hyperlink w:history="1" r:id="rIdlznigpl9pouspcqeozik-">
+            <w:hyperlink w:history="1" r:id="rIdvpnpeq_xbr9wykx7my_y8">
               <w:r>
                 <w:rPr>
                   <w:rFonts w:ascii="Arial" w:cs="Arial" w:eastAsia="Arial" w:hAnsi="Arial"/>
@@ -7951,7 +7951,7 @@
               <w:spacing w:after="10" w:before="0"/>
               <w:ind w:left="120"/>
             </w:pPr>
-            <w:hyperlink w:history="1" r:id="rIdtks25z5x5nz-avmjj6pu_">
+            <w:hyperlink w:history="1" r:id="rIdsumv_wqx6yv_foe7bielx">
               <w:r>
                 <w:rPr>
                   <w:rFonts w:ascii="Arial" w:cs="Arial" w:eastAsia="Arial" w:hAnsi="Arial"/>
@@ -7996,7 +7996,7 @@
             <w:pPr>
               <w:spacing w:after="20" w:before="0"/>
             </w:pPr>
-            <w:hyperlink w:history="1" r:id="rIdmch-vedbmmtkxa9iomtq3">
+            <w:hyperlink w:history="1" r:id="rIdpymp_twv495g8f6pt7hyk">
               <w:r>
                 <w:rPr>
                   <w:rFonts w:ascii="Arial" w:cs="Arial" w:eastAsia="Arial" w:hAnsi="Arial"/>
@@ -8029,7 +8029,7 @@
               <w:spacing w:after="10" w:before="0"/>
               <w:ind w:left="120"/>
             </w:pPr>
-            <w:hyperlink w:history="1" r:id="rIdfugi3wsgz6ivwqgssssho">
+            <w:hyperlink w:history="1" r:id="rId3vfjrzmpwotfieh_b7lgj">
               <w:r>
                 <w:rPr>
                   <w:rFonts w:ascii="Arial" w:cs="Arial" w:eastAsia="Arial" w:hAnsi="Arial"/>
@@ -8224,7 +8224,7 @@
             <w:pPr>
               <w:spacing w:after="20" w:before="0"/>
             </w:pPr>
-            <w:hyperlink w:history="1" r:id="rIdztrqigfyddwmnzseoxdh1">
+            <w:hyperlink w:history="1" r:id="rIdalihng7gpbwhnribdvan6">
               <w:r>
                 <w:rPr>
                   <w:rFonts w:ascii="Arial" w:cs="Arial" w:eastAsia="Arial" w:hAnsi="Arial"/>
@@ -8273,7 +8273,7 @@
               <w:spacing w:after="10" w:before="0"/>
               <w:ind w:left="120"/>
             </w:pPr>
-            <w:hyperlink w:history="1" r:id="rIdmbpsc46ikl5r2yh4sk-u4">
+            <w:hyperlink w:history="1" r:id="rId4r48gy92zmlsa-fq3kcky">
               <w:r>
                 <w:rPr>
                   <w:rFonts w:ascii="Arial" w:cs="Arial" w:eastAsia="Arial" w:hAnsi="Arial"/>
@@ -8318,7 +8318,7 @@
             <w:pPr>
               <w:spacing w:after="20" w:before="0"/>
             </w:pPr>
-            <w:hyperlink w:history="1" r:id="rIdj5bovd4l4hdseffiw-f5w">
+            <w:hyperlink w:history="1" r:id="rId3qrbw7m-2m1wjxlvjtdbv">
               <w:r>
                 <w:rPr>
                   <w:rFonts w:ascii="Arial" w:cs="Arial" w:eastAsia="Arial" w:hAnsi="Arial"/>
@@ -8351,7 +8351,7 @@
               <w:spacing w:after="10" w:before="0"/>
               <w:ind w:left="120"/>
             </w:pPr>
-            <w:hyperlink w:history="1" r:id="rIdkkaimj9rblxzxve9ldjuy">
+            <w:hyperlink w:history="1" r:id="rId0zitgeam2n9rnopkye6vm">
               <w:r>
                 <w:rPr>
                   <w:rFonts w:ascii="Arial" w:cs="Arial" w:eastAsia="Arial" w:hAnsi="Arial"/>
@@ -8863,7 +8863,7 @@
         </w:rPr>
         <w:t xml:space="preserve">© 2026 SeaVuria and ARES. Aligned with KICD objectives. Developed by SeaVuria; technical implementation by ARES (with AI assistance from Claude). Licensed under </w:t>
       </w:r>
-      <w:hyperlink w:history="1" r:id="rIdrbbe6fz6bftjgd6t9p7xq">
+      <w:hyperlink w:history="1" r:id="rId3wudhrzqhpznydlkyiur6">
         <w:r>
           <w:rPr>
             <w:rFonts w:ascii="Arial" w:cs="Arial" w:eastAsia="Arial" w:hAnsi="Arial"/>
@@ -8884,7 +8884,7 @@
         </w:rPr>
         <w:t xml:space="preserve"> (</w:t>
       </w:r>
-      <w:hyperlink w:history="1" r:id="rIdakinjfz6ru3dajigmz4mk">
+      <w:hyperlink w:history="1" r:id="rIdkexupqgfr9jlgnp46soyt">
         <w:r>
           <w:rPr>
             <w:rFonts w:ascii="Arial" w:cs="Arial" w:eastAsia="Arial" w:hAnsi="Arial"/>
@@ -9914,7 +9914,7 @@
               <w:spacing w:after="10" w:before="0"/>
               <w:ind w:left="120"/>
             </w:pPr>
-            <w:hyperlink w:history="1" r:id="rIdy0bo7s3b67ryiggr8jfsw">
+            <w:hyperlink w:history="1" r:id="rIdqd_sq8fyyjiebdpx_jvar">
               <w:r>
                 <w:rPr>
                   <w:rFonts w:ascii="Arial" w:cs="Arial" w:eastAsia="Arial" w:hAnsi="Arial"/>
@@ -9974,7 +9974,7 @@
             <w:pPr>
               <w:spacing w:after="20" w:before="0"/>
             </w:pPr>
-            <w:hyperlink w:history="1" r:id="rIdvnjcopwgia3b4f4swe0wf">
+            <w:hyperlink w:history="1" r:id="rId3w8abnoyh3n6sxw5oye8k">
               <w:r>
                 <w:rPr>
                   <w:rFonts w:ascii="Arial" w:cs="Arial" w:eastAsia="Arial" w:hAnsi="Arial"/>
@@ -10023,7 +10023,7 @@
               <w:spacing w:after="10" w:before="0"/>
               <w:ind w:left="120"/>
             </w:pPr>
-            <w:hyperlink w:history="1" r:id="rIdbf5pqsirjp_-lx-ptq_ul">
+            <w:hyperlink w:history="1" r:id="rIdp5hjhcx-ojdrk0etamxug">
               <w:r>
                 <w:rPr>
                   <w:rFonts w:ascii="Arial" w:cs="Arial" w:eastAsia="Arial" w:hAnsi="Arial"/>
@@ -10235,7 +10235,7 @@
               <w:spacing w:after="10" w:before="0"/>
               <w:ind w:left="120"/>
             </w:pPr>
-            <w:hyperlink w:history="1" r:id="rIdq93wyu9xlhvj3mwz51tam">
+            <w:hyperlink w:history="1" r:id="rId9vgic9ttrdvf2fgbsma6w">
               <w:r>
                 <w:rPr>
                   <w:rFonts w:ascii="Arial" w:cs="Arial" w:eastAsia="Arial" w:hAnsi="Arial"/>
@@ -10295,7 +10295,7 @@
             <w:pPr>
               <w:spacing w:after="20" w:before="0"/>
             </w:pPr>
-            <w:hyperlink w:history="1" r:id="rIdjmsgcfofbdk3pkb0fy-jz">
+            <w:hyperlink w:history="1" r:id="rIdgonxxdxcgmkuluorldf77">
               <w:r>
                 <w:rPr>
                   <w:rFonts w:ascii="Arial" w:cs="Arial" w:eastAsia="Arial" w:hAnsi="Arial"/>
@@ -10344,7 +10344,7 @@
               <w:spacing w:after="10" w:before="0"/>
               <w:ind w:left="120"/>
             </w:pPr>
-            <w:hyperlink w:history="1" r:id="rIdxd_vttvq8lpdpngejplxy">
+            <w:hyperlink w:history="1" r:id="rIdxfwsaiz6uiukux4q-hlzj">
               <w:r>
                 <w:rPr>
                   <w:rFonts w:ascii="Arial" w:cs="Arial" w:eastAsia="Arial" w:hAnsi="Arial"/>
@@ -10556,7 +10556,7 @@
               <w:spacing w:after="10" w:before="0"/>
               <w:ind w:left="120"/>
             </w:pPr>
-            <w:hyperlink w:history="1" r:id="rIdvybtrikxlrnapiycj9jeo">
+            <w:hyperlink w:history="1" r:id="rIdgbveg0mrdbnzrxnbxcuju">
               <w:r>
                 <w:rPr>
                   <w:rFonts w:ascii="Arial" w:cs="Arial" w:eastAsia="Arial" w:hAnsi="Arial"/>
@@ -10616,7 +10616,7 @@
             <w:pPr>
               <w:spacing w:after="20" w:before="0"/>
             </w:pPr>
-            <w:hyperlink w:history="1" r:id="rIdedqrcmpflahfckbz2ralf">
+            <w:hyperlink w:history="1" r:id="rIdkvo1rqtfxujzctlhm8tp-">
               <w:r>
                 <w:rPr>
                   <w:rFonts w:ascii="Arial" w:cs="Arial" w:eastAsia="Arial" w:hAnsi="Arial"/>
@@ -10665,7 +10665,7 @@
               <w:spacing w:after="10" w:before="0"/>
               <w:ind w:left="120"/>
             </w:pPr>
-            <w:hyperlink w:history="1" r:id="rId3fnfxidbl2jhfycc4gdte">
+            <w:hyperlink w:history="1" r:id="rId4ohei3urbpwog41yt8-y_">
               <w:r>
                 <w:rPr>
                   <w:rFonts w:ascii="Arial" w:cs="Arial" w:eastAsia="Arial" w:hAnsi="Arial"/>
@@ -10877,7 +10877,7 @@
               <w:spacing w:after="10" w:before="0"/>
               <w:ind w:left="120"/>
             </w:pPr>
-            <w:hyperlink w:history="1" r:id="rIdknw_gzpkclcnieuvtv_4y">
+            <w:hyperlink w:history="1" r:id="rIdfadgcjjz-1nf1b7czykaw">
               <w:r>
                 <w:rPr>
                   <w:rFonts w:ascii="Arial" w:cs="Arial" w:eastAsia="Arial" w:hAnsi="Arial"/>
@@ -10937,7 +10937,7 @@
             <w:pPr>
               <w:spacing w:after="20" w:before="0"/>
             </w:pPr>
-            <w:hyperlink w:history="1" r:id="rIdnrjywgl_4fjsvy53wfrhd">
+            <w:hyperlink w:history="1" r:id="rId9ayxv37gaka0ashnbj085">
               <w:r>
                 <w:rPr>
                   <w:rFonts w:ascii="Arial" w:cs="Arial" w:eastAsia="Arial" w:hAnsi="Arial"/>
@@ -10986,7 +10986,7 @@
               <w:spacing w:after="10" w:before="0"/>
               <w:ind w:left="120"/>
             </w:pPr>
-            <w:hyperlink w:history="1" r:id="rIdzhogmkrdx2nxtzibf31je">
+            <w:hyperlink w:history="1" r:id="rIdf9yatuhr-9ensvw-ki0p_">
               <w:r>
                 <w:rPr>
                   <w:rFonts w:ascii="Arial" w:cs="Arial" w:eastAsia="Arial" w:hAnsi="Arial"/>
@@ -11198,7 +11198,7 @@
               <w:spacing w:after="10" w:before="0"/>
               <w:ind w:left="120"/>
             </w:pPr>
-            <w:hyperlink w:history="1" r:id="rIdkuaq7gqqjz3e_unv2dzcd">
+            <w:hyperlink w:history="1" r:id="rId5spdbpuch6h7b3nuzw5vv">
               <w:r>
                 <w:rPr>
                   <w:rFonts w:ascii="Arial" w:cs="Arial" w:eastAsia="Arial" w:hAnsi="Arial"/>
@@ -11258,7 +11258,7 @@
             <w:pPr>
               <w:spacing w:after="20" w:before="0"/>
             </w:pPr>
-            <w:hyperlink w:history="1" r:id="rIdweq8uztpvwwlb5rxvdrex">
+            <w:hyperlink w:history="1" r:id="rIdbiukhm3boh0bzbfv8vhao">
               <w:r>
                 <w:rPr>
                   <w:rFonts w:ascii="Arial" w:cs="Arial" w:eastAsia="Arial" w:hAnsi="Arial"/>
@@ -11307,7 +11307,7 @@
               <w:spacing w:after="10" w:before="0"/>
               <w:ind w:left="120"/>
             </w:pPr>
-            <w:hyperlink w:history="1" r:id="rIdkhbstqaq-x3oobpbwg1t0">
+            <w:hyperlink w:history="1" r:id="rId1pzpqf3yoqde_dmvcqpdc">
               <w:r>
                 <w:rPr>
                   <w:rFonts w:ascii="Arial" w:cs="Arial" w:eastAsia="Arial" w:hAnsi="Arial"/>
@@ -11933,7 +11933,7 @@
         </w:rPr>
         <w:t xml:space="preserve">© 2026 SeaVuria and ARES. Aligned with KICD objectives. Developed by SeaVuria; technical implementation by ARES (with AI assistance from Claude). Licensed under </w:t>
       </w:r>
-      <w:hyperlink w:history="1" r:id="rIdwwlpqlaoyyso4pmfo1_1h">
+      <w:hyperlink w:history="1" r:id="rIdjcal8-r-a4oj9b-emqabm">
         <w:r>
           <w:rPr>
             <w:rFonts w:ascii="Arial" w:cs="Arial" w:eastAsia="Arial" w:hAnsi="Arial"/>
@@ -11954,7 +11954,7 @@
         </w:rPr>
         <w:t xml:space="preserve"> (</w:t>
       </w:r>
-      <w:hyperlink w:history="1" r:id="rIdytx-favlnke57d7jdmsxi">
+      <w:hyperlink w:history="1" r:id="rIdkdkl5rzdftrqcy9vaqnhy">
         <w:r>
           <w:rPr>
             <w:rFonts w:ascii="Arial" w:cs="Arial" w:eastAsia="Arial" w:hAnsi="Arial"/>
@@ -12984,7 +12984,7 @@
               <w:spacing w:after="10" w:before="0"/>
               <w:ind w:left="120"/>
             </w:pPr>
-            <w:hyperlink w:history="1" r:id="rIdbvz_jxbeon55libbdkann">
+            <w:hyperlink w:history="1" r:id="rId6vsu_a53to1zy_sg6uin8">
               <w:r>
                 <w:rPr>
                   <w:rFonts w:ascii="Arial" w:cs="Arial" w:eastAsia="Arial" w:hAnsi="Arial"/>
@@ -13044,7 +13044,7 @@
             <w:pPr>
               <w:spacing w:after="20" w:before="0"/>
             </w:pPr>
-            <w:hyperlink w:history="1" r:id="rIdhm8df6wuky8qhryija5ah">
+            <w:hyperlink w:history="1" r:id="rIdphw3muutd8chxfvk4h2is">
               <w:r>
                 <w:rPr>
                   <w:rFonts w:ascii="Arial" w:cs="Arial" w:eastAsia="Arial" w:hAnsi="Arial"/>
@@ -13093,7 +13093,7 @@
               <w:spacing w:after="10" w:before="0"/>
               <w:ind w:left="120"/>
             </w:pPr>
-            <w:hyperlink w:history="1" r:id="rIdfyksudylfn-v0orh1y0ki">
+            <w:hyperlink w:history="1" r:id="rIdppbzxmuv4ijzojs8el2at">
               <w:r>
                 <w:rPr>
                   <w:rFonts w:ascii="Arial" w:cs="Arial" w:eastAsia="Arial" w:hAnsi="Arial"/>
@@ -13305,7 +13305,7 @@
               <w:spacing w:after="10" w:before="0"/>
               <w:ind w:left="120"/>
             </w:pPr>
-            <w:hyperlink w:history="1" r:id="rIduxgos1eqwb00t-cbvrno0">
+            <w:hyperlink w:history="1" r:id="rId3_zvtojwzbdn1-rat3owz">
               <w:r>
                 <w:rPr>
                   <w:rFonts w:ascii="Arial" w:cs="Arial" w:eastAsia="Arial" w:hAnsi="Arial"/>
@@ -13365,7 +13365,7 @@
             <w:pPr>
               <w:spacing w:after="20" w:before="0"/>
             </w:pPr>
-            <w:hyperlink w:history="1" r:id="rIdbu6hx_gamxtyvf7w0-jpt">
+            <w:hyperlink w:history="1" r:id="rIdvxhcj4m8qedqa9ai3v8w6">
               <w:r>
                 <w:rPr>
                   <w:rFonts w:ascii="Arial" w:cs="Arial" w:eastAsia="Arial" w:hAnsi="Arial"/>
@@ -13414,7 +13414,7 @@
               <w:spacing w:after="10" w:before="0"/>
               <w:ind w:left="120"/>
             </w:pPr>
-            <w:hyperlink w:history="1" r:id="rIdlqu5cbqmt74tcweu8opbg">
+            <w:hyperlink w:history="1" r:id="rIdkcznk4v_8jwwdffsn3drw">
               <w:r>
                 <w:rPr>
                   <w:rFonts w:ascii="Arial" w:cs="Arial" w:eastAsia="Arial" w:hAnsi="Arial"/>
@@ -13626,7 +13626,7 @@
               <w:spacing w:after="10" w:before="0"/>
               <w:ind w:left="120"/>
             </w:pPr>
-            <w:hyperlink w:history="1" r:id="rIdk-8dt3qxnbsmhx3rjpmx0">
+            <w:hyperlink w:history="1" r:id="rIdpyfyozsmt4mtyc_cw6lu0">
               <w:r>
                 <w:rPr>
                   <w:rFonts w:ascii="Arial" w:cs="Arial" w:eastAsia="Arial" w:hAnsi="Arial"/>
@@ -13686,7 +13686,7 @@
             <w:pPr>
               <w:spacing w:after="20" w:before="0"/>
             </w:pPr>
-            <w:hyperlink w:history="1" r:id="rIdekef57uwqiuueww91u-hk">
+            <w:hyperlink w:history="1" r:id="rId9v0zsgk16f61jsxvsnkko">
               <w:r>
                 <w:rPr>
                   <w:rFonts w:ascii="Arial" w:cs="Arial" w:eastAsia="Arial" w:hAnsi="Arial"/>
@@ -13735,7 +13735,7 @@
               <w:spacing w:after="10" w:before="0"/>
               <w:ind w:left="120"/>
             </w:pPr>
-            <w:hyperlink w:history="1" r:id="rIdfqx6skc3upj8o5ejcjgsx">
+            <w:hyperlink w:history="1" r:id="rIdm4pckowpm_mrob-pl8vpw">
               <w:r>
                 <w:rPr>
                   <w:rFonts w:ascii="Arial" w:cs="Arial" w:eastAsia="Arial" w:hAnsi="Arial"/>
@@ -13947,7 +13947,7 @@
               <w:spacing w:after="10" w:before="0"/>
               <w:ind w:left="120"/>
             </w:pPr>
-            <w:hyperlink w:history="1" r:id="rId_tmd_fck81nfajjg53mbn">
+            <w:hyperlink w:history="1" r:id="rIdumf0vblmfn7zvcrenocwe">
               <w:r>
                 <w:rPr>
                   <w:rFonts w:ascii="Arial" w:cs="Arial" w:eastAsia="Arial" w:hAnsi="Arial"/>
@@ -14007,7 +14007,7 @@
             <w:pPr>
               <w:spacing w:after="20" w:before="0"/>
             </w:pPr>
-            <w:hyperlink w:history="1" r:id="rId-xjjph4d2zsguutsqqmry">
+            <w:hyperlink w:history="1" r:id="rIdga7u8viu2znjpwlk82npk">
               <w:r>
                 <w:rPr>
                   <w:rFonts w:ascii="Arial" w:cs="Arial" w:eastAsia="Arial" w:hAnsi="Arial"/>
@@ -14056,7 +14056,7 @@
               <w:spacing w:after="10" w:before="0"/>
               <w:ind w:left="120"/>
             </w:pPr>
-            <w:hyperlink w:history="1" r:id="rIdyn0ginp_mno2f0d5jgffl">
+            <w:hyperlink w:history="1" r:id="rIdb6n_wmx-airmd53hoexlq">
               <w:r>
                 <w:rPr>
                   <w:rFonts w:ascii="Arial" w:cs="Arial" w:eastAsia="Arial" w:hAnsi="Arial"/>
@@ -14268,7 +14268,7 @@
               <w:spacing w:after="10" w:before="0"/>
               <w:ind w:left="120"/>
             </w:pPr>
-            <w:hyperlink w:history="1" r:id="rId56f_dfi8vtjabhmk0gjyc">
+            <w:hyperlink w:history="1" r:id="rIduym_rxsiq3l3wgvhtluy-">
               <w:r>
                 <w:rPr>
                   <w:rFonts w:ascii="Arial" w:cs="Arial" w:eastAsia="Arial" w:hAnsi="Arial"/>
@@ -14328,7 +14328,7 @@
             <w:pPr>
               <w:spacing w:after="20" w:before="0"/>
             </w:pPr>
-            <w:hyperlink w:history="1" r:id="rIdd4ju72t7mthqqxeud45di">
+            <w:hyperlink w:history="1" r:id="rIdjryvc_lq6pd1nbpm0qbml">
               <w:r>
                 <w:rPr>
                   <w:rFonts w:ascii="Arial" w:cs="Arial" w:eastAsia="Arial" w:hAnsi="Arial"/>
@@ -14377,7 +14377,7 @@
               <w:spacing w:after="10" w:before="0"/>
               <w:ind w:left="120"/>
             </w:pPr>
-            <w:hyperlink w:history="1" r:id="rIdizfn1bwvethy2am353mxv">
+            <w:hyperlink w:history="1" r:id="rIdmvfx_lcq1lbldyagmkmlu">
               <w:r>
                 <w:rPr>
                   <w:rFonts w:ascii="Arial" w:cs="Arial" w:eastAsia="Arial" w:hAnsi="Arial"/>
@@ -14889,7 +14889,7 @@
         </w:rPr>
         <w:t xml:space="preserve">© 2026 SeaVuria and ARES. Aligned with KICD objectives. Developed by SeaVuria; technical implementation by ARES (with AI assistance from Claude). Licensed under </w:t>
       </w:r>
-      <w:hyperlink w:history="1" r:id="rIddsbeitxf56q2fvhrw9qbe">
+      <w:hyperlink w:history="1" r:id="rIdqpi_42smfa7baogji8pze">
         <w:r>
           <w:rPr>
             <w:rFonts w:ascii="Arial" w:cs="Arial" w:eastAsia="Arial" w:hAnsi="Arial"/>
@@ -14910,7 +14910,7 @@
         </w:rPr>
         <w:t xml:space="preserve"> (</w:t>
       </w:r>
-      <w:hyperlink w:history="1" r:id="rIdra8kpcyijd4oozjddz3u2">
+      <w:hyperlink w:history="1" r:id="rIddm6cywijylbok7tt9l3m7">
         <w:r>
           <w:rPr>
             <w:rFonts w:ascii="Arial" w:cs="Arial" w:eastAsia="Arial" w:hAnsi="Arial"/>
@@ -15940,7 +15940,7 @@
               <w:spacing w:after="10" w:before="0"/>
               <w:ind w:left="120"/>
             </w:pPr>
-            <w:hyperlink w:history="1" r:id="rIdd6j3bnurqh4yarq6jy7s7">
+            <w:hyperlink w:history="1" r:id="rIdbm3soidw6tgrrr4ngdcsa">
               <w:r>
                 <w:rPr>
                   <w:rFonts w:ascii="Arial" w:cs="Arial" w:eastAsia="Arial" w:hAnsi="Arial"/>
@@ -16017,7 +16017,7 @@
               <w:spacing w:after="10" w:before="0"/>
               <w:ind w:left="120"/>
             </w:pPr>
-            <w:hyperlink w:history="1" r:id="rIdkj0dzus-s0izefgmmgvmo">
+            <w:hyperlink w:history="1" r:id="rIdiconl9lrfd8zqawv2t1lt">
               <w:r>
                 <w:rPr>
                   <w:rFonts w:ascii="Arial" w:cs="Arial" w:eastAsia="Arial" w:hAnsi="Arial"/>
@@ -16244,7 +16244,7 @@
               <w:spacing w:after="10" w:before="0"/>
               <w:ind w:left="120"/>
             </w:pPr>
-            <w:hyperlink w:history="1" r:id="rId0vjs5p1fe6agf54ldbyfu">
+            <w:hyperlink w:history="1" r:id="rIdqglkemhsfrrtmvumglmfh">
               <w:r>
                 <w:rPr>
                   <w:rFonts w:ascii="Arial" w:cs="Arial" w:eastAsia="Arial" w:hAnsi="Arial"/>
@@ -16321,7 +16321,7 @@
               <w:spacing w:after="10" w:before="0"/>
               <w:ind w:left="120"/>
             </w:pPr>
-            <w:hyperlink w:history="1" r:id="rId-prlrx09j92nmpzsmzkh9">
+            <w:hyperlink w:history="1" r:id="rIdtcsqc-3upjtrwsojmwl0r">
               <w:r>
                 <w:rPr>
                   <w:rFonts w:ascii="Arial" w:cs="Arial" w:eastAsia="Arial" w:hAnsi="Arial"/>
@@ -16548,7 +16548,7 @@
               <w:spacing w:after="10" w:before="0"/>
               <w:ind w:left="120"/>
             </w:pPr>
-            <w:hyperlink w:history="1" r:id="rIdwon7yk4xcksgtqxefljjq">
+            <w:hyperlink w:history="1" r:id="rIdqoysi8gjathy2hnm8vnhr">
               <w:r>
                 <w:rPr>
                   <w:rFonts w:ascii="Arial" w:cs="Arial" w:eastAsia="Arial" w:hAnsi="Arial"/>
@@ -16625,7 +16625,7 @@
               <w:spacing w:after="10" w:before="0"/>
               <w:ind w:left="120"/>
             </w:pPr>
-            <w:hyperlink w:history="1" r:id="rIdhiukzqtc6o63oco7or2qt">
+            <w:hyperlink w:history="1" r:id="rIdw1pzvrhcqkl_ti5jv285b">
               <w:r>
                 <w:rPr>
                   <w:rFonts w:ascii="Arial" w:cs="Arial" w:eastAsia="Arial" w:hAnsi="Arial"/>
@@ -16852,7 +16852,7 @@
               <w:spacing w:after="10" w:before="0"/>
               <w:ind w:left="120"/>
             </w:pPr>
-            <w:hyperlink w:history="1" r:id="rIdhdcid4bhbwrgdrr2dlzsj">
+            <w:hyperlink w:history="1" r:id="rIdvv8z8as-fmgu1dokxm6qq">
               <w:r>
                 <w:rPr>
                   <w:rFonts w:ascii="Arial" w:cs="Arial" w:eastAsia="Arial" w:hAnsi="Arial"/>
@@ -16929,7 +16929,7 @@
               <w:spacing w:after="10" w:before="0"/>
               <w:ind w:left="120"/>
             </w:pPr>
-            <w:hyperlink w:history="1" r:id="rId-3pk5poe_ndzn2qptwqfy">
+            <w:hyperlink w:history="1" r:id="rIdmxgtaqgffmdljxlohitig">
               <w:r>
                 <w:rPr>
                   <w:rFonts w:ascii="Arial" w:cs="Arial" w:eastAsia="Arial" w:hAnsi="Arial"/>
@@ -17156,7 +17156,7 @@
               <w:spacing w:after="10" w:before="0"/>
               <w:ind w:left="120"/>
             </w:pPr>
-            <w:hyperlink w:history="1" r:id="rIdkbnu_c5unnsxtbv9gpv8q">
+            <w:hyperlink w:history="1" r:id="rIdm7ww5sb_m0rxaez9cnya8">
               <w:r>
                 <w:rPr>
                   <w:rFonts w:ascii="Arial" w:cs="Arial" w:eastAsia="Arial" w:hAnsi="Arial"/>
@@ -17233,7 +17233,7 @@
               <w:spacing w:after="10" w:before="0"/>
               <w:ind w:left="120"/>
             </w:pPr>
-            <w:hyperlink w:history="1" r:id="rIdy_jbqlszezyt0bgxymsqn">
+            <w:hyperlink w:history="1" r:id="rId4clndhmwtzl7syfkbcdf-">
               <w:r>
                 <w:rPr>
                   <w:rFonts w:ascii="Arial" w:cs="Arial" w:eastAsia="Arial" w:hAnsi="Arial"/>
@@ -17760,7 +17760,7 @@
         </w:rPr>
         <w:t xml:space="preserve">© 2026 SeaVuria and ARES. Aligned with KICD objectives. Developed by SeaVuria; technical implementation by ARES (with AI assistance from Claude). Licensed under </w:t>
       </w:r>
-      <w:hyperlink w:history="1" r:id="rId0xbz11z9hlbl_bolt2-se">
+      <w:hyperlink w:history="1" r:id="rIdys7uzfbbhzef9d86jbhnf">
         <w:r>
           <w:rPr>
             <w:rFonts w:ascii="Arial" w:cs="Arial" w:eastAsia="Arial" w:hAnsi="Arial"/>
@@ -17781,7 +17781,7 @@
         </w:rPr>
         <w:t xml:space="preserve"> (</w:t>
       </w:r>
-      <w:hyperlink w:history="1" r:id="rId_2yhtkrfgjegmerms5q5g">
+      <w:hyperlink w:history="1" r:id="rIdwalq_wj0sj79nbhl0j06o">
         <w:r>
           <w:rPr>
             <w:rFonts w:ascii="Arial" w:cs="Arial" w:eastAsia="Arial" w:hAnsi="Arial"/>
@@ -18794,7 +18794,7 @@
             <w:pPr>
               <w:spacing w:after="20" w:before="0"/>
             </w:pPr>
-            <w:hyperlink w:history="1" r:id="rIdoxyj5hwcx9zzdgnpgj9f1">
+            <w:hyperlink w:history="1" r:id="rIdmhlgundrdels2zrlr30yo">
               <w:r>
                 <w:rPr>
                   <w:rFonts w:ascii="Arial" w:cs="Arial" w:eastAsia="Arial" w:hAnsi="Arial"/>
@@ -18843,7 +18843,7 @@
               <w:spacing w:after="10" w:before="0"/>
               <w:ind w:left="120"/>
             </w:pPr>
-            <w:hyperlink w:history="1" r:id="rIduh9ed0tamkw1v6d22xa_z">
+            <w:hyperlink w:history="1" r:id="rIdjcsc28pzdskg0ki8b_inr">
               <w:r>
                 <w:rPr>
                   <w:rFonts w:ascii="Arial" w:cs="Arial" w:eastAsia="Arial" w:hAnsi="Arial"/>
@@ -18888,7 +18888,7 @@
             <w:pPr>
               <w:spacing w:after="20" w:before="0"/>
             </w:pPr>
-            <w:hyperlink w:history="1" r:id="rIdvqzwmc-b1d_6m3ssuuknq">
+            <w:hyperlink w:history="1" r:id="rIdnq022vhjdsa2ebnhq45vm">
               <w:r>
                 <w:rPr>
                   <w:rFonts w:ascii="Arial" w:cs="Arial" w:eastAsia="Arial" w:hAnsi="Arial"/>
@@ -18937,7 +18937,7 @@
               <w:spacing w:after="10" w:before="0"/>
               <w:ind w:left="120"/>
             </w:pPr>
-            <w:hyperlink w:history="1" r:id="rIdi8kq7w8vpu97hnzebsw_j">
+            <w:hyperlink w:history="1" r:id="rIdpbz1cyivilqzlbkkwkmzj">
               <w:r>
                 <w:rPr>
                   <w:rFonts w:ascii="Arial" w:cs="Arial" w:eastAsia="Arial" w:hAnsi="Arial"/>
@@ -19132,7 +19132,7 @@
             <w:pPr>
               <w:spacing w:after="20" w:before="0"/>
             </w:pPr>
-            <w:hyperlink w:history="1" r:id="rIdqimavcd7ddlgfr-pnv66i">
+            <w:hyperlink w:history="1" r:id="rIdiwwfecinrwlkvbbobuaux">
               <w:r>
                 <w:rPr>
                   <w:rFonts w:ascii="Arial" w:cs="Arial" w:eastAsia="Arial" w:hAnsi="Arial"/>
@@ -19181,7 +19181,7 @@
               <w:spacing w:after="10" w:before="0"/>
               <w:ind w:left="120"/>
             </w:pPr>
-            <w:hyperlink w:history="1" r:id="rIdoliwty72iqrg_pkxez1gt">
+            <w:hyperlink w:history="1" r:id="rIdom-yt7n9rvz3jidqjvzxk">
               <w:r>
                 <w:rPr>
                   <w:rFonts w:ascii="Arial" w:cs="Arial" w:eastAsia="Arial" w:hAnsi="Arial"/>
@@ -19226,7 +19226,7 @@
             <w:pPr>
               <w:spacing w:after="20" w:before="0"/>
             </w:pPr>
-            <w:hyperlink w:history="1" r:id="rIdn_o6ilq2njun8dzc_iexh">
+            <w:hyperlink w:history="1" r:id="rIdc_4bhsa8vfaabbxa3pfqi">
               <w:r>
                 <w:rPr>
                   <w:rFonts w:ascii="Arial" w:cs="Arial" w:eastAsia="Arial" w:hAnsi="Arial"/>
@@ -19275,7 +19275,7 @@
               <w:spacing w:after="10" w:before="0"/>
               <w:ind w:left="120"/>
             </w:pPr>
-            <w:hyperlink w:history="1" r:id="rIdfqn16c0ndrxpp9r2nmhxn">
+            <w:hyperlink w:history="1" r:id="rIdzldoj2fs3zkfuzjks5dt1">
               <w:r>
                 <w:rPr>
                   <w:rFonts w:ascii="Arial" w:cs="Arial" w:eastAsia="Arial" w:hAnsi="Arial"/>
@@ -19470,7 +19470,7 @@
             <w:pPr>
               <w:spacing w:after="20" w:before="0"/>
             </w:pPr>
-            <w:hyperlink w:history="1" r:id="rIdliqzekoc0w_lhepiaa_3s">
+            <w:hyperlink w:history="1" r:id="rIdhwimrf6qdhqiip0w4oxwb">
               <w:r>
                 <w:rPr>
                   <w:rFonts w:ascii="Arial" w:cs="Arial" w:eastAsia="Arial" w:hAnsi="Arial"/>
@@ -19519,7 +19519,7 @@
               <w:spacing w:after="10" w:before="0"/>
               <w:ind w:left="120"/>
             </w:pPr>
-            <w:hyperlink w:history="1" r:id="rIdywkqzmwkehtv4ixkembcx">
+            <w:hyperlink w:history="1" r:id="rIdnvtoromyibjlgcs9qoa2u">
               <w:r>
                 <w:rPr>
                   <w:rFonts w:ascii="Arial" w:cs="Arial" w:eastAsia="Arial" w:hAnsi="Arial"/>
@@ -19564,7 +19564,7 @@
             <w:pPr>
               <w:spacing w:after="20" w:before="0"/>
             </w:pPr>
-            <w:hyperlink w:history="1" r:id="rId4wi-bvuespujyzgwplbem">
+            <w:hyperlink w:history="1" r:id="rIdr9m4mrel5e8zpxcqctmmt">
               <w:r>
                 <w:rPr>
                   <w:rFonts w:ascii="Arial" w:cs="Arial" w:eastAsia="Arial" w:hAnsi="Arial"/>
@@ -19613,7 +19613,7 @@
               <w:spacing w:after="10" w:before="0"/>
               <w:ind w:left="120"/>
             </w:pPr>
-            <w:hyperlink w:history="1" r:id="rId8g1esa4d32d8vj37fgqvm">
+            <w:hyperlink w:history="1" r:id="rId1eopzjqbxetxmklodkinl">
               <w:r>
                 <w:rPr>
                   <w:rFonts w:ascii="Arial" w:cs="Arial" w:eastAsia="Arial" w:hAnsi="Arial"/>
@@ -19808,7 +19808,7 @@
             <w:pPr>
               <w:spacing w:after="20" w:before="0"/>
             </w:pPr>
-            <w:hyperlink w:history="1" r:id="rId6dw-phnm3p9ju1uhbn8ix">
+            <w:hyperlink w:history="1" r:id="rId_5vknxub31pnjbj86yucw">
               <w:r>
                 <w:rPr>
                   <w:rFonts w:ascii="Arial" w:cs="Arial" w:eastAsia="Arial" w:hAnsi="Arial"/>
@@ -19857,7 +19857,7 @@
               <w:spacing w:after="10" w:before="0"/>
               <w:ind w:left="120"/>
             </w:pPr>
-            <w:hyperlink w:history="1" r:id="rIdvg9wchkbyvl8chbrczzjl">
+            <w:hyperlink w:history="1" r:id="rIdyux8afoijkax5gx4lawjh">
               <w:r>
                 <w:rPr>
                   <w:rFonts w:ascii="Arial" w:cs="Arial" w:eastAsia="Arial" w:hAnsi="Arial"/>
@@ -19902,7 +19902,7 @@
             <w:pPr>
               <w:spacing w:after="20" w:before="0"/>
             </w:pPr>
-            <w:hyperlink w:history="1" r:id="rIdrll_ljnsytan18tjhqwwr">
+            <w:hyperlink w:history="1" r:id="rIddhjcdgs_bqeybbd5lkegp">
               <w:r>
                 <w:rPr>
                   <w:rFonts w:ascii="Arial" w:cs="Arial" w:eastAsia="Arial" w:hAnsi="Arial"/>
@@ -19951,7 +19951,7 @@
               <w:spacing w:after="10" w:before="0"/>
               <w:ind w:left="120"/>
             </w:pPr>
-            <w:hyperlink w:history="1" r:id="rIdcdsaestyebgvusl_kymh3">
+            <w:hyperlink w:history="1" r:id="rIdvri80sz6crmjaowko7wix">
               <w:r>
                 <w:rPr>
                   <w:rFonts w:ascii="Arial" w:cs="Arial" w:eastAsia="Arial" w:hAnsi="Arial"/>
@@ -20146,7 +20146,7 @@
             <w:pPr>
               <w:spacing w:after="20" w:before="0"/>
             </w:pPr>
-            <w:hyperlink w:history="1" r:id="rIdd1eotc5dbontqfjcbj-hn">
+            <w:hyperlink w:history="1" r:id="rIdvrblb3emuxdwy3qqh7fok">
               <w:r>
                 <w:rPr>
                   <w:rFonts w:ascii="Arial" w:cs="Arial" w:eastAsia="Arial" w:hAnsi="Arial"/>
@@ -20195,7 +20195,7 @@
               <w:spacing w:after="10" w:before="0"/>
               <w:ind w:left="120"/>
             </w:pPr>
-            <w:hyperlink w:history="1" r:id="rIduru6tnjbyqyk5enrwwla4">
+            <w:hyperlink w:history="1" r:id="rIdfddrse2caw5vbvowqawvd">
               <w:r>
                 <w:rPr>
                   <w:rFonts w:ascii="Arial" w:cs="Arial" w:eastAsia="Arial" w:hAnsi="Arial"/>
@@ -20240,7 +20240,7 @@
             <w:pPr>
               <w:spacing w:after="20" w:before="0"/>
             </w:pPr>
-            <w:hyperlink w:history="1" r:id="rIduvkxppzpaoj5kl-fzj5uz">
+            <w:hyperlink w:history="1" r:id="rIdsheoqtc7-lfrakqjieui4">
               <w:r>
                 <w:rPr>
                   <w:rFonts w:ascii="Arial" w:cs="Arial" w:eastAsia="Arial" w:hAnsi="Arial"/>
@@ -20289,7 +20289,7 @@
               <w:spacing w:after="10" w:before="0"/>
               <w:ind w:left="120"/>
             </w:pPr>
-            <w:hyperlink w:history="1" r:id="rIdipn9-hwstd2pat-luqaez">
+            <w:hyperlink w:history="1" r:id="rId5zsm26tu4djdqw-jon9am">
               <w:r>
                 <w:rPr>
                   <w:rFonts w:ascii="Arial" w:cs="Arial" w:eastAsia="Arial" w:hAnsi="Arial"/>
@@ -21029,7 +21029,7 @@
         </w:rPr>
         <w:t xml:space="preserve">© 2026 SeaVuria and ARES. Aligned with KICD objectives. Developed by SeaVuria; technical implementation by ARES (with AI assistance from Claude). Licensed under </w:t>
       </w:r>
-      <w:hyperlink w:history="1" r:id="rIdyf6dsweudxr3znwk_fgyo">
+      <w:hyperlink w:history="1" r:id="rIdnqe8ot0svidkronaxraio">
         <w:r>
           <w:rPr>
             <w:rFonts w:ascii="Arial" w:cs="Arial" w:eastAsia="Arial" w:hAnsi="Arial"/>
@@ -21050,7 +21050,7 @@
         </w:rPr>
         <w:t xml:space="preserve"> (</w:t>
       </w:r>
-      <w:hyperlink w:history="1" r:id="rId65vpixzh2cvd9r4uxfp70">
+      <w:hyperlink w:history="1" r:id="rIdjssjyajpepne7t51yinjz">
         <w:r>
           <w:rPr>
             <w:rFonts w:ascii="Arial" w:cs="Arial" w:eastAsia="Arial" w:hAnsi="Arial"/>

--- a/data/outputs/v2/Physics/SS1.3_Temperature_and_Thermal_Expansion/Physics_Temperature_and_Thermal_Expansion_CBE_LessonSequence.docx
+++ b/data/outputs/v2/Physics/SS1.3_Temperature_and_Thermal_Expansion/Physics_Temperature_and_Thermal_Expansion_CBE_LessonSequence.docx
@@ -2385,7 +2385,7 @@
         </w:rPr>
         <w:t xml:space="preserve">© 2026 SeaVuria and ARES. This work is licensed under a </w:t>
       </w:r>
-      <w:hyperlink w:history="1" r:id="rIdqh8j1acf7_umo6zctftvi">
+      <w:hyperlink w:history="1" r:id="rIdgcwddrgafdfypjwsgrwhl">
         <w:r>
           <w:rPr>
             <w:rFonts w:ascii="Arial" w:cs="Arial" w:eastAsia="Arial" w:hAnsi="Arial"/>
@@ -2405,7 +2405,7 @@
         </w:rPr>
         <w:t xml:space="preserve"> (</w:t>
       </w:r>
-      <w:hyperlink w:history="1" r:id="rIdwrrktucy9nds2jetyjaev">
+      <w:hyperlink w:history="1" r:id="rIdipeuy61wk4yey_bs_gumx">
         <w:r>
           <w:rPr>
             <w:rFonts w:ascii="Arial" w:cs="Arial" w:eastAsia="Arial" w:hAnsi="Arial"/>
@@ -2425,7 +2425,7 @@
         </w:rPr>
         <w:t xml:space="preserve">). To view a copy of this license, visit </w:t>
       </w:r>
-      <w:hyperlink w:history="1" r:id="rIdptbclx9skpprkf7yuixfe">
+      <w:hyperlink w:history="1" r:id="rIdyz5rpfyeyxy1krd7fka6l">
         <w:r>
           <w:rPr>
             <w:rFonts w:ascii="Arial" w:cs="Arial" w:eastAsia="Arial" w:hAnsi="Arial"/>
@@ -3437,7 +3437,7 @@
             <w:pPr>
               <w:spacing w:after="20" w:before="0"/>
             </w:pPr>
-            <w:hyperlink w:history="1" r:id="rIdipg7enksmozw8l787j74b">
+            <w:hyperlink w:history="1" r:id="rIdare5lbvwzkwmn_rdt2lw4">
               <w:r>
                 <w:rPr>
                   <w:rFonts w:ascii="Arial" w:cs="Arial" w:eastAsia="Arial" w:hAnsi="Arial"/>
@@ -3470,7 +3470,7 @@
               <w:spacing w:after="10" w:before="0"/>
               <w:ind w:left="120"/>
             </w:pPr>
-            <w:hyperlink w:history="1" r:id="rId8drzogtsi0nafft1zh5_9">
+            <w:hyperlink w:history="1" r:id="rIdmw_vyqa6htunkgqcanyf-">
               <w:r>
                 <w:rPr>
                   <w:rFonts w:ascii="Arial" w:cs="Arial" w:eastAsia="Arial" w:hAnsi="Arial"/>
@@ -3515,7 +3515,7 @@
             <w:pPr>
               <w:spacing w:after="20" w:before="0"/>
             </w:pPr>
-            <w:hyperlink w:history="1" r:id="rId6nw41puc3kk4wpirxoxd0">
+            <w:hyperlink w:history="1" r:id="rIdoivxujeh7tfamzize12c7">
               <w:r>
                 <w:rPr>
                   <w:rFonts w:ascii="Arial" w:cs="Arial" w:eastAsia="Arial" w:hAnsi="Arial"/>
@@ -3548,7 +3548,7 @@
               <w:spacing w:after="10" w:before="0"/>
               <w:ind w:left="120"/>
             </w:pPr>
-            <w:hyperlink w:history="1" r:id="rIdj4puszegmij9oqdtt_h5-">
+            <w:hyperlink w:history="1" r:id="rIdapnrsny099dswqdmix45n">
               <w:r>
                 <w:rPr>
                   <w:rFonts w:ascii="Arial" w:cs="Arial" w:eastAsia="Arial" w:hAnsi="Arial"/>
@@ -3895,7 +3895,7 @@
             <w:pPr>
               <w:spacing w:after="20" w:before="0"/>
             </w:pPr>
-            <w:hyperlink w:history="1" r:id="rId1xiyahac5xfbyawvdifyq">
+            <w:hyperlink w:history="1" r:id="rIdvs0g-q1st0wvhdqqjmnpp">
               <w:r>
                 <w:rPr>
                   <w:rFonts w:ascii="Arial" w:cs="Arial" w:eastAsia="Arial" w:hAnsi="Arial"/>
@@ -3928,7 +3928,7 @@
               <w:spacing w:after="10" w:before="0"/>
               <w:ind w:left="120"/>
             </w:pPr>
-            <w:hyperlink w:history="1" r:id="rIdyblhaep12hbukt6srsbot">
+            <w:hyperlink w:history="1" r:id="rIdgnu54c4bhv_izd_g3htiw">
               <w:r>
                 <w:rPr>
                   <w:rFonts w:ascii="Arial" w:cs="Arial" w:eastAsia="Arial" w:hAnsi="Arial"/>
@@ -3973,7 +3973,7 @@
             <w:pPr>
               <w:spacing w:after="20" w:before="0"/>
             </w:pPr>
-            <w:hyperlink w:history="1" r:id="rIddiprwdlzpu4klu6wabbht">
+            <w:hyperlink w:history="1" r:id="rIdv9heiwisthonwnl0wa-nf">
               <w:r>
                 <w:rPr>
                   <w:rFonts w:ascii="Arial" w:cs="Arial" w:eastAsia="Arial" w:hAnsi="Arial"/>
@@ -4006,7 +4006,7 @@
               <w:spacing w:after="10" w:before="0"/>
               <w:ind w:left="120"/>
             </w:pPr>
-            <w:hyperlink w:history="1" r:id="rIdq8ml2c0cjjsitgc5sy9u1">
+            <w:hyperlink w:history="1" r:id="rIdlpyzzrbr4hj7-eemgjnqt">
               <w:r>
                 <w:rPr>
                   <w:rFonts w:ascii="Arial" w:cs="Arial" w:eastAsia="Arial" w:hAnsi="Arial"/>
@@ -4315,7 +4315,7 @@
             <w:pPr>
               <w:spacing w:after="20" w:before="0"/>
             </w:pPr>
-            <w:hyperlink w:history="1" r:id="rId1vccvevxt-dmgtymfnlui">
+            <w:hyperlink w:history="1" r:id="rIdok3ggomlmyxqihmjdkmo0">
               <w:r>
                 <w:rPr>
                   <w:rFonts w:ascii="Arial" w:cs="Arial" w:eastAsia="Arial" w:hAnsi="Arial"/>
@@ -4348,7 +4348,7 @@
               <w:spacing w:after="10" w:before="0"/>
               <w:ind w:left="120"/>
             </w:pPr>
-            <w:hyperlink w:history="1" r:id="rIdtgmhj7agusb9gqrkfp-ou">
+            <w:hyperlink w:history="1" r:id="rId6a1aqlyy6jfwa6vmjrnfq">
               <w:r>
                 <w:rPr>
                   <w:rFonts w:ascii="Arial" w:cs="Arial" w:eastAsia="Arial" w:hAnsi="Arial"/>
@@ -4393,7 +4393,7 @@
             <w:pPr>
               <w:spacing w:after="20" w:before="0"/>
             </w:pPr>
-            <w:hyperlink w:history="1" r:id="rIdeekm5x57gkquqambkamxd">
+            <w:hyperlink w:history="1" r:id="rIdfnewizbrgjbvsejbcz-fh">
               <w:r>
                 <w:rPr>
                   <w:rFonts w:ascii="Arial" w:cs="Arial" w:eastAsia="Arial" w:hAnsi="Arial"/>
@@ -4442,7 +4442,7 @@
               <w:spacing w:after="10" w:before="0"/>
               <w:ind w:left="120"/>
             </w:pPr>
-            <w:hyperlink w:history="1" r:id="rIdbklex7klhhoib0twzjmsy">
+            <w:hyperlink w:history="1" r:id="rId5pco2ejddwo68swdf6rb2">
               <w:r>
                 <w:rPr>
                   <w:rFonts w:ascii="Arial" w:cs="Arial" w:eastAsia="Arial" w:hAnsi="Arial"/>
@@ -4751,7 +4751,7 @@
             <w:pPr>
               <w:spacing w:after="20" w:before="0"/>
             </w:pPr>
-            <w:hyperlink w:history="1" r:id="rIdpz83bwqrk-gaz2r36ojjr">
+            <w:hyperlink w:history="1" r:id="rIdgkhsmd88qkk1b7tkygpo0">
               <w:r>
                 <w:rPr>
                   <w:rFonts w:ascii="Arial" w:cs="Arial" w:eastAsia="Arial" w:hAnsi="Arial"/>
@@ -4784,7 +4784,7 @@
               <w:spacing w:after="10" w:before="0"/>
               <w:ind w:left="120"/>
             </w:pPr>
-            <w:hyperlink w:history="1" r:id="rIdmxappevqhyy2w_rgk2tov">
+            <w:hyperlink w:history="1" r:id="rIdmsxo77hgwy9t4ondjj7hc">
               <w:r>
                 <w:rPr>
                   <w:rFonts w:ascii="Arial" w:cs="Arial" w:eastAsia="Arial" w:hAnsi="Arial"/>
@@ -4829,7 +4829,7 @@
             <w:pPr>
               <w:spacing w:after="20" w:before="0"/>
             </w:pPr>
-            <w:hyperlink w:history="1" r:id="rIda3kzkeziezbf92qhd3o57">
+            <w:hyperlink w:history="1" r:id="rId28xoj4jgyhkcvsej0wjmu">
               <w:r>
                 <w:rPr>
                   <w:rFonts w:ascii="Arial" w:cs="Arial" w:eastAsia="Arial" w:hAnsi="Arial"/>
@@ -4878,7 +4878,7 @@
               <w:spacing w:after="10" w:before="0"/>
               <w:ind w:left="120"/>
             </w:pPr>
-            <w:hyperlink w:history="1" r:id="rId28y06pbdekdv0xxs7zpjx">
+            <w:hyperlink w:history="1" r:id="rIdvehu7kpdivmpq5jeitevy">
               <w:r>
                 <w:rPr>
                   <w:rFonts w:ascii="Arial" w:cs="Arial" w:eastAsia="Arial" w:hAnsi="Arial"/>
@@ -5187,7 +5187,7 @@
             <w:pPr>
               <w:spacing w:after="20" w:before="0"/>
             </w:pPr>
-            <w:hyperlink w:history="1" r:id="rIdgixuzcgzp2vbarffi8y54">
+            <w:hyperlink w:history="1" r:id="rIdvxk8vu-zh5jp-jj7ca7yo">
               <w:r>
                 <w:rPr>
                   <w:rFonts w:ascii="Arial" w:cs="Arial" w:eastAsia="Arial" w:hAnsi="Arial"/>
@@ -5220,7 +5220,7 @@
               <w:spacing w:after="10" w:before="0"/>
               <w:ind w:left="120"/>
             </w:pPr>
-            <w:hyperlink w:history="1" r:id="rIdn0dkbrp5lbz7-wvlf9nwr">
+            <w:hyperlink w:history="1" r:id="rId80fm1tw5nsodjk6bbnert">
               <w:r>
                 <w:rPr>
                   <w:rFonts w:ascii="Arial" w:cs="Arial" w:eastAsia="Arial" w:hAnsi="Arial"/>
@@ -5265,7 +5265,7 @@
             <w:pPr>
               <w:spacing w:after="20" w:before="0"/>
             </w:pPr>
-            <w:hyperlink w:history="1" r:id="rIdhr13l3utonaa6fr211nqy">
+            <w:hyperlink w:history="1" r:id="rIdowtf0_goblyuyxljswcot">
               <w:r>
                 <w:rPr>
                   <w:rFonts w:ascii="Arial" w:cs="Arial" w:eastAsia="Arial" w:hAnsi="Arial"/>
@@ -5314,7 +5314,7 @@
               <w:spacing w:after="10" w:before="0"/>
               <w:ind w:left="120"/>
             </w:pPr>
-            <w:hyperlink w:history="1" r:id="rIdjxsbtnvmfr8nz81b-oeuh">
+            <w:hyperlink w:history="1" r:id="rIdwbovrptcsduk3hnfugsj5">
               <w:r>
                 <w:rPr>
                   <w:rFonts w:ascii="Arial" w:cs="Arial" w:eastAsia="Arial" w:hAnsi="Arial"/>
@@ -5902,7 +5902,7 @@
         </w:rPr>
         <w:t xml:space="preserve">© 2026 SeaVuria and ARES. Aligned with KICD objectives. Developed by SeaVuria; technical implementation by ARES (with AI assistance from Claude). Licensed under </w:t>
       </w:r>
-      <w:hyperlink w:history="1" r:id="rIdpe9cr5oir67jp6bg3wzcp">
+      <w:hyperlink w:history="1" r:id="rIdwpomvj9atkui2faopa2wj">
         <w:r>
           <w:rPr>
             <w:rFonts w:ascii="Arial" w:cs="Arial" w:eastAsia="Arial" w:hAnsi="Arial"/>
@@ -5923,7 +5923,7 @@
         </w:rPr>
         <w:t xml:space="preserve"> (</w:t>
       </w:r>
-      <w:hyperlink w:history="1" r:id="rIddus0ffpjb4y0vhenhbrx9">
+      <w:hyperlink w:history="1" r:id="rId7m-5hd2ikkrkb2r-xdp_i">
         <w:r>
           <w:rPr>
             <w:rFonts w:ascii="Arial" w:cs="Arial" w:eastAsia="Arial" w:hAnsi="Arial"/>
@@ -6936,7 +6936,7 @@
             <w:pPr>
               <w:spacing w:after="20" w:before="0"/>
             </w:pPr>
-            <w:hyperlink w:history="1" r:id="rIdz_bb5oxqlwi1mu8_gd-7q">
+            <w:hyperlink w:history="1" r:id="rIdnqab1mkaaexnxzjdntwao">
               <w:r>
                 <w:rPr>
                   <w:rFonts w:ascii="Arial" w:cs="Arial" w:eastAsia="Arial" w:hAnsi="Arial"/>
@@ -6985,7 +6985,7 @@
               <w:spacing w:after="10" w:before="0"/>
               <w:ind w:left="120"/>
             </w:pPr>
-            <w:hyperlink w:history="1" r:id="rIdvlkgca35rull2mqvfhuyt">
+            <w:hyperlink w:history="1" r:id="rIdvviszs9ghtnvt5qoc6trf">
               <w:r>
                 <w:rPr>
                   <w:rFonts w:ascii="Arial" w:cs="Arial" w:eastAsia="Arial" w:hAnsi="Arial"/>
@@ -7030,7 +7030,7 @@
             <w:pPr>
               <w:spacing w:after="20" w:before="0"/>
             </w:pPr>
-            <w:hyperlink w:history="1" r:id="rIdleqjp4dd3maxyjv_0tkkn">
+            <w:hyperlink w:history="1" r:id="rIdity2pbl9zus7kb8sxfasy">
               <w:r>
                 <w:rPr>
                   <w:rFonts w:ascii="Arial" w:cs="Arial" w:eastAsia="Arial" w:hAnsi="Arial"/>
@@ -7063,7 +7063,7 @@
               <w:spacing w:after="10" w:before="0"/>
               <w:ind w:left="120"/>
             </w:pPr>
-            <w:hyperlink w:history="1" r:id="rIdvnkakzdjhjsjakungp_1r">
+            <w:hyperlink w:history="1" r:id="rIdveobcvjhqs0wfhbob5zok">
               <w:r>
                 <w:rPr>
                   <w:rFonts w:ascii="Arial" w:cs="Arial" w:eastAsia="Arial" w:hAnsi="Arial"/>
@@ -7258,7 +7258,7 @@
             <w:pPr>
               <w:spacing w:after="20" w:before="0"/>
             </w:pPr>
-            <w:hyperlink w:history="1" r:id="rIdp7ryk6lak64nr9yv0j5ef">
+            <w:hyperlink w:history="1" r:id="rIdwktil46a533_acxxge3yg">
               <w:r>
                 <w:rPr>
                   <w:rFonts w:ascii="Arial" w:cs="Arial" w:eastAsia="Arial" w:hAnsi="Arial"/>
@@ -7307,7 +7307,7 @@
               <w:spacing w:after="10" w:before="0"/>
               <w:ind w:left="120"/>
             </w:pPr>
-            <w:hyperlink w:history="1" r:id="rIdpyroiw_lfnipfhlj7hxr9">
+            <w:hyperlink w:history="1" r:id="rIdwg6mfasbfu8yqvqff1nhn">
               <w:r>
                 <w:rPr>
                   <w:rFonts w:ascii="Arial" w:cs="Arial" w:eastAsia="Arial" w:hAnsi="Arial"/>
@@ -7352,7 +7352,7 @@
             <w:pPr>
               <w:spacing w:after="20" w:before="0"/>
             </w:pPr>
-            <w:hyperlink w:history="1" r:id="rId-r-gnx8tzir_phym-jkjs">
+            <w:hyperlink w:history="1" r:id="rIdqzxvbpvitano-ge_fmntx">
               <w:r>
                 <w:rPr>
                   <w:rFonts w:ascii="Arial" w:cs="Arial" w:eastAsia="Arial" w:hAnsi="Arial"/>
@@ -7385,7 +7385,7 @@
               <w:spacing w:after="10" w:before="0"/>
               <w:ind w:left="120"/>
             </w:pPr>
-            <w:hyperlink w:history="1" r:id="rIdfvgjoxbkfvyggabiz8h_f">
+            <w:hyperlink w:history="1" r:id="rIdm31hictcoqk_ncnhv98iy">
               <w:r>
                 <w:rPr>
                   <w:rFonts w:ascii="Arial" w:cs="Arial" w:eastAsia="Arial" w:hAnsi="Arial"/>
@@ -7580,7 +7580,7 @@
             <w:pPr>
               <w:spacing w:after="20" w:before="0"/>
             </w:pPr>
-            <w:hyperlink w:history="1" r:id="rIdajrrolviges772jfgtemw">
+            <w:hyperlink w:history="1" r:id="rId18gzxw_eqfyli0l58_u8q">
               <w:r>
                 <w:rPr>
                   <w:rFonts w:ascii="Arial" w:cs="Arial" w:eastAsia="Arial" w:hAnsi="Arial"/>
@@ -7629,7 +7629,7 @@
               <w:spacing w:after="10" w:before="0"/>
               <w:ind w:left="120"/>
             </w:pPr>
-            <w:hyperlink w:history="1" r:id="rIdmh82gdennkyjefspkpuku">
+            <w:hyperlink w:history="1" r:id="rId0xkc5uvgcsu5-auozaoey">
               <w:r>
                 <w:rPr>
                   <w:rFonts w:ascii="Arial" w:cs="Arial" w:eastAsia="Arial" w:hAnsi="Arial"/>
@@ -7674,7 +7674,7 @@
             <w:pPr>
               <w:spacing w:after="20" w:before="0"/>
             </w:pPr>
-            <w:hyperlink w:history="1" r:id="rId0jakbzqv4d0xzkfm-t6if">
+            <w:hyperlink w:history="1" r:id="rIdr9jmpxbdhfbqbs9f9lnfn">
               <w:r>
                 <w:rPr>
                   <w:rFonts w:ascii="Arial" w:cs="Arial" w:eastAsia="Arial" w:hAnsi="Arial"/>
@@ -7707,7 +7707,7 @@
               <w:spacing w:after="10" w:before="0"/>
               <w:ind w:left="120"/>
             </w:pPr>
-            <w:hyperlink w:history="1" r:id="rIdriwb5fpujd5w4llgoolwx">
+            <w:hyperlink w:history="1" r:id="rIdmksvjrw36jhcmbw8qzjae">
               <w:r>
                 <w:rPr>
                   <w:rFonts w:ascii="Arial" w:cs="Arial" w:eastAsia="Arial" w:hAnsi="Arial"/>
@@ -7902,7 +7902,7 @@
             <w:pPr>
               <w:spacing w:after="20" w:before="0"/>
             </w:pPr>
-            <w:hyperlink w:history="1" r:id="rIdvpnpeq_xbr9wykx7my_y8">
+            <w:hyperlink w:history="1" r:id="rIdokiq67zl5lqwxnrlhtov4">
               <w:r>
                 <w:rPr>
                   <w:rFonts w:ascii="Arial" w:cs="Arial" w:eastAsia="Arial" w:hAnsi="Arial"/>
@@ -7951,7 +7951,7 @@
               <w:spacing w:after="10" w:before="0"/>
               <w:ind w:left="120"/>
             </w:pPr>
-            <w:hyperlink w:history="1" r:id="rIdsumv_wqx6yv_foe7bielx">
+            <w:hyperlink w:history="1" r:id="rIdtknjuetqq00qivv7u7dit">
               <w:r>
                 <w:rPr>
                   <w:rFonts w:ascii="Arial" w:cs="Arial" w:eastAsia="Arial" w:hAnsi="Arial"/>
@@ -7996,7 +7996,7 @@
             <w:pPr>
               <w:spacing w:after="20" w:before="0"/>
             </w:pPr>
-            <w:hyperlink w:history="1" r:id="rIdpymp_twv495g8f6pt7hyk">
+            <w:hyperlink w:history="1" r:id="rIdsh6dw81bqltezbuiciat9">
               <w:r>
                 <w:rPr>
                   <w:rFonts w:ascii="Arial" w:cs="Arial" w:eastAsia="Arial" w:hAnsi="Arial"/>
@@ -8029,7 +8029,7 @@
               <w:spacing w:after="10" w:before="0"/>
               <w:ind w:left="120"/>
             </w:pPr>
-            <w:hyperlink w:history="1" r:id="rId3vfjrzmpwotfieh_b7lgj">
+            <w:hyperlink w:history="1" r:id="rIdvz1hmrlx1nqpo52-vvioa">
               <w:r>
                 <w:rPr>
                   <w:rFonts w:ascii="Arial" w:cs="Arial" w:eastAsia="Arial" w:hAnsi="Arial"/>
@@ -8224,7 +8224,7 @@
             <w:pPr>
               <w:spacing w:after="20" w:before="0"/>
             </w:pPr>
-            <w:hyperlink w:history="1" r:id="rIdalihng7gpbwhnribdvan6">
+            <w:hyperlink w:history="1" r:id="rIdi66g6gbs9uhla5_-pkrfk">
               <w:r>
                 <w:rPr>
                   <w:rFonts w:ascii="Arial" w:cs="Arial" w:eastAsia="Arial" w:hAnsi="Arial"/>
@@ -8273,7 +8273,7 @@
               <w:spacing w:after="10" w:before="0"/>
               <w:ind w:left="120"/>
             </w:pPr>
-            <w:hyperlink w:history="1" r:id="rId4r48gy92zmlsa-fq3kcky">
+            <w:hyperlink w:history="1" r:id="rIdc97ylsedp6avoghxht5v5">
               <w:r>
                 <w:rPr>
                   <w:rFonts w:ascii="Arial" w:cs="Arial" w:eastAsia="Arial" w:hAnsi="Arial"/>
@@ -8318,7 +8318,7 @@
             <w:pPr>
               <w:spacing w:after="20" w:before="0"/>
             </w:pPr>
-            <w:hyperlink w:history="1" r:id="rId3qrbw7m-2m1wjxlvjtdbv">
+            <w:hyperlink w:history="1" r:id="rIdwcptegfmshlzrjp98tqgr">
               <w:r>
                 <w:rPr>
                   <w:rFonts w:ascii="Arial" w:cs="Arial" w:eastAsia="Arial" w:hAnsi="Arial"/>
@@ -8351,7 +8351,7 @@
               <w:spacing w:after="10" w:before="0"/>
               <w:ind w:left="120"/>
             </w:pPr>
-            <w:hyperlink w:history="1" r:id="rId0zitgeam2n9rnopkye6vm">
+            <w:hyperlink w:history="1" r:id="rIdgz76curmhbwtoap3cbye-">
               <w:r>
                 <w:rPr>
                   <w:rFonts w:ascii="Arial" w:cs="Arial" w:eastAsia="Arial" w:hAnsi="Arial"/>
@@ -8863,7 +8863,7 @@
         </w:rPr>
         <w:t xml:space="preserve">© 2026 SeaVuria and ARES. Aligned with KICD objectives. Developed by SeaVuria; technical implementation by ARES (with AI assistance from Claude). Licensed under </w:t>
       </w:r>
-      <w:hyperlink w:history="1" r:id="rId3wudhrzqhpznydlkyiur6">
+      <w:hyperlink w:history="1" r:id="rIdsogb1afim9vizz3xp7whh">
         <w:r>
           <w:rPr>
             <w:rFonts w:ascii="Arial" w:cs="Arial" w:eastAsia="Arial" w:hAnsi="Arial"/>
@@ -8884,7 +8884,7 @@
         </w:rPr>
         <w:t xml:space="preserve"> (</w:t>
       </w:r>
-      <w:hyperlink w:history="1" r:id="rIdkexupqgfr9jlgnp46soyt">
+      <w:hyperlink w:history="1" r:id="rIdnd-kciql-fqpwwshcdyex">
         <w:r>
           <w:rPr>
             <w:rFonts w:ascii="Arial" w:cs="Arial" w:eastAsia="Arial" w:hAnsi="Arial"/>
@@ -9914,7 +9914,7 @@
               <w:spacing w:after="10" w:before="0"/>
               <w:ind w:left="120"/>
             </w:pPr>
-            <w:hyperlink w:history="1" r:id="rIdqd_sq8fyyjiebdpx_jvar">
+            <w:hyperlink w:history="1" r:id="rIduoxahskffn4cmzhkrt2fx">
               <w:r>
                 <w:rPr>
                   <w:rFonts w:ascii="Arial" w:cs="Arial" w:eastAsia="Arial" w:hAnsi="Arial"/>
@@ -9974,7 +9974,7 @@
             <w:pPr>
               <w:spacing w:after="20" w:before="0"/>
             </w:pPr>
-            <w:hyperlink w:history="1" r:id="rId3w8abnoyh3n6sxw5oye8k">
+            <w:hyperlink w:history="1" r:id="rIdw06pb7foi25sgzeeppwui">
               <w:r>
                 <w:rPr>
                   <w:rFonts w:ascii="Arial" w:cs="Arial" w:eastAsia="Arial" w:hAnsi="Arial"/>
@@ -10023,7 +10023,7 @@
               <w:spacing w:after="10" w:before="0"/>
               <w:ind w:left="120"/>
             </w:pPr>
-            <w:hyperlink w:history="1" r:id="rIdp5hjhcx-ojdrk0etamxug">
+            <w:hyperlink w:history="1" r:id="rIdaqhmj-lmshdeck7ydfp7s">
               <w:r>
                 <w:rPr>
                   <w:rFonts w:ascii="Arial" w:cs="Arial" w:eastAsia="Arial" w:hAnsi="Arial"/>
@@ -10235,7 +10235,7 @@
               <w:spacing w:after="10" w:before="0"/>
               <w:ind w:left="120"/>
             </w:pPr>
-            <w:hyperlink w:history="1" r:id="rId9vgic9ttrdvf2fgbsma6w">
+            <w:hyperlink w:history="1" r:id="rIdsgeel14s9ypdevrsz5mqi">
               <w:r>
                 <w:rPr>
                   <w:rFonts w:ascii="Arial" w:cs="Arial" w:eastAsia="Arial" w:hAnsi="Arial"/>
@@ -10295,7 +10295,7 @@
             <w:pPr>
               <w:spacing w:after="20" w:before="0"/>
             </w:pPr>
-            <w:hyperlink w:history="1" r:id="rIdgonxxdxcgmkuluorldf77">
+            <w:hyperlink w:history="1" r:id="rIdyqhcfei_zpktrbbw-wlmg">
               <w:r>
                 <w:rPr>
                   <w:rFonts w:ascii="Arial" w:cs="Arial" w:eastAsia="Arial" w:hAnsi="Arial"/>
@@ -10344,7 +10344,7 @@
               <w:spacing w:after="10" w:before="0"/>
               <w:ind w:left="120"/>
             </w:pPr>
-            <w:hyperlink w:history="1" r:id="rIdxfwsaiz6uiukux4q-hlzj">
+            <w:hyperlink w:history="1" r:id="rIdyqmqy8cvcgsxactglbluj">
               <w:r>
                 <w:rPr>
                   <w:rFonts w:ascii="Arial" w:cs="Arial" w:eastAsia="Arial" w:hAnsi="Arial"/>
@@ -10556,7 +10556,7 @@
               <w:spacing w:after="10" w:before="0"/>
               <w:ind w:left="120"/>
             </w:pPr>
-            <w:hyperlink w:history="1" r:id="rIdgbveg0mrdbnzrxnbxcuju">
+            <w:hyperlink w:history="1" r:id="rIdgsigq23mj3lgddanzd7vn">
               <w:r>
                 <w:rPr>
                   <w:rFonts w:ascii="Arial" w:cs="Arial" w:eastAsia="Arial" w:hAnsi="Arial"/>
@@ -10616,7 +10616,7 @@
             <w:pPr>
               <w:spacing w:after="20" w:before="0"/>
             </w:pPr>
-            <w:hyperlink w:history="1" r:id="rIdkvo1rqtfxujzctlhm8tp-">
+            <w:hyperlink w:history="1" r:id="rIddgewll583_jyjhjo1-er0">
               <w:r>
                 <w:rPr>
                   <w:rFonts w:ascii="Arial" w:cs="Arial" w:eastAsia="Arial" w:hAnsi="Arial"/>
@@ -10665,7 +10665,7 @@
               <w:spacing w:after="10" w:before="0"/>
               <w:ind w:left="120"/>
             </w:pPr>
-            <w:hyperlink w:history="1" r:id="rId4ohei3urbpwog41yt8-y_">
+            <w:hyperlink w:history="1" r:id="rIdrefmciqx2qhvqih47-9wq">
               <w:r>
                 <w:rPr>
                   <w:rFonts w:ascii="Arial" w:cs="Arial" w:eastAsia="Arial" w:hAnsi="Arial"/>
@@ -10877,7 +10877,7 @@
               <w:spacing w:after="10" w:before="0"/>
               <w:ind w:left="120"/>
             </w:pPr>
-            <w:hyperlink w:history="1" r:id="rIdfadgcjjz-1nf1b7czykaw">
+            <w:hyperlink w:history="1" r:id="rIdkcuhbf9w-htwirasnayf3">
               <w:r>
                 <w:rPr>
                   <w:rFonts w:ascii="Arial" w:cs="Arial" w:eastAsia="Arial" w:hAnsi="Arial"/>
@@ -10937,7 +10937,7 @@
             <w:pPr>
               <w:spacing w:after="20" w:before="0"/>
             </w:pPr>
-            <w:hyperlink w:history="1" r:id="rId9ayxv37gaka0ashnbj085">
+            <w:hyperlink w:history="1" r:id="rIdi1zmqnm7g0jxogbvmrody">
               <w:r>
                 <w:rPr>
                   <w:rFonts w:ascii="Arial" w:cs="Arial" w:eastAsia="Arial" w:hAnsi="Arial"/>
@@ -10986,7 +10986,7 @@
               <w:spacing w:after="10" w:before="0"/>
               <w:ind w:left="120"/>
             </w:pPr>
-            <w:hyperlink w:history="1" r:id="rIdf9yatuhr-9ensvw-ki0p_">
+            <w:hyperlink w:history="1" r:id="rIdrx8c2qggj7bsshmjmo3_n">
               <w:r>
                 <w:rPr>
                   <w:rFonts w:ascii="Arial" w:cs="Arial" w:eastAsia="Arial" w:hAnsi="Arial"/>
@@ -11198,7 +11198,7 @@
               <w:spacing w:after="10" w:before="0"/>
               <w:ind w:left="120"/>
             </w:pPr>
-            <w:hyperlink w:history="1" r:id="rId5spdbpuch6h7b3nuzw5vv">
+            <w:hyperlink w:history="1" r:id="rId8dz2nfc4bmpjbafqqoo3k">
               <w:r>
                 <w:rPr>
                   <w:rFonts w:ascii="Arial" w:cs="Arial" w:eastAsia="Arial" w:hAnsi="Arial"/>
@@ -11258,7 +11258,7 @@
             <w:pPr>
               <w:spacing w:after="20" w:before="0"/>
             </w:pPr>
-            <w:hyperlink w:history="1" r:id="rIdbiukhm3boh0bzbfv8vhao">
+            <w:hyperlink w:history="1" r:id="rIded1fvr1xkpgynuez-cr8q">
               <w:r>
                 <w:rPr>
                   <w:rFonts w:ascii="Arial" w:cs="Arial" w:eastAsia="Arial" w:hAnsi="Arial"/>
@@ -11307,7 +11307,7 @@
               <w:spacing w:after="10" w:before="0"/>
               <w:ind w:left="120"/>
             </w:pPr>
-            <w:hyperlink w:history="1" r:id="rId1pzpqf3yoqde_dmvcqpdc">
+            <w:hyperlink w:history="1" r:id="rIdfn7xnc7smm_mpbz4_y8qu">
               <w:r>
                 <w:rPr>
                   <w:rFonts w:ascii="Arial" w:cs="Arial" w:eastAsia="Arial" w:hAnsi="Arial"/>
@@ -11933,7 +11933,7 @@
         </w:rPr>
         <w:t xml:space="preserve">© 2026 SeaVuria and ARES. Aligned with KICD objectives. Developed by SeaVuria; technical implementation by ARES (with AI assistance from Claude). Licensed under </w:t>
       </w:r>
-      <w:hyperlink w:history="1" r:id="rIdjcal8-r-a4oj9b-emqabm">
+      <w:hyperlink w:history="1" r:id="rIddq_a-eyignp00e1obuyim">
         <w:r>
           <w:rPr>
             <w:rFonts w:ascii="Arial" w:cs="Arial" w:eastAsia="Arial" w:hAnsi="Arial"/>
@@ -11954,7 +11954,7 @@
         </w:rPr>
         <w:t xml:space="preserve"> (</w:t>
       </w:r>
-      <w:hyperlink w:history="1" r:id="rIdkdkl5rzdftrqcy9vaqnhy">
+      <w:hyperlink w:history="1" r:id="rIdk4zqirlysi0yjfrllguwm">
         <w:r>
           <w:rPr>
             <w:rFonts w:ascii="Arial" w:cs="Arial" w:eastAsia="Arial" w:hAnsi="Arial"/>
@@ -12984,7 +12984,7 @@
               <w:spacing w:after="10" w:before="0"/>
               <w:ind w:left="120"/>
             </w:pPr>
-            <w:hyperlink w:history="1" r:id="rId6vsu_a53to1zy_sg6uin8">
+            <w:hyperlink w:history="1" r:id="rIdzmhte_0vbgmxck9atakrz">
               <w:r>
                 <w:rPr>
                   <w:rFonts w:ascii="Arial" w:cs="Arial" w:eastAsia="Arial" w:hAnsi="Arial"/>
@@ -13044,7 +13044,7 @@
             <w:pPr>
               <w:spacing w:after="20" w:before="0"/>
             </w:pPr>
-            <w:hyperlink w:history="1" r:id="rIdphw3muutd8chxfvk4h2is">
+            <w:hyperlink w:history="1" r:id="rIdqhkip22cwofkgog4tlsn8">
               <w:r>
                 <w:rPr>
                   <w:rFonts w:ascii="Arial" w:cs="Arial" w:eastAsia="Arial" w:hAnsi="Arial"/>
@@ -13093,7 +13093,7 @@
               <w:spacing w:after="10" w:before="0"/>
               <w:ind w:left="120"/>
             </w:pPr>
-            <w:hyperlink w:history="1" r:id="rIdppbzxmuv4ijzojs8el2at">
+            <w:hyperlink w:history="1" r:id="rId-jcqrj4cw6u3m21zo6gi5">
               <w:r>
                 <w:rPr>
                   <w:rFonts w:ascii="Arial" w:cs="Arial" w:eastAsia="Arial" w:hAnsi="Arial"/>
@@ -13305,7 +13305,7 @@
               <w:spacing w:after="10" w:before="0"/>
               <w:ind w:left="120"/>
             </w:pPr>
-            <w:hyperlink w:history="1" r:id="rId3_zvtojwzbdn1-rat3owz">
+            <w:hyperlink w:history="1" r:id="rIdnso_vsnn-yr6r4gwjd6kc">
               <w:r>
                 <w:rPr>
                   <w:rFonts w:ascii="Arial" w:cs="Arial" w:eastAsia="Arial" w:hAnsi="Arial"/>
@@ -13365,7 +13365,7 @@
             <w:pPr>
               <w:spacing w:after="20" w:before="0"/>
             </w:pPr>
-            <w:hyperlink w:history="1" r:id="rIdvxhcj4m8qedqa9ai3v8w6">
+            <w:hyperlink w:history="1" r:id="rIdvrtfq-mbs0uiugfjqdl1g">
               <w:r>
                 <w:rPr>
                   <w:rFonts w:ascii="Arial" w:cs="Arial" w:eastAsia="Arial" w:hAnsi="Arial"/>
@@ -13414,7 +13414,7 @@
               <w:spacing w:after="10" w:before="0"/>
               <w:ind w:left="120"/>
             </w:pPr>
-            <w:hyperlink w:history="1" r:id="rIdkcznk4v_8jwwdffsn3drw">
+            <w:hyperlink w:history="1" r:id="rIdi-_twaibcco0sdxqfzg4l">
               <w:r>
                 <w:rPr>
                   <w:rFonts w:ascii="Arial" w:cs="Arial" w:eastAsia="Arial" w:hAnsi="Arial"/>
@@ -13626,7 +13626,7 @@
               <w:spacing w:after="10" w:before="0"/>
               <w:ind w:left="120"/>
             </w:pPr>
-            <w:hyperlink w:history="1" r:id="rIdpyfyozsmt4mtyc_cw6lu0">
+            <w:hyperlink w:history="1" r:id="rIddlty0tclnnvyk2zi849az">
               <w:r>
                 <w:rPr>
                   <w:rFonts w:ascii="Arial" w:cs="Arial" w:eastAsia="Arial" w:hAnsi="Arial"/>
@@ -13686,7 +13686,7 @@
             <w:pPr>
               <w:spacing w:after="20" w:before="0"/>
             </w:pPr>
-            <w:hyperlink w:history="1" r:id="rId9v0zsgk16f61jsxvsnkko">
+            <w:hyperlink w:history="1" r:id="rIdfiubymkakl8-y4ztt2xn7">
               <w:r>
                 <w:rPr>
                   <w:rFonts w:ascii="Arial" w:cs="Arial" w:eastAsia="Arial" w:hAnsi="Arial"/>
@@ -13735,7 +13735,7 @@
               <w:spacing w:after="10" w:before="0"/>
               <w:ind w:left="120"/>
             </w:pPr>
-            <w:hyperlink w:history="1" r:id="rIdm4pckowpm_mrob-pl8vpw">
+            <w:hyperlink w:history="1" r:id="rId97hse-wzswfgeie2tm8fq">
               <w:r>
                 <w:rPr>
                   <w:rFonts w:ascii="Arial" w:cs="Arial" w:eastAsia="Arial" w:hAnsi="Arial"/>
@@ -13947,7 +13947,7 @@
               <w:spacing w:after="10" w:before="0"/>
               <w:ind w:left="120"/>
             </w:pPr>
-            <w:hyperlink w:history="1" r:id="rIdumf0vblmfn7zvcrenocwe">
+            <w:hyperlink w:history="1" r:id="rIddecoprweevz7ryl5hcb-b">
               <w:r>
                 <w:rPr>
                   <w:rFonts w:ascii="Arial" w:cs="Arial" w:eastAsia="Arial" w:hAnsi="Arial"/>
@@ -14007,7 +14007,7 @@
             <w:pPr>
               <w:spacing w:after="20" w:before="0"/>
             </w:pPr>
-            <w:hyperlink w:history="1" r:id="rIdga7u8viu2znjpwlk82npk">
+            <w:hyperlink w:history="1" r:id="rIdn6hx5dhmror4mehijhtlf">
               <w:r>
                 <w:rPr>
                   <w:rFonts w:ascii="Arial" w:cs="Arial" w:eastAsia="Arial" w:hAnsi="Arial"/>
@@ -14056,7 +14056,7 @@
               <w:spacing w:after="10" w:before="0"/>
               <w:ind w:left="120"/>
             </w:pPr>
-            <w:hyperlink w:history="1" r:id="rIdb6n_wmx-airmd53hoexlq">
+            <w:hyperlink w:history="1" r:id="rId2zqrniq7evrj1krhyxj39">
               <w:r>
                 <w:rPr>
                   <w:rFonts w:ascii="Arial" w:cs="Arial" w:eastAsia="Arial" w:hAnsi="Arial"/>
@@ -14098,7 +14098,7 @@
                 <w:sz w:val="18"/>
                 <w:szCs w:val="18"/>
               </w:rPr>
-              <w:t xml:space="preserve">Learners return to the class Driving Question Board: 'Why did the sealed water bottle crack in the freezer — and what does this reveal about how all matter responds to changes in temperature?' Each group is assigned one of four DQB zones to update: (A) 'What we now KNOW for certain' — groups add new confirmed facts with blue sticky notes (e.g., 'Water is densest at 4 °C'; 'Volume expansion: ΔV = γV₀ΔT'; 'Ice has a hexagonal lattice with greater spacing than liquid water'). (B) 'What EXPLAINS the crack' — groups add one causal chain arrow card (pre-printed template): 'Water cools below 4 °C → expands → pressure builds → exceeds tensile strength of glass → crack.' (C) 'What we are STILL wondering' — groups add any residual questions raised by the experiment (e.g., 'Why does the hexagonal lattice have bigger spacing?'; 'Does salt water also expand when frozen?'; 'What happens to Lake Victoria fish in cold seasons?'). (D) 'How this connects to LESSONS 1–3' — groups draw a connecting thread on the board linking today's volumetric expansion (γ ≈ 3α) back to the linear expansion (α) from Lesson 2. The teacher photographs the updated DQB for the ARES platform record.</w:t>
+              <w:t xml:space="preserve">Learners return to the class Driving Question Board: 'Why did the sealed water bottle crack in the freezer — and what does this reveal about how all matter responds to changes in temperature?' Each group is assigned one of four DQB zones to update: (A) 'What we now KNOW for certain' — groups add new confirmed facts with blue sticky notes (e.g., 'Water is densest at 4 °C'; 'Volume expansion: ΔV = γV₀ΔT'; 'Ice has a hexagonal lattice with greater spacing than liquid water'). (B) 'What EXPLAINS the crack' — groups add one causal chain arrow card (pre-printed template): 'Water cools below 4 °C and freezes at 0 °C → expands → pressure builds → exceeds tensile strength of glass → crack.' (C) 'What we are STILL wondering' — groups add any residual questions raised by the experiment (e.g., 'Why does the hexagonal lattice have bigger spacing?'; 'Does salt water also expand when frozen?'; 'What happens to Lake Victoria fish in cold seasons?'). (D) 'How this connects to LESSONS 1–3' — groups draw a connecting thread on the board linking today's volumetric expansion (γ ≈ 3α) back to the linear expansion (α) from Lesson 2. The teacher photographs the updated DQB for the ARES platform record.</w:t>
             </w:r>
           </w:p>
         </w:tc>
@@ -14268,7 +14268,7 @@
               <w:spacing w:after="10" w:before="0"/>
               <w:ind w:left="120"/>
             </w:pPr>
-            <w:hyperlink w:history="1" r:id="rIduym_rxsiq3l3wgvhtluy-">
+            <w:hyperlink w:history="1" r:id="rIdulag1dtjupvx-afdhbsrz">
               <w:r>
                 <w:rPr>
                   <w:rFonts w:ascii="Arial" w:cs="Arial" w:eastAsia="Arial" w:hAnsi="Arial"/>
@@ -14328,7 +14328,7 @@
             <w:pPr>
               <w:spacing w:after="20" w:before="0"/>
             </w:pPr>
-            <w:hyperlink w:history="1" r:id="rIdjryvc_lq6pd1nbpm0qbml">
+            <w:hyperlink w:history="1" r:id="rIdvt_ydiqyjbef6fzqqfldm">
               <w:r>
                 <w:rPr>
                   <w:rFonts w:ascii="Arial" w:cs="Arial" w:eastAsia="Arial" w:hAnsi="Arial"/>
@@ -14377,7 +14377,7 @@
               <w:spacing w:after="10" w:before="0"/>
               <w:ind w:left="120"/>
             </w:pPr>
-            <w:hyperlink w:history="1" r:id="rIdmvfx_lcq1lbldyagmkmlu">
+            <w:hyperlink w:history="1" r:id="rIdke7rl4klm2erkzbwif9si">
               <w:r>
                 <w:rPr>
                   <w:rFonts w:ascii="Arial" w:cs="Arial" w:eastAsia="Arial" w:hAnsi="Arial"/>
@@ -14867,7 +14867,7 @@
                 <w:sz w:val="18"/>
                 <w:szCs w:val="18"/>
               </w:rPr>
-              <w:t xml:space="preserve">The sealed glass bottle cracked because water, unlike most substances, expands when it freezes. As the water cooled below 4 °C it began to expand, and on freezing at 0 °C its molecules arranged into a hexagonal ice crystal lattice in which the intermolecular spacing is greater than in liquid water — so the same mass of water occupies a larger volume as ice. Confined inside a sealed bottle with no room to expand, the growing ice exerted outward pressure on the glass walls. When this pressure exceeded the tensile strength of the glass, the bottle cracked. The volumetric expansion can be quantified using ΔV = γV₀ΔT, and the temperature–volume graph of water provides direct experimental evidence of this anomalous behaviour.</w:t>
+              <w:t xml:space="preserve">The sealed glass bottle cracked because water, unlike most substances, expands when it freezes. As the water cooled below 4 °C it began to expand, and on freezing at 0 °C its molecules arranged into a hexagonal ice crystal lattice in which the intermolecular spacing is greater than in liquid water — so the same mass of water occupies a larger volume as ice. Confined inside a sealed bottle with no room to expand, the growing ice exerted outward pressure on the glass walls. When this pressure exceeded the tensile strength of the glass, the bottle cracked. Ordinary volume changes within one phase can be quantified using ΔV = γV₀ΔT, but the expansion of about 9% on freezing is a phase-change effect that this formula does not describe; the temperature–volume graph of water provides direct experimental evidence of this anomalous behaviour.</w:t>
             </w:r>
           </w:p>
         </w:tc>
@@ -14889,7 +14889,7 @@
         </w:rPr>
         <w:t xml:space="preserve">© 2026 SeaVuria and ARES. Aligned with KICD objectives. Developed by SeaVuria; technical implementation by ARES (with AI assistance from Claude). Licensed under </w:t>
       </w:r>
-      <w:hyperlink w:history="1" r:id="rIdqpi_42smfa7baogji8pze">
+      <w:hyperlink w:history="1" r:id="rIdijmqtmnnvhpfpxygrixvh">
         <w:r>
           <w:rPr>
             <w:rFonts w:ascii="Arial" w:cs="Arial" w:eastAsia="Arial" w:hAnsi="Arial"/>
@@ -14910,7 +14910,7 @@
         </w:rPr>
         <w:t xml:space="preserve"> (</w:t>
       </w:r>
-      <w:hyperlink w:history="1" r:id="rIddm6cywijylbok7tt9l3m7">
+      <w:hyperlink w:history="1" r:id="rIdpqj46g87afsj73ehfm8xg">
         <w:r>
           <w:rPr>
             <w:rFonts w:ascii="Arial" w:cs="Arial" w:eastAsia="Arial" w:hAnsi="Arial"/>
@@ -15940,7 +15940,7 @@
               <w:spacing w:after="10" w:before="0"/>
               <w:ind w:left="120"/>
             </w:pPr>
-            <w:hyperlink w:history="1" r:id="rIdbm3soidw6tgrrr4ngdcsa">
+            <w:hyperlink w:history="1" r:id="rIdmrpbyjs4wxovwvqmuny--">
               <w:r>
                 <w:rPr>
                   <w:rFonts w:ascii="Arial" w:cs="Arial" w:eastAsia="Arial" w:hAnsi="Arial"/>
@@ -16017,7 +16017,7 @@
               <w:spacing w:after="10" w:before="0"/>
               <w:ind w:left="120"/>
             </w:pPr>
-            <w:hyperlink w:history="1" r:id="rIdiconl9lrfd8zqawv2t1lt">
+            <w:hyperlink w:history="1" r:id="rIdyyyc7eg1uthqph9yvhzqg">
               <w:r>
                 <w:rPr>
                   <w:rFonts w:ascii="Arial" w:cs="Arial" w:eastAsia="Arial" w:hAnsi="Arial"/>
@@ -16244,7 +16244,7 @@
               <w:spacing w:after="10" w:before="0"/>
               <w:ind w:left="120"/>
             </w:pPr>
-            <w:hyperlink w:history="1" r:id="rIdqglkemhsfrrtmvumglmfh">
+            <w:hyperlink w:history="1" r:id="rId-z8s0t2oyzp6ehpz359bz">
               <w:r>
                 <w:rPr>
                   <w:rFonts w:ascii="Arial" w:cs="Arial" w:eastAsia="Arial" w:hAnsi="Arial"/>
@@ -16321,7 +16321,7 @@
               <w:spacing w:after="10" w:before="0"/>
               <w:ind w:left="120"/>
             </w:pPr>
-            <w:hyperlink w:history="1" r:id="rIdtcsqc-3upjtrwsojmwl0r">
+            <w:hyperlink w:history="1" r:id="rIdxuxpsfj7v-mvv5hfib3r5">
               <w:r>
                 <w:rPr>
                   <w:rFonts w:ascii="Arial" w:cs="Arial" w:eastAsia="Arial" w:hAnsi="Arial"/>
@@ -16548,7 +16548,7 @@
               <w:spacing w:after="10" w:before="0"/>
               <w:ind w:left="120"/>
             </w:pPr>
-            <w:hyperlink w:history="1" r:id="rIdqoysi8gjathy2hnm8vnhr">
+            <w:hyperlink w:history="1" r:id="rIdj_qkhe7y2wn1uwg4fpcqe">
               <w:r>
                 <w:rPr>
                   <w:rFonts w:ascii="Arial" w:cs="Arial" w:eastAsia="Arial" w:hAnsi="Arial"/>
@@ -16625,7 +16625,7 @@
               <w:spacing w:after="10" w:before="0"/>
               <w:ind w:left="120"/>
             </w:pPr>
-            <w:hyperlink w:history="1" r:id="rIdw1pzvrhcqkl_ti5jv285b">
+            <w:hyperlink w:history="1" r:id="rIdoy652vfac4oci3q9hxzp8">
               <w:r>
                 <w:rPr>
                   <w:rFonts w:ascii="Arial" w:cs="Arial" w:eastAsia="Arial" w:hAnsi="Arial"/>
@@ -16852,7 +16852,7 @@
               <w:spacing w:after="10" w:before="0"/>
               <w:ind w:left="120"/>
             </w:pPr>
-            <w:hyperlink w:history="1" r:id="rIdvv8z8as-fmgu1dokxm6qq">
+            <w:hyperlink w:history="1" r:id="rIdt5sgvnccragt_ntamqnce">
               <w:r>
                 <w:rPr>
                   <w:rFonts w:ascii="Arial" w:cs="Arial" w:eastAsia="Arial" w:hAnsi="Arial"/>
@@ -16929,7 +16929,7 @@
               <w:spacing w:after="10" w:before="0"/>
               <w:ind w:left="120"/>
             </w:pPr>
-            <w:hyperlink w:history="1" r:id="rIdmxgtaqgffmdljxlohitig">
+            <w:hyperlink w:history="1" r:id="rIdow9jpa_mnykkahebqmcvy">
               <w:r>
                 <w:rPr>
                   <w:rFonts w:ascii="Arial" w:cs="Arial" w:eastAsia="Arial" w:hAnsi="Arial"/>
@@ -17156,7 +17156,7 @@
               <w:spacing w:after="10" w:before="0"/>
               <w:ind w:left="120"/>
             </w:pPr>
-            <w:hyperlink w:history="1" r:id="rIdm7ww5sb_m0rxaez9cnya8">
+            <w:hyperlink w:history="1" r:id="rIdxpvfzmnkvmgiuawyk0rif">
               <w:r>
                 <w:rPr>
                   <w:rFonts w:ascii="Arial" w:cs="Arial" w:eastAsia="Arial" w:hAnsi="Arial"/>
@@ -17233,7 +17233,7 @@
               <w:spacing w:after="10" w:before="0"/>
               <w:ind w:left="120"/>
             </w:pPr>
-            <w:hyperlink w:history="1" r:id="rId4clndhmwtzl7syfkbcdf-">
+            <w:hyperlink w:history="1" r:id="rIdl_daxw82e9ov6vppvwf6_">
               <w:r>
                 <w:rPr>
                   <w:rFonts w:ascii="Arial" w:cs="Arial" w:eastAsia="Arial" w:hAnsi="Arial"/>
@@ -17760,7 +17760,7 @@
         </w:rPr>
         <w:t xml:space="preserve">© 2026 SeaVuria and ARES. Aligned with KICD objectives. Developed by SeaVuria; technical implementation by ARES (with AI assistance from Claude). Licensed under </w:t>
       </w:r>
-      <w:hyperlink w:history="1" r:id="rIdys7uzfbbhzef9d86jbhnf">
+      <w:hyperlink w:history="1" r:id="rIdsucj5uvecvvwgpowukwaf">
         <w:r>
           <w:rPr>
             <w:rFonts w:ascii="Arial" w:cs="Arial" w:eastAsia="Arial" w:hAnsi="Arial"/>
@@ -17781,7 +17781,7 @@
         </w:rPr>
         <w:t xml:space="preserve"> (</w:t>
       </w:r>
-      <w:hyperlink w:history="1" r:id="rIdwalq_wj0sj79nbhl0j06o">
+      <w:hyperlink w:history="1" r:id="rId1quhm9mgp1hlxn0p94qah">
         <w:r>
           <w:rPr>
             <w:rFonts w:ascii="Arial" w:cs="Arial" w:eastAsia="Arial" w:hAnsi="Arial"/>
@@ -18794,7 +18794,7 @@
             <w:pPr>
               <w:spacing w:after="20" w:before="0"/>
             </w:pPr>
-            <w:hyperlink w:history="1" r:id="rIdmhlgundrdels2zrlr30yo">
+            <w:hyperlink w:history="1" r:id="rIdtiozv7l9bmoubedlw_6-o">
               <w:r>
                 <w:rPr>
                   <w:rFonts w:ascii="Arial" w:cs="Arial" w:eastAsia="Arial" w:hAnsi="Arial"/>
@@ -18843,7 +18843,7 @@
               <w:spacing w:after="10" w:before="0"/>
               <w:ind w:left="120"/>
             </w:pPr>
-            <w:hyperlink w:history="1" r:id="rIdjcsc28pzdskg0ki8b_inr">
+            <w:hyperlink w:history="1" r:id="rIdgqbduzxqhghpf0cfxts1a">
               <w:r>
                 <w:rPr>
                   <w:rFonts w:ascii="Arial" w:cs="Arial" w:eastAsia="Arial" w:hAnsi="Arial"/>
@@ -18888,7 +18888,7 @@
             <w:pPr>
               <w:spacing w:after="20" w:before="0"/>
             </w:pPr>
-            <w:hyperlink w:history="1" r:id="rIdnq022vhjdsa2ebnhq45vm">
+            <w:hyperlink w:history="1" r:id="rId8ghrxl60avntqjnjs04xv">
               <w:r>
                 <w:rPr>
                   <w:rFonts w:ascii="Arial" w:cs="Arial" w:eastAsia="Arial" w:hAnsi="Arial"/>
@@ -18937,7 +18937,7 @@
               <w:spacing w:after="10" w:before="0"/>
               <w:ind w:left="120"/>
             </w:pPr>
-            <w:hyperlink w:history="1" r:id="rIdpbz1cyivilqzlbkkwkmzj">
+            <w:hyperlink w:history="1" r:id="rIdbduhqtc8n-_hy7pi3ypve">
               <w:r>
                 <w:rPr>
                   <w:rFonts w:ascii="Arial" w:cs="Arial" w:eastAsia="Arial" w:hAnsi="Arial"/>
@@ -19132,7 +19132,7 @@
             <w:pPr>
               <w:spacing w:after="20" w:before="0"/>
             </w:pPr>
-            <w:hyperlink w:history="1" r:id="rIdiwwfecinrwlkvbbobuaux">
+            <w:hyperlink w:history="1" r:id="rIdnl4tsqtr_-rbzxpeoed5z">
               <w:r>
                 <w:rPr>
                   <w:rFonts w:ascii="Arial" w:cs="Arial" w:eastAsia="Arial" w:hAnsi="Arial"/>
@@ -19181,7 +19181,7 @@
               <w:spacing w:after="10" w:before="0"/>
               <w:ind w:left="120"/>
             </w:pPr>
-            <w:hyperlink w:history="1" r:id="rIdom-yt7n9rvz3jidqjvzxk">
+            <w:hyperlink w:history="1" r:id="rIdztatw9-buklfstqedfe1k">
               <w:r>
                 <w:rPr>
                   <w:rFonts w:ascii="Arial" w:cs="Arial" w:eastAsia="Arial" w:hAnsi="Arial"/>
@@ -19226,7 +19226,7 @@
             <w:pPr>
               <w:spacing w:after="20" w:before="0"/>
             </w:pPr>
-            <w:hyperlink w:history="1" r:id="rIdc_4bhsa8vfaabbxa3pfqi">
+            <w:hyperlink w:history="1" r:id="rIdaft6cns5sg3ca2exvihfm">
               <w:r>
                 <w:rPr>
                   <w:rFonts w:ascii="Arial" w:cs="Arial" w:eastAsia="Arial" w:hAnsi="Arial"/>
@@ -19275,7 +19275,7 @@
               <w:spacing w:after="10" w:before="0"/>
               <w:ind w:left="120"/>
             </w:pPr>
-            <w:hyperlink w:history="1" r:id="rIdzldoj2fs3zkfuzjks5dt1">
+            <w:hyperlink w:history="1" r:id="rIdtdnwagbpcmnmhli8l1h80">
               <w:r>
                 <w:rPr>
                   <w:rFonts w:ascii="Arial" w:cs="Arial" w:eastAsia="Arial" w:hAnsi="Arial"/>
@@ -19470,7 +19470,7 @@
             <w:pPr>
               <w:spacing w:after="20" w:before="0"/>
             </w:pPr>
-            <w:hyperlink w:history="1" r:id="rIdhwimrf6qdhqiip0w4oxwb">
+            <w:hyperlink w:history="1" r:id="rIde3vofjmlmscsscdu3p8c2">
               <w:r>
                 <w:rPr>
                   <w:rFonts w:ascii="Arial" w:cs="Arial" w:eastAsia="Arial" w:hAnsi="Arial"/>
@@ -19519,7 +19519,7 @@
               <w:spacing w:after="10" w:before="0"/>
               <w:ind w:left="120"/>
             </w:pPr>
-            <w:hyperlink w:history="1" r:id="rIdnvtoromyibjlgcs9qoa2u">
+            <w:hyperlink w:history="1" r:id="rIdbhgg84bz_uoohbcndmu8z">
               <w:r>
                 <w:rPr>
                   <w:rFonts w:ascii="Arial" w:cs="Arial" w:eastAsia="Arial" w:hAnsi="Arial"/>
@@ -19564,7 +19564,7 @@
             <w:pPr>
               <w:spacing w:after="20" w:before="0"/>
             </w:pPr>
-            <w:hyperlink w:history="1" r:id="rIdr9m4mrel5e8zpxcqctmmt">
+            <w:hyperlink w:history="1" r:id="rIdl6xxlgvgbno3qzh4gmbqj">
               <w:r>
                 <w:rPr>
                   <w:rFonts w:ascii="Arial" w:cs="Arial" w:eastAsia="Arial" w:hAnsi="Arial"/>
@@ -19613,7 +19613,7 @@
               <w:spacing w:after="10" w:before="0"/>
               <w:ind w:left="120"/>
             </w:pPr>
-            <w:hyperlink w:history="1" r:id="rId1eopzjqbxetxmklodkinl">
+            <w:hyperlink w:history="1" r:id="rId338ghjwsbh-lc6owlliff">
               <w:r>
                 <w:rPr>
                   <w:rFonts w:ascii="Arial" w:cs="Arial" w:eastAsia="Arial" w:hAnsi="Arial"/>
@@ -19808,7 +19808,7 @@
             <w:pPr>
               <w:spacing w:after="20" w:before="0"/>
             </w:pPr>
-            <w:hyperlink w:history="1" r:id="rId_5vknxub31pnjbj86yucw">
+            <w:hyperlink w:history="1" r:id="rIdd5hzuohfata6phk8pfdl2">
               <w:r>
                 <w:rPr>
                   <w:rFonts w:ascii="Arial" w:cs="Arial" w:eastAsia="Arial" w:hAnsi="Arial"/>
@@ -19857,7 +19857,7 @@
               <w:spacing w:after="10" w:before="0"/>
               <w:ind w:left="120"/>
             </w:pPr>
-            <w:hyperlink w:history="1" r:id="rIdyux8afoijkax5gx4lawjh">
+            <w:hyperlink w:history="1" r:id="rIdhu-smrizc5oyo1hbkdavy">
               <w:r>
                 <w:rPr>
                   <w:rFonts w:ascii="Arial" w:cs="Arial" w:eastAsia="Arial" w:hAnsi="Arial"/>
@@ -19902,7 +19902,7 @@
             <w:pPr>
               <w:spacing w:after="20" w:before="0"/>
             </w:pPr>
-            <w:hyperlink w:history="1" r:id="rIddhjcdgs_bqeybbd5lkegp">
+            <w:hyperlink w:history="1" r:id="rIdyeulcwui2uxy1txee3ht_">
               <w:r>
                 <w:rPr>
                   <w:rFonts w:ascii="Arial" w:cs="Arial" w:eastAsia="Arial" w:hAnsi="Arial"/>
@@ -19951,7 +19951,7 @@
               <w:spacing w:after="10" w:before="0"/>
               <w:ind w:left="120"/>
             </w:pPr>
-            <w:hyperlink w:history="1" r:id="rIdvri80sz6crmjaowko7wix">
+            <w:hyperlink w:history="1" r:id="rIditlp3_ygga9ocabl7cvst">
               <w:r>
                 <w:rPr>
                   <w:rFonts w:ascii="Arial" w:cs="Arial" w:eastAsia="Arial" w:hAnsi="Arial"/>
@@ -20146,7 +20146,7 @@
             <w:pPr>
               <w:spacing w:after="20" w:before="0"/>
             </w:pPr>
-            <w:hyperlink w:history="1" r:id="rIdvrblb3emuxdwy3qqh7fok">
+            <w:hyperlink w:history="1" r:id="rIduwnhp5v1hf_sazjjqrtju">
               <w:r>
                 <w:rPr>
                   <w:rFonts w:ascii="Arial" w:cs="Arial" w:eastAsia="Arial" w:hAnsi="Arial"/>
@@ -20195,7 +20195,7 @@
               <w:spacing w:after="10" w:before="0"/>
               <w:ind w:left="120"/>
             </w:pPr>
-            <w:hyperlink w:history="1" r:id="rIdfddrse2caw5vbvowqawvd">
+            <w:hyperlink w:history="1" r:id="rIdbtdr7al5fi_2kurqhnnof">
               <w:r>
                 <w:rPr>
                   <w:rFonts w:ascii="Arial" w:cs="Arial" w:eastAsia="Arial" w:hAnsi="Arial"/>
@@ -20240,7 +20240,7 @@
             <w:pPr>
               <w:spacing w:after="20" w:before="0"/>
             </w:pPr>
-            <w:hyperlink w:history="1" r:id="rIdsheoqtc7-lfrakqjieui4">
+            <w:hyperlink w:history="1" r:id="rIdenmkqpjjyn4i4lyi_wugq">
               <w:r>
                 <w:rPr>
                   <w:rFonts w:ascii="Arial" w:cs="Arial" w:eastAsia="Arial" w:hAnsi="Arial"/>
@@ -20289,7 +20289,7 @@
               <w:spacing w:after="10" w:before="0"/>
               <w:ind w:left="120"/>
             </w:pPr>
-            <w:hyperlink w:history="1" r:id="rId5zsm26tu4djdqw-jon9am">
+            <w:hyperlink w:history="1" r:id="rIdxm4qi5cbw7e7_4ntltxtb">
               <w:r>
                 <w:rPr>
                   <w:rFonts w:ascii="Arial" w:cs="Arial" w:eastAsia="Arial" w:hAnsi="Arial"/>
@@ -20331,7 +20331,7 @@
                 <w:sz w:val="18"/>
                 <w:szCs w:val="18"/>
               </w:rPr>
-              <w:t xml:space="preserve">Each learner retrieves their cumulative particle model (revised across Lessons 1–5) and makes their final revision to produce their definitive L6 model. The L6 model must show: (1) liquid water molecules at room temperature — close-packed, disordered, in motion; (2) liquid water at 4°C — maximum density, molecules as close as possible; (3) ice at 0°C — hexagonal lattice, greater intermolecular spacing, reduced density; (4) the direction of outward expansion force on the glass walls; (5) the macroscopic result — crack lines in glass. Learners then place their L6 model beside their L1 model (retrieved from their notebooks) and complete a structured written comparison using the frame: 'My Lesson 1 model showed ___ but was incomplete/incorrect because ___. My final model now includes ___ which explains ___ because ___.' Learners write three comparison statements. The lesson closes with each learner writing one 'Transfer Moment' sentence in their notebook: a new situation where the same principles apply — e.g., 'This also explains why farmers in the highlands of Nyandarua cover their water pipes with insulation in January, because if water in the pipes cools below 4°C it expands and can burst the pipe just like our bottle.'</w:t>
+              <w:t xml:space="preserve">Each learner retrieves their cumulative particle model (revised across Lessons 1–5) and makes their final revision to produce their definitive L6 model. The L6 model must show: (1) liquid water molecules at room temperature — close-packed, disordered, in motion; (2) liquid water at 4°C — maximum density, molecules as close as possible; (3) ice at 0°C — hexagonal lattice, greater intermolecular spacing, reduced density; (4) the direction of outward expansion force on the glass walls; (5) the macroscopic result — crack lines in glass. Learners then place their L6 model beside their L1 model (retrieved from their notebooks) and complete a structured written comparison using the frame: 'My Lesson 1 model showed ___ but was incomplete/incorrect because ___. My final model now includes ___ which explains ___ because ___.' Learners write three comparison statements. The lesson closes with each learner writing one 'Transfer Moment' sentence in their notebook: a new situation where the same principles apply — e.g., 'This also explains why farmers in the highlands of Nyandarua cover their water pipes with insulation in January, because if water in the pipes freezes it expands by about 9% and can burst the pipe just like our bottle.'</w:t>
             </w:r>
           </w:p>
         </w:tc>
@@ -21007,7 +21007,7 @@
                 <w:sz w:val="18"/>
                 <w:szCs w:val="18"/>
               </w:rPr>
-              <w:t xml:space="preserve">The sealed water bottle cracked because water is one of the very few substances on Earth that expands — rather than contracts — when it freezes. As the temperature dropped from 4°C (the point of maximum density) to 0°C, water molecules formed hydrogen bonds that locked them into a rigid hexagonal lattice with greater spacing between molecules. This expansion increased the volume of water by approximately 9%, generating a pressure force directed outward against the rigid glass walls. Because the glass could not stretch to accommodate this expansion, the stress exceeded the glass's tensile strength and the bottle fractured along its weakest lines. The same principle — quantified by the volumetric expansion formula ΔV = γV₀ΔT — explains why engineers build expansion gaps into railway tracks, design flexible couplings in water pipelines, and specify temperature-rated containers for cold storage across Kenya and the world.</w:t>
+              <w:t xml:space="preserve">The sealed water bottle cracked because water is one of the very few substances on Earth that expands — rather than contracts — when it freezes. As the temperature dropped from 4°C (the point of maximum density) to 0°C, the liquid water expanded slightly; then, on freezing at 0°C, water molecules formed hydrogen bonds that locked them into a rigid hexagonal lattice with greater spacing between molecules. This expansion increased the volume of water by approximately 9%, generating a pressure force directed outward against the rigid glass walls. Because the glass could not stretch to accommodate this expansion, the stress exceeded the glass's tensile strength and the bottle fractured along its weakest lines. Ordinary thermal expansion within one phase — quantified by the volumetric expansion formula ΔV = γV₀ΔT — explains why engineers build expansion gaps into railway tracks, design flexible couplings in water pipelines, and specify temperature-rated containers for cold storage across Kenya and the world.</w:t>
             </w:r>
           </w:p>
         </w:tc>
@@ -21029,7 +21029,7 @@
         </w:rPr>
         <w:t xml:space="preserve">© 2026 SeaVuria and ARES. Aligned with KICD objectives. Developed by SeaVuria; technical implementation by ARES (with AI assistance from Claude). Licensed under </w:t>
       </w:r>
-      <w:hyperlink w:history="1" r:id="rIdnqe8ot0svidkronaxraio">
+      <w:hyperlink w:history="1" r:id="rIdrgehteidfxd5e_c62w4my">
         <w:r>
           <w:rPr>
             <w:rFonts w:ascii="Arial" w:cs="Arial" w:eastAsia="Arial" w:hAnsi="Arial"/>
@@ -21050,7 +21050,7 @@
         </w:rPr>
         <w:t xml:space="preserve"> (</w:t>
       </w:r>
-      <w:hyperlink w:history="1" r:id="rIdjssjyajpepne7t51yinjz">
+      <w:hyperlink w:history="1" r:id="rIdddooivj1q0-l1gs39t5dp">
         <w:r>
           <w:rPr>
             <w:rFonts w:ascii="Arial" w:cs="Arial" w:eastAsia="Arial" w:hAnsi="Arial"/>

--- a/data/outputs/v2/Physics/SS1.3_Temperature_and_Thermal_Expansion/Physics_Temperature_and_Thermal_Expansion_CBE_LessonSequence.docx
+++ b/data/outputs/v2/Physics/SS1.3_Temperature_and_Thermal_Expansion/Physics_Temperature_and_Thermal_Expansion_CBE_LessonSequence.docx
@@ -2385,7 +2385,7 @@
         </w:rPr>
         <w:t xml:space="preserve">© 2026 SeaVuria and ARES. This work is licensed under a </w:t>
       </w:r>
-      <w:hyperlink w:history="1" r:id="rIdgcwddrgafdfypjwsgrwhl">
+      <w:hyperlink w:history="1" r:id="rIdj3ulw9gxvyb36wzvztwnw">
         <w:r>
           <w:rPr>
             <w:rFonts w:ascii="Arial" w:cs="Arial" w:eastAsia="Arial" w:hAnsi="Arial"/>
@@ -2405,7 +2405,7 @@
         </w:rPr>
         <w:t xml:space="preserve"> (</w:t>
       </w:r>
-      <w:hyperlink w:history="1" r:id="rIdipeuy61wk4yey_bs_gumx">
+      <w:hyperlink w:history="1" r:id="rId1dybvd3bq6z0wzh-zk0-u">
         <w:r>
           <w:rPr>
             <w:rFonts w:ascii="Arial" w:cs="Arial" w:eastAsia="Arial" w:hAnsi="Arial"/>
@@ -2425,7 +2425,7 @@
         </w:rPr>
         <w:t xml:space="preserve">). To view a copy of this license, visit </w:t>
       </w:r>
-      <w:hyperlink w:history="1" r:id="rIdyz5rpfyeyxy1krd7fka6l">
+      <w:hyperlink w:history="1" r:id="rIdnp_2ymjhciq21n-08-nhv">
         <w:r>
           <w:rPr>
             <w:rFonts w:ascii="Arial" w:cs="Arial" w:eastAsia="Arial" w:hAnsi="Arial"/>
@@ -3437,7 +3437,7 @@
             <w:pPr>
               <w:spacing w:after="20" w:before="0"/>
             </w:pPr>
-            <w:hyperlink w:history="1" r:id="rIdare5lbvwzkwmn_rdt2lw4">
+            <w:hyperlink w:history="1" r:id="rId4f-korlbjqa-qjdmf-bbr">
               <w:r>
                 <w:rPr>
                   <w:rFonts w:ascii="Arial" w:cs="Arial" w:eastAsia="Arial" w:hAnsi="Arial"/>
@@ -3470,7 +3470,7 @@
               <w:spacing w:after="10" w:before="0"/>
               <w:ind w:left="120"/>
             </w:pPr>
-            <w:hyperlink w:history="1" r:id="rIdmw_vyqa6htunkgqcanyf-">
+            <w:hyperlink w:history="1" r:id="rId2nsloebohco53wyjmpbql">
               <w:r>
                 <w:rPr>
                   <w:rFonts w:ascii="Arial" w:cs="Arial" w:eastAsia="Arial" w:hAnsi="Arial"/>
@@ -3515,7 +3515,7 @@
             <w:pPr>
               <w:spacing w:after="20" w:before="0"/>
             </w:pPr>
-            <w:hyperlink w:history="1" r:id="rIdoivxujeh7tfamzize12c7">
+            <w:hyperlink w:history="1" r:id="rIdqdlluchzaeoq1sj7ts06s">
               <w:r>
                 <w:rPr>
                   <w:rFonts w:ascii="Arial" w:cs="Arial" w:eastAsia="Arial" w:hAnsi="Arial"/>
@@ -3548,7 +3548,7 @@
               <w:spacing w:after="10" w:before="0"/>
               <w:ind w:left="120"/>
             </w:pPr>
-            <w:hyperlink w:history="1" r:id="rIdapnrsny099dswqdmix45n">
+            <w:hyperlink w:history="1" r:id="rIdhrc4q1fere6yub2qlzypr">
               <w:r>
                 <w:rPr>
                   <w:rFonts w:ascii="Arial" w:cs="Arial" w:eastAsia="Arial" w:hAnsi="Arial"/>
@@ -3895,7 +3895,7 @@
             <w:pPr>
               <w:spacing w:after="20" w:before="0"/>
             </w:pPr>
-            <w:hyperlink w:history="1" r:id="rIdvs0g-q1st0wvhdqqjmnpp">
+            <w:hyperlink w:history="1" r:id="rId5wztuxyb8xwfvwd0jzrw0">
               <w:r>
                 <w:rPr>
                   <w:rFonts w:ascii="Arial" w:cs="Arial" w:eastAsia="Arial" w:hAnsi="Arial"/>
@@ -3928,7 +3928,7 @@
               <w:spacing w:after="10" w:before="0"/>
               <w:ind w:left="120"/>
             </w:pPr>
-            <w:hyperlink w:history="1" r:id="rIdgnu54c4bhv_izd_g3htiw">
+            <w:hyperlink w:history="1" r:id="rIdug91hru7ld5x-xdd--eyw">
               <w:r>
                 <w:rPr>
                   <w:rFonts w:ascii="Arial" w:cs="Arial" w:eastAsia="Arial" w:hAnsi="Arial"/>
@@ -3973,7 +3973,7 @@
             <w:pPr>
               <w:spacing w:after="20" w:before="0"/>
             </w:pPr>
-            <w:hyperlink w:history="1" r:id="rIdv9heiwisthonwnl0wa-nf">
+            <w:hyperlink w:history="1" r:id="rIdcj7snbsxqf9lkxqvbncee">
               <w:r>
                 <w:rPr>
                   <w:rFonts w:ascii="Arial" w:cs="Arial" w:eastAsia="Arial" w:hAnsi="Arial"/>
@@ -4006,7 +4006,7 @@
               <w:spacing w:after="10" w:before="0"/>
               <w:ind w:left="120"/>
             </w:pPr>
-            <w:hyperlink w:history="1" r:id="rIdlpyzzrbr4hj7-eemgjnqt">
+            <w:hyperlink w:history="1" r:id="rIdh0ntsszjqbeozo8sdovfe">
               <w:r>
                 <w:rPr>
                   <w:rFonts w:ascii="Arial" w:cs="Arial" w:eastAsia="Arial" w:hAnsi="Arial"/>
@@ -4315,7 +4315,7 @@
             <w:pPr>
               <w:spacing w:after="20" w:before="0"/>
             </w:pPr>
-            <w:hyperlink w:history="1" r:id="rIdok3ggomlmyxqihmjdkmo0">
+            <w:hyperlink w:history="1" r:id="rIdrpowr5c-tkhodn03vvfhr">
               <w:r>
                 <w:rPr>
                   <w:rFonts w:ascii="Arial" w:cs="Arial" w:eastAsia="Arial" w:hAnsi="Arial"/>
@@ -4348,7 +4348,7 @@
               <w:spacing w:after="10" w:before="0"/>
               <w:ind w:left="120"/>
             </w:pPr>
-            <w:hyperlink w:history="1" r:id="rId6a1aqlyy6jfwa6vmjrnfq">
+            <w:hyperlink w:history="1" r:id="rIdf3xayuzc56wzilnoeucyz">
               <w:r>
                 <w:rPr>
                   <w:rFonts w:ascii="Arial" w:cs="Arial" w:eastAsia="Arial" w:hAnsi="Arial"/>
@@ -4393,7 +4393,7 @@
             <w:pPr>
               <w:spacing w:after="20" w:before="0"/>
             </w:pPr>
-            <w:hyperlink w:history="1" r:id="rIdfnewizbrgjbvsejbcz-fh">
+            <w:hyperlink w:history="1" r:id="rIdhysiybduisp4yvvwqoc11">
               <w:r>
                 <w:rPr>
                   <w:rFonts w:ascii="Arial" w:cs="Arial" w:eastAsia="Arial" w:hAnsi="Arial"/>
@@ -4442,7 +4442,7 @@
               <w:spacing w:after="10" w:before="0"/>
               <w:ind w:left="120"/>
             </w:pPr>
-            <w:hyperlink w:history="1" r:id="rId5pco2ejddwo68swdf6rb2">
+            <w:hyperlink w:history="1" r:id="rIdhmadjbejbrraigytvybpa">
               <w:r>
                 <w:rPr>
                   <w:rFonts w:ascii="Arial" w:cs="Arial" w:eastAsia="Arial" w:hAnsi="Arial"/>
@@ -4751,7 +4751,7 @@
             <w:pPr>
               <w:spacing w:after="20" w:before="0"/>
             </w:pPr>
-            <w:hyperlink w:history="1" r:id="rIdgkhsmd88qkk1b7tkygpo0">
+            <w:hyperlink w:history="1" r:id="rIdidcmm4hsz_mdaamndjteo">
               <w:r>
                 <w:rPr>
                   <w:rFonts w:ascii="Arial" w:cs="Arial" w:eastAsia="Arial" w:hAnsi="Arial"/>
@@ -4784,7 +4784,7 @@
               <w:spacing w:after="10" w:before="0"/>
               <w:ind w:left="120"/>
             </w:pPr>
-            <w:hyperlink w:history="1" r:id="rIdmsxo77hgwy9t4ondjj7hc">
+            <w:hyperlink w:history="1" r:id="rId8io4q7kqchwnmhnhl69pj">
               <w:r>
                 <w:rPr>
                   <w:rFonts w:ascii="Arial" w:cs="Arial" w:eastAsia="Arial" w:hAnsi="Arial"/>
@@ -4829,7 +4829,7 @@
             <w:pPr>
               <w:spacing w:after="20" w:before="0"/>
             </w:pPr>
-            <w:hyperlink w:history="1" r:id="rId28xoj4jgyhkcvsej0wjmu">
+            <w:hyperlink w:history="1" r:id="rIdekeigemrwh_xatouzvneq">
               <w:r>
                 <w:rPr>
                   <w:rFonts w:ascii="Arial" w:cs="Arial" w:eastAsia="Arial" w:hAnsi="Arial"/>
@@ -4878,7 +4878,7 @@
               <w:spacing w:after="10" w:before="0"/>
               <w:ind w:left="120"/>
             </w:pPr>
-            <w:hyperlink w:history="1" r:id="rIdvehu7kpdivmpq5jeitevy">
+            <w:hyperlink w:history="1" r:id="rId-vruffj2hvlq-l3q_6shc">
               <w:r>
                 <w:rPr>
                   <w:rFonts w:ascii="Arial" w:cs="Arial" w:eastAsia="Arial" w:hAnsi="Arial"/>
@@ -5187,7 +5187,7 @@
             <w:pPr>
               <w:spacing w:after="20" w:before="0"/>
             </w:pPr>
-            <w:hyperlink w:history="1" r:id="rIdvxk8vu-zh5jp-jj7ca7yo">
+            <w:hyperlink w:history="1" r:id="rIdajym4pkuj6-mrllsvxyf8">
               <w:r>
                 <w:rPr>
                   <w:rFonts w:ascii="Arial" w:cs="Arial" w:eastAsia="Arial" w:hAnsi="Arial"/>
@@ -5220,7 +5220,7 @@
               <w:spacing w:after="10" w:before="0"/>
               <w:ind w:left="120"/>
             </w:pPr>
-            <w:hyperlink w:history="1" r:id="rId80fm1tw5nsodjk6bbnert">
+            <w:hyperlink w:history="1" r:id="rIdcl-mm3bhtou_8dhhfmmyt">
               <w:r>
                 <w:rPr>
                   <w:rFonts w:ascii="Arial" w:cs="Arial" w:eastAsia="Arial" w:hAnsi="Arial"/>
@@ -5265,7 +5265,7 @@
             <w:pPr>
               <w:spacing w:after="20" w:before="0"/>
             </w:pPr>
-            <w:hyperlink w:history="1" r:id="rIdowtf0_goblyuyxljswcot">
+            <w:hyperlink w:history="1" r:id="rIdtkijvznukcq7lf5bzozz6">
               <w:r>
                 <w:rPr>
                   <w:rFonts w:ascii="Arial" w:cs="Arial" w:eastAsia="Arial" w:hAnsi="Arial"/>
@@ -5314,7 +5314,7 @@
               <w:spacing w:after="10" w:before="0"/>
               <w:ind w:left="120"/>
             </w:pPr>
-            <w:hyperlink w:history="1" r:id="rIdwbovrptcsduk3hnfugsj5">
+            <w:hyperlink w:history="1" r:id="rId3g1m7wnxi0aqtrqkplp0o">
               <w:r>
                 <w:rPr>
                   <w:rFonts w:ascii="Arial" w:cs="Arial" w:eastAsia="Arial" w:hAnsi="Arial"/>
@@ -5902,7 +5902,7 @@
         </w:rPr>
         <w:t xml:space="preserve">© 2026 SeaVuria and ARES. Aligned with KICD objectives. Developed by SeaVuria; technical implementation by ARES (with AI assistance from Claude). Licensed under </w:t>
       </w:r>
-      <w:hyperlink w:history="1" r:id="rIdwpomvj9atkui2faopa2wj">
+      <w:hyperlink w:history="1" r:id="rId0ih9yj-2nppqeam_rxlht">
         <w:r>
           <w:rPr>
             <w:rFonts w:ascii="Arial" w:cs="Arial" w:eastAsia="Arial" w:hAnsi="Arial"/>
@@ -5923,7 +5923,7 @@
         </w:rPr>
         <w:t xml:space="preserve"> (</w:t>
       </w:r>
-      <w:hyperlink w:history="1" r:id="rId7m-5hd2ikkrkb2r-xdp_i">
+      <w:hyperlink w:history="1" r:id="rIdsdyox7xpyeer1g6me7v0n">
         <w:r>
           <w:rPr>
             <w:rFonts w:ascii="Arial" w:cs="Arial" w:eastAsia="Arial" w:hAnsi="Arial"/>
@@ -6936,7 +6936,7 @@
             <w:pPr>
               <w:spacing w:after="20" w:before="0"/>
             </w:pPr>
-            <w:hyperlink w:history="1" r:id="rIdnqab1mkaaexnxzjdntwao">
+            <w:hyperlink w:history="1" r:id="rIdhiicqhw8pdnvd3sljqfyn">
               <w:r>
                 <w:rPr>
                   <w:rFonts w:ascii="Arial" w:cs="Arial" w:eastAsia="Arial" w:hAnsi="Arial"/>
@@ -6985,7 +6985,7 @@
               <w:spacing w:after="10" w:before="0"/>
               <w:ind w:left="120"/>
             </w:pPr>
-            <w:hyperlink w:history="1" r:id="rIdvviszs9ghtnvt5qoc6trf">
+            <w:hyperlink w:history="1" r:id="rIdvchdngo0yj2b4jpa6g8tn">
               <w:r>
                 <w:rPr>
                   <w:rFonts w:ascii="Arial" w:cs="Arial" w:eastAsia="Arial" w:hAnsi="Arial"/>
@@ -7030,7 +7030,7 @@
             <w:pPr>
               <w:spacing w:after="20" w:before="0"/>
             </w:pPr>
-            <w:hyperlink w:history="1" r:id="rIdity2pbl9zus7kb8sxfasy">
+            <w:hyperlink w:history="1" r:id="rIdtq7w8bo4rmiu7pcmijkyh">
               <w:r>
                 <w:rPr>
                   <w:rFonts w:ascii="Arial" w:cs="Arial" w:eastAsia="Arial" w:hAnsi="Arial"/>
@@ -7063,7 +7063,7 @@
               <w:spacing w:after="10" w:before="0"/>
               <w:ind w:left="120"/>
             </w:pPr>
-            <w:hyperlink w:history="1" r:id="rIdveobcvjhqs0wfhbob5zok">
+            <w:hyperlink w:history="1" r:id="rId17da7elcokzkp1af2ad1a">
               <w:r>
                 <w:rPr>
                   <w:rFonts w:ascii="Arial" w:cs="Arial" w:eastAsia="Arial" w:hAnsi="Arial"/>
@@ -7258,7 +7258,7 @@
             <w:pPr>
               <w:spacing w:after="20" w:before="0"/>
             </w:pPr>
-            <w:hyperlink w:history="1" r:id="rIdwktil46a533_acxxge3yg">
+            <w:hyperlink w:history="1" r:id="rId8sa2edjljwlu35wk0csw1">
               <w:r>
                 <w:rPr>
                   <w:rFonts w:ascii="Arial" w:cs="Arial" w:eastAsia="Arial" w:hAnsi="Arial"/>
@@ -7307,7 +7307,7 @@
               <w:spacing w:after="10" w:before="0"/>
               <w:ind w:left="120"/>
             </w:pPr>
-            <w:hyperlink w:history="1" r:id="rIdwg6mfasbfu8yqvqff1nhn">
+            <w:hyperlink w:history="1" r:id="rIdxjpneujmhmnmnh0g3htmf">
               <w:r>
                 <w:rPr>
                   <w:rFonts w:ascii="Arial" w:cs="Arial" w:eastAsia="Arial" w:hAnsi="Arial"/>
@@ -7352,7 +7352,7 @@
             <w:pPr>
               <w:spacing w:after="20" w:before="0"/>
             </w:pPr>
-            <w:hyperlink w:history="1" r:id="rIdqzxvbpvitano-ge_fmntx">
+            <w:hyperlink w:history="1" r:id="rIdvodzlyxm0z8pskba8mlku">
               <w:r>
                 <w:rPr>
                   <w:rFonts w:ascii="Arial" w:cs="Arial" w:eastAsia="Arial" w:hAnsi="Arial"/>
@@ -7385,7 +7385,7 @@
               <w:spacing w:after="10" w:before="0"/>
               <w:ind w:left="120"/>
             </w:pPr>
-            <w:hyperlink w:history="1" r:id="rIdm31hictcoqk_ncnhv98iy">
+            <w:hyperlink w:history="1" r:id="rIdbllcf3-lljs3r1wcwpg3t">
               <w:r>
                 <w:rPr>
                   <w:rFonts w:ascii="Arial" w:cs="Arial" w:eastAsia="Arial" w:hAnsi="Arial"/>
@@ -7580,7 +7580,7 @@
             <w:pPr>
               <w:spacing w:after="20" w:before="0"/>
             </w:pPr>
-            <w:hyperlink w:history="1" r:id="rId18gzxw_eqfyli0l58_u8q">
+            <w:hyperlink w:history="1" r:id="rId19tm36z3ohjwaj1bu4z4e">
               <w:r>
                 <w:rPr>
                   <w:rFonts w:ascii="Arial" w:cs="Arial" w:eastAsia="Arial" w:hAnsi="Arial"/>
@@ -7629,7 +7629,7 @@
               <w:spacing w:after="10" w:before="0"/>
               <w:ind w:left="120"/>
             </w:pPr>
-            <w:hyperlink w:history="1" r:id="rId0xkc5uvgcsu5-auozaoey">
+            <w:hyperlink w:history="1" r:id="rIdwyk0ej3o9_uqxfcueab8z">
               <w:r>
                 <w:rPr>
                   <w:rFonts w:ascii="Arial" w:cs="Arial" w:eastAsia="Arial" w:hAnsi="Arial"/>
@@ -7674,7 +7674,7 @@
             <w:pPr>
               <w:spacing w:after="20" w:before="0"/>
             </w:pPr>
-            <w:hyperlink w:history="1" r:id="rIdr9jmpxbdhfbqbs9f9lnfn">
+            <w:hyperlink w:history="1" r:id="rIdbjb3ywuwmno6t5qzhglog">
               <w:r>
                 <w:rPr>
                   <w:rFonts w:ascii="Arial" w:cs="Arial" w:eastAsia="Arial" w:hAnsi="Arial"/>
@@ -7707,7 +7707,7 @@
               <w:spacing w:after="10" w:before="0"/>
               <w:ind w:left="120"/>
             </w:pPr>
-            <w:hyperlink w:history="1" r:id="rIdmksvjrw36jhcmbw8qzjae">
+            <w:hyperlink w:history="1" r:id="rIdzrttg2nihfpednopkluug">
               <w:r>
                 <w:rPr>
                   <w:rFonts w:ascii="Arial" w:cs="Arial" w:eastAsia="Arial" w:hAnsi="Arial"/>
@@ -7902,7 +7902,7 @@
             <w:pPr>
               <w:spacing w:after="20" w:before="0"/>
             </w:pPr>
-            <w:hyperlink w:history="1" r:id="rIdokiq67zl5lqwxnrlhtov4">
+            <w:hyperlink w:history="1" r:id="rIdatkpe1h_ydu8zfyrh7t_g">
               <w:r>
                 <w:rPr>
                   <w:rFonts w:ascii="Arial" w:cs="Arial" w:eastAsia="Arial" w:hAnsi="Arial"/>
@@ -7951,7 +7951,7 @@
               <w:spacing w:after="10" w:before="0"/>
               <w:ind w:left="120"/>
             </w:pPr>
-            <w:hyperlink w:history="1" r:id="rIdtknjuetqq00qivv7u7dit">
+            <w:hyperlink w:history="1" r:id="rIdk6zabz6rmhypawkrmy2_0">
               <w:r>
                 <w:rPr>
                   <w:rFonts w:ascii="Arial" w:cs="Arial" w:eastAsia="Arial" w:hAnsi="Arial"/>
@@ -7996,7 +7996,7 @@
             <w:pPr>
               <w:spacing w:after="20" w:before="0"/>
             </w:pPr>
-            <w:hyperlink w:history="1" r:id="rIdsh6dw81bqltezbuiciat9">
+            <w:hyperlink w:history="1" r:id="rIdvfimarrb3kkhnofb7cyud">
               <w:r>
                 <w:rPr>
                   <w:rFonts w:ascii="Arial" w:cs="Arial" w:eastAsia="Arial" w:hAnsi="Arial"/>
@@ -8029,7 +8029,7 @@
               <w:spacing w:after="10" w:before="0"/>
               <w:ind w:left="120"/>
             </w:pPr>
-            <w:hyperlink w:history="1" r:id="rIdvz1hmrlx1nqpo52-vvioa">
+            <w:hyperlink w:history="1" r:id="rIdy7mrka2hcxha6thfksjxw">
               <w:r>
                 <w:rPr>
                   <w:rFonts w:ascii="Arial" w:cs="Arial" w:eastAsia="Arial" w:hAnsi="Arial"/>
@@ -8224,7 +8224,7 @@
             <w:pPr>
               <w:spacing w:after="20" w:before="0"/>
             </w:pPr>
-            <w:hyperlink w:history="1" r:id="rIdi66g6gbs9uhla5_-pkrfk">
+            <w:hyperlink w:history="1" r:id="rId0hyxskeas8oixgzjfza56">
               <w:r>
                 <w:rPr>
                   <w:rFonts w:ascii="Arial" w:cs="Arial" w:eastAsia="Arial" w:hAnsi="Arial"/>
@@ -8273,7 +8273,7 @@
               <w:spacing w:after="10" w:before="0"/>
               <w:ind w:left="120"/>
             </w:pPr>
-            <w:hyperlink w:history="1" r:id="rIdc97ylsedp6avoghxht5v5">
+            <w:hyperlink w:history="1" r:id="rIdoqeyiwyjri-jxs_jya4pr">
               <w:r>
                 <w:rPr>
                   <w:rFonts w:ascii="Arial" w:cs="Arial" w:eastAsia="Arial" w:hAnsi="Arial"/>
@@ -8318,7 +8318,7 @@
             <w:pPr>
               <w:spacing w:after="20" w:before="0"/>
             </w:pPr>
-            <w:hyperlink w:history="1" r:id="rIdwcptegfmshlzrjp98tqgr">
+            <w:hyperlink w:history="1" r:id="rIdv66_06ubkqlhkjbdlfago">
               <w:r>
                 <w:rPr>
                   <w:rFonts w:ascii="Arial" w:cs="Arial" w:eastAsia="Arial" w:hAnsi="Arial"/>
@@ -8351,7 +8351,7 @@
               <w:spacing w:after="10" w:before="0"/>
               <w:ind w:left="120"/>
             </w:pPr>
-            <w:hyperlink w:history="1" r:id="rIdgz76curmhbwtoap3cbye-">
+            <w:hyperlink w:history="1" r:id="rId2qbas492vo316qqqci5sd">
               <w:r>
                 <w:rPr>
                   <w:rFonts w:ascii="Arial" w:cs="Arial" w:eastAsia="Arial" w:hAnsi="Arial"/>
@@ -8863,7 +8863,7 @@
         </w:rPr>
         <w:t xml:space="preserve">© 2026 SeaVuria and ARES. Aligned with KICD objectives. Developed by SeaVuria; technical implementation by ARES (with AI assistance from Claude). Licensed under </w:t>
       </w:r>
-      <w:hyperlink w:history="1" r:id="rIdsogb1afim9vizz3xp7whh">
+      <w:hyperlink w:history="1" r:id="rId-rbwr4zt2kkmtezew3-fy">
         <w:r>
           <w:rPr>
             <w:rFonts w:ascii="Arial" w:cs="Arial" w:eastAsia="Arial" w:hAnsi="Arial"/>
@@ -8884,7 +8884,7 @@
         </w:rPr>
         <w:t xml:space="preserve"> (</w:t>
       </w:r>
-      <w:hyperlink w:history="1" r:id="rIdnd-kciql-fqpwwshcdyex">
+      <w:hyperlink w:history="1" r:id="rIdsjmna3ibc3wim45e4n-cr">
         <w:r>
           <w:rPr>
             <w:rFonts w:ascii="Arial" w:cs="Arial" w:eastAsia="Arial" w:hAnsi="Arial"/>
@@ -9914,7 +9914,7 @@
               <w:spacing w:after="10" w:before="0"/>
               <w:ind w:left="120"/>
             </w:pPr>
-            <w:hyperlink w:history="1" r:id="rIduoxahskffn4cmzhkrt2fx">
+            <w:hyperlink w:history="1" r:id="rId9hemnosn-vxikdsrfharj">
               <w:r>
                 <w:rPr>
                   <w:rFonts w:ascii="Arial" w:cs="Arial" w:eastAsia="Arial" w:hAnsi="Arial"/>
@@ -9974,7 +9974,7 @@
             <w:pPr>
               <w:spacing w:after="20" w:before="0"/>
             </w:pPr>
-            <w:hyperlink w:history="1" r:id="rIdw06pb7foi25sgzeeppwui">
+            <w:hyperlink w:history="1" r:id="rIdk1hokxwx8nfbpowm_unjw">
               <w:r>
                 <w:rPr>
                   <w:rFonts w:ascii="Arial" w:cs="Arial" w:eastAsia="Arial" w:hAnsi="Arial"/>
@@ -10023,7 +10023,7 @@
               <w:spacing w:after="10" w:before="0"/>
               <w:ind w:left="120"/>
             </w:pPr>
-            <w:hyperlink w:history="1" r:id="rIdaqhmj-lmshdeck7ydfp7s">
+            <w:hyperlink w:history="1" r:id="rIdkl4-jm0b0076pfpuamho4">
               <w:r>
                 <w:rPr>
                   <w:rFonts w:ascii="Arial" w:cs="Arial" w:eastAsia="Arial" w:hAnsi="Arial"/>
@@ -10235,7 +10235,7 @@
               <w:spacing w:after="10" w:before="0"/>
               <w:ind w:left="120"/>
             </w:pPr>
-            <w:hyperlink w:history="1" r:id="rIdsgeel14s9ypdevrsz5mqi">
+            <w:hyperlink w:history="1" r:id="rIdtv5gfmjaqes2ptmedcgja">
               <w:r>
                 <w:rPr>
                   <w:rFonts w:ascii="Arial" w:cs="Arial" w:eastAsia="Arial" w:hAnsi="Arial"/>
@@ -10295,7 +10295,7 @@
             <w:pPr>
               <w:spacing w:after="20" w:before="0"/>
             </w:pPr>
-            <w:hyperlink w:history="1" r:id="rIdyqhcfei_zpktrbbw-wlmg">
+            <w:hyperlink w:history="1" r:id="rId_o903csldnxpebrmo3cdt">
               <w:r>
                 <w:rPr>
                   <w:rFonts w:ascii="Arial" w:cs="Arial" w:eastAsia="Arial" w:hAnsi="Arial"/>
@@ -10344,7 +10344,7 @@
               <w:spacing w:after="10" w:before="0"/>
               <w:ind w:left="120"/>
             </w:pPr>
-            <w:hyperlink w:history="1" r:id="rIdyqmqy8cvcgsxactglbluj">
+            <w:hyperlink w:history="1" r:id="rId5teznqrozlwreoartiv05">
               <w:r>
                 <w:rPr>
                   <w:rFonts w:ascii="Arial" w:cs="Arial" w:eastAsia="Arial" w:hAnsi="Arial"/>
@@ -10556,7 +10556,7 @@
               <w:spacing w:after="10" w:before="0"/>
               <w:ind w:left="120"/>
             </w:pPr>
-            <w:hyperlink w:history="1" r:id="rIdgsigq23mj3lgddanzd7vn">
+            <w:hyperlink w:history="1" r:id="rIdz1fufqmkz-iixbbvwllmh">
               <w:r>
                 <w:rPr>
                   <w:rFonts w:ascii="Arial" w:cs="Arial" w:eastAsia="Arial" w:hAnsi="Arial"/>
@@ -10616,7 +10616,7 @@
             <w:pPr>
               <w:spacing w:after="20" w:before="0"/>
             </w:pPr>
-            <w:hyperlink w:history="1" r:id="rIddgewll583_jyjhjo1-er0">
+            <w:hyperlink w:history="1" r:id="rIdhyqlonqfpc3s_5oh6oqnf">
               <w:r>
                 <w:rPr>
                   <w:rFonts w:ascii="Arial" w:cs="Arial" w:eastAsia="Arial" w:hAnsi="Arial"/>
@@ -10665,7 +10665,7 @@
               <w:spacing w:after="10" w:before="0"/>
               <w:ind w:left="120"/>
             </w:pPr>
-            <w:hyperlink w:history="1" r:id="rIdrefmciqx2qhvqih47-9wq">
+            <w:hyperlink w:history="1" r:id="rIdookwnnxu725mw9rcj6dyy">
               <w:r>
                 <w:rPr>
                   <w:rFonts w:ascii="Arial" w:cs="Arial" w:eastAsia="Arial" w:hAnsi="Arial"/>
@@ -10877,7 +10877,7 @@
               <w:spacing w:after="10" w:before="0"/>
               <w:ind w:left="120"/>
             </w:pPr>
-            <w:hyperlink w:history="1" r:id="rIdkcuhbf9w-htwirasnayf3">
+            <w:hyperlink w:history="1" r:id="rIdlkla1rs56ddqghtu9mbez">
               <w:r>
                 <w:rPr>
                   <w:rFonts w:ascii="Arial" w:cs="Arial" w:eastAsia="Arial" w:hAnsi="Arial"/>
@@ -10937,7 +10937,7 @@
             <w:pPr>
               <w:spacing w:after="20" w:before="0"/>
             </w:pPr>
-            <w:hyperlink w:history="1" r:id="rIdi1zmqnm7g0jxogbvmrody">
+            <w:hyperlink w:history="1" r:id="rId_qedabyqq-zt3i-ffhc9t">
               <w:r>
                 <w:rPr>
                   <w:rFonts w:ascii="Arial" w:cs="Arial" w:eastAsia="Arial" w:hAnsi="Arial"/>
@@ -10986,7 +10986,7 @@
               <w:spacing w:after="10" w:before="0"/>
               <w:ind w:left="120"/>
             </w:pPr>
-            <w:hyperlink w:history="1" r:id="rIdrx8c2qggj7bsshmjmo3_n">
+            <w:hyperlink w:history="1" r:id="rIdsvm0nen0yvuvgytnftjt0">
               <w:r>
                 <w:rPr>
                   <w:rFonts w:ascii="Arial" w:cs="Arial" w:eastAsia="Arial" w:hAnsi="Arial"/>
@@ -11198,7 +11198,7 @@
               <w:spacing w:after="10" w:before="0"/>
               <w:ind w:left="120"/>
             </w:pPr>
-            <w:hyperlink w:history="1" r:id="rId8dz2nfc4bmpjbafqqoo3k">
+            <w:hyperlink w:history="1" r:id="rId7rhusav-hhphfostaxrt8">
               <w:r>
                 <w:rPr>
                   <w:rFonts w:ascii="Arial" w:cs="Arial" w:eastAsia="Arial" w:hAnsi="Arial"/>
@@ -11258,7 +11258,7 @@
             <w:pPr>
               <w:spacing w:after="20" w:before="0"/>
             </w:pPr>
-            <w:hyperlink w:history="1" r:id="rIded1fvr1xkpgynuez-cr8q">
+            <w:hyperlink w:history="1" r:id="rIdq5hdftaaf9uacxbpfbccf">
               <w:r>
                 <w:rPr>
                   <w:rFonts w:ascii="Arial" w:cs="Arial" w:eastAsia="Arial" w:hAnsi="Arial"/>
@@ -11307,7 +11307,7 @@
               <w:spacing w:after="10" w:before="0"/>
               <w:ind w:left="120"/>
             </w:pPr>
-            <w:hyperlink w:history="1" r:id="rIdfn7xnc7smm_mpbz4_y8qu">
+            <w:hyperlink w:history="1" r:id="rIdphm6osrd4yabe5kgrgx6t">
               <w:r>
                 <w:rPr>
                   <w:rFonts w:ascii="Arial" w:cs="Arial" w:eastAsia="Arial" w:hAnsi="Arial"/>
@@ -11933,7 +11933,7 @@
         </w:rPr>
         <w:t xml:space="preserve">© 2026 SeaVuria and ARES. Aligned with KICD objectives. Developed by SeaVuria; technical implementation by ARES (with AI assistance from Claude). Licensed under </w:t>
       </w:r>
-      <w:hyperlink w:history="1" r:id="rIddq_a-eyignp00e1obuyim">
+      <w:hyperlink w:history="1" r:id="rId2zl9imhupdy7ttycl1tfe">
         <w:r>
           <w:rPr>
             <w:rFonts w:ascii="Arial" w:cs="Arial" w:eastAsia="Arial" w:hAnsi="Arial"/>
@@ -11954,7 +11954,7 @@
         </w:rPr>
         <w:t xml:space="preserve"> (</w:t>
       </w:r>
-      <w:hyperlink w:history="1" r:id="rIdk4zqirlysi0yjfrllguwm">
+      <w:hyperlink w:history="1" r:id="rIdezs6u9n7f5iyobqis9a3y">
         <w:r>
           <w:rPr>
             <w:rFonts w:ascii="Arial" w:cs="Arial" w:eastAsia="Arial" w:hAnsi="Arial"/>
@@ -12984,7 +12984,7 @@
               <w:spacing w:after="10" w:before="0"/>
               <w:ind w:left="120"/>
             </w:pPr>
-            <w:hyperlink w:history="1" r:id="rIdzmhte_0vbgmxck9atakrz">
+            <w:hyperlink w:history="1" r:id="rId01hicqntkc_fhnojtcq5x">
               <w:r>
                 <w:rPr>
                   <w:rFonts w:ascii="Arial" w:cs="Arial" w:eastAsia="Arial" w:hAnsi="Arial"/>
@@ -13044,7 +13044,7 @@
             <w:pPr>
               <w:spacing w:after="20" w:before="0"/>
             </w:pPr>
-            <w:hyperlink w:history="1" r:id="rIdqhkip22cwofkgog4tlsn8">
+            <w:hyperlink w:history="1" r:id="rIda-chl6vipsq7afcc1baxt">
               <w:r>
                 <w:rPr>
                   <w:rFonts w:ascii="Arial" w:cs="Arial" w:eastAsia="Arial" w:hAnsi="Arial"/>
@@ -13093,7 +13093,7 @@
               <w:spacing w:after="10" w:before="0"/>
               <w:ind w:left="120"/>
             </w:pPr>
-            <w:hyperlink w:history="1" r:id="rId-jcqrj4cw6u3m21zo6gi5">
+            <w:hyperlink w:history="1" r:id="rIdfma5-rvywqgmz-iormv01">
               <w:r>
                 <w:rPr>
                   <w:rFonts w:ascii="Arial" w:cs="Arial" w:eastAsia="Arial" w:hAnsi="Arial"/>
@@ -13305,7 +13305,7 @@
               <w:spacing w:after="10" w:before="0"/>
               <w:ind w:left="120"/>
             </w:pPr>
-            <w:hyperlink w:history="1" r:id="rIdnso_vsnn-yr6r4gwjd6kc">
+            <w:hyperlink w:history="1" r:id="rIdashch71lfckebuq_vooxv">
               <w:r>
                 <w:rPr>
                   <w:rFonts w:ascii="Arial" w:cs="Arial" w:eastAsia="Arial" w:hAnsi="Arial"/>
@@ -13365,7 +13365,7 @@
             <w:pPr>
               <w:spacing w:after="20" w:before="0"/>
             </w:pPr>
-            <w:hyperlink w:history="1" r:id="rIdvrtfq-mbs0uiugfjqdl1g">
+            <w:hyperlink w:history="1" r:id="rIddj9hdtpgtlldbjyaicnya">
               <w:r>
                 <w:rPr>
                   <w:rFonts w:ascii="Arial" w:cs="Arial" w:eastAsia="Arial" w:hAnsi="Arial"/>
@@ -13414,7 +13414,7 @@
               <w:spacing w:after="10" w:before="0"/>
               <w:ind w:left="120"/>
             </w:pPr>
-            <w:hyperlink w:history="1" r:id="rIdi-_twaibcco0sdxqfzg4l">
+            <w:hyperlink w:history="1" r:id="rIdrf7byvyt5kqnyxrrkuvzi">
               <w:r>
                 <w:rPr>
                   <w:rFonts w:ascii="Arial" w:cs="Arial" w:eastAsia="Arial" w:hAnsi="Arial"/>
@@ -13626,7 +13626,7 @@
               <w:spacing w:after="10" w:before="0"/>
               <w:ind w:left="120"/>
             </w:pPr>
-            <w:hyperlink w:history="1" r:id="rIddlty0tclnnvyk2zi849az">
+            <w:hyperlink w:history="1" r:id="rIdyszmcshupfyy7jtnh_nzl">
               <w:r>
                 <w:rPr>
                   <w:rFonts w:ascii="Arial" w:cs="Arial" w:eastAsia="Arial" w:hAnsi="Arial"/>
@@ -13686,7 +13686,7 @@
             <w:pPr>
               <w:spacing w:after="20" w:before="0"/>
             </w:pPr>
-            <w:hyperlink w:history="1" r:id="rIdfiubymkakl8-y4ztt2xn7">
+            <w:hyperlink w:history="1" r:id="rIdlzb7q2ugihyfyrvdgm1we">
               <w:r>
                 <w:rPr>
                   <w:rFonts w:ascii="Arial" w:cs="Arial" w:eastAsia="Arial" w:hAnsi="Arial"/>
@@ -13735,7 +13735,7 @@
               <w:spacing w:after="10" w:before="0"/>
               <w:ind w:left="120"/>
             </w:pPr>
-            <w:hyperlink w:history="1" r:id="rId97hse-wzswfgeie2tm8fq">
+            <w:hyperlink w:history="1" r:id="rIdfa5j-edgpetyj7hctytw_">
               <w:r>
                 <w:rPr>
                   <w:rFonts w:ascii="Arial" w:cs="Arial" w:eastAsia="Arial" w:hAnsi="Arial"/>
@@ -13947,7 +13947,7 @@
               <w:spacing w:after="10" w:before="0"/>
               <w:ind w:left="120"/>
             </w:pPr>
-            <w:hyperlink w:history="1" r:id="rIddecoprweevz7ryl5hcb-b">
+            <w:hyperlink w:history="1" r:id="rIdhr9z1xakjk2t_cvmk5bm1">
               <w:r>
                 <w:rPr>
                   <w:rFonts w:ascii="Arial" w:cs="Arial" w:eastAsia="Arial" w:hAnsi="Arial"/>
@@ -14007,7 +14007,7 @@
             <w:pPr>
               <w:spacing w:after="20" w:before="0"/>
             </w:pPr>
-            <w:hyperlink w:history="1" r:id="rIdn6hx5dhmror4mehijhtlf">
+            <w:hyperlink w:history="1" r:id="rIdaiecuqwleiouvpleal9z6">
               <w:r>
                 <w:rPr>
                   <w:rFonts w:ascii="Arial" w:cs="Arial" w:eastAsia="Arial" w:hAnsi="Arial"/>
@@ -14056,7 +14056,7 @@
               <w:spacing w:after="10" w:before="0"/>
               <w:ind w:left="120"/>
             </w:pPr>
-            <w:hyperlink w:history="1" r:id="rId2zqrniq7evrj1krhyxj39">
+            <w:hyperlink w:history="1" r:id="rIdxhjzbapeqzfhytamyyeob">
               <w:r>
                 <w:rPr>
                   <w:rFonts w:ascii="Arial" w:cs="Arial" w:eastAsia="Arial" w:hAnsi="Arial"/>
@@ -14268,7 +14268,7 @@
               <w:spacing w:after="10" w:before="0"/>
               <w:ind w:left="120"/>
             </w:pPr>
-            <w:hyperlink w:history="1" r:id="rIdulag1dtjupvx-afdhbsrz">
+            <w:hyperlink w:history="1" r:id="rId9vguopkhd9wcdzl7xwbzz">
               <w:r>
                 <w:rPr>
                   <w:rFonts w:ascii="Arial" w:cs="Arial" w:eastAsia="Arial" w:hAnsi="Arial"/>
@@ -14328,7 +14328,7 @@
             <w:pPr>
               <w:spacing w:after="20" w:before="0"/>
             </w:pPr>
-            <w:hyperlink w:history="1" r:id="rIdvt_ydiqyjbef6fzqqfldm">
+            <w:hyperlink w:history="1" r:id="rIdm9b0ugmmhgp_gnpwohdf7">
               <w:r>
                 <w:rPr>
                   <w:rFonts w:ascii="Arial" w:cs="Arial" w:eastAsia="Arial" w:hAnsi="Arial"/>
@@ -14377,7 +14377,7 @@
               <w:spacing w:after="10" w:before="0"/>
               <w:ind w:left="120"/>
             </w:pPr>
-            <w:hyperlink w:history="1" r:id="rIdke7rl4klm2erkzbwif9si">
+            <w:hyperlink w:history="1" r:id="rIdwo7rd3y3cr4swpkrp8i-_">
               <w:r>
                 <w:rPr>
                   <w:rFonts w:ascii="Arial" w:cs="Arial" w:eastAsia="Arial" w:hAnsi="Arial"/>
@@ -14889,7 +14889,7 @@
         </w:rPr>
         <w:t xml:space="preserve">© 2026 SeaVuria and ARES. Aligned with KICD objectives. Developed by SeaVuria; technical implementation by ARES (with AI assistance from Claude). Licensed under </w:t>
       </w:r>
-      <w:hyperlink w:history="1" r:id="rIdijmqtmnnvhpfpxygrixvh">
+      <w:hyperlink w:history="1" r:id="rIdoeectvaxgrjgv_l_jgzo5">
         <w:r>
           <w:rPr>
             <w:rFonts w:ascii="Arial" w:cs="Arial" w:eastAsia="Arial" w:hAnsi="Arial"/>
@@ -14910,7 +14910,7 @@
         </w:rPr>
         <w:t xml:space="preserve"> (</w:t>
       </w:r>
-      <w:hyperlink w:history="1" r:id="rIdpqj46g87afsj73ehfm8xg">
+      <w:hyperlink w:history="1" r:id="rIdfwkec7sb4xaakg0zsfbe6">
         <w:r>
           <w:rPr>
             <w:rFonts w:ascii="Arial" w:cs="Arial" w:eastAsia="Arial" w:hAnsi="Arial"/>
@@ -15940,7 +15940,7 @@
               <w:spacing w:after="10" w:before="0"/>
               <w:ind w:left="120"/>
             </w:pPr>
-            <w:hyperlink w:history="1" r:id="rIdmrpbyjs4wxovwvqmuny--">
+            <w:hyperlink w:history="1" r:id="rIdhhbhgblpcq79yfb_olb2a">
               <w:r>
                 <w:rPr>
                   <w:rFonts w:ascii="Arial" w:cs="Arial" w:eastAsia="Arial" w:hAnsi="Arial"/>
@@ -16017,7 +16017,7 @@
               <w:spacing w:after="10" w:before="0"/>
               <w:ind w:left="120"/>
             </w:pPr>
-            <w:hyperlink w:history="1" r:id="rIdyyyc7eg1uthqph9yvhzqg">
+            <w:hyperlink w:history="1" r:id="rId7_9cbac63q25dkxcpnc8p">
               <w:r>
                 <w:rPr>
                   <w:rFonts w:ascii="Arial" w:cs="Arial" w:eastAsia="Arial" w:hAnsi="Arial"/>
@@ -16244,7 +16244,7 @@
               <w:spacing w:after="10" w:before="0"/>
               <w:ind w:left="120"/>
             </w:pPr>
-            <w:hyperlink w:history="1" r:id="rId-z8s0t2oyzp6ehpz359bz">
+            <w:hyperlink w:history="1" r:id="rIdptd6eaumj1oardo4-mjzd">
               <w:r>
                 <w:rPr>
                   <w:rFonts w:ascii="Arial" w:cs="Arial" w:eastAsia="Arial" w:hAnsi="Arial"/>
@@ -16321,7 +16321,7 @@
               <w:spacing w:after="10" w:before="0"/>
               <w:ind w:left="120"/>
             </w:pPr>
-            <w:hyperlink w:history="1" r:id="rIdxuxpsfj7v-mvv5hfib3r5">
+            <w:hyperlink w:history="1" r:id="rIdahmr1gi_5payzmvbpon4d">
               <w:r>
                 <w:rPr>
                   <w:rFonts w:ascii="Arial" w:cs="Arial" w:eastAsia="Arial" w:hAnsi="Arial"/>
@@ -16548,7 +16548,7 @@
               <w:spacing w:after="10" w:before="0"/>
               <w:ind w:left="120"/>
             </w:pPr>
-            <w:hyperlink w:history="1" r:id="rIdj_qkhe7y2wn1uwg4fpcqe">
+            <w:hyperlink w:history="1" r:id="rIdlmg-w0s1s_zjkaye_qb68">
               <w:r>
                 <w:rPr>
                   <w:rFonts w:ascii="Arial" w:cs="Arial" w:eastAsia="Arial" w:hAnsi="Arial"/>
@@ -16625,7 +16625,7 @@
               <w:spacing w:after="10" w:before="0"/>
               <w:ind w:left="120"/>
             </w:pPr>
-            <w:hyperlink w:history="1" r:id="rIdoy652vfac4oci3q9hxzp8">
+            <w:hyperlink w:history="1" r:id="rId_w6yn9yzwhfhk2ahpkjbk">
               <w:r>
                 <w:rPr>
                   <w:rFonts w:ascii="Arial" w:cs="Arial" w:eastAsia="Arial" w:hAnsi="Arial"/>
@@ -16852,7 +16852,7 @@
               <w:spacing w:after="10" w:before="0"/>
               <w:ind w:left="120"/>
             </w:pPr>
-            <w:hyperlink w:history="1" r:id="rIdt5sgvnccragt_ntamqnce">
+            <w:hyperlink w:history="1" r:id="rIdu4xthtmazpundmigue-kk">
               <w:r>
                 <w:rPr>
                   <w:rFonts w:ascii="Arial" w:cs="Arial" w:eastAsia="Arial" w:hAnsi="Arial"/>
@@ -16929,7 +16929,7 @@
               <w:spacing w:after="10" w:before="0"/>
               <w:ind w:left="120"/>
             </w:pPr>
-            <w:hyperlink w:history="1" r:id="rIdow9jpa_mnykkahebqmcvy">
+            <w:hyperlink w:history="1" r:id="rIdvfid6pw4knri5nvgq-1mr">
               <w:r>
                 <w:rPr>
                   <w:rFonts w:ascii="Arial" w:cs="Arial" w:eastAsia="Arial" w:hAnsi="Arial"/>
@@ -17156,7 +17156,7 @@
               <w:spacing w:after="10" w:before="0"/>
               <w:ind w:left="120"/>
             </w:pPr>
-            <w:hyperlink w:history="1" r:id="rIdxpvfzmnkvmgiuawyk0rif">
+            <w:hyperlink w:history="1" r:id="rIdq4pam6vapwfylfgcykllh">
               <w:r>
                 <w:rPr>
                   <w:rFonts w:ascii="Arial" w:cs="Arial" w:eastAsia="Arial" w:hAnsi="Arial"/>
@@ -17233,7 +17233,7 @@
               <w:spacing w:after="10" w:before="0"/>
               <w:ind w:left="120"/>
             </w:pPr>
-            <w:hyperlink w:history="1" r:id="rIdl_daxw82e9ov6vppvwf6_">
+            <w:hyperlink w:history="1" r:id="rIdifcyh0h8ehypjux5g4qoe">
               <w:r>
                 <w:rPr>
                   <w:rFonts w:ascii="Arial" w:cs="Arial" w:eastAsia="Arial" w:hAnsi="Arial"/>
@@ -17760,7 +17760,7 @@
         </w:rPr>
         <w:t xml:space="preserve">© 2026 SeaVuria and ARES. Aligned with KICD objectives. Developed by SeaVuria; technical implementation by ARES (with AI assistance from Claude). Licensed under </w:t>
       </w:r>
-      <w:hyperlink w:history="1" r:id="rIdsucj5uvecvvwgpowukwaf">
+      <w:hyperlink w:history="1" r:id="rIdqvnrzdu4efca2twtdtnpm">
         <w:r>
           <w:rPr>
             <w:rFonts w:ascii="Arial" w:cs="Arial" w:eastAsia="Arial" w:hAnsi="Arial"/>
@@ -17781,7 +17781,7 @@
         </w:rPr>
         <w:t xml:space="preserve"> (</w:t>
       </w:r>
-      <w:hyperlink w:history="1" r:id="rId1quhm9mgp1hlxn0p94qah">
+      <w:hyperlink w:history="1" r:id="rIddrkmfazhtwdk5saoavl7u">
         <w:r>
           <w:rPr>
             <w:rFonts w:ascii="Arial" w:cs="Arial" w:eastAsia="Arial" w:hAnsi="Arial"/>
@@ -18794,7 +18794,7 @@
             <w:pPr>
               <w:spacing w:after="20" w:before="0"/>
             </w:pPr>
-            <w:hyperlink w:history="1" r:id="rIdtiozv7l9bmoubedlw_6-o">
+            <w:hyperlink w:history="1" r:id="rIdpeid1hwxo6x5-7mqe0_tm">
               <w:r>
                 <w:rPr>
                   <w:rFonts w:ascii="Arial" w:cs="Arial" w:eastAsia="Arial" w:hAnsi="Arial"/>
@@ -18843,7 +18843,7 @@
               <w:spacing w:after="10" w:before="0"/>
               <w:ind w:left="120"/>
             </w:pPr>
-            <w:hyperlink w:history="1" r:id="rIdgqbduzxqhghpf0cfxts1a">
+            <w:hyperlink w:history="1" r:id="rId1pio3n7g6ome0flx4higt">
               <w:r>
                 <w:rPr>
                   <w:rFonts w:ascii="Arial" w:cs="Arial" w:eastAsia="Arial" w:hAnsi="Arial"/>
@@ -18888,7 +18888,7 @@
             <w:pPr>
               <w:spacing w:after="20" w:before="0"/>
             </w:pPr>
-            <w:hyperlink w:history="1" r:id="rId8ghrxl60avntqjnjs04xv">
+            <w:hyperlink w:history="1" r:id="rIdzkraye25cpkpa4bdbmoov">
               <w:r>
                 <w:rPr>
                   <w:rFonts w:ascii="Arial" w:cs="Arial" w:eastAsia="Arial" w:hAnsi="Arial"/>
@@ -18937,7 +18937,7 @@
               <w:spacing w:after="10" w:before="0"/>
               <w:ind w:left="120"/>
             </w:pPr>
-            <w:hyperlink w:history="1" r:id="rIdbduhqtc8n-_hy7pi3ypve">
+            <w:hyperlink w:history="1" r:id="rIdudl1jyyryfe9nogn0x-vd">
               <w:r>
                 <w:rPr>
                   <w:rFonts w:ascii="Arial" w:cs="Arial" w:eastAsia="Arial" w:hAnsi="Arial"/>
@@ -19132,7 +19132,7 @@
             <w:pPr>
               <w:spacing w:after="20" w:before="0"/>
             </w:pPr>
-            <w:hyperlink w:history="1" r:id="rIdnl4tsqtr_-rbzxpeoed5z">
+            <w:hyperlink w:history="1" r:id="rId8yl2pcu1u03nxu0ujcdjl">
               <w:r>
                 <w:rPr>
                   <w:rFonts w:ascii="Arial" w:cs="Arial" w:eastAsia="Arial" w:hAnsi="Arial"/>
@@ -19181,7 +19181,7 @@
               <w:spacing w:after="10" w:before="0"/>
               <w:ind w:left="120"/>
             </w:pPr>
-            <w:hyperlink w:history="1" r:id="rIdztatw9-buklfstqedfe1k">
+            <w:hyperlink w:history="1" r:id="rIdq4are6kwkbjwujpaabrr8">
               <w:r>
                 <w:rPr>
                   <w:rFonts w:ascii="Arial" w:cs="Arial" w:eastAsia="Arial" w:hAnsi="Arial"/>
@@ -19226,7 +19226,7 @@
             <w:pPr>
               <w:spacing w:after="20" w:before="0"/>
             </w:pPr>
-            <w:hyperlink w:history="1" r:id="rIdaft6cns5sg3ca2exvihfm">
+            <w:hyperlink w:history="1" r:id="rIdavrs-pffkkbuheym2-d87">
               <w:r>
                 <w:rPr>
                   <w:rFonts w:ascii="Arial" w:cs="Arial" w:eastAsia="Arial" w:hAnsi="Arial"/>
@@ -19275,7 +19275,7 @@
               <w:spacing w:after="10" w:before="0"/>
               <w:ind w:left="120"/>
             </w:pPr>
-            <w:hyperlink w:history="1" r:id="rIdtdnwagbpcmnmhli8l1h80">
+            <w:hyperlink w:history="1" r:id="rIdfk42e6rpod_9tifjffyk2">
               <w:r>
                 <w:rPr>
                   <w:rFonts w:ascii="Arial" w:cs="Arial" w:eastAsia="Arial" w:hAnsi="Arial"/>
@@ -19470,7 +19470,7 @@
             <w:pPr>
               <w:spacing w:after="20" w:before="0"/>
             </w:pPr>
-            <w:hyperlink w:history="1" r:id="rIde3vofjmlmscsscdu3p8c2">
+            <w:hyperlink w:history="1" r:id="rIdvbwe5uwbidixyqdxj-zci">
               <w:r>
                 <w:rPr>
                   <w:rFonts w:ascii="Arial" w:cs="Arial" w:eastAsia="Arial" w:hAnsi="Arial"/>
@@ -19519,7 +19519,7 @@
               <w:spacing w:after="10" w:before="0"/>
               <w:ind w:left="120"/>
             </w:pPr>
-            <w:hyperlink w:history="1" r:id="rIdbhgg84bz_uoohbcndmu8z">
+            <w:hyperlink w:history="1" r:id="rIdr0vkcmtva6-vl2hpyzb_p">
               <w:r>
                 <w:rPr>
                   <w:rFonts w:ascii="Arial" w:cs="Arial" w:eastAsia="Arial" w:hAnsi="Arial"/>
@@ -19564,7 +19564,7 @@
             <w:pPr>
               <w:spacing w:after="20" w:before="0"/>
             </w:pPr>
-            <w:hyperlink w:history="1" r:id="rIdl6xxlgvgbno3qzh4gmbqj">
+            <w:hyperlink w:history="1" r:id="rIdjpzc_rpslm-ncjty28pbd">
               <w:r>
                 <w:rPr>
                   <w:rFonts w:ascii="Arial" w:cs="Arial" w:eastAsia="Arial" w:hAnsi="Arial"/>
@@ -19613,7 +19613,7 @@
               <w:spacing w:after="10" w:before="0"/>
               <w:ind w:left="120"/>
             </w:pPr>
-            <w:hyperlink w:history="1" r:id="rId338ghjwsbh-lc6owlliff">
+            <w:hyperlink w:history="1" r:id="rIddyf8xklh9-ehyid8f1qyc">
               <w:r>
                 <w:rPr>
                   <w:rFonts w:ascii="Arial" w:cs="Arial" w:eastAsia="Arial" w:hAnsi="Arial"/>
@@ -19808,7 +19808,7 @@
             <w:pPr>
               <w:spacing w:after="20" w:before="0"/>
             </w:pPr>
-            <w:hyperlink w:history="1" r:id="rIdd5hzuohfata6phk8pfdl2">
+            <w:hyperlink w:history="1" r:id="rId5uogn9uly6z466_4thtcc">
               <w:r>
                 <w:rPr>
                   <w:rFonts w:ascii="Arial" w:cs="Arial" w:eastAsia="Arial" w:hAnsi="Arial"/>
@@ -19857,7 +19857,7 @@
               <w:spacing w:after="10" w:before="0"/>
               <w:ind w:left="120"/>
             </w:pPr>
-            <w:hyperlink w:history="1" r:id="rIdhu-smrizc5oyo1hbkdavy">
+            <w:hyperlink w:history="1" r:id="rIddf3oh2625izjg3ztmffcq">
               <w:r>
                 <w:rPr>
                   <w:rFonts w:ascii="Arial" w:cs="Arial" w:eastAsia="Arial" w:hAnsi="Arial"/>
@@ -19902,7 +19902,7 @@
             <w:pPr>
               <w:spacing w:after="20" w:before="0"/>
             </w:pPr>
-            <w:hyperlink w:history="1" r:id="rIdyeulcwui2uxy1txee3ht_">
+            <w:hyperlink w:history="1" r:id="rIdij0iesj_ysqrh7m-a-d-t">
               <w:r>
                 <w:rPr>
                   <w:rFonts w:ascii="Arial" w:cs="Arial" w:eastAsia="Arial" w:hAnsi="Arial"/>
@@ -19951,7 +19951,7 @@
               <w:spacing w:after="10" w:before="0"/>
               <w:ind w:left="120"/>
             </w:pPr>
-            <w:hyperlink w:history="1" r:id="rIditlp3_ygga9ocabl7cvst">
+            <w:hyperlink w:history="1" r:id="rIdeeqj7xgjdt2gqtevbqpiq">
               <w:r>
                 <w:rPr>
                   <w:rFonts w:ascii="Arial" w:cs="Arial" w:eastAsia="Arial" w:hAnsi="Arial"/>
@@ -20146,7 +20146,7 @@
             <w:pPr>
               <w:spacing w:after="20" w:before="0"/>
             </w:pPr>
-            <w:hyperlink w:history="1" r:id="rIduwnhp5v1hf_sazjjqrtju">
+            <w:hyperlink w:history="1" r:id="rIdb3xm--dgpctjcg8ea11mv">
               <w:r>
                 <w:rPr>
                   <w:rFonts w:ascii="Arial" w:cs="Arial" w:eastAsia="Arial" w:hAnsi="Arial"/>
@@ -20195,7 +20195,7 @@
               <w:spacing w:after="10" w:before="0"/>
               <w:ind w:left="120"/>
             </w:pPr>
-            <w:hyperlink w:history="1" r:id="rIdbtdr7al5fi_2kurqhnnof">
+            <w:hyperlink w:history="1" r:id="rIdzqk4hxfp-insma3wszhc0">
               <w:r>
                 <w:rPr>
                   <w:rFonts w:ascii="Arial" w:cs="Arial" w:eastAsia="Arial" w:hAnsi="Arial"/>
@@ -20240,7 +20240,7 @@
             <w:pPr>
               <w:spacing w:after="20" w:before="0"/>
             </w:pPr>
-            <w:hyperlink w:history="1" r:id="rIdenmkqpjjyn4i4lyi_wugq">
+            <w:hyperlink w:history="1" r:id="rId-4m8jqiwo4ahwegwvlodh">
               <w:r>
                 <w:rPr>
                   <w:rFonts w:ascii="Arial" w:cs="Arial" w:eastAsia="Arial" w:hAnsi="Arial"/>
@@ -20289,7 +20289,7 @@
               <w:spacing w:after="10" w:before="0"/>
               <w:ind w:left="120"/>
             </w:pPr>
-            <w:hyperlink w:history="1" r:id="rIdxm4qi5cbw7e7_4ntltxtb">
+            <w:hyperlink w:history="1" r:id="rIdniz0hdpta709fpx1p3ed6">
               <w:r>
                 <w:rPr>
                   <w:rFonts w:ascii="Arial" w:cs="Arial" w:eastAsia="Arial" w:hAnsi="Arial"/>
@@ -21029,7 +21029,7 @@
         </w:rPr>
         <w:t xml:space="preserve">© 2026 SeaVuria and ARES. Aligned with KICD objectives. Developed by SeaVuria; technical implementation by ARES (with AI assistance from Claude). Licensed under </w:t>
       </w:r>
-      <w:hyperlink w:history="1" r:id="rIdrgehteidfxd5e_c62w4my">
+      <w:hyperlink w:history="1" r:id="rId3jugwbnnpxsu_vko6wbsu">
         <w:r>
           <w:rPr>
             <w:rFonts w:ascii="Arial" w:cs="Arial" w:eastAsia="Arial" w:hAnsi="Arial"/>
@@ -21050,7 +21050,7 @@
         </w:rPr>
         <w:t xml:space="preserve"> (</w:t>
       </w:r>
-      <w:hyperlink w:history="1" r:id="rIdddooivj1q0-l1gs39t5dp">
+      <w:hyperlink w:history="1" r:id="rIdtbcjxqwhnowobyxe1yefb">
         <w:r>
           <w:rPr>
             <w:rFonts w:ascii="Arial" w:cs="Arial" w:eastAsia="Arial" w:hAnsi="Arial"/>

--- a/data/outputs/v2/Physics/SS1.3_Temperature_and_Thermal_Expansion/Physics_Temperature_and_Thermal_Expansion_CBE_LessonSequence.docx
+++ b/data/outputs/v2/Physics/SS1.3_Temperature_and_Thermal_Expansion/Physics_Temperature_and_Thermal_Expansion_CBE_LessonSequence.docx
@@ -4,6 +4,7 @@
   <w:body>
     <w:p>
       <w:pPr>
+        <w:keepNext w:val="false"/>
         <w:spacing w:after="30" w:before="0"/>
         <w:jc w:val="center"/>
       </w:pPr>
@@ -23,6 +24,7 @@
     </w:p>
     <w:p>
       <w:pPr>
+        <w:keepNext w:val="false"/>
         <w:spacing w:after="60" w:before="0"/>
         <w:jc w:val="center"/>
       </w:pPr>
@@ -81,6 +83,7 @@
           </w:tcPr>
           <w:p>
             <w:pPr>
+              <w:keepNext w:val="false"/>
               <w:spacing w:after="40" w:before="0"/>
               <w:jc w:val="center"/>
             </w:pPr>
@@ -115,6 +118,7 @@
           </w:tcPr>
           <w:p>
             <w:pPr>
+              <w:keepNext w:val="false"/>
               <w:spacing w:after="40" w:before="0"/>
               <w:jc w:val="left"/>
             </w:pPr>
@@ -147,6 +151,7 @@
           </w:tcPr>
           <w:p>
             <w:pPr>
+              <w:keepNext w:val="false"/>
               <w:spacing w:after="40" w:before="0"/>
               <w:jc w:val="left"/>
             </w:pPr>
@@ -181,6 +186,7 @@
           </w:tcPr>
           <w:p>
             <w:pPr>
+              <w:keepNext w:val="false"/>
               <w:spacing w:after="40" w:before="0"/>
               <w:jc w:val="left"/>
             </w:pPr>
@@ -213,6 +219,7 @@
           </w:tcPr>
           <w:p>
             <w:pPr>
+              <w:keepNext w:val="false"/>
               <w:spacing w:after="40" w:before="0"/>
               <w:jc w:val="left"/>
             </w:pPr>
@@ -247,6 +254,7 @@
           </w:tcPr>
           <w:p>
             <w:pPr>
+              <w:keepNext w:val="false"/>
               <w:spacing w:after="40" w:before="0"/>
               <w:jc w:val="left"/>
             </w:pPr>
@@ -279,6 +287,7 @@
           </w:tcPr>
           <w:p>
             <w:pPr>
+              <w:keepNext w:val="false"/>
               <w:spacing w:after="40" w:before="0"/>
               <w:jc w:val="left"/>
             </w:pPr>
@@ -313,6 +322,7 @@
           </w:tcPr>
           <w:p>
             <w:pPr>
+              <w:keepNext w:val="false"/>
               <w:spacing w:after="40" w:before="0"/>
               <w:jc w:val="left"/>
             </w:pPr>
@@ -345,6 +355,7 @@
           </w:tcPr>
           <w:p>
             <w:pPr>
+              <w:keepNext w:val="false"/>
               <w:spacing w:after="40" w:before="0"/>
               <w:jc w:val="left"/>
             </w:pPr>
@@ -379,6 +390,7 @@
           </w:tcPr>
           <w:p>
             <w:pPr>
+              <w:keepNext w:val="false"/>
               <w:spacing w:after="40" w:before="0"/>
               <w:jc w:val="left"/>
             </w:pPr>
@@ -411,6 +423,7 @@
           </w:tcPr>
           <w:p>
             <w:pPr>
+              <w:keepNext w:val="false"/>
               <w:spacing w:after="40" w:before="0"/>
               <w:jc w:val="left"/>
             </w:pPr>
@@ -445,6 +458,7 @@
           </w:tcPr>
           <w:p>
             <w:pPr>
+              <w:keepNext w:val="false"/>
               <w:spacing w:after="40" w:before="0"/>
               <w:jc w:val="left"/>
             </w:pPr>
@@ -692,6 +706,7 @@
           </w:tcPr>
           <w:p>
             <w:pPr>
+              <w:keepNext w:val="false"/>
               <w:spacing w:after="40" w:before="0"/>
               <w:jc w:val="left"/>
             </w:pPr>
@@ -724,6 +739,7 @@
           </w:tcPr>
           <w:p>
             <w:pPr>
+              <w:keepNext w:val="false"/>
               <w:spacing w:after="40" w:before="0"/>
               <w:jc w:val="left"/>
             </w:pPr>
@@ -743,6 +759,7 @@
           </w:p>
           <w:p>
             <w:pPr>
+              <w:keepNext w:val="false"/>
               <w:spacing w:after="40" w:before="0"/>
               <w:jc w:val="left"/>
             </w:pPr>
@@ -762,6 +779,7 @@
           </w:p>
           <w:p>
             <w:pPr>
+              <w:keepNext w:val="false"/>
               <w:spacing w:after="40" w:before="0"/>
               <w:jc w:val="left"/>
             </w:pPr>
@@ -781,6 +799,7 @@
           </w:p>
           <w:p>
             <w:pPr>
+              <w:keepNext w:val="false"/>
               <w:spacing w:after="40" w:before="0"/>
               <w:jc w:val="left"/>
             </w:pPr>
@@ -800,6 +819,7 @@
           </w:p>
           <w:p>
             <w:pPr>
+              <w:keepNext w:val="false"/>
               <w:spacing w:after="40" w:before="0"/>
               <w:jc w:val="left"/>
             </w:pPr>
@@ -819,6 +839,7 @@
           </w:p>
           <w:p>
             <w:pPr>
+              <w:keepNext w:val="false"/>
               <w:spacing w:after="40" w:before="0"/>
               <w:jc w:val="left"/>
             </w:pPr>
@@ -838,6 +859,7 @@
           </w:p>
           <w:p>
             <w:pPr>
+              <w:keepNext w:val="false"/>
               <w:spacing w:after="40" w:before="0"/>
               <w:jc w:val="left"/>
             </w:pPr>
@@ -857,6 +879,7 @@
           </w:p>
           <w:p>
             <w:pPr>
+              <w:keepNext w:val="false"/>
               <w:spacing w:after="40" w:before="0"/>
               <w:jc w:val="left"/>
             </w:pPr>
@@ -876,6 +899,7 @@
           </w:p>
           <w:p>
             <w:pPr>
+              <w:keepNext w:val="false"/>
               <w:spacing w:after="40" w:before="0"/>
               <w:jc w:val="left"/>
             </w:pPr>
@@ -910,6 +934,7 @@
           </w:tcPr>
           <w:p>
             <w:pPr>
+              <w:keepNext w:val="false"/>
               <w:spacing w:after="40" w:before="0"/>
               <w:jc w:val="left"/>
             </w:pPr>
@@ -1037,6 +1062,7 @@
           </w:tcPr>
           <w:p>
             <w:pPr>
+              <w:keepNext w:val="false"/>
               <w:spacing w:after="40" w:before="0"/>
               <w:jc w:val="left"/>
             </w:pPr>
@@ -1164,6 +1190,7 @@
           </w:tcPr>
           <w:p>
             <w:pPr>
+              <w:keepNext w:val="false"/>
               <w:spacing w:after="40" w:before="0"/>
               <w:jc w:val="left"/>
             </w:pPr>
@@ -1331,6 +1358,7 @@
           </w:tcPr>
           <w:p>
             <w:pPr>
+              <w:keepNext w:val="false"/>
               <w:spacing w:after="40" w:before="0"/>
               <w:jc w:val="left"/>
             </w:pPr>
@@ -1458,6 +1486,7 @@
           </w:tcPr>
           <w:p>
             <w:pPr>
+              <w:keepNext w:val="false"/>
               <w:spacing w:after="40" w:before="0"/>
               <w:jc w:val="left"/>
             </w:pPr>
@@ -1605,6 +1634,7 @@
           </w:tcPr>
           <w:p>
             <w:pPr>
+              <w:keepNext w:val="false"/>
               <w:spacing w:after="40" w:before="0"/>
               <w:jc w:val="left"/>
             </w:pPr>
@@ -1637,6 +1667,7 @@
           </w:tcPr>
           <w:p>
             <w:pPr>
+              <w:keepNext w:val="false"/>
               <w:spacing w:after="40" w:before="0"/>
               <w:jc w:val="left"/>
             </w:pPr>
@@ -1671,6 +1702,7 @@
           </w:tcPr>
           <w:p>
             <w:pPr>
+              <w:keepNext w:val="false"/>
               <w:spacing w:after="40" w:before="0"/>
               <w:jc w:val="left"/>
             </w:pPr>
@@ -1703,6 +1735,7 @@
           </w:tcPr>
           <w:p>
             <w:pPr>
+              <w:keepNext w:val="false"/>
               <w:spacing w:after="40" w:before="0"/>
               <w:jc w:val="left"/>
             </w:pPr>
@@ -1722,6 +1755,7 @@
           </w:p>
           <w:p>
             <w:pPr>
+              <w:keepNext w:val="false"/>
               <w:spacing w:after="40" w:before="0"/>
               <w:jc w:val="left"/>
             </w:pPr>
@@ -1741,6 +1775,7 @@
           </w:p>
           <w:p>
             <w:pPr>
+              <w:keepNext w:val="false"/>
               <w:spacing w:after="40" w:before="0"/>
               <w:jc w:val="left"/>
             </w:pPr>
@@ -1760,6 +1795,7 @@
           </w:p>
           <w:p>
             <w:pPr>
+              <w:keepNext w:val="false"/>
               <w:spacing w:after="40" w:before="0"/>
               <w:jc w:val="left"/>
             </w:pPr>
@@ -1779,6 +1815,7 @@
           </w:p>
           <w:p>
             <w:pPr>
+              <w:keepNext w:val="false"/>
               <w:spacing w:after="40" w:before="0"/>
               <w:jc w:val="left"/>
             </w:pPr>
@@ -1813,6 +1850,7 @@
           </w:tcPr>
           <w:p>
             <w:pPr>
+              <w:keepNext w:val="false"/>
               <w:spacing w:after="40" w:before="0"/>
               <w:jc w:val="left"/>
             </w:pPr>
@@ -1845,6 +1883,7 @@
           </w:tcPr>
           <w:p>
             <w:pPr>
+              <w:keepNext w:val="false"/>
               <w:spacing w:after="40" w:before="0"/>
               <w:jc w:val="left"/>
             </w:pPr>
@@ -1864,6 +1903,7 @@
           </w:p>
           <w:p>
             <w:pPr>
+              <w:keepNext w:val="false"/>
               <w:spacing w:after="40" w:before="0"/>
               <w:jc w:val="left"/>
             </w:pPr>
@@ -1898,6 +1938,7 @@
           </w:tcPr>
           <w:p>
             <w:pPr>
+              <w:keepNext w:val="false"/>
               <w:spacing w:after="40" w:before="0"/>
               <w:jc w:val="left"/>
             </w:pPr>
@@ -1930,6 +1971,7 @@
           </w:tcPr>
           <w:p>
             <w:pPr>
+              <w:keepNext w:val="false"/>
               <w:spacing w:after="40" w:before="0"/>
               <w:jc w:val="left"/>
             </w:pPr>
@@ -1949,6 +1991,7 @@
           </w:p>
           <w:p>
             <w:pPr>
+              <w:keepNext w:val="false"/>
               <w:spacing w:after="40" w:before="0"/>
               <w:jc w:val="left"/>
             </w:pPr>
@@ -1968,6 +2011,7 @@
           </w:p>
           <w:p>
             <w:pPr>
+              <w:keepNext w:val="false"/>
               <w:spacing w:after="40" w:before="0"/>
               <w:jc w:val="left"/>
             </w:pPr>
@@ -1987,6 +2031,7 @@
           </w:p>
           <w:p>
             <w:pPr>
+              <w:keepNext w:val="false"/>
               <w:spacing w:after="40" w:before="0"/>
               <w:jc w:val="left"/>
             </w:pPr>
@@ -2006,6 +2051,7 @@
           </w:p>
           <w:p>
             <w:pPr>
+              <w:keepNext w:val="false"/>
               <w:spacing w:after="40" w:before="0"/>
               <w:jc w:val="left"/>
             </w:pPr>
@@ -2025,6 +2071,7 @@
           </w:p>
           <w:p>
             <w:pPr>
+              <w:keepNext w:val="false"/>
               <w:spacing w:after="40" w:before="0"/>
               <w:jc w:val="left"/>
             </w:pPr>
@@ -2044,6 +2091,7 @@
           </w:p>
           <w:p>
             <w:pPr>
+              <w:keepNext w:val="false"/>
               <w:spacing w:after="40" w:before="0"/>
               <w:jc w:val="left"/>
             </w:pPr>
@@ -2063,6 +2111,7 @@
           </w:p>
           <w:p>
             <w:pPr>
+              <w:keepNext w:val="false"/>
               <w:spacing w:after="40" w:before="0"/>
               <w:jc w:val="left"/>
             </w:pPr>
@@ -2082,6 +2131,7 @@
           </w:p>
           <w:p>
             <w:pPr>
+              <w:keepNext w:val="false"/>
               <w:spacing w:after="40" w:before="0"/>
               <w:jc w:val="left"/>
             </w:pPr>
@@ -2101,6 +2151,7 @@
           </w:p>
           <w:p>
             <w:pPr>
+              <w:keepNext w:val="false"/>
               <w:spacing w:after="40" w:before="0"/>
               <w:jc w:val="left"/>
             </w:pPr>
@@ -2120,6 +2171,7 @@
           </w:p>
           <w:p>
             <w:pPr>
+              <w:keepNext w:val="false"/>
               <w:spacing w:after="40" w:before="0"/>
               <w:jc w:val="left"/>
             </w:pPr>
@@ -2154,6 +2206,7 @@
           </w:tcPr>
           <w:p>
             <w:pPr>
+              <w:keepNext w:val="false"/>
               <w:spacing w:after="40" w:before="0"/>
               <w:jc w:val="left"/>
             </w:pPr>
@@ -2385,7 +2438,7 @@
         </w:rPr>
         <w:t xml:space="preserve">© 2026 SeaVuria and ARES. This work is licensed under a </w:t>
       </w:r>
-      <w:hyperlink w:history="1" r:id="rIdj3ulw9gxvyb36wzvztwnw">
+      <w:hyperlink w:history="1" r:id="rIdjsrlxqpp9wwju_kcnu0vk">
         <w:r>
           <w:rPr>
             <w:rFonts w:ascii="Arial" w:cs="Arial" w:eastAsia="Arial" w:hAnsi="Arial"/>
@@ -2405,7 +2458,7 @@
         </w:rPr>
         <w:t xml:space="preserve"> (</w:t>
       </w:r>
-      <w:hyperlink w:history="1" r:id="rId1dybvd3bq6z0wzh-zk0-u">
+      <w:hyperlink w:history="1" r:id="rIdba1wbbzaizlopag-t-jcy">
         <w:r>
           <w:rPr>
             <w:rFonts w:ascii="Arial" w:cs="Arial" w:eastAsia="Arial" w:hAnsi="Arial"/>
@@ -2425,7 +2478,7 @@
         </w:rPr>
         <w:t xml:space="preserve">). To view a copy of this license, visit </w:t>
       </w:r>
-      <w:hyperlink w:history="1" r:id="rIdnp_2ymjhciq21n-08-nhv">
+      <w:hyperlink w:history="1" r:id="rId08lznfikelibdgcdevxea">
         <w:r>
           <w:rPr>
             <w:rFonts w:ascii="Arial" w:cs="Arial" w:eastAsia="Arial" w:hAnsi="Arial"/>
@@ -2484,6 +2537,7 @@
           </w:tcPr>
           <w:p>
             <w:pPr>
+              <w:keepNext w:val="false"/>
               <w:spacing w:after="40" w:before="0"/>
               <w:jc w:val="center"/>
             </w:pPr>
@@ -2519,6 +2573,7 @@
           </w:tcPr>
           <w:p>
             <w:pPr>
+              <w:keepNext w:val="false"/>
               <w:spacing w:after="40" w:before="0"/>
               <w:jc w:val="center"/>
             </w:pPr>
@@ -2553,6 +2608,7 @@
           </w:tcPr>
           <w:p>
             <w:pPr>
+              <w:keepNext w:val="false"/>
               <w:spacing w:after="40" w:before="0"/>
               <w:jc w:val="left"/>
             </w:pPr>
@@ -2585,6 +2641,7 @@
           </w:tcPr>
           <w:p>
             <w:pPr>
+              <w:keepNext w:val="false"/>
               <w:spacing w:after="40" w:before="0"/>
               <w:jc w:val="left"/>
             </w:pPr>
@@ -2619,6 +2676,7 @@
           </w:tcPr>
           <w:p>
             <w:pPr>
+              <w:keepNext w:val="false"/>
               <w:spacing w:after="40" w:before="0"/>
               <w:jc w:val="left"/>
             </w:pPr>
@@ -2651,6 +2709,7 @@
           </w:tcPr>
           <w:p>
             <w:pPr>
+              <w:keepNext w:val="false"/>
               <w:spacing w:after="40" w:before="0"/>
               <w:jc w:val="left"/>
             </w:pPr>
@@ -2685,6 +2744,7 @@
           </w:tcPr>
           <w:p>
             <w:pPr>
+              <w:keepNext w:val="false"/>
               <w:spacing w:after="40" w:before="0"/>
               <w:jc w:val="left"/>
             </w:pPr>
@@ -2717,6 +2777,7 @@
           </w:tcPr>
           <w:p>
             <w:pPr>
+              <w:keepNext w:val="false"/>
               <w:spacing w:after="40" w:before="0"/>
               <w:jc w:val="left"/>
             </w:pPr>
@@ -2751,6 +2812,7 @@
           </w:tcPr>
           <w:p>
             <w:pPr>
+              <w:keepNext w:val="false"/>
               <w:spacing w:after="40" w:before="0"/>
               <w:jc w:val="left"/>
             </w:pPr>
@@ -2783,6 +2845,7 @@
           </w:tcPr>
           <w:p>
             <w:pPr>
+              <w:keepNext w:val="false"/>
               <w:spacing w:after="40" w:before="0"/>
               <w:jc w:val="left"/>
             </w:pPr>
@@ -2817,6 +2880,7 @@
           </w:tcPr>
           <w:p>
             <w:pPr>
+              <w:keepNext w:val="false"/>
               <w:spacing w:after="40" w:before="0"/>
               <w:jc w:val="left"/>
             </w:pPr>
@@ -2849,6 +2913,7 @@
           </w:tcPr>
           <w:p>
             <w:pPr>
+              <w:keepNext w:val="false"/>
               <w:spacing w:after="40" w:before="0"/>
               <w:jc w:val="left"/>
             </w:pPr>
@@ -2883,6 +2948,7 @@
           </w:tcPr>
           <w:p>
             <w:pPr>
+              <w:keepNext w:val="false"/>
               <w:spacing w:after="40" w:before="0"/>
               <w:jc w:val="left"/>
             </w:pPr>
@@ -2915,6 +2981,7 @@
           </w:tcPr>
           <w:p>
             <w:pPr>
+              <w:keepNext w:val="false"/>
               <w:spacing w:after="40" w:before="0"/>
               <w:jc w:val="left"/>
             </w:pPr>
@@ -2949,6 +3016,7 @@
           </w:tcPr>
           <w:p>
             <w:pPr>
+              <w:keepNext w:val="false"/>
               <w:spacing w:after="40" w:before="0"/>
               <w:jc w:val="left"/>
             </w:pPr>
@@ -2981,6 +3049,7 @@
           </w:tcPr>
           <w:p>
             <w:pPr>
+              <w:keepNext w:val="false"/>
               <w:spacing w:after="40" w:before="0"/>
               <w:jc w:val="left"/>
             </w:pPr>
@@ -3015,6 +3084,7 @@
           </w:tcPr>
           <w:p>
             <w:pPr>
+              <w:keepNext w:val="false"/>
               <w:spacing w:after="40" w:before="0"/>
               <w:jc w:val="left"/>
             </w:pPr>
@@ -3047,6 +3117,7 @@
           </w:tcPr>
           <w:p>
             <w:pPr>
+              <w:keepNext w:val="false"/>
               <w:spacing w:after="40" w:before="0"/>
               <w:jc w:val="left"/>
             </w:pPr>
@@ -3106,6 +3177,7 @@
           </w:tcPr>
           <w:p>
             <w:pPr>
+              <w:keepNext w:val="false"/>
               <w:spacing w:after="40" w:before="0"/>
               <w:jc w:val="center"/>
             </w:pPr>
@@ -3140,6 +3212,7 @@
           </w:tcPr>
           <w:p>
             <w:pPr>
+              <w:keepNext w:val="false"/>
               <w:spacing w:after="40" w:before="0"/>
               <w:jc w:val="left"/>
             </w:pPr>
@@ -3204,6 +3277,7 @@
           </w:tcPr>
           <w:p>
             <w:pPr>
+              <w:keepNext w:val="false"/>
               <w:spacing w:after="40" w:before="0"/>
               <w:jc w:val="center"/>
             </w:pPr>
@@ -3238,6 +3312,7 @@
           </w:tcPr>
           <w:p>
             <w:pPr>
+              <w:keepNext w:val="false"/>
               <w:spacing w:after="40" w:before="0"/>
               <w:jc w:val="left"/>
             </w:pPr>
@@ -3270,6 +3345,7 @@
           </w:tcPr>
           <w:p>
             <w:pPr>
+              <w:keepNext w:val="false"/>
               <w:spacing w:after="40" w:before="0"/>
               <w:jc w:val="left"/>
             </w:pPr>
@@ -3302,6 +3378,7 @@
           </w:tcPr>
           <w:p>
             <w:pPr>
+              <w:keepNext w:val="false"/>
               <w:spacing w:after="40" w:before="0"/>
               <w:jc w:val="left"/>
             </w:pPr>
@@ -3334,6 +3411,7 @@
           </w:tcPr>
           <w:p>
             <w:pPr>
+              <w:keepNext w:val="false"/>
               <w:spacing w:after="40" w:before="0"/>
               <w:jc w:val="left"/>
             </w:pPr>
@@ -3366,6 +3444,7 @@
           </w:tcPr>
           <w:p>
             <w:pPr>
+              <w:keepNext w:val="false"/>
               <w:spacing w:after="40" w:before="0"/>
               <w:jc w:val="left"/>
             </w:pPr>
@@ -3400,6 +3479,7 @@
           </w:tcPr>
           <w:p>
             <w:pPr>
+              <w:keepNext w:val="false"/>
               <w:spacing w:after="40" w:before="0"/>
               <w:jc w:val="left"/>
             </w:pPr>
@@ -3437,7 +3517,7 @@
             <w:pPr>
               <w:spacing w:after="20" w:before="0"/>
             </w:pPr>
-            <w:hyperlink w:history="1" r:id="rId4f-korlbjqa-qjdmf-bbr">
+            <w:hyperlink w:history="1" r:id="rId3p_c1ui0d1fw8idjlzdrv">
               <w:r>
                 <w:rPr>
                   <w:rFonts w:ascii="Arial" w:cs="Arial" w:eastAsia="Arial" w:hAnsi="Arial"/>
@@ -3470,7 +3550,7 @@
               <w:spacing w:after="10" w:before="0"/>
               <w:ind w:left="120"/>
             </w:pPr>
-            <w:hyperlink w:history="1" r:id="rId2nsloebohco53wyjmpbql">
+            <w:hyperlink w:history="1" r:id="rIdrydzmzojnboeezoagcvbg">
               <w:r>
                 <w:rPr>
                   <w:rFonts w:ascii="Arial" w:cs="Arial" w:eastAsia="Arial" w:hAnsi="Arial"/>
@@ -3515,7 +3595,7 @@
             <w:pPr>
               <w:spacing w:after="20" w:before="0"/>
             </w:pPr>
-            <w:hyperlink w:history="1" r:id="rIdqdlluchzaeoq1sj7ts06s">
+            <w:hyperlink w:history="1" r:id="rIdfb6f_xrkyoblqxavcqmyn">
               <w:r>
                 <w:rPr>
                   <w:rFonts w:ascii="Arial" w:cs="Arial" w:eastAsia="Arial" w:hAnsi="Arial"/>
@@ -3548,7 +3628,7 @@
               <w:spacing w:after="10" w:before="0"/>
               <w:ind w:left="120"/>
             </w:pPr>
-            <w:hyperlink w:history="1" r:id="rIdhrc4q1fere6yub2qlzypr">
+            <w:hyperlink w:history="1" r:id="rIdrfngervpdoxi80hp1ytcs">
               <w:r>
                 <w:rPr>
                   <w:rFonts w:ascii="Arial" w:cs="Arial" w:eastAsia="Arial" w:hAnsi="Arial"/>
@@ -3576,6 +3656,7 @@
           </w:tcPr>
           <w:p>
             <w:pPr>
+              <w:keepNext w:val="false"/>
               <w:spacing w:after="40" w:before="0"/>
               <w:jc w:val="left"/>
             </w:pPr>
@@ -3608,6 +3689,7 @@
           </w:tcPr>
           <w:p>
             <w:pPr>
+              <w:keepNext w:val="false"/>
               <w:spacing w:after="40" w:before="0"/>
               <w:jc w:val="left"/>
             </w:pPr>
@@ -3627,6 +3709,7 @@
           </w:p>
           <w:p>
             <w:pPr>
+              <w:keepNext w:val="false"/>
               <w:spacing w:after="40" w:before="0"/>
               <w:jc w:val="left"/>
             </w:pPr>
@@ -3646,6 +3729,7 @@
           </w:p>
           <w:p>
             <w:pPr>
+              <w:keepNext w:val="false"/>
               <w:spacing w:after="40" w:before="0"/>
               <w:jc w:val="left"/>
             </w:pPr>
@@ -3665,6 +3749,7 @@
           </w:p>
           <w:p>
             <w:pPr>
+              <w:keepNext w:val="false"/>
               <w:spacing w:after="40" w:before="0"/>
               <w:jc w:val="left"/>
             </w:pPr>
@@ -3684,6 +3769,7 @@
           </w:p>
           <w:p>
             <w:pPr>
+              <w:keepNext w:val="false"/>
               <w:spacing w:after="40" w:before="0"/>
               <w:jc w:val="left"/>
             </w:pPr>
@@ -3703,6 +3789,7 @@
           </w:p>
           <w:p>
             <w:pPr>
+              <w:keepNext w:val="false"/>
               <w:spacing w:after="40" w:before="0"/>
               <w:jc w:val="left"/>
             </w:pPr>
@@ -3722,6 +3809,7 @@
           </w:p>
           <w:p>
             <w:pPr>
+              <w:keepNext w:val="false"/>
               <w:spacing w:after="40" w:before="0"/>
               <w:jc w:val="left"/>
             </w:pPr>
@@ -3741,6 +3829,7 @@
           </w:p>
           <w:p>
             <w:pPr>
+              <w:keepNext w:val="false"/>
               <w:spacing w:after="40" w:before="0"/>
               <w:jc w:val="left"/>
             </w:pPr>
@@ -3760,6 +3849,7 @@
           </w:p>
           <w:p>
             <w:pPr>
+              <w:keepNext w:val="false"/>
               <w:spacing w:after="40" w:before="0"/>
               <w:jc w:val="left"/>
             </w:pPr>
@@ -3792,6 +3882,7 @@
           </w:tcPr>
           <w:p>
             <w:pPr>
+              <w:keepNext w:val="false"/>
               <w:spacing w:after="40" w:before="0"/>
               <w:jc w:val="left"/>
             </w:pPr>
@@ -3824,6 +3915,7 @@
           </w:tcPr>
           <w:p>
             <w:pPr>
+              <w:keepNext w:val="false"/>
               <w:spacing w:after="40" w:before="0"/>
               <w:jc w:val="left"/>
             </w:pPr>
@@ -3858,6 +3950,7 @@
           </w:tcPr>
           <w:p>
             <w:pPr>
+              <w:keepNext w:val="false"/>
               <w:spacing w:after="40" w:before="0"/>
               <w:jc w:val="left"/>
             </w:pPr>
@@ -3895,7 +3988,7 @@
             <w:pPr>
               <w:spacing w:after="20" w:before="0"/>
             </w:pPr>
-            <w:hyperlink w:history="1" r:id="rId5wztuxyb8xwfvwd0jzrw0">
+            <w:hyperlink w:history="1" r:id="rIdlcqcqjqjuo55xdoddwigz">
               <w:r>
                 <w:rPr>
                   <w:rFonts w:ascii="Arial" w:cs="Arial" w:eastAsia="Arial" w:hAnsi="Arial"/>
@@ -3928,7 +4021,7 @@
               <w:spacing w:after="10" w:before="0"/>
               <w:ind w:left="120"/>
             </w:pPr>
-            <w:hyperlink w:history="1" r:id="rIdug91hru7ld5x-xdd--eyw">
+            <w:hyperlink w:history="1" r:id="rId4avjak2ljx9y38sx8emqu">
               <w:r>
                 <w:rPr>
                   <w:rFonts w:ascii="Arial" w:cs="Arial" w:eastAsia="Arial" w:hAnsi="Arial"/>
@@ -3973,7 +4066,7 @@
             <w:pPr>
               <w:spacing w:after="20" w:before="0"/>
             </w:pPr>
-            <w:hyperlink w:history="1" r:id="rIdcj7snbsxqf9lkxqvbncee">
+            <w:hyperlink w:history="1" r:id="rIdxeyh7ve0hfyrj9sdtstkt">
               <w:r>
                 <w:rPr>
                   <w:rFonts w:ascii="Arial" w:cs="Arial" w:eastAsia="Arial" w:hAnsi="Arial"/>
@@ -4006,7 +4099,7 @@
               <w:spacing w:after="10" w:before="0"/>
               <w:ind w:left="120"/>
             </w:pPr>
-            <w:hyperlink w:history="1" r:id="rIdh0ntsszjqbeozo8sdovfe">
+            <w:hyperlink w:history="1" r:id="rIdvdgk9_91zlnxj4dwiw5pu">
               <w:r>
                 <w:rPr>
                   <w:rFonts w:ascii="Arial" w:cs="Arial" w:eastAsia="Arial" w:hAnsi="Arial"/>
@@ -4034,6 +4127,7 @@
           </w:tcPr>
           <w:p>
             <w:pPr>
+              <w:keepNext w:val="false"/>
               <w:spacing w:after="40" w:before="0"/>
               <w:jc w:val="left"/>
             </w:pPr>
@@ -4066,6 +4160,7 @@
           </w:tcPr>
           <w:p>
             <w:pPr>
+              <w:keepNext w:val="false"/>
               <w:spacing w:after="40" w:before="0"/>
               <w:jc w:val="left"/>
             </w:pPr>
@@ -4085,6 +4180,7 @@
           </w:p>
           <w:p>
             <w:pPr>
+              <w:keepNext w:val="false"/>
               <w:spacing w:after="40" w:before="0"/>
               <w:jc w:val="left"/>
             </w:pPr>
@@ -4104,6 +4200,7 @@
           </w:p>
           <w:p>
             <w:pPr>
+              <w:keepNext w:val="false"/>
               <w:spacing w:after="40" w:before="0"/>
               <w:jc w:val="left"/>
             </w:pPr>
@@ -4123,6 +4220,7 @@
           </w:p>
           <w:p>
             <w:pPr>
+              <w:keepNext w:val="false"/>
               <w:spacing w:after="40" w:before="0"/>
               <w:jc w:val="left"/>
             </w:pPr>
@@ -4142,6 +4240,7 @@
           </w:p>
           <w:p>
             <w:pPr>
+              <w:keepNext w:val="false"/>
               <w:spacing w:after="40" w:before="0"/>
               <w:jc w:val="left"/>
             </w:pPr>
@@ -4161,6 +4260,7 @@
           </w:p>
           <w:p>
             <w:pPr>
+              <w:keepNext w:val="false"/>
               <w:spacing w:after="40" w:before="0"/>
               <w:jc w:val="left"/>
             </w:pPr>
@@ -4180,6 +4280,7 @@
           </w:p>
           <w:p>
             <w:pPr>
+              <w:keepNext w:val="false"/>
               <w:spacing w:after="40" w:before="0"/>
               <w:jc w:val="left"/>
             </w:pPr>
@@ -4212,6 +4313,7 @@
           </w:tcPr>
           <w:p>
             <w:pPr>
+              <w:keepNext w:val="false"/>
               <w:spacing w:after="40" w:before="0"/>
               <w:jc w:val="left"/>
             </w:pPr>
@@ -4244,6 +4346,7 @@
           </w:tcPr>
           <w:p>
             <w:pPr>
+              <w:keepNext w:val="false"/>
               <w:spacing w:after="40" w:before="0"/>
               <w:jc w:val="left"/>
             </w:pPr>
@@ -4278,6 +4381,7 @@
           </w:tcPr>
           <w:p>
             <w:pPr>
+              <w:keepNext w:val="false"/>
               <w:spacing w:after="40" w:before="0"/>
               <w:jc w:val="left"/>
             </w:pPr>
@@ -4315,7 +4419,7 @@
             <w:pPr>
               <w:spacing w:after="20" w:before="0"/>
             </w:pPr>
-            <w:hyperlink w:history="1" r:id="rIdrpowr5c-tkhodn03vvfhr">
+            <w:hyperlink w:history="1" r:id="rIdhps1giubl58wziuusmijd">
               <w:r>
                 <w:rPr>
                   <w:rFonts w:ascii="Arial" w:cs="Arial" w:eastAsia="Arial" w:hAnsi="Arial"/>
@@ -4348,7 +4452,7 @@
               <w:spacing w:after="10" w:before="0"/>
               <w:ind w:left="120"/>
             </w:pPr>
-            <w:hyperlink w:history="1" r:id="rIdf3xayuzc56wzilnoeucyz">
+            <w:hyperlink w:history="1" r:id="rIdqs_lxmnpjigr3ebzwalcv">
               <w:r>
                 <w:rPr>
                   <w:rFonts w:ascii="Arial" w:cs="Arial" w:eastAsia="Arial" w:hAnsi="Arial"/>
@@ -4393,7 +4497,7 @@
             <w:pPr>
               <w:spacing w:after="20" w:before="0"/>
             </w:pPr>
-            <w:hyperlink w:history="1" r:id="rIdhysiybduisp4yvvwqoc11">
+            <w:hyperlink w:history="1" r:id="rId7arp4mtq7_1obff6krfnz">
               <w:r>
                 <w:rPr>
                   <w:rFonts w:ascii="Arial" w:cs="Arial" w:eastAsia="Arial" w:hAnsi="Arial"/>
@@ -4442,7 +4546,7 @@
               <w:spacing w:after="10" w:before="0"/>
               <w:ind w:left="120"/>
             </w:pPr>
-            <w:hyperlink w:history="1" r:id="rIdhmadjbejbrraigytvybpa">
+            <w:hyperlink w:history="1" r:id="rIdda2xh9x4g7f1vydyewl4z">
               <w:r>
                 <w:rPr>
                   <w:rFonts w:ascii="Arial" w:cs="Arial" w:eastAsia="Arial" w:hAnsi="Arial"/>
@@ -4470,6 +4574,7 @@
           </w:tcPr>
           <w:p>
             <w:pPr>
+              <w:keepNext w:val="false"/>
               <w:spacing w:after="40" w:before="0"/>
               <w:jc w:val="left"/>
             </w:pPr>
@@ -4502,6 +4607,7 @@
           </w:tcPr>
           <w:p>
             <w:pPr>
+              <w:keepNext w:val="false"/>
               <w:spacing w:after="40" w:before="0"/>
               <w:jc w:val="left"/>
             </w:pPr>
@@ -4521,6 +4627,7 @@
           </w:p>
           <w:p>
             <w:pPr>
+              <w:keepNext w:val="false"/>
               <w:spacing w:after="40" w:before="0"/>
               <w:jc w:val="left"/>
             </w:pPr>
@@ -4540,6 +4647,7 @@
           </w:p>
           <w:p>
             <w:pPr>
+              <w:keepNext w:val="false"/>
               <w:spacing w:after="40" w:before="0"/>
               <w:jc w:val="left"/>
             </w:pPr>
@@ -4559,6 +4667,7 @@
           </w:p>
           <w:p>
             <w:pPr>
+              <w:keepNext w:val="false"/>
               <w:spacing w:after="40" w:before="0"/>
               <w:jc w:val="left"/>
             </w:pPr>
@@ -4578,6 +4687,7 @@
           </w:p>
           <w:p>
             <w:pPr>
+              <w:keepNext w:val="false"/>
               <w:spacing w:after="40" w:before="0"/>
               <w:jc w:val="left"/>
             </w:pPr>
@@ -4597,6 +4707,7 @@
           </w:p>
           <w:p>
             <w:pPr>
+              <w:keepNext w:val="false"/>
               <w:spacing w:after="40" w:before="0"/>
               <w:jc w:val="left"/>
             </w:pPr>
@@ -4616,6 +4727,7 @@
           </w:p>
           <w:p>
             <w:pPr>
+              <w:keepNext w:val="false"/>
               <w:spacing w:after="40" w:before="0"/>
               <w:jc w:val="left"/>
             </w:pPr>
@@ -4648,6 +4760,7 @@
           </w:tcPr>
           <w:p>
             <w:pPr>
+              <w:keepNext w:val="false"/>
               <w:spacing w:after="40" w:before="0"/>
               <w:jc w:val="left"/>
             </w:pPr>
@@ -4680,6 +4793,7 @@
           </w:tcPr>
           <w:p>
             <w:pPr>
+              <w:keepNext w:val="false"/>
               <w:spacing w:after="40" w:before="0"/>
               <w:jc w:val="left"/>
             </w:pPr>
@@ -4714,6 +4828,7 @@
           </w:tcPr>
           <w:p>
             <w:pPr>
+              <w:keepNext w:val="false"/>
               <w:spacing w:after="40" w:before="0"/>
               <w:jc w:val="left"/>
             </w:pPr>
@@ -4751,7 +4866,7 @@
             <w:pPr>
               <w:spacing w:after="20" w:before="0"/>
             </w:pPr>
-            <w:hyperlink w:history="1" r:id="rIdidcmm4hsz_mdaamndjteo">
+            <w:hyperlink w:history="1" r:id="rIdbq1hwuwbthblqtul-paaw">
               <w:r>
                 <w:rPr>
                   <w:rFonts w:ascii="Arial" w:cs="Arial" w:eastAsia="Arial" w:hAnsi="Arial"/>
@@ -4784,7 +4899,7 @@
               <w:spacing w:after="10" w:before="0"/>
               <w:ind w:left="120"/>
             </w:pPr>
-            <w:hyperlink w:history="1" r:id="rId8io4q7kqchwnmhnhl69pj">
+            <w:hyperlink w:history="1" r:id="rIdlsqd3jj7x96j31pyreio4">
               <w:r>
                 <w:rPr>
                   <w:rFonts w:ascii="Arial" w:cs="Arial" w:eastAsia="Arial" w:hAnsi="Arial"/>
@@ -4829,7 +4944,7 @@
             <w:pPr>
               <w:spacing w:after="20" w:before="0"/>
             </w:pPr>
-            <w:hyperlink w:history="1" r:id="rIdekeigemrwh_xatouzvneq">
+            <w:hyperlink w:history="1" r:id="rIdkpitfafxuspjglfcgyfpy">
               <w:r>
                 <w:rPr>
                   <w:rFonts w:ascii="Arial" w:cs="Arial" w:eastAsia="Arial" w:hAnsi="Arial"/>
@@ -4878,7 +4993,7 @@
               <w:spacing w:after="10" w:before="0"/>
               <w:ind w:left="120"/>
             </w:pPr>
-            <w:hyperlink w:history="1" r:id="rId-vruffj2hvlq-l3q_6shc">
+            <w:hyperlink w:history="1" r:id="rIdoklhqgfx1x-fexrioq2w9">
               <w:r>
                 <w:rPr>
                   <w:rFonts w:ascii="Arial" w:cs="Arial" w:eastAsia="Arial" w:hAnsi="Arial"/>
@@ -4906,6 +5021,7 @@
           </w:tcPr>
           <w:p>
             <w:pPr>
+              <w:keepNext w:val="false"/>
               <w:spacing w:after="40" w:before="0"/>
               <w:jc w:val="left"/>
             </w:pPr>
@@ -4938,6 +5054,7 @@
           </w:tcPr>
           <w:p>
             <w:pPr>
+              <w:keepNext w:val="false"/>
               <w:spacing w:after="40" w:before="0"/>
               <w:jc w:val="left"/>
             </w:pPr>
@@ -4957,6 +5074,7 @@
           </w:p>
           <w:p>
             <w:pPr>
+              <w:keepNext w:val="false"/>
               <w:spacing w:after="40" w:before="0"/>
               <w:jc w:val="left"/>
             </w:pPr>
@@ -4976,6 +5094,7 @@
           </w:p>
           <w:p>
             <w:pPr>
+              <w:keepNext w:val="false"/>
               <w:spacing w:after="40" w:before="0"/>
               <w:jc w:val="left"/>
             </w:pPr>
@@ -4995,6 +5114,7 @@
           </w:p>
           <w:p>
             <w:pPr>
+              <w:keepNext w:val="false"/>
               <w:spacing w:after="40" w:before="0"/>
               <w:jc w:val="left"/>
             </w:pPr>
@@ -5014,6 +5134,7 @@
           </w:p>
           <w:p>
             <w:pPr>
+              <w:keepNext w:val="false"/>
               <w:spacing w:after="40" w:before="0"/>
               <w:jc w:val="left"/>
             </w:pPr>
@@ -5033,6 +5154,7 @@
           </w:p>
           <w:p>
             <w:pPr>
+              <w:keepNext w:val="false"/>
               <w:spacing w:after="40" w:before="0"/>
               <w:jc w:val="left"/>
             </w:pPr>
@@ -5052,6 +5174,7 @@
           </w:p>
           <w:p>
             <w:pPr>
+              <w:keepNext w:val="false"/>
               <w:spacing w:after="40" w:before="0"/>
               <w:jc w:val="left"/>
             </w:pPr>
@@ -5084,6 +5207,7 @@
           </w:tcPr>
           <w:p>
             <w:pPr>
+              <w:keepNext w:val="false"/>
               <w:spacing w:after="40" w:before="0"/>
               <w:jc w:val="left"/>
             </w:pPr>
@@ -5116,6 +5240,7 @@
           </w:tcPr>
           <w:p>
             <w:pPr>
+              <w:keepNext w:val="false"/>
               <w:spacing w:after="40" w:before="0"/>
               <w:jc w:val="left"/>
             </w:pPr>
@@ -5150,6 +5275,7 @@
           </w:tcPr>
           <w:p>
             <w:pPr>
+              <w:keepNext w:val="false"/>
               <w:spacing w:after="40" w:before="0"/>
               <w:jc w:val="left"/>
             </w:pPr>
@@ -5187,7 +5313,7 @@
             <w:pPr>
               <w:spacing w:after="20" w:before="0"/>
             </w:pPr>
-            <w:hyperlink w:history="1" r:id="rIdajym4pkuj6-mrllsvxyf8">
+            <w:hyperlink w:history="1" r:id="rIds5gcgreeycbotuizgvntf">
               <w:r>
                 <w:rPr>
                   <w:rFonts w:ascii="Arial" w:cs="Arial" w:eastAsia="Arial" w:hAnsi="Arial"/>
@@ -5220,7 +5346,7 @@
               <w:spacing w:after="10" w:before="0"/>
               <w:ind w:left="120"/>
             </w:pPr>
-            <w:hyperlink w:history="1" r:id="rIdcl-mm3bhtou_8dhhfmmyt">
+            <w:hyperlink w:history="1" r:id="rIdhg24me82j0zvm6ht9iqod">
               <w:r>
                 <w:rPr>
                   <w:rFonts w:ascii="Arial" w:cs="Arial" w:eastAsia="Arial" w:hAnsi="Arial"/>
@@ -5265,7 +5391,7 @@
             <w:pPr>
               <w:spacing w:after="20" w:before="0"/>
             </w:pPr>
-            <w:hyperlink w:history="1" r:id="rIdtkijvznukcq7lf5bzozz6">
+            <w:hyperlink w:history="1" r:id="rIdgb5e6gfb83j24kyhueiud">
               <w:r>
                 <w:rPr>
                   <w:rFonts w:ascii="Arial" w:cs="Arial" w:eastAsia="Arial" w:hAnsi="Arial"/>
@@ -5314,7 +5440,7 @@
               <w:spacing w:after="10" w:before="0"/>
               <w:ind w:left="120"/>
             </w:pPr>
-            <w:hyperlink w:history="1" r:id="rId3g1m7wnxi0aqtrqkplp0o">
+            <w:hyperlink w:history="1" r:id="rId9drdq1h41c8eh8um3k8f6">
               <w:r>
                 <w:rPr>
                   <w:rFonts w:ascii="Arial" w:cs="Arial" w:eastAsia="Arial" w:hAnsi="Arial"/>
@@ -5342,6 +5468,7 @@
           </w:tcPr>
           <w:p>
             <w:pPr>
+              <w:keepNext w:val="false"/>
               <w:spacing w:after="40" w:before="0"/>
               <w:jc w:val="left"/>
             </w:pPr>
@@ -5374,6 +5501,7 @@
           </w:tcPr>
           <w:p>
             <w:pPr>
+              <w:keepNext w:val="false"/>
               <w:spacing w:after="40" w:before="0"/>
               <w:jc w:val="left"/>
             </w:pPr>
@@ -5393,6 +5521,7 @@
           </w:p>
           <w:p>
             <w:pPr>
+              <w:keepNext w:val="false"/>
               <w:spacing w:after="40" w:before="0"/>
               <w:jc w:val="left"/>
             </w:pPr>
@@ -5412,6 +5541,7 @@
           </w:p>
           <w:p>
             <w:pPr>
+              <w:keepNext w:val="false"/>
               <w:spacing w:after="40" w:before="0"/>
               <w:jc w:val="left"/>
             </w:pPr>
@@ -5431,6 +5561,7 @@
           </w:p>
           <w:p>
             <w:pPr>
+              <w:keepNext w:val="false"/>
               <w:spacing w:after="40" w:before="0"/>
               <w:jc w:val="left"/>
             </w:pPr>
@@ -5450,6 +5581,7 @@
           </w:p>
           <w:p>
             <w:pPr>
+              <w:keepNext w:val="false"/>
               <w:spacing w:after="40" w:before="0"/>
               <w:jc w:val="left"/>
             </w:pPr>
@@ -5482,6 +5614,7 @@
           </w:tcPr>
           <w:p>
             <w:pPr>
+              <w:keepNext w:val="false"/>
               <w:spacing w:after="40" w:before="0"/>
               <w:jc w:val="left"/>
             </w:pPr>
@@ -5514,6 +5647,7 @@
           </w:tcPr>
           <w:p>
             <w:pPr>
+              <w:keepNext w:val="false"/>
               <w:spacing w:after="40" w:before="0"/>
               <w:jc w:val="left"/>
             </w:pPr>
@@ -5573,6 +5707,7 @@
           </w:tcPr>
           <w:p>
             <w:pPr>
+              <w:keepNext w:val="false"/>
               <w:spacing w:after="40" w:before="0"/>
               <w:jc w:val="center"/>
             </w:pPr>
@@ -5607,6 +5742,7 @@
           </w:tcPr>
           <w:p>
             <w:pPr>
+              <w:keepNext w:val="false"/>
               <w:spacing w:after="40" w:before="0"/>
               <w:jc w:val="left"/>
             </w:pPr>
@@ -5668,6 +5804,7 @@
           </w:tcPr>
           <w:p>
             <w:pPr>
+              <w:keepNext w:val="false"/>
               <w:spacing w:after="40" w:before="0"/>
               <w:jc w:val="center"/>
             </w:pPr>
@@ -5702,6 +5839,7 @@
           </w:tcPr>
           <w:p>
             <w:pPr>
+              <w:keepNext w:val="false"/>
               <w:spacing w:after="40" w:before="0"/>
               <w:jc w:val="left"/>
             </w:pPr>
@@ -5734,6 +5872,7 @@
           </w:tcPr>
           <w:p>
             <w:pPr>
+              <w:keepNext w:val="false"/>
               <w:spacing w:after="40" w:before="0"/>
               <w:jc w:val="left"/>
             </w:pPr>
@@ -5768,6 +5907,7 @@
           </w:tcPr>
           <w:p>
             <w:pPr>
+              <w:keepNext w:val="false"/>
               <w:spacing w:after="40" w:before="0"/>
               <w:jc w:val="left"/>
             </w:pPr>
@@ -5800,6 +5940,7 @@
           </w:tcPr>
           <w:p>
             <w:pPr>
+              <w:keepNext w:val="false"/>
               <w:spacing w:after="40" w:before="0"/>
               <w:jc w:val="left"/>
             </w:pPr>
@@ -5834,6 +5975,7 @@
           </w:tcPr>
           <w:p>
             <w:pPr>
+              <w:keepNext w:val="false"/>
               <w:spacing w:after="40" w:before="0"/>
               <w:jc w:val="left"/>
             </w:pPr>
@@ -5866,6 +6008,7 @@
           </w:tcPr>
           <w:p>
             <w:pPr>
+              <w:keepNext w:val="false"/>
               <w:spacing w:after="40" w:before="0"/>
               <w:jc w:val="left"/>
             </w:pPr>
@@ -5902,7 +6045,7 @@
         </w:rPr>
         <w:t xml:space="preserve">© 2026 SeaVuria and ARES. Aligned with KICD objectives. Developed by SeaVuria; technical implementation by ARES (with AI assistance from Claude). Licensed under </w:t>
       </w:r>
-      <w:hyperlink w:history="1" r:id="rId0ih9yj-2nppqeam_rxlht">
+      <w:hyperlink w:history="1" r:id="rIdmil9mhladeflqogo48orc">
         <w:r>
           <w:rPr>
             <w:rFonts w:ascii="Arial" w:cs="Arial" w:eastAsia="Arial" w:hAnsi="Arial"/>
@@ -5923,7 +6066,7 @@
         </w:rPr>
         <w:t xml:space="preserve"> (</w:t>
       </w:r>
-      <w:hyperlink w:history="1" r:id="rIdsdyox7xpyeer1g6me7v0n">
+      <w:hyperlink w:history="1" r:id="rIdu8z-ayn35_vjvp_pvhamj">
         <w:r>
           <w:rPr>
             <w:rFonts w:ascii="Arial" w:cs="Arial" w:eastAsia="Arial" w:hAnsi="Arial"/>
@@ -5983,6 +6126,7 @@
           </w:tcPr>
           <w:p>
             <w:pPr>
+              <w:keepNext w:val="false"/>
               <w:spacing w:after="40" w:before="0"/>
               <w:jc w:val="center"/>
             </w:pPr>
@@ -6018,6 +6162,7 @@
           </w:tcPr>
           <w:p>
             <w:pPr>
+              <w:keepNext w:val="false"/>
               <w:spacing w:after="40" w:before="0"/>
               <w:jc w:val="center"/>
             </w:pPr>
@@ -6052,6 +6197,7 @@
           </w:tcPr>
           <w:p>
             <w:pPr>
+              <w:keepNext w:val="false"/>
               <w:spacing w:after="40" w:before="0"/>
               <w:jc w:val="left"/>
             </w:pPr>
@@ -6084,6 +6230,7 @@
           </w:tcPr>
           <w:p>
             <w:pPr>
+              <w:keepNext w:val="false"/>
               <w:spacing w:after="40" w:before="0"/>
               <w:jc w:val="left"/>
             </w:pPr>
@@ -6118,6 +6265,7 @@
           </w:tcPr>
           <w:p>
             <w:pPr>
+              <w:keepNext w:val="false"/>
               <w:spacing w:after="40" w:before="0"/>
               <w:jc w:val="left"/>
             </w:pPr>
@@ -6150,6 +6298,7 @@
           </w:tcPr>
           <w:p>
             <w:pPr>
+              <w:keepNext w:val="false"/>
               <w:spacing w:after="40" w:before="0"/>
               <w:jc w:val="left"/>
             </w:pPr>
@@ -6184,6 +6333,7 @@
           </w:tcPr>
           <w:p>
             <w:pPr>
+              <w:keepNext w:val="false"/>
               <w:spacing w:after="40" w:before="0"/>
               <w:jc w:val="left"/>
             </w:pPr>
@@ -6216,6 +6366,7 @@
           </w:tcPr>
           <w:p>
             <w:pPr>
+              <w:keepNext w:val="false"/>
               <w:spacing w:after="40" w:before="0"/>
               <w:jc w:val="left"/>
             </w:pPr>
@@ -6250,6 +6401,7 @@
           </w:tcPr>
           <w:p>
             <w:pPr>
+              <w:keepNext w:val="false"/>
               <w:spacing w:after="40" w:before="0"/>
               <w:jc w:val="left"/>
             </w:pPr>
@@ -6282,6 +6434,7 @@
           </w:tcPr>
           <w:p>
             <w:pPr>
+              <w:keepNext w:val="false"/>
               <w:spacing w:after="40" w:before="0"/>
               <w:jc w:val="left"/>
             </w:pPr>
@@ -6316,6 +6469,7 @@
           </w:tcPr>
           <w:p>
             <w:pPr>
+              <w:keepNext w:val="false"/>
               <w:spacing w:after="40" w:before="0"/>
               <w:jc w:val="left"/>
             </w:pPr>
@@ -6348,6 +6502,7 @@
           </w:tcPr>
           <w:p>
             <w:pPr>
+              <w:keepNext w:val="false"/>
               <w:spacing w:after="40" w:before="0"/>
               <w:jc w:val="left"/>
             </w:pPr>
@@ -6382,6 +6537,7 @@
           </w:tcPr>
           <w:p>
             <w:pPr>
+              <w:keepNext w:val="false"/>
               <w:spacing w:after="40" w:before="0"/>
               <w:jc w:val="left"/>
             </w:pPr>
@@ -6414,6 +6570,7 @@
           </w:tcPr>
           <w:p>
             <w:pPr>
+              <w:keepNext w:val="false"/>
               <w:spacing w:after="40" w:before="0"/>
               <w:jc w:val="left"/>
             </w:pPr>
@@ -6448,6 +6605,7 @@
           </w:tcPr>
           <w:p>
             <w:pPr>
+              <w:keepNext w:val="false"/>
               <w:spacing w:after="40" w:before="0"/>
               <w:jc w:val="left"/>
             </w:pPr>
@@ -6480,6 +6638,7 @@
           </w:tcPr>
           <w:p>
             <w:pPr>
+              <w:keepNext w:val="false"/>
               <w:spacing w:after="40" w:before="0"/>
               <w:jc w:val="left"/>
             </w:pPr>
@@ -6514,6 +6673,7 @@
           </w:tcPr>
           <w:p>
             <w:pPr>
+              <w:keepNext w:val="false"/>
               <w:spacing w:after="40" w:before="0"/>
               <w:jc w:val="left"/>
             </w:pPr>
@@ -6546,6 +6706,7 @@
           </w:tcPr>
           <w:p>
             <w:pPr>
+              <w:keepNext w:val="false"/>
               <w:spacing w:after="40" w:before="0"/>
               <w:jc w:val="left"/>
             </w:pPr>
@@ -6605,6 +6766,7 @@
           </w:tcPr>
           <w:p>
             <w:pPr>
+              <w:keepNext w:val="false"/>
               <w:spacing w:after="40" w:before="0"/>
               <w:jc w:val="center"/>
             </w:pPr>
@@ -6639,6 +6801,7 @@
           </w:tcPr>
           <w:p>
             <w:pPr>
+              <w:keepNext w:val="false"/>
               <w:spacing w:after="40" w:before="0"/>
               <w:jc w:val="left"/>
             </w:pPr>
@@ -6703,6 +6866,7 @@
           </w:tcPr>
           <w:p>
             <w:pPr>
+              <w:keepNext w:val="false"/>
               <w:spacing w:after="40" w:before="0"/>
               <w:jc w:val="center"/>
             </w:pPr>
@@ -6737,6 +6901,7 @@
           </w:tcPr>
           <w:p>
             <w:pPr>
+              <w:keepNext w:val="false"/>
               <w:spacing w:after="40" w:before="0"/>
               <w:jc w:val="left"/>
             </w:pPr>
@@ -6769,6 +6934,7 @@
           </w:tcPr>
           <w:p>
             <w:pPr>
+              <w:keepNext w:val="false"/>
               <w:spacing w:after="40" w:before="0"/>
               <w:jc w:val="left"/>
             </w:pPr>
@@ -6801,6 +6967,7 @@
           </w:tcPr>
           <w:p>
             <w:pPr>
+              <w:keepNext w:val="false"/>
               <w:spacing w:after="40" w:before="0"/>
               <w:jc w:val="left"/>
             </w:pPr>
@@ -6833,6 +7000,7 @@
           </w:tcPr>
           <w:p>
             <w:pPr>
+              <w:keepNext w:val="false"/>
               <w:spacing w:after="40" w:before="0"/>
               <w:jc w:val="left"/>
             </w:pPr>
@@ -6865,6 +7033,7 @@
           </w:tcPr>
           <w:p>
             <w:pPr>
+              <w:keepNext w:val="false"/>
               <w:spacing w:after="40" w:before="0"/>
               <w:jc w:val="left"/>
             </w:pPr>
@@ -6899,6 +7068,7 @@
           </w:tcPr>
           <w:p>
             <w:pPr>
+              <w:keepNext w:val="false"/>
               <w:spacing w:after="40" w:before="0"/>
               <w:jc w:val="left"/>
             </w:pPr>
@@ -6936,7 +7106,7 @@
             <w:pPr>
               <w:spacing w:after="20" w:before="0"/>
             </w:pPr>
-            <w:hyperlink w:history="1" r:id="rIdhiicqhw8pdnvd3sljqfyn">
+            <w:hyperlink w:history="1" r:id="rIdrr9egtqlxdxlug0jgingh">
               <w:r>
                 <w:rPr>
                   <w:rFonts w:ascii="Arial" w:cs="Arial" w:eastAsia="Arial" w:hAnsi="Arial"/>
@@ -6985,7 +7155,7 @@
               <w:spacing w:after="10" w:before="0"/>
               <w:ind w:left="120"/>
             </w:pPr>
-            <w:hyperlink w:history="1" r:id="rIdvchdngo0yj2b4jpa6g8tn">
+            <w:hyperlink w:history="1" r:id="rIdhancccvip-rw5t6r_wqh-">
               <w:r>
                 <w:rPr>
                   <w:rFonts w:ascii="Arial" w:cs="Arial" w:eastAsia="Arial" w:hAnsi="Arial"/>
@@ -7030,7 +7200,7 @@
             <w:pPr>
               <w:spacing w:after="20" w:before="0"/>
             </w:pPr>
-            <w:hyperlink w:history="1" r:id="rIdtq7w8bo4rmiu7pcmijkyh">
+            <w:hyperlink w:history="1" r:id="rIdmh9negw51cghe6d9u5i5x">
               <w:r>
                 <w:rPr>
                   <w:rFonts w:ascii="Arial" w:cs="Arial" w:eastAsia="Arial" w:hAnsi="Arial"/>
@@ -7063,7 +7233,7 @@
               <w:spacing w:after="10" w:before="0"/>
               <w:ind w:left="120"/>
             </w:pPr>
-            <w:hyperlink w:history="1" r:id="rId17da7elcokzkp1af2ad1a">
+            <w:hyperlink w:history="1" r:id="rIdqu7ypyeyvmziipkwxbics">
               <w:r>
                 <w:rPr>
                   <w:rFonts w:ascii="Arial" w:cs="Arial" w:eastAsia="Arial" w:hAnsi="Arial"/>
@@ -7091,6 +7261,7 @@
           </w:tcPr>
           <w:p>
             <w:pPr>
+              <w:keepNext w:val="false"/>
               <w:spacing w:after="40" w:before="0"/>
               <w:jc w:val="left"/>
             </w:pPr>
@@ -7123,6 +7294,7 @@
           </w:tcPr>
           <w:p>
             <w:pPr>
+              <w:keepNext w:val="false"/>
               <w:spacing w:after="40" w:before="0"/>
               <w:jc w:val="left"/>
             </w:pPr>
@@ -7155,6 +7327,7 @@
           </w:tcPr>
           <w:p>
             <w:pPr>
+              <w:keepNext w:val="false"/>
               <w:spacing w:after="40" w:before="0"/>
               <w:jc w:val="left"/>
             </w:pPr>
@@ -7187,6 +7360,7 @@
           </w:tcPr>
           <w:p>
             <w:pPr>
+              <w:keepNext w:val="false"/>
               <w:spacing w:after="40" w:before="0"/>
               <w:jc w:val="left"/>
             </w:pPr>
@@ -7221,6 +7395,7 @@
           </w:tcPr>
           <w:p>
             <w:pPr>
+              <w:keepNext w:val="false"/>
               <w:spacing w:after="40" w:before="0"/>
               <w:jc w:val="left"/>
             </w:pPr>
@@ -7258,7 +7433,7 @@
             <w:pPr>
               <w:spacing w:after="20" w:before="0"/>
             </w:pPr>
-            <w:hyperlink w:history="1" r:id="rId8sa2edjljwlu35wk0csw1">
+            <w:hyperlink w:history="1" r:id="rIdw08qc9837utwkkbbjxgli">
               <w:r>
                 <w:rPr>
                   <w:rFonts w:ascii="Arial" w:cs="Arial" w:eastAsia="Arial" w:hAnsi="Arial"/>
@@ -7307,7 +7482,7 @@
               <w:spacing w:after="10" w:before="0"/>
               <w:ind w:left="120"/>
             </w:pPr>
-            <w:hyperlink w:history="1" r:id="rIdxjpneujmhmnmnh0g3htmf">
+            <w:hyperlink w:history="1" r:id="rId6inmb7ncvjmmoollole49">
               <w:r>
                 <w:rPr>
                   <w:rFonts w:ascii="Arial" w:cs="Arial" w:eastAsia="Arial" w:hAnsi="Arial"/>
@@ -7352,7 +7527,7 @@
             <w:pPr>
               <w:spacing w:after="20" w:before="0"/>
             </w:pPr>
-            <w:hyperlink w:history="1" r:id="rIdvodzlyxm0z8pskba8mlku">
+            <w:hyperlink w:history="1" r:id="rIdd1obez9_snxtp3damgywu">
               <w:r>
                 <w:rPr>
                   <w:rFonts w:ascii="Arial" w:cs="Arial" w:eastAsia="Arial" w:hAnsi="Arial"/>
@@ -7385,7 +7560,7 @@
               <w:spacing w:after="10" w:before="0"/>
               <w:ind w:left="120"/>
             </w:pPr>
-            <w:hyperlink w:history="1" r:id="rIdbllcf3-lljs3r1wcwpg3t">
+            <w:hyperlink w:history="1" r:id="rIdttnsbb07ya-fmcndmmsdq">
               <w:r>
                 <w:rPr>
                   <w:rFonts w:ascii="Arial" w:cs="Arial" w:eastAsia="Arial" w:hAnsi="Arial"/>
@@ -7413,6 +7588,7 @@
           </w:tcPr>
           <w:p>
             <w:pPr>
+              <w:keepNext w:val="false"/>
               <w:spacing w:after="40" w:before="0"/>
               <w:jc w:val="left"/>
             </w:pPr>
@@ -7445,6 +7621,7 @@
           </w:tcPr>
           <w:p>
             <w:pPr>
+              <w:keepNext w:val="false"/>
               <w:spacing w:after="40" w:before="0"/>
               <w:jc w:val="left"/>
             </w:pPr>
@@ -7477,6 +7654,7 @@
           </w:tcPr>
           <w:p>
             <w:pPr>
+              <w:keepNext w:val="false"/>
               <w:spacing w:after="40" w:before="0"/>
               <w:jc w:val="left"/>
             </w:pPr>
@@ -7509,6 +7687,7 @@
           </w:tcPr>
           <w:p>
             <w:pPr>
+              <w:keepNext w:val="false"/>
               <w:spacing w:after="40" w:before="0"/>
               <w:jc w:val="left"/>
             </w:pPr>
@@ -7543,6 +7722,7 @@
           </w:tcPr>
           <w:p>
             <w:pPr>
+              <w:keepNext w:val="false"/>
               <w:spacing w:after="40" w:before="0"/>
               <w:jc w:val="left"/>
             </w:pPr>
@@ -7580,7 +7760,7 @@
             <w:pPr>
               <w:spacing w:after="20" w:before="0"/>
             </w:pPr>
-            <w:hyperlink w:history="1" r:id="rId19tm36z3ohjwaj1bu4z4e">
+            <w:hyperlink w:history="1" r:id="rIdsp9ckqtxvb7fe1cwmvdy8">
               <w:r>
                 <w:rPr>
                   <w:rFonts w:ascii="Arial" w:cs="Arial" w:eastAsia="Arial" w:hAnsi="Arial"/>
@@ -7629,7 +7809,7 @@
               <w:spacing w:after="10" w:before="0"/>
               <w:ind w:left="120"/>
             </w:pPr>
-            <w:hyperlink w:history="1" r:id="rIdwyk0ej3o9_uqxfcueab8z">
+            <w:hyperlink w:history="1" r:id="rIdirhei8oyywef58tm499zc">
               <w:r>
                 <w:rPr>
                   <w:rFonts w:ascii="Arial" w:cs="Arial" w:eastAsia="Arial" w:hAnsi="Arial"/>
@@ -7674,7 +7854,7 @@
             <w:pPr>
               <w:spacing w:after="20" w:before="0"/>
             </w:pPr>
-            <w:hyperlink w:history="1" r:id="rIdbjb3ywuwmno6t5qzhglog">
+            <w:hyperlink w:history="1" r:id="rIdby9onmdngmdnahbi7lo2f">
               <w:r>
                 <w:rPr>
                   <w:rFonts w:ascii="Arial" w:cs="Arial" w:eastAsia="Arial" w:hAnsi="Arial"/>
@@ -7707,7 +7887,7 @@
               <w:spacing w:after="10" w:before="0"/>
               <w:ind w:left="120"/>
             </w:pPr>
-            <w:hyperlink w:history="1" r:id="rIdzrttg2nihfpednopkluug">
+            <w:hyperlink w:history="1" r:id="rIdjbcj8yszbysin6anq3pmb">
               <w:r>
                 <w:rPr>
                   <w:rFonts w:ascii="Arial" w:cs="Arial" w:eastAsia="Arial" w:hAnsi="Arial"/>
@@ -7735,6 +7915,7 @@
           </w:tcPr>
           <w:p>
             <w:pPr>
+              <w:keepNext w:val="false"/>
               <w:spacing w:after="40" w:before="0"/>
               <w:jc w:val="left"/>
             </w:pPr>
@@ -7767,6 +7948,7 @@
           </w:tcPr>
           <w:p>
             <w:pPr>
+              <w:keepNext w:val="false"/>
               <w:spacing w:after="40" w:before="0"/>
               <w:jc w:val="left"/>
             </w:pPr>
@@ -7799,6 +7981,7 @@
           </w:tcPr>
           <w:p>
             <w:pPr>
+              <w:keepNext w:val="false"/>
               <w:spacing w:after="40" w:before="0"/>
               <w:jc w:val="left"/>
             </w:pPr>
@@ -7831,6 +8014,7 @@
           </w:tcPr>
           <w:p>
             <w:pPr>
+              <w:keepNext w:val="false"/>
               <w:spacing w:after="40" w:before="0"/>
               <w:jc w:val="left"/>
             </w:pPr>
@@ -7865,6 +8049,7 @@
           </w:tcPr>
           <w:p>
             <w:pPr>
+              <w:keepNext w:val="false"/>
               <w:spacing w:after="40" w:before="0"/>
               <w:jc w:val="left"/>
             </w:pPr>
@@ -7902,7 +8087,7 @@
             <w:pPr>
               <w:spacing w:after="20" w:before="0"/>
             </w:pPr>
-            <w:hyperlink w:history="1" r:id="rIdatkpe1h_ydu8zfyrh7t_g">
+            <w:hyperlink w:history="1" r:id="rIdsb77xxeyrvp1dqmwhstas">
               <w:r>
                 <w:rPr>
                   <w:rFonts w:ascii="Arial" w:cs="Arial" w:eastAsia="Arial" w:hAnsi="Arial"/>
@@ -7951,7 +8136,7 @@
               <w:spacing w:after="10" w:before="0"/>
               <w:ind w:left="120"/>
             </w:pPr>
-            <w:hyperlink w:history="1" r:id="rIdk6zabz6rmhypawkrmy2_0">
+            <w:hyperlink w:history="1" r:id="rIdbyue_pstvn-2cxieith68">
               <w:r>
                 <w:rPr>
                   <w:rFonts w:ascii="Arial" w:cs="Arial" w:eastAsia="Arial" w:hAnsi="Arial"/>
@@ -7996,7 +8181,7 @@
             <w:pPr>
               <w:spacing w:after="20" w:before="0"/>
             </w:pPr>
-            <w:hyperlink w:history="1" r:id="rIdvfimarrb3kkhnofb7cyud">
+            <w:hyperlink w:history="1" r:id="rIdwpu3vswpr6-oazjoqdaqi">
               <w:r>
                 <w:rPr>
                   <w:rFonts w:ascii="Arial" w:cs="Arial" w:eastAsia="Arial" w:hAnsi="Arial"/>
@@ -8029,7 +8214,7 @@
               <w:spacing w:after="10" w:before="0"/>
               <w:ind w:left="120"/>
             </w:pPr>
-            <w:hyperlink w:history="1" r:id="rIdy7mrka2hcxha6thfksjxw">
+            <w:hyperlink w:history="1" r:id="rIdz5dyaymvm53g3iuqlg4y0">
               <w:r>
                 <w:rPr>
                   <w:rFonts w:ascii="Arial" w:cs="Arial" w:eastAsia="Arial" w:hAnsi="Arial"/>
@@ -8057,6 +8242,7 @@
           </w:tcPr>
           <w:p>
             <w:pPr>
+              <w:keepNext w:val="false"/>
               <w:spacing w:after="40" w:before="0"/>
               <w:jc w:val="left"/>
             </w:pPr>
@@ -8089,6 +8275,7 @@
           </w:tcPr>
           <w:p>
             <w:pPr>
+              <w:keepNext w:val="false"/>
               <w:spacing w:after="40" w:before="0"/>
               <w:jc w:val="left"/>
             </w:pPr>
@@ -8121,6 +8308,7 @@
           </w:tcPr>
           <w:p>
             <w:pPr>
+              <w:keepNext w:val="false"/>
               <w:spacing w:after="40" w:before="0"/>
               <w:jc w:val="left"/>
             </w:pPr>
@@ -8153,6 +8341,7 @@
           </w:tcPr>
           <w:p>
             <w:pPr>
+              <w:keepNext w:val="false"/>
               <w:spacing w:after="40" w:before="0"/>
               <w:jc w:val="left"/>
             </w:pPr>
@@ -8187,6 +8376,7 @@
           </w:tcPr>
           <w:p>
             <w:pPr>
+              <w:keepNext w:val="false"/>
               <w:spacing w:after="40" w:before="0"/>
               <w:jc w:val="left"/>
             </w:pPr>
@@ -8224,7 +8414,7 @@
             <w:pPr>
               <w:spacing w:after="20" w:before="0"/>
             </w:pPr>
-            <w:hyperlink w:history="1" r:id="rId0hyxskeas8oixgzjfza56">
+            <w:hyperlink w:history="1" r:id="rIdgvutdg_lrwnaumnt2qqwg">
               <w:r>
                 <w:rPr>
                   <w:rFonts w:ascii="Arial" w:cs="Arial" w:eastAsia="Arial" w:hAnsi="Arial"/>
@@ -8273,7 +8463,7 @@
               <w:spacing w:after="10" w:before="0"/>
               <w:ind w:left="120"/>
             </w:pPr>
-            <w:hyperlink w:history="1" r:id="rIdoqeyiwyjri-jxs_jya4pr">
+            <w:hyperlink w:history="1" r:id="rIduanl_rwozk2pk73ngd7ym">
               <w:r>
                 <w:rPr>
                   <w:rFonts w:ascii="Arial" w:cs="Arial" w:eastAsia="Arial" w:hAnsi="Arial"/>
@@ -8318,7 +8508,7 @@
             <w:pPr>
               <w:spacing w:after="20" w:before="0"/>
             </w:pPr>
-            <w:hyperlink w:history="1" r:id="rIdv66_06ubkqlhkjbdlfago">
+            <w:hyperlink w:history="1" r:id="rId_3suhzn5jzd3-xe1wxaen">
               <w:r>
                 <w:rPr>
                   <w:rFonts w:ascii="Arial" w:cs="Arial" w:eastAsia="Arial" w:hAnsi="Arial"/>
@@ -8351,7 +8541,7 @@
               <w:spacing w:after="10" w:before="0"/>
               <w:ind w:left="120"/>
             </w:pPr>
-            <w:hyperlink w:history="1" r:id="rId2qbas492vo316qqqci5sd">
+            <w:hyperlink w:history="1" r:id="rIdopgwmw7yxgi2f-tk121zb">
               <w:r>
                 <w:rPr>
                   <w:rFonts w:ascii="Arial" w:cs="Arial" w:eastAsia="Arial" w:hAnsi="Arial"/>
@@ -8379,6 +8569,7 @@
           </w:tcPr>
           <w:p>
             <w:pPr>
+              <w:keepNext w:val="false"/>
               <w:spacing w:after="40" w:before="0"/>
               <w:jc w:val="left"/>
             </w:pPr>
@@ -8411,6 +8602,7 @@
           </w:tcPr>
           <w:p>
             <w:pPr>
+              <w:keepNext w:val="false"/>
               <w:spacing w:after="40" w:before="0"/>
               <w:jc w:val="left"/>
             </w:pPr>
@@ -8443,6 +8635,7 @@
           </w:tcPr>
           <w:p>
             <w:pPr>
+              <w:keepNext w:val="false"/>
               <w:spacing w:after="40" w:before="0"/>
               <w:jc w:val="left"/>
             </w:pPr>
@@ -8475,6 +8668,7 @@
           </w:tcPr>
           <w:p>
             <w:pPr>
+              <w:keepNext w:val="false"/>
               <w:spacing w:after="40" w:before="0"/>
               <w:jc w:val="left"/>
             </w:pPr>
@@ -8534,6 +8728,7 @@
           </w:tcPr>
           <w:p>
             <w:pPr>
+              <w:keepNext w:val="false"/>
               <w:spacing w:after="40" w:before="0"/>
               <w:jc w:val="center"/>
             </w:pPr>
@@ -8568,6 +8763,7 @@
           </w:tcPr>
           <w:p>
             <w:pPr>
+              <w:keepNext w:val="false"/>
               <w:spacing w:after="40" w:before="0"/>
               <w:jc w:val="left"/>
             </w:pPr>
@@ -8629,6 +8825,7 @@
           </w:tcPr>
           <w:p>
             <w:pPr>
+              <w:keepNext w:val="false"/>
               <w:spacing w:after="40" w:before="0"/>
               <w:jc w:val="center"/>
             </w:pPr>
@@ -8663,6 +8860,7 @@
           </w:tcPr>
           <w:p>
             <w:pPr>
+              <w:keepNext w:val="false"/>
               <w:spacing w:after="40" w:before="0"/>
               <w:jc w:val="left"/>
             </w:pPr>
@@ -8695,6 +8893,7 @@
           </w:tcPr>
           <w:p>
             <w:pPr>
+              <w:keepNext w:val="false"/>
               <w:spacing w:after="40" w:before="0"/>
               <w:jc w:val="left"/>
             </w:pPr>
@@ -8729,6 +8928,7 @@
           </w:tcPr>
           <w:p>
             <w:pPr>
+              <w:keepNext w:val="false"/>
               <w:spacing w:after="40" w:before="0"/>
               <w:jc w:val="left"/>
             </w:pPr>
@@ -8761,6 +8961,7 @@
           </w:tcPr>
           <w:p>
             <w:pPr>
+              <w:keepNext w:val="false"/>
               <w:spacing w:after="40" w:before="0"/>
               <w:jc w:val="left"/>
             </w:pPr>
@@ -8795,6 +8996,7 @@
           </w:tcPr>
           <w:p>
             <w:pPr>
+              <w:keepNext w:val="false"/>
               <w:spacing w:after="40" w:before="0"/>
               <w:jc w:val="left"/>
             </w:pPr>
@@ -8827,6 +9029,7 @@
           </w:tcPr>
           <w:p>
             <w:pPr>
+              <w:keepNext w:val="false"/>
               <w:spacing w:after="40" w:before="0"/>
               <w:jc w:val="left"/>
             </w:pPr>
@@ -8863,7 +9066,7 @@
         </w:rPr>
         <w:t xml:space="preserve">© 2026 SeaVuria and ARES. Aligned with KICD objectives. Developed by SeaVuria; technical implementation by ARES (with AI assistance from Claude). Licensed under </w:t>
       </w:r>
-      <w:hyperlink w:history="1" r:id="rId-rbwr4zt2kkmtezew3-fy">
+      <w:hyperlink w:history="1" r:id="rIda6v2zh8c8wko0ncgy4pke">
         <w:r>
           <w:rPr>
             <w:rFonts w:ascii="Arial" w:cs="Arial" w:eastAsia="Arial" w:hAnsi="Arial"/>
@@ -8884,7 +9087,7 @@
         </w:rPr>
         <w:t xml:space="preserve"> (</w:t>
       </w:r>
-      <w:hyperlink w:history="1" r:id="rIdsjmna3ibc3wim45e4n-cr">
+      <w:hyperlink w:history="1" r:id="rIdkbi7yodlxiptx-xntcy5u">
         <w:r>
           <w:rPr>
             <w:rFonts w:ascii="Arial" w:cs="Arial" w:eastAsia="Arial" w:hAnsi="Arial"/>
@@ -8944,6 +9147,7 @@
           </w:tcPr>
           <w:p>
             <w:pPr>
+              <w:keepNext w:val="false"/>
               <w:spacing w:after="40" w:before="0"/>
               <w:jc w:val="center"/>
             </w:pPr>
@@ -8979,6 +9183,7 @@
           </w:tcPr>
           <w:p>
             <w:pPr>
+              <w:keepNext w:val="false"/>
               <w:spacing w:after="40" w:before="0"/>
               <w:jc w:val="center"/>
             </w:pPr>
@@ -9013,6 +9218,7 @@
           </w:tcPr>
           <w:p>
             <w:pPr>
+              <w:keepNext w:val="false"/>
               <w:spacing w:after="40" w:before="0"/>
               <w:jc w:val="left"/>
             </w:pPr>
@@ -9045,6 +9251,7 @@
           </w:tcPr>
           <w:p>
             <w:pPr>
+              <w:keepNext w:val="false"/>
               <w:spacing w:after="40" w:before="0"/>
               <w:jc w:val="left"/>
             </w:pPr>
@@ -9079,6 +9286,7 @@
           </w:tcPr>
           <w:p>
             <w:pPr>
+              <w:keepNext w:val="false"/>
               <w:spacing w:after="40" w:before="0"/>
               <w:jc w:val="left"/>
             </w:pPr>
@@ -9111,6 +9319,7 @@
           </w:tcPr>
           <w:p>
             <w:pPr>
+              <w:keepNext w:val="false"/>
               <w:spacing w:after="40" w:before="0"/>
               <w:jc w:val="left"/>
             </w:pPr>
@@ -9145,6 +9354,7 @@
           </w:tcPr>
           <w:p>
             <w:pPr>
+              <w:keepNext w:val="false"/>
               <w:spacing w:after="40" w:before="0"/>
               <w:jc w:val="left"/>
             </w:pPr>
@@ -9177,6 +9387,7 @@
           </w:tcPr>
           <w:p>
             <w:pPr>
+              <w:keepNext w:val="false"/>
               <w:spacing w:after="40" w:before="0"/>
               <w:jc w:val="left"/>
             </w:pPr>
@@ -9211,6 +9422,7 @@
           </w:tcPr>
           <w:p>
             <w:pPr>
+              <w:keepNext w:val="false"/>
               <w:spacing w:after="40" w:before="0"/>
               <w:jc w:val="left"/>
             </w:pPr>
@@ -9243,6 +9455,7 @@
           </w:tcPr>
           <w:p>
             <w:pPr>
+              <w:keepNext w:val="false"/>
               <w:spacing w:after="40" w:before="0"/>
               <w:jc w:val="left"/>
             </w:pPr>
@@ -9277,6 +9490,7 @@
           </w:tcPr>
           <w:p>
             <w:pPr>
+              <w:keepNext w:val="false"/>
               <w:spacing w:after="40" w:before="0"/>
               <w:jc w:val="left"/>
             </w:pPr>
@@ -9309,6 +9523,7 @@
           </w:tcPr>
           <w:p>
             <w:pPr>
+              <w:keepNext w:val="false"/>
               <w:spacing w:after="40" w:before="0"/>
               <w:jc w:val="left"/>
             </w:pPr>
@@ -9343,6 +9558,7 @@
           </w:tcPr>
           <w:p>
             <w:pPr>
+              <w:keepNext w:val="false"/>
               <w:spacing w:after="40" w:before="0"/>
               <w:jc w:val="left"/>
             </w:pPr>
@@ -9375,6 +9591,7 @@
           </w:tcPr>
           <w:p>
             <w:pPr>
+              <w:keepNext w:val="false"/>
               <w:spacing w:after="40" w:before="0"/>
               <w:jc w:val="left"/>
             </w:pPr>
@@ -9409,6 +9626,7 @@
           </w:tcPr>
           <w:p>
             <w:pPr>
+              <w:keepNext w:val="false"/>
               <w:spacing w:after="40" w:before="0"/>
               <w:jc w:val="left"/>
             </w:pPr>
@@ -9441,6 +9659,7 @@
           </w:tcPr>
           <w:p>
             <w:pPr>
+              <w:keepNext w:val="false"/>
               <w:spacing w:after="40" w:before="0"/>
               <w:jc w:val="left"/>
             </w:pPr>
@@ -9475,6 +9694,7 @@
           </w:tcPr>
           <w:p>
             <w:pPr>
+              <w:keepNext w:val="false"/>
               <w:spacing w:after="40" w:before="0"/>
               <w:jc w:val="left"/>
             </w:pPr>
@@ -9507,6 +9727,7 @@
           </w:tcPr>
           <w:p>
             <w:pPr>
+              <w:keepNext w:val="false"/>
               <w:spacing w:after="40" w:before="0"/>
               <w:jc w:val="left"/>
             </w:pPr>
@@ -9566,6 +9787,7 @@
           </w:tcPr>
           <w:p>
             <w:pPr>
+              <w:keepNext w:val="false"/>
               <w:spacing w:after="40" w:before="0"/>
               <w:jc w:val="center"/>
             </w:pPr>
@@ -9600,6 +9822,7 @@
           </w:tcPr>
           <w:p>
             <w:pPr>
+              <w:keepNext w:val="false"/>
               <w:spacing w:after="40" w:before="0"/>
               <w:jc w:val="left"/>
             </w:pPr>
@@ -9664,6 +9887,7 @@
           </w:tcPr>
           <w:p>
             <w:pPr>
+              <w:keepNext w:val="false"/>
               <w:spacing w:after="40" w:before="0"/>
               <w:jc w:val="center"/>
             </w:pPr>
@@ -9698,6 +9922,7 @@
           </w:tcPr>
           <w:p>
             <w:pPr>
+              <w:keepNext w:val="false"/>
               <w:spacing w:after="40" w:before="0"/>
               <w:jc w:val="left"/>
             </w:pPr>
@@ -9730,6 +9955,7 @@
           </w:tcPr>
           <w:p>
             <w:pPr>
+              <w:keepNext w:val="false"/>
               <w:spacing w:after="40" w:before="0"/>
               <w:jc w:val="left"/>
             </w:pPr>
@@ -9762,6 +9988,7 @@
           </w:tcPr>
           <w:p>
             <w:pPr>
+              <w:keepNext w:val="false"/>
               <w:spacing w:after="40" w:before="0"/>
               <w:jc w:val="left"/>
             </w:pPr>
@@ -9794,6 +10021,7 @@
           </w:tcPr>
           <w:p>
             <w:pPr>
+              <w:keepNext w:val="false"/>
               <w:spacing w:after="40" w:before="0"/>
               <w:jc w:val="left"/>
             </w:pPr>
@@ -9826,6 +10054,7 @@
           </w:tcPr>
           <w:p>
             <w:pPr>
+              <w:keepNext w:val="false"/>
               <w:spacing w:after="40" w:before="0"/>
               <w:jc w:val="left"/>
             </w:pPr>
@@ -9860,6 +10089,7 @@
           </w:tcPr>
           <w:p>
             <w:pPr>
+              <w:keepNext w:val="false"/>
               <w:spacing w:after="40" w:before="0"/>
               <w:jc w:val="left"/>
             </w:pPr>
@@ -9914,7 +10144,7 @@
               <w:spacing w:after="10" w:before="0"/>
               <w:ind w:left="120"/>
             </w:pPr>
-            <w:hyperlink w:history="1" r:id="rId9hemnosn-vxikdsrfharj">
+            <w:hyperlink w:history="1" r:id="rId8lcys9ecd7yi3on5zsiqe">
               <w:r>
                 <w:rPr>
                   <w:rFonts w:ascii="Arial" w:cs="Arial" w:eastAsia="Arial" w:hAnsi="Arial"/>
@@ -9974,7 +10204,7 @@
             <w:pPr>
               <w:spacing w:after="20" w:before="0"/>
             </w:pPr>
-            <w:hyperlink w:history="1" r:id="rIdk1hokxwx8nfbpowm_unjw">
+            <w:hyperlink w:history="1" r:id="rId2koibd74ihf3633tizqur">
               <w:r>
                 <w:rPr>
                   <w:rFonts w:ascii="Arial" w:cs="Arial" w:eastAsia="Arial" w:hAnsi="Arial"/>
@@ -10023,7 +10253,7 @@
               <w:spacing w:after="10" w:before="0"/>
               <w:ind w:left="120"/>
             </w:pPr>
-            <w:hyperlink w:history="1" r:id="rIdkl4-jm0b0076pfpuamho4">
+            <w:hyperlink w:history="1" r:id="rIdb7sclopvd1f3yqosackiz">
               <w:r>
                 <w:rPr>
                   <w:rFonts w:ascii="Arial" w:cs="Arial" w:eastAsia="Arial" w:hAnsi="Arial"/>
@@ -10051,6 +10281,7 @@
           </w:tcPr>
           <w:p>
             <w:pPr>
+              <w:keepNext w:val="false"/>
               <w:spacing w:after="40" w:before="0"/>
               <w:jc w:val="left"/>
             </w:pPr>
@@ -10083,6 +10314,7 @@
           </w:tcPr>
           <w:p>
             <w:pPr>
+              <w:keepNext w:val="false"/>
               <w:spacing w:after="40" w:before="0"/>
               <w:jc w:val="left"/>
             </w:pPr>
@@ -10115,6 +10347,7 @@
           </w:tcPr>
           <w:p>
             <w:pPr>
+              <w:keepNext w:val="false"/>
               <w:spacing w:after="40" w:before="0"/>
               <w:jc w:val="left"/>
             </w:pPr>
@@ -10147,6 +10380,7 @@
           </w:tcPr>
           <w:p>
             <w:pPr>
+              <w:keepNext w:val="false"/>
               <w:spacing w:after="40" w:before="0"/>
               <w:jc w:val="left"/>
             </w:pPr>
@@ -10181,6 +10415,7 @@
           </w:tcPr>
           <w:p>
             <w:pPr>
+              <w:keepNext w:val="false"/>
               <w:spacing w:after="40" w:before="0"/>
               <w:jc w:val="left"/>
             </w:pPr>
@@ -10235,7 +10470,7 @@
               <w:spacing w:after="10" w:before="0"/>
               <w:ind w:left="120"/>
             </w:pPr>
-            <w:hyperlink w:history="1" r:id="rIdtv5gfmjaqes2ptmedcgja">
+            <w:hyperlink w:history="1" r:id="rIdguaiea-k4jfuqvguuc9td">
               <w:r>
                 <w:rPr>
                   <w:rFonts w:ascii="Arial" w:cs="Arial" w:eastAsia="Arial" w:hAnsi="Arial"/>
@@ -10295,7 +10530,7 @@
             <w:pPr>
               <w:spacing w:after="20" w:before="0"/>
             </w:pPr>
-            <w:hyperlink w:history="1" r:id="rId_o903csldnxpebrmo3cdt">
+            <w:hyperlink w:history="1" r:id="rIdq5kye_jzei91kbnmrl5b6">
               <w:r>
                 <w:rPr>
                   <w:rFonts w:ascii="Arial" w:cs="Arial" w:eastAsia="Arial" w:hAnsi="Arial"/>
@@ -10344,7 +10579,7 @@
               <w:spacing w:after="10" w:before="0"/>
               <w:ind w:left="120"/>
             </w:pPr>
-            <w:hyperlink w:history="1" r:id="rId5teznqrozlwreoartiv05">
+            <w:hyperlink w:history="1" r:id="rIdisqawaum2h4jzhsp5bdjx">
               <w:r>
                 <w:rPr>
                   <w:rFonts w:ascii="Arial" w:cs="Arial" w:eastAsia="Arial" w:hAnsi="Arial"/>
@@ -10372,6 +10607,7 @@
           </w:tcPr>
           <w:p>
             <w:pPr>
+              <w:keepNext w:val="false"/>
               <w:spacing w:after="40" w:before="0"/>
               <w:jc w:val="left"/>
             </w:pPr>
@@ -10404,6 +10640,7 @@
           </w:tcPr>
           <w:p>
             <w:pPr>
+              <w:keepNext w:val="false"/>
               <w:spacing w:after="40" w:before="0"/>
               <w:jc w:val="left"/>
             </w:pPr>
@@ -10436,6 +10673,7 @@
           </w:tcPr>
           <w:p>
             <w:pPr>
+              <w:keepNext w:val="false"/>
               <w:spacing w:after="40" w:before="0"/>
               <w:jc w:val="left"/>
             </w:pPr>
@@ -10468,6 +10706,7 @@
           </w:tcPr>
           <w:p>
             <w:pPr>
+              <w:keepNext w:val="false"/>
               <w:spacing w:after="40" w:before="0"/>
               <w:jc w:val="left"/>
             </w:pPr>
@@ -10502,6 +10741,7 @@
           </w:tcPr>
           <w:p>
             <w:pPr>
+              <w:keepNext w:val="false"/>
               <w:spacing w:after="40" w:before="0"/>
               <w:jc w:val="left"/>
             </w:pPr>
@@ -10556,7 +10796,7 @@
               <w:spacing w:after="10" w:before="0"/>
               <w:ind w:left="120"/>
             </w:pPr>
-            <w:hyperlink w:history="1" r:id="rIdz1fufqmkz-iixbbvwllmh">
+            <w:hyperlink w:history="1" r:id="rIdwxi44o_xufg_i4kco5tmo">
               <w:r>
                 <w:rPr>
                   <w:rFonts w:ascii="Arial" w:cs="Arial" w:eastAsia="Arial" w:hAnsi="Arial"/>
@@ -10616,7 +10856,7 @@
             <w:pPr>
               <w:spacing w:after="20" w:before="0"/>
             </w:pPr>
-            <w:hyperlink w:history="1" r:id="rIdhyqlonqfpc3s_5oh6oqnf">
+            <w:hyperlink w:history="1" r:id="rIdvae6lx7tahaclhp4qt5rt">
               <w:r>
                 <w:rPr>
                   <w:rFonts w:ascii="Arial" w:cs="Arial" w:eastAsia="Arial" w:hAnsi="Arial"/>
@@ -10665,7 +10905,7 @@
               <w:spacing w:after="10" w:before="0"/>
               <w:ind w:left="120"/>
             </w:pPr>
-            <w:hyperlink w:history="1" r:id="rIdookwnnxu725mw9rcj6dyy">
+            <w:hyperlink w:history="1" r:id="rIdhflxom2smeyehtamnyvon">
               <w:r>
                 <w:rPr>
                   <w:rFonts w:ascii="Arial" w:cs="Arial" w:eastAsia="Arial" w:hAnsi="Arial"/>
@@ -10693,6 +10933,7 @@
           </w:tcPr>
           <w:p>
             <w:pPr>
+              <w:keepNext w:val="false"/>
               <w:spacing w:after="40" w:before="0"/>
               <w:jc w:val="left"/>
             </w:pPr>
@@ -10725,6 +10966,7 @@
           </w:tcPr>
           <w:p>
             <w:pPr>
+              <w:keepNext w:val="false"/>
               <w:spacing w:after="40" w:before="0"/>
               <w:jc w:val="left"/>
             </w:pPr>
@@ -10757,6 +10999,7 @@
           </w:tcPr>
           <w:p>
             <w:pPr>
+              <w:keepNext w:val="false"/>
               <w:spacing w:after="40" w:before="0"/>
               <w:jc w:val="left"/>
             </w:pPr>
@@ -10789,6 +11032,7 @@
           </w:tcPr>
           <w:p>
             <w:pPr>
+              <w:keepNext w:val="false"/>
               <w:spacing w:after="40" w:before="0"/>
               <w:jc w:val="left"/>
             </w:pPr>
@@ -10823,6 +11067,7 @@
           </w:tcPr>
           <w:p>
             <w:pPr>
+              <w:keepNext w:val="false"/>
               <w:spacing w:after="40" w:before="0"/>
               <w:jc w:val="left"/>
             </w:pPr>
@@ -10877,7 +11122,7 @@
               <w:spacing w:after="10" w:before="0"/>
               <w:ind w:left="120"/>
             </w:pPr>
-            <w:hyperlink w:history="1" r:id="rIdlkla1rs56ddqghtu9mbez">
+            <w:hyperlink w:history="1" r:id="rIdyzstvmnz_nsdq1ntzfjsm">
               <w:r>
                 <w:rPr>
                   <w:rFonts w:ascii="Arial" w:cs="Arial" w:eastAsia="Arial" w:hAnsi="Arial"/>
@@ -10937,7 +11182,7 @@
             <w:pPr>
               <w:spacing w:after="20" w:before="0"/>
             </w:pPr>
-            <w:hyperlink w:history="1" r:id="rId_qedabyqq-zt3i-ffhc9t">
+            <w:hyperlink w:history="1" r:id="rId5pqlep8q5fsmaqfqf1wpj">
               <w:r>
                 <w:rPr>
                   <w:rFonts w:ascii="Arial" w:cs="Arial" w:eastAsia="Arial" w:hAnsi="Arial"/>
@@ -10986,7 +11231,7 @@
               <w:spacing w:after="10" w:before="0"/>
               <w:ind w:left="120"/>
             </w:pPr>
-            <w:hyperlink w:history="1" r:id="rIdsvm0nen0yvuvgytnftjt0">
+            <w:hyperlink w:history="1" r:id="rId_unny2be1vsoh5zlevemu">
               <w:r>
                 <w:rPr>
                   <w:rFonts w:ascii="Arial" w:cs="Arial" w:eastAsia="Arial" w:hAnsi="Arial"/>
@@ -11014,6 +11259,7 @@
           </w:tcPr>
           <w:p>
             <w:pPr>
+              <w:keepNext w:val="false"/>
               <w:spacing w:after="40" w:before="0"/>
               <w:jc w:val="left"/>
             </w:pPr>
@@ -11046,6 +11292,7 @@
           </w:tcPr>
           <w:p>
             <w:pPr>
+              <w:keepNext w:val="false"/>
               <w:spacing w:after="40" w:before="0"/>
               <w:jc w:val="left"/>
             </w:pPr>
@@ -11078,6 +11325,7 @@
           </w:tcPr>
           <w:p>
             <w:pPr>
+              <w:keepNext w:val="false"/>
               <w:spacing w:after="40" w:before="0"/>
               <w:jc w:val="left"/>
             </w:pPr>
@@ -11110,6 +11358,7 @@
           </w:tcPr>
           <w:p>
             <w:pPr>
+              <w:keepNext w:val="false"/>
               <w:spacing w:after="40" w:before="0"/>
               <w:jc w:val="left"/>
             </w:pPr>
@@ -11144,6 +11393,7 @@
           </w:tcPr>
           <w:p>
             <w:pPr>
+              <w:keepNext w:val="false"/>
               <w:spacing w:after="40" w:before="0"/>
               <w:jc w:val="left"/>
             </w:pPr>
@@ -11198,7 +11448,7 @@
               <w:spacing w:after="10" w:before="0"/>
               <w:ind w:left="120"/>
             </w:pPr>
-            <w:hyperlink w:history="1" r:id="rId7rhusav-hhphfostaxrt8">
+            <w:hyperlink w:history="1" r:id="rIddybqbsrsy8oug7qc-kbe9">
               <w:r>
                 <w:rPr>
                   <w:rFonts w:ascii="Arial" w:cs="Arial" w:eastAsia="Arial" w:hAnsi="Arial"/>
@@ -11258,7 +11508,7 @@
             <w:pPr>
               <w:spacing w:after="20" w:before="0"/>
             </w:pPr>
-            <w:hyperlink w:history="1" r:id="rIdq5hdftaaf9uacxbpfbccf">
+            <w:hyperlink w:history="1" r:id="rIdejxoepeppqovvdnvccwci">
               <w:r>
                 <w:rPr>
                   <w:rFonts w:ascii="Arial" w:cs="Arial" w:eastAsia="Arial" w:hAnsi="Arial"/>
@@ -11307,7 +11557,7 @@
               <w:spacing w:after="10" w:before="0"/>
               <w:ind w:left="120"/>
             </w:pPr>
-            <w:hyperlink w:history="1" r:id="rIdphm6osrd4yabe5kgrgx6t">
+            <w:hyperlink w:history="1" r:id="rIdcjz0doqgagq-qc7d84xyu">
               <w:r>
                 <w:rPr>
                   <w:rFonts w:ascii="Arial" w:cs="Arial" w:eastAsia="Arial" w:hAnsi="Arial"/>
@@ -11335,6 +11585,7 @@
           </w:tcPr>
           <w:p>
             <w:pPr>
+              <w:keepNext w:val="false"/>
               <w:spacing w:after="40" w:before="0"/>
               <w:jc w:val="left"/>
             </w:pPr>
@@ -11367,6 +11618,7 @@
           </w:tcPr>
           <w:p>
             <w:pPr>
+              <w:keepNext w:val="false"/>
               <w:spacing w:after="40" w:before="0"/>
               <w:jc w:val="left"/>
             </w:pPr>
@@ -11399,6 +11651,7 @@
           </w:tcPr>
           <w:p>
             <w:pPr>
+              <w:keepNext w:val="false"/>
               <w:spacing w:after="40" w:before="0"/>
               <w:jc w:val="left"/>
             </w:pPr>
@@ -11431,6 +11684,7 @@
           </w:tcPr>
           <w:p>
             <w:pPr>
+              <w:keepNext w:val="false"/>
               <w:spacing w:after="40" w:before="0"/>
               <w:jc w:val="left"/>
             </w:pPr>
@@ -11490,6 +11744,7 @@
           </w:tcPr>
           <w:p>
             <w:pPr>
+              <w:keepNext w:val="false"/>
               <w:spacing w:after="40" w:before="0"/>
               <w:jc w:val="center"/>
             </w:pPr>
@@ -11524,6 +11779,7 @@
           </w:tcPr>
           <w:p>
             <w:pPr>
+              <w:keepNext w:val="false"/>
               <w:spacing w:after="40" w:before="0"/>
               <w:jc w:val="left"/>
             </w:pPr>
@@ -11543,6 +11799,7 @@
           </w:p>
           <w:p>
             <w:pPr>
+              <w:keepNext w:val="false"/>
               <w:spacing w:after="40" w:before="0"/>
               <w:jc w:val="left"/>
             </w:pPr>
@@ -11562,6 +11819,7 @@
           </w:p>
           <w:p>
             <w:pPr>
+              <w:keepNext w:val="false"/>
               <w:spacing w:after="40" w:before="0"/>
               <w:jc w:val="left"/>
             </w:pPr>
@@ -11581,6 +11839,7 @@
           </w:p>
           <w:p>
             <w:pPr>
+              <w:keepNext w:val="false"/>
               <w:spacing w:after="40" w:before="0"/>
               <w:jc w:val="left"/>
             </w:pPr>
@@ -11600,6 +11859,7 @@
           </w:p>
           <w:p>
             <w:pPr>
+              <w:keepNext w:val="false"/>
               <w:spacing w:after="40" w:before="0"/>
               <w:jc w:val="left"/>
             </w:pPr>
@@ -11619,6 +11879,7 @@
           </w:p>
           <w:p>
             <w:pPr>
+              <w:keepNext w:val="false"/>
               <w:spacing w:after="40" w:before="0"/>
               <w:jc w:val="left"/>
             </w:pPr>
@@ -11638,6 +11899,7 @@
           </w:p>
           <w:p>
             <w:pPr>
+              <w:keepNext w:val="false"/>
               <w:spacing w:after="40" w:before="0"/>
               <w:jc w:val="left"/>
             </w:pPr>
@@ -11699,6 +11961,7 @@
           </w:tcPr>
           <w:p>
             <w:pPr>
+              <w:keepNext w:val="false"/>
               <w:spacing w:after="40" w:before="0"/>
               <w:jc w:val="center"/>
             </w:pPr>
@@ -11733,6 +11996,7 @@
           </w:tcPr>
           <w:p>
             <w:pPr>
+              <w:keepNext w:val="false"/>
               <w:spacing w:after="40" w:before="0"/>
               <w:jc w:val="left"/>
             </w:pPr>
@@ -11765,6 +12029,7 @@
           </w:tcPr>
           <w:p>
             <w:pPr>
+              <w:keepNext w:val="false"/>
               <w:spacing w:after="40" w:before="0"/>
               <w:jc w:val="left"/>
             </w:pPr>
@@ -11799,6 +12064,7 @@
           </w:tcPr>
           <w:p>
             <w:pPr>
+              <w:keepNext w:val="false"/>
               <w:spacing w:after="40" w:before="0"/>
               <w:jc w:val="left"/>
             </w:pPr>
@@ -11831,6 +12097,7 @@
           </w:tcPr>
           <w:p>
             <w:pPr>
+              <w:keepNext w:val="false"/>
               <w:spacing w:after="40" w:before="0"/>
               <w:jc w:val="left"/>
             </w:pPr>
@@ -11865,6 +12132,7 @@
           </w:tcPr>
           <w:p>
             <w:pPr>
+              <w:keepNext w:val="false"/>
               <w:spacing w:after="40" w:before="0"/>
               <w:jc w:val="left"/>
             </w:pPr>
@@ -11897,6 +12165,7 @@
           </w:tcPr>
           <w:p>
             <w:pPr>
+              <w:keepNext w:val="false"/>
               <w:spacing w:after="40" w:before="0"/>
               <w:jc w:val="left"/>
             </w:pPr>
@@ -11933,7 +12202,7 @@
         </w:rPr>
         <w:t xml:space="preserve">© 2026 SeaVuria and ARES. Aligned with KICD objectives. Developed by SeaVuria; technical implementation by ARES (with AI assistance from Claude). Licensed under </w:t>
       </w:r>
-      <w:hyperlink w:history="1" r:id="rId2zl9imhupdy7ttycl1tfe">
+      <w:hyperlink w:history="1" r:id="rIdnet1ql2_xewp0n0brfvom">
         <w:r>
           <w:rPr>
             <w:rFonts w:ascii="Arial" w:cs="Arial" w:eastAsia="Arial" w:hAnsi="Arial"/>
@@ -11954,7 +12223,7 @@
         </w:rPr>
         <w:t xml:space="preserve"> (</w:t>
       </w:r>
-      <w:hyperlink w:history="1" r:id="rIdezs6u9n7f5iyobqis9a3y">
+      <w:hyperlink w:history="1" r:id="rIdquwk6flcyulomfheluljs">
         <w:r>
           <w:rPr>
             <w:rFonts w:ascii="Arial" w:cs="Arial" w:eastAsia="Arial" w:hAnsi="Arial"/>
@@ -12014,6 +12283,7 @@
           </w:tcPr>
           <w:p>
             <w:pPr>
+              <w:keepNext w:val="false"/>
               <w:spacing w:after="40" w:before="0"/>
               <w:jc w:val="center"/>
             </w:pPr>
@@ -12049,6 +12319,7 @@
           </w:tcPr>
           <w:p>
             <w:pPr>
+              <w:keepNext w:val="false"/>
               <w:spacing w:after="40" w:before="0"/>
               <w:jc w:val="center"/>
             </w:pPr>
@@ -12083,6 +12354,7 @@
           </w:tcPr>
           <w:p>
             <w:pPr>
+              <w:keepNext w:val="false"/>
               <w:spacing w:after="40" w:before="0"/>
               <w:jc w:val="left"/>
             </w:pPr>
@@ -12115,6 +12387,7 @@
           </w:tcPr>
           <w:p>
             <w:pPr>
+              <w:keepNext w:val="false"/>
               <w:spacing w:after="40" w:before="0"/>
               <w:jc w:val="left"/>
             </w:pPr>
@@ -12149,6 +12422,7 @@
           </w:tcPr>
           <w:p>
             <w:pPr>
+              <w:keepNext w:val="false"/>
               <w:spacing w:after="40" w:before="0"/>
               <w:jc w:val="left"/>
             </w:pPr>
@@ -12181,6 +12455,7 @@
           </w:tcPr>
           <w:p>
             <w:pPr>
+              <w:keepNext w:val="false"/>
               <w:spacing w:after="40" w:before="0"/>
               <w:jc w:val="left"/>
             </w:pPr>
@@ -12215,6 +12490,7 @@
           </w:tcPr>
           <w:p>
             <w:pPr>
+              <w:keepNext w:val="false"/>
               <w:spacing w:after="40" w:before="0"/>
               <w:jc w:val="left"/>
             </w:pPr>
@@ -12247,6 +12523,7 @@
           </w:tcPr>
           <w:p>
             <w:pPr>
+              <w:keepNext w:val="false"/>
               <w:spacing w:after="40" w:before="0"/>
               <w:jc w:val="left"/>
             </w:pPr>
@@ -12281,6 +12558,7 @@
           </w:tcPr>
           <w:p>
             <w:pPr>
+              <w:keepNext w:val="false"/>
               <w:spacing w:after="40" w:before="0"/>
               <w:jc w:val="left"/>
             </w:pPr>
@@ -12313,6 +12591,7 @@
           </w:tcPr>
           <w:p>
             <w:pPr>
+              <w:keepNext w:val="false"/>
               <w:spacing w:after="40" w:before="0"/>
               <w:jc w:val="left"/>
             </w:pPr>
@@ -12347,6 +12626,7 @@
           </w:tcPr>
           <w:p>
             <w:pPr>
+              <w:keepNext w:val="false"/>
               <w:spacing w:after="40" w:before="0"/>
               <w:jc w:val="left"/>
             </w:pPr>
@@ -12379,6 +12659,7 @@
           </w:tcPr>
           <w:p>
             <w:pPr>
+              <w:keepNext w:val="false"/>
               <w:spacing w:after="40" w:before="0"/>
               <w:jc w:val="left"/>
             </w:pPr>
@@ -12413,6 +12694,7 @@
           </w:tcPr>
           <w:p>
             <w:pPr>
+              <w:keepNext w:val="false"/>
               <w:spacing w:after="40" w:before="0"/>
               <w:jc w:val="left"/>
             </w:pPr>
@@ -12445,6 +12727,7 @@
           </w:tcPr>
           <w:p>
             <w:pPr>
+              <w:keepNext w:val="false"/>
               <w:spacing w:after="40" w:before="0"/>
               <w:jc w:val="left"/>
             </w:pPr>
@@ -12479,6 +12762,7 @@
           </w:tcPr>
           <w:p>
             <w:pPr>
+              <w:keepNext w:val="false"/>
               <w:spacing w:after="40" w:before="0"/>
               <w:jc w:val="left"/>
             </w:pPr>
@@ -12511,6 +12795,7 @@
           </w:tcPr>
           <w:p>
             <w:pPr>
+              <w:keepNext w:val="false"/>
               <w:spacing w:after="40" w:before="0"/>
               <w:jc w:val="left"/>
             </w:pPr>
@@ -12545,6 +12830,7 @@
           </w:tcPr>
           <w:p>
             <w:pPr>
+              <w:keepNext w:val="false"/>
               <w:spacing w:after="40" w:before="0"/>
               <w:jc w:val="left"/>
             </w:pPr>
@@ -12577,6 +12863,7 @@
           </w:tcPr>
           <w:p>
             <w:pPr>
+              <w:keepNext w:val="false"/>
               <w:spacing w:after="40" w:before="0"/>
               <w:jc w:val="left"/>
             </w:pPr>
@@ -12636,6 +12923,7 @@
           </w:tcPr>
           <w:p>
             <w:pPr>
+              <w:keepNext w:val="false"/>
               <w:spacing w:after="40" w:before="0"/>
               <w:jc w:val="center"/>
             </w:pPr>
@@ -12670,6 +12958,7 @@
           </w:tcPr>
           <w:p>
             <w:pPr>
+              <w:keepNext w:val="false"/>
               <w:spacing w:after="40" w:before="0"/>
               <w:jc w:val="left"/>
             </w:pPr>
@@ -12734,6 +13023,7 @@
           </w:tcPr>
           <w:p>
             <w:pPr>
+              <w:keepNext w:val="false"/>
               <w:spacing w:after="40" w:before="0"/>
               <w:jc w:val="center"/>
             </w:pPr>
@@ -12768,6 +13058,7 @@
           </w:tcPr>
           <w:p>
             <w:pPr>
+              <w:keepNext w:val="false"/>
               <w:spacing w:after="40" w:before="0"/>
               <w:jc w:val="left"/>
             </w:pPr>
@@ -12800,6 +13091,7 @@
           </w:tcPr>
           <w:p>
             <w:pPr>
+              <w:keepNext w:val="false"/>
               <w:spacing w:after="40" w:before="0"/>
               <w:jc w:val="left"/>
             </w:pPr>
@@ -12832,6 +13124,7 @@
           </w:tcPr>
           <w:p>
             <w:pPr>
+              <w:keepNext w:val="false"/>
               <w:spacing w:after="40" w:before="0"/>
               <w:jc w:val="left"/>
             </w:pPr>
@@ -12864,6 +13157,7 @@
           </w:tcPr>
           <w:p>
             <w:pPr>
+              <w:keepNext w:val="false"/>
               <w:spacing w:after="40" w:before="0"/>
               <w:jc w:val="left"/>
             </w:pPr>
@@ -12896,6 +13190,7 @@
           </w:tcPr>
           <w:p>
             <w:pPr>
+              <w:keepNext w:val="false"/>
               <w:spacing w:after="40" w:before="0"/>
               <w:jc w:val="left"/>
             </w:pPr>
@@ -12930,6 +13225,7 @@
           </w:tcPr>
           <w:p>
             <w:pPr>
+              <w:keepNext w:val="false"/>
               <w:spacing w:after="40" w:before="0"/>
               <w:jc w:val="left"/>
             </w:pPr>
@@ -12984,7 +13280,7 @@
               <w:spacing w:after="10" w:before="0"/>
               <w:ind w:left="120"/>
             </w:pPr>
-            <w:hyperlink w:history="1" r:id="rId01hicqntkc_fhnojtcq5x">
+            <w:hyperlink w:history="1" r:id="rIdmjoyfguomh8abmjcyy53y">
               <w:r>
                 <w:rPr>
                   <w:rFonts w:ascii="Arial" w:cs="Arial" w:eastAsia="Arial" w:hAnsi="Arial"/>
@@ -13044,7 +13340,7 @@
             <w:pPr>
               <w:spacing w:after="20" w:before="0"/>
             </w:pPr>
-            <w:hyperlink w:history="1" r:id="rIda-chl6vipsq7afcc1baxt">
+            <w:hyperlink w:history="1" r:id="rIdjedl7qt3dgyinyahfg7tp">
               <w:r>
                 <w:rPr>
                   <w:rFonts w:ascii="Arial" w:cs="Arial" w:eastAsia="Arial" w:hAnsi="Arial"/>
@@ -13093,7 +13389,7 @@
               <w:spacing w:after="10" w:before="0"/>
               <w:ind w:left="120"/>
             </w:pPr>
-            <w:hyperlink w:history="1" r:id="rIdfma5-rvywqgmz-iormv01">
+            <w:hyperlink w:history="1" r:id="rIdennavzmqqomoxiax7yfsk">
               <w:r>
                 <w:rPr>
                   <w:rFonts w:ascii="Arial" w:cs="Arial" w:eastAsia="Arial" w:hAnsi="Arial"/>
@@ -13121,6 +13417,7 @@
           </w:tcPr>
           <w:p>
             <w:pPr>
+              <w:keepNext w:val="false"/>
               <w:spacing w:after="40" w:before="0"/>
               <w:jc w:val="left"/>
             </w:pPr>
@@ -13153,6 +13450,7 @@
           </w:tcPr>
           <w:p>
             <w:pPr>
+              <w:keepNext w:val="false"/>
               <w:spacing w:after="40" w:before="0"/>
               <w:jc w:val="left"/>
             </w:pPr>
@@ -13185,6 +13483,7 @@
           </w:tcPr>
           <w:p>
             <w:pPr>
+              <w:keepNext w:val="false"/>
               <w:spacing w:after="40" w:before="0"/>
               <w:jc w:val="left"/>
             </w:pPr>
@@ -13217,6 +13516,7 @@
           </w:tcPr>
           <w:p>
             <w:pPr>
+              <w:keepNext w:val="false"/>
               <w:spacing w:after="40" w:before="0"/>
               <w:jc w:val="left"/>
             </w:pPr>
@@ -13251,6 +13551,7 @@
           </w:tcPr>
           <w:p>
             <w:pPr>
+              <w:keepNext w:val="false"/>
               <w:spacing w:after="40" w:before="0"/>
               <w:jc w:val="left"/>
             </w:pPr>
@@ -13305,7 +13606,7 @@
               <w:spacing w:after="10" w:before="0"/>
               <w:ind w:left="120"/>
             </w:pPr>
-            <w:hyperlink w:history="1" r:id="rIdashch71lfckebuq_vooxv">
+            <w:hyperlink w:history="1" r:id="rIdsunme85nkvdhd3vzcqxr-">
               <w:r>
                 <w:rPr>
                   <w:rFonts w:ascii="Arial" w:cs="Arial" w:eastAsia="Arial" w:hAnsi="Arial"/>
@@ -13365,7 +13666,7 @@
             <w:pPr>
               <w:spacing w:after="20" w:before="0"/>
             </w:pPr>
-            <w:hyperlink w:history="1" r:id="rIddj9hdtpgtlldbjyaicnya">
+            <w:hyperlink w:history="1" r:id="rId8dhlkfm6dmheksgoqwjem">
               <w:r>
                 <w:rPr>
                   <w:rFonts w:ascii="Arial" w:cs="Arial" w:eastAsia="Arial" w:hAnsi="Arial"/>
@@ -13414,7 +13715,7 @@
               <w:spacing w:after="10" w:before="0"/>
               <w:ind w:left="120"/>
             </w:pPr>
-            <w:hyperlink w:history="1" r:id="rIdrf7byvyt5kqnyxrrkuvzi">
+            <w:hyperlink w:history="1" r:id="rIdntfeajgfpza43zdtzilba">
               <w:r>
                 <w:rPr>
                   <w:rFonts w:ascii="Arial" w:cs="Arial" w:eastAsia="Arial" w:hAnsi="Arial"/>
@@ -13442,6 +13743,7 @@
           </w:tcPr>
           <w:p>
             <w:pPr>
+              <w:keepNext w:val="false"/>
               <w:spacing w:after="40" w:before="0"/>
               <w:jc w:val="left"/>
             </w:pPr>
@@ -13474,6 +13776,7 @@
           </w:tcPr>
           <w:p>
             <w:pPr>
+              <w:keepNext w:val="false"/>
               <w:spacing w:after="40" w:before="0"/>
               <w:jc w:val="left"/>
             </w:pPr>
@@ -13506,6 +13809,7 @@
           </w:tcPr>
           <w:p>
             <w:pPr>
+              <w:keepNext w:val="false"/>
               <w:spacing w:after="40" w:before="0"/>
               <w:jc w:val="left"/>
             </w:pPr>
@@ -13538,6 +13842,7 @@
           </w:tcPr>
           <w:p>
             <w:pPr>
+              <w:keepNext w:val="false"/>
               <w:spacing w:after="40" w:before="0"/>
               <w:jc w:val="left"/>
             </w:pPr>
@@ -13572,6 +13877,7 @@
           </w:tcPr>
           <w:p>
             <w:pPr>
+              <w:keepNext w:val="false"/>
               <w:spacing w:after="40" w:before="0"/>
               <w:jc w:val="left"/>
             </w:pPr>
@@ -13626,7 +13932,7 @@
               <w:spacing w:after="10" w:before="0"/>
               <w:ind w:left="120"/>
             </w:pPr>
-            <w:hyperlink w:history="1" r:id="rIdyszmcshupfyy7jtnh_nzl">
+            <w:hyperlink w:history="1" r:id="rIdeenbuy894orbmwj5zizum">
               <w:r>
                 <w:rPr>
                   <w:rFonts w:ascii="Arial" w:cs="Arial" w:eastAsia="Arial" w:hAnsi="Arial"/>
@@ -13686,7 +13992,7 @@
             <w:pPr>
               <w:spacing w:after="20" w:before="0"/>
             </w:pPr>
-            <w:hyperlink w:history="1" r:id="rIdlzb7q2ugihyfyrvdgm1we">
+            <w:hyperlink w:history="1" r:id="rIds_zrnfftoiwyhkv2zczge">
               <w:r>
                 <w:rPr>
                   <w:rFonts w:ascii="Arial" w:cs="Arial" w:eastAsia="Arial" w:hAnsi="Arial"/>
@@ -13735,7 +14041,7 @@
               <w:spacing w:after="10" w:before="0"/>
               <w:ind w:left="120"/>
             </w:pPr>
-            <w:hyperlink w:history="1" r:id="rIdfa5j-edgpetyj7hctytw_">
+            <w:hyperlink w:history="1" r:id="rIdlmgssejgcuhon_26h37dz">
               <w:r>
                 <w:rPr>
                   <w:rFonts w:ascii="Arial" w:cs="Arial" w:eastAsia="Arial" w:hAnsi="Arial"/>
@@ -13763,6 +14069,7 @@
           </w:tcPr>
           <w:p>
             <w:pPr>
+              <w:keepNext w:val="false"/>
               <w:spacing w:after="40" w:before="0"/>
               <w:jc w:val="left"/>
             </w:pPr>
@@ -13795,6 +14102,7 @@
           </w:tcPr>
           <w:p>
             <w:pPr>
+              <w:keepNext w:val="false"/>
               <w:spacing w:after="40" w:before="0"/>
               <w:jc w:val="left"/>
             </w:pPr>
@@ -13827,6 +14135,7 @@
           </w:tcPr>
           <w:p>
             <w:pPr>
+              <w:keepNext w:val="false"/>
               <w:spacing w:after="40" w:before="0"/>
               <w:jc w:val="left"/>
             </w:pPr>
@@ -13859,6 +14168,7 @@
           </w:tcPr>
           <w:p>
             <w:pPr>
+              <w:keepNext w:val="false"/>
               <w:spacing w:after="40" w:before="0"/>
               <w:jc w:val="left"/>
             </w:pPr>
@@ -13893,6 +14203,7 @@
           </w:tcPr>
           <w:p>
             <w:pPr>
+              <w:keepNext w:val="false"/>
               <w:spacing w:after="40" w:before="0"/>
               <w:jc w:val="left"/>
             </w:pPr>
@@ -13947,7 +14258,7 @@
               <w:spacing w:after="10" w:before="0"/>
               <w:ind w:left="120"/>
             </w:pPr>
-            <w:hyperlink w:history="1" r:id="rIdhr9z1xakjk2t_cvmk5bm1">
+            <w:hyperlink w:history="1" r:id="rIda3bbjkqq2jvloyrhowtjn">
               <w:r>
                 <w:rPr>
                   <w:rFonts w:ascii="Arial" w:cs="Arial" w:eastAsia="Arial" w:hAnsi="Arial"/>
@@ -14007,7 +14318,7 @@
             <w:pPr>
               <w:spacing w:after="20" w:before="0"/>
             </w:pPr>
-            <w:hyperlink w:history="1" r:id="rIdaiecuqwleiouvpleal9z6">
+            <w:hyperlink w:history="1" r:id="rIdw4sr2q41omfigk_m-msqc">
               <w:r>
                 <w:rPr>
                   <w:rFonts w:ascii="Arial" w:cs="Arial" w:eastAsia="Arial" w:hAnsi="Arial"/>
@@ -14056,7 +14367,7 @@
               <w:spacing w:after="10" w:before="0"/>
               <w:ind w:left="120"/>
             </w:pPr>
-            <w:hyperlink w:history="1" r:id="rIdxhjzbapeqzfhytamyyeob">
+            <w:hyperlink w:history="1" r:id="rIdqqe-psfmdi2ykxilevm1m">
               <w:r>
                 <w:rPr>
                   <w:rFonts w:ascii="Arial" w:cs="Arial" w:eastAsia="Arial" w:hAnsi="Arial"/>
@@ -14084,6 +14395,7 @@
           </w:tcPr>
           <w:p>
             <w:pPr>
+              <w:keepNext w:val="false"/>
               <w:spacing w:after="40" w:before="0"/>
               <w:jc w:val="left"/>
             </w:pPr>
@@ -14116,6 +14428,7 @@
           </w:tcPr>
           <w:p>
             <w:pPr>
+              <w:keepNext w:val="false"/>
               <w:spacing w:after="40" w:before="0"/>
               <w:jc w:val="left"/>
             </w:pPr>
@@ -14148,6 +14461,7 @@
           </w:tcPr>
           <w:p>
             <w:pPr>
+              <w:keepNext w:val="false"/>
               <w:spacing w:after="40" w:before="0"/>
               <w:jc w:val="left"/>
             </w:pPr>
@@ -14180,6 +14494,7 @@
           </w:tcPr>
           <w:p>
             <w:pPr>
+              <w:keepNext w:val="false"/>
               <w:spacing w:after="40" w:before="0"/>
               <w:jc w:val="left"/>
             </w:pPr>
@@ -14214,6 +14529,7 @@
           </w:tcPr>
           <w:p>
             <w:pPr>
+              <w:keepNext w:val="false"/>
               <w:spacing w:after="40" w:before="0"/>
               <w:jc w:val="left"/>
             </w:pPr>
@@ -14268,7 +14584,7 @@
               <w:spacing w:after="10" w:before="0"/>
               <w:ind w:left="120"/>
             </w:pPr>
-            <w:hyperlink w:history="1" r:id="rId9vguopkhd9wcdzl7xwbzz">
+            <w:hyperlink w:history="1" r:id="rIdxdvtqfjl8mfshwd18uve0">
               <w:r>
                 <w:rPr>
                   <w:rFonts w:ascii="Arial" w:cs="Arial" w:eastAsia="Arial" w:hAnsi="Arial"/>
@@ -14328,7 +14644,7 @@
             <w:pPr>
               <w:spacing w:after="20" w:before="0"/>
             </w:pPr>
-            <w:hyperlink w:history="1" r:id="rIdm9b0ugmmhgp_gnpwohdf7">
+            <w:hyperlink w:history="1" r:id="rIdn8auf91l9ujp11o2ys4nk">
               <w:r>
                 <w:rPr>
                   <w:rFonts w:ascii="Arial" w:cs="Arial" w:eastAsia="Arial" w:hAnsi="Arial"/>
@@ -14377,7 +14693,7 @@
               <w:spacing w:after="10" w:before="0"/>
               <w:ind w:left="120"/>
             </w:pPr>
-            <w:hyperlink w:history="1" r:id="rIdwo7rd3y3cr4swpkrp8i-_">
+            <w:hyperlink w:history="1" r:id="rIdau7nnqdfnaoyaxjxq5a5e">
               <w:r>
                 <w:rPr>
                   <w:rFonts w:ascii="Arial" w:cs="Arial" w:eastAsia="Arial" w:hAnsi="Arial"/>
@@ -14405,6 +14721,7 @@
           </w:tcPr>
           <w:p>
             <w:pPr>
+              <w:keepNext w:val="false"/>
               <w:spacing w:after="40" w:before="0"/>
               <w:jc w:val="left"/>
             </w:pPr>
@@ -14437,6 +14754,7 @@
           </w:tcPr>
           <w:p>
             <w:pPr>
+              <w:keepNext w:val="false"/>
               <w:spacing w:after="40" w:before="0"/>
               <w:jc w:val="left"/>
             </w:pPr>
@@ -14469,6 +14787,7 @@
           </w:tcPr>
           <w:p>
             <w:pPr>
+              <w:keepNext w:val="false"/>
               <w:spacing w:after="40" w:before="0"/>
               <w:jc w:val="left"/>
             </w:pPr>
@@ -14501,6 +14820,7 @@
           </w:tcPr>
           <w:p>
             <w:pPr>
+              <w:keepNext w:val="false"/>
               <w:spacing w:after="40" w:before="0"/>
               <w:jc w:val="left"/>
             </w:pPr>
@@ -14560,6 +14880,7 @@
           </w:tcPr>
           <w:p>
             <w:pPr>
+              <w:keepNext w:val="false"/>
               <w:spacing w:after="40" w:before="0"/>
               <w:jc w:val="center"/>
             </w:pPr>
@@ -14594,6 +14915,7 @@
           </w:tcPr>
           <w:p>
             <w:pPr>
+              <w:keepNext w:val="false"/>
               <w:spacing w:after="40" w:before="0"/>
               <w:jc w:val="left"/>
             </w:pPr>
@@ -14655,6 +14977,7 @@
           </w:tcPr>
           <w:p>
             <w:pPr>
+              <w:keepNext w:val="false"/>
               <w:spacing w:after="40" w:before="0"/>
               <w:jc w:val="center"/>
             </w:pPr>
@@ -14689,6 +15012,7 @@
           </w:tcPr>
           <w:p>
             <w:pPr>
+              <w:keepNext w:val="false"/>
               <w:spacing w:after="40" w:before="0"/>
               <w:jc w:val="left"/>
             </w:pPr>
@@ -14721,6 +15045,7 @@
           </w:tcPr>
           <w:p>
             <w:pPr>
+              <w:keepNext w:val="false"/>
               <w:spacing w:after="40" w:before="0"/>
               <w:jc w:val="left"/>
             </w:pPr>
@@ -14755,6 +15080,7 @@
           </w:tcPr>
           <w:p>
             <w:pPr>
+              <w:keepNext w:val="false"/>
               <w:spacing w:after="40" w:before="0"/>
               <w:jc w:val="left"/>
             </w:pPr>
@@ -14787,6 +15113,7 @@
           </w:tcPr>
           <w:p>
             <w:pPr>
+              <w:keepNext w:val="false"/>
               <w:spacing w:after="40" w:before="0"/>
               <w:jc w:val="left"/>
             </w:pPr>
@@ -14821,6 +15148,7 @@
           </w:tcPr>
           <w:p>
             <w:pPr>
+              <w:keepNext w:val="false"/>
               <w:spacing w:after="40" w:before="0"/>
               <w:jc w:val="left"/>
             </w:pPr>
@@ -14853,6 +15181,7 @@
           </w:tcPr>
           <w:p>
             <w:pPr>
+              <w:keepNext w:val="false"/>
               <w:spacing w:after="40" w:before="0"/>
               <w:jc w:val="left"/>
             </w:pPr>
@@ -14889,7 +15218,7 @@
         </w:rPr>
         <w:t xml:space="preserve">© 2026 SeaVuria and ARES. Aligned with KICD objectives. Developed by SeaVuria; technical implementation by ARES (with AI assistance from Claude). Licensed under </w:t>
       </w:r>
-      <w:hyperlink w:history="1" r:id="rIdoeectvaxgrjgv_l_jgzo5">
+      <w:hyperlink w:history="1" r:id="rIdlvpea2sqxt3nmldcw3pgh">
         <w:r>
           <w:rPr>
             <w:rFonts w:ascii="Arial" w:cs="Arial" w:eastAsia="Arial" w:hAnsi="Arial"/>
@@ -14910,7 +15239,7 @@
         </w:rPr>
         <w:t xml:space="preserve"> (</w:t>
       </w:r>
-      <w:hyperlink w:history="1" r:id="rIdfwkec7sb4xaakg0zsfbe6">
+      <w:hyperlink w:history="1" r:id="rIdj-ug6wfhiwqqannhvmr0p">
         <w:r>
           <w:rPr>
             <w:rFonts w:ascii="Arial" w:cs="Arial" w:eastAsia="Arial" w:hAnsi="Arial"/>
@@ -14970,6 +15299,7 @@
           </w:tcPr>
           <w:p>
             <w:pPr>
+              <w:keepNext w:val="false"/>
               <w:spacing w:after="40" w:before="0"/>
               <w:jc w:val="center"/>
             </w:pPr>
@@ -15005,6 +15335,7 @@
           </w:tcPr>
           <w:p>
             <w:pPr>
+              <w:keepNext w:val="false"/>
               <w:spacing w:after="40" w:before="0"/>
               <w:jc w:val="center"/>
             </w:pPr>
@@ -15039,6 +15370,7 @@
           </w:tcPr>
           <w:p>
             <w:pPr>
+              <w:keepNext w:val="false"/>
               <w:spacing w:after="40" w:before="0"/>
               <w:jc w:val="left"/>
             </w:pPr>
@@ -15071,6 +15403,7 @@
           </w:tcPr>
           <w:p>
             <w:pPr>
+              <w:keepNext w:val="false"/>
               <w:spacing w:after="40" w:before="0"/>
               <w:jc w:val="left"/>
             </w:pPr>
@@ -15105,6 +15438,7 @@
           </w:tcPr>
           <w:p>
             <w:pPr>
+              <w:keepNext w:val="false"/>
               <w:spacing w:after="40" w:before="0"/>
               <w:jc w:val="left"/>
             </w:pPr>
@@ -15137,6 +15471,7 @@
           </w:tcPr>
           <w:p>
             <w:pPr>
+              <w:keepNext w:val="false"/>
               <w:spacing w:after="40" w:before="0"/>
               <w:jc w:val="left"/>
             </w:pPr>
@@ -15171,6 +15506,7 @@
           </w:tcPr>
           <w:p>
             <w:pPr>
+              <w:keepNext w:val="false"/>
               <w:spacing w:after="40" w:before="0"/>
               <w:jc w:val="left"/>
             </w:pPr>
@@ -15203,6 +15539,7 @@
           </w:tcPr>
           <w:p>
             <w:pPr>
+              <w:keepNext w:val="false"/>
               <w:spacing w:after="40" w:before="0"/>
               <w:jc w:val="left"/>
             </w:pPr>
@@ -15237,6 +15574,7 @@
           </w:tcPr>
           <w:p>
             <w:pPr>
+              <w:keepNext w:val="false"/>
               <w:spacing w:after="40" w:before="0"/>
               <w:jc w:val="left"/>
             </w:pPr>
@@ -15269,6 +15607,7 @@
           </w:tcPr>
           <w:p>
             <w:pPr>
+              <w:keepNext w:val="false"/>
               <w:spacing w:after="40" w:before="0"/>
               <w:jc w:val="left"/>
             </w:pPr>
@@ -15303,6 +15642,7 @@
           </w:tcPr>
           <w:p>
             <w:pPr>
+              <w:keepNext w:val="false"/>
               <w:spacing w:after="40" w:before="0"/>
               <w:jc w:val="left"/>
             </w:pPr>
@@ -15335,6 +15675,7 @@
           </w:tcPr>
           <w:p>
             <w:pPr>
+              <w:keepNext w:val="false"/>
               <w:spacing w:after="40" w:before="0"/>
               <w:jc w:val="left"/>
             </w:pPr>
@@ -15369,6 +15710,7 @@
           </w:tcPr>
           <w:p>
             <w:pPr>
+              <w:keepNext w:val="false"/>
               <w:spacing w:after="40" w:before="0"/>
               <w:jc w:val="left"/>
             </w:pPr>
@@ -15401,6 +15743,7 @@
           </w:tcPr>
           <w:p>
             <w:pPr>
+              <w:keepNext w:val="false"/>
               <w:spacing w:after="40" w:before="0"/>
               <w:jc w:val="left"/>
             </w:pPr>
@@ -15435,6 +15778,7 @@
           </w:tcPr>
           <w:p>
             <w:pPr>
+              <w:keepNext w:val="false"/>
               <w:spacing w:after="40" w:before="0"/>
               <w:jc w:val="left"/>
             </w:pPr>
@@ -15467,6 +15811,7 @@
           </w:tcPr>
           <w:p>
             <w:pPr>
+              <w:keepNext w:val="false"/>
               <w:spacing w:after="40" w:before="0"/>
               <w:jc w:val="left"/>
             </w:pPr>
@@ -15501,6 +15846,7 @@
           </w:tcPr>
           <w:p>
             <w:pPr>
+              <w:keepNext w:val="false"/>
               <w:spacing w:after="40" w:before="0"/>
               <w:jc w:val="left"/>
             </w:pPr>
@@ -15533,6 +15879,7 @@
           </w:tcPr>
           <w:p>
             <w:pPr>
+              <w:keepNext w:val="false"/>
               <w:spacing w:after="40" w:before="0"/>
               <w:jc w:val="left"/>
             </w:pPr>
@@ -15592,6 +15939,7 @@
           </w:tcPr>
           <w:p>
             <w:pPr>
+              <w:keepNext w:val="false"/>
               <w:spacing w:after="40" w:before="0"/>
               <w:jc w:val="center"/>
             </w:pPr>
@@ -15626,6 +15974,7 @@
           </w:tcPr>
           <w:p>
             <w:pPr>
+              <w:keepNext w:val="false"/>
               <w:spacing w:after="40" w:before="0"/>
               <w:jc w:val="left"/>
             </w:pPr>
@@ -15690,6 +16039,7 @@
           </w:tcPr>
           <w:p>
             <w:pPr>
+              <w:keepNext w:val="false"/>
               <w:spacing w:after="40" w:before="0"/>
               <w:jc w:val="center"/>
             </w:pPr>
@@ -15724,6 +16074,7 @@
           </w:tcPr>
           <w:p>
             <w:pPr>
+              <w:keepNext w:val="false"/>
               <w:spacing w:after="40" w:before="0"/>
               <w:jc w:val="left"/>
             </w:pPr>
@@ -15756,6 +16107,7 @@
           </w:tcPr>
           <w:p>
             <w:pPr>
+              <w:keepNext w:val="false"/>
               <w:spacing w:after="40" w:before="0"/>
               <w:jc w:val="left"/>
             </w:pPr>
@@ -15788,6 +16140,7 @@
           </w:tcPr>
           <w:p>
             <w:pPr>
+              <w:keepNext w:val="false"/>
               <w:spacing w:after="40" w:before="0"/>
               <w:jc w:val="left"/>
             </w:pPr>
@@ -15820,6 +16173,7 @@
           </w:tcPr>
           <w:p>
             <w:pPr>
+              <w:keepNext w:val="false"/>
               <w:spacing w:after="40" w:before="0"/>
               <w:jc w:val="left"/>
             </w:pPr>
@@ -15852,6 +16206,7 @@
           </w:tcPr>
           <w:p>
             <w:pPr>
+              <w:keepNext w:val="false"/>
               <w:spacing w:after="40" w:before="0"/>
               <w:jc w:val="left"/>
             </w:pPr>
@@ -15886,6 +16241,7 @@
           </w:tcPr>
           <w:p>
             <w:pPr>
+              <w:keepNext w:val="false"/>
               <w:spacing w:after="40" w:before="0"/>
               <w:jc w:val="left"/>
             </w:pPr>
@@ -15940,7 +16296,7 @@
               <w:spacing w:after="10" w:before="0"/>
               <w:ind w:left="120"/>
             </w:pPr>
-            <w:hyperlink w:history="1" r:id="rIdhhbhgblpcq79yfb_olb2a">
+            <w:hyperlink w:history="1" r:id="rIdbudwxk1dshtgjuvkc3n45">
               <w:r>
                 <w:rPr>
                   <w:rFonts w:ascii="Arial" w:cs="Arial" w:eastAsia="Arial" w:hAnsi="Arial"/>
@@ -16017,7 +16373,7 @@
               <w:spacing w:after="10" w:before="0"/>
               <w:ind w:left="120"/>
             </w:pPr>
-            <w:hyperlink w:history="1" r:id="rId7_9cbac63q25dkxcpnc8p">
+            <w:hyperlink w:history="1" r:id="rIdgprobcemvhxedu1o8ao0d">
               <w:r>
                 <w:rPr>
                   <w:rFonts w:ascii="Arial" w:cs="Arial" w:eastAsia="Arial" w:hAnsi="Arial"/>
@@ -16060,6 +16416,7 @@
           </w:tcPr>
           <w:p>
             <w:pPr>
+              <w:keepNext w:val="false"/>
               <w:spacing w:after="40" w:before="0"/>
               <w:jc w:val="left"/>
             </w:pPr>
@@ -16092,6 +16449,7 @@
           </w:tcPr>
           <w:p>
             <w:pPr>
+              <w:keepNext w:val="false"/>
               <w:spacing w:after="40" w:before="0"/>
               <w:jc w:val="left"/>
             </w:pPr>
@@ -16124,6 +16482,7 @@
           </w:tcPr>
           <w:p>
             <w:pPr>
+              <w:keepNext w:val="false"/>
               <w:spacing w:after="40" w:before="0"/>
               <w:jc w:val="left"/>
             </w:pPr>
@@ -16156,6 +16515,7 @@
           </w:tcPr>
           <w:p>
             <w:pPr>
+              <w:keepNext w:val="false"/>
               <w:spacing w:after="40" w:before="0"/>
               <w:jc w:val="left"/>
             </w:pPr>
@@ -16190,6 +16550,7 @@
           </w:tcPr>
           <w:p>
             <w:pPr>
+              <w:keepNext w:val="false"/>
               <w:spacing w:after="40" w:before="0"/>
               <w:jc w:val="left"/>
             </w:pPr>
@@ -16244,7 +16605,7 @@
               <w:spacing w:after="10" w:before="0"/>
               <w:ind w:left="120"/>
             </w:pPr>
-            <w:hyperlink w:history="1" r:id="rIdptd6eaumj1oardo4-mjzd">
+            <w:hyperlink w:history="1" r:id="rId6j4ogxfeqpsp1enfdnrau">
               <w:r>
                 <w:rPr>
                   <w:rFonts w:ascii="Arial" w:cs="Arial" w:eastAsia="Arial" w:hAnsi="Arial"/>
@@ -16321,7 +16682,7 @@
               <w:spacing w:after="10" w:before="0"/>
               <w:ind w:left="120"/>
             </w:pPr>
-            <w:hyperlink w:history="1" r:id="rIdahmr1gi_5payzmvbpon4d">
+            <w:hyperlink w:history="1" r:id="rIdkxals96sxfafjmgqag6yz">
               <w:r>
                 <w:rPr>
                   <w:rFonts w:ascii="Arial" w:cs="Arial" w:eastAsia="Arial" w:hAnsi="Arial"/>
@@ -16364,6 +16725,7 @@
           </w:tcPr>
           <w:p>
             <w:pPr>
+              <w:keepNext w:val="false"/>
               <w:spacing w:after="40" w:before="0"/>
               <w:jc w:val="left"/>
             </w:pPr>
@@ -16396,6 +16758,7 @@
           </w:tcPr>
           <w:p>
             <w:pPr>
+              <w:keepNext w:val="false"/>
               <w:spacing w:after="40" w:before="0"/>
               <w:jc w:val="left"/>
             </w:pPr>
@@ -16428,6 +16791,7 @@
           </w:tcPr>
           <w:p>
             <w:pPr>
+              <w:keepNext w:val="false"/>
               <w:spacing w:after="40" w:before="0"/>
               <w:jc w:val="left"/>
             </w:pPr>
@@ -16460,6 +16824,7 @@
           </w:tcPr>
           <w:p>
             <w:pPr>
+              <w:keepNext w:val="false"/>
               <w:spacing w:after="40" w:before="0"/>
               <w:jc w:val="left"/>
             </w:pPr>
@@ -16494,6 +16859,7 @@
           </w:tcPr>
           <w:p>
             <w:pPr>
+              <w:keepNext w:val="false"/>
               <w:spacing w:after="40" w:before="0"/>
               <w:jc w:val="left"/>
             </w:pPr>
@@ -16548,7 +16914,7 @@
               <w:spacing w:after="10" w:before="0"/>
               <w:ind w:left="120"/>
             </w:pPr>
-            <w:hyperlink w:history="1" r:id="rIdlmg-w0s1s_zjkaye_qb68">
+            <w:hyperlink w:history="1" r:id="rId8o-f8ox3durr4equgin7d">
               <w:r>
                 <w:rPr>
                   <w:rFonts w:ascii="Arial" w:cs="Arial" w:eastAsia="Arial" w:hAnsi="Arial"/>
@@ -16625,7 +16991,7 @@
               <w:spacing w:after="10" w:before="0"/>
               <w:ind w:left="120"/>
             </w:pPr>
-            <w:hyperlink w:history="1" r:id="rId_w6yn9yzwhfhk2ahpkjbk">
+            <w:hyperlink w:history="1" r:id="rIddy6glv8pvz4cfusshwtqt">
               <w:r>
                 <w:rPr>
                   <w:rFonts w:ascii="Arial" w:cs="Arial" w:eastAsia="Arial" w:hAnsi="Arial"/>
@@ -16668,6 +17034,7 @@
           </w:tcPr>
           <w:p>
             <w:pPr>
+              <w:keepNext w:val="false"/>
               <w:spacing w:after="40" w:before="0"/>
               <w:jc w:val="left"/>
             </w:pPr>
@@ -16700,6 +17067,7 @@
           </w:tcPr>
           <w:p>
             <w:pPr>
+              <w:keepNext w:val="false"/>
               <w:spacing w:after="40" w:before="0"/>
               <w:jc w:val="left"/>
             </w:pPr>
@@ -16732,6 +17100,7 @@
           </w:tcPr>
           <w:p>
             <w:pPr>
+              <w:keepNext w:val="false"/>
               <w:spacing w:after="40" w:before="0"/>
               <w:jc w:val="left"/>
             </w:pPr>
@@ -16764,6 +17133,7 @@
           </w:tcPr>
           <w:p>
             <w:pPr>
+              <w:keepNext w:val="false"/>
               <w:spacing w:after="40" w:before="0"/>
               <w:jc w:val="left"/>
             </w:pPr>
@@ -16798,6 +17168,7 @@
           </w:tcPr>
           <w:p>
             <w:pPr>
+              <w:keepNext w:val="false"/>
               <w:spacing w:after="40" w:before="0"/>
               <w:jc w:val="left"/>
             </w:pPr>
@@ -16852,7 +17223,7 @@
               <w:spacing w:after="10" w:before="0"/>
               <w:ind w:left="120"/>
             </w:pPr>
-            <w:hyperlink w:history="1" r:id="rIdu4xthtmazpundmigue-kk">
+            <w:hyperlink w:history="1" r:id="rIdaqm1zwptnjnhjbhyz_cbk">
               <w:r>
                 <w:rPr>
                   <w:rFonts w:ascii="Arial" w:cs="Arial" w:eastAsia="Arial" w:hAnsi="Arial"/>
@@ -16929,7 +17300,7 @@
               <w:spacing w:after="10" w:before="0"/>
               <w:ind w:left="120"/>
             </w:pPr>
-            <w:hyperlink w:history="1" r:id="rIdvfid6pw4knri5nvgq-1mr">
+            <w:hyperlink w:history="1" r:id="rIddn4mnvjrdsktotsmjxtw5">
               <w:r>
                 <w:rPr>
                   <w:rFonts w:ascii="Arial" w:cs="Arial" w:eastAsia="Arial" w:hAnsi="Arial"/>
@@ -16972,6 +17343,7 @@
           </w:tcPr>
           <w:p>
             <w:pPr>
+              <w:keepNext w:val="false"/>
               <w:spacing w:after="40" w:before="0"/>
               <w:jc w:val="left"/>
             </w:pPr>
@@ -17004,6 +17376,7 @@
           </w:tcPr>
           <w:p>
             <w:pPr>
+              <w:keepNext w:val="false"/>
               <w:spacing w:after="40" w:before="0"/>
               <w:jc w:val="left"/>
             </w:pPr>
@@ -17036,6 +17409,7 @@
           </w:tcPr>
           <w:p>
             <w:pPr>
+              <w:keepNext w:val="false"/>
               <w:spacing w:after="40" w:before="0"/>
               <w:jc w:val="left"/>
             </w:pPr>
@@ -17068,6 +17442,7 @@
           </w:tcPr>
           <w:p>
             <w:pPr>
+              <w:keepNext w:val="false"/>
               <w:spacing w:after="40" w:before="0"/>
               <w:jc w:val="left"/>
             </w:pPr>
@@ -17102,6 +17477,7 @@
           </w:tcPr>
           <w:p>
             <w:pPr>
+              <w:keepNext w:val="false"/>
               <w:spacing w:after="40" w:before="0"/>
               <w:jc w:val="left"/>
             </w:pPr>
@@ -17156,7 +17532,7 @@
               <w:spacing w:after="10" w:before="0"/>
               <w:ind w:left="120"/>
             </w:pPr>
-            <w:hyperlink w:history="1" r:id="rIdq4pam6vapwfylfgcykllh">
+            <w:hyperlink w:history="1" r:id="rId9x5v1fyhloxavxgqog9ln">
               <w:r>
                 <w:rPr>
                   <w:rFonts w:ascii="Arial" w:cs="Arial" w:eastAsia="Arial" w:hAnsi="Arial"/>
@@ -17233,7 +17609,7 @@
               <w:spacing w:after="10" w:before="0"/>
               <w:ind w:left="120"/>
             </w:pPr>
-            <w:hyperlink w:history="1" r:id="rIdifcyh0h8ehypjux5g4qoe">
+            <w:hyperlink w:history="1" r:id="rIdgqjkwzlmx1dl1rkie74aq">
               <w:r>
                 <w:rPr>
                   <w:rFonts w:ascii="Arial" w:cs="Arial" w:eastAsia="Arial" w:hAnsi="Arial"/>
@@ -17276,6 +17652,7 @@
           </w:tcPr>
           <w:p>
             <w:pPr>
+              <w:keepNext w:val="false"/>
               <w:spacing w:after="40" w:before="0"/>
               <w:jc w:val="left"/>
             </w:pPr>
@@ -17308,6 +17685,7 @@
           </w:tcPr>
           <w:p>
             <w:pPr>
+              <w:keepNext w:val="false"/>
               <w:spacing w:after="40" w:before="0"/>
               <w:jc w:val="left"/>
             </w:pPr>
@@ -17340,6 +17718,7 @@
           </w:tcPr>
           <w:p>
             <w:pPr>
+              <w:keepNext w:val="false"/>
               <w:spacing w:after="40" w:before="0"/>
               <w:jc w:val="left"/>
             </w:pPr>
@@ -17372,6 +17751,7 @@
           </w:tcPr>
           <w:p>
             <w:pPr>
+              <w:keepNext w:val="false"/>
               <w:spacing w:after="40" w:before="0"/>
               <w:jc w:val="left"/>
             </w:pPr>
@@ -17431,6 +17811,7 @@
           </w:tcPr>
           <w:p>
             <w:pPr>
+              <w:keepNext w:val="false"/>
               <w:spacing w:after="40" w:before="0"/>
               <w:jc w:val="center"/>
             </w:pPr>
@@ -17465,6 +17846,7 @@
           </w:tcPr>
           <w:p>
             <w:pPr>
+              <w:keepNext w:val="false"/>
               <w:spacing w:after="40" w:before="0"/>
               <w:jc w:val="left"/>
             </w:pPr>
@@ -17526,6 +17908,7 @@
           </w:tcPr>
           <w:p>
             <w:pPr>
+              <w:keepNext w:val="false"/>
               <w:spacing w:after="40" w:before="0"/>
               <w:jc w:val="center"/>
             </w:pPr>
@@ -17560,6 +17943,7 @@
           </w:tcPr>
           <w:p>
             <w:pPr>
+              <w:keepNext w:val="false"/>
               <w:spacing w:after="40" w:before="0"/>
               <w:jc w:val="left"/>
             </w:pPr>
@@ -17592,6 +17976,7 @@
           </w:tcPr>
           <w:p>
             <w:pPr>
+              <w:keepNext w:val="false"/>
               <w:spacing w:after="40" w:before="0"/>
               <w:jc w:val="left"/>
             </w:pPr>
@@ -17626,6 +18011,7 @@
           </w:tcPr>
           <w:p>
             <w:pPr>
+              <w:keepNext w:val="false"/>
               <w:spacing w:after="40" w:before="0"/>
               <w:jc w:val="left"/>
             </w:pPr>
@@ -17658,6 +18044,7 @@
           </w:tcPr>
           <w:p>
             <w:pPr>
+              <w:keepNext w:val="false"/>
               <w:spacing w:after="40" w:before="0"/>
               <w:jc w:val="left"/>
             </w:pPr>
@@ -17692,6 +18079,7 @@
           </w:tcPr>
           <w:p>
             <w:pPr>
+              <w:keepNext w:val="false"/>
               <w:spacing w:after="40" w:before="0"/>
               <w:jc w:val="left"/>
             </w:pPr>
@@ -17724,6 +18112,7 @@
           </w:tcPr>
           <w:p>
             <w:pPr>
+              <w:keepNext w:val="false"/>
               <w:spacing w:after="40" w:before="0"/>
               <w:jc w:val="left"/>
             </w:pPr>
@@ -17760,7 +18149,7 @@
         </w:rPr>
         <w:t xml:space="preserve">© 2026 SeaVuria and ARES. Aligned with KICD objectives. Developed by SeaVuria; technical implementation by ARES (with AI assistance from Claude). Licensed under </w:t>
       </w:r>
-      <w:hyperlink w:history="1" r:id="rIdqvnrzdu4efca2twtdtnpm">
+      <w:hyperlink w:history="1" r:id="rIddjzx3wb9s4w5_htdczyzh">
         <w:r>
           <w:rPr>
             <w:rFonts w:ascii="Arial" w:cs="Arial" w:eastAsia="Arial" w:hAnsi="Arial"/>
@@ -17781,7 +18170,7 @@
         </w:rPr>
         <w:t xml:space="preserve"> (</w:t>
       </w:r>
-      <w:hyperlink w:history="1" r:id="rIddrkmfazhtwdk5saoavl7u">
+      <w:hyperlink w:history="1" r:id="rIddqdpso8q3sgswxaxlsgt7">
         <w:r>
           <w:rPr>
             <w:rFonts w:ascii="Arial" w:cs="Arial" w:eastAsia="Arial" w:hAnsi="Arial"/>
@@ -17841,6 +18230,7 @@
           </w:tcPr>
           <w:p>
             <w:pPr>
+              <w:keepNext w:val="false"/>
               <w:spacing w:after="40" w:before="0"/>
               <w:jc w:val="center"/>
             </w:pPr>
@@ -17876,6 +18266,7 @@
           </w:tcPr>
           <w:p>
             <w:pPr>
+              <w:keepNext w:val="false"/>
               <w:spacing w:after="40" w:before="0"/>
               <w:jc w:val="center"/>
             </w:pPr>
@@ -17910,6 +18301,7 @@
           </w:tcPr>
           <w:p>
             <w:pPr>
+              <w:keepNext w:val="false"/>
               <w:spacing w:after="40" w:before="0"/>
               <w:jc w:val="left"/>
             </w:pPr>
@@ -17942,6 +18334,7 @@
           </w:tcPr>
           <w:p>
             <w:pPr>
+              <w:keepNext w:val="false"/>
               <w:spacing w:after="40" w:before="0"/>
               <w:jc w:val="left"/>
             </w:pPr>
@@ -17976,6 +18369,7 @@
           </w:tcPr>
           <w:p>
             <w:pPr>
+              <w:keepNext w:val="false"/>
               <w:spacing w:after="40" w:before="0"/>
               <w:jc w:val="left"/>
             </w:pPr>
@@ -18008,6 +18402,7 @@
           </w:tcPr>
           <w:p>
             <w:pPr>
+              <w:keepNext w:val="false"/>
               <w:spacing w:after="40" w:before="0"/>
               <w:jc w:val="left"/>
             </w:pPr>
@@ -18042,6 +18437,7 @@
           </w:tcPr>
           <w:p>
             <w:pPr>
+              <w:keepNext w:val="false"/>
               <w:spacing w:after="40" w:before="0"/>
               <w:jc w:val="left"/>
             </w:pPr>
@@ -18074,6 +18470,7 @@
           </w:tcPr>
           <w:p>
             <w:pPr>
+              <w:keepNext w:val="false"/>
               <w:spacing w:after="40" w:before="0"/>
               <w:jc w:val="left"/>
             </w:pPr>
@@ -18108,6 +18505,7 @@
           </w:tcPr>
           <w:p>
             <w:pPr>
+              <w:keepNext w:val="false"/>
               <w:spacing w:after="40" w:before="0"/>
               <w:jc w:val="left"/>
             </w:pPr>
@@ -18140,6 +18538,7 @@
           </w:tcPr>
           <w:p>
             <w:pPr>
+              <w:keepNext w:val="false"/>
               <w:spacing w:after="40" w:before="0"/>
               <w:jc w:val="left"/>
             </w:pPr>
@@ -18174,6 +18573,7 @@
           </w:tcPr>
           <w:p>
             <w:pPr>
+              <w:keepNext w:val="false"/>
               <w:spacing w:after="40" w:before="0"/>
               <w:jc w:val="left"/>
             </w:pPr>
@@ -18206,6 +18606,7 @@
           </w:tcPr>
           <w:p>
             <w:pPr>
+              <w:keepNext w:val="false"/>
               <w:spacing w:after="40" w:before="0"/>
               <w:jc w:val="left"/>
             </w:pPr>
@@ -18240,6 +18641,7 @@
           </w:tcPr>
           <w:p>
             <w:pPr>
+              <w:keepNext w:val="false"/>
               <w:spacing w:after="40" w:before="0"/>
               <w:jc w:val="left"/>
             </w:pPr>
@@ -18272,6 +18674,7 @@
           </w:tcPr>
           <w:p>
             <w:pPr>
+              <w:keepNext w:val="false"/>
               <w:spacing w:after="40" w:before="0"/>
               <w:jc w:val="left"/>
             </w:pPr>
@@ -18306,6 +18709,7 @@
           </w:tcPr>
           <w:p>
             <w:pPr>
+              <w:keepNext w:val="false"/>
               <w:spacing w:after="40" w:before="0"/>
               <w:jc w:val="left"/>
             </w:pPr>
@@ -18338,6 +18742,7 @@
           </w:tcPr>
           <w:p>
             <w:pPr>
+              <w:keepNext w:val="false"/>
               <w:spacing w:after="40" w:before="0"/>
               <w:jc w:val="left"/>
             </w:pPr>
@@ -18372,6 +18777,7 @@
           </w:tcPr>
           <w:p>
             <w:pPr>
+              <w:keepNext w:val="false"/>
               <w:spacing w:after="40" w:before="0"/>
               <w:jc w:val="left"/>
             </w:pPr>
@@ -18404,6 +18810,7 @@
           </w:tcPr>
           <w:p>
             <w:pPr>
+              <w:keepNext w:val="false"/>
               <w:spacing w:after="40" w:before="0"/>
               <w:jc w:val="left"/>
             </w:pPr>
@@ -18463,6 +18870,7 @@
           </w:tcPr>
           <w:p>
             <w:pPr>
+              <w:keepNext w:val="false"/>
               <w:spacing w:after="40" w:before="0"/>
               <w:jc w:val="center"/>
             </w:pPr>
@@ -18497,6 +18905,7 @@
           </w:tcPr>
           <w:p>
             <w:pPr>
+              <w:keepNext w:val="false"/>
               <w:spacing w:after="40" w:before="0"/>
               <w:jc w:val="left"/>
             </w:pPr>
@@ -18561,6 +18970,7 @@
           </w:tcPr>
           <w:p>
             <w:pPr>
+              <w:keepNext w:val="false"/>
               <w:spacing w:after="40" w:before="0"/>
               <w:jc w:val="center"/>
             </w:pPr>
@@ -18595,6 +19005,7 @@
           </w:tcPr>
           <w:p>
             <w:pPr>
+              <w:keepNext w:val="false"/>
               <w:spacing w:after="40" w:before="0"/>
               <w:jc w:val="left"/>
             </w:pPr>
@@ -18627,6 +19038,7 @@
           </w:tcPr>
           <w:p>
             <w:pPr>
+              <w:keepNext w:val="false"/>
               <w:spacing w:after="40" w:before="0"/>
               <w:jc w:val="left"/>
             </w:pPr>
@@ -18659,6 +19071,7 @@
           </w:tcPr>
           <w:p>
             <w:pPr>
+              <w:keepNext w:val="false"/>
               <w:spacing w:after="40" w:before="0"/>
               <w:jc w:val="left"/>
             </w:pPr>
@@ -18691,6 +19104,7 @@
           </w:tcPr>
           <w:p>
             <w:pPr>
+              <w:keepNext w:val="false"/>
               <w:spacing w:after="40" w:before="0"/>
               <w:jc w:val="left"/>
             </w:pPr>
@@ -18723,6 +19137,7 @@
           </w:tcPr>
           <w:p>
             <w:pPr>
+              <w:keepNext w:val="false"/>
               <w:spacing w:after="40" w:before="0"/>
               <w:jc w:val="left"/>
             </w:pPr>
@@ -18757,6 +19172,7 @@
           </w:tcPr>
           <w:p>
             <w:pPr>
+              <w:keepNext w:val="false"/>
               <w:spacing w:after="40" w:before="0"/>
               <w:jc w:val="left"/>
             </w:pPr>
@@ -18794,7 +19210,7 @@
             <w:pPr>
               <w:spacing w:after="20" w:before="0"/>
             </w:pPr>
-            <w:hyperlink w:history="1" r:id="rIdpeid1hwxo6x5-7mqe0_tm">
+            <w:hyperlink w:history="1" r:id="rIdbe8bwa2qtupu___hidsxj">
               <w:r>
                 <w:rPr>
                   <w:rFonts w:ascii="Arial" w:cs="Arial" w:eastAsia="Arial" w:hAnsi="Arial"/>
@@ -18843,7 +19259,7 @@
               <w:spacing w:after="10" w:before="0"/>
               <w:ind w:left="120"/>
             </w:pPr>
-            <w:hyperlink w:history="1" r:id="rId1pio3n7g6ome0flx4higt">
+            <w:hyperlink w:history="1" r:id="rIdbawmstojngjp6e8zf85ei">
               <w:r>
                 <w:rPr>
                   <w:rFonts w:ascii="Arial" w:cs="Arial" w:eastAsia="Arial" w:hAnsi="Arial"/>
@@ -18888,7 +19304,7 @@
             <w:pPr>
               <w:spacing w:after="20" w:before="0"/>
             </w:pPr>
-            <w:hyperlink w:history="1" r:id="rIdzkraye25cpkpa4bdbmoov">
+            <w:hyperlink w:history="1" r:id="rIdi0wbrkka_lek-5vz-qllh">
               <w:r>
                 <w:rPr>
                   <w:rFonts w:ascii="Arial" w:cs="Arial" w:eastAsia="Arial" w:hAnsi="Arial"/>
@@ -18937,7 +19353,7 @@
               <w:spacing w:after="10" w:before="0"/>
               <w:ind w:left="120"/>
             </w:pPr>
-            <w:hyperlink w:history="1" r:id="rIdudl1jyyryfe9nogn0x-vd">
+            <w:hyperlink w:history="1" r:id="rIdsiqlk7snprlri1jbd978l">
               <w:r>
                 <w:rPr>
                   <w:rFonts w:ascii="Arial" w:cs="Arial" w:eastAsia="Arial" w:hAnsi="Arial"/>
@@ -18965,6 +19381,7 @@
           </w:tcPr>
           <w:p>
             <w:pPr>
+              <w:keepNext w:val="false"/>
               <w:spacing w:after="40" w:before="0"/>
               <w:jc w:val="left"/>
             </w:pPr>
@@ -18997,6 +19414,7 @@
           </w:tcPr>
           <w:p>
             <w:pPr>
+              <w:keepNext w:val="false"/>
               <w:spacing w:after="40" w:before="0"/>
               <w:jc w:val="left"/>
             </w:pPr>
@@ -19029,6 +19447,7 @@
           </w:tcPr>
           <w:p>
             <w:pPr>
+              <w:keepNext w:val="false"/>
               <w:spacing w:after="40" w:before="0"/>
               <w:jc w:val="left"/>
             </w:pPr>
@@ -19061,6 +19480,7 @@
           </w:tcPr>
           <w:p>
             <w:pPr>
+              <w:keepNext w:val="false"/>
               <w:spacing w:after="40" w:before="0"/>
               <w:jc w:val="left"/>
             </w:pPr>
@@ -19095,6 +19515,7 @@
           </w:tcPr>
           <w:p>
             <w:pPr>
+              <w:keepNext w:val="false"/>
               <w:spacing w:after="40" w:before="0"/>
               <w:jc w:val="left"/>
             </w:pPr>
@@ -19132,7 +19553,7 @@
             <w:pPr>
               <w:spacing w:after="20" w:before="0"/>
             </w:pPr>
-            <w:hyperlink w:history="1" r:id="rId8yl2pcu1u03nxu0ujcdjl">
+            <w:hyperlink w:history="1" r:id="rIdecq2nymof7zwaio4cvpyl">
               <w:r>
                 <w:rPr>
                   <w:rFonts w:ascii="Arial" w:cs="Arial" w:eastAsia="Arial" w:hAnsi="Arial"/>
@@ -19181,7 +19602,7 @@
               <w:spacing w:after="10" w:before="0"/>
               <w:ind w:left="120"/>
             </w:pPr>
-            <w:hyperlink w:history="1" r:id="rIdq4are6kwkbjwujpaabrr8">
+            <w:hyperlink w:history="1" r:id="rIdq8op9hhycs2zcmun2azlk">
               <w:r>
                 <w:rPr>
                   <w:rFonts w:ascii="Arial" w:cs="Arial" w:eastAsia="Arial" w:hAnsi="Arial"/>
@@ -19226,7 +19647,7 @@
             <w:pPr>
               <w:spacing w:after="20" w:before="0"/>
             </w:pPr>
-            <w:hyperlink w:history="1" r:id="rIdavrs-pffkkbuheym2-d87">
+            <w:hyperlink w:history="1" r:id="rId9mqa-if0hck7_euzj6ulw">
               <w:r>
                 <w:rPr>
                   <w:rFonts w:ascii="Arial" w:cs="Arial" w:eastAsia="Arial" w:hAnsi="Arial"/>
@@ -19275,7 +19696,7 @@
               <w:spacing w:after="10" w:before="0"/>
               <w:ind w:left="120"/>
             </w:pPr>
-            <w:hyperlink w:history="1" r:id="rIdfk42e6rpod_9tifjffyk2">
+            <w:hyperlink w:history="1" r:id="rIdnwhogodxl_msua8s8ffv5">
               <w:r>
                 <w:rPr>
                   <w:rFonts w:ascii="Arial" w:cs="Arial" w:eastAsia="Arial" w:hAnsi="Arial"/>
@@ -19303,6 +19724,7 @@
           </w:tcPr>
           <w:p>
             <w:pPr>
+              <w:keepNext w:val="false"/>
               <w:spacing w:after="40" w:before="0"/>
               <w:jc w:val="left"/>
             </w:pPr>
@@ -19335,6 +19757,7 @@
           </w:tcPr>
           <w:p>
             <w:pPr>
+              <w:keepNext w:val="false"/>
               <w:spacing w:after="40" w:before="0"/>
               <w:jc w:val="left"/>
             </w:pPr>
@@ -19367,6 +19790,7 @@
           </w:tcPr>
           <w:p>
             <w:pPr>
+              <w:keepNext w:val="false"/>
               <w:spacing w:after="40" w:before="0"/>
               <w:jc w:val="left"/>
             </w:pPr>
@@ -19399,6 +19823,7 @@
           </w:tcPr>
           <w:p>
             <w:pPr>
+              <w:keepNext w:val="false"/>
               <w:spacing w:after="40" w:before="0"/>
               <w:jc w:val="left"/>
             </w:pPr>
@@ -19433,6 +19858,7 @@
           </w:tcPr>
           <w:p>
             <w:pPr>
+              <w:keepNext w:val="false"/>
               <w:spacing w:after="40" w:before="0"/>
               <w:jc w:val="left"/>
             </w:pPr>
@@ -19470,7 +19896,7 @@
             <w:pPr>
               <w:spacing w:after="20" w:before="0"/>
             </w:pPr>
-            <w:hyperlink w:history="1" r:id="rIdvbwe5uwbidixyqdxj-zci">
+            <w:hyperlink w:history="1" r:id="rId2kmc7nljzpy5czb-ivoqs">
               <w:r>
                 <w:rPr>
                   <w:rFonts w:ascii="Arial" w:cs="Arial" w:eastAsia="Arial" w:hAnsi="Arial"/>
@@ -19519,7 +19945,7 @@
               <w:spacing w:after="10" w:before="0"/>
               <w:ind w:left="120"/>
             </w:pPr>
-            <w:hyperlink w:history="1" r:id="rIdr0vkcmtva6-vl2hpyzb_p">
+            <w:hyperlink w:history="1" r:id="rIddokhpb39rha_jjzetxihb">
               <w:r>
                 <w:rPr>
                   <w:rFonts w:ascii="Arial" w:cs="Arial" w:eastAsia="Arial" w:hAnsi="Arial"/>
@@ -19564,7 +19990,7 @@
             <w:pPr>
               <w:spacing w:after="20" w:before="0"/>
             </w:pPr>
-            <w:hyperlink w:history="1" r:id="rIdjpzc_rpslm-ncjty28pbd">
+            <w:hyperlink w:history="1" r:id="rIdqlljallxuqmjgdezrpqeb">
               <w:r>
                 <w:rPr>
                   <w:rFonts w:ascii="Arial" w:cs="Arial" w:eastAsia="Arial" w:hAnsi="Arial"/>
@@ -19613,7 +20039,7 @@
               <w:spacing w:after="10" w:before="0"/>
               <w:ind w:left="120"/>
             </w:pPr>
-            <w:hyperlink w:history="1" r:id="rIddyf8xklh9-ehyid8f1qyc">
+            <w:hyperlink w:history="1" r:id="rId28rzcbofwjhbov-shareq">
               <w:r>
                 <w:rPr>
                   <w:rFonts w:ascii="Arial" w:cs="Arial" w:eastAsia="Arial" w:hAnsi="Arial"/>
@@ -19641,6 +20067,7 @@
           </w:tcPr>
           <w:p>
             <w:pPr>
+              <w:keepNext w:val="false"/>
               <w:spacing w:after="40" w:before="0"/>
               <w:jc w:val="left"/>
             </w:pPr>
@@ -19673,6 +20100,7 @@
           </w:tcPr>
           <w:p>
             <w:pPr>
+              <w:keepNext w:val="false"/>
               <w:spacing w:after="40" w:before="0"/>
               <w:jc w:val="left"/>
             </w:pPr>
@@ -19705,6 +20133,7 @@
           </w:tcPr>
           <w:p>
             <w:pPr>
+              <w:keepNext w:val="false"/>
               <w:spacing w:after="40" w:before="0"/>
               <w:jc w:val="left"/>
             </w:pPr>
@@ -19737,6 +20166,7 @@
           </w:tcPr>
           <w:p>
             <w:pPr>
+              <w:keepNext w:val="false"/>
               <w:spacing w:after="40" w:before="0"/>
               <w:jc w:val="left"/>
             </w:pPr>
@@ -19771,6 +20201,7 @@
           </w:tcPr>
           <w:p>
             <w:pPr>
+              <w:keepNext w:val="false"/>
               <w:spacing w:after="40" w:before="0"/>
               <w:jc w:val="left"/>
             </w:pPr>
@@ -19808,7 +20239,7 @@
             <w:pPr>
               <w:spacing w:after="20" w:before="0"/>
             </w:pPr>
-            <w:hyperlink w:history="1" r:id="rId5uogn9uly6z466_4thtcc">
+            <w:hyperlink w:history="1" r:id="rIdkaglp1ev8sjedklxgm6us">
               <w:r>
                 <w:rPr>
                   <w:rFonts w:ascii="Arial" w:cs="Arial" w:eastAsia="Arial" w:hAnsi="Arial"/>
@@ -19857,7 +20288,7 @@
               <w:spacing w:after="10" w:before="0"/>
               <w:ind w:left="120"/>
             </w:pPr>
-            <w:hyperlink w:history="1" r:id="rIddf3oh2625izjg3ztmffcq">
+            <w:hyperlink w:history="1" r:id="rIdw4he-qld5hav8jrwswfgm">
               <w:r>
                 <w:rPr>
                   <w:rFonts w:ascii="Arial" w:cs="Arial" w:eastAsia="Arial" w:hAnsi="Arial"/>
@@ -19902,7 +20333,7 @@
             <w:pPr>
               <w:spacing w:after="20" w:before="0"/>
             </w:pPr>
-            <w:hyperlink w:history="1" r:id="rIdij0iesj_ysqrh7m-a-d-t">
+            <w:hyperlink w:history="1" r:id="rIdfczsc-oy-5a2jcx88xsmp">
               <w:r>
                 <w:rPr>
                   <w:rFonts w:ascii="Arial" w:cs="Arial" w:eastAsia="Arial" w:hAnsi="Arial"/>
@@ -19951,7 +20382,7 @@
               <w:spacing w:after="10" w:before="0"/>
               <w:ind w:left="120"/>
             </w:pPr>
-            <w:hyperlink w:history="1" r:id="rIdeeqj7xgjdt2gqtevbqpiq">
+            <w:hyperlink w:history="1" r:id="rIdrgi4qka0mvtnbbs-dfarm">
               <w:r>
                 <w:rPr>
                   <w:rFonts w:ascii="Arial" w:cs="Arial" w:eastAsia="Arial" w:hAnsi="Arial"/>
@@ -19979,6 +20410,7 @@
           </w:tcPr>
           <w:p>
             <w:pPr>
+              <w:keepNext w:val="false"/>
               <w:spacing w:after="40" w:before="0"/>
               <w:jc w:val="left"/>
             </w:pPr>
@@ -20011,6 +20443,7 @@
           </w:tcPr>
           <w:p>
             <w:pPr>
+              <w:keepNext w:val="false"/>
               <w:spacing w:after="40" w:before="0"/>
               <w:jc w:val="left"/>
             </w:pPr>
@@ -20043,6 +20476,7 @@
           </w:tcPr>
           <w:p>
             <w:pPr>
+              <w:keepNext w:val="false"/>
               <w:spacing w:after="40" w:before="0"/>
               <w:jc w:val="left"/>
             </w:pPr>
@@ -20075,6 +20509,7 @@
           </w:tcPr>
           <w:p>
             <w:pPr>
+              <w:keepNext w:val="false"/>
               <w:spacing w:after="40" w:before="0"/>
               <w:jc w:val="left"/>
             </w:pPr>
@@ -20109,6 +20544,7 @@
           </w:tcPr>
           <w:p>
             <w:pPr>
+              <w:keepNext w:val="false"/>
               <w:spacing w:after="40" w:before="0"/>
               <w:jc w:val="left"/>
             </w:pPr>
@@ -20146,7 +20582,7 @@
             <w:pPr>
               <w:spacing w:after="20" w:before="0"/>
             </w:pPr>
-            <w:hyperlink w:history="1" r:id="rIdb3xm--dgpctjcg8ea11mv">
+            <w:hyperlink w:history="1" r:id="rIdivy-lkk_aj_0qjlofuunn">
               <w:r>
                 <w:rPr>
                   <w:rFonts w:ascii="Arial" w:cs="Arial" w:eastAsia="Arial" w:hAnsi="Arial"/>
@@ -20195,7 +20631,7 @@
               <w:spacing w:after="10" w:before="0"/>
               <w:ind w:left="120"/>
             </w:pPr>
-            <w:hyperlink w:history="1" r:id="rIdzqk4hxfp-insma3wszhc0">
+            <w:hyperlink w:history="1" r:id="rIdhqpniwyth04pbdjm1mkat">
               <w:r>
                 <w:rPr>
                   <w:rFonts w:ascii="Arial" w:cs="Arial" w:eastAsia="Arial" w:hAnsi="Arial"/>
@@ -20240,7 +20676,7 @@
             <w:pPr>
               <w:spacing w:after="20" w:before="0"/>
             </w:pPr>
-            <w:hyperlink w:history="1" r:id="rId-4m8jqiwo4ahwegwvlodh">
+            <w:hyperlink w:history="1" r:id="rIdiodt689u_-30tsbeqbfrx">
               <w:r>
                 <w:rPr>
                   <w:rFonts w:ascii="Arial" w:cs="Arial" w:eastAsia="Arial" w:hAnsi="Arial"/>
@@ -20289,7 +20725,7 @@
               <w:spacing w:after="10" w:before="0"/>
               <w:ind w:left="120"/>
             </w:pPr>
-            <w:hyperlink w:history="1" r:id="rIdniz0hdpta709fpx1p3ed6">
+            <w:hyperlink w:history="1" r:id="rIdhmxsbxvzu2smaesafx0ke">
               <w:r>
                 <w:rPr>
                   <w:rFonts w:ascii="Arial" w:cs="Arial" w:eastAsia="Arial" w:hAnsi="Arial"/>
@@ -20317,6 +20753,7 @@
           </w:tcPr>
           <w:p>
             <w:pPr>
+              <w:keepNext w:val="false"/>
               <w:spacing w:after="40" w:before="0"/>
               <w:jc w:val="left"/>
             </w:pPr>
@@ -20349,6 +20786,7 @@
           </w:tcPr>
           <w:p>
             <w:pPr>
+              <w:keepNext w:val="false"/>
               <w:spacing w:after="40" w:before="0"/>
               <w:jc w:val="left"/>
             </w:pPr>
@@ -20381,6 +20819,7 @@
           </w:tcPr>
           <w:p>
             <w:pPr>
+              <w:keepNext w:val="false"/>
               <w:spacing w:after="40" w:before="0"/>
               <w:jc w:val="left"/>
             </w:pPr>
@@ -20413,6 +20852,7 @@
           </w:tcPr>
           <w:p>
             <w:pPr>
+              <w:keepNext w:val="false"/>
               <w:spacing w:after="40" w:before="0"/>
               <w:jc w:val="left"/>
             </w:pPr>
@@ -20472,6 +20912,7 @@
           </w:tcPr>
           <w:p>
             <w:pPr>
+              <w:keepNext w:val="false"/>
               <w:spacing w:after="40" w:before="0"/>
               <w:jc w:val="center"/>
             </w:pPr>
@@ -20506,6 +20947,7 @@
           </w:tcPr>
           <w:p>
             <w:pPr>
+              <w:keepNext w:val="false"/>
               <w:spacing w:after="40" w:before="0"/>
               <w:jc w:val="left"/>
             </w:pPr>
@@ -20525,6 +20967,7 @@
           </w:p>
           <w:p>
             <w:pPr>
+              <w:keepNext w:val="false"/>
               <w:spacing w:after="40" w:before="0"/>
               <w:jc w:val="left"/>
             </w:pPr>
@@ -20544,6 +20987,7 @@
           </w:p>
           <w:p>
             <w:pPr>
+              <w:keepNext w:val="false"/>
               <w:spacing w:after="40" w:before="0"/>
               <w:jc w:val="left"/>
             </w:pPr>
@@ -20563,6 +21007,7 @@
           </w:p>
           <w:p>
             <w:pPr>
+              <w:keepNext w:val="false"/>
               <w:spacing w:after="40" w:before="0"/>
               <w:jc w:val="left"/>
             </w:pPr>
@@ -20582,6 +21027,7 @@
           </w:p>
           <w:p>
             <w:pPr>
+              <w:keepNext w:val="false"/>
               <w:spacing w:after="40" w:before="0"/>
               <w:jc w:val="left"/>
             </w:pPr>
@@ -20601,6 +21047,7 @@
           </w:p>
           <w:p>
             <w:pPr>
+              <w:keepNext w:val="false"/>
               <w:spacing w:after="40" w:before="0"/>
               <w:jc w:val="left"/>
             </w:pPr>
@@ -20620,6 +21067,7 @@
           </w:p>
           <w:p>
             <w:pPr>
+              <w:keepNext w:val="false"/>
               <w:spacing w:after="40" w:before="0"/>
               <w:jc w:val="left"/>
             </w:pPr>
@@ -20639,6 +21087,7 @@
           </w:p>
           <w:p>
             <w:pPr>
+              <w:keepNext w:val="false"/>
               <w:spacing w:after="40" w:before="0"/>
               <w:jc w:val="left"/>
             </w:pPr>
@@ -20658,6 +21107,7 @@
           </w:p>
           <w:p>
             <w:pPr>
+              <w:keepNext w:val="false"/>
               <w:spacing w:after="40" w:before="0"/>
               <w:jc w:val="left"/>
             </w:pPr>
@@ -20677,6 +21127,7 @@
           </w:p>
           <w:p>
             <w:pPr>
+              <w:keepNext w:val="false"/>
               <w:spacing w:after="40" w:before="0"/>
               <w:jc w:val="left"/>
             </w:pPr>
@@ -20696,6 +21147,7 @@
           </w:p>
           <w:p>
             <w:pPr>
+              <w:keepNext w:val="false"/>
               <w:spacing w:after="40" w:before="0"/>
               <w:jc w:val="left"/>
             </w:pPr>
@@ -20715,6 +21167,7 @@
           </w:p>
           <w:p>
             <w:pPr>
+              <w:keepNext w:val="false"/>
               <w:spacing w:after="40" w:before="0"/>
               <w:jc w:val="left"/>
             </w:pPr>
@@ -20734,6 +21187,7 @@
           </w:p>
           <w:p>
             <w:pPr>
+              <w:keepNext w:val="false"/>
               <w:spacing w:after="40" w:before="0"/>
               <w:jc w:val="left"/>
             </w:pPr>
@@ -20795,6 +21249,7 @@
           </w:tcPr>
           <w:p>
             <w:pPr>
+              <w:keepNext w:val="false"/>
               <w:spacing w:after="40" w:before="0"/>
               <w:jc w:val="center"/>
             </w:pPr>
@@ -20829,6 +21284,7 @@
           </w:tcPr>
           <w:p>
             <w:pPr>
+              <w:keepNext w:val="false"/>
               <w:spacing w:after="40" w:before="0"/>
               <w:jc w:val="left"/>
             </w:pPr>
@@ -20861,6 +21317,7 @@
           </w:tcPr>
           <w:p>
             <w:pPr>
+              <w:keepNext w:val="false"/>
               <w:spacing w:after="40" w:before="0"/>
               <w:jc w:val="left"/>
             </w:pPr>
@@ -20895,6 +21352,7 @@
           </w:tcPr>
           <w:p>
             <w:pPr>
+              <w:keepNext w:val="false"/>
               <w:spacing w:after="40" w:before="0"/>
               <w:jc w:val="left"/>
             </w:pPr>
@@ -20927,6 +21385,7 @@
           </w:tcPr>
           <w:p>
             <w:pPr>
+              <w:keepNext w:val="false"/>
               <w:spacing w:after="40" w:before="0"/>
               <w:jc w:val="left"/>
             </w:pPr>
@@ -20961,6 +21420,7 @@
           </w:tcPr>
           <w:p>
             <w:pPr>
+              <w:keepNext w:val="false"/>
               <w:spacing w:after="40" w:before="0"/>
               <w:jc w:val="left"/>
             </w:pPr>
@@ -20993,6 +21453,7 @@
           </w:tcPr>
           <w:p>
             <w:pPr>
+              <w:keepNext w:val="false"/>
               <w:spacing w:after="40" w:before="0"/>
               <w:jc w:val="left"/>
             </w:pPr>
@@ -21029,7 +21490,7 @@
         </w:rPr>
         <w:t xml:space="preserve">© 2026 SeaVuria and ARES. Aligned with KICD objectives. Developed by SeaVuria; technical implementation by ARES (with AI assistance from Claude). Licensed under </w:t>
       </w:r>
-      <w:hyperlink w:history="1" r:id="rId3jugwbnnpxsu_vko6wbsu">
+      <w:hyperlink w:history="1" r:id="rIdp5crq-gylqkl5uaojxm4m">
         <w:r>
           <w:rPr>
             <w:rFonts w:ascii="Arial" w:cs="Arial" w:eastAsia="Arial" w:hAnsi="Arial"/>
@@ -21050,7 +21511,7 @@
         </w:rPr>
         <w:t xml:space="preserve"> (</w:t>
       </w:r>
-      <w:hyperlink w:history="1" r:id="rIdtbcjxqwhnowobyxe1yefb">
+      <w:hyperlink w:history="1" r:id="rIdm69mgcucczpomf0ubtqos">
         <w:r>
           <w:rPr>
             <w:rFonts w:ascii="Arial" w:cs="Arial" w:eastAsia="Arial" w:hAnsi="Arial"/>
@@ -21111,6 +21572,7 @@
           </w:tcPr>
           <w:p>
             <w:pPr>
+              <w:keepNext w:val="false"/>
               <w:spacing w:after="40" w:before="0"/>
               <w:jc w:val="center"/>
             </w:pPr>
@@ -21145,6 +21607,7 @@
           </w:tcPr>
           <w:p>
             <w:pPr>
+              <w:keepNext w:val="false"/>
               <w:spacing w:after="40" w:before="0"/>
               <w:jc w:val="left"/>
             </w:pPr>
@@ -21177,6 +21640,7 @@
           </w:tcPr>
           <w:p>
             <w:pPr>
+              <w:keepNext w:val="false"/>
               <w:spacing w:after="40" w:before="0"/>
               <w:jc w:val="left"/>
             </w:pPr>
@@ -21209,6 +21673,7 @@
           </w:tcPr>
           <w:p>
             <w:pPr>
+              <w:keepNext w:val="false"/>
               <w:spacing w:after="40" w:before="0"/>
               <w:jc w:val="left"/>
             </w:pPr>
@@ -21243,6 +21708,7 @@
           </w:tcPr>
           <w:p>
             <w:pPr>
+              <w:keepNext w:val="false"/>
               <w:spacing w:after="40" w:before="0"/>
               <w:jc w:val="left"/>
             </w:pPr>
@@ -21275,6 +21741,7 @@
           </w:tcPr>
           <w:p>
             <w:pPr>
+              <w:keepNext w:val="false"/>
               <w:spacing w:after="40" w:before="0"/>
               <w:jc w:val="left"/>
             </w:pPr>
@@ -21307,6 +21774,7 @@
           </w:tcPr>
           <w:p>
             <w:pPr>
+              <w:keepNext w:val="false"/>
               <w:spacing w:after="40" w:before="0"/>
               <w:jc w:val="left"/>
             </w:pPr>
@@ -21341,6 +21809,7 @@
           </w:tcPr>
           <w:p>
             <w:pPr>
+              <w:keepNext w:val="false"/>
               <w:spacing w:after="40" w:before="0"/>
               <w:jc w:val="left"/>
             </w:pPr>
@@ -21373,6 +21842,7 @@
           </w:tcPr>
           <w:p>
             <w:pPr>
+              <w:keepNext w:val="false"/>
               <w:spacing w:after="40" w:before="0"/>
               <w:jc w:val="left"/>
             </w:pPr>
@@ -21405,6 +21875,7 @@
           </w:tcPr>
           <w:p>
             <w:pPr>
+              <w:keepNext w:val="false"/>
               <w:spacing w:after="40" w:before="0"/>
               <w:jc w:val="left"/>
             </w:pPr>
@@ -21439,6 +21910,7 @@
           </w:tcPr>
           <w:p>
             <w:pPr>
+              <w:keepNext w:val="false"/>
               <w:spacing w:after="40" w:before="0"/>
               <w:jc w:val="left"/>
             </w:pPr>
@@ -21471,6 +21943,7 @@
           </w:tcPr>
           <w:p>
             <w:pPr>
+              <w:keepNext w:val="false"/>
               <w:spacing w:after="40" w:before="0"/>
               <w:jc w:val="left"/>
             </w:pPr>
@@ -21503,6 +21976,7 @@
           </w:tcPr>
           <w:p>
             <w:pPr>
+              <w:keepNext w:val="false"/>
               <w:spacing w:after="40" w:before="0"/>
               <w:jc w:val="left"/>
             </w:pPr>

--- a/data/outputs/v2/Physics/SS1.3_Temperature_and_Thermal_Expansion/Physics_Temperature_and_Thermal_Expansion_CBE_LessonSequence.docx
+++ b/data/outputs/v2/Physics/SS1.3_Temperature_and_Thermal_Expansion/Physics_Temperature_and_Thermal_Expansion_CBE_LessonSequence.docx
@@ -2438,7 +2438,7 @@
         </w:rPr>
         <w:t xml:space="preserve">© 2026 SeaVuria and ARES. This work is licensed under a </w:t>
       </w:r>
-      <w:hyperlink w:history="1" r:id="rIdjsrlxqpp9wwju_kcnu0vk">
+      <w:hyperlink w:history="1" r:id="rIdni0g7u8azetlfxqlbhc_b">
         <w:r>
           <w:rPr>
             <w:rFonts w:ascii="Arial" w:cs="Arial" w:eastAsia="Arial" w:hAnsi="Arial"/>
@@ -2458,7 +2458,7 @@
         </w:rPr>
         <w:t xml:space="preserve"> (</w:t>
       </w:r>
-      <w:hyperlink w:history="1" r:id="rIdba1wbbzaizlopag-t-jcy">
+      <w:hyperlink w:history="1" r:id="rIdxeejr2y7gn2k5jpojsyse">
         <w:r>
           <w:rPr>
             <w:rFonts w:ascii="Arial" w:cs="Arial" w:eastAsia="Arial" w:hAnsi="Arial"/>
@@ -2478,7 +2478,7 @@
         </w:rPr>
         <w:t xml:space="preserve">). To view a copy of this license, visit </w:t>
       </w:r>
-      <w:hyperlink w:history="1" r:id="rId08lznfikelibdgcdevxea">
+      <w:hyperlink w:history="1" r:id="rIdn88ybqloma_omv30xv4kf">
         <w:r>
           <w:rPr>
             <w:rFonts w:ascii="Arial" w:cs="Arial" w:eastAsia="Arial" w:hAnsi="Arial"/>
@@ -3517,7 +3517,7 @@
             <w:pPr>
               <w:spacing w:after="20" w:before="0"/>
             </w:pPr>
-            <w:hyperlink w:history="1" r:id="rId3p_c1ui0d1fw8idjlzdrv">
+            <w:hyperlink w:history="1" r:id="rIdwtmulh7x7fbukfsqxiyr5">
               <w:r>
                 <w:rPr>
                   <w:rFonts w:ascii="Arial" w:cs="Arial" w:eastAsia="Arial" w:hAnsi="Arial"/>
@@ -3550,7 +3550,7 @@
               <w:spacing w:after="10" w:before="0"/>
               <w:ind w:left="120"/>
             </w:pPr>
-            <w:hyperlink w:history="1" r:id="rIdrydzmzojnboeezoagcvbg">
+            <w:hyperlink w:history="1" r:id="rIdlfdvvw-evjqomorga8ee8">
               <w:r>
                 <w:rPr>
                   <w:rFonts w:ascii="Arial" w:cs="Arial" w:eastAsia="Arial" w:hAnsi="Arial"/>
@@ -3595,7 +3595,7 @@
             <w:pPr>
               <w:spacing w:after="20" w:before="0"/>
             </w:pPr>
-            <w:hyperlink w:history="1" r:id="rIdfb6f_xrkyoblqxavcqmyn">
+            <w:hyperlink w:history="1" r:id="rIdjetonkrzqx4k0xti3vabn">
               <w:r>
                 <w:rPr>
                   <w:rFonts w:ascii="Arial" w:cs="Arial" w:eastAsia="Arial" w:hAnsi="Arial"/>
@@ -3628,7 +3628,7 @@
               <w:spacing w:after="10" w:before="0"/>
               <w:ind w:left="120"/>
             </w:pPr>
-            <w:hyperlink w:history="1" r:id="rIdrfngervpdoxi80hp1ytcs">
+            <w:hyperlink w:history="1" r:id="rId_61l33bkjxdyxrxurqaxw">
               <w:r>
                 <w:rPr>
                   <w:rFonts w:ascii="Arial" w:cs="Arial" w:eastAsia="Arial" w:hAnsi="Arial"/>
@@ -3988,7 +3988,7 @@
             <w:pPr>
               <w:spacing w:after="20" w:before="0"/>
             </w:pPr>
-            <w:hyperlink w:history="1" r:id="rIdlcqcqjqjuo55xdoddwigz">
+            <w:hyperlink w:history="1" r:id="rIdja2_uisnqostskaynbzkh">
               <w:r>
                 <w:rPr>
                   <w:rFonts w:ascii="Arial" w:cs="Arial" w:eastAsia="Arial" w:hAnsi="Arial"/>
@@ -4021,7 +4021,7 @@
               <w:spacing w:after="10" w:before="0"/>
               <w:ind w:left="120"/>
             </w:pPr>
-            <w:hyperlink w:history="1" r:id="rId4avjak2ljx9y38sx8emqu">
+            <w:hyperlink w:history="1" r:id="rIdxc_hn4zbztgfxsekvjhec">
               <w:r>
                 <w:rPr>
                   <w:rFonts w:ascii="Arial" w:cs="Arial" w:eastAsia="Arial" w:hAnsi="Arial"/>
@@ -4066,7 +4066,7 @@
             <w:pPr>
               <w:spacing w:after="20" w:before="0"/>
             </w:pPr>
-            <w:hyperlink w:history="1" r:id="rIdxeyh7ve0hfyrj9sdtstkt">
+            <w:hyperlink w:history="1" r:id="rId0c8cmf40bagpffwld0aro">
               <w:r>
                 <w:rPr>
                   <w:rFonts w:ascii="Arial" w:cs="Arial" w:eastAsia="Arial" w:hAnsi="Arial"/>
@@ -4099,7 +4099,7 @@
               <w:spacing w:after="10" w:before="0"/>
               <w:ind w:left="120"/>
             </w:pPr>
-            <w:hyperlink w:history="1" r:id="rIdvdgk9_91zlnxj4dwiw5pu">
+            <w:hyperlink w:history="1" r:id="rId5extwnywedijugnfbv3qe">
               <w:r>
                 <w:rPr>
                   <w:rFonts w:ascii="Arial" w:cs="Arial" w:eastAsia="Arial" w:hAnsi="Arial"/>
@@ -4419,7 +4419,7 @@
             <w:pPr>
               <w:spacing w:after="20" w:before="0"/>
             </w:pPr>
-            <w:hyperlink w:history="1" r:id="rIdhps1giubl58wziuusmijd">
+            <w:hyperlink w:history="1" r:id="rIdplb3zpqr1yjk19crwdive">
               <w:r>
                 <w:rPr>
                   <w:rFonts w:ascii="Arial" w:cs="Arial" w:eastAsia="Arial" w:hAnsi="Arial"/>
@@ -4452,7 +4452,7 @@
               <w:spacing w:after="10" w:before="0"/>
               <w:ind w:left="120"/>
             </w:pPr>
-            <w:hyperlink w:history="1" r:id="rIdqs_lxmnpjigr3ebzwalcv">
+            <w:hyperlink w:history="1" r:id="rIdbpbxadvbtvjy11_jyvtx7">
               <w:r>
                 <w:rPr>
                   <w:rFonts w:ascii="Arial" w:cs="Arial" w:eastAsia="Arial" w:hAnsi="Arial"/>
@@ -4497,7 +4497,7 @@
             <w:pPr>
               <w:spacing w:after="20" w:before="0"/>
             </w:pPr>
-            <w:hyperlink w:history="1" r:id="rId7arp4mtq7_1obff6krfnz">
+            <w:hyperlink w:history="1" r:id="rIdyiwltht9d104mff2nrc8j">
               <w:r>
                 <w:rPr>
                   <w:rFonts w:ascii="Arial" w:cs="Arial" w:eastAsia="Arial" w:hAnsi="Arial"/>
@@ -4546,7 +4546,7 @@
               <w:spacing w:after="10" w:before="0"/>
               <w:ind w:left="120"/>
             </w:pPr>
-            <w:hyperlink w:history="1" r:id="rIdda2xh9x4g7f1vydyewl4z">
+            <w:hyperlink w:history="1" r:id="rId83yljbxvbdbu_ij6onc7t">
               <w:r>
                 <w:rPr>
                   <w:rFonts w:ascii="Arial" w:cs="Arial" w:eastAsia="Arial" w:hAnsi="Arial"/>
@@ -4866,7 +4866,7 @@
             <w:pPr>
               <w:spacing w:after="20" w:before="0"/>
             </w:pPr>
-            <w:hyperlink w:history="1" r:id="rIdbq1hwuwbthblqtul-paaw">
+            <w:hyperlink w:history="1" r:id="rIdbo1s9dfbyusxl7ir4ftq5">
               <w:r>
                 <w:rPr>
                   <w:rFonts w:ascii="Arial" w:cs="Arial" w:eastAsia="Arial" w:hAnsi="Arial"/>
@@ -4899,7 +4899,7 @@
               <w:spacing w:after="10" w:before="0"/>
               <w:ind w:left="120"/>
             </w:pPr>
-            <w:hyperlink w:history="1" r:id="rIdlsqd3jj7x96j31pyreio4">
+            <w:hyperlink w:history="1" r:id="rIdetqaaitg6dmpgbvinqtek">
               <w:r>
                 <w:rPr>
                   <w:rFonts w:ascii="Arial" w:cs="Arial" w:eastAsia="Arial" w:hAnsi="Arial"/>
@@ -4944,7 +4944,7 @@
             <w:pPr>
               <w:spacing w:after="20" w:before="0"/>
             </w:pPr>
-            <w:hyperlink w:history="1" r:id="rIdkpitfafxuspjglfcgyfpy">
+            <w:hyperlink w:history="1" r:id="rIdpgcyhp84qh6emgvdlknn8">
               <w:r>
                 <w:rPr>
                   <w:rFonts w:ascii="Arial" w:cs="Arial" w:eastAsia="Arial" w:hAnsi="Arial"/>
@@ -4993,7 +4993,7 @@
               <w:spacing w:after="10" w:before="0"/>
               <w:ind w:left="120"/>
             </w:pPr>
-            <w:hyperlink w:history="1" r:id="rIdoklhqgfx1x-fexrioq2w9">
+            <w:hyperlink w:history="1" r:id="rId3vs0apqk9vhweeqshifjr">
               <w:r>
                 <w:rPr>
                   <w:rFonts w:ascii="Arial" w:cs="Arial" w:eastAsia="Arial" w:hAnsi="Arial"/>
@@ -5313,7 +5313,7 @@
             <w:pPr>
               <w:spacing w:after="20" w:before="0"/>
             </w:pPr>
-            <w:hyperlink w:history="1" r:id="rIds5gcgreeycbotuizgvntf">
+            <w:hyperlink w:history="1" r:id="rIdfnm8cz7jyczmno1wq_66u">
               <w:r>
                 <w:rPr>
                   <w:rFonts w:ascii="Arial" w:cs="Arial" w:eastAsia="Arial" w:hAnsi="Arial"/>
@@ -5346,7 +5346,7 @@
               <w:spacing w:after="10" w:before="0"/>
               <w:ind w:left="120"/>
             </w:pPr>
-            <w:hyperlink w:history="1" r:id="rIdhg24me82j0zvm6ht9iqod">
+            <w:hyperlink w:history="1" r:id="rId0eqtp_mfg0c_xp-imyqq_">
               <w:r>
                 <w:rPr>
                   <w:rFonts w:ascii="Arial" w:cs="Arial" w:eastAsia="Arial" w:hAnsi="Arial"/>
@@ -5391,7 +5391,7 @@
             <w:pPr>
               <w:spacing w:after="20" w:before="0"/>
             </w:pPr>
-            <w:hyperlink w:history="1" r:id="rIdgb5e6gfb83j24kyhueiud">
+            <w:hyperlink w:history="1" r:id="rIdv2n_q9fl0vb5wgmlcng35">
               <w:r>
                 <w:rPr>
                   <w:rFonts w:ascii="Arial" w:cs="Arial" w:eastAsia="Arial" w:hAnsi="Arial"/>
@@ -5440,7 +5440,7 @@
               <w:spacing w:after="10" w:before="0"/>
               <w:ind w:left="120"/>
             </w:pPr>
-            <w:hyperlink w:history="1" r:id="rId9drdq1h41c8eh8um3k8f6">
+            <w:hyperlink w:history="1" r:id="rIdyz-_xd--kx24glr57rovp">
               <w:r>
                 <w:rPr>
                   <w:rFonts w:ascii="Arial" w:cs="Arial" w:eastAsia="Arial" w:hAnsi="Arial"/>
@@ -6045,7 +6045,7 @@
         </w:rPr>
         <w:t xml:space="preserve">© 2026 SeaVuria and ARES. Aligned with KICD objectives. Developed by SeaVuria; technical implementation by ARES (with AI assistance from Claude). Licensed under </w:t>
       </w:r>
-      <w:hyperlink w:history="1" r:id="rIdmil9mhladeflqogo48orc">
+      <w:hyperlink w:history="1" r:id="rId9dgzpvc7_l0ips0gkmnc4">
         <w:r>
           <w:rPr>
             <w:rFonts w:ascii="Arial" w:cs="Arial" w:eastAsia="Arial" w:hAnsi="Arial"/>
@@ -6066,7 +6066,7 @@
         </w:rPr>
         <w:t xml:space="preserve"> (</w:t>
       </w:r>
-      <w:hyperlink w:history="1" r:id="rIdu8z-ayn35_vjvp_pvhamj">
+      <w:hyperlink w:history="1" r:id="rIdlwrqmxltftxw8ohsx9g_c">
         <w:r>
           <w:rPr>
             <w:rFonts w:ascii="Arial" w:cs="Arial" w:eastAsia="Arial" w:hAnsi="Arial"/>
@@ -7106,7 +7106,7 @@
             <w:pPr>
               <w:spacing w:after="20" w:before="0"/>
             </w:pPr>
-            <w:hyperlink w:history="1" r:id="rIdrr9egtqlxdxlug0jgingh">
+            <w:hyperlink w:history="1" r:id="rId8oaky3tio0krs7uovamns">
               <w:r>
                 <w:rPr>
                   <w:rFonts w:ascii="Arial" w:cs="Arial" w:eastAsia="Arial" w:hAnsi="Arial"/>
@@ -7155,7 +7155,7 @@
               <w:spacing w:after="10" w:before="0"/>
               <w:ind w:left="120"/>
             </w:pPr>
-            <w:hyperlink w:history="1" r:id="rIdhancccvip-rw5t6r_wqh-">
+            <w:hyperlink w:history="1" r:id="rIdnzfwlbssyt7umj2pgpclu">
               <w:r>
                 <w:rPr>
                   <w:rFonts w:ascii="Arial" w:cs="Arial" w:eastAsia="Arial" w:hAnsi="Arial"/>
@@ -7200,7 +7200,7 @@
             <w:pPr>
               <w:spacing w:after="20" w:before="0"/>
             </w:pPr>
-            <w:hyperlink w:history="1" r:id="rIdmh9negw51cghe6d9u5i5x">
+            <w:hyperlink w:history="1" r:id="rIdoxhea0iszxnisjh7w5tu7">
               <w:r>
                 <w:rPr>
                   <w:rFonts w:ascii="Arial" w:cs="Arial" w:eastAsia="Arial" w:hAnsi="Arial"/>
@@ -7233,7 +7233,7 @@
               <w:spacing w:after="10" w:before="0"/>
               <w:ind w:left="120"/>
             </w:pPr>
-            <w:hyperlink w:history="1" r:id="rIdqu7ypyeyvmziipkwxbics">
+            <w:hyperlink w:history="1" r:id="rIdh4cza9zvtjirubamgbh6e">
               <w:r>
                 <w:rPr>
                   <w:rFonts w:ascii="Arial" w:cs="Arial" w:eastAsia="Arial" w:hAnsi="Arial"/>
@@ -7433,7 +7433,7 @@
             <w:pPr>
               <w:spacing w:after="20" w:before="0"/>
             </w:pPr>
-            <w:hyperlink w:history="1" r:id="rIdw08qc9837utwkkbbjxgli">
+            <w:hyperlink w:history="1" r:id="rId-jbopeceyipzopw3wzd5w">
               <w:r>
                 <w:rPr>
                   <w:rFonts w:ascii="Arial" w:cs="Arial" w:eastAsia="Arial" w:hAnsi="Arial"/>
@@ -7482,7 +7482,7 @@
               <w:spacing w:after="10" w:before="0"/>
               <w:ind w:left="120"/>
             </w:pPr>
-            <w:hyperlink w:history="1" r:id="rId6inmb7ncvjmmoollole49">
+            <w:hyperlink w:history="1" r:id="rIdupbb3jhqbwqosmnwahc8t">
               <w:r>
                 <w:rPr>
                   <w:rFonts w:ascii="Arial" w:cs="Arial" w:eastAsia="Arial" w:hAnsi="Arial"/>
@@ -7527,7 +7527,7 @@
             <w:pPr>
               <w:spacing w:after="20" w:before="0"/>
             </w:pPr>
-            <w:hyperlink w:history="1" r:id="rIdd1obez9_snxtp3damgywu">
+            <w:hyperlink w:history="1" r:id="rIdwz1gm-lptkdu_ih8drnmg">
               <w:r>
                 <w:rPr>
                   <w:rFonts w:ascii="Arial" w:cs="Arial" w:eastAsia="Arial" w:hAnsi="Arial"/>
@@ -7560,7 +7560,7 @@
               <w:spacing w:after="10" w:before="0"/>
               <w:ind w:left="120"/>
             </w:pPr>
-            <w:hyperlink w:history="1" r:id="rIdttnsbb07ya-fmcndmmsdq">
+            <w:hyperlink w:history="1" r:id="rIdit0hu7sikoziy1tuyvwxc">
               <w:r>
                 <w:rPr>
                   <w:rFonts w:ascii="Arial" w:cs="Arial" w:eastAsia="Arial" w:hAnsi="Arial"/>
@@ -7760,7 +7760,7 @@
             <w:pPr>
               <w:spacing w:after="20" w:before="0"/>
             </w:pPr>
-            <w:hyperlink w:history="1" r:id="rIdsp9ckqtxvb7fe1cwmvdy8">
+            <w:hyperlink w:history="1" r:id="rIdl6gb_nelh8v-r--e4r38v">
               <w:r>
                 <w:rPr>
                   <w:rFonts w:ascii="Arial" w:cs="Arial" w:eastAsia="Arial" w:hAnsi="Arial"/>
@@ -7809,7 +7809,7 @@
               <w:spacing w:after="10" w:before="0"/>
               <w:ind w:left="120"/>
             </w:pPr>
-            <w:hyperlink w:history="1" r:id="rIdirhei8oyywef58tm499zc">
+            <w:hyperlink w:history="1" r:id="rIdvnmaoi9vcnne1xnkgtw8a">
               <w:r>
                 <w:rPr>
                   <w:rFonts w:ascii="Arial" w:cs="Arial" w:eastAsia="Arial" w:hAnsi="Arial"/>
@@ -7854,7 +7854,7 @@
             <w:pPr>
               <w:spacing w:after="20" w:before="0"/>
             </w:pPr>
-            <w:hyperlink w:history="1" r:id="rIdby9onmdngmdnahbi7lo2f">
+            <w:hyperlink w:history="1" r:id="rIdmizyohjlw0whokum6uyhh">
               <w:r>
                 <w:rPr>
                   <w:rFonts w:ascii="Arial" w:cs="Arial" w:eastAsia="Arial" w:hAnsi="Arial"/>
@@ -7887,7 +7887,7 @@
               <w:spacing w:after="10" w:before="0"/>
               <w:ind w:left="120"/>
             </w:pPr>
-            <w:hyperlink w:history="1" r:id="rIdjbcj8yszbysin6anq3pmb">
+            <w:hyperlink w:history="1" r:id="rIdtxgqe2sycoasb4kmbjudd">
               <w:r>
                 <w:rPr>
                   <w:rFonts w:ascii="Arial" w:cs="Arial" w:eastAsia="Arial" w:hAnsi="Arial"/>
@@ -8087,7 +8087,7 @@
             <w:pPr>
               <w:spacing w:after="20" w:before="0"/>
             </w:pPr>
-            <w:hyperlink w:history="1" r:id="rIdsb77xxeyrvp1dqmwhstas">
+            <w:hyperlink w:history="1" r:id="rIdk_yewgbnvdintcnxm76ff">
               <w:r>
                 <w:rPr>
                   <w:rFonts w:ascii="Arial" w:cs="Arial" w:eastAsia="Arial" w:hAnsi="Arial"/>
@@ -8136,7 +8136,7 @@
               <w:spacing w:after="10" w:before="0"/>
               <w:ind w:left="120"/>
             </w:pPr>
-            <w:hyperlink w:history="1" r:id="rIdbyue_pstvn-2cxieith68">
+            <w:hyperlink w:history="1" r:id="rIdfxwyba39_rdmnzs6rsfts">
               <w:r>
                 <w:rPr>
                   <w:rFonts w:ascii="Arial" w:cs="Arial" w:eastAsia="Arial" w:hAnsi="Arial"/>
@@ -8181,7 +8181,7 @@
             <w:pPr>
               <w:spacing w:after="20" w:before="0"/>
             </w:pPr>
-            <w:hyperlink w:history="1" r:id="rIdwpu3vswpr6-oazjoqdaqi">
+            <w:hyperlink w:history="1" r:id="rIdo_ijzy66ukzb9tpdzl8fr">
               <w:r>
                 <w:rPr>
                   <w:rFonts w:ascii="Arial" w:cs="Arial" w:eastAsia="Arial" w:hAnsi="Arial"/>
@@ -8214,7 +8214,7 @@
               <w:spacing w:after="10" w:before="0"/>
               <w:ind w:left="120"/>
             </w:pPr>
-            <w:hyperlink w:history="1" r:id="rIdz5dyaymvm53g3iuqlg4y0">
+            <w:hyperlink w:history="1" r:id="rIdqz0bbh-ggawmagt1pod7g">
               <w:r>
                 <w:rPr>
                   <w:rFonts w:ascii="Arial" w:cs="Arial" w:eastAsia="Arial" w:hAnsi="Arial"/>
@@ -8414,7 +8414,7 @@
             <w:pPr>
               <w:spacing w:after="20" w:before="0"/>
             </w:pPr>
-            <w:hyperlink w:history="1" r:id="rIdgvutdg_lrwnaumnt2qqwg">
+            <w:hyperlink w:history="1" r:id="rIdwzuf1amt0ikffu8_ek6ov">
               <w:r>
                 <w:rPr>
                   <w:rFonts w:ascii="Arial" w:cs="Arial" w:eastAsia="Arial" w:hAnsi="Arial"/>
@@ -8463,7 +8463,7 @@
               <w:spacing w:after="10" w:before="0"/>
               <w:ind w:left="120"/>
             </w:pPr>
-            <w:hyperlink w:history="1" r:id="rIduanl_rwozk2pk73ngd7ym">
+            <w:hyperlink w:history="1" r:id="rIdqi4tn99yo1wyfs1bkfdix">
               <w:r>
                 <w:rPr>
                   <w:rFonts w:ascii="Arial" w:cs="Arial" w:eastAsia="Arial" w:hAnsi="Arial"/>
@@ -8508,7 +8508,7 @@
             <w:pPr>
               <w:spacing w:after="20" w:before="0"/>
             </w:pPr>
-            <w:hyperlink w:history="1" r:id="rId_3suhzn5jzd3-xe1wxaen">
+            <w:hyperlink w:history="1" r:id="rIdlpgsx4np0yf6vo9cnmoiv">
               <w:r>
                 <w:rPr>
                   <w:rFonts w:ascii="Arial" w:cs="Arial" w:eastAsia="Arial" w:hAnsi="Arial"/>
@@ -8541,7 +8541,7 @@
               <w:spacing w:after="10" w:before="0"/>
               <w:ind w:left="120"/>
             </w:pPr>
-            <w:hyperlink w:history="1" r:id="rIdopgwmw7yxgi2f-tk121zb">
+            <w:hyperlink w:history="1" r:id="rIdoz2elwyzxgs5obz6yue1u">
               <w:r>
                 <w:rPr>
                   <w:rFonts w:ascii="Arial" w:cs="Arial" w:eastAsia="Arial" w:hAnsi="Arial"/>
@@ -9066,7 +9066,7 @@
         </w:rPr>
         <w:t xml:space="preserve">© 2026 SeaVuria and ARES. Aligned with KICD objectives. Developed by SeaVuria; technical implementation by ARES (with AI assistance from Claude). Licensed under </w:t>
       </w:r>
-      <w:hyperlink w:history="1" r:id="rIda6v2zh8c8wko0ncgy4pke">
+      <w:hyperlink w:history="1" r:id="rIdd5oc5spz48gch_jmp40nm">
         <w:r>
           <w:rPr>
             <w:rFonts w:ascii="Arial" w:cs="Arial" w:eastAsia="Arial" w:hAnsi="Arial"/>
@@ -9087,7 +9087,7 @@
         </w:rPr>
         <w:t xml:space="preserve"> (</w:t>
       </w:r>
-      <w:hyperlink w:history="1" r:id="rIdkbi7yodlxiptx-xntcy5u">
+      <w:hyperlink w:history="1" r:id="rIdxypgdmwzxvorjdnoeyeie">
         <w:r>
           <w:rPr>
             <w:rFonts w:ascii="Arial" w:cs="Arial" w:eastAsia="Arial" w:hAnsi="Arial"/>
@@ -10144,7 +10144,7 @@
               <w:spacing w:after="10" w:before="0"/>
               <w:ind w:left="120"/>
             </w:pPr>
-            <w:hyperlink w:history="1" r:id="rId8lcys9ecd7yi3on5zsiqe">
+            <w:hyperlink w:history="1" r:id="rIdt8y45gpbtchkspplrtb-k">
               <w:r>
                 <w:rPr>
                   <w:rFonts w:ascii="Arial" w:cs="Arial" w:eastAsia="Arial" w:hAnsi="Arial"/>
@@ -10204,7 +10204,7 @@
             <w:pPr>
               <w:spacing w:after="20" w:before="0"/>
             </w:pPr>
-            <w:hyperlink w:history="1" r:id="rId2koibd74ihf3633tizqur">
+            <w:hyperlink w:history="1" r:id="rIdjiq5eutjcsfvgsszdeois">
               <w:r>
                 <w:rPr>
                   <w:rFonts w:ascii="Arial" w:cs="Arial" w:eastAsia="Arial" w:hAnsi="Arial"/>
@@ -10253,7 +10253,7 @@
               <w:spacing w:after="10" w:before="0"/>
               <w:ind w:left="120"/>
             </w:pPr>
-            <w:hyperlink w:history="1" r:id="rIdb7sclopvd1f3yqosackiz">
+            <w:hyperlink w:history="1" r:id="rIdjm3oyqnmpktazaak2gd24">
               <w:r>
                 <w:rPr>
                   <w:rFonts w:ascii="Arial" w:cs="Arial" w:eastAsia="Arial" w:hAnsi="Arial"/>
@@ -10470,7 +10470,7 @@
               <w:spacing w:after="10" w:before="0"/>
               <w:ind w:left="120"/>
             </w:pPr>
-            <w:hyperlink w:history="1" r:id="rIdguaiea-k4jfuqvguuc9td">
+            <w:hyperlink w:history="1" r:id="rIdpozwttga1mcf7frygecfw">
               <w:r>
                 <w:rPr>
                   <w:rFonts w:ascii="Arial" w:cs="Arial" w:eastAsia="Arial" w:hAnsi="Arial"/>
@@ -10530,7 +10530,7 @@
             <w:pPr>
               <w:spacing w:after="20" w:before="0"/>
             </w:pPr>
-            <w:hyperlink w:history="1" r:id="rIdq5kye_jzei91kbnmrl5b6">
+            <w:hyperlink w:history="1" r:id="rIdxolin2smgbmbd3l6t-818">
               <w:r>
                 <w:rPr>
                   <w:rFonts w:ascii="Arial" w:cs="Arial" w:eastAsia="Arial" w:hAnsi="Arial"/>
@@ -10579,7 +10579,7 @@
               <w:spacing w:after="10" w:before="0"/>
               <w:ind w:left="120"/>
             </w:pPr>
-            <w:hyperlink w:history="1" r:id="rIdisqawaum2h4jzhsp5bdjx">
+            <w:hyperlink w:history="1" r:id="rIdbttahdpj5ymdkobu4equi">
               <w:r>
                 <w:rPr>
                   <w:rFonts w:ascii="Arial" w:cs="Arial" w:eastAsia="Arial" w:hAnsi="Arial"/>
@@ -10796,7 +10796,7 @@
               <w:spacing w:after="10" w:before="0"/>
               <w:ind w:left="120"/>
             </w:pPr>
-            <w:hyperlink w:history="1" r:id="rIdwxi44o_xufg_i4kco5tmo">
+            <w:hyperlink w:history="1" r:id="rIdzov-mdbar5zi2-t-4yltt">
               <w:r>
                 <w:rPr>
                   <w:rFonts w:ascii="Arial" w:cs="Arial" w:eastAsia="Arial" w:hAnsi="Arial"/>
@@ -10856,7 +10856,7 @@
             <w:pPr>
               <w:spacing w:after="20" w:before="0"/>
             </w:pPr>
-            <w:hyperlink w:history="1" r:id="rIdvae6lx7tahaclhp4qt5rt">
+            <w:hyperlink w:history="1" r:id="rIdlr3q44evgjpevfqgrjvku">
               <w:r>
                 <w:rPr>
                   <w:rFonts w:ascii="Arial" w:cs="Arial" w:eastAsia="Arial" w:hAnsi="Arial"/>
@@ -10905,7 +10905,7 @@
               <w:spacing w:after="10" w:before="0"/>
               <w:ind w:left="120"/>
             </w:pPr>
-            <w:hyperlink w:history="1" r:id="rIdhflxom2smeyehtamnyvon">
+            <w:hyperlink w:history="1" r:id="rIdjxaevwk9lhdct4pdovsns">
               <w:r>
                 <w:rPr>
                   <w:rFonts w:ascii="Arial" w:cs="Arial" w:eastAsia="Arial" w:hAnsi="Arial"/>
@@ -11122,7 +11122,7 @@
               <w:spacing w:after="10" w:before="0"/>
               <w:ind w:left="120"/>
             </w:pPr>
-            <w:hyperlink w:history="1" r:id="rIdyzstvmnz_nsdq1ntzfjsm">
+            <w:hyperlink w:history="1" r:id="rIdk9ll-fjf_byr1kp9c82ug">
               <w:r>
                 <w:rPr>
                   <w:rFonts w:ascii="Arial" w:cs="Arial" w:eastAsia="Arial" w:hAnsi="Arial"/>
@@ -11182,7 +11182,7 @@
             <w:pPr>
               <w:spacing w:after="20" w:before="0"/>
             </w:pPr>
-            <w:hyperlink w:history="1" r:id="rId5pqlep8q5fsmaqfqf1wpj">
+            <w:hyperlink w:history="1" r:id="rIdtpzzuhqwnn-i8sqmjdkhy">
               <w:r>
                 <w:rPr>
                   <w:rFonts w:ascii="Arial" w:cs="Arial" w:eastAsia="Arial" w:hAnsi="Arial"/>
@@ -11231,7 +11231,7 @@
               <w:spacing w:after="10" w:before="0"/>
               <w:ind w:left="120"/>
             </w:pPr>
-            <w:hyperlink w:history="1" r:id="rId_unny2be1vsoh5zlevemu">
+            <w:hyperlink w:history="1" r:id="rIdmyuriipnlozqgzqie-j1u">
               <w:r>
                 <w:rPr>
                   <w:rFonts w:ascii="Arial" w:cs="Arial" w:eastAsia="Arial" w:hAnsi="Arial"/>
@@ -11448,7 +11448,7 @@
               <w:spacing w:after="10" w:before="0"/>
               <w:ind w:left="120"/>
             </w:pPr>
-            <w:hyperlink w:history="1" r:id="rIddybqbsrsy8oug7qc-kbe9">
+            <w:hyperlink w:history="1" r:id="rIdjq1upgm1rscq_cfwzs9x3">
               <w:r>
                 <w:rPr>
                   <w:rFonts w:ascii="Arial" w:cs="Arial" w:eastAsia="Arial" w:hAnsi="Arial"/>
@@ -11508,7 +11508,7 @@
             <w:pPr>
               <w:spacing w:after="20" w:before="0"/>
             </w:pPr>
-            <w:hyperlink w:history="1" r:id="rIdejxoepeppqovvdnvccwci">
+            <w:hyperlink w:history="1" r:id="rIdpzsjnhqfqp7vmmx1fdvz1">
               <w:r>
                 <w:rPr>
                   <w:rFonts w:ascii="Arial" w:cs="Arial" w:eastAsia="Arial" w:hAnsi="Arial"/>
@@ -11557,7 +11557,7 @@
               <w:spacing w:after="10" w:before="0"/>
               <w:ind w:left="120"/>
             </w:pPr>
-            <w:hyperlink w:history="1" r:id="rIdcjz0doqgagq-qc7d84xyu">
+            <w:hyperlink w:history="1" r:id="rIdbimq6w8t3sr4njr8t-tuc">
               <w:r>
                 <w:rPr>
                   <w:rFonts w:ascii="Arial" w:cs="Arial" w:eastAsia="Arial" w:hAnsi="Arial"/>
@@ -12202,7 +12202,7 @@
         </w:rPr>
         <w:t xml:space="preserve">© 2026 SeaVuria and ARES. Aligned with KICD objectives. Developed by SeaVuria; technical implementation by ARES (with AI assistance from Claude). Licensed under </w:t>
       </w:r>
-      <w:hyperlink w:history="1" r:id="rIdnet1ql2_xewp0n0brfvom">
+      <w:hyperlink w:history="1" r:id="rId_uji3npfwd7byx3pkp2tr">
         <w:r>
           <w:rPr>
             <w:rFonts w:ascii="Arial" w:cs="Arial" w:eastAsia="Arial" w:hAnsi="Arial"/>
@@ -12223,7 +12223,7 @@
         </w:rPr>
         <w:t xml:space="preserve"> (</w:t>
       </w:r>
-      <w:hyperlink w:history="1" r:id="rIdquwk6flcyulomfheluljs">
+      <w:hyperlink w:history="1" r:id="rIdd7r_br_kmv8k8zd4rdopi">
         <w:r>
           <w:rPr>
             <w:rFonts w:ascii="Arial" w:cs="Arial" w:eastAsia="Arial" w:hAnsi="Arial"/>
@@ -13280,7 +13280,7 @@
               <w:spacing w:after="10" w:before="0"/>
               <w:ind w:left="120"/>
             </w:pPr>
-            <w:hyperlink w:history="1" r:id="rIdmjoyfguomh8abmjcyy53y">
+            <w:hyperlink w:history="1" r:id="rIdmmre1grqbwdkhqtzeks_p">
               <w:r>
                 <w:rPr>
                   <w:rFonts w:ascii="Arial" w:cs="Arial" w:eastAsia="Arial" w:hAnsi="Arial"/>
@@ -13340,7 +13340,7 @@
             <w:pPr>
               <w:spacing w:after="20" w:before="0"/>
             </w:pPr>
-            <w:hyperlink w:history="1" r:id="rIdjedl7qt3dgyinyahfg7tp">
+            <w:hyperlink w:history="1" r:id="rIdv2jcndquuhoo7zprdn-8o">
               <w:r>
                 <w:rPr>
                   <w:rFonts w:ascii="Arial" w:cs="Arial" w:eastAsia="Arial" w:hAnsi="Arial"/>
@@ -13389,7 +13389,7 @@
               <w:spacing w:after="10" w:before="0"/>
               <w:ind w:left="120"/>
             </w:pPr>
-            <w:hyperlink w:history="1" r:id="rIdennavzmqqomoxiax7yfsk">
+            <w:hyperlink w:history="1" r:id="rId2w5ltvrskubfak5-qdqfq">
               <w:r>
                 <w:rPr>
                   <w:rFonts w:ascii="Arial" w:cs="Arial" w:eastAsia="Arial" w:hAnsi="Arial"/>
@@ -13606,7 +13606,7 @@
               <w:spacing w:after="10" w:before="0"/>
               <w:ind w:left="120"/>
             </w:pPr>
-            <w:hyperlink w:history="1" r:id="rIdsunme85nkvdhd3vzcqxr-">
+            <w:hyperlink w:history="1" r:id="rId6wj89yuj4vklznmljaafh">
               <w:r>
                 <w:rPr>
                   <w:rFonts w:ascii="Arial" w:cs="Arial" w:eastAsia="Arial" w:hAnsi="Arial"/>
@@ -13666,7 +13666,7 @@
             <w:pPr>
               <w:spacing w:after="20" w:before="0"/>
             </w:pPr>
-            <w:hyperlink w:history="1" r:id="rId8dhlkfm6dmheksgoqwjem">
+            <w:hyperlink w:history="1" r:id="rId8p92ruwoveqhecaanajwz">
               <w:r>
                 <w:rPr>
                   <w:rFonts w:ascii="Arial" w:cs="Arial" w:eastAsia="Arial" w:hAnsi="Arial"/>
@@ -13715,7 +13715,7 @@
               <w:spacing w:after="10" w:before="0"/>
               <w:ind w:left="120"/>
             </w:pPr>
-            <w:hyperlink w:history="1" r:id="rIdntfeajgfpza43zdtzilba">
+            <w:hyperlink w:history="1" r:id="rIdett5m6btjnwvro0yonqxn">
               <w:r>
                 <w:rPr>
                   <w:rFonts w:ascii="Arial" w:cs="Arial" w:eastAsia="Arial" w:hAnsi="Arial"/>
@@ -13932,7 +13932,7 @@
               <w:spacing w:after="10" w:before="0"/>
               <w:ind w:left="120"/>
             </w:pPr>
-            <w:hyperlink w:history="1" r:id="rIdeenbuy894orbmwj5zizum">
+            <w:hyperlink w:history="1" r:id="rIdefno78fyzneb_u1pnpcmc">
               <w:r>
                 <w:rPr>
                   <w:rFonts w:ascii="Arial" w:cs="Arial" w:eastAsia="Arial" w:hAnsi="Arial"/>
@@ -13992,7 +13992,7 @@
             <w:pPr>
               <w:spacing w:after="20" w:before="0"/>
             </w:pPr>
-            <w:hyperlink w:history="1" r:id="rIds_zrnfftoiwyhkv2zczge">
+            <w:hyperlink w:history="1" r:id="rIdnbicl00dcgig6hp_r3yfe">
               <w:r>
                 <w:rPr>
                   <w:rFonts w:ascii="Arial" w:cs="Arial" w:eastAsia="Arial" w:hAnsi="Arial"/>
@@ -14041,7 +14041,7 @@
               <w:spacing w:after="10" w:before="0"/>
               <w:ind w:left="120"/>
             </w:pPr>
-            <w:hyperlink w:history="1" r:id="rIdlmgssejgcuhon_26h37dz">
+            <w:hyperlink w:history="1" r:id="rId-8klmklnfoamyyx3ehczs">
               <w:r>
                 <w:rPr>
                   <w:rFonts w:ascii="Arial" w:cs="Arial" w:eastAsia="Arial" w:hAnsi="Arial"/>
@@ -14258,7 +14258,7 @@
               <w:spacing w:after="10" w:before="0"/>
               <w:ind w:left="120"/>
             </w:pPr>
-            <w:hyperlink w:history="1" r:id="rIda3bbjkqq2jvloyrhowtjn">
+            <w:hyperlink w:history="1" r:id="rIdfhovy6nicfufkmcsek-kz">
               <w:r>
                 <w:rPr>
                   <w:rFonts w:ascii="Arial" w:cs="Arial" w:eastAsia="Arial" w:hAnsi="Arial"/>
@@ -14318,7 +14318,7 @@
             <w:pPr>
               <w:spacing w:after="20" w:before="0"/>
             </w:pPr>
-            <w:hyperlink w:history="1" r:id="rIdw4sr2q41omfigk_m-msqc">
+            <w:hyperlink w:history="1" r:id="rIdo2howuiwnyqopfisi6geo">
               <w:r>
                 <w:rPr>
                   <w:rFonts w:ascii="Arial" w:cs="Arial" w:eastAsia="Arial" w:hAnsi="Arial"/>
@@ -14367,7 +14367,7 @@
               <w:spacing w:after="10" w:before="0"/>
               <w:ind w:left="120"/>
             </w:pPr>
-            <w:hyperlink w:history="1" r:id="rIdqqe-psfmdi2ykxilevm1m">
+            <w:hyperlink w:history="1" r:id="rIdu6dii3wv7xiwmcfctb9ai">
               <w:r>
                 <w:rPr>
                   <w:rFonts w:ascii="Arial" w:cs="Arial" w:eastAsia="Arial" w:hAnsi="Arial"/>
@@ -14584,7 +14584,7 @@
               <w:spacing w:after="10" w:before="0"/>
               <w:ind w:left="120"/>
             </w:pPr>
-            <w:hyperlink w:history="1" r:id="rIdxdvtqfjl8mfshwd18uve0">
+            <w:hyperlink w:history="1" r:id="rIds3tbuir6mbmnq-rrfauvf">
               <w:r>
                 <w:rPr>
                   <w:rFonts w:ascii="Arial" w:cs="Arial" w:eastAsia="Arial" w:hAnsi="Arial"/>
@@ -14644,7 +14644,7 @@
             <w:pPr>
               <w:spacing w:after="20" w:before="0"/>
             </w:pPr>
-            <w:hyperlink w:history="1" r:id="rIdn8auf91l9ujp11o2ys4nk">
+            <w:hyperlink w:history="1" r:id="rIdjubhdxkub0da4bw_dqh06">
               <w:r>
                 <w:rPr>
                   <w:rFonts w:ascii="Arial" w:cs="Arial" w:eastAsia="Arial" w:hAnsi="Arial"/>
@@ -14693,7 +14693,7 @@
               <w:spacing w:after="10" w:before="0"/>
               <w:ind w:left="120"/>
             </w:pPr>
-            <w:hyperlink w:history="1" r:id="rIdau7nnqdfnaoyaxjxq5a5e">
+            <w:hyperlink w:history="1" r:id="rIdxuovii2i6bh5caoeu9uvm">
               <w:r>
                 <w:rPr>
                   <w:rFonts w:ascii="Arial" w:cs="Arial" w:eastAsia="Arial" w:hAnsi="Arial"/>
@@ -15218,7 +15218,7 @@
         </w:rPr>
         <w:t xml:space="preserve">© 2026 SeaVuria and ARES. Aligned with KICD objectives. Developed by SeaVuria; technical implementation by ARES (with AI assistance from Claude). Licensed under </w:t>
       </w:r>
-      <w:hyperlink w:history="1" r:id="rIdlvpea2sqxt3nmldcw3pgh">
+      <w:hyperlink w:history="1" r:id="rIdggynmts7apzul3fjgagac">
         <w:r>
           <w:rPr>
             <w:rFonts w:ascii="Arial" w:cs="Arial" w:eastAsia="Arial" w:hAnsi="Arial"/>
@@ -15239,7 +15239,7 @@
         </w:rPr>
         <w:t xml:space="preserve"> (</w:t>
       </w:r>
-      <w:hyperlink w:history="1" r:id="rIdj-ug6wfhiwqqannhvmr0p">
+      <w:hyperlink w:history="1" r:id="rIdkbiap0w8dbbl66wh5e_ci">
         <w:r>
           <w:rPr>
             <w:rFonts w:ascii="Arial" w:cs="Arial" w:eastAsia="Arial" w:hAnsi="Arial"/>
@@ -16296,7 +16296,7 @@
               <w:spacing w:after="10" w:before="0"/>
               <w:ind w:left="120"/>
             </w:pPr>
-            <w:hyperlink w:history="1" r:id="rIdbudwxk1dshtgjuvkc3n45">
+            <w:hyperlink w:history="1" r:id="rIdsx-_9dpqlcvogwevwgsgm">
               <w:r>
                 <w:rPr>
                   <w:rFonts w:ascii="Arial" w:cs="Arial" w:eastAsia="Arial" w:hAnsi="Arial"/>
@@ -16373,7 +16373,7 @@
               <w:spacing w:after="10" w:before="0"/>
               <w:ind w:left="120"/>
             </w:pPr>
-            <w:hyperlink w:history="1" r:id="rIdgprobcemvhxedu1o8ao0d">
+            <w:hyperlink w:history="1" r:id="rIdftgnaosfxjumrp3q2cnnl">
               <w:r>
                 <w:rPr>
                   <w:rFonts w:ascii="Arial" w:cs="Arial" w:eastAsia="Arial" w:hAnsi="Arial"/>
@@ -16605,7 +16605,7 @@
               <w:spacing w:after="10" w:before="0"/>
               <w:ind w:left="120"/>
             </w:pPr>
-            <w:hyperlink w:history="1" r:id="rId6j4ogxfeqpsp1enfdnrau">
+            <w:hyperlink w:history="1" r:id="rIdoftny4bqcjtat8u_vhssj">
               <w:r>
                 <w:rPr>
                   <w:rFonts w:ascii="Arial" w:cs="Arial" w:eastAsia="Arial" w:hAnsi="Arial"/>
@@ -16682,7 +16682,7 @@
               <w:spacing w:after="10" w:before="0"/>
               <w:ind w:left="120"/>
             </w:pPr>
-            <w:hyperlink w:history="1" r:id="rIdkxals96sxfafjmgqag6yz">
+            <w:hyperlink w:history="1" r:id="rIdwupndvrth7acrncsq92zk">
               <w:r>
                 <w:rPr>
                   <w:rFonts w:ascii="Arial" w:cs="Arial" w:eastAsia="Arial" w:hAnsi="Arial"/>
@@ -16914,7 +16914,7 @@
               <w:spacing w:after="10" w:before="0"/>
               <w:ind w:left="120"/>
             </w:pPr>
-            <w:hyperlink w:history="1" r:id="rId8o-f8ox3durr4equgin7d">
+            <w:hyperlink w:history="1" r:id="rId2zik-mfswql2y8mgrrnhq">
               <w:r>
                 <w:rPr>
                   <w:rFonts w:ascii="Arial" w:cs="Arial" w:eastAsia="Arial" w:hAnsi="Arial"/>
@@ -16991,7 +16991,7 @@
               <w:spacing w:after="10" w:before="0"/>
               <w:ind w:left="120"/>
             </w:pPr>
-            <w:hyperlink w:history="1" r:id="rIddy6glv8pvz4cfusshwtqt">
+            <w:hyperlink w:history="1" r:id="rIdczb1afkxdp96e6ijfswsn">
               <w:r>
                 <w:rPr>
                   <w:rFonts w:ascii="Arial" w:cs="Arial" w:eastAsia="Arial" w:hAnsi="Arial"/>
@@ -17223,7 +17223,7 @@
               <w:spacing w:after="10" w:before="0"/>
               <w:ind w:left="120"/>
             </w:pPr>
-            <w:hyperlink w:history="1" r:id="rIdaqm1zwptnjnhjbhyz_cbk">
+            <w:hyperlink w:history="1" r:id="rIdxwqcnoocmdkl5kqbq-y37">
               <w:r>
                 <w:rPr>
                   <w:rFonts w:ascii="Arial" w:cs="Arial" w:eastAsia="Arial" w:hAnsi="Arial"/>
@@ -17300,7 +17300,7 @@
               <w:spacing w:after="10" w:before="0"/>
               <w:ind w:left="120"/>
             </w:pPr>
-            <w:hyperlink w:history="1" r:id="rIddn4mnvjrdsktotsmjxtw5">
+            <w:hyperlink w:history="1" r:id="rIdiqstr2k7u_lkkwge1djsx">
               <w:r>
                 <w:rPr>
                   <w:rFonts w:ascii="Arial" w:cs="Arial" w:eastAsia="Arial" w:hAnsi="Arial"/>
@@ -17532,7 +17532,7 @@
               <w:spacing w:after="10" w:before="0"/>
               <w:ind w:left="120"/>
             </w:pPr>
-            <w:hyperlink w:history="1" r:id="rId9x5v1fyhloxavxgqog9ln">
+            <w:hyperlink w:history="1" r:id="rId3nples9v9mab6vthsny3l">
               <w:r>
                 <w:rPr>
                   <w:rFonts w:ascii="Arial" w:cs="Arial" w:eastAsia="Arial" w:hAnsi="Arial"/>
@@ -17609,7 +17609,7 @@
               <w:spacing w:after="10" w:before="0"/>
               <w:ind w:left="120"/>
             </w:pPr>
-            <w:hyperlink w:history="1" r:id="rIdgqjkwzlmx1dl1rkie74aq">
+            <w:hyperlink w:history="1" r:id="rIdbjnavl6nhqyag0c3cf7cs">
               <w:r>
                 <w:rPr>
                   <w:rFonts w:ascii="Arial" w:cs="Arial" w:eastAsia="Arial" w:hAnsi="Arial"/>
@@ -18149,7 +18149,7 @@
         </w:rPr>
         <w:t xml:space="preserve">© 2026 SeaVuria and ARES. Aligned with KICD objectives. Developed by SeaVuria; technical implementation by ARES (with AI assistance from Claude). Licensed under </w:t>
       </w:r>
-      <w:hyperlink w:history="1" r:id="rIddjzx3wb9s4w5_htdczyzh">
+      <w:hyperlink w:history="1" r:id="rId6nmw6wm7zu8m-lwvj_c6o">
         <w:r>
           <w:rPr>
             <w:rFonts w:ascii="Arial" w:cs="Arial" w:eastAsia="Arial" w:hAnsi="Arial"/>
@@ -18170,7 +18170,7 @@
         </w:rPr>
         <w:t xml:space="preserve"> (</w:t>
       </w:r>
-      <w:hyperlink w:history="1" r:id="rIddqdpso8q3sgswxaxlsgt7">
+      <w:hyperlink w:history="1" r:id="rIdvflzoaa4vy2sy_lhqldod">
         <w:r>
           <w:rPr>
             <w:rFonts w:ascii="Arial" w:cs="Arial" w:eastAsia="Arial" w:hAnsi="Arial"/>
@@ -19210,7 +19210,7 @@
             <w:pPr>
               <w:spacing w:after="20" w:before="0"/>
             </w:pPr>
-            <w:hyperlink w:history="1" r:id="rIdbe8bwa2qtupu___hidsxj">
+            <w:hyperlink w:history="1" r:id="rId_ijf6qaugsecbzxxrjmrd">
               <w:r>
                 <w:rPr>
                   <w:rFonts w:ascii="Arial" w:cs="Arial" w:eastAsia="Arial" w:hAnsi="Arial"/>
@@ -19259,7 +19259,7 @@
               <w:spacing w:after="10" w:before="0"/>
               <w:ind w:left="120"/>
             </w:pPr>
-            <w:hyperlink w:history="1" r:id="rIdbawmstojngjp6e8zf85ei">
+            <w:hyperlink w:history="1" r:id="rId8wzawjnb_mrn75ue47yaj">
               <w:r>
                 <w:rPr>
                   <w:rFonts w:ascii="Arial" w:cs="Arial" w:eastAsia="Arial" w:hAnsi="Arial"/>
@@ -19304,7 +19304,7 @@
             <w:pPr>
               <w:spacing w:after="20" w:before="0"/>
             </w:pPr>
-            <w:hyperlink w:history="1" r:id="rIdi0wbrkka_lek-5vz-qllh">
+            <w:hyperlink w:history="1" r:id="rId0scnmt2bbsoz2ags4kla9">
               <w:r>
                 <w:rPr>
                   <w:rFonts w:ascii="Arial" w:cs="Arial" w:eastAsia="Arial" w:hAnsi="Arial"/>
@@ -19353,7 +19353,7 @@
               <w:spacing w:after="10" w:before="0"/>
               <w:ind w:left="120"/>
             </w:pPr>
-            <w:hyperlink w:history="1" r:id="rIdsiqlk7snprlri1jbd978l">
+            <w:hyperlink w:history="1" r:id="rId7x_v14gtxecqavcb8g2en">
               <w:r>
                 <w:rPr>
                   <w:rFonts w:ascii="Arial" w:cs="Arial" w:eastAsia="Arial" w:hAnsi="Arial"/>
@@ -19553,7 +19553,7 @@
             <w:pPr>
               <w:spacing w:after="20" w:before="0"/>
             </w:pPr>
-            <w:hyperlink w:history="1" r:id="rIdecq2nymof7zwaio4cvpyl">
+            <w:hyperlink w:history="1" r:id="rId1rpjib-63xqv0dxf4yddd">
               <w:r>
                 <w:rPr>
                   <w:rFonts w:ascii="Arial" w:cs="Arial" w:eastAsia="Arial" w:hAnsi="Arial"/>
@@ -19602,7 +19602,7 @@
               <w:spacing w:after="10" w:before="0"/>
               <w:ind w:left="120"/>
             </w:pPr>
-            <w:hyperlink w:history="1" r:id="rIdq8op9hhycs2zcmun2azlk">
+            <w:hyperlink w:history="1" r:id="rIdn5ewsw3x_q_mdv19rci2r">
               <w:r>
                 <w:rPr>
                   <w:rFonts w:ascii="Arial" w:cs="Arial" w:eastAsia="Arial" w:hAnsi="Arial"/>
@@ -19647,7 +19647,7 @@
             <w:pPr>
               <w:spacing w:after="20" w:before="0"/>
             </w:pPr>
-            <w:hyperlink w:history="1" r:id="rId9mqa-if0hck7_euzj6ulw">
+            <w:hyperlink w:history="1" r:id="rIdbufwqkenpw5kgd-5rtobc">
               <w:r>
                 <w:rPr>
                   <w:rFonts w:ascii="Arial" w:cs="Arial" w:eastAsia="Arial" w:hAnsi="Arial"/>
@@ -19696,7 +19696,7 @@
               <w:spacing w:after="10" w:before="0"/>
               <w:ind w:left="120"/>
             </w:pPr>
-            <w:hyperlink w:history="1" r:id="rIdnwhogodxl_msua8s8ffv5">
+            <w:hyperlink w:history="1" r:id="rIdogpei273ckrwt-iatbtiu">
               <w:r>
                 <w:rPr>
                   <w:rFonts w:ascii="Arial" w:cs="Arial" w:eastAsia="Arial" w:hAnsi="Arial"/>
@@ -19896,7 +19896,7 @@
             <w:pPr>
               <w:spacing w:after="20" w:before="0"/>
             </w:pPr>
-            <w:hyperlink w:history="1" r:id="rId2kmc7nljzpy5czb-ivoqs">
+            <w:hyperlink w:history="1" r:id="rIdhjrefx4hrtpdpjwwsb1ss">
               <w:r>
                 <w:rPr>
                   <w:rFonts w:ascii="Arial" w:cs="Arial" w:eastAsia="Arial" w:hAnsi="Arial"/>
@@ -19945,7 +19945,7 @@
               <w:spacing w:after="10" w:before="0"/>
               <w:ind w:left="120"/>
             </w:pPr>
-            <w:hyperlink w:history="1" r:id="rIddokhpb39rha_jjzetxihb">
+            <w:hyperlink w:history="1" r:id="rIdka4vtsdrfzg-xy9vqn330">
               <w:r>
                 <w:rPr>
                   <w:rFonts w:ascii="Arial" w:cs="Arial" w:eastAsia="Arial" w:hAnsi="Arial"/>
@@ -19990,7 +19990,7 @@
             <w:pPr>
               <w:spacing w:after="20" w:before="0"/>
             </w:pPr>
-            <w:hyperlink w:history="1" r:id="rIdqlljallxuqmjgdezrpqeb">
+            <w:hyperlink w:history="1" r:id="rId4rb2gd_lgqmhn1stbjmik">
               <w:r>
                 <w:rPr>
                   <w:rFonts w:ascii="Arial" w:cs="Arial" w:eastAsia="Arial" w:hAnsi="Arial"/>
@@ -20039,7 +20039,7 @@
               <w:spacing w:after="10" w:before="0"/>
               <w:ind w:left="120"/>
             </w:pPr>
-            <w:hyperlink w:history="1" r:id="rId28rzcbofwjhbov-shareq">
+            <w:hyperlink w:history="1" r:id="rIduwfjzlzg4nh_qzwgpmu-b">
               <w:r>
                 <w:rPr>
                   <w:rFonts w:ascii="Arial" w:cs="Arial" w:eastAsia="Arial" w:hAnsi="Arial"/>
@@ -20239,7 +20239,7 @@
             <w:pPr>
               <w:spacing w:after="20" w:before="0"/>
             </w:pPr>
-            <w:hyperlink w:history="1" r:id="rIdkaglp1ev8sjedklxgm6us">
+            <w:hyperlink w:history="1" r:id="rIdjde9qggqydf2k7rbt_co5">
               <w:r>
                 <w:rPr>
                   <w:rFonts w:ascii="Arial" w:cs="Arial" w:eastAsia="Arial" w:hAnsi="Arial"/>
@@ -20288,7 +20288,7 @@
               <w:spacing w:after="10" w:before="0"/>
               <w:ind w:left="120"/>
             </w:pPr>
-            <w:hyperlink w:history="1" r:id="rIdw4he-qld5hav8jrwswfgm">
+            <w:hyperlink w:history="1" r:id="rIddur5evhqf3xpieypn6st3">
               <w:r>
                 <w:rPr>
                   <w:rFonts w:ascii="Arial" w:cs="Arial" w:eastAsia="Arial" w:hAnsi="Arial"/>
@@ -20333,7 +20333,7 @@
             <w:pPr>
               <w:spacing w:after="20" w:before="0"/>
             </w:pPr>
-            <w:hyperlink w:history="1" r:id="rIdfczsc-oy-5a2jcx88xsmp">
+            <w:hyperlink w:history="1" r:id="rId98afgc3jpvuhecnntqa7p">
               <w:r>
                 <w:rPr>
                   <w:rFonts w:ascii="Arial" w:cs="Arial" w:eastAsia="Arial" w:hAnsi="Arial"/>
@@ -20382,7 +20382,7 @@
               <w:spacing w:after="10" w:before="0"/>
               <w:ind w:left="120"/>
             </w:pPr>
-            <w:hyperlink w:history="1" r:id="rIdrgi4qka0mvtnbbs-dfarm">
+            <w:hyperlink w:history="1" r:id="rIdtgjvugj8l_8gcrf56jc28">
               <w:r>
                 <w:rPr>
                   <w:rFonts w:ascii="Arial" w:cs="Arial" w:eastAsia="Arial" w:hAnsi="Arial"/>
@@ -20582,7 +20582,7 @@
             <w:pPr>
               <w:spacing w:after="20" w:before="0"/>
             </w:pPr>
-            <w:hyperlink w:history="1" r:id="rIdivy-lkk_aj_0qjlofuunn">
+            <w:hyperlink w:history="1" r:id="rIdsjipcyb2r1pfzlymemlg4">
               <w:r>
                 <w:rPr>
                   <w:rFonts w:ascii="Arial" w:cs="Arial" w:eastAsia="Arial" w:hAnsi="Arial"/>
@@ -20631,7 +20631,7 @@
               <w:spacing w:after="10" w:before="0"/>
               <w:ind w:left="120"/>
             </w:pPr>
-            <w:hyperlink w:history="1" r:id="rIdhqpniwyth04pbdjm1mkat">
+            <w:hyperlink w:history="1" r:id="rIdoe3_bht1f-ue0qiqdmfg2">
               <w:r>
                 <w:rPr>
                   <w:rFonts w:ascii="Arial" w:cs="Arial" w:eastAsia="Arial" w:hAnsi="Arial"/>
@@ -20676,7 +20676,7 @@
             <w:pPr>
               <w:spacing w:after="20" w:before="0"/>
             </w:pPr>
-            <w:hyperlink w:history="1" r:id="rIdiodt689u_-30tsbeqbfrx">
+            <w:hyperlink w:history="1" r:id="rIdlhhvy0gwrd98xnlcb0gf-">
               <w:r>
                 <w:rPr>
                   <w:rFonts w:ascii="Arial" w:cs="Arial" w:eastAsia="Arial" w:hAnsi="Arial"/>
@@ -20725,7 +20725,7 @@
               <w:spacing w:after="10" w:before="0"/>
               <w:ind w:left="120"/>
             </w:pPr>
-            <w:hyperlink w:history="1" r:id="rIdhmxsbxvzu2smaesafx0ke">
+            <w:hyperlink w:history="1" r:id="rIdxn3ukrbgkdzduivckgop7">
               <w:r>
                 <w:rPr>
                   <w:rFonts w:ascii="Arial" w:cs="Arial" w:eastAsia="Arial" w:hAnsi="Arial"/>
@@ -21490,7 +21490,7 @@
         </w:rPr>
         <w:t xml:space="preserve">© 2026 SeaVuria and ARES. Aligned with KICD objectives. Developed by SeaVuria; technical implementation by ARES (with AI assistance from Claude). Licensed under </w:t>
       </w:r>
-      <w:hyperlink w:history="1" r:id="rIdp5crq-gylqkl5uaojxm4m">
+      <w:hyperlink w:history="1" r:id="rId9zeh-iettttadfwg7n0ik">
         <w:r>
           <w:rPr>
             <w:rFonts w:ascii="Arial" w:cs="Arial" w:eastAsia="Arial" w:hAnsi="Arial"/>
@@ -21511,7 +21511,7 @@
         </w:rPr>
         <w:t xml:space="preserve"> (</w:t>
       </w:r>
-      <w:hyperlink w:history="1" r:id="rIdm69mgcucczpomf0ubtqos">
+      <w:hyperlink w:history="1" r:id="rIds4km3dzmibiarfdwzqinx">
         <w:r>
           <w:rPr>
             <w:rFonts w:ascii="Arial" w:cs="Arial" w:eastAsia="Arial" w:hAnsi="Arial"/>
